--- a/data/outputs/v2/Grade11/Biology/Lesson_Plans/SS3.3_Excretion_and_Homeostasis_in_Animals/Biology_Excretion_and_Homeostasis_in_Animals_CBE_LessonSequence.docx
+++ b/data/outputs/v2/Grade11/Biology/Lesson_Plans/SS3.3_Excretion_and_Homeostasis_in_Animals/Biology_Excretion_and_Homeostasis_in_Animals_CBE_LessonSequence.docx
@@ -2132,7 +2132,7 @@
         </w:rPr>
         <w:t xml:space="preserve">© 2026 SeaVuria and ARES. This work is licensed under a </w:t>
       </w:r>
-      <w:hyperlink w:history="1" r:id="rIdfzbxw6zswfxe_uy5aabsz">
+      <w:hyperlink w:history="1" r:id="rIdqtatqpt4fcumick9apy3u">
         <w:r>
           <w:rPr>
             <w:rFonts w:ascii="Arial" w:cs="Arial" w:eastAsia="Arial" w:hAnsi="Arial"/>
@@ -2152,7 +2152,7 @@
         </w:rPr>
         <w:t xml:space="preserve"> (</w:t>
       </w:r>
-      <w:hyperlink w:history="1" r:id="rIdp-6od7jia71c3_wjfz1kx">
+      <w:hyperlink w:history="1" r:id="rIdkdbiqka6gmz-r0ue4m09p">
         <w:r>
           <w:rPr>
             <w:rFonts w:ascii="Arial" w:cs="Arial" w:eastAsia="Arial" w:hAnsi="Arial"/>
@@ -2172,7 +2172,7 @@
         </w:rPr>
         <w:t xml:space="preserve">). To view a copy of this license, visit </w:t>
       </w:r>
-      <w:hyperlink w:history="1" r:id="rIdbiyoqwecvmtecpd06xmzc">
+      <w:hyperlink w:history="1" r:id="rIds3mu9eek9c6igcxcr-iup">
         <w:r>
           <w:rPr>
             <w:rFonts w:ascii="Arial" w:cs="Arial" w:eastAsia="Arial" w:hAnsi="Arial"/>
@@ -3201,7 +3201,7 @@
               <w:spacing w:after="10" w:before="0"/>
               <w:ind w:left="120"/>
             </w:pPr>
-            <w:hyperlink w:history="1" r:id="rIdgmox11fa0xrfip1u645b1">
+            <w:hyperlink w:history="1" r:id="rIdxji3vrokgnom00xzu_rme">
               <w:r>
                 <w:rPr>
                   <w:rFonts w:ascii="Arial" w:cs="Arial" w:eastAsia="Arial" w:hAnsi="Arial"/>
@@ -3278,7 +3278,7 @@
               <w:spacing w:after="10" w:before="0"/>
               <w:ind w:left="120"/>
             </w:pPr>
-            <w:hyperlink w:history="1" r:id="rIdua9ap5hn6csdslg5llxun">
+            <w:hyperlink w:history="1" r:id="rIdorv5vn1tw9r7mpi2r0ynh">
               <w:r>
                 <w:rPr>
                   <w:rFonts w:ascii="Arial" w:cs="Arial" w:eastAsia="Arial" w:hAnsi="Arial"/>
@@ -3505,7 +3505,7 @@
               <w:spacing w:after="10" w:before="0"/>
               <w:ind w:left="120"/>
             </w:pPr>
-            <w:hyperlink w:history="1" r:id="rIdehp6peeh_kndkbbbftfo7">
+            <w:hyperlink w:history="1" r:id="rIda7uv05-ekrimfpumwsadw">
               <w:r>
                 <w:rPr>
                   <w:rFonts w:ascii="Arial" w:cs="Arial" w:eastAsia="Arial" w:hAnsi="Arial"/>
@@ -3582,7 +3582,7 @@
               <w:spacing w:after="10" w:before="0"/>
               <w:ind w:left="120"/>
             </w:pPr>
-            <w:hyperlink w:history="1" r:id="rIdnqxx4d922nggcg9brettz">
+            <w:hyperlink w:history="1" r:id="rId7jx0ob32xubwopllhaztf">
               <w:r>
                 <w:rPr>
                   <w:rFonts w:ascii="Arial" w:cs="Arial" w:eastAsia="Arial" w:hAnsi="Arial"/>
@@ -3809,7 +3809,7 @@
               <w:spacing w:after="10" w:before="0"/>
               <w:ind w:left="120"/>
             </w:pPr>
-            <w:hyperlink w:history="1" r:id="rIdppafq1-3r2zlmm_v4p0vj">
+            <w:hyperlink w:history="1" r:id="rIdhh_zdt7hmkg5-nj4azqko">
               <w:r>
                 <w:rPr>
                   <w:rFonts w:ascii="Arial" w:cs="Arial" w:eastAsia="Arial" w:hAnsi="Arial"/>
@@ -3886,7 +3886,7 @@
               <w:spacing w:after="10" w:before="0"/>
               <w:ind w:left="120"/>
             </w:pPr>
-            <w:hyperlink w:history="1" r:id="rIdjw6pyox4ipp3u18jh7jf1">
+            <w:hyperlink w:history="1" r:id="rIdethdnysdmzfarzdb2abss">
               <w:r>
                 <w:rPr>
                   <w:rFonts w:ascii="Arial" w:cs="Arial" w:eastAsia="Arial" w:hAnsi="Arial"/>
@@ -4113,7 +4113,7 @@
               <w:spacing w:after="10" w:before="0"/>
               <w:ind w:left="120"/>
             </w:pPr>
-            <w:hyperlink w:history="1" r:id="rIduew5u--o-fvy8fb1xgkey">
+            <w:hyperlink w:history="1" r:id="rIdfpque4i41k19cijugyu-9">
               <w:r>
                 <w:rPr>
                   <w:rFonts w:ascii="Arial" w:cs="Arial" w:eastAsia="Arial" w:hAnsi="Arial"/>
@@ -4190,7 +4190,7 @@
               <w:spacing w:after="10" w:before="0"/>
               <w:ind w:left="120"/>
             </w:pPr>
-            <w:hyperlink w:history="1" r:id="rId9vmmxysmekrcfnpkx_bxq">
+            <w:hyperlink w:history="1" r:id="rIdiaeamumv13k6yyiv3zmd9">
               <w:r>
                 <w:rPr>
                   <w:rFonts w:ascii="Arial" w:cs="Arial" w:eastAsia="Arial" w:hAnsi="Arial"/>
@@ -4417,7 +4417,7 @@
               <w:spacing w:after="10" w:before="0"/>
               <w:ind w:left="120"/>
             </w:pPr>
-            <w:hyperlink w:history="1" r:id="rIdb5efsospidsowwpgerrv_">
+            <w:hyperlink w:history="1" r:id="rIdpdyoeio2ltmp_qctiulru">
               <w:r>
                 <w:rPr>
                   <w:rFonts w:ascii="Arial" w:cs="Arial" w:eastAsia="Arial" w:hAnsi="Arial"/>
@@ -4494,7 +4494,7 @@
               <w:spacing w:after="10" w:before="0"/>
               <w:ind w:left="120"/>
             </w:pPr>
-            <w:hyperlink w:history="1" r:id="rIdhb-v5or98xhtregl-rb1m">
+            <w:hyperlink w:history="1" r:id="rIdd5-jjar5hioawbxzvlcxg">
               <w:r>
                 <w:rPr>
                   <w:rFonts w:ascii="Arial" w:cs="Arial" w:eastAsia="Arial" w:hAnsi="Arial"/>
@@ -5021,7 +5021,7 @@
         </w:rPr>
         <w:t xml:space="preserve">© 2026 SeaVuria and ARES. Aligned with KICD objectives. Developed by SeaVuria; technical implementation by ARES (with AI assistance from Claude). Licensed under </w:t>
       </w:r>
-      <w:hyperlink w:history="1" r:id="rId3_b_gy3krmqggkcwwdbmh">
+      <w:hyperlink w:history="1" r:id="rIdakrr_zvkdqurn8zldmpbb">
         <w:r>
           <w:rPr>
             <w:rFonts w:ascii="Arial" w:cs="Arial" w:eastAsia="Arial" w:hAnsi="Arial"/>
@@ -5042,7 +5042,7 @@
         </w:rPr>
         <w:t xml:space="preserve"> (</w:t>
       </w:r>
-      <w:hyperlink w:history="1" r:id="rIdvtaf_u8wv5c-sbeu1bsdn">
+      <w:hyperlink w:history="1" r:id="rIderlmi89kq2fk-foqqcj8p">
         <w:r>
           <w:rPr>
             <w:rFonts w:ascii="Arial" w:cs="Arial" w:eastAsia="Arial" w:hAnsi="Arial"/>
@@ -6055,7 +6055,7 @@
             <w:pPr>
               <w:spacing w:after="20" w:before="0"/>
             </w:pPr>
-            <w:hyperlink w:history="1" r:id="rIdroawhxtf0vvlbtujty7-1">
+            <w:hyperlink w:history="1" r:id="rIdcnzwhvycmadudsywdwkoi">
               <w:r>
                 <w:rPr>
                   <w:rFonts w:ascii="Arial" w:cs="Arial" w:eastAsia="Arial" w:hAnsi="Arial"/>
@@ -6088,7 +6088,7 @@
               <w:spacing w:after="10" w:before="0"/>
               <w:ind w:left="120"/>
             </w:pPr>
-            <w:hyperlink w:history="1" r:id="rIdhvuymi-fs7sy4hemtso4n">
+            <w:hyperlink w:history="1" r:id="rIdbrckumvmp0rh2lxmsqfcq">
               <w:r>
                 <w:rPr>
                   <w:rFonts w:ascii="Arial" w:cs="Arial" w:eastAsia="Arial" w:hAnsi="Arial"/>
@@ -6133,7 +6133,7 @@
             <w:pPr>
               <w:spacing w:after="20" w:before="0"/>
             </w:pPr>
-            <w:hyperlink w:history="1" r:id="rIdeqljxoxxeca5zkshgdlpx">
+            <w:hyperlink w:history="1" r:id="rId1bk8i_2v1grwema7do6b2">
               <w:r>
                 <w:rPr>
                   <w:rFonts w:ascii="Arial" w:cs="Arial" w:eastAsia="Arial" w:hAnsi="Arial"/>
@@ -6166,7 +6166,7 @@
               <w:spacing w:after="10" w:before="0"/>
               <w:ind w:left="120"/>
             </w:pPr>
-            <w:hyperlink w:history="1" r:id="rIdkf72npcn4r-a30lxfglvv">
+            <w:hyperlink w:history="1" r:id="rIdhsyz9vl7pstwt8thb7inm">
               <w:r>
                 <w:rPr>
                   <w:rFonts w:ascii="Arial" w:cs="Arial" w:eastAsia="Arial" w:hAnsi="Arial"/>
@@ -6361,7 +6361,7 @@
             <w:pPr>
               <w:spacing w:after="20" w:before="0"/>
             </w:pPr>
-            <w:hyperlink w:history="1" r:id="rIdxvvt_isve_u8ikvogif9c">
+            <w:hyperlink w:history="1" r:id="rId4tpadgakref-qes7l7ems">
               <w:r>
                 <w:rPr>
                   <w:rFonts w:ascii="Arial" w:cs="Arial" w:eastAsia="Arial" w:hAnsi="Arial"/>
@@ -6394,7 +6394,7 @@
               <w:spacing w:after="10" w:before="0"/>
               <w:ind w:left="120"/>
             </w:pPr>
-            <w:hyperlink w:history="1" r:id="rIdmtcecevs2dfzdypk6fm2o">
+            <w:hyperlink w:history="1" r:id="rIddq0mpt75jiwc5m8ai4yjs">
               <w:r>
                 <w:rPr>
                   <w:rFonts w:ascii="Arial" w:cs="Arial" w:eastAsia="Arial" w:hAnsi="Arial"/>
@@ -6439,7 +6439,7 @@
             <w:pPr>
               <w:spacing w:after="20" w:before="0"/>
             </w:pPr>
-            <w:hyperlink w:history="1" r:id="rIdedtwqj2vxuhwzoloic0th">
+            <w:hyperlink w:history="1" r:id="rIdaejszn609ej2xer_umo3s">
               <w:r>
                 <w:rPr>
                   <w:rFonts w:ascii="Arial" w:cs="Arial" w:eastAsia="Arial" w:hAnsi="Arial"/>
@@ -6472,7 +6472,7 @@
               <w:spacing w:after="10" w:before="0"/>
               <w:ind w:left="120"/>
             </w:pPr>
-            <w:hyperlink w:history="1" r:id="rId6sydaafml9fibe2tjv5zi">
+            <w:hyperlink w:history="1" r:id="rIda9vcyaejmkh5vfao9iwzf">
               <w:r>
                 <w:rPr>
                   <w:rFonts w:ascii="Arial" w:cs="Arial" w:eastAsia="Arial" w:hAnsi="Arial"/>
@@ -6667,7 +6667,7 @@
             <w:pPr>
               <w:spacing w:after="20" w:before="0"/>
             </w:pPr>
-            <w:hyperlink w:history="1" r:id="rId3kmmctioywxbejjpgrjdd">
+            <w:hyperlink w:history="1" r:id="rId0xhakodisdhqwvff4rp50">
               <w:r>
                 <w:rPr>
                   <w:rFonts w:ascii="Arial" w:cs="Arial" w:eastAsia="Arial" w:hAnsi="Arial"/>
@@ -6700,7 +6700,7 @@
               <w:spacing w:after="10" w:before="0"/>
               <w:ind w:left="120"/>
             </w:pPr>
-            <w:hyperlink w:history="1" r:id="rIdigobxp08h1mwjbrj-hhq4">
+            <w:hyperlink w:history="1" r:id="rIdo3cvvcogns9barccb0stj">
               <w:r>
                 <w:rPr>
                   <w:rFonts w:ascii="Arial" w:cs="Arial" w:eastAsia="Arial" w:hAnsi="Arial"/>
@@ -6745,7 +6745,7 @@
             <w:pPr>
               <w:spacing w:after="20" w:before="0"/>
             </w:pPr>
-            <w:hyperlink w:history="1" r:id="rIddhev2kirls4nj67zkys1e">
+            <w:hyperlink w:history="1" r:id="rIdnjxahezwpkhddbcsvuefa">
               <w:r>
                 <w:rPr>
                   <w:rFonts w:ascii="Arial" w:cs="Arial" w:eastAsia="Arial" w:hAnsi="Arial"/>
@@ -6778,7 +6778,7 @@
               <w:spacing w:after="10" w:before="0"/>
               <w:ind w:left="120"/>
             </w:pPr>
-            <w:hyperlink w:history="1" r:id="rIdknzizzkc_fs31gpa9tck7">
+            <w:hyperlink w:history="1" r:id="rIdkp54txcbs_6gh1zg61juf">
               <w:r>
                 <w:rPr>
                   <w:rFonts w:ascii="Arial" w:cs="Arial" w:eastAsia="Arial" w:hAnsi="Arial"/>
@@ -6973,7 +6973,7 @@
             <w:pPr>
               <w:spacing w:after="20" w:before="0"/>
             </w:pPr>
-            <w:hyperlink w:history="1" r:id="rId5nko1_y3malqllq7zhhrl">
+            <w:hyperlink w:history="1" r:id="rIdsrs8qpro6hgnjevovzg1q">
               <w:r>
                 <w:rPr>
                   <w:rFonts w:ascii="Arial" w:cs="Arial" w:eastAsia="Arial" w:hAnsi="Arial"/>
@@ -7006,7 +7006,7 @@
               <w:spacing w:after="10" w:before="0"/>
               <w:ind w:left="120"/>
             </w:pPr>
-            <w:hyperlink w:history="1" r:id="rIdvhpg6jrpsmmxjlb49niju">
+            <w:hyperlink w:history="1" r:id="rIdkynvczuhpnmygj0b9fruj">
               <w:r>
                 <w:rPr>
                   <w:rFonts w:ascii="Arial" w:cs="Arial" w:eastAsia="Arial" w:hAnsi="Arial"/>
@@ -7051,7 +7051,7 @@
             <w:pPr>
               <w:spacing w:after="20" w:before="0"/>
             </w:pPr>
-            <w:hyperlink w:history="1" r:id="rIdzfryes7s_z__xptzuo_bc">
+            <w:hyperlink w:history="1" r:id="rIdo1vr3jnkz2vjpgjb1jdtc">
               <w:r>
                 <w:rPr>
                   <w:rFonts w:ascii="Arial" w:cs="Arial" w:eastAsia="Arial" w:hAnsi="Arial"/>
@@ -7084,7 +7084,7 @@
               <w:spacing w:after="10" w:before="0"/>
               <w:ind w:left="120"/>
             </w:pPr>
-            <w:hyperlink w:history="1" r:id="rIdsojxsdttlngwcfdbvtv6s">
+            <w:hyperlink w:history="1" r:id="rIdjsstdolqo-hkwelcbmxml">
               <w:r>
                 <w:rPr>
                   <w:rFonts w:ascii="Arial" w:cs="Arial" w:eastAsia="Arial" w:hAnsi="Arial"/>
@@ -7279,7 +7279,7 @@
             <w:pPr>
               <w:spacing w:after="20" w:before="0"/>
             </w:pPr>
-            <w:hyperlink w:history="1" r:id="rIdcdxv37u_vts8n9n9ss-x7">
+            <w:hyperlink w:history="1" r:id="rId0n6x0rfyie2tn8vvyzbez">
               <w:r>
                 <w:rPr>
                   <w:rFonts w:ascii="Arial" w:cs="Arial" w:eastAsia="Arial" w:hAnsi="Arial"/>
@@ -7312,7 +7312,7 @@
               <w:spacing w:after="10" w:before="0"/>
               <w:ind w:left="120"/>
             </w:pPr>
-            <w:hyperlink w:history="1" r:id="rIdwp_itjkqgqkcuhcgejnen">
+            <w:hyperlink w:history="1" r:id="rId6ta8mrfhrr94gw0ztnnfw">
               <w:r>
                 <w:rPr>
                   <w:rFonts w:ascii="Arial" w:cs="Arial" w:eastAsia="Arial" w:hAnsi="Arial"/>
@@ -7357,7 +7357,7 @@
             <w:pPr>
               <w:spacing w:after="20" w:before="0"/>
             </w:pPr>
-            <w:hyperlink w:history="1" r:id="rId4ngmg5tqjusvomnmp_hta">
+            <w:hyperlink w:history="1" r:id="rIdmedx_zbrnj52cve7ymhvh">
               <w:r>
                 <w:rPr>
                   <w:rFonts w:ascii="Arial" w:cs="Arial" w:eastAsia="Arial" w:hAnsi="Arial"/>
@@ -7390,7 +7390,7 @@
               <w:spacing w:after="10" w:before="0"/>
               <w:ind w:left="120"/>
             </w:pPr>
-            <w:hyperlink w:history="1" r:id="rIdvxgw4hf9duww4ti8nv5ad">
+            <w:hyperlink w:history="1" r:id="rId3btn_gxgy139pykyetcwh">
               <w:r>
                 <w:rPr>
                   <w:rFonts w:ascii="Arial" w:cs="Arial" w:eastAsia="Arial" w:hAnsi="Arial"/>
@@ -7902,7 +7902,7 @@
         </w:rPr>
         <w:t xml:space="preserve">© 2026 SeaVuria and ARES. Aligned with KICD objectives. Developed by SeaVuria; technical implementation by ARES (with AI assistance from Claude). Licensed under </w:t>
       </w:r>
-      <w:hyperlink w:history="1" r:id="rId4jcwezv6ahz1cb1zalque">
+      <w:hyperlink w:history="1" r:id="rId7xbda5o1qt2qer04pwl7i">
         <w:r>
           <w:rPr>
             <w:rFonts w:ascii="Arial" w:cs="Arial" w:eastAsia="Arial" w:hAnsi="Arial"/>
@@ -7923,7 +7923,7 @@
         </w:rPr>
         <w:t xml:space="preserve"> (</w:t>
       </w:r>
-      <w:hyperlink w:history="1" r:id="rIdwosqehzpkplgsl-etw9x5">
+      <w:hyperlink w:history="1" r:id="rIdkoqfqq30rbifitkplol7h">
         <w:r>
           <w:rPr>
             <w:rFonts w:ascii="Arial" w:cs="Arial" w:eastAsia="Arial" w:hAnsi="Arial"/>
@@ -8936,7 +8936,7 @@
             <w:pPr>
               <w:spacing w:after="20" w:before="0"/>
             </w:pPr>
-            <w:hyperlink w:history="1" r:id="rId7svaexe9ghawwiqif2rbk">
+            <w:hyperlink w:history="1" r:id="rIdsbwggt1ibtwvl1-dmyv7s">
               <w:r>
                 <w:rPr>
                   <w:rFonts w:ascii="Arial" w:cs="Arial" w:eastAsia="Arial" w:hAnsi="Arial"/>
@@ -8969,7 +8969,7 @@
               <w:spacing w:after="10" w:before="0"/>
               <w:ind w:left="120"/>
             </w:pPr>
-            <w:hyperlink w:history="1" r:id="rIdizosv5fgscqctxnfwxqvx">
+            <w:hyperlink w:history="1" r:id="rId35_j0dptu4y1kfknmnggs">
               <w:r>
                 <w:rPr>
                   <w:rFonts w:ascii="Arial" w:cs="Arial" w:eastAsia="Arial" w:hAnsi="Arial"/>
@@ -9031,7 +9031,7 @@
               <w:spacing w:after="10" w:before="0"/>
               <w:ind w:left="120"/>
             </w:pPr>
-            <w:hyperlink w:history="1" r:id="rIdgo4owymov0vd1jgulz5cw">
+            <w:hyperlink w:history="1" r:id="rIdtvgu59_vkozrgviioco3w">
               <w:r>
                 <w:rPr>
                   <w:rFonts w:ascii="Arial" w:cs="Arial" w:eastAsia="Arial" w:hAnsi="Arial"/>
@@ -9241,7 +9241,7 @@
             <w:pPr>
               <w:spacing w:after="20" w:before="0"/>
             </w:pPr>
-            <w:hyperlink w:history="1" r:id="rId4-p4-_dl-mqhcxklqdd7b">
+            <w:hyperlink w:history="1" r:id="rIdmfijc07fkrzibn-khhk8-">
               <w:r>
                 <w:rPr>
                   <w:rFonts w:ascii="Arial" w:cs="Arial" w:eastAsia="Arial" w:hAnsi="Arial"/>
@@ -9274,7 +9274,7 @@
               <w:spacing w:after="10" w:before="0"/>
               <w:ind w:left="120"/>
             </w:pPr>
-            <w:hyperlink w:history="1" r:id="rId5qhobbhvu4su-dlmgwvyu">
+            <w:hyperlink w:history="1" r:id="rIdmqbnigu-tggh0nh2xbal8">
               <w:r>
                 <w:rPr>
                   <w:rFonts w:ascii="Arial" w:cs="Arial" w:eastAsia="Arial" w:hAnsi="Arial"/>
@@ -9336,7 +9336,7 @@
               <w:spacing w:after="10" w:before="0"/>
               <w:ind w:left="120"/>
             </w:pPr>
-            <w:hyperlink w:history="1" r:id="rIdvtvxy3lfrsfyqe42u4vqx">
+            <w:hyperlink w:history="1" r:id="rIdb7gte1l3ws-jgczxidgsb">
               <w:r>
                 <w:rPr>
                   <w:rFonts w:ascii="Arial" w:cs="Arial" w:eastAsia="Arial" w:hAnsi="Arial"/>
@@ -9546,7 +9546,7 @@
             <w:pPr>
               <w:spacing w:after="20" w:before="0"/>
             </w:pPr>
-            <w:hyperlink w:history="1" r:id="rIdsofxqwmrcufhkvylfxol_">
+            <w:hyperlink w:history="1" r:id="rIdls6jw5ggn08vmdav8l4qw">
               <w:r>
                 <w:rPr>
                   <w:rFonts w:ascii="Arial" w:cs="Arial" w:eastAsia="Arial" w:hAnsi="Arial"/>
@@ -9579,7 +9579,7 @@
               <w:spacing w:after="10" w:before="0"/>
               <w:ind w:left="120"/>
             </w:pPr>
-            <w:hyperlink w:history="1" r:id="rId5qii_tyn_efrcf30co-tm">
+            <w:hyperlink w:history="1" r:id="rIdxyky-loafaknjdrnhqmcu">
               <w:r>
                 <w:rPr>
                   <w:rFonts w:ascii="Arial" w:cs="Arial" w:eastAsia="Arial" w:hAnsi="Arial"/>
@@ -9641,7 +9641,7 @@
               <w:spacing w:after="10" w:before="0"/>
               <w:ind w:left="120"/>
             </w:pPr>
-            <w:hyperlink w:history="1" r:id="rIdl-1-bj3ysdavngsjr5q1q">
+            <w:hyperlink w:history="1" r:id="rIdmd9rxxi6sfwtssy5umgoi">
               <w:r>
                 <w:rPr>
                   <w:rFonts w:ascii="Arial" w:cs="Arial" w:eastAsia="Arial" w:hAnsi="Arial"/>
@@ -9851,7 +9851,7 @@
             <w:pPr>
               <w:spacing w:after="20" w:before="0"/>
             </w:pPr>
-            <w:hyperlink w:history="1" r:id="rIdu_av0k35vndy2auir6rpo">
+            <w:hyperlink w:history="1" r:id="rIdycdearvvbjuerzh7fywix">
               <w:r>
                 <w:rPr>
                   <w:rFonts w:ascii="Arial" w:cs="Arial" w:eastAsia="Arial" w:hAnsi="Arial"/>
@@ -9884,7 +9884,7 @@
               <w:spacing w:after="10" w:before="0"/>
               <w:ind w:left="120"/>
             </w:pPr>
-            <w:hyperlink w:history="1" r:id="rIdzmwoz69my-aso-mhjjuxx">
+            <w:hyperlink w:history="1" r:id="rIdg8wccq503ucvd4y12c5hs">
               <w:r>
                 <w:rPr>
                   <w:rFonts w:ascii="Arial" w:cs="Arial" w:eastAsia="Arial" w:hAnsi="Arial"/>
@@ -9946,7 +9946,7 @@
               <w:spacing w:after="10" w:before="0"/>
               <w:ind w:left="120"/>
             </w:pPr>
-            <w:hyperlink w:history="1" r:id="rIdzmmarr2ripxlb4z2c4eis">
+            <w:hyperlink w:history="1" r:id="rIdnshg4slmt5jo6y5r3svzc">
               <w:r>
                 <w:rPr>
                   <w:rFonts w:ascii="Arial" w:cs="Arial" w:eastAsia="Arial" w:hAnsi="Arial"/>
@@ -10156,7 +10156,7 @@
             <w:pPr>
               <w:spacing w:after="20" w:before="0"/>
             </w:pPr>
-            <w:hyperlink w:history="1" r:id="rIdewhaf8ampmltgvxoeggva">
+            <w:hyperlink w:history="1" r:id="rIdu7fnb-yp2jz_xa0layinn">
               <w:r>
                 <w:rPr>
                   <w:rFonts w:ascii="Arial" w:cs="Arial" w:eastAsia="Arial" w:hAnsi="Arial"/>
@@ -10189,7 +10189,7 @@
               <w:spacing w:after="10" w:before="0"/>
               <w:ind w:left="120"/>
             </w:pPr>
-            <w:hyperlink w:history="1" r:id="rIddwipp5yjokhd08mbv-jc0">
+            <w:hyperlink w:history="1" r:id="rIdiz43-jy1kkmjnvuzkkdb5">
               <w:r>
                 <w:rPr>
                   <w:rFonts w:ascii="Arial" w:cs="Arial" w:eastAsia="Arial" w:hAnsi="Arial"/>
@@ -10251,7 +10251,7 @@
               <w:spacing w:after="10" w:before="0"/>
               <w:ind w:left="120"/>
             </w:pPr>
-            <w:hyperlink w:history="1" r:id="rId-o9fvac1oybcdpe4hkqzq">
+            <w:hyperlink w:history="1" r:id="rIdgfn1ycbo5o8odelxg6a1u">
               <w:r>
                 <w:rPr>
                   <w:rFonts w:ascii="Arial" w:cs="Arial" w:eastAsia="Arial" w:hAnsi="Arial"/>
@@ -10778,7 +10778,7 @@
         </w:rPr>
         <w:t xml:space="preserve">© 2026 SeaVuria and ARES. Aligned with KICD objectives. Developed by SeaVuria; technical implementation by ARES (with AI assistance from Claude). Licensed under </w:t>
       </w:r>
-      <w:hyperlink w:history="1" r:id="rIdo_b0tnbhtzemxv_yj2mvu">
+      <w:hyperlink w:history="1" r:id="rIdhw34ef_wqizoitsd2_n2o">
         <w:r>
           <w:rPr>
             <w:rFonts w:ascii="Arial" w:cs="Arial" w:eastAsia="Arial" w:hAnsi="Arial"/>
@@ -10799,7 +10799,7 @@
         </w:rPr>
         <w:t xml:space="preserve"> (</w:t>
       </w:r>
-      <w:hyperlink w:history="1" r:id="rIdldxqihcnvf8ozjjjmlefz">
+      <w:hyperlink w:history="1" r:id="rId8ulfglcd6ramprrxaqexn">
         <w:r>
           <w:rPr>
             <w:rFonts w:ascii="Arial" w:cs="Arial" w:eastAsia="Arial" w:hAnsi="Arial"/>
@@ -11829,7 +11829,7 @@
               <w:spacing w:after="10" w:before="0"/>
               <w:ind w:left="120"/>
             </w:pPr>
-            <w:hyperlink w:history="1" r:id="rIdcupnzqjgv0exljrlz5pf6">
+            <w:hyperlink w:history="1" r:id="rIdrkthdupjjp-hbpi4a3zwn">
               <w:r>
                 <w:rPr>
                   <w:rFonts w:ascii="Arial" w:cs="Arial" w:eastAsia="Arial" w:hAnsi="Arial"/>
@@ -11906,7 +11906,7 @@
               <w:spacing w:after="10" w:before="0"/>
               <w:ind w:left="120"/>
             </w:pPr>
-            <w:hyperlink w:history="1" r:id="rIdizbp3lez2infhn0f-mumg">
+            <w:hyperlink w:history="1" r:id="rIdavtrqsxfv8bhkseysunvw">
               <w:r>
                 <w:rPr>
                   <w:rFonts w:ascii="Arial" w:cs="Arial" w:eastAsia="Arial" w:hAnsi="Arial"/>
@@ -12133,7 +12133,7 @@
               <w:spacing w:after="10" w:before="0"/>
               <w:ind w:left="120"/>
             </w:pPr>
-            <w:hyperlink w:history="1" r:id="rIdw7ohyigkql2jklllfc1qy">
+            <w:hyperlink w:history="1" r:id="rId-fcycndhyxhjf9jvqzlrm">
               <w:r>
                 <w:rPr>
                   <w:rFonts w:ascii="Arial" w:cs="Arial" w:eastAsia="Arial" w:hAnsi="Arial"/>
@@ -12210,7 +12210,7 @@
               <w:spacing w:after="10" w:before="0"/>
               <w:ind w:left="120"/>
             </w:pPr>
-            <w:hyperlink w:history="1" r:id="rIdcoeo4v-qxl1fucp4orm_g">
+            <w:hyperlink w:history="1" r:id="rIdic8phwkydcx1elglo9d2t">
               <w:r>
                 <w:rPr>
                   <w:rFonts w:ascii="Arial" w:cs="Arial" w:eastAsia="Arial" w:hAnsi="Arial"/>
@@ -12437,7 +12437,7 @@
               <w:spacing w:after="10" w:before="0"/>
               <w:ind w:left="120"/>
             </w:pPr>
-            <w:hyperlink w:history="1" r:id="rId_ri8mymsah-nqvr3qcqsw">
+            <w:hyperlink w:history="1" r:id="rIdk9t1yio_uhbowiit_nwnp">
               <w:r>
                 <w:rPr>
                   <w:rFonts w:ascii="Arial" w:cs="Arial" w:eastAsia="Arial" w:hAnsi="Arial"/>
@@ -12514,7 +12514,7 @@
               <w:spacing w:after="10" w:before="0"/>
               <w:ind w:left="120"/>
             </w:pPr>
-            <w:hyperlink w:history="1" r:id="rId1w5h8e7v9ffm1nnjw3f7k">
+            <w:hyperlink w:history="1" r:id="rId7xyuvbhacr0liw7y5j0az">
               <w:r>
                 <w:rPr>
                   <w:rFonts w:ascii="Arial" w:cs="Arial" w:eastAsia="Arial" w:hAnsi="Arial"/>
@@ -12741,7 +12741,7 @@
               <w:spacing w:after="10" w:before="0"/>
               <w:ind w:left="120"/>
             </w:pPr>
-            <w:hyperlink w:history="1" r:id="rIdkxcsyxox4wfq57ekd5k07">
+            <w:hyperlink w:history="1" r:id="rIdepp_-9fb-buz4c-po33z8">
               <w:r>
                 <w:rPr>
                   <w:rFonts w:ascii="Arial" w:cs="Arial" w:eastAsia="Arial" w:hAnsi="Arial"/>
@@ -12818,7 +12818,7 @@
               <w:spacing w:after="10" w:before="0"/>
               <w:ind w:left="120"/>
             </w:pPr>
-            <w:hyperlink w:history="1" r:id="rIdrtcnafv7q5kakfamdmfpy">
+            <w:hyperlink w:history="1" r:id="rIdn2a72_4uqp2lovsz9nppd">
               <w:r>
                 <w:rPr>
                   <w:rFonts w:ascii="Arial" w:cs="Arial" w:eastAsia="Arial" w:hAnsi="Arial"/>
@@ -13045,7 +13045,7 @@
               <w:spacing w:after="10" w:before="0"/>
               <w:ind w:left="120"/>
             </w:pPr>
-            <w:hyperlink w:history="1" r:id="rIdg9pvttunfk5jfzbqcucxm">
+            <w:hyperlink w:history="1" r:id="rIda3pjvwzwupyhrtzgp_7y8">
               <w:r>
                 <w:rPr>
                   <w:rFonts w:ascii="Arial" w:cs="Arial" w:eastAsia="Arial" w:hAnsi="Arial"/>
@@ -13122,7 +13122,7 @@
               <w:spacing w:after="10" w:before="0"/>
               <w:ind w:left="120"/>
             </w:pPr>
-            <w:hyperlink w:history="1" r:id="rIdpkikana35vqdnp4bcfynn">
+            <w:hyperlink w:history="1" r:id="rIdwpyhmn-akfwdaeuam7fz7">
               <w:r>
                 <w:rPr>
                   <w:rFonts w:ascii="Arial" w:cs="Arial" w:eastAsia="Arial" w:hAnsi="Arial"/>
@@ -13649,7 +13649,7 @@
         </w:rPr>
         <w:t xml:space="preserve">© 2026 SeaVuria and ARES. Aligned with KICD objectives. Developed by SeaVuria; technical implementation by ARES (with AI assistance from Claude). Licensed under </w:t>
       </w:r>
-      <w:hyperlink w:history="1" r:id="rIdteswg16c33kxhp_cd77c2">
+      <w:hyperlink w:history="1" r:id="rIdp0eiqsrkdzsy4wq6hpoaf">
         <w:r>
           <w:rPr>
             <w:rFonts w:ascii="Arial" w:cs="Arial" w:eastAsia="Arial" w:hAnsi="Arial"/>
@@ -13670,7 +13670,7 @@
         </w:rPr>
         <w:t xml:space="preserve"> (</w:t>
       </w:r>
-      <w:hyperlink w:history="1" r:id="rIdmad0bzlmketkdkk0ufgzo">
+      <w:hyperlink w:history="1" r:id="rIdbd6rexqpmj8zerggutygk">
         <w:r>
           <w:rPr>
             <w:rFonts w:ascii="Arial" w:cs="Arial" w:eastAsia="Arial" w:hAnsi="Arial"/>
@@ -14683,7 +14683,7 @@
             <w:pPr>
               <w:spacing w:after="20" w:before="0"/>
             </w:pPr>
-            <w:hyperlink w:history="1" r:id="rIdxf6ukecjibzuiq5lgfd72">
+            <w:hyperlink w:history="1" r:id="rIdejjvhvzfs_f_qievs38lt">
               <w:r>
                 <w:rPr>
                   <w:rFonts w:ascii="Arial" w:cs="Arial" w:eastAsia="Arial" w:hAnsi="Arial"/>
@@ -14716,7 +14716,7 @@
               <w:spacing w:after="10" w:before="0"/>
               <w:ind w:left="120"/>
             </w:pPr>
-            <w:hyperlink w:history="1" r:id="rId0qmglyalfhqb28aa_b0qw">
+            <w:hyperlink w:history="1" r:id="rIdw4kgevc232wxlnazpqkdu">
               <w:r>
                 <w:rPr>
                   <w:rFonts w:ascii="Arial" w:cs="Arial" w:eastAsia="Arial" w:hAnsi="Arial"/>
@@ -14761,7 +14761,7 @@
             <w:pPr>
               <w:spacing w:after="20" w:before="0"/>
             </w:pPr>
-            <w:hyperlink w:history="1" r:id="rIdbaflcxujzb_rhwtxrxvcv">
+            <w:hyperlink w:history="1" r:id="rIdepmrq-rhtlga6-ltqvoqk">
               <w:r>
                 <w:rPr>
                   <w:rFonts w:ascii="Arial" w:cs="Arial" w:eastAsia="Arial" w:hAnsi="Arial"/>
@@ -14794,7 +14794,7 @@
               <w:spacing w:after="10" w:before="0"/>
               <w:ind w:left="120"/>
             </w:pPr>
-            <w:hyperlink w:history="1" r:id="rId6mhqevvcxvps23ln-bpfq">
+            <w:hyperlink w:history="1" r:id="rId76j9fe77tad_vwjingdfa">
               <w:r>
                 <w:rPr>
                   <w:rFonts w:ascii="Arial" w:cs="Arial" w:eastAsia="Arial" w:hAnsi="Arial"/>
@@ -14989,7 +14989,7 @@
             <w:pPr>
               <w:spacing w:after="20" w:before="0"/>
             </w:pPr>
-            <w:hyperlink w:history="1" r:id="rIdt9xntsprmlk31za1nqtmi">
+            <w:hyperlink w:history="1" r:id="rIdv-c9sbk1qnr643w5zz5yu">
               <w:r>
                 <w:rPr>
                   <w:rFonts w:ascii="Arial" w:cs="Arial" w:eastAsia="Arial" w:hAnsi="Arial"/>
@@ -15022,7 +15022,7 @@
               <w:spacing w:after="10" w:before="0"/>
               <w:ind w:left="120"/>
             </w:pPr>
-            <w:hyperlink w:history="1" r:id="rIdk9mkau7omtfmcpytvjsfg">
+            <w:hyperlink w:history="1" r:id="rIdu7vh0ynhqo-wzfg95oi5m">
               <w:r>
                 <w:rPr>
                   <w:rFonts w:ascii="Arial" w:cs="Arial" w:eastAsia="Arial" w:hAnsi="Arial"/>
@@ -15067,7 +15067,7 @@
             <w:pPr>
               <w:spacing w:after="20" w:before="0"/>
             </w:pPr>
-            <w:hyperlink w:history="1" r:id="rIdpdrmkmlpmjtcq3eajfosa">
+            <w:hyperlink w:history="1" r:id="rIdofkzetvnka00bjizrl-a_">
               <w:r>
                 <w:rPr>
                   <w:rFonts w:ascii="Arial" w:cs="Arial" w:eastAsia="Arial" w:hAnsi="Arial"/>
@@ -15100,7 +15100,7 @@
               <w:spacing w:after="10" w:before="0"/>
               <w:ind w:left="120"/>
             </w:pPr>
-            <w:hyperlink w:history="1" r:id="rId0hwmmz3xttcsm8ioq3bhr">
+            <w:hyperlink w:history="1" r:id="rIdbb9ph_hgvakd5acl17dwj">
               <w:r>
                 <w:rPr>
                   <w:rFonts w:ascii="Arial" w:cs="Arial" w:eastAsia="Arial" w:hAnsi="Arial"/>
@@ -15295,7 +15295,7 @@
             <w:pPr>
               <w:spacing w:after="20" w:before="0"/>
             </w:pPr>
-            <w:hyperlink w:history="1" r:id="rIdjdtxatt53fbheekpm_gpo">
+            <w:hyperlink w:history="1" r:id="rIdt-ldilymtwoxgn7gkp4bl">
               <w:r>
                 <w:rPr>
                   <w:rFonts w:ascii="Arial" w:cs="Arial" w:eastAsia="Arial" w:hAnsi="Arial"/>
@@ -15328,7 +15328,7 @@
               <w:spacing w:after="10" w:before="0"/>
               <w:ind w:left="120"/>
             </w:pPr>
-            <w:hyperlink w:history="1" r:id="rIdj2yb48a9ekhnu8ayzh4d8">
+            <w:hyperlink w:history="1" r:id="rIdpubh_56g-sa5gliqn6dty">
               <w:r>
                 <w:rPr>
                   <w:rFonts w:ascii="Arial" w:cs="Arial" w:eastAsia="Arial" w:hAnsi="Arial"/>
@@ -15373,7 +15373,7 @@
             <w:pPr>
               <w:spacing w:after="20" w:before="0"/>
             </w:pPr>
-            <w:hyperlink w:history="1" r:id="rIdb7clfssmmojcmcbuspamq">
+            <w:hyperlink w:history="1" r:id="rIdkhcnlpoxhuaxgw23foxlu">
               <w:r>
                 <w:rPr>
                   <w:rFonts w:ascii="Arial" w:cs="Arial" w:eastAsia="Arial" w:hAnsi="Arial"/>
@@ -15406,7 +15406,7 @@
               <w:spacing w:after="10" w:before="0"/>
               <w:ind w:left="120"/>
             </w:pPr>
-            <w:hyperlink w:history="1" r:id="rIdqtkxgslphvikhwwmyclgd">
+            <w:hyperlink w:history="1" r:id="rId7rarovf4lgyoyxvp4-igy">
               <w:r>
                 <w:rPr>
                   <w:rFonts w:ascii="Arial" w:cs="Arial" w:eastAsia="Arial" w:hAnsi="Arial"/>
@@ -15601,7 +15601,7 @@
             <w:pPr>
               <w:spacing w:after="20" w:before="0"/>
             </w:pPr>
-            <w:hyperlink w:history="1" r:id="rId6ebhjrlc2nnrqqx9w2raf">
+            <w:hyperlink w:history="1" r:id="rIdmghlh2fiwssckftqeikg6">
               <w:r>
                 <w:rPr>
                   <w:rFonts w:ascii="Arial" w:cs="Arial" w:eastAsia="Arial" w:hAnsi="Arial"/>
@@ -15634,7 +15634,7 @@
               <w:spacing w:after="10" w:before="0"/>
               <w:ind w:left="120"/>
             </w:pPr>
-            <w:hyperlink w:history="1" r:id="rId3p7jvcki1fpke96cbxr6y">
+            <w:hyperlink w:history="1" r:id="rIdue1o5nftwp8njjetrgybw">
               <w:r>
                 <w:rPr>
                   <w:rFonts w:ascii="Arial" w:cs="Arial" w:eastAsia="Arial" w:hAnsi="Arial"/>
@@ -15679,7 +15679,7 @@
             <w:pPr>
               <w:spacing w:after="20" w:before="0"/>
             </w:pPr>
-            <w:hyperlink w:history="1" r:id="rIdd4uph5o-e9lkccwhloji8">
+            <w:hyperlink w:history="1" r:id="rIdmhmnrtuzhih9lw8memhpm">
               <w:r>
                 <w:rPr>
                   <w:rFonts w:ascii="Arial" w:cs="Arial" w:eastAsia="Arial" w:hAnsi="Arial"/>
@@ -15712,7 +15712,7 @@
               <w:spacing w:after="10" w:before="0"/>
               <w:ind w:left="120"/>
             </w:pPr>
-            <w:hyperlink w:history="1" r:id="rIdg4uelhxvzts2extpsjkqf">
+            <w:hyperlink w:history="1" r:id="rIdzwxsmgor60yrsj0ai4eq3">
               <w:r>
                 <w:rPr>
                   <w:rFonts w:ascii="Arial" w:cs="Arial" w:eastAsia="Arial" w:hAnsi="Arial"/>
@@ -15907,7 +15907,7 @@
             <w:pPr>
               <w:spacing w:after="20" w:before="0"/>
             </w:pPr>
-            <w:hyperlink w:history="1" r:id="rIdtj0esjjxf9nutpqw1viu9">
+            <w:hyperlink w:history="1" r:id="rIdtmsulvii2qq5a-ho-l4x4">
               <w:r>
                 <w:rPr>
                   <w:rFonts w:ascii="Arial" w:cs="Arial" w:eastAsia="Arial" w:hAnsi="Arial"/>
@@ -15940,7 +15940,7 @@
               <w:spacing w:after="10" w:before="0"/>
               <w:ind w:left="120"/>
             </w:pPr>
-            <w:hyperlink w:history="1" r:id="rIdve_revquqn2_vbax95-8r">
+            <w:hyperlink w:history="1" r:id="rIdsu1x3jepoorth8y07llv7">
               <w:r>
                 <w:rPr>
                   <w:rFonts w:ascii="Arial" w:cs="Arial" w:eastAsia="Arial" w:hAnsi="Arial"/>
@@ -15985,7 +15985,7 @@
             <w:pPr>
               <w:spacing w:after="20" w:before="0"/>
             </w:pPr>
-            <w:hyperlink w:history="1" r:id="rId5b6yborfi-zdanxqpbonr">
+            <w:hyperlink w:history="1" r:id="rId2tadolapixwcdsg_xavti">
               <w:r>
                 <w:rPr>
                   <w:rFonts w:ascii="Arial" w:cs="Arial" w:eastAsia="Arial" w:hAnsi="Arial"/>
@@ -16018,7 +16018,7 @@
               <w:spacing w:after="10" w:before="0"/>
               <w:ind w:left="120"/>
             </w:pPr>
-            <w:hyperlink w:history="1" r:id="rIdcjn-cbjmewk2hlch3ak-h">
+            <w:hyperlink w:history="1" r:id="rIdvcn-jovgip133dysrkbqx">
               <w:r>
                 <w:rPr>
                   <w:rFonts w:ascii="Arial" w:cs="Arial" w:eastAsia="Arial" w:hAnsi="Arial"/>
@@ -16530,7 +16530,7 @@
         </w:rPr>
         <w:t xml:space="preserve">© 2026 SeaVuria and ARES. Aligned with KICD objectives. Developed by SeaVuria; technical implementation by ARES (with AI assistance from Claude). Licensed under </w:t>
       </w:r>
-      <w:hyperlink w:history="1" r:id="rIdfl7ql6dv-queyswcuuzmb">
+      <w:hyperlink w:history="1" r:id="rIdnhgqa_icdd8pz-axc0lqd">
         <w:r>
           <w:rPr>
             <w:rFonts w:ascii="Arial" w:cs="Arial" w:eastAsia="Arial" w:hAnsi="Arial"/>
@@ -16551,7 +16551,7 @@
         </w:rPr>
         <w:t xml:space="preserve"> (</w:t>
       </w:r>
-      <w:hyperlink w:history="1" r:id="rIdff4efhkhyy4pqef1gckgl">
+      <w:hyperlink w:history="1" r:id="rId4y1700igqdfvlzpegykjd">
         <w:r>
           <w:rPr>
             <w:rFonts w:ascii="Arial" w:cs="Arial" w:eastAsia="Arial" w:hAnsi="Arial"/>
@@ -17564,7 +17564,7 @@
             <w:pPr>
               <w:spacing w:after="20" w:before="0"/>
             </w:pPr>
-            <w:hyperlink w:history="1" r:id="rIdv1_rxu-v2oxiymqrh2y73">
+            <w:hyperlink w:history="1" r:id="rIdb2iykutzm_23ohg2zy8hv">
               <w:r>
                 <w:rPr>
                   <w:rFonts w:ascii="Arial" w:cs="Arial" w:eastAsia="Arial" w:hAnsi="Arial"/>
@@ -17597,7 +17597,7 @@
               <w:spacing w:after="10" w:before="0"/>
               <w:ind w:left="120"/>
             </w:pPr>
-            <w:hyperlink w:history="1" r:id="rId1vd-s8p_2c6j8eefotoly">
+            <w:hyperlink w:history="1" r:id="rIdbnk43zfdv3cbhtv-_2lwy">
               <w:r>
                 <w:rPr>
                   <w:rFonts w:ascii="Arial" w:cs="Arial" w:eastAsia="Arial" w:hAnsi="Arial"/>
@@ -17642,7 +17642,7 @@
             <w:pPr>
               <w:spacing w:after="20" w:before="0"/>
             </w:pPr>
-            <w:hyperlink w:history="1" r:id="rIdhwgaa2cifqh0o0_qgxn93">
+            <w:hyperlink w:history="1" r:id="rIdbktugcr9pfdrbuouqvfn6">
               <w:r>
                 <w:rPr>
                   <w:rFonts w:ascii="Arial" w:cs="Arial" w:eastAsia="Arial" w:hAnsi="Arial"/>
@@ -17675,7 +17675,7 @@
               <w:spacing w:after="10" w:before="0"/>
               <w:ind w:left="120"/>
             </w:pPr>
-            <w:hyperlink w:history="1" r:id="rIdr3y5e4wx6d_rma_ipnl0-">
+            <w:hyperlink w:history="1" r:id="rId53wmfbvngi0az2zbytgsh">
               <w:r>
                 <w:rPr>
                   <w:rFonts w:ascii="Arial" w:cs="Arial" w:eastAsia="Arial" w:hAnsi="Arial"/>
@@ -17870,7 +17870,7 @@
             <w:pPr>
               <w:spacing w:after="20" w:before="0"/>
             </w:pPr>
-            <w:hyperlink w:history="1" r:id="rIdwrabiibvlfflx-ywb571i">
+            <w:hyperlink w:history="1" r:id="rIdhzsvwrgz5lwg_l9h6padr">
               <w:r>
                 <w:rPr>
                   <w:rFonts w:ascii="Arial" w:cs="Arial" w:eastAsia="Arial" w:hAnsi="Arial"/>
@@ -17903,7 +17903,7 @@
               <w:spacing w:after="10" w:before="0"/>
               <w:ind w:left="120"/>
             </w:pPr>
-            <w:hyperlink w:history="1" r:id="rIdwdcrqyk7qqbhordxwu0ki">
+            <w:hyperlink w:history="1" r:id="rIdtugu_tws9_tsulpbchszx">
               <w:r>
                 <w:rPr>
                   <w:rFonts w:ascii="Arial" w:cs="Arial" w:eastAsia="Arial" w:hAnsi="Arial"/>
@@ -17948,7 +17948,7 @@
             <w:pPr>
               <w:spacing w:after="20" w:before="0"/>
             </w:pPr>
-            <w:hyperlink w:history="1" r:id="rIdqhmcz0wipodgiyqnttfho">
+            <w:hyperlink w:history="1" r:id="rIdlfbvafv8int3fcl8kpodk">
               <w:r>
                 <w:rPr>
                   <w:rFonts w:ascii="Arial" w:cs="Arial" w:eastAsia="Arial" w:hAnsi="Arial"/>
@@ -17981,7 +17981,7 @@
               <w:spacing w:after="10" w:before="0"/>
               <w:ind w:left="120"/>
             </w:pPr>
-            <w:hyperlink w:history="1" r:id="rId4uhvbg-9iwpiyrg509qlf">
+            <w:hyperlink w:history="1" r:id="rIde60ezn22i1zbgkchkj3md">
               <w:r>
                 <w:rPr>
                   <w:rFonts w:ascii="Arial" w:cs="Arial" w:eastAsia="Arial" w:hAnsi="Arial"/>
@@ -18176,7 +18176,7 @@
             <w:pPr>
               <w:spacing w:after="20" w:before="0"/>
             </w:pPr>
-            <w:hyperlink w:history="1" r:id="rIdacaeudzq8dmvfx6vxi3nm">
+            <w:hyperlink w:history="1" r:id="rIdag1ycscsgmfbcylpzfxgm">
               <w:r>
                 <w:rPr>
                   <w:rFonts w:ascii="Arial" w:cs="Arial" w:eastAsia="Arial" w:hAnsi="Arial"/>
@@ -18209,7 +18209,7 @@
               <w:spacing w:after="10" w:before="0"/>
               <w:ind w:left="120"/>
             </w:pPr>
-            <w:hyperlink w:history="1" r:id="rIdxidrvedsoyl4oyf1u2wdr">
+            <w:hyperlink w:history="1" r:id="rId0v_x3urxspb61z0uict4x">
               <w:r>
                 <w:rPr>
                   <w:rFonts w:ascii="Arial" w:cs="Arial" w:eastAsia="Arial" w:hAnsi="Arial"/>
@@ -18254,7 +18254,7 @@
             <w:pPr>
               <w:spacing w:after="20" w:before="0"/>
             </w:pPr>
-            <w:hyperlink w:history="1" r:id="rIdik51vbdgah-iq6xyyir6u">
+            <w:hyperlink w:history="1" r:id="rIdrfn7bx5gzc0i3bfjqpjrd">
               <w:r>
                 <w:rPr>
                   <w:rFonts w:ascii="Arial" w:cs="Arial" w:eastAsia="Arial" w:hAnsi="Arial"/>
@@ -18287,7 +18287,7 @@
               <w:spacing w:after="10" w:before="0"/>
               <w:ind w:left="120"/>
             </w:pPr>
-            <w:hyperlink w:history="1" r:id="rIdqyq86o8p2nsuewdl9lbk2">
+            <w:hyperlink w:history="1" r:id="rIdladnnfjv8udcfvgmzcwlj">
               <w:r>
                 <w:rPr>
                   <w:rFonts w:ascii="Arial" w:cs="Arial" w:eastAsia="Arial" w:hAnsi="Arial"/>
@@ -18482,7 +18482,7 @@
             <w:pPr>
               <w:spacing w:after="20" w:before="0"/>
             </w:pPr>
-            <w:hyperlink w:history="1" r:id="rIduyqf05tbkipbyqhebvklz">
+            <w:hyperlink w:history="1" r:id="rIdrs4qnkmlu4hbtytg0c5su">
               <w:r>
                 <w:rPr>
                   <w:rFonts w:ascii="Arial" w:cs="Arial" w:eastAsia="Arial" w:hAnsi="Arial"/>
@@ -18515,7 +18515,7 @@
               <w:spacing w:after="10" w:before="0"/>
               <w:ind w:left="120"/>
             </w:pPr>
-            <w:hyperlink w:history="1" r:id="rIdcd_e4sv74fqyk4ld8unpg">
+            <w:hyperlink w:history="1" r:id="rIdynb8ym6ywxys3911rxpyj">
               <w:r>
                 <w:rPr>
                   <w:rFonts w:ascii="Arial" w:cs="Arial" w:eastAsia="Arial" w:hAnsi="Arial"/>
@@ -18560,7 +18560,7 @@
             <w:pPr>
               <w:spacing w:after="20" w:before="0"/>
             </w:pPr>
-            <w:hyperlink w:history="1" r:id="rIdzhy1i6-knzk_1yvvedscq">
+            <w:hyperlink w:history="1" r:id="rIdflndqe3hicey4hzpvtfxs">
               <w:r>
                 <w:rPr>
                   <w:rFonts w:ascii="Arial" w:cs="Arial" w:eastAsia="Arial" w:hAnsi="Arial"/>
@@ -18593,7 +18593,7 @@
               <w:spacing w:after="10" w:before="0"/>
               <w:ind w:left="120"/>
             </w:pPr>
-            <w:hyperlink w:history="1" r:id="rIde7a5p1wkqd4ucpc7j41sj">
+            <w:hyperlink w:history="1" r:id="rIdoklu9nwnqbcf10jgdud51">
               <w:r>
                 <w:rPr>
                   <w:rFonts w:ascii="Arial" w:cs="Arial" w:eastAsia="Arial" w:hAnsi="Arial"/>
@@ -18788,7 +18788,7 @@
             <w:pPr>
               <w:spacing w:after="20" w:before="0"/>
             </w:pPr>
-            <w:hyperlink w:history="1" r:id="rId7a9brvjjlnunjrs327lx6">
+            <w:hyperlink w:history="1" r:id="rIdzxu37o0e6z-ftyev98uxu">
               <w:r>
                 <w:rPr>
                   <w:rFonts w:ascii="Arial" w:cs="Arial" w:eastAsia="Arial" w:hAnsi="Arial"/>
@@ -18821,7 +18821,7 @@
               <w:spacing w:after="10" w:before="0"/>
               <w:ind w:left="120"/>
             </w:pPr>
-            <w:hyperlink w:history="1" r:id="rIdfo3yaw0osse9_qutinvkr">
+            <w:hyperlink w:history="1" r:id="rIdokp_g2srwtr_v-e12_xlo">
               <w:r>
                 <w:rPr>
                   <w:rFonts w:ascii="Arial" w:cs="Arial" w:eastAsia="Arial" w:hAnsi="Arial"/>
@@ -18866,7 +18866,7 @@
             <w:pPr>
               <w:spacing w:after="20" w:before="0"/>
             </w:pPr>
-            <w:hyperlink w:history="1" r:id="rId0sxkuvjhay54wb3wobvub">
+            <w:hyperlink w:history="1" r:id="rIdamq9_ixbfilvpp81imk6n">
               <w:r>
                 <w:rPr>
                   <w:rFonts w:ascii="Arial" w:cs="Arial" w:eastAsia="Arial" w:hAnsi="Arial"/>
@@ -18899,7 +18899,7 @@
               <w:spacing w:after="10" w:before="0"/>
               <w:ind w:left="120"/>
             </w:pPr>
-            <w:hyperlink w:history="1" r:id="rIdli8iu0xkemhynhx0ein-o">
+            <w:hyperlink w:history="1" r:id="rIdebu4ig_h39kens_noatrn">
               <w:r>
                 <w:rPr>
                   <w:rFonts w:ascii="Arial" w:cs="Arial" w:eastAsia="Arial" w:hAnsi="Arial"/>
@@ -19411,7 +19411,7 @@
         </w:rPr>
         <w:t xml:space="preserve">© 2026 SeaVuria and ARES. Aligned with KICD objectives. Developed by SeaVuria; technical implementation by ARES (with AI assistance from Claude). Licensed under </w:t>
       </w:r>
-      <w:hyperlink w:history="1" r:id="rIdnzv1jsabl00frtemxhqbi">
+      <w:hyperlink w:history="1" r:id="rIdkjkbgtfipc87flqra-hcw">
         <w:r>
           <w:rPr>
             <w:rFonts w:ascii="Arial" w:cs="Arial" w:eastAsia="Arial" w:hAnsi="Arial"/>
@@ -19432,7 +19432,7 @@
         </w:rPr>
         <w:t xml:space="preserve"> (</w:t>
       </w:r>
-      <w:hyperlink w:history="1" r:id="rIdujnwnluqdaoknjvqkv03o">
+      <w:hyperlink w:history="1" r:id="rIdsti35gcjqw4gey8vvzpc-">
         <w:r>
           <w:rPr>
             <w:rFonts w:ascii="Arial" w:cs="Arial" w:eastAsia="Arial" w:hAnsi="Arial"/>
@@ -20445,7 +20445,7 @@
             <w:pPr>
               <w:spacing w:after="20" w:before="0"/>
             </w:pPr>
-            <w:hyperlink w:history="1" r:id="rIdwrkl3nzuuqmzwlusrbn5x">
+            <w:hyperlink w:history="1" r:id="rId4dztjhugpqpnn-qlvoixb">
               <w:r>
                 <w:rPr>
                   <w:rFonts w:ascii="Arial" w:cs="Arial" w:eastAsia="Arial" w:hAnsi="Arial"/>
@@ -20478,7 +20478,7 @@
               <w:spacing w:after="10" w:before="0"/>
               <w:ind w:left="120"/>
             </w:pPr>
-            <w:hyperlink w:history="1" r:id="rIdrek7bsi39prdcjar5yamt">
+            <w:hyperlink w:history="1" r:id="rIdbgsunnzikofrrh401jw66">
               <w:r>
                 <w:rPr>
                   <w:rFonts w:ascii="Arial" w:cs="Arial" w:eastAsia="Arial" w:hAnsi="Arial"/>
@@ -20523,7 +20523,7 @@
             <w:pPr>
               <w:spacing w:after="20" w:before="0"/>
             </w:pPr>
-            <w:hyperlink w:history="1" r:id="rIdjv9-t0oxwxvvtdgtf-dkn">
+            <w:hyperlink w:history="1" r:id="rId1ue4gkwsz-mosyps20i4s">
               <w:r>
                 <w:rPr>
                   <w:rFonts w:ascii="Arial" w:cs="Arial" w:eastAsia="Arial" w:hAnsi="Arial"/>
@@ -20556,7 +20556,7 @@
               <w:spacing w:after="10" w:before="0"/>
               <w:ind w:left="120"/>
             </w:pPr>
-            <w:hyperlink w:history="1" r:id="rIdfzcawjbu4ybx-sb3ne4dy">
+            <w:hyperlink w:history="1" r:id="rId8tnl3pxxq_q5zcx2rxbas">
               <w:r>
                 <w:rPr>
                   <w:rFonts w:ascii="Arial" w:cs="Arial" w:eastAsia="Arial" w:hAnsi="Arial"/>
@@ -20751,7 +20751,7 @@
             <w:pPr>
               <w:spacing w:after="20" w:before="0"/>
             </w:pPr>
-            <w:hyperlink w:history="1" r:id="rIdu9g3f2hlfi0ouhyy-5oye">
+            <w:hyperlink w:history="1" r:id="rIdszlb-z9z3cdznah3huvgr">
               <w:r>
                 <w:rPr>
                   <w:rFonts w:ascii="Arial" w:cs="Arial" w:eastAsia="Arial" w:hAnsi="Arial"/>
@@ -20784,7 +20784,7 @@
               <w:spacing w:after="10" w:before="0"/>
               <w:ind w:left="120"/>
             </w:pPr>
-            <w:hyperlink w:history="1" r:id="rIdfrenk1xdmi-thj_zggwek">
+            <w:hyperlink w:history="1" r:id="rIdb6qmukzsosnef-q0kuynh">
               <w:r>
                 <w:rPr>
                   <w:rFonts w:ascii="Arial" w:cs="Arial" w:eastAsia="Arial" w:hAnsi="Arial"/>
@@ -20829,7 +20829,7 @@
             <w:pPr>
               <w:spacing w:after="20" w:before="0"/>
             </w:pPr>
-            <w:hyperlink w:history="1" r:id="rIdqlgpsrzefxhrfswvva19y">
+            <w:hyperlink w:history="1" r:id="rIdpwnne11l1qey2hf49rl_u">
               <w:r>
                 <w:rPr>
                   <w:rFonts w:ascii="Arial" w:cs="Arial" w:eastAsia="Arial" w:hAnsi="Arial"/>
@@ -20862,7 +20862,7 @@
               <w:spacing w:after="10" w:before="0"/>
               <w:ind w:left="120"/>
             </w:pPr>
-            <w:hyperlink w:history="1" r:id="rIdc4dt5dm8jairqtajznzge">
+            <w:hyperlink w:history="1" r:id="rIdnsc5yqswtfv0byprjrxci">
               <w:r>
                 <w:rPr>
                   <w:rFonts w:ascii="Arial" w:cs="Arial" w:eastAsia="Arial" w:hAnsi="Arial"/>
@@ -21057,7 +21057,7 @@
             <w:pPr>
               <w:spacing w:after="20" w:before="0"/>
             </w:pPr>
-            <w:hyperlink w:history="1" r:id="rIdrmv3npxyttm8s1n74sgd4">
+            <w:hyperlink w:history="1" r:id="rIdegnectcc5eft05k94pctv">
               <w:r>
                 <w:rPr>
                   <w:rFonts w:ascii="Arial" w:cs="Arial" w:eastAsia="Arial" w:hAnsi="Arial"/>
@@ -21090,7 +21090,7 @@
               <w:spacing w:after="10" w:before="0"/>
               <w:ind w:left="120"/>
             </w:pPr>
-            <w:hyperlink w:history="1" r:id="rIdak-85sgfrn77f_mkg8wjb">
+            <w:hyperlink w:history="1" r:id="rIdx9sm3webejrsooifjat0x">
               <w:r>
                 <w:rPr>
                   <w:rFonts w:ascii="Arial" w:cs="Arial" w:eastAsia="Arial" w:hAnsi="Arial"/>
@@ -21135,7 +21135,7 @@
             <w:pPr>
               <w:spacing w:after="20" w:before="0"/>
             </w:pPr>
-            <w:hyperlink w:history="1" r:id="rIddjhu2lfx4i7ixllr3lcuj">
+            <w:hyperlink w:history="1" r:id="rIdhylugo8dr5pexcyvybi6h">
               <w:r>
                 <w:rPr>
                   <w:rFonts w:ascii="Arial" w:cs="Arial" w:eastAsia="Arial" w:hAnsi="Arial"/>
@@ -21168,7 +21168,7 @@
               <w:spacing w:after="10" w:before="0"/>
               <w:ind w:left="120"/>
             </w:pPr>
-            <w:hyperlink w:history="1" r:id="rIdpyairbiqj0fk48gv4ndff">
+            <w:hyperlink w:history="1" r:id="rIdx7i_iucuynd7dm4dzl6m_">
               <w:r>
                 <w:rPr>
                   <w:rFonts w:ascii="Arial" w:cs="Arial" w:eastAsia="Arial" w:hAnsi="Arial"/>
@@ -21363,7 +21363,7 @@
             <w:pPr>
               <w:spacing w:after="20" w:before="0"/>
             </w:pPr>
-            <w:hyperlink w:history="1" r:id="rIdpdzqjb86nsouaff3cbzw6">
+            <w:hyperlink w:history="1" r:id="rIdqdlta8lrwxmaydlw2qv9n">
               <w:r>
                 <w:rPr>
                   <w:rFonts w:ascii="Arial" w:cs="Arial" w:eastAsia="Arial" w:hAnsi="Arial"/>
@@ -21396,7 +21396,7 @@
               <w:spacing w:after="10" w:before="0"/>
               <w:ind w:left="120"/>
             </w:pPr>
-            <w:hyperlink w:history="1" r:id="rIdlhzlvp7y419fswt7o5qkt">
+            <w:hyperlink w:history="1" r:id="rIddbm6cc0mrjnvql51mie25">
               <w:r>
                 <w:rPr>
                   <w:rFonts w:ascii="Arial" w:cs="Arial" w:eastAsia="Arial" w:hAnsi="Arial"/>
@@ -21441,7 +21441,7 @@
             <w:pPr>
               <w:spacing w:after="20" w:before="0"/>
             </w:pPr>
-            <w:hyperlink w:history="1" r:id="rId04dltyqggurresl64xywq">
+            <w:hyperlink w:history="1" r:id="rIdn-7ckgje2c8apdqrcdn0x">
               <w:r>
                 <w:rPr>
                   <w:rFonts w:ascii="Arial" w:cs="Arial" w:eastAsia="Arial" w:hAnsi="Arial"/>
@@ -21474,7 +21474,7 @@
               <w:spacing w:after="10" w:before="0"/>
               <w:ind w:left="120"/>
             </w:pPr>
-            <w:hyperlink w:history="1" r:id="rIdoodnqoinxdm5vwuzumwuz">
+            <w:hyperlink w:history="1" r:id="rId61x-khemnvtjlaldwd49e">
               <w:r>
                 <w:rPr>
                   <w:rFonts w:ascii="Arial" w:cs="Arial" w:eastAsia="Arial" w:hAnsi="Arial"/>
@@ -21669,7 +21669,7 @@
             <w:pPr>
               <w:spacing w:after="20" w:before="0"/>
             </w:pPr>
-            <w:hyperlink w:history="1" r:id="rIdqglogfce0apu4kkkx5bkv">
+            <w:hyperlink w:history="1" r:id="rIdmfn9o-78s8fxfaursyxtd">
               <w:r>
                 <w:rPr>
                   <w:rFonts w:ascii="Arial" w:cs="Arial" w:eastAsia="Arial" w:hAnsi="Arial"/>
@@ -21702,7 +21702,7 @@
               <w:spacing w:after="10" w:before="0"/>
               <w:ind w:left="120"/>
             </w:pPr>
-            <w:hyperlink w:history="1" r:id="rIdvwpcn7no9ye3mwnz1pbsw">
+            <w:hyperlink w:history="1" r:id="rId1xzdfopq25wtr1x0oxjqm">
               <w:r>
                 <w:rPr>
                   <w:rFonts w:ascii="Arial" w:cs="Arial" w:eastAsia="Arial" w:hAnsi="Arial"/>
@@ -21747,7 +21747,7 @@
             <w:pPr>
               <w:spacing w:after="20" w:before="0"/>
             </w:pPr>
-            <w:hyperlink w:history="1" r:id="rIdwb2zuhydwglqmrdeo0a0c">
+            <w:hyperlink w:history="1" r:id="rIdovk0kizqhrywgkzwbtmxw">
               <w:r>
                 <w:rPr>
                   <w:rFonts w:ascii="Arial" w:cs="Arial" w:eastAsia="Arial" w:hAnsi="Arial"/>
@@ -21780,7 +21780,7 @@
               <w:spacing w:after="10" w:before="0"/>
               <w:ind w:left="120"/>
             </w:pPr>
-            <w:hyperlink w:history="1" r:id="rIdsrzvqcc8h0d8c3fwf1sb5">
+            <w:hyperlink w:history="1" r:id="rIdvhxjljdfoi1fk6llgf6_x">
               <w:r>
                 <w:rPr>
                   <w:rFonts w:ascii="Arial" w:cs="Arial" w:eastAsia="Arial" w:hAnsi="Arial"/>
@@ -22292,7 +22292,7 @@
         </w:rPr>
         <w:t xml:space="preserve">© 2026 SeaVuria and ARES. Aligned with KICD objectives. Developed by SeaVuria; technical implementation by ARES (with AI assistance from Claude). Licensed under </w:t>
       </w:r>
-      <w:hyperlink w:history="1" r:id="rIdod98j1gwfkwfg8zgkveev">
+      <w:hyperlink w:history="1" r:id="rIdcr6dlkseg8vzvhtotyzrw">
         <w:r>
           <w:rPr>
             <w:rFonts w:ascii="Arial" w:cs="Arial" w:eastAsia="Arial" w:hAnsi="Arial"/>
@@ -22313,7 +22313,7 @@
         </w:rPr>
         <w:t xml:space="preserve"> (</w:t>
       </w:r>
-      <w:hyperlink w:history="1" r:id="rIdiueq0ydth6kw6i81cxjgr">
+      <w:hyperlink w:history="1" r:id="rIdrxukwyyeaoqc_svk3pi5n">
         <w:r>
           <w:rPr>
             <w:rFonts w:ascii="Arial" w:cs="Arial" w:eastAsia="Arial" w:hAnsi="Arial"/>

--- a/data/outputs/v2/Grade11/Biology/Lesson_Plans/SS3.3_Excretion_and_Homeostasis_in_Animals/Biology_Excretion_and_Homeostasis_in_Animals_CBE_LessonSequence.docx
+++ b/data/outputs/v2/Grade11/Biology/Lesson_Plans/SS3.3_Excretion_and_Homeostasis_in_Animals/Biology_Excretion_and_Homeostasis_in_Animals_CBE_LessonSequence.docx
@@ -2132,7 +2132,7 @@
         </w:rPr>
         <w:t xml:space="preserve">© 2026 SeaVuria and ARES. This work is licensed under a </w:t>
       </w:r>
-      <w:hyperlink w:history="1" r:id="rIdqtatqpt4fcumick9apy3u">
+      <w:hyperlink w:history="1" r:id="rIdgxayrerq4afkk60zur0c8">
         <w:r>
           <w:rPr>
             <w:rFonts w:ascii="Arial" w:cs="Arial" w:eastAsia="Arial" w:hAnsi="Arial"/>
@@ -2152,7 +2152,7 @@
         </w:rPr>
         <w:t xml:space="preserve"> (</w:t>
       </w:r>
-      <w:hyperlink w:history="1" r:id="rIdkdbiqka6gmz-r0ue4m09p">
+      <w:hyperlink w:history="1" r:id="rIdxquwppyiuherqqjtogbbz">
         <w:r>
           <w:rPr>
             <w:rFonts w:ascii="Arial" w:cs="Arial" w:eastAsia="Arial" w:hAnsi="Arial"/>
@@ -2172,7 +2172,7 @@
         </w:rPr>
         <w:t xml:space="preserve">). To view a copy of this license, visit </w:t>
       </w:r>
-      <w:hyperlink w:history="1" r:id="rIds3mu9eek9c6igcxcr-iup">
+      <w:hyperlink w:history="1" r:id="rIdwiijd2looifocmtcrdkv6">
         <w:r>
           <w:rPr>
             <w:rFonts w:ascii="Arial" w:cs="Arial" w:eastAsia="Arial" w:hAnsi="Arial"/>
@@ -3201,7 +3201,7 @@
               <w:spacing w:after="10" w:before="0"/>
               <w:ind w:left="120"/>
             </w:pPr>
-            <w:hyperlink w:history="1" r:id="rIdxji3vrokgnom00xzu_rme">
+            <w:hyperlink w:history="1" r:id="rId19-jh3uz-ojdy0r_clhtm">
               <w:r>
                 <w:rPr>
                   <w:rFonts w:ascii="Arial" w:cs="Arial" w:eastAsia="Arial" w:hAnsi="Arial"/>
@@ -3278,7 +3278,7 @@
               <w:spacing w:after="10" w:before="0"/>
               <w:ind w:left="120"/>
             </w:pPr>
-            <w:hyperlink w:history="1" r:id="rIdorv5vn1tw9r7mpi2r0ynh">
+            <w:hyperlink w:history="1" r:id="rIdj4ywsvii80yxzpiamgkb7">
               <w:r>
                 <w:rPr>
                   <w:rFonts w:ascii="Arial" w:cs="Arial" w:eastAsia="Arial" w:hAnsi="Arial"/>
@@ -3505,7 +3505,7 @@
               <w:spacing w:after="10" w:before="0"/>
               <w:ind w:left="120"/>
             </w:pPr>
-            <w:hyperlink w:history="1" r:id="rIda7uv05-ekrimfpumwsadw">
+            <w:hyperlink w:history="1" r:id="rIdgb74m2alrd1n8hu1uoi98">
               <w:r>
                 <w:rPr>
                   <w:rFonts w:ascii="Arial" w:cs="Arial" w:eastAsia="Arial" w:hAnsi="Arial"/>
@@ -3582,7 +3582,7 @@
               <w:spacing w:after="10" w:before="0"/>
               <w:ind w:left="120"/>
             </w:pPr>
-            <w:hyperlink w:history="1" r:id="rId7jx0ob32xubwopllhaztf">
+            <w:hyperlink w:history="1" r:id="rIdhbexsf97ekwi5rmyptkg5">
               <w:r>
                 <w:rPr>
                   <w:rFonts w:ascii="Arial" w:cs="Arial" w:eastAsia="Arial" w:hAnsi="Arial"/>
@@ -3809,7 +3809,7 @@
               <w:spacing w:after="10" w:before="0"/>
               <w:ind w:left="120"/>
             </w:pPr>
-            <w:hyperlink w:history="1" r:id="rIdhh_zdt7hmkg5-nj4azqko">
+            <w:hyperlink w:history="1" r:id="rIdggn31sjoslueo3ix18efg">
               <w:r>
                 <w:rPr>
                   <w:rFonts w:ascii="Arial" w:cs="Arial" w:eastAsia="Arial" w:hAnsi="Arial"/>
@@ -3886,7 +3886,7 @@
               <w:spacing w:after="10" w:before="0"/>
               <w:ind w:left="120"/>
             </w:pPr>
-            <w:hyperlink w:history="1" r:id="rIdethdnysdmzfarzdb2abss">
+            <w:hyperlink w:history="1" r:id="rIdj2wdw4ihr3vqszmj-2m35">
               <w:r>
                 <w:rPr>
                   <w:rFonts w:ascii="Arial" w:cs="Arial" w:eastAsia="Arial" w:hAnsi="Arial"/>
@@ -4113,7 +4113,7 @@
               <w:spacing w:after="10" w:before="0"/>
               <w:ind w:left="120"/>
             </w:pPr>
-            <w:hyperlink w:history="1" r:id="rIdfpque4i41k19cijugyu-9">
+            <w:hyperlink w:history="1" r:id="rId2gqjajx5xh6hgx8pfrwf3">
               <w:r>
                 <w:rPr>
                   <w:rFonts w:ascii="Arial" w:cs="Arial" w:eastAsia="Arial" w:hAnsi="Arial"/>
@@ -4190,7 +4190,7 @@
               <w:spacing w:after="10" w:before="0"/>
               <w:ind w:left="120"/>
             </w:pPr>
-            <w:hyperlink w:history="1" r:id="rIdiaeamumv13k6yyiv3zmd9">
+            <w:hyperlink w:history="1" r:id="rId-2s_nm7gwf8idd1io-ocr">
               <w:r>
                 <w:rPr>
                   <w:rFonts w:ascii="Arial" w:cs="Arial" w:eastAsia="Arial" w:hAnsi="Arial"/>
@@ -4417,7 +4417,7 @@
               <w:spacing w:after="10" w:before="0"/>
               <w:ind w:left="120"/>
             </w:pPr>
-            <w:hyperlink w:history="1" r:id="rIdpdyoeio2ltmp_qctiulru">
+            <w:hyperlink w:history="1" r:id="rIdcepwyxbid_aji0sp_huf9">
               <w:r>
                 <w:rPr>
                   <w:rFonts w:ascii="Arial" w:cs="Arial" w:eastAsia="Arial" w:hAnsi="Arial"/>
@@ -4494,7 +4494,7 @@
               <w:spacing w:after="10" w:before="0"/>
               <w:ind w:left="120"/>
             </w:pPr>
-            <w:hyperlink w:history="1" r:id="rIdd5-jjar5hioawbxzvlcxg">
+            <w:hyperlink w:history="1" r:id="rIdtd9i_zdhjit9mlqtvis60">
               <w:r>
                 <w:rPr>
                   <w:rFonts w:ascii="Arial" w:cs="Arial" w:eastAsia="Arial" w:hAnsi="Arial"/>
@@ -5021,7 +5021,7 @@
         </w:rPr>
         <w:t xml:space="preserve">© 2026 SeaVuria and ARES. Aligned with KICD objectives. Developed by SeaVuria; technical implementation by ARES (with AI assistance from Claude). Licensed under </w:t>
       </w:r>
-      <w:hyperlink w:history="1" r:id="rIdakrr_zvkdqurn8zldmpbb">
+      <w:hyperlink w:history="1" r:id="rIdh9uqroen-o7_faa4fmbu-">
         <w:r>
           <w:rPr>
             <w:rFonts w:ascii="Arial" w:cs="Arial" w:eastAsia="Arial" w:hAnsi="Arial"/>
@@ -5042,7 +5042,7 @@
         </w:rPr>
         <w:t xml:space="preserve"> (</w:t>
       </w:r>
-      <w:hyperlink w:history="1" r:id="rIderlmi89kq2fk-foqqcj8p">
+      <w:hyperlink w:history="1" r:id="rIdwnee9ndzk9waumo7q6a0k">
         <w:r>
           <w:rPr>
             <w:rFonts w:ascii="Arial" w:cs="Arial" w:eastAsia="Arial" w:hAnsi="Arial"/>
@@ -6055,7 +6055,7 @@
             <w:pPr>
               <w:spacing w:after="20" w:before="0"/>
             </w:pPr>
-            <w:hyperlink w:history="1" r:id="rIdcnzwhvycmadudsywdwkoi">
+            <w:hyperlink w:history="1" r:id="rIdqaz9b6fzpjruk9zao7cti">
               <w:r>
                 <w:rPr>
                   <w:rFonts w:ascii="Arial" w:cs="Arial" w:eastAsia="Arial" w:hAnsi="Arial"/>
@@ -6088,7 +6088,7 @@
               <w:spacing w:after="10" w:before="0"/>
               <w:ind w:left="120"/>
             </w:pPr>
-            <w:hyperlink w:history="1" r:id="rIdbrckumvmp0rh2lxmsqfcq">
+            <w:hyperlink w:history="1" r:id="rIdhyfblleckdub0gwpe7zed">
               <w:r>
                 <w:rPr>
                   <w:rFonts w:ascii="Arial" w:cs="Arial" w:eastAsia="Arial" w:hAnsi="Arial"/>
@@ -6133,7 +6133,619 @@
             <w:pPr>
               <w:spacing w:after="20" w:before="0"/>
             </w:pPr>
-            <w:hyperlink w:history="1" r:id="rId1bk8i_2v1grwema7do6b2">
+            <w:hyperlink w:history="1" r:id="rIdqg4nigfipbanels6lp1gw">
+              <w:r>
+                <w:rPr>
+                  <w:rFonts w:ascii="Arial" w:cs="Arial" w:eastAsia="Arial" w:hAnsi="Arial"/>
+                  <w:color w:val="2E75B6"/>
+                  <w:sz w:val="16"/>
+                  <w:szCs w:val="16"/>
+                  <w:u w:val="single" w:color="2E75B6"/>
+                </w:rPr>
+                <w:t xml:space="preserve">Kidneys (Flexbook)</w:t>
+              </w:r>
+            </w:hyperlink>
+          </w:p>
+          <w:p>
+            <w:pPr>
+              <w:spacing w:after="10" w:before="0"/>
+              <w:ind w:left="120"/>
+            </w:pPr>
+            <w:r>
+              <w:rPr>
+                <w:rFonts w:ascii="Arial" w:cs="Arial" w:eastAsia="Arial" w:hAnsi="Arial"/>
+                <w:color w:val="595959"/>
+                <w:sz w:val="14"/>
+                <w:szCs w:val="14"/>
+              </w:rPr>
+              <w:t xml:space="preserve">Source: CK-12</w:t>
+            </w:r>
+          </w:p>
+          <w:p>
+            <w:pPr>
+              <w:spacing w:after="10" w:before="0"/>
+              <w:ind w:left="120"/>
+            </w:pPr>
+            <w:hyperlink w:history="1" r:id="rIduq6lyp6oa9w7c9khbccji">
+              <w:r>
+                <w:rPr>
+                  <w:rFonts w:ascii="Arial" w:cs="Arial" w:eastAsia="Arial" w:hAnsi="Arial"/>
+                  <w:color w:val="595959"/>
+                  <w:sz w:val="14"/>
+                  <w:szCs w:val="14"/>
+                  <w:u w:val="single" w:color="595959"/>
+                </w:rPr>
+                <w:t xml:space="preserve">🔍 Search ARES for similar readings</w:t>
+              </w:r>
+            </w:hyperlink>
+          </w:p>
+        </w:tc>
+        <w:tc>
+          <w:tcPr>
+            <w:tcW w:type="dxa" w:w="3040"/>
+            <w:shd w:fill="FFFFFF" w:color="auto" w:val="clear"/>
+            <w:tcMar>
+              <w:top w:type="dxa" w:w="60"/>
+              <w:left w:type="dxa" w:w="120"/>
+              <w:bottom w:type="dxa" w:w="60"/>
+              <w:right w:type="dxa" w:w="120"/>
+            </w:tcMar>
+            <w:vAlign w:val="top"/>
+          </w:tcPr>
+          <w:p>
+            <w:pPr>
+              <w:spacing w:after="40" w:before="0"/>
+              <w:jc w:val="left"/>
+            </w:pPr>
+            <w:r>
+              <w:rPr>
+                <w:rFonts w:ascii="Arial" w:cs="Arial" w:eastAsia="Arial" w:hAnsi="Arial"/>
+                <w:b w:val="false"/>
+                <w:bCs w:val="false"/>
+                <w:i w:val="false"/>
+                <w:iCs w:val="false"/>
+                <w:color w:val="000000"/>
+                <w:sz w:val="18"/>
+                <w:szCs w:val="18"/>
+              </w:rPr>
+              <w:t xml:space="preserve">Learners recall the phenomenon (panting dog, still lizard, goat producing concentrated urine, freshwater fish producing dilute urine). Individually, in 3 minutes, they sketch what they think the inside of a goat's kidney looks like and write one sentence on how it might help the goat make concentrated urine. They then Think-Pair-Share with a partner, compare sketches and write one prediction on what they expect to see when the kidney is cut open lengthwise (Predict-Observe-Explain, step 1). Time: 12 minutes.</w:t>
+            </w:r>
+          </w:p>
+        </w:tc>
+        <w:tc>
+          <w:tcPr>
+            <w:tcW w:type="dxa" w:w="3040"/>
+            <w:shd w:fill="F2F2F2" w:color="auto" w:val="clear"/>
+            <w:tcMar>
+              <w:top w:type="dxa" w:w="60"/>
+              <w:left w:type="dxa" w:w="120"/>
+              <w:bottom w:type="dxa" w:w="60"/>
+              <w:right w:type="dxa" w:w="120"/>
+            </w:tcMar>
+            <w:vAlign w:val="top"/>
+          </w:tcPr>
+          <w:p>
+            <w:pPr>
+              <w:spacing w:after="40" w:before="0"/>
+              <w:jc w:val="left"/>
+            </w:pPr>
+            <w:r>
+              <w:rPr>
+                <w:rFonts w:ascii="Arial" w:cs="Arial" w:eastAsia="Arial" w:hAnsi="Arial"/>
+                <w:b w:val="false"/>
+                <w:bCs w:val="false"/>
+                <w:i w:val="false"/>
+                <w:iCs w:val="false"/>
+                <w:color w:val="000000"/>
+                <w:sz w:val="18"/>
+                <w:szCs w:val="18"/>
+              </w:rPr>
+              <w:t xml:space="preserve">Display a whole, uncut kidney in a tray (or a picture of one) and ask: "Yesterday we saw that the goat drinks water yet makes concentrated urine. If you could open this organ, what would you expect to see inside?" Give WAIT TIME of 10-15 seconds before anyone speaks, then 3 minutes of silent sketching. Circulate and ask 2 pairs: "What part of your sketch would let blood be cleaned?" Cold-call 4 learners from different groups to share predictions and record them on the board under 'Our Predictions'. Do not correct yet; say "Hold that idea, we will test it with evidence in a few minutes."</w:t>
+            </w:r>
+          </w:p>
+        </w:tc>
+        <w:tc>
+          <w:tcPr>
+            <w:tcW w:type="dxa" w:w="3040"/>
+            <w:shd w:fill="FFFFFF" w:color="auto" w:val="clear"/>
+            <w:tcMar>
+              <w:top w:type="dxa" w:w="60"/>
+              <w:left w:type="dxa" w:w="120"/>
+              <w:bottom w:type="dxa" w:w="60"/>
+              <w:right w:type="dxa" w:w="120"/>
+            </w:tcMar>
+            <w:vAlign w:val="top"/>
+          </w:tcPr>
+          <w:p>
+            <w:pPr>
+              <w:spacing w:after="40" w:before="0"/>
+              <w:jc w:val="left"/>
+            </w:pPr>
+            <w:r>
+              <w:rPr>
+                <w:rFonts w:ascii="Arial" w:cs="Arial" w:eastAsia="Arial" w:hAnsi="Arial"/>
+                <w:b w:val="false"/>
+                <w:bCs w:val="false"/>
+                <w:i w:val="false"/>
+                <w:iCs w:val="false"/>
+                <w:color w:val="000000"/>
+                <w:sz w:val="18"/>
+                <w:szCs w:val="18"/>
+              </w:rPr>
+              <w:t xml:space="preserve">Predict-Observe-Explain with Think-Pair-Share. Making predictions first exposes learners' prior ideas (e.g., a kidney is hollow like a bean bag or just a bag of urine) so that the dissection evidence can confirm or challenge them, and pair talk lets every learner rehearse ideas in large classes.</w:t>
+            </w:r>
+          </w:p>
+        </w:tc>
+        <w:tc>
+          <w:tcPr>
+            <w:tcW w:type="dxa" w:w="3040"/>
+            <w:shd w:fill="F2F2F2" w:color="auto" w:val="clear"/>
+            <w:tcMar>
+              <w:top w:type="dxa" w:w="60"/>
+              <w:left w:type="dxa" w:w="120"/>
+              <w:bottom w:type="dxa" w:w="60"/>
+              <w:right w:type="dxa" w:w="120"/>
+            </w:tcMar>
+            <w:vAlign w:val="top"/>
+          </w:tcPr>
+          <w:p>
+            <w:pPr>
+              <w:spacing w:after="40" w:before="0"/>
+              <w:jc w:val="left"/>
+            </w:pPr>
+            <w:r>
+              <w:rPr>
+                <w:rFonts w:ascii="Arial" w:cs="Arial" w:eastAsia="Arial" w:hAnsi="Arial"/>
+                <w:b w:val="false"/>
+                <w:bCs w:val="false"/>
+                <w:i w:val="false"/>
+                <w:iCs w:val="false"/>
+                <w:color w:val="000000"/>
+                <w:sz w:val="18"/>
+                <w:szCs w:val="18"/>
+              </w:rPr>
+              <w:t xml:space="preserve">Oral probes and sketch check. Look for: sketches showing at least one inner region or tube; predictions mentioning blood supply or filtering; misconceptions such as 'urine is stored inside the kidney'. Tally on a class list how many learners predicted layers versus a hollow structure.</w:t>
+            </w:r>
+          </w:p>
+        </w:tc>
+      </w:tr>
+      <w:tr>
+        <w:tc>
+          <w:tcPr>
+            <w:tcW w:type="dxa" w:w="1520"/>
+            <w:shd w:fill="D9EEF1" w:color="auto" w:val="clear"/>
+            <w:tcMar>
+              <w:top w:type="dxa" w:w="60"/>
+              <w:left w:type="dxa" w:w="120"/>
+              <w:bottom w:type="dxa" w:w="60"/>
+              <w:right w:type="dxa" w:w="120"/>
+            </w:tcMar>
+            <w:vAlign w:val="top"/>
+          </w:tcPr>
+          <w:p>
+            <w:pPr>
+              <w:spacing w:after="40" w:before="0"/>
+              <w:jc w:val="left"/>
+            </w:pPr>
+            <w:r>
+              <w:rPr>
+                <w:rFonts w:ascii="Arial" w:cs="Arial" w:eastAsia="Arial" w:hAnsi="Arial"/>
+                <w:b/>
+                <w:bCs/>
+                <w:i w:val="false"/>
+                <w:iCs w:val="false"/>
+                <w:color w:val="000000"/>
+                <w:sz w:val="18"/>
+                <w:szCs w:val="18"/>
+              </w:rPr>
+              <w:t xml:space="preserve">Observe Phase</w:t>
+            </w:r>
+          </w:p>
+          <w:p>
+            <w:pPr>
+              <w:spacing w:after="20" w:before="0"/>
+            </w:pPr>
+            <w:r>
+              <w:rPr>
+                <w:rFonts w:ascii="Arial" w:cs="Arial" w:eastAsia="Arial" w:hAnsi="Arial"/>
+                <w:b/>
+                <w:bCs/>
+                <w:color w:val="1F3864"/>
+                <w:sz w:val="16"/>
+                <w:szCs w:val="16"/>
+              </w:rPr>
+              <w:t xml:space="preserve">📹 VIDEO:</w:t>
+            </w:r>
+          </w:p>
+          <w:p>
+            <w:pPr>
+              <w:spacing w:after="20" w:before="0"/>
+            </w:pPr>
+            <w:hyperlink w:history="1" r:id="rIdjawaoeach56lgr-n3xj82">
+              <w:r>
+                <w:rPr>
+                  <w:rFonts w:ascii="Arial" w:cs="Arial" w:eastAsia="Arial" w:hAnsi="Arial"/>
+                  <w:color w:val="2E75B6"/>
+                  <w:sz w:val="16"/>
+                  <w:szCs w:val="16"/>
+                  <w:u w:val="single" w:color="2E75B6"/>
+                </w:rPr>
+                <w:t xml:space="preserve">The kidney and nephron -dubbed(KY)</w:t>
+              </w:r>
+            </w:hyperlink>
+          </w:p>
+          <w:p>
+            <w:pPr>
+              <w:spacing w:after="10" w:before="0"/>
+              <w:ind w:left="120"/>
+            </w:pPr>
+            <w:r>
+              <w:rPr>
+                <w:rFonts w:ascii="Arial" w:cs="Arial" w:eastAsia="Arial" w:hAnsi="Arial"/>
+                <w:color w:val="595959"/>
+                <w:sz w:val="14"/>
+                <w:szCs w:val="14"/>
+              </w:rPr>
+              <w:t xml:space="preserve">Source: Khan Academy (Kiswahili)</w:t>
+            </w:r>
+          </w:p>
+          <w:p>
+            <w:pPr>
+              <w:spacing w:after="10" w:before="0"/>
+              <w:ind w:left="120"/>
+            </w:pPr>
+            <w:hyperlink w:history="1" r:id="rIdhl5wkgiy0anmmagwgw0do">
+              <w:r>
+                <w:rPr>
+                  <w:rFonts w:ascii="Arial" w:cs="Arial" w:eastAsia="Arial" w:hAnsi="Arial"/>
+                  <w:color w:val="595959"/>
+                  <w:sz w:val="14"/>
+                  <w:szCs w:val="14"/>
+                  <w:u w:val="single" w:color="595959"/>
+                </w:rPr>
+                <w:t xml:space="preserve">🔍 Search ARES for similar videos</w:t>
+              </w:r>
+            </w:hyperlink>
+          </w:p>
+          <w:p>
+            <w:pPr>
+              <w:spacing w:after="40" w:before="0"/>
+            </w:pPr>
+            <w:r>
+              <w:rPr>
+                <w:sz w:val="14"/>
+                <w:szCs w:val="14"/>
+              </w:rPr>
+              <w:t xml:space="preserve"/>
+            </w:r>
+          </w:p>
+          <w:p>
+            <w:pPr>
+              <w:spacing w:after="20" w:before="0"/>
+            </w:pPr>
+            <w:r>
+              <w:rPr>
+                <w:rFonts w:ascii="Arial" w:cs="Arial" w:eastAsia="Arial" w:hAnsi="Arial"/>
+                <w:b/>
+                <w:bCs/>
+                <w:color w:val="1F3864"/>
+                <w:sz w:val="16"/>
+                <w:szCs w:val="16"/>
+              </w:rPr>
+              <w:t xml:space="preserve">📖 HTML:</w:t>
+            </w:r>
+          </w:p>
+          <w:p>
+            <w:pPr>
+              <w:spacing w:after="20" w:before="0"/>
+            </w:pPr>
+            <w:hyperlink w:history="1" r:id="rIdrj4wi0xmiufi9tgmszkl4">
+              <w:r>
+                <w:rPr>
+                  <w:rFonts w:ascii="Arial" w:cs="Arial" w:eastAsia="Arial" w:hAnsi="Arial"/>
+                  <w:color w:val="2E75B6"/>
+                  <w:sz w:val="16"/>
+                  <w:szCs w:val="16"/>
+                  <w:u w:val="single" w:color="2E75B6"/>
+                </w:rPr>
+                <w:t xml:space="preserve">Kidneys (Flexbook)</w:t>
+              </w:r>
+            </w:hyperlink>
+          </w:p>
+          <w:p>
+            <w:pPr>
+              <w:spacing w:after="10" w:before="0"/>
+              <w:ind w:left="120"/>
+            </w:pPr>
+            <w:r>
+              <w:rPr>
+                <w:rFonts w:ascii="Arial" w:cs="Arial" w:eastAsia="Arial" w:hAnsi="Arial"/>
+                <w:color w:val="595959"/>
+                <w:sz w:val="14"/>
+                <w:szCs w:val="14"/>
+              </w:rPr>
+              <w:t xml:space="preserve">Source: CK-12</w:t>
+            </w:r>
+          </w:p>
+          <w:p>
+            <w:pPr>
+              <w:spacing w:after="10" w:before="0"/>
+              <w:ind w:left="120"/>
+            </w:pPr>
+            <w:hyperlink w:history="1" r:id="rId32k05tkjhzqfbfxw8thfw">
+              <w:r>
+                <w:rPr>
+                  <w:rFonts w:ascii="Arial" w:cs="Arial" w:eastAsia="Arial" w:hAnsi="Arial"/>
+                  <w:color w:val="595959"/>
+                  <w:sz w:val="14"/>
+                  <w:szCs w:val="14"/>
+                  <w:u w:val="single" w:color="595959"/>
+                </w:rPr>
+                <w:t xml:space="preserve">🔍 Search ARES for similar readings</w:t>
+              </w:r>
+            </w:hyperlink>
+          </w:p>
+        </w:tc>
+        <w:tc>
+          <w:tcPr>
+            <w:tcW w:type="dxa" w:w="3040"/>
+            <w:shd w:fill="FFFFFF" w:color="auto" w:val="clear"/>
+            <w:tcMar>
+              <w:top w:type="dxa" w:w="60"/>
+              <w:left w:type="dxa" w:w="120"/>
+              <w:bottom w:type="dxa" w:w="60"/>
+              <w:right w:type="dxa" w:w="120"/>
+            </w:tcMar>
+            <w:vAlign w:val="top"/>
+          </w:tcPr>
+          <w:p>
+            <w:pPr>
+              <w:spacing w:after="40" w:before="0"/>
+              <w:jc w:val="left"/>
+            </w:pPr>
+            <w:r>
+              <w:rPr>
+                <w:rFonts w:ascii="Arial" w:cs="Arial" w:eastAsia="Arial" w:hAnsi="Arial"/>
+                <w:b w:val="false"/>
+                <w:bCs w:val="false"/>
+                <w:i w:val="false"/>
+                <w:iCs w:val="false"/>
+                <w:color w:val="000000"/>
+                <w:sz w:val="18"/>
+                <w:szCs w:val="18"/>
+              </w:rPr>
+              <w:t xml:space="preserve">In assigned roles (cutter, holder/observer, recorder, safety and disposal officer, materials manager) groups put on gloves and aprons and examine the external kidney: the bean shape, fatty capsule, renal artery, renal vein and ureter at the hilum. With the teacher's permission the cutter makes a longitudinal cut from the outer curve to the hilum. Learners observe and note: the darker outer cortex, the paler, striped triangular medulla (pyramids), the funnel-shaped hollow renal pelvis leading to the ureter, and the fine texture of the cortex. They use a hand lens to look for tiny granular dots (renal corpuscles) in the cortex. They draw a labelled, large, pencil drawing of the cut surface, then clean up and dispose of waste in the biohazard bin. Time: 30 minutes.</w:t>
+            </w:r>
+          </w:p>
+        </w:tc>
+        <w:tc>
+          <w:tcPr>
+            <w:tcW w:type="dxa" w:w="3040"/>
+            <w:shd w:fill="F2F2F2" w:color="auto" w:val="clear"/>
+            <w:tcMar>
+              <w:top w:type="dxa" w:w="60"/>
+              <w:left w:type="dxa" w:w="120"/>
+              <w:bottom w:type="dxa" w:w="60"/>
+              <w:right w:type="dxa" w:w="120"/>
+            </w:tcMar>
+            <w:vAlign w:val="top"/>
+          </w:tcPr>
+          <w:p>
+            <w:pPr>
+              <w:spacing w:after="40" w:before="0"/>
+              <w:jc w:val="left"/>
+            </w:pPr>
+            <w:r>
+              <w:rPr>
+                <w:rFonts w:ascii="Arial" w:cs="Arial" w:eastAsia="Arial" w:hAnsi="Arial"/>
+                <w:b w:val="false"/>
+                <w:bCs w:val="false"/>
+                <w:i w:val="false"/>
+                <w:iCs w:val="false"/>
+                <w:color w:val="000000"/>
+                <w:sz w:val="18"/>
+                <w:szCs w:val="18"/>
+              </w:rPr>
+              <w:t xml:space="preserve">Before the dissection give a 3-minute safety briefing: "Gloves on, scalpel always cuts away from you, only the cutter touches the blade, and the safety officer counts the instruments." Demonstrate the first cut on one kidney at the front while groups watch. Ask groups to name roles aloud and rotate roles for the drawing so everyone handles tasks (Responsibility and Social Justice). Circulate with prompts: "Which region is darkest? Which is hollow? Where does the tube leave?" and "What does the colour difference tell you about blood supply?" Cold-call 3 groups to point to the cortex, medulla and pelvis on their specimen. Give WAIT TIME of 10-15 seconds after each question. Supervise disposal: all tissue, gloves and paper towels go into the biohazard bag, and trays are disinfected. With limited kits, let two groups share one dissection kit in turns while the other group drafts the diagram.</w:t>
+            </w:r>
+          </w:p>
+        </w:tc>
+        <w:tc>
+          <w:tcPr>
+            <w:tcW w:type="dxa" w:w="3040"/>
+            <w:shd w:fill="FFFFFF" w:color="auto" w:val="clear"/>
+            <w:tcMar>
+              <w:top w:type="dxa" w:w="60"/>
+              <w:left w:type="dxa" w:w="120"/>
+              <w:bottom w:type="dxa" w:w="60"/>
+              <w:right w:type="dxa" w:w="120"/>
+            </w:tcMar>
+            <w:vAlign w:val="top"/>
+          </w:tcPr>
+          <w:p>
+            <w:pPr>
+              <w:spacing w:after="40" w:before="0"/>
+              <w:jc w:val="left"/>
+            </w:pPr>
+            <w:r>
+              <w:rPr>
+                <w:rFonts w:ascii="Arial" w:cs="Arial" w:eastAsia="Arial" w:hAnsi="Arial"/>
+                <w:b w:val="false"/>
+                <w:bCs w:val="false"/>
+                <w:i w:val="false"/>
+                <w:iCs w:val="false"/>
+                <w:color w:val="000000"/>
+                <w:sz w:val="18"/>
+                <w:szCs w:val="18"/>
+              </w:rPr>
+              <w:t xml:space="preserve">Predict-Observe-Explain (Observe). Direct examination of real tissue provides first-hand evidence that the kidney is organised into distinct regions and a collecting space; drawing forces learners to notice detail and decide what is important.</w:t>
+            </w:r>
+          </w:p>
+        </w:tc>
+        <w:tc>
+          <w:tcPr>
+            <w:tcW w:type="dxa" w:w="3040"/>
+            <w:shd w:fill="F2F2F2" w:color="auto" w:val="clear"/>
+            <w:tcMar>
+              <w:top w:type="dxa" w:w="60"/>
+              <w:left w:type="dxa" w:w="120"/>
+              <w:bottom w:type="dxa" w:w="60"/>
+              <w:right w:type="dxa" w:w="120"/>
+            </w:tcMar>
+            <w:vAlign w:val="top"/>
+          </w:tcPr>
+          <w:p>
+            <w:pPr>
+              <w:spacing w:after="40" w:before="0"/>
+              <w:jc w:val="left"/>
+            </w:pPr>
+            <w:r>
+              <w:rPr>
+                <w:rFonts w:ascii="Arial" w:cs="Arial" w:eastAsia="Arial" w:hAnsi="Arial"/>
+                <w:b w:val="false"/>
+                <w:bCs w:val="false"/>
+                <w:i w:val="false"/>
+                <w:iCs w:val="false"/>
+                <w:color w:val="000000"/>
+                <w:sz w:val="18"/>
+                <w:szCs w:val="18"/>
+              </w:rPr>
+              <w:t xml:space="preserve">Annotated kidney diagrams plus observation checklist. Indicators: correct labels for cortex, medulla, pelvis, ureter, renal artery, renal vein; accurate relative position (cortex outside, medulla inside, pelvis central); title, scale or magnification note, and neat lines; safe handling observed (gloves on, cutting away from body, correct disposal). Record a tick or comment per group.</w:t>
+            </w:r>
+          </w:p>
+        </w:tc>
+      </w:tr>
+      <w:tr>
+        <w:tc>
+          <w:tcPr>
+            <w:tcW w:type="dxa" w:w="1520"/>
+            <w:shd w:fill="E2EFDA" w:color="auto" w:val="clear"/>
+            <w:tcMar>
+              <w:top w:type="dxa" w:w="60"/>
+              <w:left w:type="dxa" w:w="120"/>
+              <w:bottom w:type="dxa" w:w="60"/>
+              <w:right w:type="dxa" w:w="120"/>
+            </w:tcMar>
+            <w:vAlign w:val="top"/>
+          </w:tcPr>
+          <w:p>
+            <w:pPr>
+              <w:spacing w:after="40" w:before="0"/>
+              <w:jc w:val="left"/>
+            </w:pPr>
+            <w:r>
+              <w:rPr>
+                <w:rFonts w:ascii="Arial" w:cs="Arial" w:eastAsia="Arial" w:hAnsi="Arial"/>
+                <w:b/>
+                <w:bCs/>
+                <w:i w:val="false"/>
+                <w:iCs w:val="false"/>
+                <w:color w:val="000000"/>
+                <w:sz w:val="18"/>
+                <w:szCs w:val="18"/>
+              </w:rPr>
+              <w:t xml:space="preserve">Explain Phase</w:t>
+            </w:r>
+          </w:p>
+          <w:p>
+            <w:pPr>
+              <w:spacing w:after="20" w:before="0"/>
+            </w:pPr>
+            <w:r>
+              <w:rPr>
+                <w:rFonts w:ascii="Arial" w:cs="Arial" w:eastAsia="Arial" w:hAnsi="Arial"/>
+                <w:b/>
+                <w:bCs/>
+                <w:color w:val="1F3864"/>
+                <w:sz w:val="16"/>
+                <w:szCs w:val="16"/>
+              </w:rPr>
+              <w:t xml:space="preserve">📹 VIDEO:</w:t>
+            </w:r>
+          </w:p>
+          <w:p>
+            <w:pPr>
+              <w:spacing w:after="20" w:before="0"/>
+            </w:pPr>
+            <w:hyperlink w:history="1" r:id="rIda8iupkkjrvvdlxvzkxj0g">
+              <w:r>
+                <w:rPr>
+                  <w:rFonts w:ascii="Arial" w:cs="Arial" w:eastAsia="Arial" w:hAnsi="Arial"/>
+                  <w:color w:val="2E75B6"/>
+                  <w:sz w:val="16"/>
+                  <w:szCs w:val="16"/>
+                  <w:u w:val="single" w:color="2E75B6"/>
+                </w:rPr>
+                <w:t xml:space="preserve">The kidney and nephron</w:t>
+              </w:r>
+            </w:hyperlink>
+          </w:p>
+          <w:p>
+            <w:pPr>
+              <w:spacing w:after="10" w:before="0"/>
+              <w:ind w:left="120"/>
+            </w:pPr>
+            <w:r>
+              <w:rPr>
+                <w:rFonts w:ascii="Arial" w:cs="Arial" w:eastAsia="Arial" w:hAnsi="Arial"/>
+                <w:color w:val="595959"/>
+                <w:sz w:val="14"/>
+                <w:szCs w:val="14"/>
+              </w:rPr>
+              <w:t xml:space="preserve">Source: Khan Academy (English - US curriculum)</w:t>
+            </w:r>
+          </w:p>
+          <w:p>
+            <w:pPr>
+              <w:spacing w:after="10" w:before="0"/>
+              <w:ind w:left="120"/>
+            </w:pPr>
+            <w:hyperlink w:history="1" r:id="rIdsyoir1tx0rbxg75rsbso3">
+              <w:r>
+                <w:rPr>
+                  <w:rFonts w:ascii="Arial" w:cs="Arial" w:eastAsia="Arial" w:hAnsi="Arial"/>
+                  <w:color w:val="595959"/>
+                  <w:sz w:val="14"/>
+                  <w:szCs w:val="14"/>
+                  <w:u w:val="single" w:color="595959"/>
+                </w:rPr>
+                <w:t xml:space="preserve">🔍 Search ARES for similar videos</w:t>
+              </w:r>
+            </w:hyperlink>
+          </w:p>
+          <w:p>
+            <w:pPr>
+              <w:spacing w:after="40" w:before="0"/>
+            </w:pPr>
+            <w:r>
+              <w:rPr>
+                <w:sz w:val="14"/>
+                <w:szCs w:val="14"/>
+              </w:rPr>
+              <w:t xml:space="preserve"/>
+            </w:r>
+          </w:p>
+          <w:p>
+            <w:pPr>
+              <w:spacing w:after="20" w:before="0"/>
+            </w:pPr>
+            <w:r>
+              <w:rPr>
+                <w:rFonts w:ascii="Arial" w:cs="Arial" w:eastAsia="Arial" w:hAnsi="Arial"/>
+                <w:b/>
+                <w:bCs/>
+                <w:color w:val="1F3864"/>
+                <w:sz w:val="16"/>
+                <w:szCs w:val="16"/>
+              </w:rPr>
+              <w:t xml:space="preserve">📖 HTML:</w:t>
+            </w:r>
+          </w:p>
+          <w:p>
+            <w:pPr>
+              <w:spacing w:after="20" w:before="0"/>
+            </w:pPr>
+            <w:hyperlink w:history="1" r:id="rId6cfgqirec6wv-otywmwx9">
               <w:r>
                 <w:rPr>
                   <w:rFonts w:ascii="Arial" w:cs="Arial" w:eastAsia="Arial" w:hAnsi="Arial"/>
@@ -6148,6 +6760,22 @@
           </w:p>
           <w:p>
             <w:pPr>
+              <w:spacing w:after="20" w:before="0"/>
+            </w:pPr>
+            <w:r>
+              <w:rPr>
+                <w:rFonts w:ascii="Arial" w:cs="Arial" w:eastAsia="Arial" w:hAnsi="Arial"/>
+                <w:i/>
+                <w:iCs/>
+                <w:color w:val="595959"/>
+                <w:sz w:val="16"/>
+                <w:szCs w:val="16"/>
+              </w:rPr>
+              <w:t xml:space="preserve">Related topic: not an exact match for this lesson.</w:t>
+            </w:r>
+          </w:p>
+          <w:p>
+            <w:pPr>
               <w:spacing w:after="10" w:before="0"/>
               <w:ind w:left="120"/>
             </w:pPr>
@@ -6166,7 +6794,7 @@
               <w:spacing w:after="10" w:before="0"/>
               <w:ind w:left="120"/>
             </w:pPr>
-            <w:hyperlink w:history="1" r:id="rIdhsyz9vl7pstwt8thb7inm">
+            <w:hyperlink w:history="1" r:id="rId1f08xzrrnmgizz3gcm8fp">
               <w:r>
                 <w:rPr>
                   <w:rFonts w:ascii="Arial" w:cs="Arial" w:eastAsia="Arial" w:hAnsi="Arial"/>
@@ -6208,7 +6836,7 @@
                 <w:sz w:val="18"/>
                 <w:szCs w:val="18"/>
               </w:rPr>
-              <w:t xml:space="preserve">Learners recall the phenomenon (panting dog, still lizard, goat producing concentrated urine, freshwater fish producing dilute urine). Individually, in 3 minutes, they sketch what they think the inside of a goat's kidney looks like and write one sentence on how it might help the goat make concentrated urine. They then Think-Pair-Share with a partner, compare sketches and write one prediction on what they expect to see when the kidney is cut open lengthwise (Predict-Observe-Explain, step 1). Time: 12 minutes.</w:t>
+              <w:t xml:space="preserve">Groups compare their observations with the earlier predictions and discuss: "What did we get right or wrong?" Using a printed or board chart of a nephron (Bowman's capsule, glomerulus, tubule, loop of Henle, collecting duct) the teacher introduces the nephron as the microscopic unit that cannot be seen with the naked eye but is packed in the cortex and medulla. Groups write a claim-evidence-reasoning statement: 'The kidney is suited to filter blood because...' using evidence from their dissection (renal artery brings blood, the cortex contains many filtering units, medulla pyramids collect fluid, the pelvis funnels urine to the ureter). They connect it to the phenomenon, explaining why a goat's kidney, with a well-developed medulla, can produce concentrated urine while a freshwater fish's kidney mainly gets rid of excess water. Time: 18 minutes.</w:t>
             </w:r>
           </w:p>
         </w:tc>
@@ -6240,7 +6868,7 @@
                 <w:sz w:val="18"/>
                 <w:szCs w:val="18"/>
               </w:rPr>
-              <w:t xml:space="preserve">Display a whole, uncut kidney in a tray (or a picture of one) and ask: "Yesterday we saw that the goat drinks water yet makes concentrated urine. If you could open this organ, what would you expect to see inside?" Give WAIT TIME of 10-15 seconds before anyone speaks, then 3 minutes of silent sketching. Circulate and ask 2 pairs: "What part of your sketch would let blood be cleaned?" Cold-call 4 learners from different groups to share predictions and record them on the board under 'Our Predictions'. Do not correct yet; say "Hold that idea, we will test it with evidence in a few minutes."</w:t>
+              <w:t xml:space="preserve">Ask: "Compare your sketch from earlier with what you saw. What surprised you?" WAIT TIME of 10-15 seconds, then cold-call 4 learners. Introduce the nephron chart: "The cortex looked grainy. Those grains are tiny filters called renal corpuscles, part of each nephron. A goat kidney has about a million of them." Prompt reasoning: "If blood arrives through the renal artery, where must filtering happen, and where would the filtrate leave?" Ask groups to trace the path of fluid with a finger on the diagram from cortex to medulla to pelvis to ureter. Cold-call 3 groups to state the claim and evidence. Correct misconceptions explicitly, e.g., "The pelvis does not make urine; it collects it." Pose the bridging question: "Tissue structure shows where filtering happens, but how is urine actually made?"</w:t>
             </w:r>
           </w:p>
         </w:tc>
@@ -6272,7 +6900,7 @@
                 <w:sz w:val="18"/>
                 <w:szCs w:val="18"/>
               </w:rPr>
-              <w:t xml:space="preserve">Predict-Observe-Explain with Think-Pair-Share. Making predictions first exposes learners' prior ideas (e.g., a kidney is hollow like a bean bag or just a bag of urine) so that the dissection evidence can confirm or challenge them, and pair talk lets every learner rehearse ideas in large classes.</w:t>
+              <w:t xml:space="preserve">Claim-Evidence-Reasoning within Predict-Observe-Explain (Explain). Returning to predictions helps learners revise ideas using evidence and connect structure to function, while the nephron chart links what they saw at the visible scale to the microscopic units.</w:t>
             </w:r>
           </w:p>
         </w:tc>
@@ -6304,7 +6932,7 @@
                 <w:sz w:val="18"/>
                 <w:szCs w:val="18"/>
               </w:rPr>
-              <w:t xml:space="preserve">Oral probes and sketch check. Look for: sketches showing at least one inner region or tube; predictions mentioning blood supply or filtering; misconceptions such as 'urine is stored inside the kidney'. Tally on a class list how many learners predicted layers versus a hollow structure.</w:t>
+              <w:t xml:space="preserve">Oral probes and CER statements. Success indicators: learner uses specific dissection evidence (e.g., 'the cortex is dark and granular, showing a rich blood supply') to support a function claim; correctly links pelvis to ureter and urine collection; identifies the nephron as the functional unit. Quick 3-question concept check quiz (1. Name the outer region. 2. Which region collects urine? 3. What is the functional unit?) with a show of fingers or mini-whiteboards.</w:t>
             </w:r>
           </w:p>
         </w:tc>
@@ -6313,32 +6941,32 @@
         <w:tc>
           <w:tcPr>
             <w:tcW w:type="dxa" w:w="1520"/>
-            <w:shd w:fill="D9EEF1" w:color="auto" w:val="clear"/>
-            <w:tcMar>
-              <w:top w:type="dxa" w:w="60"/>
-              <w:left w:type="dxa" w:w="120"/>
-              <w:bottom w:type="dxa" w:w="60"/>
-              <w:right w:type="dxa" w:w="120"/>
-            </w:tcMar>
-            <w:vAlign w:val="top"/>
-          </w:tcPr>
-          <w:p>
-            <w:pPr>
-              <w:spacing w:after="40" w:before="0"/>
-              <w:jc w:val="left"/>
-            </w:pPr>
-            <w:r>
-              <w:rPr>
-                <w:rFonts w:ascii="Arial" w:cs="Arial" w:eastAsia="Arial" w:hAnsi="Arial"/>
-                <w:b/>
-                <w:bCs/>
-                <w:i w:val="false"/>
-                <w:iCs w:val="false"/>
-                <w:color w:val="000000"/>
-                <w:sz w:val="18"/>
-                <w:szCs w:val="18"/>
-              </w:rPr>
-              <w:t xml:space="preserve">Observe Phase</w:t>
+            <w:shd w:fill="FCE4D6" w:color="auto" w:val="clear"/>
+            <w:tcMar>
+              <w:top w:type="dxa" w:w="60"/>
+              <w:left w:type="dxa" w:w="120"/>
+              <w:bottom w:type="dxa" w:w="60"/>
+              <w:right w:type="dxa" w:w="120"/>
+            </w:tcMar>
+            <w:vAlign w:val="top"/>
+          </w:tcPr>
+          <w:p>
+            <w:pPr>
+              <w:spacing w:after="40" w:before="0"/>
+              <w:jc w:val="left"/>
+            </w:pPr>
+            <w:r>
+              <w:rPr>
+                <w:rFonts w:ascii="Arial" w:cs="Arial" w:eastAsia="Arial" w:hAnsi="Arial"/>
+                <w:b/>
+                <w:bCs/>
+                <w:i w:val="false"/>
+                <w:iCs w:val="false"/>
+                <w:color w:val="000000"/>
+                <w:sz w:val="18"/>
+                <w:szCs w:val="18"/>
+              </w:rPr>
+              <w:t xml:space="preserve">Driving Question Board (DQB) Creation</w:t>
             </w:r>
           </w:p>
           <w:p>
@@ -6361,7 +6989,7 @@
             <w:pPr>
               <w:spacing w:after="20" w:before="0"/>
             </w:pPr>
-            <w:hyperlink w:history="1" r:id="rId4tpadgakref-qes7l7ems">
+            <w:hyperlink w:history="1" r:id="rIdjekmsgcvp0camwhytuyxz">
               <w:r>
                 <w:rPr>
                   <w:rFonts w:ascii="Arial" w:cs="Arial" w:eastAsia="Arial" w:hAnsi="Arial"/>
@@ -6394,7 +7022,7 @@
               <w:spacing w:after="10" w:before="0"/>
               <w:ind w:left="120"/>
             </w:pPr>
-            <w:hyperlink w:history="1" r:id="rIddq0mpt75jiwc5m8ai4yjs">
+            <w:hyperlink w:history="1" r:id="rIdzl7a-9qw30vog0hjoekpb">
               <w:r>
                 <w:rPr>
                   <w:rFonts w:ascii="Arial" w:cs="Arial" w:eastAsia="Arial" w:hAnsi="Arial"/>
@@ -6432,14 +7060,14 @@
                 <w:sz w:val="16"/>
                 <w:szCs w:val="16"/>
               </w:rPr>
-              <w:t xml:space="preserve">📖 HTML:</w:t>
+              <w:t xml:space="preserve">📖 EXERCISE:</w:t>
             </w:r>
           </w:p>
           <w:p>
             <w:pPr>
               <w:spacing w:after="20" w:before="0"/>
             </w:pPr>
-            <w:hyperlink w:history="1" r:id="rIdaejszn609ej2xer_umo3s">
+            <w:hyperlink w:history="1" r:id="rIdh1fthh-uznhppa53t9z3p">
               <w:r>
                 <w:rPr>
                   <w:rFonts w:ascii="Arial" w:cs="Arial" w:eastAsia="Arial" w:hAnsi="Arial"/>
@@ -6448,9 +7076,25 @@
                   <w:szCs w:val="16"/>
                   <w:u w:val="single" w:color="2E75B6"/>
                 </w:rPr>
-                <w:t xml:space="preserve">Kidneys and Homeostasis - Advanced (Flexbook)</w:t>
+                <w:t xml:space="preserve">Kidneys Practice</w:t>
               </w:r>
             </w:hyperlink>
+          </w:p>
+          <w:p>
+            <w:pPr>
+              <w:spacing w:after="20" w:before="0"/>
+            </w:pPr>
+            <w:r>
+              <w:rPr>
+                <w:rFonts w:ascii="Arial" w:cs="Arial" w:eastAsia="Arial" w:hAnsi="Arial"/>
+                <w:i/>
+                <w:iCs/>
+                <w:color w:val="595959"/>
+                <w:sz w:val="16"/>
+                <w:szCs w:val="16"/>
+              </w:rPr>
+              <w:t xml:space="preserve">Related topic: not an exact match for this lesson.</w:t>
+            </w:r>
           </w:p>
           <w:p>
             <w:pPr>
@@ -6472,7 +7116,7 @@
               <w:spacing w:after="10" w:before="0"/>
               <w:ind w:left="120"/>
             </w:pPr>
-            <w:hyperlink w:history="1" r:id="rIda9vcyaejmkh5vfao9iwzf">
+            <w:hyperlink w:history="1" r:id="rIdm552wmbwckyn4ad09apv8">
               <w:r>
                 <w:rPr>
                   <w:rFonts w:ascii="Arial" w:cs="Arial" w:eastAsia="Arial" w:hAnsi="Arial"/>
@@ -6514,7 +7158,7 @@
                 <w:sz w:val="18"/>
                 <w:szCs w:val="18"/>
               </w:rPr>
-              <w:t xml:space="preserve">In assigned roles (cutter, holder/observer, recorder, safety and disposal officer, materials manager) groups put on gloves and aprons and examine the external kidney: the bean shape, fatty capsule, renal artery, renal vein and ureter at the hilum. With the teacher's permission the cutter makes a longitudinal cut from the outer curve to the hilum. Learners observe and note: the darker outer cortex, the paler, striped triangular medulla (pyramids), the funnel-shaped hollow renal pelvis leading to the ureter, and the fine texture of the cortex. They use a hand lens to look for tiny granular dots (renal corpuscles) in the cortex. They draw a labelled, large, pencil drawing of the cut surface, then clean up and dispose of waste in the biohazard bin. Time: 30 minutes.</w:t>
+              <w:t xml:space="preserve">Each group writes 2 new questions on sticky notes or paper strips about what they still wonder (for example: How do the nephrons filter blood? Why is the medulla striped? Why does a freshwater fish not need a large medulla? What happens to useful substances like glucose from ugali? How does water loss in panting change urine?). They place the notes on the class DQB under categories (Structure, Process, Different animals, Homeostasis). They cluster similar questions, and mark which earlier questions have now been answered (e.g., 'Which organ filters blood in a goat?'). Time: 8 minutes.</w:t>
             </w:r>
           </w:p>
         </w:tc>
@@ -6546,7 +7190,7 @@
                 <w:sz w:val="18"/>
                 <w:szCs w:val="18"/>
               </w:rPr>
-              <w:t xml:space="preserve">Before the dissection give a 3-minute safety briefing: "Gloves on, scalpel always cuts away from you, only the cutter touches the blade, and the safety officer counts the instruments." Demonstrate the first cut on one kidney at the front while groups watch. Ask groups to name roles aloud and rotate roles for the drawing so everyone handles tasks (Responsibility and Social Justice). Circulate with prompts: "Which region is darkest? Which is hollow? Where does the tube leave?" and "What does the colour difference tell you about blood supply?" Cold-call 3 groups to point to the cortex, medulla and pelvis on their specimen. Give WAIT TIME of 10-15 seconds after each question. Supervise disposal: all tissue, gloves and paper towels go into the biohazard bag, and trays are disinfected. With limited kits, let two groups share one dissection kit in turns while the other group drafts the diagram.</w:t>
+              <w:t xml:space="preserve">Say: "What new questions has the kidney raised for you?" Allow WAIT TIME of 10-15 seconds, then ask each group to submit 2 questions. Cold-call 3 groups to read their questions aloud and place them on the board. Highlight one question: "How exactly does the nephron turn filtered blood into urine?" and say "This is the question we will investigate next lesson using an animation." Put a green tick beside questions answered and ask for the evidence that supports each tick. Photograph the DQB so it can be recreated if the wall space is needed.</w:t>
             </w:r>
           </w:p>
         </w:tc>
@@ -6578,7 +7222,7 @@
                 <w:sz w:val="18"/>
                 <w:szCs w:val="18"/>
               </w:rPr>
-              <w:t xml:space="preserve">Predict-Observe-Explain (Observe). Direct examination of real tissue provides first-hand evidence that the kidney is organised into distinct regions and a collecting space; drawing forces learners to notice detail and decide what is important.</w:t>
+              <w:t xml:space="preserve">Driving Question Board discussion. Learner-generated questions give ownership, show how structure evidence leads to new process questions, and set up a purposeful transition to Lesson 3.</w:t>
             </w:r>
           </w:p>
         </w:tc>
@@ -6610,7 +7254,7 @@
                 <w:sz w:val="18"/>
                 <w:szCs w:val="18"/>
               </w:rPr>
-              <w:t xml:space="preserve">Annotated kidney diagrams plus observation checklist. Indicators: correct labels for cortex, medulla, pelvis, ureter, renal artery, renal vein; accurate relative position (cortex outside, medulla inside, pelvis central); title, scale or magnification note, and neat lines; safe handling observed (gloves on, cutting away from body, correct disposal). Record a tick or comment per group.</w:t>
+              <w:t xml:space="preserve">Exit ticket and DQB quality. Indicators: questions that go beyond naming parts (ask how or why); links to the anchoring phenomenon (dog, lizard, goat, fish); at least one group asking about nephron function. Exit ticket: 'One thing I can now explain about the kidney is ___; one thing I still wonder is ___.'</w:t>
             </w:r>
           </w:p>
         </w:tc>
@@ -6619,32 +7263,32 @@
         <w:tc>
           <w:tcPr>
             <w:tcW w:type="dxa" w:w="1520"/>
-            <w:shd w:fill="E2EFDA" w:color="auto" w:val="clear"/>
-            <w:tcMar>
-              <w:top w:type="dxa" w:w="60"/>
-              <w:left w:type="dxa" w:w="120"/>
-              <w:bottom w:type="dxa" w:w="60"/>
-              <w:right w:type="dxa" w:w="120"/>
-            </w:tcMar>
-            <w:vAlign w:val="top"/>
-          </w:tcPr>
-          <w:p>
-            <w:pPr>
-              <w:spacing w:after="40" w:before="0"/>
-              <w:jc w:val="left"/>
-            </w:pPr>
-            <w:r>
-              <w:rPr>
-                <w:rFonts w:ascii="Arial" w:cs="Arial" w:eastAsia="Arial" w:hAnsi="Arial"/>
-                <w:b/>
-                <w:bCs/>
-                <w:i w:val="false"/>
-                <w:iCs w:val="false"/>
-                <w:color w:val="000000"/>
-                <w:sz w:val="18"/>
-                <w:szCs w:val="18"/>
-              </w:rPr>
-              <w:t xml:space="preserve">Explain Phase</w:t>
+            <w:shd w:fill="D5E8F0" w:color="auto" w:val="clear"/>
+            <w:tcMar>
+              <w:top w:type="dxa" w:w="60"/>
+              <w:left w:type="dxa" w:w="120"/>
+              <w:bottom w:type="dxa" w:w="60"/>
+              <w:right w:type="dxa" w:w="120"/>
+            </w:tcMar>
+            <w:vAlign w:val="top"/>
+          </w:tcPr>
+          <w:p>
+            <w:pPr>
+              <w:spacing w:after="40" w:before="0"/>
+              <w:jc w:val="left"/>
+            </w:pPr>
+            <w:r>
+              <w:rPr>
+                <w:rFonts w:ascii="Arial" w:cs="Arial" w:eastAsia="Arial" w:hAnsi="Arial"/>
+                <w:b/>
+                <w:bCs/>
+                <w:i w:val="false"/>
+                <w:iCs w:val="false"/>
+                <w:color w:val="000000"/>
+                <w:sz w:val="18"/>
+                <w:szCs w:val="18"/>
+              </w:rPr>
+              <w:t xml:space="preserve">Model Building Phase</w:t>
             </w:r>
           </w:p>
           <w:p>
@@ -6667,7 +7311,7 @@
             <w:pPr>
               <w:spacing w:after="20" w:before="0"/>
             </w:pPr>
-            <w:hyperlink w:history="1" r:id="rId0xhakodisdhqwvff4rp50">
+            <w:hyperlink w:history="1" r:id="rId7mmgl--vc0yrydule9cvi">
               <w:r>
                 <w:rPr>
                   <w:rFonts w:ascii="Arial" w:cs="Arial" w:eastAsia="Arial" w:hAnsi="Arial"/>
@@ -6700,7 +7344,7 @@
               <w:spacing w:after="10" w:before="0"/>
               <w:ind w:left="120"/>
             </w:pPr>
-            <w:hyperlink w:history="1" r:id="rIdo3cvvcogns9barccb0stj">
+            <w:hyperlink w:history="1" r:id="rIddd3ni8tjtqsdg-lqkma1n">
               <w:r>
                 <w:rPr>
                   <w:rFonts w:ascii="Arial" w:cs="Arial" w:eastAsia="Arial" w:hAnsi="Arial"/>
@@ -6745,7 +7389,7 @@
             <w:pPr>
               <w:spacing w:after="20" w:before="0"/>
             </w:pPr>
-            <w:hyperlink w:history="1" r:id="rIdnjxahezwpkhddbcsvuefa">
+            <w:hyperlink w:history="1" r:id="rIdd9wg7cuqoav--lrbukhal">
               <w:r>
                 <w:rPr>
                   <w:rFonts w:ascii="Arial" w:cs="Arial" w:eastAsia="Arial" w:hAnsi="Arial"/>
@@ -6754,9 +7398,25 @@
                   <w:szCs w:val="16"/>
                   <w:u w:val="single" w:color="2E75B6"/>
                 </w:rPr>
-                <w:t xml:space="preserve">Kidneys and Homeostasis - Advanced (Flexbook)</w:t>
+                <w:t xml:space="preserve">Renin Production In The Kidneys</w:t>
               </w:r>
             </w:hyperlink>
+          </w:p>
+          <w:p>
+            <w:pPr>
+              <w:spacing w:after="20" w:before="0"/>
+            </w:pPr>
+            <w:r>
+              <w:rPr>
+                <w:rFonts w:ascii="Arial" w:cs="Arial" w:eastAsia="Arial" w:hAnsi="Arial"/>
+                <w:i/>
+                <w:iCs/>
+                <w:color w:val="595959"/>
+                <w:sz w:val="16"/>
+                <w:szCs w:val="16"/>
+              </w:rPr>
+              <w:t xml:space="preserve">Related topic: not an exact match for this lesson.</w:t>
+            </w:r>
           </w:p>
           <w:p>
             <w:pPr>
@@ -6770,7 +7430,7 @@
                 <w:sz w:val="14"/>
                 <w:szCs w:val="14"/>
               </w:rPr>
-              <w:t xml:space="preserve">Source: CK-12</w:t>
+              <w:t xml:space="preserve">Source: khan_academy</w:t>
             </w:r>
           </w:p>
           <w:p>
@@ -6778,619 +7438,7 @@
               <w:spacing w:after="10" w:before="0"/>
               <w:ind w:left="120"/>
             </w:pPr>
-            <w:hyperlink w:history="1" r:id="rIdkp54txcbs_6gh1zg61juf">
-              <w:r>
-                <w:rPr>
-                  <w:rFonts w:ascii="Arial" w:cs="Arial" w:eastAsia="Arial" w:hAnsi="Arial"/>
-                  <w:color w:val="595959"/>
-                  <w:sz w:val="14"/>
-                  <w:szCs w:val="14"/>
-                  <w:u w:val="single" w:color="595959"/>
-                </w:rPr>
-                <w:t xml:space="preserve">🔍 Search ARES for similar readings</w:t>
-              </w:r>
-            </w:hyperlink>
-          </w:p>
-        </w:tc>
-        <w:tc>
-          <w:tcPr>
-            <w:tcW w:type="dxa" w:w="3040"/>
-            <w:shd w:fill="FFFFFF" w:color="auto" w:val="clear"/>
-            <w:tcMar>
-              <w:top w:type="dxa" w:w="60"/>
-              <w:left w:type="dxa" w:w="120"/>
-              <w:bottom w:type="dxa" w:w="60"/>
-              <w:right w:type="dxa" w:w="120"/>
-            </w:tcMar>
-            <w:vAlign w:val="top"/>
-          </w:tcPr>
-          <w:p>
-            <w:pPr>
-              <w:spacing w:after="40" w:before="0"/>
-              <w:jc w:val="left"/>
-            </w:pPr>
-            <w:r>
-              <w:rPr>
-                <w:rFonts w:ascii="Arial" w:cs="Arial" w:eastAsia="Arial" w:hAnsi="Arial"/>
-                <w:b w:val="false"/>
-                <w:bCs w:val="false"/>
-                <w:i w:val="false"/>
-                <w:iCs w:val="false"/>
-                <w:color w:val="000000"/>
-                <w:sz w:val="18"/>
-                <w:szCs w:val="18"/>
-              </w:rPr>
-              <w:t xml:space="preserve">Groups compare their observations with the earlier predictions and discuss: "What did we get right or wrong?" Using a printed or board chart of a nephron (Bowman's capsule, glomerulus, tubule, loop of Henle, collecting duct) the teacher introduces the nephron as the microscopic unit that cannot be seen with the naked eye but is packed in the cortex and medulla. Groups write a claim-evidence-reasoning statement: 'The kidney is suited to filter blood because...' using evidence from their dissection (renal artery brings blood, the cortex contains many filtering units, medulla pyramids collect fluid, the pelvis funnels urine to the ureter). They connect it to the phenomenon, explaining why a goat's kidney, with a well-developed medulla, can produce concentrated urine while a freshwater fish's kidney mainly gets rid of excess water. Time: 18 minutes.</w:t>
-            </w:r>
-          </w:p>
-        </w:tc>
-        <w:tc>
-          <w:tcPr>
-            <w:tcW w:type="dxa" w:w="3040"/>
-            <w:shd w:fill="F2F2F2" w:color="auto" w:val="clear"/>
-            <w:tcMar>
-              <w:top w:type="dxa" w:w="60"/>
-              <w:left w:type="dxa" w:w="120"/>
-              <w:bottom w:type="dxa" w:w="60"/>
-              <w:right w:type="dxa" w:w="120"/>
-            </w:tcMar>
-            <w:vAlign w:val="top"/>
-          </w:tcPr>
-          <w:p>
-            <w:pPr>
-              <w:spacing w:after="40" w:before="0"/>
-              <w:jc w:val="left"/>
-            </w:pPr>
-            <w:r>
-              <w:rPr>
-                <w:rFonts w:ascii="Arial" w:cs="Arial" w:eastAsia="Arial" w:hAnsi="Arial"/>
-                <w:b w:val="false"/>
-                <w:bCs w:val="false"/>
-                <w:i w:val="false"/>
-                <w:iCs w:val="false"/>
-                <w:color w:val="000000"/>
-                <w:sz w:val="18"/>
-                <w:szCs w:val="18"/>
-              </w:rPr>
-              <w:t xml:space="preserve">Ask: "Compare your sketch from earlier with what you saw. What surprised you?" WAIT TIME of 10-15 seconds, then cold-call 4 learners. Introduce the nephron chart: "The cortex looked grainy. Those grains are tiny filters called renal corpuscles, part of each nephron. A goat kidney has about a million of them." Prompt reasoning: "If blood arrives through the renal artery, where must filtering happen, and where would the filtrate leave?" Ask groups to trace the path of fluid with a finger on the diagram from cortex to medulla to pelvis to ureter. Cold-call 3 groups to state the claim and evidence. Correct misconceptions explicitly, e.g., "The pelvis does not make urine; it collects it." Pose the bridging question: "Tissue structure shows where filtering happens, but how is urine actually made?"</w:t>
-            </w:r>
-          </w:p>
-        </w:tc>
-        <w:tc>
-          <w:tcPr>
-            <w:tcW w:type="dxa" w:w="3040"/>
-            <w:shd w:fill="FFFFFF" w:color="auto" w:val="clear"/>
-            <w:tcMar>
-              <w:top w:type="dxa" w:w="60"/>
-              <w:left w:type="dxa" w:w="120"/>
-              <w:bottom w:type="dxa" w:w="60"/>
-              <w:right w:type="dxa" w:w="120"/>
-            </w:tcMar>
-            <w:vAlign w:val="top"/>
-          </w:tcPr>
-          <w:p>
-            <w:pPr>
-              <w:spacing w:after="40" w:before="0"/>
-              <w:jc w:val="left"/>
-            </w:pPr>
-            <w:r>
-              <w:rPr>
-                <w:rFonts w:ascii="Arial" w:cs="Arial" w:eastAsia="Arial" w:hAnsi="Arial"/>
-                <w:b w:val="false"/>
-                <w:bCs w:val="false"/>
-                <w:i w:val="false"/>
-                <w:iCs w:val="false"/>
-                <w:color w:val="000000"/>
-                <w:sz w:val="18"/>
-                <w:szCs w:val="18"/>
-              </w:rPr>
-              <w:t xml:space="preserve">Claim-Evidence-Reasoning within Predict-Observe-Explain (Explain). Returning to predictions helps learners revise ideas using evidence and connect structure to function, while the nephron chart links what they saw at the visible scale to the microscopic units.</w:t>
-            </w:r>
-          </w:p>
-        </w:tc>
-        <w:tc>
-          <w:tcPr>
-            <w:tcW w:type="dxa" w:w="3040"/>
-            <w:shd w:fill="F2F2F2" w:color="auto" w:val="clear"/>
-            <w:tcMar>
-              <w:top w:type="dxa" w:w="60"/>
-              <w:left w:type="dxa" w:w="120"/>
-              <w:bottom w:type="dxa" w:w="60"/>
-              <w:right w:type="dxa" w:w="120"/>
-            </w:tcMar>
-            <w:vAlign w:val="top"/>
-          </w:tcPr>
-          <w:p>
-            <w:pPr>
-              <w:spacing w:after="40" w:before="0"/>
-              <w:jc w:val="left"/>
-            </w:pPr>
-            <w:r>
-              <w:rPr>
-                <w:rFonts w:ascii="Arial" w:cs="Arial" w:eastAsia="Arial" w:hAnsi="Arial"/>
-                <w:b w:val="false"/>
-                <w:bCs w:val="false"/>
-                <w:i w:val="false"/>
-                <w:iCs w:val="false"/>
-                <w:color w:val="000000"/>
-                <w:sz w:val="18"/>
-                <w:szCs w:val="18"/>
-              </w:rPr>
-              <w:t xml:space="preserve">Oral probes and CER statements. Success indicators: learner uses specific dissection evidence (e.g., 'the cortex is dark and granular, showing a rich blood supply') to support a function claim; correctly links pelvis to ureter and urine collection; identifies the nephron as the functional unit. Quick 3-question concept check quiz (1. Name the outer region. 2. Which region collects urine? 3. What is the functional unit?) with a show of fingers or mini-whiteboards.</w:t>
-            </w:r>
-          </w:p>
-        </w:tc>
-      </w:tr>
-      <w:tr>
-        <w:tc>
-          <w:tcPr>
-            <w:tcW w:type="dxa" w:w="1520"/>
-            <w:shd w:fill="FCE4D6" w:color="auto" w:val="clear"/>
-            <w:tcMar>
-              <w:top w:type="dxa" w:w="60"/>
-              <w:left w:type="dxa" w:w="120"/>
-              <w:bottom w:type="dxa" w:w="60"/>
-              <w:right w:type="dxa" w:w="120"/>
-            </w:tcMar>
-            <w:vAlign w:val="top"/>
-          </w:tcPr>
-          <w:p>
-            <w:pPr>
-              <w:spacing w:after="40" w:before="0"/>
-              <w:jc w:val="left"/>
-            </w:pPr>
-            <w:r>
-              <w:rPr>
-                <w:rFonts w:ascii="Arial" w:cs="Arial" w:eastAsia="Arial" w:hAnsi="Arial"/>
-                <w:b/>
-                <w:bCs/>
-                <w:i w:val="false"/>
-                <w:iCs w:val="false"/>
-                <w:color w:val="000000"/>
-                <w:sz w:val="18"/>
-                <w:szCs w:val="18"/>
-              </w:rPr>
-              <w:t xml:space="preserve">Driving Question Board (DQB) Creation</w:t>
-            </w:r>
-          </w:p>
-          <w:p>
-            <w:pPr>
-              <w:spacing w:after="20" w:before="0"/>
-            </w:pPr>
-            <w:r>
-              <w:rPr>
-                <w:rFonts w:ascii="Arial" w:cs="Arial" w:eastAsia="Arial" w:hAnsi="Arial"/>
-                <w:b/>
-                <w:bCs/>
-                <w:color w:val="1F3864"/>
-                <w:sz w:val="16"/>
-                <w:szCs w:val="16"/>
-              </w:rPr>
-              <w:t xml:space="preserve">📹 VIDEO:</w:t>
-            </w:r>
-          </w:p>
-          <w:p>
-            <w:pPr>
-              <w:spacing w:after="20" w:before="0"/>
-            </w:pPr>
-            <w:hyperlink w:history="1" r:id="rIdsrs8qpro6hgnjevovzg1q">
-              <w:r>
-                <w:rPr>
-                  <w:rFonts w:ascii="Arial" w:cs="Arial" w:eastAsia="Arial" w:hAnsi="Arial"/>
-                  <w:color w:val="2E75B6"/>
-                  <w:sz w:val="16"/>
-                  <w:szCs w:val="16"/>
-                  <w:u w:val="single" w:color="2E75B6"/>
-                </w:rPr>
-                <w:t xml:space="preserve">The kidney and nephron</w:t>
-              </w:r>
-            </w:hyperlink>
-          </w:p>
-          <w:p>
-            <w:pPr>
-              <w:spacing w:after="10" w:before="0"/>
-              <w:ind w:left="120"/>
-            </w:pPr>
-            <w:r>
-              <w:rPr>
-                <w:rFonts w:ascii="Arial" w:cs="Arial" w:eastAsia="Arial" w:hAnsi="Arial"/>
-                <w:color w:val="595959"/>
-                <w:sz w:val="14"/>
-                <w:szCs w:val="14"/>
-              </w:rPr>
-              <w:t xml:space="preserve">Source: Khan Academy (English - US curriculum)</w:t>
-            </w:r>
-          </w:p>
-          <w:p>
-            <w:pPr>
-              <w:spacing w:after="10" w:before="0"/>
-              <w:ind w:left="120"/>
-            </w:pPr>
-            <w:hyperlink w:history="1" r:id="rIdkynvczuhpnmygj0b9fruj">
-              <w:r>
-                <w:rPr>
-                  <w:rFonts w:ascii="Arial" w:cs="Arial" w:eastAsia="Arial" w:hAnsi="Arial"/>
-                  <w:color w:val="595959"/>
-                  <w:sz w:val="14"/>
-                  <w:szCs w:val="14"/>
-                  <w:u w:val="single" w:color="595959"/>
-                </w:rPr>
-                <w:t xml:space="preserve">🔍 Search ARES for similar videos</w:t>
-              </w:r>
-            </w:hyperlink>
-          </w:p>
-          <w:p>
-            <w:pPr>
-              <w:spacing w:after="40" w:before="0"/>
-            </w:pPr>
-            <w:r>
-              <w:rPr>
-                <w:sz w:val="14"/>
-                <w:szCs w:val="14"/>
-              </w:rPr>
-              <w:t xml:space="preserve"/>
-            </w:r>
-          </w:p>
-          <w:p>
-            <w:pPr>
-              <w:spacing w:after="20" w:before="0"/>
-            </w:pPr>
-            <w:r>
-              <w:rPr>
-                <w:rFonts w:ascii="Arial" w:cs="Arial" w:eastAsia="Arial" w:hAnsi="Arial"/>
-                <w:b/>
-                <w:bCs/>
-                <w:color w:val="1F3864"/>
-                <w:sz w:val="16"/>
-                <w:szCs w:val="16"/>
-              </w:rPr>
-              <w:t xml:space="preserve">📖 HTML:</w:t>
-            </w:r>
-          </w:p>
-          <w:p>
-            <w:pPr>
-              <w:spacing w:after="20" w:before="0"/>
-            </w:pPr>
-            <w:hyperlink w:history="1" r:id="rIdo1vr3jnkz2vjpgjb1jdtc">
-              <w:r>
-                <w:rPr>
-                  <w:rFonts w:ascii="Arial" w:cs="Arial" w:eastAsia="Arial" w:hAnsi="Arial"/>
-                  <w:color w:val="2E75B6"/>
-                  <w:sz w:val="16"/>
-                  <w:szCs w:val="16"/>
-                  <w:u w:val="single" w:color="2E75B6"/>
-                </w:rPr>
-                <w:t xml:space="preserve">Kidneys and Homeostasis - Advanced (Flexbook)</w:t>
-              </w:r>
-            </w:hyperlink>
-          </w:p>
-          <w:p>
-            <w:pPr>
-              <w:spacing w:after="10" w:before="0"/>
-              <w:ind w:left="120"/>
-            </w:pPr>
-            <w:r>
-              <w:rPr>
-                <w:rFonts w:ascii="Arial" w:cs="Arial" w:eastAsia="Arial" w:hAnsi="Arial"/>
-                <w:color w:val="595959"/>
-                <w:sz w:val="14"/>
-                <w:szCs w:val="14"/>
-              </w:rPr>
-              <w:t xml:space="preserve">Source: CK-12</w:t>
-            </w:r>
-          </w:p>
-          <w:p>
-            <w:pPr>
-              <w:spacing w:after="10" w:before="0"/>
-              <w:ind w:left="120"/>
-            </w:pPr>
-            <w:hyperlink w:history="1" r:id="rIdjsstdolqo-hkwelcbmxml">
-              <w:r>
-                <w:rPr>
-                  <w:rFonts w:ascii="Arial" w:cs="Arial" w:eastAsia="Arial" w:hAnsi="Arial"/>
-                  <w:color w:val="595959"/>
-                  <w:sz w:val="14"/>
-                  <w:szCs w:val="14"/>
-                  <w:u w:val="single" w:color="595959"/>
-                </w:rPr>
-                <w:t xml:space="preserve">🔍 Search ARES for similar readings</w:t>
-              </w:r>
-            </w:hyperlink>
-          </w:p>
-        </w:tc>
-        <w:tc>
-          <w:tcPr>
-            <w:tcW w:type="dxa" w:w="3040"/>
-            <w:shd w:fill="FFFFFF" w:color="auto" w:val="clear"/>
-            <w:tcMar>
-              <w:top w:type="dxa" w:w="60"/>
-              <w:left w:type="dxa" w:w="120"/>
-              <w:bottom w:type="dxa" w:w="60"/>
-              <w:right w:type="dxa" w:w="120"/>
-            </w:tcMar>
-            <w:vAlign w:val="top"/>
-          </w:tcPr>
-          <w:p>
-            <w:pPr>
-              <w:spacing w:after="40" w:before="0"/>
-              <w:jc w:val="left"/>
-            </w:pPr>
-            <w:r>
-              <w:rPr>
-                <w:rFonts w:ascii="Arial" w:cs="Arial" w:eastAsia="Arial" w:hAnsi="Arial"/>
-                <w:b w:val="false"/>
-                <w:bCs w:val="false"/>
-                <w:i w:val="false"/>
-                <w:iCs w:val="false"/>
-                <w:color w:val="000000"/>
-                <w:sz w:val="18"/>
-                <w:szCs w:val="18"/>
-              </w:rPr>
-              <w:t xml:space="preserve">Each group writes 2 new questions on sticky notes or paper strips about what they still wonder (for example: How do the nephrons filter blood? Why is the medulla striped? Why does a freshwater fish not need a large medulla? What happens to useful substances like glucose from ugali? How does water loss in panting change urine?). They place the notes on the class DQB under categories (Structure, Process, Different animals, Homeostasis). They cluster similar questions, and mark which earlier questions have now been answered (e.g., 'Which organ filters blood in a goat?'). Time: 8 minutes.</w:t>
-            </w:r>
-          </w:p>
-        </w:tc>
-        <w:tc>
-          <w:tcPr>
-            <w:tcW w:type="dxa" w:w="3040"/>
-            <w:shd w:fill="F2F2F2" w:color="auto" w:val="clear"/>
-            <w:tcMar>
-              <w:top w:type="dxa" w:w="60"/>
-              <w:left w:type="dxa" w:w="120"/>
-              <w:bottom w:type="dxa" w:w="60"/>
-              <w:right w:type="dxa" w:w="120"/>
-            </w:tcMar>
-            <w:vAlign w:val="top"/>
-          </w:tcPr>
-          <w:p>
-            <w:pPr>
-              <w:spacing w:after="40" w:before="0"/>
-              <w:jc w:val="left"/>
-            </w:pPr>
-            <w:r>
-              <w:rPr>
-                <w:rFonts w:ascii="Arial" w:cs="Arial" w:eastAsia="Arial" w:hAnsi="Arial"/>
-                <w:b w:val="false"/>
-                <w:bCs w:val="false"/>
-                <w:i w:val="false"/>
-                <w:iCs w:val="false"/>
-                <w:color w:val="000000"/>
-                <w:sz w:val="18"/>
-                <w:szCs w:val="18"/>
-              </w:rPr>
-              <w:t xml:space="preserve">Say: "What new questions has the kidney raised for you?" Allow WAIT TIME of 10-15 seconds, then ask each group to submit 2 questions. Cold-call 3 groups to read their questions aloud and place them on the board. Highlight one question: "How exactly does the nephron turn filtered blood into urine?" and say "This is the question we will investigate next lesson using an animation." Put a green tick beside questions answered and ask for the evidence that supports each tick. Photograph the DQB so it can be recreated if the wall space is needed.</w:t>
-            </w:r>
-          </w:p>
-        </w:tc>
-        <w:tc>
-          <w:tcPr>
-            <w:tcW w:type="dxa" w:w="3040"/>
-            <w:shd w:fill="FFFFFF" w:color="auto" w:val="clear"/>
-            <w:tcMar>
-              <w:top w:type="dxa" w:w="60"/>
-              <w:left w:type="dxa" w:w="120"/>
-              <w:bottom w:type="dxa" w:w="60"/>
-              <w:right w:type="dxa" w:w="120"/>
-            </w:tcMar>
-            <w:vAlign w:val="top"/>
-          </w:tcPr>
-          <w:p>
-            <w:pPr>
-              <w:spacing w:after="40" w:before="0"/>
-              <w:jc w:val="left"/>
-            </w:pPr>
-            <w:r>
-              <w:rPr>
-                <w:rFonts w:ascii="Arial" w:cs="Arial" w:eastAsia="Arial" w:hAnsi="Arial"/>
-                <w:b w:val="false"/>
-                <w:bCs w:val="false"/>
-                <w:i w:val="false"/>
-                <w:iCs w:val="false"/>
-                <w:color w:val="000000"/>
-                <w:sz w:val="18"/>
-                <w:szCs w:val="18"/>
-              </w:rPr>
-              <w:t xml:space="preserve">Driving Question Board discussion. Learner-generated questions give ownership, show how structure evidence leads to new process questions, and set up a purposeful transition to Lesson 3.</w:t>
-            </w:r>
-          </w:p>
-        </w:tc>
-        <w:tc>
-          <w:tcPr>
-            <w:tcW w:type="dxa" w:w="3040"/>
-            <w:shd w:fill="F2F2F2" w:color="auto" w:val="clear"/>
-            <w:tcMar>
-              <w:top w:type="dxa" w:w="60"/>
-              <w:left w:type="dxa" w:w="120"/>
-              <w:bottom w:type="dxa" w:w="60"/>
-              <w:right w:type="dxa" w:w="120"/>
-            </w:tcMar>
-            <w:vAlign w:val="top"/>
-          </w:tcPr>
-          <w:p>
-            <w:pPr>
-              <w:spacing w:after="40" w:before="0"/>
-              <w:jc w:val="left"/>
-            </w:pPr>
-            <w:r>
-              <w:rPr>
-                <w:rFonts w:ascii="Arial" w:cs="Arial" w:eastAsia="Arial" w:hAnsi="Arial"/>
-                <w:b w:val="false"/>
-                <w:bCs w:val="false"/>
-                <w:i w:val="false"/>
-                <w:iCs w:val="false"/>
-                <w:color w:val="000000"/>
-                <w:sz w:val="18"/>
-                <w:szCs w:val="18"/>
-              </w:rPr>
-              <w:t xml:space="preserve">Exit ticket and DQB quality. Indicators: questions that go beyond naming parts (ask how or why); links to the anchoring phenomenon (dog, lizard, goat, fish); at least one group asking about nephron function. Exit ticket: 'One thing I can now explain about the kidney is ___; one thing I still wonder is ___.'</w:t>
-            </w:r>
-          </w:p>
-        </w:tc>
-      </w:tr>
-      <w:tr>
-        <w:tc>
-          <w:tcPr>
-            <w:tcW w:type="dxa" w:w="1520"/>
-            <w:shd w:fill="D5E8F0" w:color="auto" w:val="clear"/>
-            <w:tcMar>
-              <w:top w:type="dxa" w:w="60"/>
-              <w:left w:type="dxa" w:w="120"/>
-              <w:bottom w:type="dxa" w:w="60"/>
-              <w:right w:type="dxa" w:w="120"/>
-            </w:tcMar>
-            <w:vAlign w:val="top"/>
-          </w:tcPr>
-          <w:p>
-            <w:pPr>
-              <w:spacing w:after="40" w:before="0"/>
-              <w:jc w:val="left"/>
-            </w:pPr>
-            <w:r>
-              <w:rPr>
-                <w:rFonts w:ascii="Arial" w:cs="Arial" w:eastAsia="Arial" w:hAnsi="Arial"/>
-                <w:b/>
-                <w:bCs/>
-                <w:i w:val="false"/>
-                <w:iCs w:val="false"/>
-                <w:color w:val="000000"/>
-                <w:sz w:val="18"/>
-                <w:szCs w:val="18"/>
-              </w:rPr>
-              <w:t xml:space="preserve">Model Building Phase</w:t>
-            </w:r>
-          </w:p>
-          <w:p>
-            <w:pPr>
-              <w:spacing w:after="20" w:before="0"/>
-            </w:pPr>
-            <w:r>
-              <w:rPr>
-                <w:rFonts w:ascii="Arial" w:cs="Arial" w:eastAsia="Arial" w:hAnsi="Arial"/>
-                <w:b/>
-                <w:bCs/>
-                <w:color w:val="1F3864"/>
-                <w:sz w:val="16"/>
-                <w:szCs w:val="16"/>
-              </w:rPr>
-              <w:t xml:space="preserve">📹 VIDEO:</w:t>
-            </w:r>
-          </w:p>
-          <w:p>
-            <w:pPr>
-              <w:spacing w:after="20" w:before="0"/>
-            </w:pPr>
-            <w:hyperlink w:history="1" r:id="rId0n6x0rfyie2tn8vvyzbez">
-              <w:r>
-                <w:rPr>
-                  <w:rFonts w:ascii="Arial" w:cs="Arial" w:eastAsia="Arial" w:hAnsi="Arial"/>
-                  <w:color w:val="2E75B6"/>
-                  <w:sz w:val="16"/>
-                  <w:szCs w:val="16"/>
-                  <w:u w:val="single" w:color="2E75B6"/>
-                </w:rPr>
-                <w:t xml:space="preserve">The kidney and nephron</w:t>
-              </w:r>
-            </w:hyperlink>
-          </w:p>
-          <w:p>
-            <w:pPr>
-              <w:spacing w:after="10" w:before="0"/>
-              <w:ind w:left="120"/>
-            </w:pPr>
-            <w:r>
-              <w:rPr>
-                <w:rFonts w:ascii="Arial" w:cs="Arial" w:eastAsia="Arial" w:hAnsi="Arial"/>
-                <w:color w:val="595959"/>
-                <w:sz w:val="14"/>
-                <w:szCs w:val="14"/>
-              </w:rPr>
-              <w:t xml:space="preserve">Source: Khan Academy (English - US curriculum)</w:t>
-            </w:r>
-          </w:p>
-          <w:p>
-            <w:pPr>
-              <w:spacing w:after="10" w:before="0"/>
-              <w:ind w:left="120"/>
-            </w:pPr>
-            <w:hyperlink w:history="1" r:id="rId6ta8mrfhrr94gw0ztnnfw">
-              <w:r>
-                <w:rPr>
-                  <w:rFonts w:ascii="Arial" w:cs="Arial" w:eastAsia="Arial" w:hAnsi="Arial"/>
-                  <w:color w:val="595959"/>
-                  <w:sz w:val="14"/>
-                  <w:szCs w:val="14"/>
-                  <w:u w:val="single" w:color="595959"/>
-                </w:rPr>
-                <w:t xml:space="preserve">🔍 Search ARES for similar videos</w:t>
-              </w:r>
-            </w:hyperlink>
-          </w:p>
-          <w:p>
-            <w:pPr>
-              <w:spacing w:after="40" w:before="0"/>
-            </w:pPr>
-            <w:r>
-              <w:rPr>
-                <w:sz w:val="14"/>
-                <w:szCs w:val="14"/>
-              </w:rPr>
-              <w:t xml:space="preserve"/>
-            </w:r>
-          </w:p>
-          <w:p>
-            <w:pPr>
-              <w:spacing w:after="20" w:before="0"/>
-            </w:pPr>
-            <w:r>
-              <w:rPr>
-                <w:rFonts w:ascii="Arial" w:cs="Arial" w:eastAsia="Arial" w:hAnsi="Arial"/>
-                <w:b/>
-                <w:bCs/>
-                <w:color w:val="1F3864"/>
-                <w:sz w:val="16"/>
-                <w:szCs w:val="16"/>
-              </w:rPr>
-              <w:t xml:space="preserve">📖 HTML:</w:t>
-            </w:r>
-          </w:p>
-          <w:p>
-            <w:pPr>
-              <w:spacing w:after="20" w:before="0"/>
-            </w:pPr>
-            <w:hyperlink w:history="1" r:id="rIdmedx_zbrnj52cve7ymhvh">
-              <w:r>
-                <w:rPr>
-                  <w:rFonts w:ascii="Arial" w:cs="Arial" w:eastAsia="Arial" w:hAnsi="Arial"/>
-                  <w:color w:val="2E75B6"/>
-                  <w:sz w:val="16"/>
-                  <w:szCs w:val="16"/>
-                  <w:u w:val="single" w:color="2E75B6"/>
-                </w:rPr>
-                <w:t xml:space="preserve">Kidneys and Homeostasis - Advanced (Flexbook)</w:t>
-              </w:r>
-            </w:hyperlink>
-          </w:p>
-          <w:p>
-            <w:pPr>
-              <w:spacing w:after="10" w:before="0"/>
-              <w:ind w:left="120"/>
-            </w:pPr>
-            <w:r>
-              <w:rPr>
-                <w:rFonts w:ascii="Arial" w:cs="Arial" w:eastAsia="Arial" w:hAnsi="Arial"/>
-                <w:color w:val="595959"/>
-                <w:sz w:val="14"/>
-                <w:szCs w:val="14"/>
-              </w:rPr>
-              <w:t xml:space="preserve">Source: CK-12</w:t>
-            </w:r>
-          </w:p>
-          <w:p>
-            <w:pPr>
-              <w:spacing w:after="10" w:before="0"/>
-              <w:ind w:left="120"/>
-            </w:pPr>
-            <w:hyperlink w:history="1" r:id="rId3btn_gxgy139pykyetcwh">
+            <w:hyperlink w:history="1" r:id="rId5dm8yqwie30g4qjc2ihwr">
               <w:r>
                 <w:rPr>
                   <w:rFonts w:ascii="Arial" w:cs="Arial" w:eastAsia="Arial" w:hAnsi="Arial"/>
@@ -7902,7 +7950,7 @@
         </w:rPr>
         <w:t xml:space="preserve">© 2026 SeaVuria and ARES. Aligned with KICD objectives. Developed by SeaVuria; technical implementation by ARES (with AI assistance from Claude). Licensed under </w:t>
       </w:r>
-      <w:hyperlink w:history="1" r:id="rId7xbda5o1qt2qer04pwl7i">
+      <w:hyperlink w:history="1" r:id="rIdulbaxkynidt0q31k5s5qp">
         <w:r>
           <w:rPr>
             <w:rFonts w:ascii="Arial" w:cs="Arial" w:eastAsia="Arial" w:hAnsi="Arial"/>
@@ -7923,7 +7971,7 @@
         </w:rPr>
         <w:t xml:space="preserve"> (</w:t>
       </w:r>
-      <w:hyperlink w:history="1" r:id="rIdkoqfqq30rbifitkplol7h">
+      <w:hyperlink w:history="1" r:id="rId0dltquiv8phxott2a6dij">
         <w:r>
           <w:rPr>
             <w:rFonts w:ascii="Arial" w:cs="Arial" w:eastAsia="Arial" w:hAnsi="Arial"/>
@@ -8936,7 +8984,7 @@
             <w:pPr>
               <w:spacing w:after="20" w:before="0"/>
             </w:pPr>
-            <w:hyperlink w:history="1" r:id="rIdsbwggt1ibtwvl1-dmyv7s">
+            <w:hyperlink w:history="1" r:id="rIdmpq9ip1obxt0zt3alg4go">
               <w:r>
                 <w:rPr>
                   <w:rFonts w:ascii="Arial" w:cs="Arial" w:eastAsia="Arial" w:hAnsi="Arial"/>
@@ -8969,7 +9017,7 @@
               <w:spacing w:after="10" w:before="0"/>
               <w:ind w:left="120"/>
             </w:pPr>
-            <w:hyperlink w:history="1" r:id="rId35_j0dptu4y1kfknmnggs">
+            <w:hyperlink w:history="1" r:id="rIdywq8gs1psgbfcgfyxxemk">
               <w:r>
                 <w:rPr>
                   <w:rFonts w:ascii="Arial" w:cs="Arial" w:eastAsia="Arial" w:hAnsi="Arial"/>
@@ -9031,7 +9079,7 @@
               <w:spacing w:after="10" w:before="0"/>
               <w:ind w:left="120"/>
             </w:pPr>
-            <w:hyperlink w:history="1" r:id="rIdtvgu59_vkozrgviioco3w">
+            <w:hyperlink w:history="1" r:id="rIdzhyuche1fghrhkrbby2lg">
               <w:r>
                 <w:rPr>
                   <w:rFonts w:ascii="Arial" w:cs="Arial" w:eastAsia="Arial" w:hAnsi="Arial"/>
@@ -9241,7 +9289,7 @@
             <w:pPr>
               <w:spacing w:after="20" w:before="0"/>
             </w:pPr>
-            <w:hyperlink w:history="1" r:id="rIdmfijc07fkrzibn-khhk8-">
+            <w:hyperlink w:history="1" r:id="rIdsnftpapu1ukuytyydnpsx">
               <w:r>
                 <w:rPr>
                   <w:rFonts w:ascii="Arial" w:cs="Arial" w:eastAsia="Arial" w:hAnsi="Arial"/>
@@ -9274,7 +9322,7 @@
               <w:spacing w:after="10" w:before="0"/>
               <w:ind w:left="120"/>
             </w:pPr>
-            <w:hyperlink w:history="1" r:id="rIdmqbnigu-tggh0nh2xbal8">
+            <w:hyperlink w:history="1" r:id="rId9alhtmgniq6qwdbh3exkv">
               <w:r>
                 <w:rPr>
                   <w:rFonts w:ascii="Arial" w:cs="Arial" w:eastAsia="Arial" w:hAnsi="Arial"/>
@@ -9336,7 +9384,7 @@
               <w:spacing w:after="10" w:before="0"/>
               <w:ind w:left="120"/>
             </w:pPr>
-            <w:hyperlink w:history="1" r:id="rIdb7gte1l3ws-jgczxidgsb">
+            <w:hyperlink w:history="1" r:id="rIdqo38en-0pjkcdcmjfgvtr">
               <w:r>
                 <w:rPr>
                   <w:rFonts w:ascii="Arial" w:cs="Arial" w:eastAsia="Arial" w:hAnsi="Arial"/>
@@ -9546,7 +9594,7 @@
             <w:pPr>
               <w:spacing w:after="20" w:before="0"/>
             </w:pPr>
-            <w:hyperlink w:history="1" r:id="rIdls6jw5ggn08vmdav8l4qw">
+            <w:hyperlink w:history="1" r:id="rIdag1d1qrxrbvgyt7borqjn">
               <w:r>
                 <w:rPr>
                   <w:rFonts w:ascii="Arial" w:cs="Arial" w:eastAsia="Arial" w:hAnsi="Arial"/>
@@ -9579,7 +9627,7 @@
               <w:spacing w:after="10" w:before="0"/>
               <w:ind w:left="120"/>
             </w:pPr>
-            <w:hyperlink w:history="1" r:id="rIdxyky-loafaknjdrnhqmcu">
+            <w:hyperlink w:history="1" r:id="rIds5d-gbl7yg31ntlyn-d6q">
               <w:r>
                 <w:rPr>
                   <w:rFonts w:ascii="Arial" w:cs="Arial" w:eastAsia="Arial" w:hAnsi="Arial"/>
@@ -9641,7 +9689,7 @@
               <w:spacing w:after="10" w:before="0"/>
               <w:ind w:left="120"/>
             </w:pPr>
-            <w:hyperlink w:history="1" r:id="rIdmd9rxxi6sfwtssy5umgoi">
+            <w:hyperlink w:history="1" r:id="rIdivxaalifwzbw2zppgpe5g">
               <w:r>
                 <w:rPr>
                   <w:rFonts w:ascii="Arial" w:cs="Arial" w:eastAsia="Arial" w:hAnsi="Arial"/>
@@ -9851,7 +9899,312 @@
             <w:pPr>
               <w:spacing w:after="20" w:before="0"/>
             </w:pPr>
-            <w:hyperlink w:history="1" r:id="rIdycdearvvbjuerzh7fywix">
+            <w:hyperlink w:history="1" r:id="rIdyrtb7rhnqlgno7g7fdl8c">
+              <w:r>
+                <w:rPr>
+                  <w:rFonts w:ascii="Arial" w:cs="Arial" w:eastAsia="Arial" w:hAnsi="Arial"/>
+                  <w:color w:val="2E75B6"/>
+                  <w:sz w:val="16"/>
+                  <w:szCs w:val="16"/>
+                  <w:u w:val="single" w:color="2E75B6"/>
+                </w:rPr>
+                <w:t xml:space="preserve">The kidney and nephron -dubbed(KY)</w:t>
+              </w:r>
+            </w:hyperlink>
+          </w:p>
+          <w:p>
+            <w:pPr>
+              <w:spacing w:after="10" w:before="0"/>
+              <w:ind w:left="120"/>
+            </w:pPr>
+            <w:r>
+              <w:rPr>
+                <w:rFonts w:ascii="Arial" w:cs="Arial" w:eastAsia="Arial" w:hAnsi="Arial"/>
+                <w:color w:val="595959"/>
+                <w:sz w:val="14"/>
+                <w:szCs w:val="14"/>
+              </w:rPr>
+              <w:t xml:space="preserve">Source: Khan Academy (Kiswahili)</w:t>
+            </w:r>
+          </w:p>
+          <w:p>
+            <w:pPr>
+              <w:spacing w:after="10" w:before="0"/>
+              <w:ind w:left="120"/>
+            </w:pPr>
+            <w:hyperlink w:history="1" r:id="rIdomv9f4ijoqig-fzixoahl">
+              <w:r>
+                <w:rPr>
+                  <w:rFonts w:ascii="Arial" w:cs="Arial" w:eastAsia="Arial" w:hAnsi="Arial"/>
+                  <w:color w:val="595959"/>
+                  <w:sz w:val="14"/>
+                  <w:szCs w:val="14"/>
+                  <w:u w:val="single" w:color="595959"/>
+                </w:rPr>
+                <w:t xml:space="preserve">🔍 Search ARES for similar videos</w:t>
+              </w:r>
+            </w:hyperlink>
+          </w:p>
+          <w:p>
+            <w:pPr>
+              <w:spacing w:after="40" w:before="0"/>
+            </w:pPr>
+            <w:r>
+              <w:rPr>
+                <w:sz w:val="14"/>
+                <w:szCs w:val="14"/>
+              </w:rPr>
+              <w:t xml:space="preserve"/>
+            </w:r>
+          </w:p>
+          <w:p>
+            <w:pPr>
+              <w:spacing w:after="20" w:before="0"/>
+            </w:pPr>
+            <w:r>
+              <w:rPr>
+                <w:rFonts w:ascii="Arial" w:cs="Arial" w:eastAsia="Arial" w:hAnsi="Arial"/>
+                <w:b/>
+                <w:bCs/>
+                <w:color w:val="1F3864"/>
+                <w:sz w:val="16"/>
+                <w:szCs w:val="16"/>
+              </w:rPr>
+              <w:t xml:space="preserve">📖 READING:</w:t>
+            </w:r>
+          </w:p>
+          <w:p>
+            <w:pPr>
+              <w:spacing w:after="20" w:before="0"/>
+            </w:pPr>
+            <w:r>
+              <w:rPr>
+                <w:rFonts w:ascii="Arial" w:cs="Arial" w:eastAsia="Arial" w:hAnsi="Arial"/>
+                <w:i/>
+                <w:iCs/>
+                <w:color w:val="595959"/>
+                <w:sz w:val="16"/>
+                <w:szCs w:val="16"/>
+              </w:rPr>
+              <w:t xml:space="preserve">No closely matching reading in the ARES library for this activity.</w:t>
+            </w:r>
+          </w:p>
+          <w:p>
+            <w:pPr>
+              <w:spacing w:after="10" w:before="0"/>
+              <w:ind w:left="120"/>
+            </w:pPr>
+            <w:hyperlink w:history="1" r:id="rIdwmtuddqzr4ldkzk5_gi55">
+              <w:r>
+                <w:rPr>
+                  <w:rFonts w:ascii="Arial" w:cs="Arial" w:eastAsia="Arial" w:hAnsi="Arial"/>
+                  <w:color w:val="595959"/>
+                  <w:sz w:val="14"/>
+                  <w:szCs w:val="14"/>
+                  <w:u w:val="single" w:color="595959"/>
+                </w:rPr>
+                <w:t xml:space="preserve">🔍 Search ARES for readings</w:t>
+              </w:r>
+            </w:hyperlink>
+          </w:p>
+          <w:p>
+            <w:pPr>
+              <w:spacing w:after="10" w:before="0"/>
+              <w:ind w:left="120"/>
+            </w:pPr>
+            <w:r>
+              <w:rPr>
+                <w:rFonts w:ascii="Arial" w:cs="Arial" w:eastAsia="Arial" w:hAnsi="Arial"/>
+                <w:color w:val="595959"/>
+                <w:sz w:val="14"/>
+                <w:szCs w:val="14"/>
+              </w:rPr>
+              <w:t xml:space="preserve">Search terms: excretion homeostasis animals ultrafiltration</w:t>
+            </w:r>
+          </w:p>
+        </w:tc>
+        <w:tc>
+          <w:tcPr>
+            <w:tcW w:type="dxa" w:w="3040"/>
+            <w:shd w:fill="FFFFFF" w:color="auto" w:val="clear"/>
+            <w:tcMar>
+              <w:top w:type="dxa" w:w="60"/>
+              <w:left w:type="dxa" w:w="120"/>
+              <w:bottom w:type="dxa" w:w="60"/>
+              <w:right w:type="dxa" w:w="120"/>
+            </w:tcMar>
+            <w:vAlign w:val="top"/>
+          </w:tcPr>
+          <w:p>
+            <w:pPr>
+              <w:spacing w:after="40" w:before="0"/>
+              <w:jc w:val="left"/>
+            </w:pPr>
+            <w:r>
+              <w:rPr>
+                <w:rFonts w:ascii="Arial" w:cs="Arial" w:eastAsia="Arial" w:hAnsi="Arial"/>
+                <w:b w:val="false"/>
+                <w:bCs w:val="false"/>
+                <w:i w:val="false"/>
+                <w:iCs w:val="false"/>
+                <w:color w:val="000000"/>
+                <w:sz w:val="18"/>
+                <w:szCs w:val="18"/>
+              </w:rPr>
+              <w:t xml:space="preserve">Groups return to the class Driving Question Board. They (1) place a sticky note with one answered question from earlier lessons, for example 'How does the kidney make urine?' with a short answer, and (2) write one new question that the nephron evidence raises, for example 'What happens when the kidney fails?', 'Can the dog pant to remove urea?', 'Do fish nephrons have a loop of Henle?', or 'What other organs help remove waste?'. They sort questions into categories: kidney function, other organs, environmental responses, and disease. Each group reads out one new question.</w:t>
+            </w:r>
+          </w:p>
+        </w:tc>
+        <w:tc>
+          <w:tcPr>
+            <w:tcW w:type="dxa" w:w="3040"/>
+            <w:shd w:fill="F2F2F2" w:color="auto" w:val="clear"/>
+            <w:tcMar>
+              <w:top w:type="dxa" w:w="60"/>
+              <w:left w:type="dxa" w:w="120"/>
+              <w:bottom w:type="dxa" w:w="60"/>
+              <w:right w:type="dxa" w:w="120"/>
+            </w:tcMar>
+            <w:vAlign w:val="top"/>
+          </w:tcPr>
+          <w:p>
+            <w:pPr>
+              <w:spacing w:after="40" w:before="0"/>
+              <w:jc w:val="left"/>
+            </w:pPr>
+            <w:r>
+              <w:rPr>
+                <w:rFonts w:ascii="Arial" w:cs="Arial" w:eastAsia="Arial" w:hAnsi="Arial"/>
+                <w:b w:val="false"/>
+                <w:bCs w:val="false"/>
+                <w:i w:val="false"/>
+                <w:iCs w:val="false"/>
+                <w:color w:val="000000"/>
+                <w:sz w:val="18"/>
+                <w:szCs w:val="18"/>
+              </w:rPr>
+              <w:t xml:space="preserve">Say: 'Look at our board. Which questions can we now answer using nephron evidence? Move those to the Answered column and write the evidence.' WAIT TIME 10-15 seconds, then cold-call 3 groups to share. Gently guide towards the next lesson: 'We have focused on the kidney. But the dog is also panting and the lizard is basking. Is the kidney the only organ removing wastes?' Highlight any student question about sweating, breathing out carbon dioxide or the liver, and say: 'This question will drive our next investigation.' Ensure each group posts at least one question and that quieter learners get to read theirs out. Redirect off-topic questions politely by parking them on a 'Later' section.</w:t>
+            </w:r>
+          </w:p>
+        </w:tc>
+        <w:tc>
+          <w:tcPr>
+            <w:tcW w:type="dxa" w:w="3040"/>
+            <w:shd w:fill="FFFFFF" w:color="auto" w:val="clear"/>
+            <w:tcMar>
+              <w:top w:type="dxa" w:w="60"/>
+              <w:left w:type="dxa" w:w="120"/>
+              <w:bottom w:type="dxa" w:w="60"/>
+              <w:right w:type="dxa" w:w="120"/>
+            </w:tcMar>
+            <w:vAlign w:val="top"/>
+          </w:tcPr>
+          <w:p>
+            <w:pPr>
+              <w:spacing w:after="40" w:before="0"/>
+              <w:jc w:val="left"/>
+            </w:pPr>
+            <w:r>
+              <w:rPr>
+                <w:rFonts w:ascii="Arial" w:cs="Arial" w:eastAsia="Arial" w:hAnsi="Arial"/>
+                <w:b w:val="false"/>
+                <w:bCs w:val="false"/>
+                <w:i w:val="false"/>
+                <w:iCs w:val="false"/>
+                <w:color w:val="000000"/>
+                <w:sz w:val="18"/>
+                <w:szCs w:val="18"/>
+              </w:rPr>
+              <w:t xml:space="preserve">Driving Question Board discussions make learning visible and student-owned. Moving questions to 'Answered' with evidence shows progress, while new questions generate purpose for the next lesson. Sorting questions helps learners see connections between the kidney, other organs and animal adaptations.</w:t>
+            </w:r>
+          </w:p>
+        </w:tc>
+        <w:tc>
+          <w:tcPr>
+            <w:tcW w:type="dxa" w:w="3040"/>
+            <w:shd w:fill="F2F2F2" w:color="auto" w:val="clear"/>
+            <w:tcMar>
+              <w:top w:type="dxa" w:w="60"/>
+              <w:left w:type="dxa" w:w="120"/>
+              <w:bottom w:type="dxa" w:w="60"/>
+              <w:right w:type="dxa" w:w="120"/>
+            </w:tcMar>
+            <w:vAlign w:val="top"/>
+          </w:tcPr>
+          <w:p>
+            <w:pPr>
+              <w:spacing w:after="40" w:before="0"/>
+              <w:jc w:val="left"/>
+            </w:pPr>
+            <w:r>
+              <w:rPr>
+                <w:rFonts w:ascii="Arial" w:cs="Arial" w:eastAsia="Arial" w:hAnsi="Arial"/>
+                <w:b w:val="false"/>
+                <w:bCs w:val="false"/>
+                <w:i w:val="false"/>
+                <w:iCs w:val="false"/>
+                <w:color w:val="000000"/>
+                <w:sz w:val="18"/>
+                <w:szCs w:val="18"/>
+              </w:rPr>
+              <w:t xml:space="preserve">Count the number of new questions per group and classify them as factual or deep (explaining why/how). Indicators of progress: at least 3 questions about other excretory organs; questions that link structure to function; learners using terms such as 'reabsorption' and 'filtrate' correctly. Oral probe: 'How does your new question relate to the goat and the fish?'. Exit ticket (below) is given at the end of this phase or the next.</w:t>
+            </w:r>
+          </w:p>
+        </w:tc>
+      </w:tr>
+      <w:tr>
+        <w:tc>
+          <w:tcPr>
+            <w:tcW w:type="dxa" w:w="1520"/>
+            <w:shd w:fill="D5E8F0" w:color="auto" w:val="clear"/>
+            <w:tcMar>
+              <w:top w:type="dxa" w:w="60"/>
+              <w:left w:type="dxa" w:w="120"/>
+              <w:bottom w:type="dxa" w:w="60"/>
+              <w:right w:type="dxa" w:w="120"/>
+            </w:tcMar>
+            <w:vAlign w:val="top"/>
+          </w:tcPr>
+          <w:p>
+            <w:pPr>
+              <w:spacing w:after="40" w:before="0"/>
+              <w:jc w:val="left"/>
+            </w:pPr>
+            <w:r>
+              <w:rPr>
+                <w:rFonts w:ascii="Arial" w:cs="Arial" w:eastAsia="Arial" w:hAnsi="Arial"/>
+                <w:b/>
+                <w:bCs/>
+                <w:i w:val="false"/>
+                <w:iCs w:val="false"/>
+                <w:color w:val="000000"/>
+                <w:sz w:val="18"/>
+                <w:szCs w:val="18"/>
+              </w:rPr>
+              <w:t xml:space="preserve">Model Building Phase</w:t>
+            </w:r>
+          </w:p>
+          <w:p>
+            <w:pPr>
+              <w:spacing w:after="20" w:before="0"/>
+            </w:pPr>
+            <w:r>
+              <w:rPr>
+                <w:rFonts w:ascii="Arial" w:cs="Arial" w:eastAsia="Arial" w:hAnsi="Arial"/>
+                <w:b/>
+                <w:bCs/>
+                <w:color w:val="1F3864"/>
+                <w:sz w:val="16"/>
+                <w:szCs w:val="16"/>
+              </w:rPr>
+              <w:t xml:space="preserve">📹 VIDEO:</w:t>
+            </w:r>
+          </w:p>
+          <w:p>
+            <w:pPr>
+              <w:spacing w:after="20" w:before="0"/>
+            </w:pPr>
+            <w:hyperlink w:history="1" r:id="rId9ykrcokojd4kt9lka3k8o">
               <w:r>
                 <w:rPr>
                   <w:rFonts w:ascii="Arial" w:cs="Arial" w:eastAsia="Arial" w:hAnsi="Arial"/>
@@ -9884,7 +10237,7 @@
               <w:spacing w:after="10" w:before="0"/>
               <w:ind w:left="120"/>
             </w:pPr>
-            <w:hyperlink w:history="1" r:id="rIdg8wccq503ucvd4y12c5hs">
+            <w:hyperlink w:history="1" r:id="rIdlzvvuwijqtdwyygkjowde">
               <w:r>
                 <w:rPr>
                   <w:rFonts w:ascii="Arial" w:cs="Arial" w:eastAsia="Arial" w:hAnsi="Arial"/>
@@ -9946,312 +10299,7 @@
               <w:spacing w:after="10" w:before="0"/>
               <w:ind w:left="120"/>
             </w:pPr>
-            <w:hyperlink w:history="1" r:id="rIdnshg4slmt5jo6y5r3svzc">
-              <w:r>
-                <w:rPr>
-                  <w:rFonts w:ascii="Arial" w:cs="Arial" w:eastAsia="Arial" w:hAnsi="Arial"/>
-                  <w:color w:val="595959"/>
-                  <w:sz w:val="14"/>
-                  <w:szCs w:val="14"/>
-                  <w:u w:val="single" w:color="595959"/>
-                </w:rPr>
-                <w:t xml:space="preserve">🔍 Search ARES for readings</w:t>
-              </w:r>
-            </w:hyperlink>
-          </w:p>
-          <w:p>
-            <w:pPr>
-              <w:spacing w:after="10" w:before="0"/>
-              <w:ind w:left="120"/>
-            </w:pPr>
-            <w:r>
-              <w:rPr>
-                <w:rFonts w:ascii="Arial" w:cs="Arial" w:eastAsia="Arial" w:hAnsi="Arial"/>
-                <w:color w:val="595959"/>
-                <w:sz w:val="14"/>
-                <w:szCs w:val="14"/>
-              </w:rPr>
-              <w:t xml:space="preserve">Search terms: excretion homeostasis animals ultrafiltration</w:t>
-            </w:r>
-          </w:p>
-        </w:tc>
-        <w:tc>
-          <w:tcPr>
-            <w:tcW w:type="dxa" w:w="3040"/>
-            <w:shd w:fill="FFFFFF" w:color="auto" w:val="clear"/>
-            <w:tcMar>
-              <w:top w:type="dxa" w:w="60"/>
-              <w:left w:type="dxa" w:w="120"/>
-              <w:bottom w:type="dxa" w:w="60"/>
-              <w:right w:type="dxa" w:w="120"/>
-            </w:tcMar>
-            <w:vAlign w:val="top"/>
-          </w:tcPr>
-          <w:p>
-            <w:pPr>
-              <w:spacing w:after="40" w:before="0"/>
-              <w:jc w:val="left"/>
-            </w:pPr>
-            <w:r>
-              <w:rPr>
-                <w:rFonts w:ascii="Arial" w:cs="Arial" w:eastAsia="Arial" w:hAnsi="Arial"/>
-                <w:b w:val="false"/>
-                <w:bCs w:val="false"/>
-                <w:i w:val="false"/>
-                <w:iCs w:val="false"/>
-                <w:color w:val="000000"/>
-                <w:sz w:val="18"/>
-                <w:szCs w:val="18"/>
-              </w:rPr>
-              <w:t xml:space="preserve">Groups return to the class Driving Question Board. They (1) place a sticky note with one answered question from earlier lessons, for example 'How does the kidney make urine?' with a short answer, and (2) write one new question that the nephron evidence raises, for example 'What happens when the kidney fails?', 'Can the dog pant to remove urea?', 'Do fish nephrons have a loop of Henle?', or 'What other organs help remove waste?'. They sort questions into categories: kidney function, other organs, environmental responses, and disease. Each group reads out one new question.</w:t>
-            </w:r>
-          </w:p>
-        </w:tc>
-        <w:tc>
-          <w:tcPr>
-            <w:tcW w:type="dxa" w:w="3040"/>
-            <w:shd w:fill="F2F2F2" w:color="auto" w:val="clear"/>
-            <w:tcMar>
-              <w:top w:type="dxa" w:w="60"/>
-              <w:left w:type="dxa" w:w="120"/>
-              <w:bottom w:type="dxa" w:w="60"/>
-              <w:right w:type="dxa" w:w="120"/>
-            </w:tcMar>
-            <w:vAlign w:val="top"/>
-          </w:tcPr>
-          <w:p>
-            <w:pPr>
-              <w:spacing w:after="40" w:before="0"/>
-              <w:jc w:val="left"/>
-            </w:pPr>
-            <w:r>
-              <w:rPr>
-                <w:rFonts w:ascii="Arial" w:cs="Arial" w:eastAsia="Arial" w:hAnsi="Arial"/>
-                <w:b w:val="false"/>
-                <w:bCs w:val="false"/>
-                <w:i w:val="false"/>
-                <w:iCs w:val="false"/>
-                <w:color w:val="000000"/>
-                <w:sz w:val="18"/>
-                <w:szCs w:val="18"/>
-              </w:rPr>
-              <w:t xml:space="preserve">Say: 'Look at our board. Which questions can we now answer using nephron evidence? Move those to the Answered column and write the evidence.' WAIT TIME 10-15 seconds, then cold-call 3 groups to share. Gently guide towards the next lesson: 'We have focused on the kidney. But the dog is also panting and the lizard is basking. Is the kidney the only organ removing wastes?' Highlight any student question about sweating, breathing out carbon dioxide or the liver, and say: 'This question will drive our next investigation.' Ensure each group posts at least one question and that quieter learners get to read theirs out. Redirect off-topic questions politely by parking them on a 'Later' section.</w:t>
-            </w:r>
-          </w:p>
-        </w:tc>
-        <w:tc>
-          <w:tcPr>
-            <w:tcW w:type="dxa" w:w="3040"/>
-            <w:shd w:fill="FFFFFF" w:color="auto" w:val="clear"/>
-            <w:tcMar>
-              <w:top w:type="dxa" w:w="60"/>
-              <w:left w:type="dxa" w:w="120"/>
-              <w:bottom w:type="dxa" w:w="60"/>
-              <w:right w:type="dxa" w:w="120"/>
-            </w:tcMar>
-            <w:vAlign w:val="top"/>
-          </w:tcPr>
-          <w:p>
-            <w:pPr>
-              <w:spacing w:after="40" w:before="0"/>
-              <w:jc w:val="left"/>
-            </w:pPr>
-            <w:r>
-              <w:rPr>
-                <w:rFonts w:ascii="Arial" w:cs="Arial" w:eastAsia="Arial" w:hAnsi="Arial"/>
-                <w:b w:val="false"/>
-                <w:bCs w:val="false"/>
-                <w:i w:val="false"/>
-                <w:iCs w:val="false"/>
-                <w:color w:val="000000"/>
-                <w:sz w:val="18"/>
-                <w:szCs w:val="18"/>
-              </w:rPr>
-              <w:t xml:space="preserve">Driving Question Board discussions make learning visible and student-owned. Moving questions to 'Answered' with evidence shows progress, while new questions generate purpose for the next lesson. Sorting questions helps learners see connections between the kidney, other organs and animal adaptations.</w:t>
-            </w:r>
-          </w:p>
-        </w:tc>
-        <w:tc>
-          <w:tcPr>
-            <w:tcW w:type="dxa" w:w="3040"/>
-            <w:shd w:fill="F2F2F2" w:color="auto" w:val="clear"/>
-            <w:tcMar>
-              <w:top w:type="dxa" w:w="60"/>
-              <w:left w:type="dxa" w:w="120"/>
-              <w:bottom w:type="dxa" w:w="60"/>
-              <w:right w:type="dxa" w:w="120"/>
-            </w:tcMar>
-            <w:vAlign w:val="top"/>
-          </w:tcPr>
-          <w:p>
-            <w:pPr>
-              <w:spacing w:after="40" w:before="0"/>
-              <w:jc w:val="left"/>
-            </w:pPr>
-            <w:r>
-              <w:rPr>
-                <w:rFonts w:ascii="Arial" w:cs="Arial" w:eastAsia="Arial" w:hAnsi="Arial"/>
-                <w:b w:val="false"/>
-                <w:bCs w:val="false"/>
-                <w:i w:val="false"/>
-                <w:iCs w:val="false"/>
-                <w:color w:val="000000"/>
-                <w:sz w:val="18"/>
-                <w:szCs w:val="18"/>
-              </w:rPr>
-              <w:t xml:space="preserve">Count the number of new questions per group and classify them as factual or deep (explaining why/how). Indicators of progress: at least 3 questions about other excretory organs; questions that link structure to function; learners using terms such as 'reabsorption' and 'filtrate' correctly. Oral probe: 'How does your new question relate to the goat and the fish?'. Exit ticket (below) is given at the end of this phase or the next.</w:t>
-            </w:r>
-          </w:p>
-        </w:tc>
-      </w:tr>
-      <w:tr>
-        <w:tc>
-          <w:tcPr>
-            <w:tcW w:type="dxa" w:w="1520"/>
-            <w:shd w:fill="D5E8F0" w:color="auto" w:val="clear"/>
-            <w:tcMar>
-              <w:top w:type="dxa" w:w="60"/>
-              <w:left w:type="dxa" w:w="120"/>
-              <w:bottom w:type="dxa" w:w="60"/>
-              <w:right w:type="dxa" w:w="120"/>
-            </w:tcMar>
-            <w:vAlign w:val="top"/>
-          </w:tcPr>
-          <w:p>
-            <w:pPr>
-              <w:spacing w:after="40" w:before="0"/>
-              <w:jc w:val="left"/>
-            </w:pPr>
-            <w:r>
-              <w:rPr>
-                <w:rFonts w:ascii="Arial" w:cs="Arial" w:eastAsia="Arial" w:hAnsi="Arial"/>
-                <w:b/>
-                <w:bCs/>
-                <w:i w:val="false"/>
-                <w:iCs w:val="false"/>
-                <w:color w:val="000000"/>
-                <w:sz w:val="18"/>
-                <w:szCs w:val="18"/>
-              </w:rPr>
-              <w:t xml:space="preserve">Model Building Phase</w:t>
-            </w:r>
-          </w:p>
-          <w:p>
-            <w:pPr>
-              <w:spacing w:after="20" w:before="0"/>
-            </w:pPr>
-            <w:r>
-              <w:rPr>
-                <w:rFonts w:ascii="Arial" w:cs="Arial" w:eastAsia="Arial" w:hAnsi="Arial"/>
-                <w:b/>
-                <w:bCs/>
-                <w:color w:val="1F3864"/>
-                <w:sz w:val="16"/>
-                <w:szCs w:val="16"/>
-              </w:rPr>
-              <w:t xml:space="preserve">📹 VIDEO:</w:t>
-            </w:r>
-          </w:p>
-          <w:p>
-            <w:pPr>
-              <w:spacing w:after="20" w:before="0"/>
-            </w:pPr>
-            <w:hyperlink w:history="1" r:id="rIdu7fnb-yp2jz_xa0layinn">
-              <w:r>
-                <w:rPr>
-                  <w:rFonts w:ascii="Arial" w:cs="Arial" w:eastAsia="Arial" w:hAnsi="Arial"/>
-                  <w:color w:val="2E75B6"/>
-                  <w:sz w:val="16"/>
-                  <w:szCs w:val="16"/>
-                  <w:u w:val="single" w:color="2E75B6"/>
-                </w:rPr>
-                <w:t xml:space="preserve">The kidney and nephron</w:t>
-              </w:r>
-            </w:hyperlink>
-          </w:p>
-          <w:p>
-            <w:pPr>
-              <w:spacing w:after="10" w:before="0"/>
-              <w:ind w:left="120"/>
-            </w:pPr>
-            <w:r>
-              <w:rPr>
-                <w:rFonts w:ascii="Arial" w:cs="Arial" w:eastAsia="Arial" w:hAnsi="Arial"/>
-                <w:color w:val="595959"/>
-                <w:sz w:val="14"/>
-                <w:szCs w:val="14"/>
-              </w:rPr>
-              <w:t xml:space="preserve">Source: Khan Academy (English - US curriculum)</w:t>
-            </w:r>
-          </w:p>
-          <w:p>
-            <w:pPr>
-              <w:spacing w:after="10" w:before="0"/>
-              <w:ind w:left="120"/>
-            </w:pPr>
-            <w:hyperlink w:history="1" r:id="rIdiz43-jy1kkmjnvuzkkdb5">
-              <w:r>
-                <w:rPr>
-                  <w:rFonts w:ascii="Arial" w:cs="Arial" w:eastAsia="Arial" w:hAnsi="Arial"/>
-                  <w:color w:val="595959"/>
-                  <w:sz w:val="14"/>
-                  <w:szCs w:val="14"/>
-                  <w:u w:val="single" w:color="595959"/>
-                </w:rPr>
-                <w:t xml:space="preserve">🔍 Search ARES for similar videos</w:t>
-              </w:r>
-            </w:hyperlink>
-          </w:p>
-          <w:p>
-            <w:pPr>
-              <w:spacing w:after="40" w:before="0"/>
-            </w:pPr>
-            <w:r>
-              <w:rPr>
-                <w:sz w:val="14"/>
-                <w:szCs w:val="14"/>
-              </w:rPr>
-              <w:t xml:space="preserve"/>
-            </w:r>
-          </w:p>
-          <w:p>
-            <w:pPr>
-              <w:spacing w:after="20" w:before="0"/>
-            </w:pPr>
-            <w:r>
-              <w:rPr>
-                <w:rFonts w:ascii="Arial" w:cs="Arial" w:eastAsia="Arial" w:hAnsi="Arial"/>
-                <w:b/>
-                <w:bCs/>
-                <w:color w:val="1F3864"/>
-                <w:sz w:val="16"/>
-                <w:szCs w:val="16"/>
-              </w:rPr>
-              <w:t xml:space="preserve">📖 READING:</w:t>
-            </w:r>
-          </w:p>
-          <w:p>
-            <w:pPr>
-              <w:spacing w:after="20" w:before="0"/>
-            </w:pPr>
-            <w:r>
-              <w:rPr>
-                <w:rFonts w:ascii="Arial" w:cs="Arial" w:eastAsia="Arial" w:hAnsi="Arial"/>
-                <w:i/>
-                <w:iCs/>
-                <w:color w:val="595959"/>
-                <w:sz w:val="16"/>
-                <w:szCs w:val="16"/>
-              </w:rPr>
-              <w:t xml:space="preserve">No closely matching reading in the ARES library for this activity.</w:t>
-            </w:r>
-          </w:p>
-          <w:p>
-            <w:pPr>
-              <w:spacing w:after="10" w:before="0"/>
-              <w:ind w:left="120"/>
-            </w:pPr>
-            <w:hyperlink w:history="1" r:id="rIdgfn1ycbo5o8odelxg6a1u">
+            <w:hyperlink w:history="1" r:id="rIdaeedtaehmhkrwrzyvisis">
               <w:r>
                 <w:rPr>
                   <w:rFonts w:ascii="Arial" w:cs="Arial" w:eastAsia="Arial" w:hAnsi="Arial"/>
@@ -10778,7 +10826,7 @@
         </w:rPr>
         <w:t xml:space="preserve">© 2026 SeaVuria and ARES. Aligned with KICD objectives. Developed by SeaVuria; technical implementation by ARES (with AI assistance from Claude). Licensed under </w:t>
       </w:r>
-      <w:hyperlink w:history="1" r:id="rIdhw34ef_wqizoitsd2_n2o">
+      <w:hyperlink w:history="1" r:id="rIdcj56i8dysu4vdydog5i0t">
         <w:r>
           <w:rPr>
             <w:rFonts w:ascii="Arial" w:cs="Arial" w:eastAsia="Arial" w:hAnsi="Arial"/>
@@ -10799,7 +10847,7 @@
         </w:rPr>
         <w:t xml:space="preserve"> (</w:t>
       </w:r>
-      <w:hyperlink w:history="1" r:id="rId8ulfglcd6ramprrxaqexn">
+      <w:hyperlink w:history="1" r:id="rIdzscpopyljjl3abifagjda">
         <w:r>
           <w:rPr>
             <w:rFonts w:ascii="Arial" w:cs="Arial" w:eastAsia="Arial" w:hAnsi="Arial"/>
@@ -11829,7 +11877,7 @@
               <w:spacing w:after="10" w:before="0"/>
               <w:ind w:left="120"/>
             </w:pPr>
-            <w:hyperlink w:history="1" r:id="rIdrkthdupjjp-hbpi4a3zwn">
+            <w:hyperlink w:history="1" r:id="rIdduht_rlhtjqgfdgzxez2u">
               <w:r>
                 <w:rPr>
                   <w:rFonts w:ascii="Arial" w:cs="Arial" w:eastAsia="Arial" w:hAnsi="Arial"/>
@@ -11906,7 +11954,7 @@
               <w:spacing w:after="10" w:before="0"/>
               <w:ind w:left="120"/>
             </w:pPr>
-            <w:hyperlink w:history="1" r:id="rIdavtrqsxfv8bhkseysunvw">
+            <w:hyperlink w:history="1" r:id="rIdnkf4ckqx_iiagn0-k0tpx">
               <w:r>
                 <w:rPr>
                   <w:rFonts w:ascii="Arial" w:cs="Arial" w:eastAsia="Arial" w:hAnsi="Arial"/>
@@ -12133,7 +12181,7 @@
               <w:spacing w:after="10" w:before="0"/>
               <w:ind w:left="120"/>
             </w:pPr>
-            <w:hyperlink w:history="1" r:id="rId-fcycndhyxhjf9jvqzlrm">
+            <w:hyperlink w:history="1" r:id="rIdqbiqfowtowarjc1ieqjba">
               <w:r>
                 <w:rPr>
                   <w:rFonts w:ascii="Arial" w:cs="Arial" w:eastAsia="Arial" w:hAnsi="Arial"/>
@@ -12210,7 +12258,7 @@
               <w:spacing w:after="10" w:before="0"/>
               <w:ind w:left="120"/>
             </w:pPr>
-            <w:hyperlink w:history="1" r:id="rIdic8phwkydcx1elglo9d2t">
+            <w:hyperlink w:history="1" r:id="rIdmiyepyvae_2lyemhf7eil">
               <w:r>
                 <w:rPr>
                   <w:rFonts w:ascii="Arial" w:cs="Arial" w:eastAsia="Arial" w:hAnsi="Arial"/>
@@ -12437,7 +12485,7 @@
               <w:spacing w:after="10" w:before="0"/>
               <w:ind w:left="120"/>
             </w:pPr>
-            <w:hyperlink w:history="1" r:id="rIdk9t1yio_uhbowiit_nwnp">
+            <w:hyperlink w:history="1" r:id="rId9-aorxrvdxxguaoxoligq">
               <w:r>
                 <w:rPr>
                   <w:rFonts w:ascii="Arial" w:cs="Arial" w:eastAsia="Arial" w:hAnsi="Arial"/>
@@ -12514,7 +12562,7 @@
               <w:spacing w:after="10" w:before="0"/>
               <w:ind w:left="120"/>
             </w:pPr>
-            <w:hyperlink w:history="1" r:id="rId7xyuvbhacr0liw7y5j0az">
+            <w:hyperlink w:history="1" r:id="rIdgx-7qivyqqvte_3tnt6wo">
               <w:r>
                 <w:rPr>
                   <w:rFonts w:ascii="Arial" w:cs="Arial" w:eastAsia="Arial" w:hAnsi="Arial"/>
@@ -12741,7 +12789,7 @@
               <w:spacing w:after="10" w:before="0"/>
               <w:ind w:left="120"/>
             </w:pPr>
-            <w:hyperlink w:history="1" r:id="rIdepp_-9fb-buz4c-po33z8">
+            <w:hyperlink w:history="1" r:id="rIdknrmpg-zv8fqq955_uocz">
               <w:r>
                 <w:rPr>
                   <w:rFonts w:ascii="Arial" w:cs="Arial" w:eastAsia="Arial" w:hAnsi="Arial"/>
@@ -12818,7 +12866,7 @@
               <w:spacing w:after="10" w:before="0"/>
               <w:ind w:left="120"/>
             </w:pPr>
-            <w:hyperlink w:history="1" r:id="rIdn2a72_4uqp2lovsz9nppd">
+            <w:hyperlink w:history="1" r:id="rId7gm5zfixol17ifn1-9kn9">
               <w:r>
                 <w:rPr>
                   <w:rFonts w:ascii="Arial" w:cs="Arial" w:eastAsia="Arial" w:hAnsi="Arial"/>
@@ -13045,7 +13093,7 @@
               <w:spacing w:after="10" w:before="0"/>
               <w:ind w:left="120"/>
             </w:pPr>
-            <w:hyperlink w:history="1" r:id="rIda3pjvwzwupyhrtzgp_7y8">
+            <w:hyperlink w:history="1" r:id="rIdxh5dlkp4j6qfz7wsbd9xv">
               <w:r>
                 <w:rPr>
                   <w:rFonts w:ascii="Arial" w:cs="Arial" w:eastAsia="Arial" w:hAnsi="Arial"/>
@@ -13122,7 +13170,7 @@
               <w:spacing w:after="10" w:before="0"/>
               <w:ind w:left="120"/>
             </w:pPr>
-            <w:hyperlink w:history="1" r:id="rIdwpyhmn-akfwdaeuam7fz7">
+            <w:hyperlink w:history="1" r:id="rIdqopgui8knz8emcgsmj6hp">
               <w:r>
                 <w:rPr>
                   <w:rFonts w:ascii="Arial" w:cs="Arial" w:eastAsia="Arial" w:hAnsi="Arial"/>
@@ -13649,7 +13697,7 @@
         </w:rPr>
         <w:t xml:space="preserve">© 2026 SeaVuria and ARES. Aligned with KICD objectives. Developed by SeaVuria; technical implementation by ARES (with AI assistance from Claude). Licensed under </w:t>
       </w:r>
-      <w:hyperlink w:history="1" r:id="rIdp0eiqsrkdzsy4wq6hpoaf">
+      <w:hyperlink w:history="1" r:id="rIdibyxwkt37o8fwtyokxbjq">
         <w:r>
           <w:rPr>
             <w:rFonts w:ascii="Arial" w:cs="Arial" w:eastAsia="Arial" w:hAnsi="Arial"/>
@@ -13670,7 +13718,7 @@
         </w:rPr>
         <w:t xml:space="preserve"> (</w:t>
       </w:r>
-      <w:hyperlink w:history="1" r:id="rIdbd6rexqpmj8zerggutygk">
+      <w:hyperlink w:history="1" r:id="rIdmgfzptmnwo8jfg4fuffno">
         <w:r>
           <w:rPr>
             <w:rFonts w:ascii="Arial" w:cs="Arial" w:eastAsia="Arial" w:hAnsi="Arial"/>
@@ -14683,7 +14731,7 @@
             <w:pPr>
               <w:spacing w:after="20" w:before="0"/>
             </w:pPr>
-            <w:hyperlink w:history="1" r:id="rIdejjvhvzfs_f_qievs38lt">
+            <w:hyperlink w:history="1" r:id="rIdtixwvcxeqs2zbro_jwfm5">
               <w:r>
                 <w:rPr>
                   <w:rFonts w:ascii="Arial" w:cs="Arial" w:eastAsia="Arial" w:hAnsi="Arial"/>
@@ -14698,6 +14746,22 @@
           </w:p>
           <w:p>
             <w:pPr>
+              <w:spacing w:after="20" w:before="0"/>
+            </w:pPr>
+            <w:r>
+              <w:rPr>
+                <w:rFonts w:ascii="Arial" w:cs="Arial" w:eastAsia="Arial" w:hAnsi="Arial"/>
+                <w:i/>
+                <w:iCs/>
+                <w:color w:val="595959"/>
+                <w:sz w:val="16"/>
+                <w:szCs w:val="16"/>
+              </w:rPr>
+              <w:t xml:space="preserve">Related topic: not an exact match for this lesson.</w:t>
+            </w:r>
+          </w:p>
+          <w:p>
+            <w:pPr>
               <w:spacing w:after="10" w:before="0"/>
               <w:ind w:left="120"/>
             </w:pPr>
@@ -14716,7 +14780,7 @@
               <w:spacing w:after="10" w:before="0"/>
               <w:ind w:left="120"/>
             </w:pPr>
-            <w:hyperlink w:history="1" r:id="rIdw4kgevc232wxlnazpqkdu">
+            <w:hyperlink w:history="1" r:id="rIdieguug6zs_y3zpgitza7f">
               <w:r>
                 <w:rPr>
                   <w:rFonts w:ascii="Arial" w:cs="Arial" w:eastAsia="Arial" w:hAnsi="Arial"/>
@@ -14761,7 +14825,7 @@
             <w:pPr>
               <w:spacing w:after="20" w:before="0"/>
             </w:pPr>
-            <w:hyperlink w:history="1" r:id="rIdepmrq-rhtlga6-ltqvoqk">
+            <w:hyperlink w:history="1" r:id="rIdfkgjn-6j7-qc43yllkmz8">
               <w:r>
                 <w:rPr>
                   <w:rFonts w:ascii="Arial" w:cs="Arial" w:eastAsia="Arial" w:hAnsi="Arial"/>
@@ -14776,6 +14840,22 @@
           </w:p>
           <w:p>
             <w:pPr>
+              <w:spacing w:after="20" w:before="0"/>
+            </w:pPr>
+            <w:r>
+              <w:rPr>
+                <w:rFonts w:ascii="Arial" w:cs="Arial" w:eastAsia="Arial" w:hAnsi="Arial"/>
+                <w:i/>
+                <w:iCs/>
+                <w:color w:val="595959"/>
+                <w:sz w:val="16"/>
+                <w:szCs w:val="16"/>
+              </w:rPr>
+              <w:t xml:space="preserve">Related topic: not an exact match for this lesson.</w:t>
+            </w:r>
+          </w:p>
+          <w:p>
+            <w:pPr>
               <w:spacing w:after="10" w:before="0"/>
               <w:ind w:left="120"/>
             </w:pPr>
@@ -14794,7 +14874,7 @@
               <w:spacing w:after="10" w:before="0"/>
               <w:ind w:left="120"/>
             </w:pPr>
-            <w:hyperlink w:history="1" r:id="rId76j9fe77tad_vwjingdfa">
+            <w:hyperlink w:history="1" r:id="rIdcyvtjncokbxt3rdebp9gz">
               <w:r>
                 <w:rPr>
                   <w:rFonts w:ascii="Arial" w:cs="Arial" w:eastAsia="Arial" w:hAnsi="Arial"/>
@@ -14989,7 +15069,7 @@
             <w:pPr>
               <w:spacing w:after="20" w:before="0"/>
             </w:pPr>
-            <w:hyperlink w:history="1" r:id="rIdv-c9sbk1qnr643w5zz5yu">
+            <w:hyperlink w:history="1" r:id="rIddcwuudfxtkgqmucsbhmfb">
               <w:r>
                 <w:rPr>
                   <w:rFonts w:ascii="Arial" w:cs="Arial" w:eastAsia="Arial" w:hAnsi="Arial"/>
@@ -15004,6 +15084,22 @@
           </w:p>
           <w:p>
             <w:pPr>
+              <w:spacing w:after="20" w:before="0"/>
+            </w:pPr>
+            <w:r>
+              <w:rPr>
+                <w:rFonts w:ascii="Arial" w:cs="Arial" w:eastAsia="Arial" w:hAnsi="Arial"/>
+                <w:i/>
+                <w:iCs/>
+                <w:color w:val="595959"/>
+                <w:sz w:val="16"/>
+                <w:szCs w:val="16"/>
+              </w:rPr>
+              <w:t xml:space="preserve">Related topic: not an exact match for this lesson.</w:t>
+            </w:r>
+          </w:p>
+          <w:p>
+            <w:pPr>
               <w:spacing w:after="10" w:before="0"/>
               <w:ind w:left="120"/>
             </w:pPr>
@@ -15022,7 +15118,7 @@
               <w:spacing w:after="10" w:before="0"/>
               <w:ind w:left="120"/>
             </w:pPr>
-            <w:hyperlink w:history="1" r:id="rIdu7vh0ynhqo-wzfg95oi5m">
+            <w:hyperlink w:history="1" r:id="rIdsmloxq3dtni_fnwmti731">
               <w:r>
                 <w:rPr>
                   <w:rFonts w:ascii="Arial" w:cs="Arial" w:eastAsia="Arial" w:hAnsi="Arial"/>
@@ -15067,7 +15163,7 @@
             <w:pPr>
               <w:spacing w:after="20" w:before="0"/>
             </w:pPr>
-            <w:hyperlink w:history="1" r:id="rIdofkzetvnka00bjizrl-a_">
+            <w:hyperlink w:history="1" r:id="rIdknitrvymyhnmas1lbdl8b">
               <w:r>
                 <w:rPr>
                   <w:rFonts w:ascii="Arial" w:cs="Arial" w:eastAsia="Arial" w:hAnsi="Arial"/>
@@ -15082,6 +15178,22 @@
           </w:p>
           <w:p>
             <w:pPr>
+              <w:spacing w:after="20" w:before="0"/>
+            </w:pPr>
+            <w:r>
+              <w:rPr>
+                <w:rFonts w:ascii="Arial" w:cs="Arial" w:eastAsia="Arial" w:hAnsi="Arial"/>
+                <w:i/>
+                <w:iCs/>
+                <w:color w:val="595959"/>
+                <w:sz w:val="16"/>
+                <w:szCs w:val="16"/>
+              </w:rPr>
+              <w:t xml:space="preserve">Related topic: not an exact match for this lesson.</w:t>
+            </w:r>
+          </w:p>
+          <w:p>
+            <w:pPr>
               <w:spacing w:after="10" w:before="0"/>
               <w:ind w:left="120"/>
             </w:pPr>
@@ -15100,7 +15212,7 @@
               <w:spacing w:after="10" w:before="0"/>
               <w:ind w:left="120"/>
             </w:pPr>
-            <w:hyperlink w:history="1" r:id="rIdbb9ph_hgvakd5acl17dwj">
+            <w:hyperlink w:history="1" r:id="rIdhwitvbvdhbtmcizj1f4qx">
               <w:r>
                 <w:rPr>
                   <w:rFonts w:ascii="Arial" w:cs="Arial" w:eastAsia="Arial" w:hAnsi="Arial"/>
@@ -15295,7 +15407,7 @@
             <w:pPr>
               <w:spacing w:after="20" w:before="0"/>
             </w:pPr>
-            <w:hyperlink w:history="1" r:id="rIdt-ldilymtwoxgn7gkp4bl">
+            <w:hyperlink w:history="1" r:id="rIdknyu2jhmwbt28p9csnr34">
               <w:r>
                 <w:rPr>
                   <w:rFonts w:ascii="Arial" w:cs="Arial" w:eastAsia="Arial" w:hAnsi="Arial"/>
@@ -15310,6 +15422,22 @@
           </w:p>
           <w:p>
             <w:pPr>
+              <w:spacing w:after="20" w:before="0"/>
+            </w:pPr>
+            <w:r>
+              <w:rPr>
+                <w:rFonts w:ascii="Arial" w:cs="Arial" w:eastAsia="Arial" w:hAnsi="Arial"/>
+                <w:i/>
+                <w:iCs/>
+                <w:color w:val="595959"/>
+                <w:sz w:val="16"/>
+                <w:szCs w:val="16"/>
+              </w:rPr>
+              <w:t xml:space="preserve">Related topic: not an exact match for this lesson.</w:t>
+            </w:r>
+          </w:p>
+          <w:p>
+            <w:pPr>
               <w:spacing w:after="10" w:before="0"/>
               <w:ind w:left="120"/>
             </w:pPr>
@@ -15328,7 +15456,7 @@
               <w:spacing w:after="10" w:before="0"/>
               <w:ind w:left="120"/>
             </w:pPr>
-            <w:hyperlink w:history="1" r:id="rIdpubh_56g-sa5gliqn6dty">
+            <w:hyperlink w:history="1" r:id="rIdmollnqxnabr8so8o9invk">
               <w:r>
                 <w:rPr>
                   <w:rFonts w:ascii="Arial" w:cs="Arial" w:eastAsia="Arial" w:hAnsi="Arial"/>
@@ -15373,7 +15501,7 @@
             <w:pPr>
               <w:spacing w:after="20" w:before="0"/>
             </w:pPr>
-            <w:hyperlink w:history="1" r:id="rIdkhcnlpoxhuaxgw23foxlu">
+            <w:hyperlink w:history="1" r:id="rIdzhn2v2mntvtmtnp66fjoe">
               <w:r>
                 <w:rPr>
                   <w:rFonts w:ascii="Arial" w:cs="Arial" w:eastAsia="Arial" w:hAnsi="Arial"/>
@@ -15388,6 +15516,22 @@
           </w:p>
           <w:p>
             <w:pPr>
+              <w:spacing w:after="20" w:before="0"/>
+            </w:pPr>
+            <w:r>
+              <w:rPr>
+                <w:rFonts w:ascii="Arial" w:cs="Arial" w:eastAsia="Arial" w:hAnsi="Arial"/>
+                <w:i/>
+                <w:iCs/>
+                <w:color w:val="595959"/>
+                <w:sz w:val="16"/>
+                <w:szCs w:val="16"/>
+              </w:rPr>
+              <w:t xml:space="preserve">Related topic: not an exact match for this lesson.</w:t>
+            </w:r>
+          </w:p>
+          <w:p>
+            <w:pPr>
               <w:spacing w:after="10" w:before="0"/>
               <w:ind w:left="120"/>
             </w:pPr>
@@ -15406,7 +15550,7 @@
               <w:spacing w:after="10" w:before="0"/>
               <w:ind w:left="120"/>
             </w:pPr>
-            <w:hyperlink w:history="1" r:id="rId7rarovf4lgyoyxvp4-igy">
+            <w:hyperlink w:history="1" r:id="rIdujdrsprnebzsjndcidmba">
               <w:r>
                 <w:rPr>
                   <w:rFonts w:ascii="Arial" w:cs="Arial" w:eastAsia="Arial" w:hAnsi="Arial"/>
@@ -15601,7 +15745,7 @@
             <w:pPr>
               <w:spacing w:after="20" w:before="0"/>
             </w:pPr>
-            <w:hyperlink w:history="1" r:id="rIdmghlh2fiwssckftqeikg6">
+            <w:hyperlink w:history="1" r:id="rIdskfpscrwionsybnfe9tl3">
               <w:r>
                 <w:rPr>
                   <w:rFonts w:ascii="Arial" w:cs="Arial" w:eastAsia="Arial" w:hAnsi="Arial"/>
@@ -15616,6 +15760,22 @@
           </w:p>
           <w:p>
             <w:pPr>
+              <w:spacing w:after="20" w:before="0"/>
+            </w:pPr>
+            <w:r>
+              <w:rPr>
+                <w:rFonts w:ascii="Arial" w:cs="Arial" w:eastAsia="Arial" w:hAnsi="Arial"/>
+                <w:i/>
+                <w:iCs/>
+                <w:color w:val="595959"/>
+                <w:sz w:val="16"/>
+                <w:szCs w:val="16"/>
+              </w:rPr>
+              <w:t xml:space="preserve">Related topic: not an exact match for this lesson.</w:t>
+            </w:r>
+          </w:p>
+          <w:p>
+            <w:pPr>
               <w:spacing w:after="10" w:before="0"/>
               <w:ind w:left="120"/>
             </w:pPr>
@@ -15634,7 +15794,7 @@
               <w:spacing w:after="10" w:before="0"/>
               <w:ind w:left="120"/>
             </w:pPr>
-            <w:hyperlink w:history="1" r:id="rIdue1o5nftwp8njjetrgybw">
+            <w:hyperlink w:history="1" r:id="rId-eaw2ryaaiuw_dvsmaz0w">
               <w:r>
                 <w:rPr>
                   <w:rFonts w:ascii="Arial" w:cs="Arial" w:eastAsia="Arial" w:hAnsi="Arial"/>
@@ -15679,7 +15839,7 @@
             <w:pPr>
               <w:spacing w:after="20" w:before="0"/>
             </w:pPr>
-            <w:hyperlink w:history="1" r:id="rIdmhmnrtuzhih9lw8memhpm">
+            <w:hyperlink w:history="1" r:id="rIdnypkqfitanzbgpvj1f_mw">
               <w:r>
                 <w:rPr>
                   <w:rFonts w:ascii="Arial" w:cs="Arial" w:eastAsia="Arial" w:hAnsi="Arial"/>
@@ -15694,6 +15854,22 @@
           </w:p>
           <w:p>
             <w:pPr>
+              <w:spacing w:after="20" w:before="0"/>
+            </w:pPr>
+            <w:r>
+              <w:rPr>
+                <w:rFonts w:ascii="Arial" w:cs="Arial" w:eastAsia="Arial" w:hAnsi="Arial"/>
+                <w:i/>
+                <w:iCs/>
+                <w:color w:val="595959"/>
+                <w:sz w:val="16"/>
+                <w:szCs w:val="16"/>
+              </w:rPr>
+              <w:t xml:space="preserve">Related topic: not an exact match for this lesson.</w:t>
+            </w:r>
+          </w:p>
+          <w:p>
+            <w:pPr>
               <w:spacing w:after="10" w:before="0"/>
               <w:ind w:left="120"/>
             </w:pPr>
@@ -15712,7 +15888,7 @@
               <w:spacing w:after="10" w:before="0"/>
               <w:ind w:left="120"/>
             </w:pPr>
-            <w:hyperlink w:history="1" r:id="rIdzwxsmgor60yrsj0ai4eq3">
+            <w:hyperlink w:history="1" r:id="rIdlki2kpovjrr9ifhz_0e80">
               <w:r>
                 <w:rPr>
                   <w:rFonts w:ascii="Arial" w:cs="Arial" w:eastAsia="Arial" w:hAnsi="Arial"/>
@@ -15907,7 +16083,7 @@
             <w:pPr>
               <w:spacing w:after="20" w:before="0"/>
             </w:pPr>
-            <w:hyperlink w:history="1" r:id="rIdtmsulvii2qq5a-ho-l4x4">
+            <w:hyperlink w:history="1" r:id="rIdjhxad-hc2buljjnrvn-lg">
               <w:r>
                 <w:rPr>
                   <w:rFonts w:ascii="Arial" w:cs="Arial" w:eastAsia="Arial" w:hAnsi="Arial"/>
@@ -15922,6 +16098,22 @@
           </w:p>
           <w:p>
             <w:pPr>
+              <w:spacing w:after="20" w:before="0"/>
+            </w:pPr>
+            <w:r>
+              <w:rPr>
+                <w:rFonts w:ascii="Arial" w:cs="Arial" w:eastAsia="Arial" w:hAnsi="Arial"/>
+                <w:i/>
+                <w:iCs/>
+                <w:color w:val="595959"/>
+                <w:sz w:val="16"/>
+                <w:szCs w:val="16"/>
+              </w:rPr>
+              <w:t xml:space="preserve">Related topic: not an exact match for this lesson.</w:t>
+            </w:r>
+          </w:p>
+          <w:p>
+            <w:pPr>
               <w:spacing w:after="10" w:before="0"/>
               <w:ind w:left="120"/>
             </w:pPr>
@@ -15940,7 +16132,7 @@
               <w:spacing w:after="10" w:before="0"/>
               <w:ind w:left="120"/>
             </w:pPr>
-            <w:hyperlink w:history="1" r:id="rIdsu1x3jepoorth8y07llv7">
+            <w:hyperlink w:history="1" r:id="rIdha32i9h-birwvauk4kmrv">
               <w:r>
                 <w:rPr>
                   <w:rFonts w:ascii="Arial" w:cs="Arial" w:eastAsia="Arial" w:hAnsi="Arial"/>
@@ -15985,7 +16177,7 @@
             <w:pPr>
               <w:spacing w:after="20" w:before="0"/>
             </w:pPr>
-            <w:hyperlink w:history="1" r:id="rId2tadolapixwcdsg_xavti">
+            <w:hyperlink w:history="1" r:id="rIdrx78mp1xddlgkz8dailqa">
               <w:r>
                 <w:rPr>
                   <w:rFonts w:ascii="Arial" w:cs="Arial" w:eastAsia="Arial" w:hAnsi="Arial"/>
@@ -16000,6 +16192,22 @@
           </w:p>
           <w:p>
             <w:pPr>
+              <w:spacing w:after="20" w:before="0"/>
+            </w:pPr>
+            <w:r>
+              <w:rPr>
+                <w:rFonts w:ascii="Arial" w:cs="Arial" w:eastAsia="Arial" w:hAnsi="Arial"/>
+                <w:i/>
+                <w:iCs/>
+                <w:color w:val="595959"/>
+                <w:sz w:val="16"/>
+                <w:szCs w:val="16"/>
+              </w:rPr>
+              <w:t xml:space="preserve">Related topic: not an exact match for this lesson.</w:t>
+            </w:r>
+          </w:p>
+          <w:p>
+            <w:pPr>
               <w:spacing w:after="10" w:before="0"/>
               <w:ind w:left="120"/>
             </w:pPr>
@@ -16018,7 +16226,7 @@
               <w:spacing w:after="10" w:before="0"/>
               <w:ind w:left="120"/>
             </w:pPr>
-            <w:hyperlink w:history="1" r:id="rIdvcn-jovgip133dysrkbqx">
+            <w:hyperlink w:history="1" r:id="rIdlazu2n5ralhxikasu93xo">
               <w:r>
                 <w:rPr>
                   <w:rFonts w:ascii="Arial" w:cs="Arial" w:eastAsia="Arial" w:hAnsi="Arial"/>
@@ -16530,7 +16738,7 @@
         </w:rPr>
         <w:t xml:space="preserve">© 2026 SeaVuria and ARES. Aligned with KICD objectives. Developed by SeaVuria; technical implementation by ARES (with AI assistance from Claude). Licensed under </w:t>
       </w:r>
-      <w:hyperlink w:history="1" r:id="rIdnhgqa_icdd8pz-axc0lqd">
+      <w:hyperlink w:history="1" r:id="rId5lneafytyhplm2lr0jqwy">
         <w:r>
           <w:rPr>
             <w:rFonts w:ascii="Arial" w:cs="Arial" w:eastAsia="Arial" w:hAnsi="Arial"/>
@@ -16551,7 +16759,7 @@
         </w:rPr>
         <w:t xml:space="preserve"> (</w:t>
       </w:r>
-      <w:hyperlink w:history="1" r:id="rId4y1700igqdfvlzpegykjd">
+      <w:hyperlink w:history="1" r:id="rIdqf_idfre0nsp30nouo551">
         <w:r>
           <w:rPr>
             <w:rFonts w:ascii="Arial" w:cs="Arial" w:eastAsia="Arial" w:hAnsi="Arial"/>
@@ -17564,7 +17772,7 @@
             <w:pPr>
               <w:spacing w:after="20" w:before="0"/>
             </w:pPr>
-            <w:hyperlink w:history="1" r:id="rIdb2iykutzm_23ohg2zy8hv">
+            <w:hyperlink w:history="1" r:id="rIdc00amnzoqfwjfd44mntyf">
               <w:r>
                 <w:rPr>
                   <w:rFonts w:ascii="Arial" w:cs="Arial" w:eastAsia="Arial" w:hAnsi="Arial"/>
@@ -17579,6 +17787,22 @@
           </w:p>
           <w:p>
             <w:pPr>
+              <w:spacing w:after="20" w:before="0"/>
+            </w:pPr>
+            <w:r>
+              <w:rPr>
+                <w:rFonts w:ascii="Arial" w:cs="Arial" w:eastAsia="Arial" w:hAnsi="Arial"/>
+                <w:i/>
+                <w:iCs/>
+                <w:color w:val="595959"/>
+                <w:sz w:val="16"/>
+                <w:szCs w:val="16"/>
+              </w:rPr>
+              <w:t xml:space="preserve">Related topic: not an exact match for this lesson.</w:t>
+            </w:r>
+          </w:p>
+          <w:p>
+            <w:pPr>
               <w:spacing w:after="10" w:before="0"/>
               <w:ind w:left="120"/>
             </w:pPr>
@@ -17597,7 +17821,7 @@
               <w:spacing w:after="10" w:before="0"/>
               <w:ind w:left="120"/>
             </w:pPr>
-            <w:hyperlink w:history="1" r:id="rIdbnk43zfdv3cbhtv-_2lwy">
+            <w:hyperlink w:history="1" r:id="rIdvckkvefe_tirrexps9xtz">
               <w:r>
                 <w:rPr>
                   <w:rFonts w:ascii="Arial" w:cs="Arial" w:eastAsia="Arial" w:hAnsi="Arial"/>
@@ -17642,7 +17866,7 @@
             <w:pPr>
               <w:spacing w:after="20" w:before="0"/>
             </w:pPr>
-            <w:hyperlink w:history="1" r:id="rIdbktugcr9pfdrbuouqvfn6">
+            <w:hyperlink w:history="1" r:id="rIdvj9ryecb6nakvyocbogek">
               <w:r>
                 <w:rPr>
                   <w:rFonts w:ascii="Arial" w:cs="Arial" w:eastAsia="Arial" w:hAnsi="Arial"/>
@@ -17675,7 +17899,7 @@
               <w:spacing w:after="10" w:before="0"/>
               <w:ind w:left="120"/>
             </w:pPr>
-            <w:hyperlink w:history="1" r:id="rId53wmfbvngi0az2zbytgsh">
+            <w:hyperlink w:history="1" r:id="rIdelecm1ci_iw0toiuwnedt">
               <w:r>
                 <w:rPr>
                   <w:rFonts w:ascii="Arial" w:cs="Arial" w:eastAsia="Arial" w:hAnsi="Arial"/>
@@ -17870,7 +18094,7 @@
             <w:pPr>
               <w:spacing w:after="20" w:before="0"/>
             </w:pPr>
-            <w:hyperlink w:history="1" r:id="rIdhzsvwrgz5lwg_l9h6padr">
+            <w:hyperlink w:history="1" r:id="rIdiwb7t9xo9lfcqpanxpmxq">
               <w:r>
                 <w:rPr>
                   <w:rFonts w:ascii="Arial" w:cs="Arial" w:eastAsia="Arial" w:hAnsi="Arial"/>
@@ -17885,6 +18109,22 @@
           </w:p>
           <w:p>
             <w:pPr>
+              <w:spacing w:after="20" w:before="0"/>
+            </w:pPr>
+            <w:r>
+              <w:rPr>
+                <w:rFonts w:ascii="Arial" w:cs="Arial" w:eastAsia="Arial" w:hAnsi="Arial"/>
+                <w:i/>
+                <w:iCs/>
+                <w:color w:val="595959"/>
+                <w:sz w:val="16"/>
+                <w:szCs w:val="16"/>
+              </w:rPr>
+              <w:t xml:space="preserve">Related topic: not an exact match for this lesson.</w:t>
+            </w:r>
+          </w:p>
+          <w:p>
+            <w:pPr>
               <w:spacing w:after="10" w:before="0"/>
               <w:ind w:left="120"/>
             </w:pPr>
@@ -17903,7 +18143,7 @@
               <w:spacing w:after="10" w:before="0"/>
               <w:ind w:left="120"/>
             </w:pPr>
-            <w:hyperlink w:history="1" r:id="rIdtugu_tws9_tsulpbchszx">
+            <w:hyperlink w:history="1" r:id="rIdxzck8mg4g9duezxvxa6qw">
               <w:r>
                 <w:rPr>
                   <w:rFonts w:ascii="Arial" w:cs="Arial" w:eastAsia="Arial" w:hAnsi="Arial"/>
@@ -17948,7 +18188,7 @@
             <w:pPr>
               <w:spacing w:after="20" w:before="0"/>
             </w:pPr>
-            <w:hyperlink w:history="1" r:id="rIdlfbvafv8int3fcl8kpodk">
+            <w:hyperlink w:history="1" r:id="rIdgxn1fh9ukhftnrqvjn-xo">
               <w:r>
                 <w:rPr>
                   <w:rFonts w:ascii="Arial" w:cs="Arial" w:eastAsia="Arial" w:hAnsi="Arial"/>
@@ -17981,7 +18221,7 @@
               <w:spacing w:after="10" w:before="0"/>
               <w:ind w:left="120"/>
             </w:pPr>
-            <w:hyperlink w:history="1" r:id="rIde60ezn22i1zbgkchkj3md">
+            <w:hyperlink w:history="1" r:id="rIdrm6ujybps4ff_7nlmg_25">
               <w:r>
                 <w:rPr>
                   <w:rFonts w:ascii="Arial" w:cs="Arial" w:eastAsia="Arial" w:hAnsi="Arial"/>
@@ -18176,7 +18416,7 @@
             <w:pPr>
               <w:spacing w:after="20" w:before="0"/>
             </w:pPr>
-            <w:hyperlink w:history="1" r:id="rIdag1ycscsgmfbcylpzfxgm">
+            <w:hyperlink w:history="1" r:id="rIdwz9oqlf-ehxd413ity8kn">
               <w:r>
                 <w:rPr>
                   <w:rFonts w:ascii="Arial" w:cs="Arial" w:eastAsia="Arial" w:hAnsi="Arial"/>
@@ -18191,6 +18431,22 @@
           </w:p>
           <w:p>
             <w:pPr>
+              <w:spacing w:after="20" w:before="0"/>
+            </w:pPr>
+            <w:r>
+              <w:rPr>
+                <w:rFonts w:ascii="Arial" w:cs="Arial" w:eastAsia="Arial" w:hAnsi="Arial"/>
+                <w:i/>
+                <w:iCs/>
+                <w:color w:val="595959"/>
+                <w:sz w:val="16"/>
+                <w:szCs w:val="16"/>
+              </w:rPr>
+              <w:t xml:space="preserve">Related topic: not an exact match for this lesson.</w:t>
+            </w:r>
+          </w:p>
+          <w:p>
+            <w:pPr>
               <w:spacing w:after="10" w:before="0"/>
               <w:ind w:left="120"/>
             </w:pPr>
@@ -18209,7 +18465,7 @@
               <w:spacing w:after="10" w:before="0"/>
               <w:ind w:left="120"/>
             </w:pPr>
-            <w:hyperlink w:history="1" r:id="rId0v_x3urxspb61z0uict4x">
+            <w:hyperlink w:history="1" r:id="rIdjhn0cl-qmpz4ba_hk-9od">
               <w:r>
                 <w:rPr>
                   <w:rFonts w:ascii="Arial" w:cs="Arial" w:eastAsia="Arial" w:hAnsi="Arial"/>
@@ -18254,7 +18510,7 @@
             <w:pPr>
               <w:spacing w:after="20" w:before="0"/>
             </w:pPr>
-            <w:hyperlink w:history="1" r:id="rIdrfn7bx5gzc0i3bfjqpjrd">
+            <w:hyperlink w:history="1" r:id="rIdk5_0vscgcml6c9cx1minp">
               <w:r>
                 <w:rPr>
                   <w:rFonts w:ascii="Arial" w:cs="Arial" w:eastAsia="Arial" w:hAnsi="Arial"/>
@@ -18287,7 +18543,7 @@
               <w:spacing w:after="10" w:before="0"/>
               <w:ind w:left="120"/>
             </w:pPr>
-            <w:hyperlink w:history="1" r:id="rIdladnnfjv8udcfvgmzcwlj">
+            <w:hyperlink w:history="1" r:id="rIdyrinbpkzf46mg-dlthgje">
               <w:r>
                 <w:rPr>
                   <w:rFonts w:ascii="Arial" w:cs="Arial" w:eastAsia="Arial" w:hAnsi="Arial"/>
@@ -18482,7 +18738,7 @@
             <w:pPr>
               <w:spacing w:after="20" w:before="0"/>
             </w:pPr>
-            <w:hyperlink w:history="1" r:id="rIdrs4qnkmlu4hbtytg0c5su">
+            <w:hyperlink w:history="1" r:id="rIdqnc84p51zyo53-pwms3vq">
               <w:r>
                 <w:rPr>
                   <w:rFonts w:ascii="Arial" w:cs="Arial" w:eastAsia="Arial" w:hAnsi="Arial"/>
@@ -18497,6 +18753,22 @@
           </w:p>
           <w:p>
             <w:pPr>
+              <w:spacing w:after="20" w:before="0"/>
+            </w:pPr>
+            <w:r>
+              <w:rPr>
+                <w:rFonts w:ascii="Arial" w:cs="Arial" w:eastAsia="Arial" w:hAnsi="Arial"/>
+                <w:i/>
+                <w:iCs/>
+                <w:color w:val="595959"/>
+                <w:sz w:val="16"/>
+                <w:szCs w:val="16"/>
+              </w:rPr>
+              <w:t xml:space="preserve">Related topic: not an exact match for this lesson.</w:t>
+            </w:r>
+          </w:p>
+          <w:p>
+            <w:pPr>
               <w:spacing w:after="10" w:before="0"/>
               <w:ind w:left="120"/>
             </w:pPr>
@@ -18515,7 +18787,7 @@
               <w:spacing w:after="10" w:before="0"/>
               <w:ind w:left="120"/>
             </w:pPr>
-            <w:hyperlink w:history="1" r:id="rIdynb8ym6ywxys3911rxpyj">
+            <w:hyperlink w:history="1" r:id="rId6rpsci4k-gyjhskko9lx8">
               <w:r>
                 <w:rPr>
                   <w:rFonts w:ascii="Arial" w:cs="Arial" w:eastAsia="Arial" w:hAnsi="Arial"/>
@@ -18560,7 +18832,7 @@
             <w:pPr>
               <w:spacing w:after="20" w:before="0"/>
             </w:pPr>
-            <w:hyperlink w:history="1" r:id="rIdflndqe3hicey4hzpvtfxs">
+            <w:hyperlink w:history="1" r:id="rId-9dod1-w49ghd5enyhmo6">
               <w:r>
                 <w:rPr>
                   <w:rFonts w:ascii="Arial" w:cs="Arial" w:eastAsia="Arial" w:hAnsi="Arial"/>
@@ -18593,7 +18865,7 @@
               <w:spacing w:after="10" w:before="0"/>
               <w:ind w:left="120"/>
             </w:pPr>
-            <w:hyperlink w:history="1" r:id="rIdoklu9nwnqbcf10jgdud51">
+            <w:hyperlink w:history="1" r:id="rIdm3jeju59mw_xaeoovjdvg">
               <w:r>
                 <w:rPr>
                   <w:rFonts w:ascii="Arial" w:cs="Arial" w:eastAsia="Arial" w:hAnsi="Arial"/>
@@ -18788,7 +19060,7 @@
             <w:pPr>
               <w:spacing w:after="20" w:before="0"/>
             </w:pPr>
-            <w:hyperlink w:history="1" r:id="rIdzxu37o0e6z-ftyev98uxu">
+            <w:hyperlink w:history="1" r:id="rIdciiln-nv23fupdhojxums">
               <w:r>
                 <w:rPr>
                   <w:rFonts w:ascii="Arial" w:cs="Arial" w:eastAsia="Arial" w:hAnsi="Arial"/>
@@ -18803,6 +19075,22 @@
           </w:p>
           <w:p>
             <w:pPr>
+              <w:spacing w:after="20" w:before="0"/>
+            </w:pPr>
+            <w:r>
+              <w:rPr>
+                <w:rFonts w:ascii="Arial" w:cs="Arial" w:eastAsia="Arial" w:hAnsi="Arial"/>
+                <w:i/>
+                <w:iCs/>
+                <w:color w:val="595959"/>
+                <w:sz w:val="16"/>
+                <w:szCs w:val="16"/>
+              </w:rPr>
+              <w:t xml:space="preserve">Related topic: not an exact match for this lesson.</w:t>
+            </w:r>
+          </w:p>
+          <w:p>
+            <w:pPr>
               <w:spacing w:after="10" w:before="0"/>
               <w:ind w:left="120"/>
             </w:pPr>
@@ -18821,7 +19109,7 @@
               <w:spacing w:after="10" w:before="0"/>
               <w:ind w:left="120"/>
             </w:pPr>
-            <w:hyperlink w:history="1" r:id="rIdokp_g2srwtr_v-e12_xlo">
+            <w:hyperlink w:history="1" r:id="rIdhjckddyrzad5utg0o6uxt">
               <w:r>
                 <w:rPr>
                   <w:rFonts w:ascii="Arial" w:cs="Arial" w:eastAsia="Arial" w:hAnsi="Arial"/>
@@ -18866,7 +19154,7 @@
             <w:pPr>
               <w:spacing w:after="20" w:before="0"/>
             </w:pPr>
-            <w:hyperlink w:history="1" r:id="rIdamq9_ixbfilvpp81imk6n">
+            <w:hyperlink w:history="1" r:id="rIdxg0gtfvk9tj3fblbqb7zs">
               <w:r>
                 <w:rPr>
                   <w:rFonts w:ascii="Arial" w:cs="Arial" w:eastAsia="Arial" w:hAnsi="Arial"/>
@@ -18899,7 +19187,7 @@
               <w:spacing w:after="10" w:before="0"/>
               <w:ind w:left="120"/>
             </w:pPr>
-            <w:hyperlink w:history="1" r:id="rIdebu4ig_h39kens_noatrn">
+            <w:hyperlink w:history="1" r:id="rIdjxfrw_acjqbtiz3-eobcm">
               <w:r>
                 <w:rPr>
                   <w:rFonts w:ascii="Arial" w:cs="Arial" w:eastAsia="Arial" w:hAnsi="Arial"/>
@@ -19411,7 +19699,7 @@
         </w:rPr>
         <w:t xml:space="preserve">© 2026 SeaVuria and ARES. Aligned with KICD objectives. Developed by SeaVuria; technical implementation by ARES (with AI assistance from Claude). Licensed under </w:t>
       </w:r>
-      <w:hyperlink w:history="1" r:id="rIdkjkbgtfipc87flqra-hcw">
+      <w:hyperlink w:history="1" r:id="rId9ywn24cglcwuapxdbvrfb">
         <w:r>
           <w:rPr>
             <w:rFonts w:ascii="Arial" w:cs="Arial" w:eastAsia="Arial" w:hAnsi="Arial"/>
@@ -19432,7 +19720,7 @@
         </w:rPr>
         <w:t xml:space="preserve"> (</w:t>
       </w:r>
-      <w:hyperlink w:history="1" r:id="rIdsti35gcjqw4gey8vvzpc-">
+      <w:hyperlink w:history="1" r:id="rIdmd9fwulg7djyhwrx8ymly">
         <w:r>
           <w:rPr>
             <w:rFonts w:ascii="Arial" w:cs="Arial" w:eastAsia="Arial" w:hAnsi="Arial"/>
@@ -20445,7 +20733,7 @@
             <w:pPr>
               <w:spacing w:after="20" w:before="0"/>
             </w:pPr>
-            <w:hyperlink w:history="1" r:id="rId4dztjhugpqpnn-qlvoixb">
+            <w:hyperlink w:history="1" r:id="rIdrehhv7tov5ojwvy8hsgha">
               <w:r>
                 <w:rPr>
                   <w:rFonts w:ascii="Arial" w:cs="Arial" w:eastAsia="Arial" w:hAnsi="Arial"/>
@@ -20478,7 +20766,7 @@
               <w:spacing w:after="10" w:before="0"/>
               <w:ind w:left="120"/>
             </w:pPr>
-            <w:hyperlink w:history="1" r:id="rIdbgsunnzikofrrh401jw66">
+            <w:hyperlink w:history="1" r:id="rIdqhp5wako3x1z6s7th3yu6">
               <w:r>
                 <w:rPr>
                   <w:rFonts w:ascii="Arial" w:cs="Arial" w:eastAsia="Arial" w:hAnsi="Arial"/>
@@ -20523,7 +20811,7 @@
             <w:pPr>
               <w:spacing w:after="20" w:before="0"/>
             </w:pPr>
-            <w:hyperlink w:history="1" r:id="rId1ue4gkwsz-mosyps20i4s">
+            <w:hyperlink w:history="1" r:id="rIdl_q0rrjmoellwq9127evx">
               <w:r>
                 <w:rPr>
                   <w:rFonts w:ascii="Arial" w:cs="Arial" w:eastAsia="Arial" w:hAnsi="Arial"/>
@@ -20556,7 +20844,7 @@
               <w:spacing w:after="10" w:before="0"/>
               <w:ind w:left="120"/>
             </w:pPr>
-            <w:hyperlink w:history="1" r:id="rId8tnl3pxxq_q5zcx2rxbas">
+            <w:hyperlink w:history="1" r:id="rIdc4r73idguylr39irvatnc">
               <w:r>
                 <w:rPr>
                   <w:rFonts w:ascii="Arial" w:cs="Arial" w:eastAsia="Arial" w:hAnsi="Arial"/>
@@ -20751,7 +21039,313 @@
             <w:pPr>
               <w:spacing w:after="20" w:before="0"/>
             </w:pPr>
-            <w:hyperlink w:history="1" r:id="rIdszlb-z9z3cdznah3huvgr">
+            <w:hyperlink w:history="1" r:id="rId84dttpky0crahidhv62vl">
+              <w:r>
+                <w:rPr>
+                  <w:rFonts w:ascii="Arial" w:cs="Arial" w:eastAsia="Arial" w:hAnsi="Arial"/>
+                  <w:color w:val="2E75B6"/>
+                  <w:sz w:val="16"/>
+                  <w:szCs w:val="16"/>
+                  <w:u w:val="single" w:color="2E75B6"/>
+                </w:rPr>
+                <w:t xml:space="preserve">The kidney and nephron</w:t>
+              </w:r>
+            </w:hyperlink>
+          </w:p>
+          <w:p>
+            <w:pPr>
+              <w:spacing w:after="10" w:before="0"/>
+              <w:ind w:left="120"/>
+            </w:pPr>
+            <w:r>
+              <w:rPr>
+                <w:rFonts w:ascii="Arial" w:cs="Arial" w:eastAsia="Arial" w:hAnsi="Arial"/>
+                <w:color w:val="595959"/>
+                <w:sz w:val="14"/>
+                <w:szCs w:val="14"/>
+              </w:rPr>
+              <w:t xml:space="preserve">Source: Khan Academy (English - US curriculum)</w:t>
+            </w:r>
+          </w:p>
+          <w:p>
+            <w:pPr>
+              <w:spacing w:after="10" w:before="0"/>
+              <w:ind w:left="120"/>
+            </w:pPr>
+            <w:hyperlink w:history="1" r:id="rIdetmzpg3e2l3n5suhug_dx">
+              <w:r>
+                <w:rPr>
+                  <w:rFonts w:ascii="Arial" w:cs="Arial" w:eastAsia="Arial" w:hAnsi="Arial"/>
+                  <w:color w:val="595959"/>
+                  <w:sz w:val="14"/>
+                  <w:szCs w:val="14"/>
+                  <w:u w:val="single" w:color="595959"/>
+                </w:rPr>
+                <w:t xml:space="preserve">🔍 Search ARES for similar videos</w:t>
+              </w:r>
+            </w:hyperlink>
+          </w:p>
+          <w:p>
+            <w:pPr>
+              <w:spacing w:after="40" w:before="0"/>
+            </w:pPr>
+            <w:r>
+              <w:rPr>
+                <w:sz w:val="14"/>
+                <w:szCs w:val="14"/>
+              </w:rPr>
+              <w:t xml:space="preserve"/>
+            </w:r>
+          </w:p>
+          <w:p>
+            <w:pPr>
+              <w:spacing w:after="20" w:before="0"/>
+            </w:pPr>
+            <w:r>
+              <w:rPr>
+                <w:rFonts w:ascii="Arial" w:cs="Arial" w:eastAsia="Arial" w:hAnsi="Arial"/>
+                <w:b/>
+                <w:bCs/>
+                <w:color w:val="1F3864"/>
+                <w:sz w:val="16"/>
+                <w:szCs w:val="16"/>
+              </w:rPr>
+              <w:t xml:space="preserve">📖 EXERCISE:</w:t>
+            </w:r>
+          </w:p>
+          <w:p>
+            <w:pPr>
+              <w:spacing w:after="20" w:before="0"/>
+            </w:pPr>
+            <w:hyperlink w:history="1" r:id="rIdl4v7qghyr60fk_tidby_z">
+              <w:r>
+                <w:rPr>
+                  <w:rFonts w:ascii="Arial" w:cs="Arial" w:eastAsia="Arial" w:hAnsi="Arial"/>
+                  <w:color w:val="2E75B6"/>
+                  <w:sz w:val="16"/>
+                  <w:szCs w:val="16"/>
+                  <w:u w:val="single" w:color="2E75B6"/>
+                </w:rPr>
+                <w:t xml:space="preserve">Mechanisms of transport: tonicity and osmoregulation</w:t>
+              </w:r>
+            </w:hyperlink>
+          </w:p>
+          <w:p>
+            <w:pPr>
+              <w:spacing w:after="10" w:before="0"/>
+              <w:ind w:left="120"/>
+            </w:pPr>
+            <w:r>
+              <w:rPr>
+                <w:rFonts w:ascii="Arial" w:cs="Arial" w:eastAsia="Arial" w:hAnsi="Arial"/>
+                <w:color w:val="595959"/>
+                <w:sz w:val="14"/>
+                <w:szCs w:val="14"/>
+              </w:rPr>
+              <w:t xml:space="preserve">Source: Khan Academy (English - US curriculum)</w:t>
+            </w:r>
+          </w:p>
+          <w:p>
+            <w:pPr>
+              <w:spacing w:after="10" w:before="0"/>
+              <w:ind w:left="120"/>
+            </w:pPr>
+            <w:hyperlink w:history="1" r:id="rIdre4noeqz-nixrckzsmcnc">
+              <w:r>
+                <w:rPr>
+                  <w:rFonts w:ascii="Arial" w:cs="Arial" w:eastAsia="Arial" w:hAnsi="Arial"/>
+                  <w:color w:val="595959"/>
+                  <w:sz w:val="14"/>
+                  <w:szCs w:val="14"/>
+                  <w:u w:val="single" w:color="595959"/>
+                </w:rPr>
+                <w:t xml:space="preserve">🔍 Search ARES for similar readings</w:t>
+              </w:r>
+            </w:hyperlink>
+          </w:p>
+        </w:tc>
+        <w:tc>
+          <w:tcPr>
+            <w:tcW w:type="dxa" w:w="3040"/>
+            <w:shd w:fill="FFFFFF" w:color="auto" w:val="clear"/>
+            <w:tcMar>
+              <w:top w:type="dxa" w:w="60"/>
+              <w:left w:type="dxa" w:w="120"/>
+              <w:bottom w:type="dxa" w:w="60"/>
+              <w:right w:type="dxa" w:w="120"/>
+            </w:tcMar>
+            <w:vAlign w:val="top"/>
+          </w:tcPr>
+          <w:p>
+            <w:pPr>
+              <w:spacing w:after="40" w:before="0"/>
+              <w:jc w:val="left"/>
+            </w:pPr>
+            <w:r>
+              <w:rPr>
+                <w:rFonts w:ascii="Arial" w:cs="Arial" w:eastAsia="Arial" w:hAnsi="Arial"/>
+                <w:b w:val="false"/>
+                <w:bCs w:val="false"/>
+                <w:i w:val="false"/>
+                <w:iCs w:val="false"/>
+                <w:color w:val="000000"/>
+                <w:sz w:val="18"/>
+                <w:szCs w:val="18"/>
+              </w:rPr>
+              <w:t xml:space="preserve">Groups of 5-6 review their evidence set: (1) the labelled kidney and nephron drawings from the dissection, (2) the urine-formation animation, watched again in groups on one shared device for 3 minutes, (3) the feedback-loop charts for thermoregulation, osmoregulation and blood sugar, and (4) the comparison table of nitrogenous wastes (ammonia in freshwater fish, urea in mammals, uric acid in insects and birds). Using a fresh goat or cow kidney from the local butchery, if available, each group does a quick Predict-Observe-Explain check: predict where the cortex, medulla and pelvis will be on a cut surface, locate them, and explain how each relates to filtration, concentration of urine and collection. Each group fills the evidence table: Animal | Environmental challenge | Waste product | Organ or behaviour | How it keeps balance.</w:t>
+            </w:r>
+          </w:p>
+        </w:tc>
+        <w:tc>
+          <w:tcPr>
+            <w:tcW w:type="dxa" w:w="3040"/>
+            <w:shd w:fill="F2F2F2" w:color="auto" w:val="clear"/>
+            <w:tcMar>
+              <w:top w:type="dxa" w:w="60"/>
+              <w:left w:type="dxa" w:w="120"/>
+              <w:bottom w:type="dxa" w:w="60"/>
+              <w:right w:type="dxa" w:w="120"/>
+            </w:tcMar>
+            <w:vAlign w:val="top"/>
+          </w:tcPr>
+          <w:p>
+            <w:pPr>
+              <w:spacing w:after="40" w:before="0"/>
+              <w:jc w:val="left"/>
+            </w:pPr>
+            <w:r>
+              <w:rPr>
+                <w:rFonts w:ascii="Arial" w:cs="Arial" w:eastAsia="Arial" w:hAnsi="Arial"/>
+                <w:b w:val="false"/>
+                <w:bCs w:val="false"/>
+                <w:i w:val="false"/>
+                <w:iCs w:val="false"/>
+                <w:color w:val="000000"/>
+                <w:sz w:val="18"/>
+                <w:szCs w:val="18"/>
+              </w:rPr>
+              <w:t xml:space="preserve">Assign roles (specimen handler, recorder, device operator, reporter, safety monitor) and say: 'Everyone has a role, and roles rotate so that resources are shared fairly.' Review the safety rules before gloves go on. Give 2 minutes of WAIT TIME for groups to predict the layers of the kidney before they observe. Circulate with the rubric and ask: 'Which part of this kidney makes sure the goat loses little water?' and 'Why does the fish lose so much water, and which part of its body is losing it?' Cold-call 3 reporters to state one observation each. Pause the animation at the loop of Henle and ask: 'What is happening to water here?' Wait 10 seconds before taking answers.</w:t>
+            </w:r>
+          </w:p>
+        </w:tc>
+        <w:tc>
+          <w:tcPr>
+            <w:tcW w:type="dxa" w:w="3040"/>
+            <w:shd w:fill="FFFFFF" w:color="auto" w:val="clear"/>
+            <w:tcMar>
+              <w:top w:type="dxa" w:w="60"/>
+              <w:left w:type="dxa" w:w="120"/>
+              <w:bottom w:type="dxa" w:w="60"/>
+              <w:right w:type="dxa" w:w="120"/>
+            </w:tcMar>
+            <w:vAlign w:val="top"/>
+          </w:tcPr>
+          <w:p>
+            <w:pPr>
+              <w:spacing w:after="40" w:before="0"/>
+              <w:jc w:val="left"/>
+            </w:pPr>
+            <w:r>
+              <w:rPr>
+                <w:rFonts w:ascii="Arial" w:cs="Arial" w:eastAsia="Arial" w:hAnsi="Arial"/>
+                <w:b w:val="false"/>
+                <w:bCs w:val="false"/>
+                <w:i w:val="false"/>
+                <w:iCs w:val="false"/>
+                <w:color w:val="000000"/>
+                <w:sz w:val="18"/>
+                <w:szCs w:val="18"/>
+              </w:rPr>
+              <w:t xml:space="preserve">Predict-Observe-Explain on the kidney specimen, plus an evidence table. Learners test their mental model against real tissue and tie structure to function. The table forces them to compare across animals (insects, birds, fish, mammals) so patterns emerge: the waste product and the strategy depend on the water available and the energy cost.</w:t>
+            </w:r>
+          </w:p>
+        </w:tc>
+        <w:tc>
+          <w:tcPr>
+            <w:tcW w:type="dxa" w:w="3040"/>
+            <w:shd w:fill="F2F2F2" w:color="auto" w:val="clear"/>
+            <w:tcMar>
+              <w:top w:type="dxa" w:w="60"/>
+              <w:left w:type="dxa" w:w="120"/>
+              <w:bottom w:type="dxa" w:w="60"/>
+              <w:right w:type="dxa" w:w="120"/>
+            </w:tcMar>
+            <w:vAlign w:val="top"/>
+          </w:tcPr>
+          <w:p>
+            <w:pPr>
+              <w:spacing w:after="40" w:before="0"/>
+              <w:jc w:val="left"/>
+            </w:pPr>
+            <w:r>
+              <w:rPr>
+                <w:rFonts w:ascii="Arial" w:cs="Arial" w:eastAsia="Arial" w:hAnsi="Arial"/>
+                <w:b w:val="false"/>
+                <w:bCs w:val="false"/>
+                <w:i w:val="false"/>
+                <w:iCs w:val="false"/>
+                <w:color w:val="000000"/>
+                <w:sz w:val="18"/>
+                <w:szCs w:val="18"/>
+              </w:rPr>
+              <w:t xml:space="preserve">Annotated kidney/nephron diagrams and oral probes. Indicators: correct labelling of cortex, medulla, pelvis, glomerulus, Bowman's capsule, loop of Henle and collecting duct; correctly states that the glomerulus filters and the tubule reabsorbs; evidence table has at least 4 animals correctly matched to waste product and strategy; safe handling observed (gloves, trays, hand washing). Teacher ticks a checklist for each group.</w:t>
+            </w:r>
+          </w:p>
+        </w:tc>
+      </w:tr>
+      <w:tr>
+        <w:tc>
+          <w:tcPr>
+            <w:tcW w:type="dxa" w:w="1520"/>
+            <w:shd w:fill="E2EFDA" w:color="auto" w:val="clear"/>
+            <w:tcMar>
+              <w:top w:type="dxa" w:w="60"/>
+              <w:left w:type="dxa" w:w="120"/>
+              <w:bottom w:type="dxa" w:w="60"/>
+              <w:right w:type="dxa" w:w="120"/>
+            </w:tcMar>
+            <w:vAlign w:val="top"/>
+          </w:tcPr>
+          <w:p>
+            <w:pPr>
+              <w:spacing w:after="40" w:before="0"/>
+              <w:jc w:val="left"/>
+            </w:pPr>
+            <w:r>
+              <w:rPr>
+                <w:rFonts w:ascii="Arial" w:cs="Arial" w:eastAsia="Arial" w:hAnsi="Arial"/>
+                <w:b/>
+                <w:bCs/>
+                <w:i w:val="false"/>
+                <w:iCs w:val="false"/>
+                <w:color w:val="000000"/>
+                <w:sz w:val="18"/>
+                <w:szCs w:val="18"/>
+              </w:rPr>
+              <w:t xml:space="preserve">Explain Phase</w:t>
+            </w:r>
+          </w:p>
+          <w:p>
+            <w:pPr>
+              <w:spacing w:after="20" w:before="0"/>
+            </w:pPr>
+            <w:r>
+              <w:rPr>
+                <w:rFonts w:ascii="Arial" w:cs="Arial" w:eastAsia="Arial" w:hAnsi="Arial"/>
+                <w:b/>
+                <w:bCs/>
+                <w:color w:val="1F3864"/>
+                <w:sz w:val="16"/>
+                <w:szCs w:val="16"/>
+              </w:rPr>
+              <w:t xml:space="preserve">📹 VIDEO:</w:t>
+            </w:r>
+          </w:p>
+          <w:p>
+            <w:pPr>
+              <w:spacing w:after="20" w:before="0"/>
+            </w:pPr>
+            <w:hyperlink w:history="1" r:id="rIdtq_e1n06xwlzaso2ds3gn">
               <w:r>
                 <w:rPr>
                   <w:rFonts w:ascii="Arial" w:cs="Arial" w:eastAsia="Arial" w:hAnsi="Arial"/>
@@ -20766,6 +21360,22 @@
           </w:p>
           <w:p>
             <w:pPr>
+              <w:spacing w:after="20" w:before="0"/>
+            </w:pPr>
+            <w:r>
+              <w:rPr>
+                <w:rFonts w:ascii="Arial" w:cs="Arial" w:eastAsia="Arial" w:hAnsi="Arial"/>
+                <w:i/>
+                <w:iCs/>
+                <w:color w:val="595959"/>
+                <w:sz w:val="16"/>
+                <w:szCs w:val="16"/>
+              </w:rPr>
+              <w:t xml:space="preserve">Related topic: not an exact match for this lesson.</w:t>
+            </w:r>
+          </w:p>
+          <w:p>
+            <w:pPr>
               <w:spacing w:after="10" w:before="0"/>
               <w:ind w:left="120"/>
             </w:pPr>
@@ -20784,7 +21394,7 @@
               <w:spacing w:after="10" w:before="0"/>
               <w:ind w:left="120"/>
             </w:pPr>
-            <w:hyperlink w:history="1" r:id="rIdb6qmukzsosnef-q0kuynh">
+            <w:hyperlink w:history="1" r:id="rIdub2ob-rofc1rvq_u4zosm">
               <w:r>
                 <w:rPr>
                   <w:rFonts w:ascii="Arial" w:cs="Arial" w:eastAsia="Arial" w:hAnsi="Arial"/>
@@ -20829,7 +21439,7 @@
             <w:pPr>
               <w:spacing w:after="20" w:before="0"/>
             </w:pPr>
-            <w:hyperlink w:history="1" r:id="rIdpwnne11l1qey2hf49rl_u">
+            <w:hyperlink w:history="1" r:id="rIdozuebp56oktmbb8pmxctb">
               <w:r>
                 <w:rPr>
                   <w:rFonts w:ascii="Arial" w:cs="Arial" w:eastAsia="Arial" w:hAnsi="Arial"/>
@@ -20862,7 +21472,7 @@
               <w:spacing w:after="10" w:before="0"/>
               <w:ind w:left="120"/>
             </w:pPr>
-            <w:hyperlink w:history="1" r:id="rIdnsc5yqswtfv0byprjrxci">
+            <w:hyperlink w:history="1" r:id="rIdaanycgzqg3aqs4nxyicsb">
               <w:r>
                 <w:rPr>
                   <w:rFonts w:ascii="Arial" w:cs="Arial" w:eastAsia="Arial" w:hAnsi="Arial"/>
@@ -20904,7 +21514,7 @@
                 <w:sz w:val="18"/>
                 <w:szCs w:val="18"/>
               </w:rPr>
-              <w:t xml:space="preserve">Groups of 5-6 review their evidence set: (1) the labelled kidney and nephron drawings from the dissection, (2) the urine-formation animation, watched again in groups on one shared device for 3 minutes, (3) the feedback-loop charts for thermoregulation, osmoregulation and blood sugar, and (4) the comparison table of nitrogenous wastes (ammonia in freshwater fish, urea in mammals, uric acid in insects and birds). Using a fresh goat or cow kidney from the local butchery, if available, each group does a quick Predict-Observe-Explain check: predict where the cortex, medulla and pelvis will be on a cut surface, locate them, and explain how each relates to filtration, concentration of urine and collection. Each group fills the evidence table: Animal | Environmental challenge | Waste product | Organ or behaviour | How it keeps balance.</w:t>
+              <w:t xml:space="preserve">Each group writes a Claim-Evidence-Reasoning (CER) explanation for the four animals in the phenomenon. Example claim: 'Different animals keep a stable internal environment using structures and behaviours suited to their habitat.' Evidence is cited from the lessons (e.g. panting increases evaporation to cool the dog; basking lets the ectothermic lizard raise its body temperature, and it moves to shade when too hot; the goat's long loops of Henle and ADH produce concentrated urine; the freshwater fish gains water by osmosis and excretes large volumes of dilute urine). Groups then draw a concept map or flowchart of a negative feedback loop (stimulus → receptor → control centre → effector → response → return to set point) for one example: thermoregulation in the dog, blood sugar regulation (insulin/glucagon, linking to diabetes mellitus) or osmoregulation (ADH, linking to diabetes insipidus). They add the liver (deamination, urea formation) and skin (sweat) to show where wastes come from and leave.</w:t>
             </w:r>
           </w:p>
         </w:tc>
@@ -20936,7 +21546,7 @@
                 <w:sz w:val="18"/>
                 <w:szCs w:val="18"/>
               </w:rPr>
-              <w:t xml:space="preserve">Assign roles (specimen handler, recorder, device operator, reporter, safety monitor) and say: 'Everyone has a role, and roles rotate so that resources are shared fairly.' Review the safety rules before gloves go on. Give 2 minutes of WAIT TIME for groups to predict the layers of the kidney before they observe. Circulate with the rubric and ask: 'Which part of this kidney makes sure the goat loses little water?' and 'Why does the fish lose so much water, and which part of its body is losing it?' Cold-call 3 reporters to state one observation each. Pause the animation at the loop of Henle and ask: 'What is happening to water here?' Wait 10 seconds before taking answers.</w:t>
+              <w:t xml:space="preserve">Say: 'Your explanation must answer WHY the dog pants, WHY the lizard stays still, and WHY the goat and the fish differ.' Provide the CER frame on the board. Allow 10-15 seconds of WAIT TIME after each question before calling on anyone. Prompt: 'What would happen to the loop if the effector stopped working? Which disorder have we studied that fits?' Cold-call 5 learners from different groups to share one link in their feedback loop and ask each: 'What is your evidence?' Invite a different group to challenge: 'Do you agree? Why or why not?' Address misconceptions, e.g. that lizards 'do not control' temperature (they do so behaviourally), or that panting 'makes the dog lose waste' (it mainly loses heat by evaporation).</w:t>
             </w:r>
           </w:p>
         </w:tc>
@@ -20968,7 +21578,7 @@
                 <w:sz w:val="18"/>
                 <w:szCs w:val="18"/>
               </w:rPr>
-              <w:t xml:space="preserve">Predict-Observe-Explain on the kidney specimen, plus an evidence table. Learners test their mental model against real tissue and tie structure to function. The table forces them to compare across animals (insects, birds, fish, mammals) so patterns emerge: the waste product and the strategy depend on the water available and the energy cost.</w:t>
+              <w:t xml:space="preserve">Concept Mapping/Flowcharts of homeostatic feedback loops, plus CER. Drawing the loop makes causal chains visible and shows that homeostasis in all examples follows the same logic, while CER links claims to evidence. This moves learners from lists of facts to mechanisms.</w:t>
             </w:r>
           </w:p>
         </w:tc>
@@ -21000,7 +21610,7 @@
                 <w:sz w:val="18"/>
                 <w:szCs w:val="18"/>
               </w:rPr>
-              <w:t xml:space="preserve">Annotated kidney/nephron diagrams and oral probes. Indicators: correct labelling of cortex, medulla, pelvis, glomerulus, Bowman's capsule, loop of Henle and collecting duct; correctly states that the glomerulus filters and the tubule reabsorbs; evidence table has at least 4 animals correctly matched to waste product and strategy; safe handling observed (gloves, trays, hand washing). Teacher ticks a checklist for each group.</w:t>
+              <w:t xml:space="preserve">Concept check quiz (5 questions, 5 minutes, done individually) and oral probes. Indicators: CER has a claim, at least two pieces of evidence and reasoning that mentions negative feedback; flowchart has all six components in correct order and the arrows show reversal back toward the set point; learner correctly distinguishes ectotherm behaviour from endotherm physiology; at least 4 of 5 quiz items are correct. Teacher records learners scoring below 3 for follow-up.</w:t>
             </w:r>
           </w:p>
         </w:tc>
@@ -21009,32 +21619,32 @@
         <w:tc>
           <w:tcPr>
             <w:tcW w:type="dxa" w:w="1520"/>
-            <w:shd w:fill="E2EFDA" w:color="auto" w:val="clear"/>
-            <w:tcMar>
-              <w:top w:type="dxa" w:w="60"/>
-              <w:left w:type="dxa" w:w="120"/>
-              <w:bottom w:type="dxa" w:w="60"/>
-              <w:right w:type="dxa" w:w="120"/>
-            </w:tcMar>
-            <w:vAlign w:val="top"/>
-          </w:tcPr>
-          <w:p>
-            <w:pPr>
-              <w:spacing w:after="40" w:before="0"/>
-              <w:jc w:val="left"/>
-            </w:pPr>
-            <w:r>
-              <w:rPr>
-                <w:rFonts w:ascii="Arial" w:cs="Arial" w:eastAsia="Arial" w:hAnsi="Arial"/>
-                <w:b/>
-                <w:bCs/>
-                <w:i w:val="false"/>
-                <w:iCs w:val="false"/>
-                <w:color w:val="000000"/>
-                <w:sz w:val="18"/>
-                <w:szCs w:val="18"/>
-              </w:rPr>
-              <w:t xml:space="preserve">Explain Phase</w:t>
+            <w:shd w:fill="FCE4D6" w:color="auto" w:val="clear"/>
+            <w:tcMar>
+              <w:top w:type="dxa" w:w="60"/>
+              <w:left w:type="dxa" w:w="120"/>
+              <w:bottom w:type="dxa" w:w="60"/>
+              <w:right w:type="dxa" w:w="120"/>
+            </w:tcMar>
+            <w:vAlign w:val="top"/>
+          </w:tcPr>
+          <w:p>
+            <w:pPr>
+              <w:spacing w:after="40" w:before="0"/>
+              <w:jc w:val="left"/>
+            </w:pPr>
+            <w:r>
+              <w:rPr>
+                <w:rFonts w:ascii="Arial" w:cs="Arial" w:eastAsia="Arial" w:hAnsi="Arial"/>
+                <w:b/>
+                <w:bCs/>
+                <w:i w:val="false"/>
+                <w:iCs w:val="false"/>
+                <w:color w:val="000000"/>
+                <w:sz w:val="18"/>
+                <w:szCs w:val="18"/>
+              </w:rPr>
+              <w:t xml:space="preserve">Driving Question Board (DQB) Creation</w:t>
             </w:r>
           </w:p>
           <w:p>
@@ -21057,7 +21667,7 @@
             <w:pPr>
               <w:spacing w:after="20" w:before="0"/>
             </w:pPr>
-            <w:hyperlink w:history="1" r:id="rIdegnectcc5eft05k94pctv">
+            <w:hyperlink w:history="1" r:id="rIdqajqpvyvyi26tuu0chb-0">
               <w:r>
                 <w:rPr>
                   <w:rFonts w:ascii="Arial" w:cs="Arial" w:eastAsia="Arial" w:hAnsi="Arial"/>
@@ -21072,6 +21682,22 @@
           </w:p>
           <w:p>
             <w:pPr>
+              <w:spacing w:after="20" w:before="0"/>
+            </w:pPr>
+            <w:r>
+              <w:rPr>
+                <w:rFonts w:ascii="Arial" w:cs="Arial" w:eastAsia="Arial" w:hAnsi="Arial"/>
+                <w:i/>
+                <w:iCs/>
+                <w:color w:val="595959"/>
+                <w:sz w:val="16"/>
+                <w:szCs w:val="16"/>
+              </w:rPr>
+              <w:t xml:space="preserve">Related topic: not an exact match for this lesson.</w:t>
+            </w:r>
+          </w:p>
+          <w:p>
+            <w:pPr>
               <w:spacing w:after="10" w:before="0"/>
               <w:ind w:left="120"/>
             </w:pPr>
@@ -21090,7 +21716,7 @@
               <w:spacing w:after="10" w:before="0"/>
               <w:ind w:left="120"/>
             </w:pPr>
-            <w:hyperlink w:history="1" r:id="rIdx9sm3webejrsooifjat0x">
+            <w:hyperlink w:history="1" r:id="rIdalo1tfcionu_lqyepqwwb">
               <w:r>
                 <w:rPr>
                   <w:rFonts w:ascii="Arial" w:cs="Arial" w:eastAsia="Arial" w:hAnsi="Arial"/>
@@ -21135,7 +21761,7 @@
             <w:pPr>
               <w:spacing w:after="20" w:before="0"/>
             </w:pPr>
-            <w:hyperlink w:history="1" r:id="rIdhylugo8dr5pexcyvybi6h">
+            <w:hyperlink w:history="1" r:id="rIdrzqftbw5xd-1-goeahjbt">
               <w:r>
                 <w:rPr>
                   <w:rFonts w:ascii="Arial" w:cs="Arial" w:eastAsia="Arial" w:hAnsi="Arial"/>
@@ -21168,7 +21794,7 @@
               <w:spacing w:after="10" w:before="0"/>
               <w:ind w:left="120"/>
             </w:pPr>
-            <w:hyperlink w:history="1" r:id="rIdx7i_iucuynd7dm4dzl6m_">
+            <w:hyperlink w:history="1" r:id="rId-gv01gbryysfebdv53_vk">
               <w:r>
                 <w:rPr>
                   <w:rFonts w:ascii="Arial" w:cs="Arial" w:eastAsia="Arial" w:hAnsi="Arial"/>
@@ -21210,7 +21836,7 @@
                 <w:sz w:val="18"/>
                 <w:szCs w:val="18"/>
               </w:rPr>
-              <w:t xml:space="preserve">Each group writes a Claim-Evidence-Reasoning (CER) explanation for the four animals in the phenomenon. Example claim: 'Different animals keep a stable internal environment using structures and behaviours suited to their habitat.' Evidence is cited from the lessons (e.g. panting increases evaporation to cool the dog; basking lets the ectothermic lizard raise its body temperature, and it moves to shade when too hot; the goat's long loops of Henle and ADH produce concentrated urine; the freshwater fish gains water by osmosis and excretes large volumes of dilute urine). Groups then draw a concept map or flowchart of a negative feedback loop (stimulus → receptor → control centre → effector → response → return to set point) for one example: thermoregulation in the dog, blood sugar regulation (insulin/glucagon, linking to diabetes mellitus) or osmoregulation (ADH, linking to diabetes insipidus). They add the liver (deamination, urea formation) and skin (sweat) to show where wastes come from and leave.</w:t>
+              <w:t xml:space="preserve">Learners go to the class DQB wall. Each group takes 3-4 sticky notes of questions from earlier lessons (e.g. 'Why does the lizard bask?', 'Why do fish urinate so much?', 'What happens if the liver fails?', 'Why do diabetics pass a lot of urine?'). They write an answer on a new note with evidence, place it next to the question, and mark each question as Answered, Partly answered or New. Groups present 2 answers to the class in 90 seconds each, using their model. The class identifies remaining questions as areas for further study (such as local liver disease and community health or conservation of local wildlife during drought), without launching a new unit.</w:t>
             </w:r>
           </w:p>
         </w:tc>
@@ -21242,7 +21868,7 @@
                 <w:sz w:val="18"/>
                 <w:szCs w:val="18"/>
               </w:rPr>
-              <w:t xml:space="preserve">Say: 'Your explanation must answer WHY the dog pants, WHY the lizard stays still, and WHY the goat and the fish differ.' Provide the CER frame on the board. Allow 10-15 seconds of WAIT TIME after each question before calling on anyone. Prompt: 'What would happen to the loop if the effector stopped working? Which disorder have we studied that fits?' Cold-call 5 learners from different groups to share one link in their feedback loop and ask each: 'What is your evidence?' Invite a different group to challenge: 'Do you agree? Why or why not?' Address misconceptions, e.g. that lizards 'do not control' temperature (they do so behaviourally), or that panting 'makes the dog lose waste' (it mainly loses heat by evaporation).</w:t>
+              <w:t xml:space="preserve">Say: 'Our DQB is not finished until each question has an answer backed by evidence.' Give each group a colour of marker. Before presentations, allow 10-15 seconds of WAIT TIME for groups to rehearse silently. During presentations ask the audience: 'What evidence supports that answer?' Cold-call 3 learners from other groups to paraphrase an answer. Use the rubric sheet to score presentations. Point out that answers link to both KICD key inquiry questions: waste removal and coping with environmental change. Close with: 'Which question taught you the most?' and take 3 volunteers.</w:t>
             </w:r>
           </w:p>
         </w:tc>
@@ -21274,7 +21900,7 @@
                 <w:sz w:val="18"/>
                 <w:szCs w:val="18"/>
               </w:rPr>
-              <w:t xml:space="preserve">Concept Mapping/Flowcharts of homeostatic feedback loops, plus CER. Drawing the loop makes causal chains visible and shows that homeostasis in all examples follows the same logic, while CER links claims to evidence. This moves learners from lists of facts to mechanisms.</w:t>
+              <w:t xml:space="preserve">Driving Question Board discussion. Revisiting learner-generated questions shows that the unit was driven by their curiosity, and presenting evidence-based answers consolidates learning through explanation. Marking questions Answered/Partly/New builds metacognition about what they know.</w:t>
             </w:r>
           </w:p>
         </w:tc>
@@ -21306,7 +21932,7 @@
                 <w:sz w:val="18"/>
                 <w:szCs w:val="18"/>
               </w:rPr>
-              <w:t xml:space="preserve">Concept check quiz (5 questions, 5 minutes, done individually) and oral probes. Indicators: CER has a claim, at least two pieces of evidence and reasoning that mentions negative feedback; flowchart has all six components in correct order and the arrows show reversal back toward the set point; learner correctly distinguishes ectotherm behaviour from endotherm physiology; at least 4 of 5 quiz items are correct. Teacher records learners scoring below 3 for follow-up.</w:t>
+              <w:t xml:space="preserve">Peer review and oral probes using the rubric. Indicators: each answer cites at least one piece of evidence from the unit; presenters use correct terms (osmoregulation, reabsorption, negative feedback, deamination); audience members accurately paraphrase; at least 80% of DQB questions are marked Answered or Partly answered with justification. Teacher notes unresolved misconceptions.</w:t>
             </w:r>
           </w:p>
         </w:tc>
@@ -21315,32 +21941,32 @@
         <w:tc>
           <w:tcPr>
             <w:tcW w:type="dxa" w:w="1520"/>
-            <w:shd w:fill="FCE4D6" w:color="auto" w:val="clear"/>
-            <w:tcMar>
-              <w:top w:type="dxa" w:w="60"/>
-              <w:left w:type="dxa" w:w="120"/>
-              <w:bottom w:type="dxa" w:w="60"/>
-              <w:right w:type="dxa" w:w="120"/>
-            </w:tcMar>
-            <w:vAlign w:val="top"/>
-          </w:tcPr>
-          <w:p>
-            <w:pPr>
-              <w:spacing w:after="40" w:before="0"/>
-              <w:jc w:val="left"/>
-            </w:pPr>
-            <w:r>
-              <w:rPr>
-                <w:rFonts w:ascii="Arial" w:cs="Arial" w:eastAsia="Arial" w:hAnsi="Arial"/>
-                <w:b/>
-                <w:bCs/>
-                <w:i w:val="false"/>
-                <w:iCs w:val="false"/>
-                <w:color w:val="000000"/>
-                <w:sz w:val="18"/>
-                <w:szCs w:val="18"/>
-              </w:rPr>
-              <w:t xml:space="preserve">Driving Question Board (DQB) Creation</w:t>
+            <w:shd w:fill="D5E8F0" w:color="auto" w:val="clear"/>
+            <w:tcMar>
+              <w:top w:type="dxa" w:w="60"/>
+              <w:left w:type="dxa" w:w="120"/>
+              <w:bottom w:type="dxa" w:w="60"/>
+              <w:right w:type="dxa" w:w="120"/>
+            </w:tcMar>
+            <w:vAlign w:val="top"/>
+          </w:tcPr>
+          <w:p>
+            <w:pPr>
+              <w:spacing w:after="40" w:before="0"/>
+              <w:jc w:val="left"/>
+            </w:pPr>
+            <w:r>
+              <w:rPr>
+                <w:rFonts w:ascii="Arial" w:cs="Arial" w:eastAsia="Arial" w:hAnsi="Arial"/>
+                <w:b/>
+                <w:bCs/>
+                <w:i w:val="false"/>
+                <w:iCs w:val="false"/>
+                <w:color w:val="000000"/>
+                <w:sz w:val="18"/>
+                <w:szCs w:val="18"/>
+              </w:rPr>
+              <w:t xml:space="preserve">Model Building Phase</w:t>
             </w:r>
           </w:p>
           <w:p>
@@ -21363,7 +21989,7 @@
             <w:pPr>
               <w:spacing w:after="20" w:before="0"/>
             </w:pPr>
-            <w:hyperlink w:history="1" r:id="rIdqdlta8lrwxmaydlw2qv9n">
+            <w:hyperlink w:history="1" r:id="rIdf_v0bsuv7fe3infu_55wz">
               <w:r>
                 <w:rPr>
                   <w:rFonts w:ascii="Arial" w:cs="Arial" w:eastAsia="Arial" w:hAnsi="Arial"/>
@@ -21396,7 +22022,7 @@
               <w:spacing w:after="10" w:before="0"/>
               <w:ind w:left="120"/>
             </w:pPr>
-            <w:hyperlink w:history="1" r:id="rIddbm6cc0mrjnvql51mie25">
+            <w:hyperlink w:history="1" r:id="rId4pad23d9pnwmuibo06khp">
               <w:r>
                 <w:rPr>
                   <w:rFonts w:ascii="Arial" w:cs="Arial" w:eastAsia="Arial" w:hAnsi="Arial"/>
@@ -21441,7 +22067,7 @@
             <w:pPr>
               <w:spacing w:after="20" w:before="0"/>
             </w:pPr>
-            <w:hyperlink w:history="1" r:id="rIdn-7ckgje2c8apdqrcdn0x">
+            <w:hyperlink w:history="1" r:id="rIdiuzapqd0awqb4g-to6wz7">
               <w:r>
                 <w:rPr>
                   <w:rFonts w:ascii="Arial" w:cs="Arial" w:eastAsia="Arial" w:hAnsi="Arial"/>
@@ -21474,313 +22100,7 @@
               <w:spacing w:after="10" w:before="0"/>
               <w:ind w:left="120"/>
             </w:pPr>
-            <w:hyperlink w:history="1" r:id="rId61x-khemnvtjlaldwd49e">
-              <w:r>
-                <w:rPr>
-                  <w:rFonts w:ascii="Arial" w:cs="Arial" w:eastAsia="Arial" w:hAnsi="Arial"/>
-                  <w:color w:val="595959"/>
-                  <w:sz w:val="14"/>
-                  <w:szCs w:val="14"/>
-                  <w:u w:val="single" w:color="595959"/>
-                </w:rPr>
-                <w:t xml:space="preserve">🔍 Search ARES for similar readings</w:t>
-              </w:r>
-            </w:hyperlink>
-          </w:p>
-        </w:tc>
-        <w:tc>
-          <w:tcPr>
-            <w:tcW w:type="dxa" w:w="3040"/>
-            <w:shd w:fill="FFFFFF" w:color="auto" w:val="clear"/>
-            <w:tcMar>
-              <w:top w:type="dxa" w:w="60"/>
-              <w:left w:type="dxa" w:w="120"/>
-              <w:bottom w:type="dxa" w:w="60"/>
-              <w:right w:type="dxa" w:w="120"/>
-            </w:tcMar>
-            <w:vAlign w:val="top"/>
-          </w:tcPr>
-          <w:p>
-            <w:pPr>
-              <w:spacing w:after="40" w:before="0"/>
-              <w:jc w:val="left"/>
-            </w:pPr>
-            <w:r>
-              <w:rPr>
-                <w:rFonts w:ascii="Arial" w:cs="Arial" w:eastAsia="Arial" w:hAnsi="Arial"/>
-                <w:b w:val="false"/>
-                <w:bCs w:val="false"/>
-                <w:i w:val="false"/>
-                <w:iCs w:val="false"/>
-                <w:color w:val="000000"/>
-                <w:sz w:val="18"/>
-                <w:szCs w:val="18"/>
-              </w:rPr>
-              <w:t xml:space="preserve">Learners go to the class DQB wall. Each group takes 3-4 sticky notes of questions from earlier lessons (e.g. 'Why does the lizard bask?', 'Why do fish urinate so much?', 'What happens if the liver fails?', 'Why do diabetics pass a lot of urine?'). They write an answer on a new note with evidence, place it next to the question, and mark each question as Answered, Partly answered or New. Groups present 2 answers to the class in 90 seconds each, using their model. The class identifies remaining questions as areas for further study (such as local liver disease and community health or conservation of local wildlife during drought), without launching a new unit.</w:t>
-            </w:r>
-          </w:p>
-        </w:tc>
-        <w:tc>
-          <w:tcPr>
-            <w:tcW w:type="dxa" w:w="3040"/>
-            <w:shd w:fill="F2F2F2" w:color="auto" w:val="clear"/>
-            <w:tcMar>
-              <w:top w:type="dxa" w:w="60"/>
-              <w:left w:type="dxa" w:w="120"/>
-              <w:bottom w:type="dxa" w:w="60"/>
-              <w:right w:type="dxa" w:w="120"/>
-            </w:tcMar>
-            <w:vAlign w:val="top"/>
-          </w:tcPr>
-          <w:p>
-            <w:pPr>
-              <w:spacing w:after="40" w:before="0"/>
-              <w:jc w:val="left"/>
-            </w:pPr>
-            <w:r>
-              <w:rPr>
-                <w:rFonts w:ascii="Arial" w:cs="Arial" w:eastAsia="Arial" w:hAnsi="Arial"/>
-                <w:b w:val="false"/>
-                <w:bCs w:val="false"/>
-                <w:i w:val="false"/>
-                <w:iCs w:val="false"/>
-                <w:color w:val="000000"/>
-                <w:sz w:val="18"/>
-                <w:szCs w:val="18"/>
-              </w:rPr>
-              <w:t xml:space="preserve">Say: 'Our DQB is not finished until each question has an answer backed by evidence.' Give each group a colour of marker. Before presentations, allow 10-15 seconds of WAIT TIME for groups to rehearse silently. During presentations ask the audience: 'What evidence supports that answer?' Cold-call 3 learners from other groups to paraphrase an answer. Use the rubric sheet to score presentations. Point out that answers link to both KICD key inquiry questions: waste removal and coping with environmental change. Close with: 'Which question taught you the most?' and take 3 volunteers.</w:t>
-            </w:r>
-          </w:p>
-        </w:tc>
-        <w:tc>
-          <w:tcPr>
-            <w:tcW w:type="dxa" w:w="3040"/>
-            <w:shd w:fill="FFFFFF" w:color="auto" w:val="clear"/>
-            <w:tcMar>
-              <w:top w:type="dxa" w:w="60"/>
-              <w:left w:type="dxa" w:w="120"/>
-              <w:bottom w:type="dxa" w:w="60"/>
-              <w:right w:type="dxa" w:w="120"/>
-            </w:tcMar>
-            <w:vAlign w:val="top"/>
-          </w:tcPr>
-          <w:p>
-            <w:pPr>
-              <w:spacing w:after="40" w:before="0"/>
-              <w:jc w:val="left"/>
-            </w:pPr>
-            <w:r>
-              <w:rPr>
-                <w:rFonts w:ascii="Arial" w:cs="Arial" w:eastAsia="Arial" w:hAnsi="Arial"/>
-                <w:b w:val="false"/>
-                <w:bCs w:val="false"/>
-                <w:i w:val="false"/>
-                <w:iCs w:val="false"/>
-                <w:color w:val="000000"/>
-                <w:sz w:val="18"/>
-                <w:szCs w:val="18"/>
-              </w:rPr>
-              <w:t xml:space="preserve">Driving Question Board discussion. Revisiting learner-generated questions shows that the unit was driven by their curiosity, and presenting evidence-based answers consolidates learning through explanation. Marking questions Answered/Partly/New builds metacognition about what they know.</w:t>
-            </w:r>
-          </w:p>
-        </w:tc>
-        <w:tc>
-          <w:tcPr>
-            <w:tcW w:type="dxa" w:w="3040"/>
-            <w:shd w:fill="F2F2F2" w:color="auto" w:val="clear"/>
-            <w:tcMar>
-              <w:top w:type="dxa" w:w="60"/>
-              <w:left w:type="dxa" w:w="120"/>
-              <w:bottom w:type="dxa" w:w="60"/>
-              <w:right w:type="dxa" w:w="120"/>
-            </w:tcMar>
-            <w:vAlign w:val="top"/>
-          </w:tcPr>
-          <w:p>
-            <w:pPr>
-              <w:spacing w:after="40" w:before="0"/>
-              <w:jc w:val="left"/>
-            </w:pPr>
-            <w:r>
-              <w:rPr>
-                <w:rFonts w:ascii="Arial" w:cs="Arial" w:eastAsia="Arial" w:hAnsi="Arial"/>
-                <w:b w:val="false"/>
-                <w:bCs w:val="false"/>
-                <w:i w:val="false"/>
-                <w:iCs w:val="false"/>
-                <w:color w:val="000000"/>
-                <w:sz w:val="18"/>
-                <w:szCs w:val="18"/>
-              </w:rPr>
-              <w:t xml:space="preserve">Peer review and oral probes using the rubric. Indicators: each answer cites at least one piece of evidence from the unit; presenters use correct terms (osmoregulation, reabsorption, negative feedback, deamination); audience members accurately paraphrase; at least 80% of DQB questions are marked Answered or Partly answered with justification. Teacher notes unresolved misconceptions.</w:t>
-            </w:r>
-          </w:p>
-        </w:tc>
-      </w:tr>
-      <w:tr>
-        <w:tc>
-          <w:tcPr>
-            <w:tcW w:type="dxa" w:w="1520"/>
-            <w:shd w:fill="D5E8F0" w:color="auto" w:val="clear"/>
-            <w:tcMar>
-              <w:top w:type="dxa" w:w="60"/>
-              <w:left w:type="dxa" w:w="120"/>
-              <w:bottom w:type="dxa" w:w="60"/>
-              <w:right w:type="dxa" w:w="120"/>
-            </w:tcMar>
-            <w:vAlign w:val="top"/>
-          </w:tcPr>
-          <w:p>
-            <w:pPr>
-              <w:spacing w:after="40" w:before="0"/>
-              <w:jc w:val="left"/>
-            </w:pPr>
-            <w:r>
-              <w:rPr>
-                <w:rFonts w:ascii="Arial" w:cs="Arial" w:eastAsia="Arial" w:hAnsi="Arial"/>
-                <w:b/>
-                <w:bCs/>
-                <w:i w:val="false"/>
-                <w:iCs w:val="false"/>
-                <w:color w:val="000000"/>
-                <w:sz w:val="18"/>
-                <w:szCs w:val="18"/>
-              </w:rPr>
-              <w:t xml:space="preserve">Model Building Phase</w:t>
-            </w:r>
-          </w:p>
-          <w:p>
-            <w:pPr>
-              <w:spacing w:after="20" w:before="0"/>
-            </w:pPr>
-            <w:r>
-              <w:rPr>
-                <w:rFonts w:ascii="Arial" w:cs="Arial" w:eastAsia="Arial" w:hAnsi="Arial"/>
-                <w:b/>
-                <w:bCs/>
-                <w:color w:val="1F3864"/>
-                <w:sz w:val="16"/>
-                <w:szCs w:val="16"/>
-              </w:rPr>
-              <w:t xml:space="preserve">📹 VIDEO:</w:t>
-            </w:r>
-          </w:p>
-          <w:p>
-            <w:pPr>
-              <w:spacing w:after="20" w:before="0"/>
-            </w:pPr>
-            <w:hyperlink w:history="1" r:id="rIdmfn9o-78s8fxfaursyxtd">
-              <w:r>
-                <w:rPr>
-                  <w:rFonts w:ascii="Arial" w:cs="Arial" w:eastAsia="Arial" w:hAnsi="Arial"/>
-                  <w:color w:val="2E75B6"/>
-                  <w:sz w:val="16"/>
-                  <w:szCs w:val="16"/>
-                  <w:u w:val="single" w:color="2E75B6"/>
-                </w:rPr>
-                <w:t xml:space="preserve">The kidney and nephron</w:t>
-              </w:r>
-            </w:hyperlink>
-          </w:p>
-          <w:p>
-            <w:pPr>
-              <w:spacing w:after="10" w:before="0"/>
-              <w:ind w:left="120"/>
-            </w:pPr>
-            <w:r>
-              <w:rPr>
-                <w:rFonts w:ascii="Arial" w:cs="Arial" w:eastAsia="Arial" w:hAnsi="Arial"/>
-                <w:color w:val="595959"/>
-                <w:sz w:val="14"/>
-                <w:szCs w:val="14"/>
-              </w:rPr>
-              <w:t xml:space="preserve">Source: Khan Academy (English - US curriculum)</w:t>
-            </w:r>
-          </w:p>
-          <w:p>
-            <w:pPr>
-              <w:spacing w:after="10" w:before="0"/>
-              <w:ind w:left="120"/>
-            </w:pPr>
-            <w:hyperlink w:history="1" r:id="rId1xzdfopq25wtr1x0oxjqm">
-              <w:r>
-                <w:rPr>
-                  <w:rFonts w:ascii="Arial" w:cs="Arial" w:eastAsia="Arial" w:hAnsi="Arial"/>
-                  <w:color w:val="595959"/>
-                  <w:sz w:val="14"/>
-                  <w:szCs w:val="14"/>
-                  <w:u w:val="single" w:color="595959"/>
-                </w:rPr>
-                <w:t xml:space="preserve">🔍 Search ARES for similar videos</w:t>
-              </w:r>
-            </w:hyperlink>
-          </w:p>
-          <w:p>
-            <w:pPr>
-              <w:spacing w:after="40" w:before="0"/>
-            </w:pPr>
-            <w:r>
-              <w:rPr>
-                <w:sz w:val="14"/>
-                <w:szCs w:val="14"/>
-              </w:rPr>
-              <w:t xml:space="preserve"/>
-            </w:r>
-          </w:p>
-          <w:p>
-            <w:pPr>
-              <w:spacing w:after="20" w:before="0"/>
-            </w:pPr>
-            <w:r>
-              <w:rPr>
-                <w:rFonts w:ascii="Arial" w:cs="Arial" w:eastAsia="Arial" w:hAnsi="Arial"/>
-                <w:b/>
-                <w:bCs/>
-                <w:color w:val="1F3864"/>
-                <w:sz w:val="16"/>
-                <w:szCs w:val="16"/>
-              </w:rPr>
-              <w:t xml:space="preserve">📖 EXERCISE:</w:t>
-            </w:r>
-          </w:p>
-          <w:p>
-            <w:pPr>
-              <w:spacing w:after="20" w:before="0"/>
-            </w:pPr>
-            <w:hyperlink w:history="1" r:id="rIdovk0kizqhrywgkzwbtmxw">
-              <w:r>
-                <w:rPr>
-                  <w:rFonts w:ascii="Arial" w:cs="Arial" w:eastAsia="Arial" w:hAnsi="Arial"/>
-                  <w:color w:val="2E75B6"/>
-                  <w:sz w:val="16"/>
-                  <w:szCs w:val="16"/>
-                  <w:u w:val="single" w:color="2E75B6"/>
-                </w:rPr>
-                <w:t xml:space="preserve">Mechanisms of transport: tonicity and osmoregulation</w:t>
-              </w:r>
-            </w:hyperlink>
-          </w:p>
-          <w:p>
-            <w:pPr>
-              <w:spacing w:after="10" w:before="0"/>
-              <w:ind w:left="120"/>
-            </w:pPr>
-            <w:r>
-              <w:rPr>
-                <w:rFonts w:ascii="Arial" w:cs="Arial" w:eastAsia="Arial" w:hAnsi="Arial"/>
-                <w:color w:val="595959"/>
-                <w:sz w:val="14"/>
-                <w:szCs w:val="14"/>
-              </w:rPr>
-              <w:t xml:space="preserve">Source: Khan Academy (English - US curriculum)</w:t>
-            </w:r>
-          </w:p>
-          <w:p>
-            <w:pPr>
-              <w:spacing w:after="10" w:before="0"/>
-              <w:ind w:left="120"/>
-            </w:pPr>
-            <w:hyperlink w:history="1" r:id="rIdvhxjljdfoi1fk6llgf6_x">
+            <w:hyperlink w:history="1" r:id="rIdjk7agcemmyj-u-hl5qwiz">
               <w:r>
                 <w:rPr>
                   <w:rFonts w:ascii="Arial" w:cs="Arial" w:eastAsia="Arial" w:hAnsi="Arial"/>
@@ -22292,7 +22612,7 @@
         </w:rPr>
         <w:t xml:space="preserve">© 2026 SeaVuria and ARES. Aligned with KICD objectives. Developed by SeaVuria; technical implementation by ARES (with AI assistance from Claude). Licensed under </w:t>
       </w:r>
-      <w:hyperlink w:history="1" r:id="rIdcr6dlkseg8vzvhtotyzrw">
+      <w:hyperlink w:history="1" r:id="rId3quxon6utsudv7mmu24mo">
         <w:r>
           <w:rPr>
             <w:rFonts w:ascii="Arial" w:cs="Arial" w:eastAsia="Arial" w:hAnsi="Arial"/>
@@ -22313,7 +22633,7 @@
         </w:rPr>
         <w:t xml:space="preserve"> (</w:t>
       </w:r>
-      <w:hyperlink w:history="1" r:id="rIdrxukwyyeaoqc_svk3pi5n">
+      <w:hyperlink w:history="1" r:id="rId3z43dxwsnyfi89fciawmi">
         <w:r>
           <w:rPr>
             <w:rFonts w:ascii="Arial" w:cs="Arial" w:eastAsia="Arial" w:hAnsi="Arial"/>

--- a/data/outputs/v2/Grade11/Biology/Lesson_Plans/SS3.3_Excretion_and_Homeostasis_in_Animals/Biology_Excretion_and_Homeostasis_in_Animals_CBE_LessonSequence.docx
+++ b/data/outputs/v2/Grade11/Biology/Lesson_Plans/SS3.3_Excretion_and_Homeostasis_in_Animals/Biology_Excretion_and_Homeostasis_in_Animals_CBE_LessonSequence.docx
@@ -2132,7 +2132,7 @@
         </w:rPr>
         <w:t xml:space="preserve">© 2026 SeaVuria and ARES. This work is licensed under a </w:t>
       </w:r>
-      <w:hyperlink w:history="1" r:id="rIdgxayrerq4afkk60zur0c8">
+      <w:hyperlink w:history="1" r:id="rId9bn6xot6y22yj1r84fqf1">
         <w:r>
           <w:rPr>
             <w:rFonts w:ascii="Arial" w:cs="Arial" w:eastAsia="Arial" w:hAnsi="Arial"/>
@@ -2152,7 +2152,7 @@
         </w:rPr>
         <w:t xml:space="preserve"> (</w:t>
       </w:r>
-      <w:hyperlink w:history="1" r:id="rIdxquwppyiuherqqjtogbbz">
+      <w:hyperlink w:history="1" r:id="rIdxsg7ie-9brzn4o2cwzizd">
         <w:r>
           <w:rPr>
             <w:rFonts w:ascii="Arial" w:cs="Arial" w:eastAsia="Arial" w:hAnsi="Arial"/>
@@ -2172,7 +2172,7 @@
         </w:rPr>
         <w:t xml:space="preserve">). To view a copy of this license, visit </w:t>
       </w:r>
-      <w:hyperlink w:history="1" r:id="rIdwiijd2looifocmtcrdkv6">
+      <w:hyperlink w:history="1" r:id="rIdeficyg0lscrfncyoqmken">
         <w:r>
           <w:rPr>
             <w:rFonts w:ascii="Arial" w:cs="Arial" w:eastAsia="Arial" w:hAnsi="Arial"/>
@@ -3201,7 +3201,7 @@
               <w:spacing w:after="10" w:before="0"/>
               <w:ind w:left="120"/>
             </w:pPr>
-            <w:hyperlink w:history="1" r:id="rId19-jh3uz-ojdy0r_clhtm">
+            <w:hyperlink w:history="1" r:id="rIdolrvmq0hle0d-nxciljcm">
               <w:r>
                 <w:rPr>
                   <w:rFonts w:ascii="Arial" w:cs="Arial" w:eastAsia="Arial" w:hAnsi="Arial"/>
@@ -3278,7 +3278,7 @@
               <w:spacing w:after="10" w:before="0"/>
               <w:ind w:left="120"/>
             </w:pPr>
-            <w:hyperlink w:history="1" r:id="rIdj4ywsvii80yxzpiamgkb7">
+            <w:hyperlink w:history="1" r:id="rIdycj8up217rdafls5arjey">
               <w:r>
                 <w:rPr>
                   <w:rFonts w:ascii="Arial" w:cs="Arial" w:eastAsia="Arial" w:hAnsi="Arial"/>
@@ -3505,7 +3505,7 @@
               <w:spacing w:after="10" w:before="0"/>
               <w:ind w:left="120"/>
             </w:pPr>
-            <w:hyperlink w:history="1" r:id="rIdgb74m2alrd1n8hu1uoi98">
+            <w:hyperlink w:history="1" r:id="rIdsgdbfxdhfjbzbrupnbgfw">
               <w:r>
                 <w:rPr>
                   <w:rFonts w:ascii="Arial" w:cs="Arial" w:eastAsia="Arial" w:hAnsi="Arial"/>
@@ -3582,7 +3582,7 @@
               <w:spacing w:after="10" w:before="0"/>
               <w:ind w:left="120"/>
             </w:pPr>
-            <w:hyperlink w:history="1" r:id="rIdhbexsf97ekwi5rmyptkg5">
+            <w:hyperlink w:history="1" r:id="rIdnzkyllshyvwiwesoznahb">
               <w:r>
                 <w:rPr>
                   <w:rFonts w:ascii="Arial" w:cs="Arial" w:eastAsia="Arial" w:hAnsi="Arial"/>
@@ -3809,7 +3809,7 @@
               <w:spacing w:after="10" w:before="0"/>
               <w:ind w:left="120"/>
             </w:pPr>
-            <w:hyperlink w:history="1" r:id="rIdggn31sjoslueo3ix18efg">
+            <w:hyperlink w:history="1" r:id="rIdummv1gpfvjmbgklncb53s">
               <w:r>
                 <w:rPr>
                   <w:rFonts w:ascii="Arial" w:cs="Arial" w:eastAsia="Arial" w:hAnsi="Arial"/>
@@ -3886,7 +3886,7 @@
               <w:spacing w:after="10" w:before="0"/>
               <w:ind w:left="120"/>
             </w:pPr>
-            <w:hyperlink w:history="1" r:id="rIdj2wdw4ihr3vqszmj-2m35">
+            <w:hyperlink w:history="1" r:id="rIdavdib_vck_1pz0ny8yivz">
               <w:r>
                 <w:rPr>
                   <w:rFonts w:ascii="Arial" w:cs="Arial" w:eastAsia="Arial" w:hAnsi="Arial"/>
@@ -4113,7 +4113,7 @@
               <w:spacing w:after="10" w:before="0"/>
               <w:ind w:left="120"/>
             </w:pPr>
-            <w:hyperlink w:history="1" r:id="rId2gqjajx5xh6hgx8pfrwf3">
+            <w:hyperlink w:history="1" r:id="rIdeskzseuk-wn3btv-nvy52">
               <w:r>
                 <w:rPr>
                   <w:rFonts w:ascii="Arial" w:cs="Arial" w:eastAsia="Arial" w:hAnsi="Arial"/>
@@ -4190,7 +4190,7 @@
               <w:spacing w:after="10" w:before="0"/>
               <w:ind w:left="120"/>
             </w:pPr>
-            <w:hyperlink w:history="1" r:id="rId-2s_nm7gwf8idd1io-ocr">
+            <w:hyperlink w:history="1" r:id="rIds06su-l-ybg15zd8zd198">
               <w:r>
                 <w:rPr>
                   <w:rFonts w:ascii="Arial" w:cs="Arial" w:eastAsia="Arial" w:hAnsi="Arial"/>
@@ -4417,7 +4417,7 @@
               <w:spacing w:after="10" w:before="0"/>
               <w:ind w:left="120"/>
             </w:pPr>
-            <w:hyperlink w:history="1" r:id="rIdcepwyxbid_aji0sp_huf9">
+            <w:hyperlink w:history="1" r:id="rIdjeniqfvuu0enw-hvjlqwu">
               <w:r>
                 <w:rPr>
                   <w:rFonts w:ascii="Arial" w:cs="Arial" w:eastAsia="Arial" w:hAnsi="Arial"/>
@@ -4494,7 +4494,7 @@
               <w:spacing w:after="10" w:before="0"/>
               <w:ind w:left="120"/>
             </w:pPr>
-            <w:hyperlink w:history="1" r:id="rIdtd9i_zdhjit9mlqtvis60">
+            <w:hyperlink w:history="1" r:id="rIdks5tnf4chckw04h30gqc8">
               <w:r>
                 <w:rPr>
                   <w:rFonts w:ascii="Arial" w:cs="Arial" w:eastAsia="Arial" w:hAnsi="Arial"/>
@@ -5021,7 +5021,7 @@
         </w:rPr>
         <w:t xml:space="preserve">© 2026 SeaVuria and ARES. Aligned with KICD objectives. Developed by SeaVuria; technical implementation by ARES (with AI assistance from Claude). Licensed under </w:t>
       </w:r>
-      <w:hyperlink w:history="1" r:id="rIdh9uqroen-o7_faa4fmbu-">
+      <w:hyperlink w:history="1" r:id="rIdbsy_6n-6hsizrawhzwutb">
         <w:r>
           <w:rPr>
             <w:rFonts w:ascii="Arial" w:cs="Arial" w:eastAsia="Arial" w:hAnsi="Arial"/>
@@ -5042,7 +5042,7 @@
         </w:rPr>
         <w:t xml:space="preserve"> (</w:t>
       </w:r>
-      <w:hyperlink w:history="1" r:id="rIdwnee9ndzk9waumo7q6a0k">
+      <w:hyperlink w:history="1" r:id="rIdxjonjrnvgorusqaewabq_">
         <w:r>
           <w:rPr>
             <w:rFonts w:ascii="Arial" w:cs="Arial" w:eastAsia="Arial" w:hAnsi="Arial"/>
@@ -6055,7 +6055,7 @@
             <w:pPr>
               <w:spacing w:after="20" w:before="0"/>
             </w:pPr>
-            <w:hyperlink w:history="1" r:id="rIdqaz9b6fzpjruk9zao7cti">
+            <w:hyperlink w:history="1" r:id="rIdncdyiprkarae6ue8sbn3c">
               <w:r>
                 <w:rPr>
                   <w:rFonts w:ascii="Arial" w:cs="Arial" w:eastAsia="Arial" w:hAnsi="Arial"/>
@@ -6088,7 +6088,7 @@
               <w:spacing w:after="10" w:before="0"/>
               <w:ind w:left="120"/>
             </w:pPr>
-            <w:hyperlink w:history="1" r:id="rIdhyfblleckdub0gwpe7zed">
+            <w:hyperlink w:history="1" r:id="rIdqjsyrpxuqivzumylk3c3s">
               <w:r>
                 <w:rPr>
                   <w:rFonts w:ascii="Arial" w:cs="Arial" w:eastAsia="Arial" w:hAnsi="Arial"/>
@@ -6133,7 +6133,7 @@
             <w:pPr>
               <w:spacing w:after="20" w:before="0"/>
             </w:pPr>
-            <w:hyperlink w:history="1" r:id="rIdqg4nigfipbanels6lp1gw">
+            <w:hyperlink w:history="1" r:id="rIdo947ox3-qoerajpcktc4h">
               <w:r>
                 <w:rPr>
                   <w:rFonts w:ascii="Arial" w:cs="Arial" w:eastAsia="Arial" w:hAnsi="Arial"/>
@@ -6166,7 +6166,7 @@
               <w:spacing w:after="10" w:before="0"/>
               <w:ind w:left="120"/>
             </w:pPr>
-            <w:hyperlink w:history="1" r:id="rIduq6lyp6oa9w7c9khbccji">
+            <w:hyperlink w:history="1" r:id="rIdpzjbjsvtkgmrk4gewlv2e">
               <w:r>
                 <w:rPr>
                   <w:rFonts w:ascii="Arial" w:cs="Arial" w:eastAsia="Arial" w:hAnsi="Arial"/>
@@ -6361,7 +6361,7 @@
             <w:pPr>
               <w:spacing w:after="20" w:before="0"/>
             </w:pPr>
-            <w:hyperlink w:history="1" r:id="rIdjawaoeach56lgr-n3xj82">
+            <w:hyperlink w:history="1" r:id="rIdwoamrrawz7hmmwnp7mlqa">
               <w:r>
                 <w:rPr>
                   <w:rFonts w:ascii="Arial" w:cs="Arial" w:eastAsia="Arial" w:hAnsi="Arial"/>
@@ -6394,7 +6394,7 @@
               <w:spacing w:after="10" w:before="0"/>
               <w:ind w:left="120"/>
             </w:pPr>
-            <w:hyperlink w:history="1" r:id="rIdhl5wkgiy0anmmagwgw0do">
+            <w:hyperlink w:history="1" r:id="rIdrqv6flqa1r7rhvm92nymi">
               <w:r>
                 <w:rPr>
                   <w:rFonts w:ascii="Arial" w:cs="Arial" w:eastAsia="Arial" w:hAnsi="Arial"/>
@@ -6439,7 +6439,7 @@
             <w:pPr>
               <w:spacing w:after="20" w:before="0"/>
             </w:pPr>
-            <w:hyperlink w:history="1" r:id="rIdrj4wi0xmiufi9tgmszkl4">
+            <w:hyperlink w:history="1" r:id="rIdm9xzrmqgn9wxv-mcos3g-">
               <w:r>
                 <w:rPr>
                   <w:rFonts w:ascii="Arial" w:cs="Arial" w:eastAsia="Arial" w:hAnsi="Arial"/>
@@ -6472,7 +6472,7 @@
               <w:spacing w:after="10" w:before="0"/>
               <w:ind w:left="120"/>
             </w:pPr>
-            <w:hyperlink w:history="1" r:id="rId32k05tkjhzqfbfxw8thfw">
+            <w:hyperlink w:history="1" r:id="rIdo39qbyfqgqbvqtxw3mhaq">
               <w:r>
                 <w:rPr>
                   <w:rFonts w:ascii="Arial" w:cs="Arial" w:eastAsia="Arial" w:hAnsi="Arial"/>
@@ -6667,7 +6667,7 @@
             <w:pPr>
               <w:spacing w:after="20" w:before="0"/>
             </w:pPr>
-            <w:hyperlink w:history="1" r:id="rIda8iupkkjrvvdlxvzkxj0g">
+            <w:hyperlink w:history="1" r:id="rIdrnrfb-6u7un0lpbb61pr-">
               <w:r>
                 <w:rPr>
                   <w:rFonts w:ascii="Arial" w:cs="Arial" w:eastAsia="Arial" w:hAnsi="Arial"/>
@@ -6700,7 +6700,7 @@
               <w:spacing w:after="10" w:before="0"/>
               <w:ind w:left="120"/>
             </w:pPr>
-            <w:hyperlink w:history="1" r:id="rIdsyoir1tx0rbxg75rsbso3">
+            <w:hyperlink w:history="1" r:id="rId-vwlzksfabguiatn6zszx">
               <w:r>
                 <w:rPr>
                   <w:rFonts w:ascii="Arial" w:cs="Arial" w:eastAsia="Arial" w:hAnsi="Arial"/>
@@ -6745,7 +6745,7 @@
             <w:pPr>
               <w:spacing w:after="20" w:before="0"/>
             </w:pPr>
-            <w:hyperlink w:history="1" r:id="rId6cfgqirec6wv-otywmwx9">
+            <w:hyperlink w:history="1" r:id="rIdiy25iuydf4mbty-aydace">
               <w:r>
                 <w:rPr>
                   <w:rFonts w:ascii="Arial" w:cs="Arial" w:eastAsia="Arial" w:hAnsi="Arial"/>
@@ -6794,7 +6794,7 @@
               <w:spacing w:after="10" w:before="0"/>
               <w:ind w:left="120"/>
             </w:pPr>
-            <w:hyperlink w:history="1" r:id="rId1f08xzrrnmgizz3gcm8fp">
+            <w:hyperlink w:history="1" r:id="rIdceanvu1bj69ivyt9xa06q">
               <w:r>
                 <w:rPr>
                   <w:rFonts w:ascii="Arial" w:cs="Arial" w:eastAsia="Arial" w:hAnsi="Arial"/>
@@ -6989,7 +6989,7 @@
             <w:pPr>
               <w:spacing w:after="20" w:before="0"/>
             </w:pPr>
-            <w:hyperlink w:history="1" r:id="rIdjekmsgcvp0camwhytuyxz">
+            <w:hyperlink w:history="1" r:id="rIdspytldx-dl5ptuebvmfep">
               <w:r>
                 <w:rPr>
                   <w:rFonts w:ascii="Arial" w:cs="Arial" w:eastAsia="Arial" w:hAnsi="Arial"/>
@@ -7022,7 +7022,7 @@
               <w:spacing w:after="10" w:before="0"/>
               <w:ind w:left="120"/>
             </w:pPr>
-            <w:hyperlink w:history="1" r:id="rIdzl7a-9qw30vog0hjoekpb">
+            <w:hyperlink w:history="1" r:id="rIdy7ybicq7t9xufugekfxaj">
               <w:r>
                 <w:rPr>
                   <w:rFonts w:ascii="Arial" w:cs="Arial" w:eastAsia="Arial" w:hAnsi="Arial"/>
@@ -7067,7 +7067,7 @@
             <w:pPr>
               <w:spacing w:after="20" w:before="0"/>
             </w:pPr>
-            <w:hyperlink w:history="1" r:id="rIdh1fthh-uznhppa53t9z3p">
+            <w:hyperlink w:history="1" r:id="rIdgaerdebhoq63l8-zjlwmu">
               <w:r>
                 <w:rPr>
                   <w:rFonts w:ascii="Arial" w:cs="Arial" w:eastAsia="Arial" w:hAnsi="Arial"/>
@@ -7116,7 +7116,7 @@
               <w:spacing w:after="10" w:before="0"/>
               <w:ind w:left="120"/>
             </w:pPr>
-            <w:hyperlink w:history="1" r:id="rIdm552wmbwckyn4ad09apv8">
+            <w:hyperlink w:history="1" r:id="rIdhcmldex4im8pdaohryegt">
               <w:r>
                 <w:rPr>
                   <w:rFonts w:ascii="Arial" w:cs="Arial" w:eastAsia="Arial" w:hAnsi="Arial"/>
@@ -7311,7 +7311,7 @@
             <w:pPr>
               <w:spacing w:after="20" w:before="0"/>
             </w:pPr>
-            <w:hyperlink w:history="1" r:id="rId7mmgl--vc0yrydule9cvi">
+            <w:hyperlink w:history="1" r:id="rIdozahxonoabvuud1qnrhum">
               <w:r>
                 <w:rPr>
                   <w:rFonts w:ascii="Arial" w:cs="Arial" w:eastAsia="Arial" w:hAnsi="Arial"/>
@@ -7344,7 +7344,7 @@
               <w:spacing w:after="10" w:before="0"/>
               <w:ind w:left="120"/>
             </w:pPr>
-            <w:hyperlink w:history="1" r:id="rIddd3ni8tjtqsdg-lqkma1n">
+            <w:hyperlink w:history="1" r:id="rIdr6wd9r5a3utqjzidqbcbt">
               <w:r>
                 <w:rPr>
                   <w:rFonts w:ascii="Arial" w:cs="Arial" w:eastAsia="Arial" w:hAnsi="Arial"/>
@@ -7389,7 +7389,7 @@
             <w:pPr>
               <w:spacing w:after="20" w:before="0"/>
             </w:pPr>
-            <w:hyperlink w:history="1" r:id="rIdd9wg7cuqoav--lrbukhal">
+            <w:hyperlink w:history="1" r:id="rIdppbwc7_-obviye__horrk">
               <w:r>
                 <w:rPr>
                   <w:rFonts w:ascii="Arial" w:cs="Arial" w:eastAsia="Arial" w:hAnsi="Arial"/>
@@ -7438,7 +7438,7 @@
               <w:spacing w:after="10" w:before="0"/>
               <w:ind w:left="120"/>
             </w:pPr>
-            <w:hyperlink w:history="1" r:id="rId5dm8yqwie30g4qjc2ihwr">
+            <w:hyperlink w:history="1" r:id="rId2mafgaqzqvh4jvmjniwak">
               <w:r>
                 <w:rPr>
                   <w:rFonts w:ascii="Arial" w:cs="Arial" w:eastAsia="Arial" w:hAnsi="Arial"/>
@@ -7950,7 +7950,7 @@
         </w:rPr>
         <w:t xml:space="preserve">© 2026 SeaVuria and ARES. Aligned with KICD objectives. Developed by SeaVuria; technical implementation by ARES (with AI assistance from Claude). Licensed under </w:t>
       </w:r>
-      <w:hyperlink w:history="1" r:id="rIdulbaxkynidt0q31k5s5qp">
+      <w:hyperlink w:history="1" r:id="rId4qkan_puj1m0pukzium-g">
         <w:r>
           <w:rPr>
             <w:rFonts w:ascii="Arial" w:cs="Arial" w:eastAsia="Arial" w:hAnsi="Arial"/>
@@ -7971,7 +7971,7 @@
         </w:rPr>
         <w:t xml:space="preserve"> (</w:t>
       </w:r>
-      <w:hyperlink w:history="1" r:id="rId0dltquiv8phxott2a6dij">
+      <w:hyperlink w:history="1" r:id="rIdo9kdpqxmqjj5gwdo1n9cr">
         <w:r>
           <w:rPr>
             <w:rFonts w:ascii="Arial" w:cs="Arial" w:eastAsia="Arial" w:hAnsi="Arial"/>
@@ -8984,7 +8984,7 @@
             <w:pPr>
               <w:spacing w:after="20" w:before="0"/>
             </w:pPr>
-            <w:hyperlink w:history="1" r:id="rIdmpq9ip1obxt0zt3alg4go">
+            <w:hyperlink w:history="1" r:id="rIdc_ba2hjd-o-yddakzjdbq">
               <w:r>
                 <w:rPr>
                   <w:rFonts w:ascii="Arial" w:cs="Arial" w:eastAsia="Arial" w:hAnsi="Arial"/>
@@ -9017,7 +9017,7 @@
               <w:spacing w:after="10" w:before="0"/>
               <w:ind w:left="120"/>
             </w:pPr>
-            <w:hyperlink w:history="1" r:id="rIdywq8gs1psgbfcgfyxxemk">
+            <w:hyperlink w:history="1" r:id="rIdzkz21mczbdhb472pndaxz">
               <w:r>
                 <w:rPr>
                   <w:rFonts w:ascii="Arial" w:cs="Arial" w:eastAsia="Arial" w:hAnsi="Arial"/>
@@ -9079,7 +9079,7 @@
               <w:spacing w:after="10" w:before="0"/>
               <w:ind w:left="120"/>
             </w:pPr>
-            <w:hyperlink w:history="1" r:id="rIdzhyuche1fghrhkrbby2lg">
+            <w:hyperlink w:history="1" r:id="rId_meetv8ykdgb2pvrs8utd">
               <w:r>
                 <w:rPr>
                   <w:rFonts w:ascii="Arial" w:cs="Arial" w:eastAsia="Arial" w:hAnsi="Arial"/>
@@ -9289,7 +9289,7 @@
             <w:pPr>
               <w:spacing w:after="20" w:before="0"/>
             </w:pPr>
-            <w:hyperlink w:history="1" r:id="rIdsnftpapu1ukuytyydnpsx">
+            <w:hyperlink w:history="1" r:id="rIdqe_thnvrz5bdhmizog02s">
               <w:r>
                 <w:rPr>
                   <w:rFonts w:ascii="Arial" w:cs="Arial" w:eastAsia="Arial" w:hAnsi="Arial"/>
@@ -9322,7 +9322,7 @@
               <w:spacing w:after="10" w:before="0"/>
               <w:ind w:left="120"/>
             </w:pPr>
-            <w:hyperlink w:history="1" r:id="rId9alhtmgniq6qwdbh3exkv">
+            <w:hyperlink w:history="1" r:id="rId-ghnkhv9-pvgqceo42a55">
               <w:r>
                 <w:rPr>
                   <w:rFonts w:ascii="Arial" w:cs="Arial" w:eastAsia="Arial" w:hAnsi="Arial"/>
@@ -9384,7 +9384,7 @@
               <w:spacing w:after="10" w:before="0"/>
               <w:ind w:left="120"/>
             </w:pPr>
-            <w:hyperlink w:history="1" r:id="rIdqo38en-0pjkcdcmjfgvtr">
+            <w:hyperlink w:history="1" r:id="rId495iwfhxhklmg0uxmt-fp">
               <w:r>
                 <w:rPr>
                   <w:rFonts w:ascii="Arial" w:cs="Arial" w:eastAsia="Arial" w:hAnsi="Arial"/>
@@ -9594,7 +9594,7 @@
             <w:pPr>
               <w:spacing w:after="20" w:before="0"/>
             </w:pPr>
-            <w:hyperlink w:history="1" r:id="rIdag1d1qrxrbvgyt7borqjn">
+            <w:hyperlink w:history="1" r:id="rIdlmvj6qhnuvbce2pzpjwtl">
               <w:r>
                 <w:rPr>
                   <w:rFonts w:ascii="Arial" w:cs="Arial" w:eastAsia="Arial" w:hAnsi="Arial"/>
@@ -9627,7 +9627,7 @@
               <w:spacing w:after="10" w:before="0"/>
               <w:ind w:left="120"/>
             </w:pPr>
-            <w:hyperlink w:history="1" r:id="rIds5d-gbl7yg31ntlyn-d6q">
+            <w:hyperlink w:history="1" r:id="rIdgl386gao6zdlzeisqxjmt">
               <w:r>
                 <w:rPr>
                   <w:rFonts w:ascii="Arial" w:cs="Arial" w:eastAsia="Arial" w:hAnsi="Arial"/>
@@ -9689,7 +9689,7 @@
               <w:spacing w:after="10" w:before="0"/>
               <w:ind w:left="120"/>
             </w:pPr>
-            <w:hyperlink w:history="1" r:id="rIdivxaalifwzbw2zppgpe5g">
+            <w:hyperlink w:history="1" r:id="rIdiyktuotqkq3m0_nyiqc6u">
               <w:r>
                 <w:rPr>
                   <w:rFonts w:ascii="Arial" w:cs="Arial" w:eastAsia="Arial" w:hAnsi="Arial"/>
@@ -9899,7 +9899,7 @@
             <w:pPr>
               <w:spacing w:after="20" w:before="0"/>
             </w:pPr>
-            <w:hyperlink w:history="1" r:id="rIdyrtb7rhnqlgno7g7fdl8c">
+            <w:hyperlink w:history="1" r:id="rIdfvy5oeq7keghntiod150x">
               <w:r>
                 <w:rPr>
                   <w:rFonts w:ascii="Arial" w:cs="Arial" w:eastAsia="Arial" w:hAnsi="Arial"/>
@@ -9932,7 +9932,7 @@
               <w:spacing w:after="10" w:before="0"/>
               <w:ind w:left="120"/>
             </w:pPr>
-            <w:hyperlink w:history="1" r:id="rIdomv9f4ijoqig-fzixoahl">
+            <w:hyperlink w:history="1" r:id="rIdmjtp7cz04tsog6423x42m">
               <w:r>
                 <w:rPr>
                   <w:rFonts w:ascii="Arial" w:cs="Arial" w:eastAsia="Arial" w:hAnsi="Arial"/>
@@ -9994,7 +9994,7 @@
               <w:spacing w:after="10" w:before="0"/>
               <w:ind w:left="120"/>
             </w:pPr>
-            <w:hyperlink w:history="1" r:id="rIdwmtuddqzr4ldkzk5_gi55">
+            <w:hyperlink w:history="1" r:id="rIdivuy5xrgnvg0b8kp1b6ph">
               <w:r>
                 <w:rPr>
                   <w:rFonts w:ascii="Arial" w:cs="Arial" w:eastAsia="Arial" w:hAnsi="Arial"/>
@@ -10204,7 +10204,7 @@
             <w:pPr>
               <w:spacing w:after="20" w:before="0"/>
             </w:pPr>
-            <w:hyperlink w:history="1" r:id="rId9ykrcokojd4kt9lka3k8o">
+            <w:hyperlink w:history="1" r:id="rIdv316p1rm6idrxaoqwqsbn">
               <w:r>
                 <w:rPr>
                   <w:rFonts w:ascii="Arial" w:cs="Arial" w:eastAsia="Arial" w:hAnsi="Arial"/>
@@ -10237,7 +10237,7 @@
               <w:spacing w:after="10" w:before="0"/>
               <w:ind w:left="120"/>
             </w:pPr>
-            <w:hyperlink w:history="1" r:id="rIdlzvvuwijqtdwyygkjowde">
+            <w:hyperlink w:history="1" r:id="rIdogqqn8vytz193mlesx1wu">
               <w:r>
                 <w:rPr>
                   <w:rFonts w:ascii="Arial" w:cs="Arial" w:eastAsia="Arial" w:hAnsi="Arial"/>
@@ -10299,7 +10299,7 @@
               <w:spacing w:after="10" w:before="0"/>
               <w:ind w:left="120"/>
             </w:pPr>
-            <w:hyperlink w:history="1" r:id="rIdaeedtaehmhkrwrzyvisis">
+            <w:hyperlink w:history="1" r:id="rIdjfouvo9k3_in2s-jaryt8">
               <w:r>
                 <w:rPr>
                   <w:rFonts w:ascii="Arial" w:cs="Arial" w:eastAsia="Arial" w:hAnsi="Arial"/>
@@ -10826,7 +10826,7 @@
         </w:rPr>
         <w:t xml:space="preserve">© 2026 SeaVuria and ARES. Aligned with KICD objectives. Developed by SeaVuria; technical implementation by ARES (with AI assistance from Claude). Licensed under </w:t>
       </w:r>
-      <w:hyperlink w:history="1" r:id="rIdcj56i8dysu4vdydog5i0t">
+      <w:hyperlink w:history="1" r:id="rId4mkbbgpccaouyz2huo6vx">
         <w:r>
           <w:rPr>
             <w:rFonts w:ascii="Arial" w:cs="Arial" w:eastAsia="Arial" w:hAnsi="Arial"/>
@@ -10847,7 +10847,7 @@
         </w:rPr>
         <w:t xml:space="preserve"> (</w:t>
       </w:r>
-      <w:hyperlink w:history="1" r:id="rIdzscpopyljjl3abifagjda">
+      <w:hyperlink w:history="1" r:id="rId5itpt_ux_c5vte34dfzol">
         <w:r>
           <w:rPr>
             <w:rFonts w:ascii="Arial" w:cs="Arial" w:eastAsia="Arial" w:hAnsi="Arial"/>
@@ -11877,7 +11877,7 @@
               <w:spacing w:after="10" w:before="0"/>
               <w:ind w:left="120"/>
             </w:pPr>
-            <w:hyperlink w:history="1" r:id="rIdduht_rlhtjqgfdgzxez2u">
+            <w:hyperlink w:history="1" r:id="rIdttmbzkggtlfz7xkeu19qa">
               <w:r>
                 <w:rPr>
                   <w:rFonts w:ascii="Arial" w:cs="Arial" w:eastAsia="Arial" w:hAnsi="Arial"/>
@@ -11954,7 +11954,7 @@
               <w:spacing w:after="10" w:before="0"/>
               <w:ind w:left="120"/>
             </w:pPr>
-            <w:hyperlink w:history="1" r:id="rIdnkf4ckqx_iiagn0-k0tpx">
+            <w:hyperlink w:history="1" r:id="rIdxxcyu7pyojb8z8jyspec9">
               <w:r>
                 <w:rPr>
                   <w:rFonts w:ascii="Arial" w:cs="Arial" w:eastAsia="Arial" w:hAnsi="Arial"/>
@@ -12181,7 +12181,7 @@
               <w:spacing w:after="10" w:before="0"/>
               <w:ind w:left="120"/>
             </w:pPr>
-            <w:hyperlink w:history="1" r:id="rIdqbiqfowtowarjc1ieqjba">
+            <w:hyperlink w:history="1" r:id="rIdiehzyn6fba6lkgokqe1gk">
               <w:r>
                 <w:rPr>
                   <w:rFonts w:ascii="Arial" w:cs="Arial" w:eastAsia="Arial" w:hAnsi="Arial"/>
@@ -12258,7 +12258,7 @@
               <w:spacing w:after="10" w:before="0"/>
               <w:ind w:left="120"/>
             </w:pPr>
-            <w:hyperlink w:history="1" r:id="rIdmiyepyvae_2lyemhf7eil">
+            <w:hyperlink w:history="1" r:id="rId5u_tllhgj7zcyluq8ju8q">
               <w:r>
                 <w:rPr>
                   <w:rFonts w:ascii="Arial" w:cs="Arial" w:eastAsia="Arial" w:hAnsi="Arial"/>
@@ -12485,7 +12485,7 @@
               <w:spacing w:after="10" w:before="0"/>
               <w:ind w:left="120"/>
             </w:pPr>
-            <w:hyperlink w:history="1" r:id="rId9-aorxrvdxxguaoxoligq">
+            <w:hyperlink w:history="1" r:id="rId1m8lztc1vlt9koiagnk0k">
               <w:r>
                 <w:rPr>
                   <w:rFonts w:ascii="Arial" w:cs="Arial" w:eastAsia="Arial" w:hAnsi="Arial"/>
@@ -12562,7 +12562,7 @@
               <w:spacing w:after="10" w:before="0"/>
               <w:ind w:left="120"/>
             </w:pPr>
-            <w:hyperlink w:history="1" r:id="rIdgx-7qivyqqvte_3tnt6wo">
+            <w:hyperlink w:history="1" r:id="rIdwrgjdkch6699mpnahoai6">
               <w:r>
                 <w:rPr>
                   <w:rFonts w:ascii="Arial" w:cs="Arial" w:eastAsia="Arial" w:hAnsi="Arial"/>
@@ -12789,7 +12789,7 @@
               <w:spacing w:after="10" w:before="0"/>
               <w:ind w:left="120"/>
             </w:pPr>
-            <w:hyperlink w:history="1" r:id="rIdknrmpg-zv8fqq955_uocz">
+            <w:hyperlink w:history="1" r:id="rIdbijdrrrsn80yofiay-ixf">
               <w:r>
                 <w:rPr>
                   <w:rFonts w:ascii="Arial" w:cs="Arial" w:eastAsia="Arial" w:hAnsi="Arial"/>
@@ -12866,7 +12866,7 @@
               <w:spacing w:after="10" w:before="0"/>
               <w:ind w:left="120"/>
             </w:pPr>
-            <w:hyperlink w:history="1" r:id="rId7gm5zfixol17ifn1-9kn9">
+            <w:hyperlink w:history="1" r:id="rIdsbu7e-hh8djgivceote0y">
               <w:r>
                 <w:rPr>
                   <w:rFonts w:ascii="Arial" w:cs="Arial" w:eastAsia="Arial" w:hAnsi="Arial"/>
@@ -13093,7 +13093,7 @@
               <w:spacing w:after="10" w:before="0"/>
               <w:ind w:left="120"/>
             </w:pPr>
-            <w:hyperlink w:history="1" r:id="rIdxh5dlkp4j6qfz7wsbd9xv">
+            <w:hyperlink w:history="1" r:id="rIdevrc8u9btwgfo5qn7vhgv">
               <w:r>
                 <w:rPr>
                   <w:rFonts w:ascii="Arial" w:cs="Arial" w:eastAsia="Arial" w:hAnsi="Arial"/>
@@ -13170,7 +13170,7 @@
               <w:spacing w:after="10" w:before="0"/>
               <w:ind w:left="120"/>
             </w:pPr>
-            <w:hyperlink w:history="1" r:id="rIdqopgui8knz8emcgsmj6hp">
+            <w:hyperlink w:history="1" r:id="rIdv_pcivs8vb9kfy75s16xc">
               <w:r>
                 <w:rPr>
                   <w:rFonts w:ascii="Arial" w:cs="Arial" w:eastAsia="Arial" w:hAnsi="Arial"/>
@@ -13697,7 +13697,7 @@
         </w:rPr>
         <w:t xml:space="preserve">© 2026 SeaVuria and ARES. Aligned with KICD objectives. Developed by SeaVuria; technical implementation by ARES (with AI assistance from Claude). Licensed under </w:t>
       </w:r>
-      <w:hyperlink w:history="1" r:id="rIdibyxwkt37o8fwtyokxbjq">
+      <w:hyperlink w:history="1" r:id="rIdczih1ofdtbyf8uv_o2zac">
         <w:r>
           <w:rPr>
             <w:rFonts w:ascii="Arial" w:cs="Arial" w:eastAsia="Arial" w:hAnsi="Arial"/>
@@ -13718,7 +13718,7 @@
         </w:rPr>
         <w:t xml:space="preserve"> (</w:t>
       </w:r>
-      <w:hyperlink w:history="1" r:id="rIdmgfzptmnwo8jfg4fuffno">
+      <w:hyperlink w:history="1" r:id="rIdvb80zxltm7dxkwftqipjy">
         <w:r>
           <w:rPr>
             <w:rFonts w:ascii="Arial" w:cs="Arial" w:eastAsia="Arial" w:hAnsi="Arial"/>
@@ -14731,7 +14731,7 @@
             <w:pPr>
               <w:spacing w:after="20" w:before="0"/>
             </w:pPr>
-            <w:hyperlink w:history="1" r:id="rIdtixwvcxeqs2zbro_jwfm5">
+            <w:hyperlink w:history="1" r:id="rId_pqndcnnwv6j4uqmaffgg">
               <w:r>
                 <w:rPr>
                   <w:rFonts w:ascii="Arial" w:cs="Arial" w:eastAsia="Arial" w:hAnsi="Arial"/>
@@ -14780,7 +14780,7 @@
               <w:spacing w:after="10" w:before="0"/>
               <w:ind w:left="120"/>
             </w:pPr>
-            <w:hyperlink w:history="1" r:id="rIdieguug6zs_y3zpgitza7f">
+            <w:hyperlink w:history="1" r:id="rIdhgsq93g-k0ydyr_w1lzte">
               <w:r>
                 <w:rPr>
                   <w:rFonts w:ascii="Arial" w:cs="Arial" w:eastAsia="Arial" w:hAnsi="Arial"/>
@@ -14825,7 +14825,7 @@
             <w:pPr>
               <w:spacing w:after="20" w:before="0"/>
             </w:pPr>
-            <w:hyperlink w:history="1" r:id="rIdfkgjn-6j7-qc43yllkmz8">
+            <w:hyperlink w:history="1" r:id="rIdrgeo7rad8g6rhao6r8dqs">
               <w:r>
                 <w:rPr>
                   <w:rFonts w:ascii="Arial" w:cs="Arial" w:eastAsia="Arial" w:hAnsi="Arial"/>
@@ -14874,7 +14874,7 @@
               <w:spacing w:after="10" w:before="0"/>
               <w:ind w:left="120"/>
             </w:pPr>
-            <w:hyperlink w:history="1" r:id="rIdcyvtjncokbxt3rdebp9gz">
+            <w:hyperlink w:history="1" r:id="rIdg167hms-isprztb3qctvk">
               <w:r>
                 <w:rPr>
                   <w:rFonts w:ascii="Arial" w:cs="Arial" w:eastAsia="Arial" w:hAnsi="Arial"/>
@@ -15069,7 +15069,7 @@
             <w:pPr>
               <w:spacing w:after="20" w:before="0"/>
             </w:pPr>
-            <w:hyperlink w:history="1" r:id="rIddcwuudfxtkgqmucsbhmfb">
+            <w:hyperlink w:history="1" r:id="rId9dg38o0vbn8aw0e1tlgz2">
               <w:r>
                 <w:rPr>
                   <w:rFonts w:ascii="Arial" w:cs="Arial" w:eastAsia="Arial" w:hAnsi="Arial"/>
@@ -15118,7 +15118,7 @@
               <w:spacing w:after="10" w:before="0"/>
               <w:ind w:left="120"/>
             </w:pPr>
-            <w:hyperlink w:history="1" r:id="rIdsmloxq3dtni_fnwmti731">
+            <w:hyperlink w:history="1" r:id="rIdx57zuud7rm_t7iurzksht">
               <w:r>
                 <w:rPr>
                   <w:rFonts w:ascii="Arial" w:cs="Arial" w:eastAsia="Arial" w:hAnsi="Arial"/>
@@ -15163,7 +15163,7 @@
             <w:pPr>
               <w:spacing w:after="20" w:before="0"/>
             </w:pPr>
-            <w:hyperlink w:history="1" r:id="rIdknitrvymyhnmas1lbdl8b">
+            <w:hyperlink w:history="1" r:id="rIdwpc74p1xkee72zaicnwo_">
               <w:r>
                 <w:rPr>
                   <w:rFonts w:ascii="Arial" w:cs="Arial" w:eastAsia="Arial" w:hAnsi="Arial"/>
@@ -15212,7 +15212,7 @@
               <w:spacing w:after="10" w:before="0"/>
               <w:ind w:left="120"/>
             </w:pPr>
-            <w:hyperlink w:history="1" r:id="rIdhwitvbvdhbtmcizj1f4qx">
+            <w:hyperlink w:history="1" r:id="rIdrnjpvdgsbedtxqdnrjweb">
               <w:r>
                 <w:rPr>
                   <w:rFonts w:ascii="Arial" w:cs="Arial" w:eastAsia="Arial" w:hAnsi="Arial"/>
@@ -15407,7 +15407,7 @@
             <w:pPr>
               <w:spacing w:after="20" w:before="0"/>
             </w:pPr>
-            <w:hyperlink w:history="1" r:id="rIdknyu2jhmwbt28p9csnr34">
+            <w:hyperlink w:history="1" r:id="rIdm5rxasnmis4irib5eut2b">
               <w:r>
                 <w:rPr>
                   <w:rFonts w:ascii="Arial" w:cs="Arial" w:eastAsia="Arial" w:hAnsi="Arial"/>
@@ -15456,7 +15456,7 @@
               <w:spacing w:after="10" w:before="0"/>
               <w:ind w:left="120"/>
             </w:pPr>
-            <w:hyperlink w:history="1" r:id="rIdmollnqxnabr8so8o9invk">
+            <w:hyperlink w:history="1" r:id="rIdo7xopao-gqrtzoytbbsvb">
               <w:r>
                 <w:rPr>
                   <w:rFonts w:ascii="Arial" w:cs="Arial" w:eastAsia="Arial" w:hAnsi="Arial"/>
@@ -15501,7 +15501,7 @@
             <w:pPr>
               <w:spacing w:after="20" w:before="0"/>
             </w:pPr>
-            <w:hyperlink w:history="1" r:id="rIdzhn2v2mntvtmtnp66fjoe">
+            <w:hyperlink w:history="1" r:id="rId3zj7che0jppakd5jer37m">
               <w:r>
                 <w:rPr>
                   <w:rFonts w:ascii="Arial" w:cs="Arial" w:eastAsia="Arial" w:hAnsi="Arial"/>
@@ -15550,7 +15550,7 @@
               <w:spacing w:after="10" w:before="0"/>
               <w:ind w:left="120"/>
             </w:pPr>
-            <w:hyperlink w:history="1" r:id="rIdujdrsprnebzsjndcidmba">
+            <w:hyperlink w:history="1" r:id="rIdqcq0l0zzbj5a3wjdr0moo">
               <w:r>
                 <w:rPr>
                   <w:rFonts w:ascii="Arial" w:cs="Arial" w:eastAsia="Arial" w:hAnsi="Arial"/>
@@ -15745,7 +15745,7 @@
             <w:pPr>
               <w:spacing w:after="20" w:before="0"/>
             </w:pPr>
-            <w:hyperlink w:history="1" r:id="rIdskfpscrwionsybnfe9tl3">
+            <w:hyperlink w:history="1" r:id="rIdo6kae7m1e2uvz_95-eo46">
               <w:r>
                 <w:rPr>
                   <w:rFonts w:ascii="Arial" w:cs="Arial" w:eastAsia="Arial" w:hAnsi="Arial"/>
@@ -15794,7 +15794,7 @@
               <w:spacing w:after="10" w:before="0"/>
               <w:ind w:left="120"/>
             </w:pPr>
-            <w:hyperlink w:history="1" r:id="rId-eaw2ryaaiuw_dvsmaz0w">
+            <w:hyperlink w:history="1" r:id="rIdweme-p4fdprnoupa_vsd9">
               <w:r>
                 <w:rPr>
                   <w:rFonts w:ascii="Arial" w:cs="Arial" w:eastAsia="Arial" w:hAnsi="Arial"/>
@@ -15839,7 +15839,7 @@
             <w:pPr>
               <w:spacing w:after="20" w:before="0"/>
             </w:pPr>
-            <w:hyperlink w:history="1" r:id="rIdnypkqfitanzbgpvj1f_mw">
+            <w:hyperlink w:history="1" r:id="rIdx2fquzm5gnvu_gfuhanm_">
               <w:r>
                 <w:rPr>
                   <w:rFonts w:ascii="Arial" w:cs="Arial" w:eastAsia="Arial" w:hAnsi="Arial"/>
@@ -15888,7 +15888,7 @@
               <w:spacing w:after="10" w:before="0"/>
               <w:ind w:left="120"/>
             </w:pPr>
-            <w:hyperlink w:history="1" r:id="rIdlki2kpovjrr9ifhz_0e80">
+            <w:hyperlink w:history="1" r:id="rIdg-eoqce6rg99hrpfxrzon">
               <w:r>
                 <w:rPr>
                   <w:rFonts w:ascii="Arial" w:cs="Arial" w:eastAsia="Arial" w:hAnsi="Arial"/>
@@ -16083,7 +16083,7 @@
             <w:pPr>
               <w:spacing w:after="20" w:before="0"/>
             </w:pPr>
-            <w:hyperlink w:history="1" r:id="rIdjhxad-hc2buljjnrvn-lg">
+            <w:hyperlink w:history="1" r:id="rIdf8qbkulggbxayvnjlzma2">
               <w:r>
                 <w:rPr>
                   <w:rFonts w:ascii="Arial" w:cs="Arial" w:eastAsia="Arial" w:hAnsi="Arial"/>
@@ -16132,7 +16132,7 @@
               <w:spacing w:after="10" w:before="0"/>
               <w:ind w:left="120"/>
             </w:pPr>
-            <w:hyperlink w:history="1" r:id="rIdha32i9h-birwvauk4kmrv">
+            <w:hyperlink w:history="1" r:id="rIdqf__vvd1vhnzwbo2krqgn">
               <w:r>
                 <w:rPr>
                   <w:rFonts w:ascii="Arial" w:cs="Arial" w:eastAsia="Arial" w:hAnsi="Arial"/>
@@ -16177,7 +16177,7 @@
             <w:pPr>
               <w:spacing w:after="20" w:before="0"/>
             </w:pPr>
-            <w:hyperlink w:history="1" r:id="rIdrx78mp1xddlgkz8dailqa">
+            <w:hyperlink w:history="1" r:id="rId-7x371rrck5gg9dtg1csj">
               <w:r>
                 <w:rPr>
                   <w:rFonts w:ascii="Arial" w:cs="Arial" w:eastAsia="Arial" w:hAnsi="Arial"/>
@@ -16226,7 +16226,7 @@
               <w:spacing w:after="10" w:before="0"/>
               <w:ind w:left="120"/>
             </w:pPr>
-            <w:hyperlink w:history="1" r:id="rIdlazu2n5ralhxikasu93xo">
+            <w:hyperlink w:history="1" r:id="rIdodtlhdlyjctxqgikam6rl">
               <w:r>
                 <w:rPr>
                   <w:rFonts w:ascii="Arial" w:cs="Arial" w:eastAsia="Arial" w:hAnsi="Arial"/>
@@ -16738,7 +16738,7 @@
         </w:rPr>
         <w:t xml:space="preserve">© 2026 SeaVuria and ARES. Aligned with KICD objectives. Developed by SeaVuria; technical implementation by ARES (with AI assistance from Claude). Licensed under </w:t>
       </w:r>
-      <w:hyperlink w:history="1" r:id="rId5lneafytyhplm2lr0jqwy">
+      <w:hyperlink w:history="1" r:id="rIdxrywkfzkjau5eb6nrwrk0">
         <w:r>
           <w:rPr>
             <w:rFonts w:ascii="Arial" w:cs="Arial" w:eastAsia="Arial" w:hAnsi="Arial"/>
@@ -16759,7 +16759,7 @@
         </w:rPr>
         <w:t xml:space="preserve"> (</w:t>
       </w:r>
-      <w:hyperlink w:history="1" r:id="rIdqf_idfre0nsp30nouo551">
+      <w:hyperlink w:history="1" r:id="rIdu8cl0bcg42wmd9pdjgw50">
         <w:r>
           <w:rPr>
             <w:rFonts w:ascii="Arial" w:cs="Arial" w:eastAsia="Arial" w:hAnsi="Arial"/>
@@ -17772,7 +17772,7 @@
             <w:pPr>
               <w:spacing w:after="20" w:before="0"/>
             </w:pPr>
-            <w:hyperlink w:history="1" r:id="rIdc00amnzoqfwjfd44mntyf">
+            <w:hyperlink w:history="1" r:id="rIdgndsqytpxzmuhlj4ciphf">
               <w:r>
                 <w:rPr>
                   <w:rFonts w:ascii="Arial" w:cs="Arial" w:eastAsia="Arial" w:hAnsi="Arial"/>
@@ -17821,7 +17821,7 @@
               <w:spacing w:after="10" w:before="0"/>
               <w:ind w:left="120"/>
             </w:pPr>
-            <w:hyperlink w:history="1" r:id="rIdvckkvefe_tirrexps9xtz">
+            <w:hyperlink w:history="1" r:id="rIdcjfeu8y5d1w58gcgiqu_j">
               <w:r>
                 <w:rPr>
                   <w:rFonts w:ascii="Arial" w:cs="Arial" w:eastAsia="Arial" w:hAnsi="Arial"/>
@@ -17866,7 +17866,7 @@
             <w:pPr>
               <w:spacing w:after="20" w:before="0"/>
             </w:pPr>
-            <w:hyperlink w:history="1" r:id="rIdvj9ryecb6nakvyocbogek">
+            <w:hyperlink w:history="1" r:id="rIdwydiokphkx7lyjxxgv0vv">
               <w:r>
                 <w:rPr>
                   <w:rFonts w:ascii="Arial" w:cs="Arial" w:eastAsia="Arial" w:hAnsi="Arial"/>
@@ -17899,7 +17899,7 @@
               <w:spacing w:after="10" w:before="0"/>
               <w:ind w:left="120"/>
             </w:pPr>
-            <w:hyperlink w:history="1" r:id="rIdelecm1ci_iw0toiuwnedt">
+            <w:hyperlink w:history="1" r:id="rIdaj8itnfdz-nqg_qbgpspq">
               <w:r>
                 <w:rPr>
                   <w:rFonts w:ascii="Arial" w:cs="Arial" w:eastAsia="Arial" w:hAnsi="Arial"/>
@@ -18094,7 +18094,7 @@
             <w:pPr>
               <w:spacing w:after="20" w:before="0"/>
             </w:pPr>
-            <w:hyperlink w:history="1" r:id="rIdiwb7t9xo9lfcqpanxpmxq">
+            <w:hyperlink w:history="1" r:id="rIdrldz2acmulamm5iqesbov">
               <w:r>
                 <w:rPr>
                   <w:rFonts w:ascii="Arial" w:cs="Arial" w:eastAsia="Arial" w:hAnsi="Arial"/>
@@ -18143,7 +18143,7 @@
               <w:spacing w:after="10" w:before="0"/>
               <w:ind w:left="120"/>
             </w:pPr>
-            <w:hyperlink w:history="1" r:id="rIdxzck8mg4g9duezxvxa6qw">
+            <w:hyperlink w:history="1" r:id="rIdrysajcmzix2sksabtxpgd">
               <w:r>
                 <w:rPr>
                   <w:rFonts w:ascii="Arial" w:cs="Arial" w:eastAsia="Arial" w:hAnsi="Arial"/>
@@ -18188,7 +18188,7 @@
             <w:pPr>
               <w:spacing w:after="20" w:before="0"/>
             </w:pPr>
-            <w:hyperlink w:history="1" r:id="rIdgxn1fh9ukhftnrqvjn-xo">
+            <w:hyperlink w:history="1" r:id="rIdafdamfgnwqqkrqxsoxg5j">
               <w:r>
                 <w:rPr>
                   <w:rFonts w:ascii="Arial" w:cs="Arial" w:eastAsia="Arial" w:hAnsi="Arial"/>
@@ -18221,7 +18221,7 @@
               <w:spacing w:after="10" w:before="0"/>
               <w:ind w:left="120"/>
             </w:pPr>
-            <w:hyperlink w:history="1" r:id="rIdrm6ujybps4ff_7nlmg_25">
+            <w:hyperlink w:history="1" r:id="rIdr8j0aglxlurpenv1reuab">
               <w:r>
                 <w:rPr>
                   <w:rFonts w:ascii="Arial" w:cs="Arial" w:eastAsia="Arial" w:hAnsi="Arial"/>
@@ -18416,7 +18416,7 @@
             <w:pPr>
               <w:spacing w:after="20" w:before="0"/>
             </w:pPr>
-            <w:hyperlink w:history="1" r:id="rIdwz9oqlf-ehxd413ity8kn">
+            <w:hyperlink w:history="1" r:id="rIdxkhynwxkg6nfzfgc3e87g">
               <w:r>
                 <w:rPr>
                   <w:rFonts w:ascii="Arial" w:cs="Arial" w:eastAsia="Arial" w:hAnsi="Arial"/>
@@ -18465,7 +18465,7 @@
               <w:spacing w:after="10" w:before="0"/>
               <w:ind w:left="120"/>
             </w:pPr>
-            <w:hyperlink w:history="1" r:id="rIdjhn0cl-qmpz4ba_hk-9od">
+            <w:hyperlink w:history="1" r:id="rId06gqnzhuwvfcj5vfg6kqs">
               <w:r>
                 <w:rPr>
                   <w:rFonts w:ascii="Arial" w:cs="Arial" w:eastAsia="Arial" w:hAnsi="Arial"/>
@@ -18510,7 +18510,7 @@
             <w:pPr>
               <w:spacing w:after="20" w:before="0"/>
             </w:pPr>
-            <w:hyperlink w:history="1" r:id="rIdk5_0vscgcml6c9cx1minp">
+            <w:hyperlink w:history="1" r:id="rIds2syepspfxwduhw7zxfda">
               <w:r>
                 <w:rPr>
                   <w:rFonts w:ascii="Arial" w:cs="Arial" w:eastAsia="Arial" w:hAnsi="Arial"/>
@@ -18543,7 +18543,7 @@
               <w:spacing w:after="10" w:before="0"/>
               <w:ind w:left="120"/>
             </w:pPr>
-            <w:hyperlink w:history="1" r:id="rIdyrinbpkzf46mg-dlthgje">
+            <w:hyperlink w:history="1" r:id="rIdfw9ha_-h19qtvhaqpdjkg">
               <w:r>
                 <w:rPr>
                   <w:rFonts w:ascii="Arial" w:cs="Arial" w:eastAsia="Arial" w:hAnsi="Arial"/>
@@ -18738,7 +18738,7 @@
             <w:pPr>
               <w:spacing w:after="20" w:before="0"/>
             </w:pPr>
-            <w:hyperlink w:history="1" r:id="rIdqnc84p51zyo53-pwms3vq">
+            <w:hyperlink w:history="1" r:id="rId68pglzn9gibt97dwzyzlz">
               <w:r>
                 <w:rPr>
                   <w:rFonts w:ascii="Arial" w:cs="Arial" w:eastAsia="Arial" w:hAnsi="Arial"/>
@@ -18787,7 +18787,7 @@
               <w:spacing w:after="10" w:before="0"/>
               <w:ind w:left="120"/>
             </w:pPr>
-            <w:hyperlink w:history="1" r:id="rId6rpsci4k-gyjhskko9lx8">
+            <w:hyperlink w:history="1" r:id="rIdlg98zbf3aot92bdaebwmp">
               <w:r>
                 <w:rPr>
                   <w:rFonts w:ascii="Arial" w:cs="Arial" w:eastAsia="Arial" w:hAnsi="Arial"/>
@@ -18832,7 +18832,7 @@
             <w:pPr>
               <w:spacing w:after="20" w:before="0"/>
             </w:pPr>
-            <w:hyperlink w:history="1" r:id="rId-9dod1-w49ghd5enyhmo6">
+            <w:hyperlink w:history="1" r:id="rIdq0l3jcb_qof51tlj4dass">
               <w:r>
                 <w:rPr>
                   <w:rFonts w:ascii="Arial" w:cs="Arial" w:eastAsia="Arial" w:hAnsi="Arial"/>
@@ -18865,7 +18865,7 @@
               <w:spacing w:after="10" w:before="0"/>
               <w:ind w:left="120"/>
             </w:pPr>
-            <w:hyperlink w:history="1" r:id="rIdm3jeju59mw_xaeoovjdvg">
+            <w:hyperlink w:history="1" r:id="rIdn0wagub-kfi-t-ahb-abj">
               <w:r>
                 <w:rPr>
                   <w:rFonts w:ascii="Arial" w:cs="Arial" w:eastAsia="Arial" w:hAnsi="Arial"/>
@@ -19060,7 +19060,7 @@
             <w:pPr>
               <w:spacing w:after="20" w:before="0"/>
             </w:pPr>
-            <w:hyperlink w:history="1" r:id="rIdciiln-nv23fupdhojxums">
+            <w:hyperlink w:history="1" r:id="rIdazmxhdsnf-ig4j_g4e2w8">
               <w:r>
                 <w:rPr>
                   <w:rFonts w:ascii="Arial" w:cs="Arial" w:eastAsia="Arial" w:hAnsi="Arial"/>
@@ -19109,7 +19109,7 @@
               <w:spacing w:after="10" w:before="0"/>
               <w:ind w:left="120"/>
             </w:pPr>
-            <w:hyperlink w:history="1" r:id="rIdhjckddyrzad5utg0o6uxt">
+            <w:hyperlink w:history="1" r:id="rIdkd2vefkceudewtp2bbzxc">
               <w:r>
                 <w:rPr>
                   <w:rFonts w:ascii="Arial" w:cs="Arial" w:eastAsia="Arial" w:hAnsi="Arial"/>
@@ -19154,7 +19154,7 @@
             <w:pPr>
               <w:spacing w:after="20" w:before="0"/>
             </w:pPr>
-            <w:hyperlink w:history="1" r:id="rIdxg0gtfvk9tj3fblbqb7zs">
+            <w:hyperlink w:history="1" r:id="rId7buue44gxxevq2ckw7asg">
               <w:r>
                 <w:rPr>
                   <w:rFonts w:ascii="Arial" w:cs="Arial" w:eastAsia="Arial" w:hAnsi="Arial"/>
@@ -19187,7 +19187,7 @@
               <w:spacing w:after="10" w:before="0"/>
               <w:ind w:left="120"/>
             </w:pPr>
-            <w:hyperlink w:history="1" r:id="rIdjxfrw_acjqbtiz3-eobcm">
+            <w:hyperlink w:history="1" r:id="rIdpaclzk93oen_bqdaws1yh">
               <w:r>
                 <w:rPr>
                   <w:rFonts w:ascii="Arial" w:cs="Arial" w:eastAsia="Arial" w:hAnsi="Arial"/>
@@ -19699,7 +19699,7 @@
         </w:rPr>
         <w:t xml:space="preserve">© 2026 SeaVuria and ARES. Aligned with KICD objectives. Developed by SeaVuria; technical implementation by ARES (with AI assistance from Claude). Licensed under </w:t>
       </w:r>
-      <w:hyperlink w:history="1" r:id="rId9ywn24cglcwuapxdbvrfb">
+      <w:hyperlink w:history="1" r:id="rIdl1dqlqi3a48tp2vcex8ka">
         <w:r>
           <w:rPr>
             <w:rFonts w:ascii="Arial" w:cs="Arial" w:eastAsia="Arial" w:hAnsi="Arial"/>
@@ -19720,7 +19720,7 @@
         </w:rPr>
         <w:t xml:space="preserve"> (</w:t>
       </w:r>
-      <w:hyperlink w:history="1" r:id="rIdmd9fwulg7djyhwrx8ymly">
+      <w:hyperlink w:history="1" r:id="rIdeofa7ep9rs8dsuzy-z6xi">
         <w:r>
           <w:rPr>
             <w:rFonts w:ascii="Arial" w:cs="Arial" w:eastAsia="Arial" w:hAnsi="Arial"/>
@@ -20733,7 +20733,7 @@
             <w:pPr>
               <w:spacing w:after="20" w:before="0"/>
             </w:pPr>
-            <w:hyperlink w:history="1" r:id="rIdrehhv7tov5ojwvy8hsgha">
+            <w:hyperlink w:history="1" r:id="rIdksxrkbsdpqug4cjywtm9c">
               <w:r>
                 <w:rPr>
                   <w:rFonts w:ascii="Arial" w:cs="Arial" w:eastAsia="Arial" w:hAnsi="Arial"/>
@@ -20766,7 +20766,7 @@
               <w:spacing w:after="10" w:before="0"/>
               <w:ind w:left="120"/>
             </w:pPr>
-            <w:hyperlink w:history="1" r:id="rIdqhp5wako3x1z6s7th3yu6">
+            <w:hyperlink w:history="1" r:id="rIddr2hnfjemqzfon73g9bit">
               <w:r>
                 <w:rPr>
                   <w:rFonts w:ascii="Arial" w:cs="Arial" w:eastAsia="Arial" w:hAnsi="Arial"/>
@@ -20811,7 +20811,7 @@
             <w:pPr>
               <w:spacing w:after="20" w:before="0"/>
             </w:pPr>
-            <w:hyperlink w:history="1" r:id="rIdl_q0rrjmoellwq9127evx">
+            <w:hyperlink w:history="1" r:id="rIdbf8co2vsbitcwbacgod6v">
               <w:r>
                 <w:rPr>
                   <w:rFonts w:ascii="Arial" w:cs="Arial" w:eastAsia="Arial" w:hAnsi="Arial"/>
@@ -20844,7 +20844,7 @@
               <w:spacing w:after="10" w:before="0"/>
               <w:ind w:left="120"/>
             </w:pPr>
-            <w:hyperlink w:history="1" r:id="rIdc4r73idguylr39irvatnc">
+            <w:hyperlink w:history="1" r:id="rIdbo--6svbxukvxxgnbz-dm">
               <w:r>
                 <w:rPr>
                   <w:rFonts w:ascii="Arial" w:cs="Arial" w:eastAsia="Arial" w:hAnsi="Arial"/>
@@ -21039,7 +21039,7 @@
             <w:pPr>
               <w:spacing w:after="20" w:before="0"/>
             </w:pPr>
-            <w:hyperlink w:history="1" r:id="rId84dttpky0crahidhv62vl">
+            <w:hyperlink w:history="1" r:id="rIdtjupxbuz6pxlyygq0nr8j">
               <w:r>
                 <w:rPr>
                   <w:rFonts w:ascii="Arial" w:cs="Arial" w:eastAsia="Arial" w:hAnsi="Arial"/>
@@ -21072,7 +21072,7 @@
               <w:spacing w:after="10" w:before="0"/>
               <w:ind w:left="120"/>
             </w:pPr>
-            <w:hyperlink w:history="1" r:id="rIdetmzpg3e2l3n5suhug_dx">
+            <w:hyperlink w:history="1" r:id="rIdx-j8yxjavipfuifshvg6g">
               <w:r>
                 <w:rPr>
                   <w:rFonts w:ascii="Arial" w:cs="Arial" w:eastAsia="Arial" w:hAnsi="Arial"/>
@@ -21117,7 +21117,7 @@
             <w:pPr>
               <w:spacing w:after="20" w:before="0"/>
             </w:pPr>
-            <w:hyperlink w:history="1" r:id="rIdl4v7qghyr60fk_tidby_z">
+            <w:hyperlink w:history="1" r:id="rIdlvu39mfj3m6suskcfjizu">
               <w:r>
                 <w:rPr>
                   <w:rFonts w:ascii="Arial" w:cs="Arial" w:eastAsia="Arial" w:hAnsi="Arial"/>
@@ -21150,7 +21150,7 @@
               <w:spacing w:after="10" w:before="0"/>
               <w:ind w:left="120"/>
             </w:pPr>
-            <w:hyperlink w:history="1" r:id="rIdre4noeqz-nixrckzsmcnc">
+            <w:hyperlink w:history="1" r:id="rId-uyuerao7afk8ifcgyxtz">
               <w:r>
                 <w:rPr>
                   <w:rFonts w:ascii="Arial" w:cs="Arial" w:eastAsia="Arial" w:hAnsi="Arial"/>
@@ -21345,7 +21345,7 @@
             <w:pPr>
               <w:spacing w:after="20" w:before="0"/>
             </w:pPr>
-            <w:hyperlink w:history="1" r:id="rIdtq_e1n06xwlzaso2ds3gn">
+            <w:hyperlink w:history="1" r:id="rIdzim6od8qp_gcldorfzr6q">
               <w:r>
                 <w:rPr>
                   <w:rFonts w:ascii="Arial" w:cs="Arial" w:eastAsia="Arial" w:hAnsi="Arial"/>
@@ -21394,7 +21394,7 @@
               <w:spacing w:after="10" w:before="0"/>
               <w:ind w:left="120"/>
             </w:pPr>
-            <w:hyperlink w:history="1" r:id="rIdub2ob-rofc1rvq_u4zosm">
+            <w:hyperlink w:history="1" r:id="rIdaymg8_3-2q4t3jl_p51za">
               <w:r>
                 <w:rPr>
                   <w:rFonts w:ascii="Arial" w:cs="Arial" w:eastAsia="Arial" w:hAnsi="Arial"/>
@@ -21439,7 +21439,7 @@
             <w:pPr>
               <w:spacing w:after="20" w:before="0"/>
             </w:pPr>
-            <w:hyperlink w:history="1" r:id="rIdozuebp56oktmbb8pmxctb">
+            <w:hyperlink w:history="1" r:id="rIdo5o0h-loknpyeyirohm4h">
               <w:r>
                 <w:rPr>
                   <w:rFonts w:ascii="Arial" w:cs="Arial" w:eastAsia="Arial" w:hAnsi="Arial"/>
@@ -21472,7 +21472,7 @@
               <w:spacing w:after="10" w:before="0"/>
               <w:ind w:left="120"/>
             </w:pPr>
-            <w:hyperlink w:history="1" r:id="rIdaanycgzqg3aqs4nxyicsb">
+            <w:hyperlink w:history="1" r:id="rIdklllwqpdkkg5qkljdkg9x">
               <w:r>
                 <w:rPr>
                   <w:rFonts w:ascii="Arial" w:cs="Arial" w:eastAsia="Arial" w:hAnsi="Arial"/>
@@ -21667,7 +21667,7 @@
             <w:pPr>
               <w:spacing w:after="20" w:before="0"/>
             </w:pPr>
-            <w:hyperlink w:history="1" r:id="rIdqajqpvyvyi26tuu0chb-0">
+            <w:hyperlink w:history="1" r:id="rIdugxuvtsgbbyw9xnej1dkt">
               <w:r>
                 <w:rPr>
                   <w:rFonts w:ascii="Arial" w:cs="Arial" w:eastAsia="Arial" w:hAnsi="Arial"/>
@@ -21716,7 +21716,7 @@
               <w:spacing w:after="10" w:before="0"/>
               <w:ind w:left="120"/>
             </w:pPr>
-            <w:hyperlink w:history="1" r:id="rIdalo1tfcionu_lqyepqwwb">
+            <w:hyperlink w:history="1" r:id="rIdjkvdv9b8es3odgnzz3miq">
               <w:r>
                 <w:rPr>
                   <w:rFonts w:ascii="Arial" w:cs="Arial" w:eastAsia="Arial" w:hAnsi="Arial"/>
@@ -21761,7 +21761,7 @@
             <w:pPr>
               <w:spacing w:after="20" w:before="0"/>
             </w:pPr>
-            <w:hyperlink w:history="1" r:id="rIdrzqftbw5xd-1-goeahjbt">
+            <w:hyperlink w:history="1" r:id="rIdnb44xtsr65rrqpag8xxis">
               <w:r>
                 <w:rPr>
                   <w:rFonts w:ascii="Arial" w:cs="Arial" w:eastAsia="Arial" w:hAnsi="Arial"/>
@@ -21794,7 +21794,7 @@
               <w:spacing w:after="10" w:before="0"/>
               <w:ind w:left="120"/>
             </w:pPr>
-            <w:hyperlink w:history="1" r:id="rId-gv01gbryysfebdv53_vk">
+            <w:hyperlink w:history="1" r:id="rId_cg5a0tlfqwxvd9mziw0f">
               <w:r>
                 <w:rPr>
                   <w:rFonts w:ascii="Arial" w:cs="Arial" w:eastAsia="Arial" w:hAnsi="Arial"/>
@@ -21989,7 +21989,7 @@
             <w:pPr>
               <w:spacing w:after="20" w:before="0"/>
             </w:pPr>
-            <w:hyperlink w:history="1" r:id="rIdf_v0bsuv7fe3infu_55wz">
+            <w:hyperlink w:history="1" r:id="rIdw7bneemidknqho-e2w39d">
               <w:r>
                 <w:rPr>
                   <w:rFonts w:ascii="Arial" w:cs="Arial" w:eastAsia="Arial" w:hAnsi="Arial"/>
@@ -22022,7 +22022,7 @@
               <w:spacing w:after="10" w:before="0"/>
               <w:ind w:left="120"/>
             </w:pPr>
-            <w:hyperlink w:history="1" r:id="rId4pad23d9pnwmuibo06khp">
+            <w:hyperlink w:history="1" r:id="rId395rgbtlrc_smjgowssp1">
               <w:r>
                 <w:rPr>
                   <w:rFonts w:ascii="Arial" w:cs="Arial" w:eastAsia="Arial" w:hAnsi="Arial"/>
@@ -22067,7 +22067,7 @@
             <w:pPr>
               <w:spacing w:after="20" w:before="0"/>
             </w:pPr>
-            <w:hyperlink w:history="1" r:id="rIdiuzapqd0awqb4g-to6wz7">
+            <w:hyperlink w:history="1" r:id="rIdw5jmgwpiswfzsmauqlzkx">
               <w:r>
                 <w:rPr>
                   <w:rFonts w:ascii="Arial" w:cs="Arial" w:eastAsia="Arial" w:hAnsi="Arial"/>
@@ -22100,7 +22100,7 @@
               <w:spacing w:after="10" w:before="0"/>
               <w:ind w:left="120"/>
             </w:pPr>
-            <w:hyperlink w:history="1" r:id="rIdjk7agcemmyj-u-hl5qwiz">
+            <w:hyperlink w:history="1" r:id="rIduvxtgobxvsnv3zbnntuhe">
               <w:r>
                 <w:rPr>
                   <w:rFonts w:ascii="Arial" w:cs="Arial" w:eastAsia="Arial" w:hAnsi="Arial"/>
@@ -22612,7 +22612,7 @@
         </w:rPr>
         <w:t xml:space="preserve">© 2026 SeaVuria and ARES. Aligned with KICD objectives. Developed by SeaVuria; technical implementation by ARES (with AI assistance from Claude). Licensed under </w:t>
       </w:r>
-      <w:hyperlink w:history="1" r:id="rId3quxon6utsudv7mmu24mo">
+      <w:hyperlink w:history="1" r:id="rIdn-yqyjkle5hkw7thysil5">
         <w:r>
           <w:rPr>
             <w:rFonts w:ascii="Arial" w:cs="Arial" w:eastAsia="Arial" w:hAnsi="Arial"/>
@@ -22633,7 +22633,7 @@
         </w:rPr>
         <w:t xml:space="preserve"> (</w:t>
       </w:r>
-      <w:hyperlink w:history="1" r:id="rId3z43dxwsnyfi89fciawmi">
+      <w:hyperlink w:history="1" r:id="rIdvigjbdrhkvrgmrvxdy0z6">
         <w:r>
           <w:rPr>
             <w:rFonts w:ascii="Arial" w:cs="Arial" w:eastAsia="Arial" w:hAnsi="Arial"/>

--- a/data/outputs/v2/Grade11/Biology/Lesson_Plans/SS3.3_Excretion_and_Homeostasis_in_Animals/Biology_Excretion_and_Homeostasis_in_Animals_CBE_LessonSequence.docx
+++ b/data/outputs/v2/Grade11/Biology/Lesson_Plans/SS3.3_Excretion_and_Homeostasis_in_Animals/Biology_Excretion_and_Homeostasis_in_Animals_CBE_LessonSequence.docx
@@ -2132,7 +2132,7 @@
         </w:rPr>
         <w:t xml:space="preserve">© 2026 SeaVuria and ARES. This work is licensed under a </w:t>
       </w:r>
-      <w:hyperlink w:history="1" r:id="rId9bn6xot6y22yj1r84fqf1">
+      <w:hyperlink w:history="1" r:id="rIdu4n_iqafca1irnmuqurmf">
         <w:r>
           <w:rPr>
             <w:rFonts w:ascii="Arial" w:cs="Arial" w:eastAsia="Arial" w:hAnsi="Arial"/>
@@ -2152,7 +2152,7 @@
         </w:rPr>
         <w:t xml:space="preserve"> (</w:t>
       </w:r>
-      <w:hyperlink w:history="1" r:id="rIdxsg7ie-9brzn4o2cwzizd">
+      <w:hyperlink w:history="1" r:id="rId096etlqo0ecs82rbrtkit">
         <w:r>
           <w:rPr>
             <w:rFonts w:ascii="Arial" w:cs="Arial" w:eastAsia="Arial" w:hAnsi="Arial"/>
@@ -2172,7 +2172,7 @@
         </w:rPr>
         <w:t xml:space="preserve">). To view a copy of this license, visit </w:t>
       </w:r>
-      <w:hyperlink w:history="1" r:id="rIdeficyg0lscrfncyoqmken">
+      <w:hyperlink w:history="1" r:id="rIdj4bogvidfdtvc00-nyp-r">
         <w:r>
           <w:rPr>
             <w:rFonts w:ascii="Arial" w:cs="Arial" w:eastAsia="Arial" w:hAnsi="Arial"/>
@@ -3201,7 +3201,7 @@
               <w:spacing w:after="10" w:before="0"/>
               <w:ind w:left="120"/>
             </w:pPr>
-            <w:hyperlink w:history="1" r:id="rIdolrvmq0hle0d-nxciljcm">
+            <w:hyperlink w:history="1" r:id="rIdivw1e2hgmxteyrryx4yv0">
               <w:r>
                 <w:rPr>
                   <w:rFonts w:ascii="Arial" w:cs="Arial" w:eastAsia="Arial" w:hAnsi="Arial"/>
@@ -3278,7 +3278,7 @@
               <w:spacing w:after="10" w:before="0"/>
               <w:ind w:left="120"/>
             </w:pPr>
-            <w:hyperlink w:history="1" r:id="rIdycj8up217rdafls5arjey">
+            <w:hyperlink w:history="1" r:id="rIdrwoi7k_v5drzetoxdsptr">
               <w:r>
                 <w:rPr>
                   <w:rFonts w:ascii="Arial" w:cs="Arial" w:eastAsia="Arial" w:hAnsi="Arial"/>
@@ -3505,7 +3505,7 @@
               <w:spacing w:after="10" w:before="0"/>
               <w:ind w:left="120"/>
             </w:pPr>
-            <w:hyperlink w:history="1" r:id="rIdsgdbfxdhfjbzbrupnbgfw">
+            <w:hyperlink w:history="1" r:id="rIdnksofyq_zcveol4rzibhb">
               <w:r>
                 <w:rPr>
                   <w:rFonts w:ascii="Arial" w:cs="Arial" w:eastAsia="Arial" w:hAnsi="Arial"/>
@@ -3582,7 +3582,7 @@
               <w:spacing w:after="10" w:before="0"/>
               <w:ind w:left="120"/>
             </w:pPr>
-            <w:hyperlink w:history="1" r:id="rIdnzkyllshyvwiwesoznahb">
+            <w:hyperlink w:history="1" r:id="rIdbchmseim7rrkozpqa2rdo">
               <w:r>
                 <w:rPr>
                   <w:rFonts w:ascii="Arial" w:cs="Arial" w:eastAsia="Arial" w:hAnsi="Arial"/>
@@ -3809,7 +3809,7 @@
               <w:spacing w:after="10" w:before="0"/>
               <w:ind w:left="120"/>
             </w:pPr>
-            <w:hyperlink w:history="1" r:id="rIdummv1gpfvjmbgklncb53s">
+            <w:hyperlink w:history="1" r:id="rId5jwwlhpov98tm4synrwvy">
               <w:r>
                 <w:rPr>
                   <w:rFonts w:ascii="Arial" w:cs="Arial" w:eastAsia="Arial" w:hAnsi="Arial"/>
@@ -3886,7 +3886,7 @@
               <w:spacing w:after="10" w:before="0"/>
               <w:ind w:left="120"/>
             </w:pPr>
-            <w:hyperlink w:history="1" r:id="rIdavdib_vck_1pz0ny8yivz">
+            <w:hyperlink w:history="1" r:id="rIdmj5pid_8wiizo8s1ymkr5">
               <w:r>
                 <w:rPr>
                   <w:rFonts w:ascii="Arial" w:cs="Arial" w:eastAsia="Arial" w:hAnsi="Arial"/>
@@ -4113,7 +4113,7 @@
               <w:spacing w:after="10" w:before="0"/>
               <w:ind w:left="120"/>
             </w:pPr>
-            <w:hyperlink w:history="1" r:id="rIdeskzseuk-wn3btv-nvy52">
+            <w:hyperlink w:history="1" r:id="rIdz1m8vwmp4nnbkslaxorln">
               <w:r>
                 <w:rPr>
                   <w:rFonts w:ascii="Arial" w:cs="Arial" w:eastAsia="Arial" w:hAnsi="Arial"/>
@@ -4190,7 +4190,7 @@
               <w:spacing w:after="10" w:before="0"/>
               <w:ind w:left="120"/>
             </w:pPr>
-            <w:hyperlink w:history="1" r:id="rIds06su-l-ybg15zd8zd198">
+            <w:hyperlink w:history="1" r:id="rIdtuwek_-soj4k4ejzagsy5">
               <w:r>
                 <w:rPr>
                   <w:rFonts w:ascii="Arial" w:cs="Arial" w:eastAsia="Arial" w:hAnsi="Arial"/>
@@ -4417,7 +4417,7 @@
               <w:spacing w:after="10" w:before="0"/>
               <w:ind w:left="120"/>
             </w:pPr>
-            <w:hyperlink w:history="1" r:id="rIdjeniqfvuu0enw-hvjlqwu">
+            <w:hyperlink w:history="1" r:id="rId3z3zpbzhdfdrdv9rgyt_f">
               <w:r>
                 <w:rPr>
                   <w:rFonts w:ascii="Arial" w:cs="Arial" w:eastAsia="Arial" w:hAnsi="Arial"/>
@@ -4494,7 +4494,7 @@
               <w:spacing w:after="10" w:before="0"/>
               <w:ind w:left="120"/>
             </w:pPr>
-            <w:hyperlink w:history="1" r:id="rIdks5tnf4chckw04h30gqc8">
+            <w:hyperlink w:history="1" r:id="rIdyro__7veoannhoea2itxp">
               <w:r>
                 <w:rPr>
                   <w:rFonts w:ascii="Arial" w:cs="Arial" w:eastAsia="Arial" w:hAnsi="Arial"/>
@@ -5021,7 +5021,7 @@
         </w:rPr>
         <w:t xml:space="preserve">© 2026 SeaVuria and ARES. Aligned with KICD objectives. Developed by SeaVuria; technical implementation by ARES (with AI assistance from Claude). Licensed under </w:t>
       </w:r>
-      <w:hyperlink w:history="1" r:id="rIdbsy_6n-6hsizrawhzwutb">
+      <w:hyperlink w:history="1" r:id="rIdlwscrau2fzi9b-zxl0d_i">
         <w:r>
           <w:rPr>
             <w:rFonts w:ascii="Arial" w:cs="Arial" w:eastAsia="Arial" w:hAnsi="Arial"/>
@@ -5042,7 +5042,7 @@
         </w:rPr>
         <w:t xml:space="preserve"> (</w:t>
       </w:r>
-      <w:hyperlink w:history="1" r:id="rIdxjonjrnvgorusqaewabq_">
+      <w:hyperlink w:history="1" r:id="rIdxadpikegctdbbjl3cmnok">
         <w:r>
           <w:rPr>
             <w:rFonts w:ascii="Arial" w:cs="Arial" w:eastAsia="Arial" w:hAnsi="Arial"/>
@@ -6055,7 +6055,7 @@
             <w:pPr>
               <w:spacing w:after="20" w:before="0"/>
             </w:pPr>
-            <w:hyperlink w:history="1" r:id="rIdncdyiprkarae6ue8sbn3c">
+            <w:hyperlink w:history="1" r:id="rIdubie-pbsjcxwzouecel5f">
               <w:r>
                 <w:rPr>
                   <w:rFonts w:ascii="Arial" w:cs="Arial" w:eastAsia="Arial" w:hAnsi="Arial"/>
@@ -6088,7 +6088,7 @@
               <w:spacing w:after="10" w:before="0"/>
               <w:ind w:left="120"/>
             </w:pPr>
-            <w:hyperlink w:history="1" r:id="rIdqjsyrpxuqivzumylk3c3s">
+            <w:hyperlink w:history="1" r:id="rId300bbyq4sb5y-opz2rlbt">
               <w:r>
                 <w:rPr>
                   <w:rFonts w:ascii="Arial" w:cs="Arial" w:eastAsia="Arial" w:hAnsi="Arial"/>
@@ -6133,7 +6133,7 @@
             <w:pPr>
               <w:spacing w:after="20" w:before="0"/>
             </w:pPr>
-            <w:hyperlink w:history="1" r:id="rIdo947ox3-qoerajpcktc4h">
+            <w:hyperlink w:history="1" r:id="rIdgbocthyhelvux-ztysxox">
               <w:r>
                 <w:rPr>
                   <w:rFonts w:ascii="Arial" w:cs="Arial" w:eastAsia="Arial" w:hAnsi="Arial"/>
@@ -6166,7 +6166,7 @@
               <w:spacing w:after="10" w:before="0"/>
               <w:ind w:left="120"/>
             </w:pPr>
-            <w:hyperlink w:history="1" r:id="rIdpzjbjsvtkgmrk4gewlv2e">
+            <w:hyperlink w:history="1" r:id="rIdj9e3qk4oc4h6h7xdmg6e9">
               <w:r>
                 <w:rPr>
                   <w:rFonts w:ascii="Arial" w:cs="Arial" w:eastAsia="Arial" w:hAnsi="Arial"/>
@@ -6361,7 +6361,7 @@
             <w:pPr>
               <w:spacing w:after="20" w:before="0"/>
             </w:pPr>
-            <w:hyperlink w:history="1" r:id="rIdwoamrrawz7hmmwnp7mlqa">
+            <w:hyperlink w:history="1" r:id="rId6xpyqh3sagdusvusietor">
               <w:r>
                 <w:rPr>
                   <w:rFonts w:ascii="Arial" w:cs="Arial" w:eastAsia="Arial" w:hAnsi="Arial"/>
@@ -6394,7 +6394,7 @@
               <w:spacing w:after="10" w:before="0"/>
               <w:ind w:left="120"/>
             </w:pPr>
-            <w:hyperlink w:history="1" r:id="rIdrqv6flqa1r7rhvm92nymi">
+            <w:hyperlink w:history="1" r:id="rIdda738hmeexjw5jru2aftn">
               <w:r>
                 <w:rPr>
                   <w:rFonts w:ascii="Arial" w:cs="Arial" w:eastAsia="Arial" w:hAnsi="Arial"/>
@@ -6439,7 +6439,7 @@
             <w:pPr>
               <w:spacing w:after="20" w:before="0"/>
             </w:pPr>
-            <w:hyperlink w:history="1" r:id="rIdm9xzrmqgn9wxv-mcos3g-">
+            <w:hyperlink w:history="1" r:id="rIdlwhkb9tzsm09ziy16dpxe">
               <w:r>
                 <w:rPr>
                   <w:rFonts w:ascii="Arial" w:cs="Arial" w:eastAsia="Arial" w:hAnsi="Arial"/>
@@ -6472,7 +6472,7 @@
               <w:spacing w:after="10" w:before="0"/>
               <w:ind w:left="120"/>
             </w:pPr>
-            <w:hyperlink w:history="1" r:id="rIdo39qbyfqgqbvqtxw3mhaq">
+            <w:hyperlink w:history="1" r:id="rIdy77bviul6fuyeybaglga9">
               <w:r>
                 <w:rPr>
                   <w:rFonts w:ascii="Arial" w:cs="Arial" w:eastAsia="Arial" w:hAnsi="Arial"/>
@@ -6667,7 +6667,7 @@
             <w:pPr>
               <w:spacing w:after="20" w:before="0"/>
             </w:pPr>
-            <w:hyperlink w:history="1" r:id="rIdrnrfb-6u7un0lpbb61pr-">
+            <w:hyperlink w:history="1" r:id="rId8cgczxztwhnqgpna4gvij">
               <w:r>
                 <w:rPr>
                   <w:rFonts w:ascii="Arial" w:cs="Arial" w:eastAsia="Arial" w:hAnsi="Arial"/>
@@ -6700,7 +6700,7 @@
               <w:spacing w:after="10" w:before="0"/>
               <w:ind w:left="120"/>
             </w:pPr>
-            <w:hyperlink w:history="1" r:id="rId-vwlzksfabguiatn6zszx">
+            <w:hyperlink w:history="1" r:id="rIdtpuuhjs-ecbyypql4xmra">
               <w:r>
                 <w:rPr>
                   <w:rFonts w:ascii="Arial" w:cs="Arial" w:eastAsia="Arial" w:hAnsi="Arial"/>
@@ -6745,7 +6745,7 @@
             <w:pPr>
               <w:spacing w:after="20" w:before="0"/>
             </w:pPr>
-            <w:hyperlink w:history="1" r:id="rIdiy25iuydf4mbty-aydace">
+            <w:hyperlink w:history="1" r:id="rId29yeqa2exl0fygdrqztsz">
               <w:r>
                 <w:rPr>
                   <w:rFonts w:ascii="Arial" w:cs="Arial" w:eastAsia="Arial" w:hAnsi="Arial"/>
@@ -6794,7 +6794,7 @@
               <w:spacing w:after="10" w:before="0"/>
               <w:ind w:left="120"/>
             </w:pPr>
-            <w:hyperlink w:history="1" r:id="rIdceanvu1bj69ivyt9xa06q">
+            <w:hyperlink w:history="1" r:id="rIdvbgxcd-zev0y41v4niyfq">
               <w:r>
                 <w:rPr>
                   <w:rFonts w:ascii="Arial" w:cs="Arial" w:eastAsia="Arial" w:hAnsi="Arial"/>
@@ -6989,7 +6989,7 @@
             <w:pPr>
               <w:spacing w:after="20" w:before="0"/>
             </w:pPr>
-            <w:hyperlink w:history="1" r:id="rIdspytldx-dl5ptuebvmfep">
+            <w:hyperlink w:history="1" r:id="rId0pjao4gqg8dujwiu_134l">
               <w:r>
                 <w:rPr>
                   <w:rFonts w:ascii="Arial" w:cs="Arial" w:eastAsia="Arial" w:hAnsi="Arial"/>
@@ -7022,7 +7022,7 @@
               <w:spacing w:after="10" w:before="0"/>
               <w:ind w:left="120"/>
             </w:pPr>
-            <w:hyperlink w:history="1" r:id="rIdy7ybicq7t9xufugekfxaj">
+            <w:hyperlink w:history="1" r:id="rIddxq_vlkrfh50x1akuhj92">
               <w:r>
                 <w:rPr>
                   <w:rFonts w:ascii="Arial" w:cs="Arial" w:eastAsia="Arial" w:hAnsi="Arial"/>
@@ -7067,7 +7067,7 @@
             <w:pPr>
               <w:spacing w:after="20" w:before="0"/>
             </w:pPr>
-            <w:hyperlink w:history="1" r:id="rIdgaerdebhoq63l8-zjlwmu">
+            <w:hyperlink w:history="1" r:id="rIdu86gqwzwsa97tmy_c_xpx">
               <w:r>
                 <w:rPr>
                   <w:rFonts w:ascii="Arial" w:cs="Arial" w:eastAsia="Arial" w:hAnsi="Arial"/>
@@ -7116,7 +7116,7 @@
               <w:spacing w:after="10" w:before="0"/>
               <w:ind w:left="120"/>
             </w:pPr>
-            <w:hyperlink w:history="1" r:id="rIdhcmldex4im8pdaohryegt">
+            <w:hyperlink w:history="1" r:id="rId2ptsrt9ypxujqghngsmdk">
               <w:r>
                 <w:rPr>
                   <w:rFonts w:ascii="Arial" w:cs="Arial" w:eastAsia="Arial" w:hAnsi="Arial"/>
@@ -7311,7 +7311,7 @@
             <w:pPr>
               <w:spacing w:after="20" w:before="0"/>
             </w:pPr>
-            <w:hyperlink w:history="1" r:id="rIdozahxonoabvuud1qnrhum">
+            <w:hyperlink w:history="1" r:id="rIdc7obqhxy1d73sxiqblea2">
               <w:r>
                 <w:rPr>
                   <w:rFonts w:ascii="Arial" w:cs="Arial" w:eastAsia="Arial" w:hAnsi="Arial"/>
@@ -7344,7 +7344,7 @@
               <w:spacing w:after="10" w:before="0"/>
               <w:ind w:left="120"/>
             </w:pPr>
-            <w:hyperlink w:history="1" r:id="rIdr6wd9r5a3utqjzidqbcbt">
+            <w:hyperlink w:history="1" r:id="rIdrd-s_jx1dmlgwtupglehr">
               <w:r>
                 <w:rPr>
                   <w:rFonts w:ascii="Arial" w:cs="Arial" w:eastAsia="Arial" w:hAnsi="Arial"/>
@@ -7389,7 +7389,7 @@
             <w:pPr>
               <w:spacing w:after="20" w:before="0"/>
             </w:pPr>
-            <w:hyperlink w:history="1" r:id="rIdppbwc7_-obviye__horrk">
+            <w:hyperlink w:history="1" r:id="rIdm5jksbc3jzvedk69-xgil">
               <w:r>
                 <w:rPr>
                   <w:rFonts w:ascii="Arial" w:cs="Arial" w:eastAsia="Arial" w:hAnsi="Arial"/>
@@ -7438,7 +7438,7 @@
               <w:spacing w:after="10" w:before="0"/>
               <w:ind w:left="120"/>
             </w:pPr>
-            <w:hyperlink w:history="1" r:id="rId2mafgaqzqvh4jvmjniwak">
+            <w:hyperlink w:history="1" r:id="rId_no_sb2ys1zixph4ewjfi">
               <w:r>
                 <w:rPr>
                   <w:rFonts w:ascii="Arial" w:cs="Arial" w:eastAsia="Arial" w:hAnsi="Arial"/>
@@ -7950,7 +7950,7 @@
         </w:rPr>
         <w:t xml:space="preserve">© 2026 SeaVuria and ARES. Aligned with KICD objectives. Developed by SeaVuria; technical implementation by ARES (with AI assistance from Claude). Licensed under </w:t>
       </w:r>
-      <w:hyperlink w:history="1" r:id="rId4qkan_puj1m0pukzium-g">
+      <w:hyperlink w:history="1" r:id="rIdsyazjzf_3jkwpkuh8pbad">
         <w:r>
           <w:rPr>
             <w:rFonts w:ascii="Arial" w:cs="Arial" w:eastAsia="Arial" w:hAnsi="Arial"/>
@@ -7971,7 +7971,7 @@
         </w:rPr>
         <w:t xml:space="preserve"> (</w:t>
       </w:r>
-      <w:hyperlink w:history="1" r:id="rIdo9kdpqxmqjj5gwdo1n9cr">
+      <w:hyperlink w:history="1" r:id="rIdhcahkyzcoccaiyy3lzrkl">
         <w:r>
           <w:rPr>
             <w:rFonts w:ascii="Arial" w:cs="Arial" w:eastAsia="Arial" w:hAnsi="Arial"/>
@@ -8984,7 +8984,7 @@
             <w:pPr>
               <w:spacing w:after="20" w:before="0"/>
             </w:pPr>
-            <w:hyperlink w:history="1" r:id="rIdc_ba2hjd-o-yddakzjdbq">
+            <w:hyperlink w:history="1" r:id="rIddlghpiz3lg8xo9inu95uy">
               <w:r>
                 <w:rPr>
                   <w:rFonts w:ascii="Arial" w:cs="Arial" w:eastAsia="Arial" w:hAnsi="Arial"/>
@@ -9017,7 +9017,7 @@
               <w:spacing w:after="10" w:before="0"/>
               <w:ind w:left="120"/>
             </w:pPr>
-            <w:hyperlink w:history="1" r:id="rIdzkz21mczbdhb472pndaxz">
+            <w:hyperlink w:history="1" r:id="rIdb7us9itarg4r2ouaq-khk">
               <w:r>
                 <w:rPr>
                   <w:rFonts w:ascii="Arial" w:cs="Arial" w:eastAsia="Arial" w:hAnsi="Arial"/>
@@ -9079,7 +9079,7 @@
               <w:spacing w:after="10" w:before="0"/>
               <w:ind w:left="120"/>
             </w:pPr>
-            <w:hyperlink w:history="1" r:id="rId_meetv8ykdgb2pvrs8utd">
+            <w:hyperlink w:history="1" r:id="rId5o93rs-zfnzc_bxpnlxo3">
               <w:r>
                 <w:rPr>
                   <w:rFonts w:ascii="Arial" w:cs="Arial" w:eastAsia="Arial" w:hAnsi="Arial"/>
@@ -9289,7 +9289,7 @@
             <w:pPr>
               <w:spacing w:after="20" w:before="0"/>
             </w:pPr>
-            <w:hyperlink w:history="1" r:id="rIdqe_thnvrz5bdhmizog02s">
+            <w:hyperlink w:history="1" r:id="rIdtqojv2tijioi1qarjmvjq">
               <w:r>
                 <w:rPr>
                   <w:rFonts w:ascii="Arial" w:cs="Arial" w:eastAsia="Arial" w:hAnsi="Arial"/>
@@ -9322,7 +9322,7 @@
               <w:spacing w:after="10" w:before="0"/>
               <w:ind w:left="120"/>
             </w:pPr>
-            <w:hyperlink w:history="1" r:id="rId-ghnkhv9-pvgqceo42a55">
+            <w:hyperlink w:history="1" r:id="rIdhjmx0haqjywjwasncmysp">
               <w:r>
                 <w:rPr>
                   <w:rFonts w:ascii="Arial" w:cs="Arial" w:eastAsia="Arial" w:hAnsi="Arial"/>
@@ -9384,7 +9384,7 @@
               <w:spacing w:after="10" w:before="0"/>
               <w:ind w:left="120"/>
             </w:pPr>
-            <w:hyperlink w:history="1" r:id="rId495iwfhxhklmg0uxmt-fp">
+            <w:hyperlink w:history="1" r:id="rIdxthi6eu2la-kctok-ycqg">
               <w:r>
                 <w:rPr>
                   <w:rFonts w:ascii="Arial" w:cs="Arial" w:eastAsia="Arial" w:hAnsi="Arial"/>
@@ -9594,7 +9594,7 @@
             <w:pPr>
               <w:spacing w:after="20" w:before="0"/>
             </w:pPr>
-            <w:hyperlink w:history="1" r:id="rIdlmvj6qhnuvbce2pzpjwtl">
+            <w:hyperlink w:history="1" r:id="rIdewr1kk8hna9sjtbp9ydca">
               <w:r>
                 <w:rPr>
                   <w:rFonts w:ascii="Arial" w:cs="Arial" w:eastAsia="Arial" w:hAnsi="Arial"/>
@@ -9627,7 +9627,7 @@
               <w:spacing w:after="10" w:before="0"/>
               <w:ind w:left="120"/>
             </w:pPr>
-            <w:hyperlink w:history="1" r:id="rIdgl386gao6zdlzeisqxjmt">
+            <w:hyperlink w:history="1" r:id="rIdrdqzw4djjopniieuhjrsn">
               <w:r>
                 <w:rPr>
                   <w:rFonts w:ascii="Arial" w:cs="Arial" w:eastAsia="Arial" w:hAnsi="Arial"/>
@@ -9689,7 +9689,7 @@
               <w:spacing w:after="10" w:before="0"/>
               <w:ind w:left="120"/>
             </w:pPr>
-            <w:hyperlink w:history="1" r:id="rIdiyktuotqkq3m0_nyiqc6u">
+            <w:hyperlink w:history="1" r:id="rIdjjbhoacjti0stm_dmul6f">
               <w:r>
                 <w:rPr>
                   <w:rFonts w:ascii="Arial" w:cs="Arial" w:eastAsia="Arial" w:hAnsi="Arial"/>
@@ -9899,7 +9899,7 @@
             <w:pPr>
               <w:spacing w:after="20" w:before="0"/>
             </w:pPr>
-            <w:hyperlink w:history="1" r:id="rIdfvy5oeq7keghntiod150x">
+            <w:hyperlink w:history="1" r:id="rId0utl45lotdmgmmg-nuec7">
               <w:r>
                 <w:rPr>
                   <w:rFonts w:ascii="Arial" w:cs="Arial" w:eastAsia="Arial" w:hAnsi="Arial"/>
@@ -9932,7 +9932,7 @@
               <w:spacing w:after="10" w:before="0"/>
               <w:ind w:left="120"/>
             </w:pPr>
-            <w:hyperlink w:history="1" r:id="rIdmjtp7cz04tsog6423x42m">
+            <w:hyperlink w:history="1" r:id="rIdoreobdjgeyku7vzcttgo1">
               <w:r>
                 <w:rPr>
                   <w:rFonts w:ascii="Arial" w:cs="Arial" w:eastAsia="Arial" w:hAnsi="Arial"/>
@@ -9994,7 +9994,7 @@
               <w:spacing w:after="10" w:before="0"/>
               <w:ind w:left="120"/>
             </w:pPr>
-            <w:hyperlink w:history="1" r:id="rIdivuy5xrgnvg0b8kp1b6ph">
+            <w:hyperlink w:history="1" r:id="rIdymucsuxri9fcm5dpfk2za">
               <w:r>
                 <w:rPr>
                   <w:rFonts w:ascii="Arial" w:cs="Arial" w:eastAsia="Arial" w:hAnsi="Arial"/>
@@ -10204,7 +10204,7 @@
             <w:pPr>
               <w:spacing w:after="20" w:before="0"/>
             </w:pPr>
-            <w:hyperlink w:history="1" r:id="rIdv316p1rm6idrxaoqwqsbn">
+            <w:hyperlink w:history="1" r:id="rIdajzv1v4d-gyr4vgu_tfk6">
               <w:r>
                 <w:rPr>
                   <w:rFonts w:ascii="Arial" w:cs="Arial" w:eastAsia="Arial" w:hAnsi="Arial"/>
@@ -10237,7 +10237,7 @@
               <w:spacing w:after="10" w:before="0"/>
               <w:ind w:left="120"/>
             </w:pPr>
-            <w:hyperlink w:history="1" r:id="rIdogqqn8vytz193mlesx1wu">
+            <w:hyperlink w:history="1" r:id="rIdfhlng7bb09iq5bup4td6z">
               <w:r>
                 <w:rPr>
                   <w:rFonts w:ascii="Arial" w:cs="Arial" w:eastAsia="Arial" w:hAnsi="Arial"/>
@@ -10299,7 +10299,7 @@
               <w:spacing w:after="10" w:before="0"/>
               <w:ind w:left="120"/>
             </w:pPr>
-            <w:hyperlink w:history="1" r:id="rIdjfouvo9k3_in2s-jaryt8">
+            <w:hyperlink w:history="1" r:id="rIdtdtw0zwooge-ru15wpkwc">
               <w:r>
                 <w:rPr>
                   <w:rFonts w:ascii="Arial" w:cs="Arial" w:eastAsia="Arial" w:hAnsi="Arial"/>
@@ -10826,7 +10826,7 @@
         </w:rPr>
         <w:t xml:space="preserve">© 2026 SeaVuria and ARES. Aligned with KICD objectives. Developed by SeaVuria; technical implementation by ARES (with AI assistance from Claude). Licensed under </w:t>
       </w:r>
-      <w:hyperlink w:history="1" r:id="rId4mkbbgpccaouyz2huo6vx">
+      <w:hyperlink w:history="1" r:id="rIdgvswogdokxnzeff9xtdvk">
         <w:r>
           <w:rPr>
             <w:rFonts w:ascii="Arial" w:cs="Arial" w:eastAsia="Arial" w:hAnsi="Arial"/>
@@ -10847,7 +10847,7 @@
         </w:rPr>
         <w:t xml:space="preserve"> (</w:t>
       </w:r>
-      <w:hyperlink w:history="1" r:id="rId5itpt_ux_c5vte34dfzol">
+      <w:hyperlink w:history="1" r:id="rIdyp5eo90h-c0j4knzmkfqb">
         <w:r>
           <w:rPr>
             <w:rFonts w:ascii="Arial" w:cs="Arial" w:eastAsia="Arial" w:hAnsi="Arial"/>
@@ -11877,7 +11877,7 @@
               <w:spacing w:after="10" w:before="0"/>
               <w:ind w:left="120"/>
             </w:pPr>
-            <w:hyperlink w:history="1" r:id="rIdttmbzkggtlfz7xkeu19qa">
+            <w:hyperlink w:history="1" r:id="rId30a3di4g65jyxow-yj3dd">
               <w:r>
                 <w:rPr>
                   <w:rFonts w:ascii="Arial" w:cs="Arial" w:eastAsia="Arial" w:hAnsi="Arial"/>
@@ -11954,7 +11954,7 @@
               <w:spacing w:after="10" w:before="0"/>
               <w:ind w:left="120"/>
             </w:pPr>
-            <w:hyperlink w:history="1" r:id="rIdxxcyu7pyojb8z8jyspec9">
+            <w:hyperlink w:history="1" r:id="rIde-gmqzzybeplxgr_mssin">
               <w:r>
                 <w:rPr>
                   <w:rFonts w:ascii="Arial" w:cs="Arial" w:eastAsia="Arial" w:hAnsi="Arial"/>
@@ -12181,7 +12181,7 @@
               <w:spacing w:after="10" w:before="0"/>
               <w:ind w:left="120"/>
             </w:pPr>
-            <w:hyperlink w:history="1" r:id="rIdiehzyn6fba6lkgokqe1gk">
+            <w:hyperlink w:history="1" r:id="rIdyg-syqcjogr7dwo_ptyki">
               <w:r>
                 <w:rPr>
                   <w:rFonts w:ascii="Arial" w:cs="Arial" w:eastAsia="Arial" w:hAnsi="Arial"/>
@@ -12258,7 +12258,7 @@
               <w:spacing w:after="10" w:before="0"/>
               <w:ind w:left="120"/>
             </w:pPr>
-            <w:hyperlink w:history="1" r:id="rId5u_tllhgj7zcyluq8ju8q">
+            <w:hyperlink w:history="1" r:id="rIdaqzyv5qch_wlwtlxuypnw">
               <w:r>
                 <w:rPr>
                   <w:rFonts w:ascii="Arial" w:cs="Arial" w:eastAsia="Arial" w:hAnsi="Arial"/>
@@ -12485,7 +12485,7 @@
               <w:spacing w:after="10" w:before="0"/>
               <w:ind w:left="120"/>
             </w:pPr>
-            <w:hyperlink w:history="1" r:id="rId1m8lztc1vlt9koiagnk0k">
+            <w:hyperlink w:history="1" r:id="rIdd6xt5rboaolwlz1txgtdv">
               <w:r>
                 <w:rPr>
                   <w:rFonts w:ascii="Arial" w:cs="Arial" w:eastAsia="Arial" w:hAnsi="Arial"/>
@@ -12562,7 +12562,7 @@
               <w:spacing w:after="10" w:before="0"/>
               <w:ind w:left="120"/>
             </w:pPr>
-            <w:hyperlink w:history="1" r:id="rIdwrgjdkch6699mpnahoai6">
+            <w:hyperlink w:history="1" r:id="rIdrhumwczpfoiyyo-vvklpm">
               <w:r>
                 <w:rPr>
                   <w:rFonts w:ascii="Arial" w:cs="Arial" w:eastAsia="Arial" w:hAnsi="Arial"/>
@@ -12789,7 +12789,7 @@
               <w:spacing w:after="10" w:before="0"/>
               <w:ind w:left="120"/>
             </w:pPr>
-            <w:hyperlink w:history="1" r:id="rIdbijdrrrsn80yofiay-ixf">
+            <w:hyperlink w:history="1" r:id="rIdp_byzp22vvdtralhmntde">
               <w:r>
                 <w:rPr>
                   <w:rFonts w:ascii="Arial" w:cs="Arial" w:eastAsia="Arial" w:hAnsi="Arial"/>
@@ -12866,7 +12866,7 @@
               <w:spacing w:after="10" w:before="0"/>
               <w:ind w:left="120"/>
             </w:pPr>
-            <w:hyperlink w:history="1" r:id="rIdsbu7e-hh8djgivceote0y">
+            <w:hyperlink w:history="1" r:id="rId9gd4iq9_up4jigoxs5v_w">
               <w:r>
                 <w:rPr>
                   <w:rFonts w:ascii="Arial" w:cs="Arial" w:eastAsia="Arial" w:hAnsi="Arial"/>
@@ -13093,7 +13093,7 @@
               <w:spacing w:after="10" w:before="0"/>
               <w:ind w:left="120"/>
             </w:pPr>
-            <w:hyperlink w:history="1" r:id="rIdevrc8u9btwgfo5qn7vhgv">
+            <w:hyperlink w:history="1" r:id="rIduna4ejpdxixphjafqjxs_">
               <w:r>
                 <w:rPr>
                   <w:rFonts w:ascii="Arial" w:cs="Arial" w:eastAsia="Arial" w:hAnsi="Arial"/>
@@ -13170,7 +13170,7 @@
               <w:spacing w:after="10" w:before="0"/>
               <w:ind w:left="120"/>
             </w:pPr>
-            <w:hyperlink w:history="1" r:id="rIdv_pcivs8vb9kfy75s16xc">
+            <w:hyperlink w:history="1" r:id="rIdlclrcckepom15r7r3gnad">
               <w:r>
                 <w:rPr>
                   <w:rFonts w:ascii="Arial" w:cs="Arial" w:eastAsia="Arial" w:hAnsi="Arial"/>
@@ -13697,7 +13697,7 @@
         </w:rPr>
         <w:t xml:space="preserve">© 2026 SeaVuria and ARES. Aligned with KICD objectives. Developed by SeaVuria; technical implementation by ARES (with AI assistance from Claude). Licensed under </w:t>
       </w:r>
-      <w:hyperlink w:history="1" r:id="rIdczih1ofdtbyf8uv_o2zac">
+      <w:hyperlink w:history="1" r:id="rIdslsrzs8pot1qyse6ldiwc">
         <w:r>
           <w:rPr>
             <w:rFonts w:ascii="Arial" w:cs="Arial" w:eastAsia="Arial" w:hAnsi="Arial"/>
@@ -13718,7 +13718,7 @@
         </w:rPr>
         <w:t xml:space="preserve"> (</w:t>
       </w:r>
-      <w:hyperlink w:history="1" r:id="rIdvb80zxltm7dxkwftqipjy">
+      <w:hyperlink w:history="1" r:id="rIdz7u0rmzlatrghu8kphqg9">
         <w:r>
           <w:rPr>
             <w:rFonts w:ascii="Arial" w:cs="Arial" w:eastAsia="Arial" w:hAnsi="Arial"/>
@@ -14731,7 +14731,7 @@
             <w:pPr>
               <w:spacing w:after="20" w:before="0"/>
             </w:pPr>
-            <w:hyperlink w:history="1" r:id="rId_pqndcnnwv6j4uqmaffgg">
+            <w:hyperlink w:history="1" r:id="rIddmeg3ldqwuxtwrqhsihd4">
               <w:r>
                 <w:rPr>
                   <w:rFonts w:ascii="Arial" w:cs="Arial" w:eastAsia="Arial" w:hAnsi="Arial"/>
@@ -14780,7 +14780,7 @@
               <w:spacing w:after="10" w:before="0"/>
               <w:ind w:left="120"/>
             </w:pPr>
-            <w:hyperlink w:history="1" r:id="rIdhgsq93g-k0ydyr_w1lzte">
+            <w:hyperlink w:history="1" r:id="rIdcttxm1adzcboszv3aapau">
               <w:r>
                 <w:rPr>
                   <w:rFonts w:ascii="Arial" w:cs="Arial" w:eastAsia="Arial" w:hAnsi="Arial"/>
@@ -14825,7 +14825,7 @@
             <w:pPr>
               <w:spacing w:after="20" w:before="0"/>
             </w:pPr>
-            <w:hyperlink w:history="1" r:id="rIdrgeo7rad8g6rhao6r8dqs">
+            <w:hyperlink w:history="1" r:id="rIdrqajjtucgberjagnscca3">
               <w:r>
                 <w:rPr>
                   <w:rFonts w:ascii="Arial" w:cs="Arial" w:eastAsia="Arial" w:hAnsi="Arial"/>
@@ -14874,7 +14874,7 @@
               <w:spacing w:after="10" w:before="0"/>
               <w:ind w:left="120"/>
             </w:pPr>
-            <w:hyperlink w:history="1" r:id="rIdg167hms-isprztb3qctvk">
+            <w:hyperlink w:history="1" r:id="rId4xyd7k4vb74u44ccexefz">
               <w:r>
                 <w:rPr>
                   <w:rFonts w:ascii="Arial" w:cs="Arial" w:eastAsia="Arial" w:hAnsi="Arial"/>
@@ -15069,7 +15069,7 @@
             <w:pPr>
               <w:spacing w:after="20" w:before="0"/>
             </w:pPr>
-            <w:hyperlink w:history="1" r:id="rId9dg38o0vbn8aw0e1tlgz2">
+            <w:hyperlink w:history="1" r:id="rIdi6qxmotjulgb-v02v6wna">
               <w:r>
                 <w:rPr>
                   <w:rFonts w:ascii="Arial" w:cs="Arial" w:eastAsia="Arial" w:hAnsi="Arial"/>
@@ -15118,7 +15118,7 @@
               <w:spacing w:after="10" w:before="0"/>
               <w:ind w:left="120"/>
             </w:pPr>
-            <w:hyperlink w:history="1" r:id="rIdx57zuud7rm_t7iurzksht">
+            <w:hyperlink w:history="1" r:id="rId6mk8e7yfgwnkv2pts9rgh">
               <w:r>
                 <w:rPr>
                   <w:rFonts w:ascii="Arial" w:cs="Arial" w:eastAsia="Arial" w:hAnsi="Arial"/>
@@ -15163,7 +15163,7 @@
             <w:pPr>
               <w:spacing w:after="20" w:before="0"/>
             </w:pPr>
-            <w:hyperlink w:history="1" r:id="rIdwpc74p1xkee72zaicnwo_">
+            <w:hyperlink w:history="1" r:id="rIdsiuw9vxedv85qxfchqzkv">
               <w:r>
                 <w:rPr>
                   <w:rFonts w:ascii="Arial" w:cs="Arial" w:eastAsia="Arial" w:hAnsi="Arial"/>
@@ -15212,7 +15212,7 @@
               <w:spacing w:after="10" w:before="0"/>
               <w:ind w:left="120"/>
             </w:pPr>
-            <w:hyperlink w:history="1" r:id="rIdrnjpvdgsbedtxqdnrjweb">
+            <w:hyperlink w:history="1" r:id="rIdt3iseydgvglfpxrgslyoe">
               <w:r>
                 <w:rPr>
                   <w:rFonts w:ascii="Arial" w:cs="Arial" w:eastAsia="Arial" w:hAnsi="Arial"/>
@@ -15407,7 +15407,7 @@
             <w:pPr>
               <w:spacing w:after="20" w:before="0"/>
             </w:pPr>
-            <w:hyperlink w:history="1" r:id="rIdm5rxasnmis4irib5eut2b">
+            <w:hyperlink w:history="1" r:id="rIdrr3bnqjfxoab5eiesclak">
               <w:r>
                 <w:rPr>
                   <w:rFonts w:ascii="Arial" w:cs="Arial" w:eastAsia="Arial" w:hAnsi="Arial"/>
@@ -15456,7 +15456,7 @@
               <w:spacing w:after="10" w:before="0"/>
               <w:ind w:left="120"/>
             </w:pPr>
-            <w:hyperlink w:history="1" r:id="rIdo7xopao-gqrtzoytbbsvb">
+            <w:hyperlink w:history="1" r:id="rIdlyxp3chzwomefzwwmomxk">
               <w:r>
                 <w:rPr>
                   <w:rFonts w:ascii="Arial" w:cs="Arial" w:eastAsia="Arial" w:hAnsi="Arial"/>
@@ -15501,7 +15501,7 @@
             <w:pPr>
               <w:spacing w:after="20" w:before="0"/>
             </w:pPr>
-            <w:hyperlink w:history="1" r:id="rId3zj7che0jppakd5jer37m">
+            <w:hyperlink w:history="1" r:id="rIdbch5sl27vmjb9sbu8wwrq">
               <w:r>
                 <w:rPr>
                   <w:rFonts w:ascii="Arial" w:cs="Arial" w:eastAsia="Arial" w:hAnsi="Arial"/>
@@ -15550,7 +15550,7 @@
               <w:spacing w:after="10" w:before="0"/>
               <w:ind w:left="120"/>
             </w:pPr>
-            <w:hyperlink w:history="1" r:id="rIdqcq0l0zzbj5a3wjdr0moo">
+            <w:hyperlink w:history="1" r:id="rIdkgj_oxzoelrkvmhajbx2g">
               <w:r>
                 <w:rPr>
                   <w:rFonts w:ascii="Arial" w:cs="Arial" w:eastAsia="Arial" w:hAnsi="Arial"/>
@@ -15745,7 +15745,7 @@
             <w:pPr>
               <w:spacing w:after="20" w:before="0"/>
             </w:pPr>
-            <w:hyperlink w:history="1" r:id="rIdo6kae7m1e2uvz_95-eo46">
+            <w:hyperlink w:history="1" r:id="rIdnl953wwfwxs-bz0digpvq">
               <w:r>
                 <w:rPr>
                   <w:rFonts w:ascii="Arial" w:cs="Arial" w:eastAsia="Arial" w:hAnsi="Arial"/>
@@ -15794,7 +15794,7 @@
               <w:spacing w:after="10" w:before="0"/>
               <w:ind w:left="120"/>
             </w:pPr>
-            <w:hyperlink w:history="1" r:id="rIdweme-p4fdprnoupa_vsd9">
+            <w:hyperlink w:history="1" r:id="rIdyh2jdp5klesvs_7jgr7r8">
               <w:r>
                 <w:rPr>
                   <w:rFonts w:ascii="Arial" w:cs="Arial" w:eastAsia="Arial" w:hAnsi="Arial"/>
@@ -15839,7 +15839,7 @@
             <w:pPr>
               <w:spacing w:after="20" w:before="0"/>
             </w:pPr>
-            <w:hyperlink w:history="1" r:id="rIdx2fquzm5gnvu_gfuhanm_">
+            <w:hyperlink w:history="1" r:id="rIddsgjr-z_pgi-cxqilyyfz">
               <w:r>
                 <w:rPr>
                   <w:rFonts w:ascii="Arial" w:cs="Arial" w:eastAsia="Arial" w:hAnsi="Arial"/>
@@ -15888,7 +15888,7 @@
               <w:spacing w:after="10" w:before="0"/>
               <w:ind w:left="120"/>
             </w:pPr>
-            <w:hyperlink w:history="1" r:id="rIdg-eoqce6rg99hrpfxrzon">
+            <w:hyperlink w:history="1" r:id="rIdzyoecszqrmb5tatopypun">
               <w:r>
                 <w:rPr>
                   <w:rFonts w:ascii="Arial" w:cs="Arial" w:eastAsia="Arial" w:hAnsi="Arial"/>
@@ -16083,7 +16083,7 @@
             <w:pPr>
               <w:spacing w:after="20" w:before="0"/>
             </w:pPr>
-            <w:hyperlink w:history="1" r:id="rIdf8qbkulggbxayvnjlzma2">
+            <w:hyperlink w:history="1" r:id="rIdn6pazlhzk-xrloiey7stb">
               <w:r>
                 <w:rPr>
                   <w:rFonts w:ascii="Arial" w:cs="Arial" w:eastAsia="Arial" w:hAnsi="Arial"/>
@@ -16132,7 +16132,7 @@
               <w:spacing w:after="10" w:before="0"/>
               <w:ind w:left="120"/>
             </w:pPr>
-            <w:hyperlink w:history="1" r:id="rIdqf__vvd1vhnzwbo2krqgn">
+            <w:hyperlink w:history="1" r:id="rId6hdib8cn1xadi6fkbdaje">
               <w:r>
                 <w:rPr>
                   <w:rFonts w:ascii="Arial" w:cs="Arial" w:eastAsia="Arial" w:hAnsi="Arial"/>
@@ -16177,7 +16177,7 @@
             <w:pPr>
               <w:spacing w:after="20" w:before="0"/>
             </w:pPr>
-            <w:hyperlink w:history="1" r:id="rId-7x371rrck5gg9dtg1csj">
+            <w:hyperlink w:history="1" r:id="rIdsxjwilgb_qdesifxo5e-b">
               <w:r>
                 <w:rPr>
                   <w:rFonts w:ascii="Arial" w:cs="Arial" w:eastAsia="Arial" w:hAnsi="Arial"/>
@@ -16226,7 +16226,7 @@
               <w:spacing w:after="10" w:before="0"/>
               <w:ind w:left="120"/>
             </w:pPr>
-            <w:hyperlink w:history="1" r:id="rIdodtlhdlyjctxqgikam6rl">
+            <w:hyperlink w:history="1" r:id="rIdsbxzjpjjvo0mexcjufyeb">
               <w:r>
                 <w:rPr>
                   <w:rFonts w:ascii="Arial" w:cs="Arial" w:eastAsia="Arial" w:hAnsi="Arial"/>
@@ -16738,7 +16738,7 @@
         </w:rPr>
         <w:t xml:space="preserve">© 2026 SeaVuria and ARES. Aligned with KICD objectives. Developed by SeaVuria; technical implementation by ARES (with AI assistance from Claude). Licensed under </w:t>
       </w:r>
-      <w:hyperlink w:history="1" r:id="rIdxrywkfzkjau5eb6nrwrk0">
+      <w:hyperlink w:history="1" r:id="rIdereo3-uxclcxz4z0tgit8">
         <w:r>
           <w:rPr>
             <w:rFonts w:ascii="Arial" w:cs="Arial" w:eastAsia="Arial" w:hAnsi="Arial"/>
@@ -16759,7 +16759,7 @@
         </w:rPr>
         <w:t xml:space="preserve"> (</w:t>
       </w:r>
-      <w:hyperlink w:history="1" r:id="rIdu8cl0bcg42wmd9pdjgw50">
+      <w:hyperlink w:history="1" r:id="rIdojq5tqdogfbyg-mqkmbew">
         <w:r>
           <w:rPr>
             <w:rFonts w:ascii="Arial" w:cs="Arial" w:eastAsia="Arial" w:hAnsi="Arial"/>
@@ -17772,7 +17772,7 @@
             <w:pPr>
               <w:spacing w:after="20" w:before="0"/>
             </w:pPr>
-            <w:hyperlink w:history="1" r:id="rIdgndsqytpxzmuhlj4ciphf">
+            <w:hyperlink w:history="1" r:id="rId5bnfzfjrzw-v21tlwplsg">
               <w:r>
                 <w:rPr>
                   <w:rFonts w:ascii="Arial" w:cs="Arial" w:eastAsia="Arial" w:hAnsi="Arial"/>
@@ -17821,7 +17821,7 @@
               <w:spacing w:after="10" w:before="0"/>
               <w:ind w:left="120"/>
             </w:pPr>
-            <w:hyperlink w:history="1" r:id="rIdcjfeu8y5d1w58gcgiqu_j">
+            <w:hyperlink w:history="1" r:id="rIdbrqbe6km_g5gqvgj8on6l">
               <w:r>
                 <w:rPr>
                   <w:rFonts w:ascii="Arial" w:cs="Arial" w:eastAsia="Arial" w:hAnsi="Arial"/>
@@ -17866,7 +17866,7 @@
             <w:pPr>
               <w:spacing w:after="20" w:before="0"/>
             </w:pPr>
-            <w:hyperlink w:history="1" r:id="rIdwydiokphkx7lyjxxgv0vv">
+            <w:hyperlink w:history="1" r:id="rIdvkc6cylgtbxp0b9ooie8u">
               <w:r>
                 <w:rPr>
                   <w:rFonts w:ascii="Arial" w:cs="Arial" w:eastAsia="Arial" w:hAnsi="Arial"/>
@@ -17899,7 +17899,7 @@
               <w:spacing w:after="10" w:before="0"/>
               <w:ind w:left="120"/>
             </w:pPr>
-            <w:hyperlink w:history="1" r:id="rIdaj8itnfdz-nqg_qbgpspq">
+            <w:hyperlink w:history="1" r:id="rId9dwljcuolgkzriollyzsm">
               <w:r>
                 <w:rPr>
                   <w:rFonts w:ascii="Arial" w:cs="Arial" w:eastAsia="Arial" w:hAnsi="Arial"/>
@@ -18094,7 +18094,7 @@
             <w:pPr>
               <w:spacing w:after="20" w:before="0"/>
             </w:pPr>
-            <w:hyperlink w:history="1" r:id="rIdrldz2acmulamm5iqesbov">
+            <w:hyperlink w:history="1" r:id="rIdhirgr9qqqozlvcjvxkx65">
               <w:r>
                 <w:rPr>
                   <w:rFonts w:ascii="Arial" w:cs="Arial" w:eastAsia="Arial" w:hAnsi="Arial"/>
@@ -18143,7 +18143,7 @@
               <w:spacing w:after="10" w:before="0"/>
               <w:ind w:left="120"/>
             </w:pPr>
-            <w:hyperlink w:history="1" r:id="rIdrysajcmzix2sksabtxpgd">
+            <w:hyperlink w:history="1" r:id="rId5lat5clv6ydil5svqm9u3">
               <w:r>
                 <w:rPr>
                   <w:rFonts w:ascii="Arial" w:cs="Arial" w:eastAsia="Arial" w:hAnsi="Arial"/>
@@ -18188,7 +18188,7 @@
             <w:pPr>
               <w:spacing w:after="20" w:before="0"/>
             </w:pPr>
-            <w:hyperlink w:history="1" r:id="rIdafdamfgnwqqkrqxsoxg5j">
+            <w:hyperlink w:history="1" r:id="rIdm4f1l-nxexb9kaxdtfssh">
               <w:r>
                 <w:rPr>
                   <w:rFonts w:ascii="Arial" w:cs="Arial" w:eastAsia="Arial" w:hAnsi="Arial"/>
@@ -18221,7 +18221,7 @@
               <w:spacing w:after="10" w:before="0"/>
               <w:ind w:left="120"/>
             </w:pPr>
-            <w:hyperlink w:history="1" r:id="rIdr8j0aglxlurpenv1reuab">
+            <w:hyperlink w:history="1" r:id="rIdvipkvhwu6m1-ju5_w_oqo">
               <w:r>
                 <w:rPr>
                   <w:rFonts w:ascii="Arial" w:cs="Arial" w:eastAsia="Arial" w:hAnsi="Arial"/>
@@ -18416,7 +18416,7 @@
             <w:pPr>
               <w:spacing w:after="20" w:before="0"/>
             </w:pPr>
-            <w:hyperlink w:history="1" r:id="rIdxkhynwxkg6nfzfgc3e87g">
+            <w:hyperlink w:history="1" r:id="rId78lbu1qpvim560mj0yqd2">
               <w:r>
                 <w:rPr>
                   <w:rFonts w:ascii="Arial" w:cs="Arial" w:eastAsia="Arial" w:hAnsi="Arial"/>
@@ -18465,7 +18465,7 @@
               <w:spacing w:after="10" w:before="0"/>
               <w:ind w:left="120"/>
             </w:pPr>
-            <w:hyperlink w:history="1" r:id="rId06gqnzhuwvfcj5vfg6kqs">
+            <w:hyperlink w:history="1" r:id="rIdy2phvfuiobf5nrilrnh3w">
               <w:r>
                 <w:rPr>
                   <w:rFonts w:ascii="Arial" w:cs="Arial" w:eastAsia="Arial" w:hAnsi="Arial"/>
@@ -18510,7 +18510,7 @@
             <w:pPr>
               <w:spacing w:after="20" w:before="0"/>
             </w:pPr>
-            <w:hyperlink w:history="1" r:id="rIds2syepspfxwduhw7zxfda">
+            <w:hyperlink w:history="1" r:id="rIdbdekiwtjourikv7jmke7r">
               <w:r>
                 <w:rPr>
                   <w:rFonts w:ascii="Arial" w:cs="Arial" w:eastAsia="Arial" w:hAnsi="Arial"/>
@@ -18543,7 +18543,7 @@
               <w:spacing w:after="10" w:before="0"/>
               <w:ind w:left="120"/>
             </w:pPr>
-            <w:hyperlink w:history="1" r:id="rIdfw9ha_-h19qtvhaqpdjkg">
+            <w:hyperlink w:history="1" r:id="rId7igkvgmjavi8dplgki9ho">
               <w:r>
                 <w:rPr>
                   <w:rFonts w:ascii="Arial" w:cs="Arial" w:eastAsia="Arial" w:hAnsi="Arial"/>
@@ -18738,7 +18738,7 @@
             <w:pPr>
               <w:spacing w:after="20" w:before="0"/>
             </w:pPr>
-            <w:hyperlink w:history="1" r:id="rId68pglzn9gibt97dwzyzlz">
+            <w:hyperlink w:history="1" r:id="rIdzlk7pi-vtbp7jd8fojne9">
               <w:r>
                 <w:rPr>
                   <w:rFonts w:ascii="Arial" w:cs="Arial" w:eastAsia="Arial" w:hAnsi="Arial"/>
@@ -18787,7 +18787,7 @@
               <w:spacing w:after="10" w:before="0"/>
               <w:ind w:left="120"/>
             </w:pPr>
-            <w:hyperlink w:history="1" r:id="rIdlg98zbf3aot92bdaebwmp">
+            <w:hyperlink w:history="1" r:id="rId_bw8ycqdezu5c8rwbgukt">
               <w:r>
                 <w:rPr>
                   <w:rFonts w:ascii="Arial" w:cs="Arial" w:eastAsia="Arial" w:hAnsi="Arial"/>
@@ -18832,7 +18832,7 @@
             <w:pPr>
               <w:spacing w:after="20" w:before="0"/>
             </w:pPr>
-            <w:hyperlink w:history="1" r:id="rIdq0l3jcb_qof51tlj4dass">
+            <w:hyperlink w:history="1" r:id="rIdmzct4aziw27awlcoi2-hh">
               <w:r>
                 <w:rPr>
                   <w:rFonts w:ascii="Arial" w:cs="Arial" w:eastAsia="Arial" w:hAnsi="Arial"/>
@@ -18865,7 +18865,7 @@
               <w:spacing w:after="10" w:before="0"/>
               <w:ind w:left="120"/>
             </w:pPr>
-            <w:hyperlink w:history="1" r:id="rIdn0wagub-kfi-t-ahb-abj">
+            <w:hyperlink w:history="1" r:id="rIdxkqx4tf_yj1nm_iyfgocu">
               <w:r>
                 <w:rPr>
                   <w:rFonts w:ascii="Arial" w:cs="Arial" w:eastAsia="Arial" w:hAnsi="Arial"/>
@@ -19060,7 +19060,7 @@
             <w:pPr>
               <w:spacing w:after="20" w:before="0"/>
             </w:pPr>
-            <w:hyperlink w:history="1" r:id="rIdazmxhdsnf-ig4j_g4e2w8">
+            <w:hyperlink w:history="1" r:id="rIdaba-a4bismdxezbvfdmxh">
               <w:r>
                 <w:rPr>
                   <w:rFonts w:ascii="Arial" w:cs="Arial" w:eastAsia="Arial" w:hAnsi="Arial"/>
@@ -19109,7 +19109,7 @@
               <w:spacing w:after="10" w:before="0"/>
               <w:ind w:left="120"/>
             </w:pPr>
-            <w:hyperlink w:history="1" r:id="rIdkd2vefkceudewtp2bbzxc">
+            <w:hyperlink w:history="1" r:id="rIdzdts_uy7n4j1hz_zcbzeb">
               <w:r>
                 <w:rPr>
                   <w:rFonts w:ascii="Arial" w:cs="Arial" w:eastAsia="Arial" w:hAnsi="Arial"/>
@@ -19154,7 +19154,7 @@
             <w:pPr>
               <w:spacing w:after="20" w:before="0"/>
             </w:pPr>
-            <w:hyperlink w:history="1" r:id="rId7buue44gxxevq2ckw7asg">
+            <w:hyperlink w:history="1" r:id="rIdfsfadqm3kr9xzklupls0t">
               <w:r>
                 <w:rPr>
                   <w:rFonts w:ascii="Arial" w:cs="Arial" w:eastAsia="Arial" w:hAnsi="Arial"/>
@@ -19187,7 +19187,7 @@
               <w:spacing w:after="10" w:before="0"/>
               <w:ind w:left="120"/>
             </w:pPr>
-            <w:hyperlink w:history="1" r:id="rIdpaclzk93oen_bqdaws1yh">
+            <w:hyperlink w:history="1" r:id="rIdeh7limyei3aipys_k5zvg">
               <w:r>
                 <w:rPr>
                   <w:rFonts w:ascii="Arial" w:cs="Arial" w:eastAsia="Arial" w:hAnsi="Arial"/>
@@ -19699,7 +19699,7 @@
         </w:rPr>
         <w:t xml:space="preserve">© 2026 SeaVuria and ARES. Aligned with KICD objectives. Developed by SeaVuria; technical implementation by ARES (with AI assistance from Claude). Licensed under </w:t>
       </w:r>
-      <w:hyperlink w:history="1" r:id="rIdl1dqlqi3a48tp2vcex8ka">
+      <w:hyperlink w:history="1" r:id="rIde7_cz5qnvdlrdqbf6wg7k">
         <w:r>
           <w:rPr>
             <w:rFonts w:ascii="Arial" w:cs="Arial" w:eastAsia="Arial" w:hAnsi="Arial"/>
@@ -19720,7 +19720,7 @@
         </w:rPr>
         <w:t xml:space="preserve"> (</w:t>
       </w:r>
-      <w:hyperlink w:history="1" r:id="rIdeofa7ep9rs8dsuzy-z6xi">
+      <w:hyperlink w:history="1" r:id="rIdkema5_js39hovstspxxpz">
         <w:r>
           <w:rPr>
             <w:rFonts w:ascii="Arial" w:cs="Arial" w:eastAsia="Arial" w:hAnsi="Arial"/>
@@ -20733,7 +20733,7 @@
             <w:pPr>
               <w:spacing w:after="20" w:before="0"/>
             </w:pPr>
-            <w:hyperlink w:history="1" r:id="rIdksxrkbsdpqug4cjywtm9c">
+            <w:hyperlink w:history="1" r:id="rIdgzfzx5gvhrf19wacd0tvn">
               <w:r>
                 <w:rPr>
                   <w:rFonts w:ascii="Arial" w:cs="Arial" w:eastAsia="Arial" w:hAnsi="Arial"/>
@@ -20766,7 +20766,7 @@
               <w:spacing w:after="10" w:before="0"/>
               <w:ind w:left="120"/>
             </w:pPr>
-            <w:hyperlink w:history="1" r:id="rIddr2hnfjemqzfon73g9bit">
+            <w:hyperlink w:history="1" r:id="rIdebqhgtyridyogvmgdu840">
               <w:r>
                 <w:rPr>
                   <w:rFonts w:ascii="Arial" w:cs="Arial" w:eastAsia="Arial" w:hAnsi="Arial"/>
@@ -20811,7 +20811,7 @@
             <w:pPr>
               <w:spacing w:after="20" w:before="0"/>
             </w:pPr>
-            <w:hyperlink w:history="1" r:id="rIdbf8co2vsbitcwbacgod6v">
+            <w:hyperlink w:history="1" r:id="rIdcspuw_3nc2rp-uwb0v0mf">
               <w:r>
                 <w:rPr>
                   <w:rFonts w:ascii="Arial" w:cs="Arial" w:eastAsia="Arial" w:hAnsi="Arial"/>
@@ -20844,7 +20844,7 @@
               <w:spacing w:after="10" w:before="0"/>
               <w:ind w:left="120"/>
             </w:pPr>
-            <w:hyperlink w:history="1" r:id="rIdbo--6svbxukvxxgnbz-dm">
+            <w:hyperlink w:history="1" r:id="rIdl8nmkroti2j5wf9gi2yro">
               <w:r>
                 <w:rPr>
                   <w:rFonts w:ascii="Arial" w:cs="Arial" w:eastAsia="Arial" w:hAnsi="Arial"/>
@@ -21039,7 +21039,7 @@
             <w:pPr>
               <w:spacing w:after="20" w:before="0"/>
             </w:pPr>
-            <w:hyperlink w:history="1" r:id="rIdtjupxbuz6pxlyygq0nr8j">
+            <w:hyperlink w:history="1" r:id="rIdt8nfcuzj2zeo4pvf6cotq">
               <w:r>
                 <w:rPr>
                   <w:rFonts w:ascii="Arial" w:cs="Arial" w:eastAsia="Arial" w:hAnsi="Arial"/>
@@ -21072,7 +21072,7 @@
               <w:spacing w:after="10" w:before="0"/>
               <w:ind w:left="120"/>
             </w:pPr>
-            <w:hyperlink w:history="1" r:id="rIdx-j8yxjavipfuifshvg6g">
+            <w:hyperlink w:history="1" r:id="rIdywwomp3lz3sifbxinhinp">
               <w:r>
                 <w:rPr>
                   <w:rFonts w:ascii="Arial" w:cs="Arial" w:eastAsia="Arial" w:hAnsi="Arial"/>
@@ -21117,7 +21117,7 @@
             <w:pPr>
               <w:spacing w:after="20" w:before="0"/>
             </w:pPr>
-            <w:hyperlink w:history="1" r:id="rIdlvu39mfj3m6suskcfjizu">
+            <w:hyperlink w:history="1" r:id="rIdpcx9rpxz46shvb0prvk0o">
               <w:r>
                 <w:rPr>
                   <w:rFonts w:ascii="Arial" w:cs="Arial" w:eastAsia="Arial" w:hAnsi="Arial"/>
@@ -21150,7 +21150,7 @@
               <w:spacing w:after="10" w:before="0"/>
               <w:ind w:left="120"/>
             </w:pPr>
-            <w:hyperlink w:history="1" r:id="rId-uyuerao7afk8ifcgyxtz">
+            <w:hyperlink w:history="1" r:id="rIdmysxr-c8aipam0hbu52bx">
               <w:r>
                 <w:rPr>
                   <w:rFonts w:ascii="Arial" w:cs="Arial" w:eastAsia="Arial" w:hAnsi="Arial"/>
@@ -21345,7 +21345,7 @@
             <w:pPr>
               <w:spacing w:after="20" w:before="0"/>
             </w:pPr>
-            <w:hyperlink w:history="1" r:id="rIdzim6od8qp_gcldorfzr6q">
+            <w:hyperlink w:history="1" r:id="rId1dxiy1u47qjoj5uibbwqi">
               <w:r>
                 <w:rPr>
                   <w:rFonts w:ascii="Arial" w:cs="Arial" w:eastAsia="Arial" w:hAnsi="Arial"/>
@@ -21394,7 +21394,7 @@
               <w:spacing w:after="10" w:before="0"/>
               <w:ind w:left="120"/>
             </w:pPr>
-            <w:hyperlink w:history="1" r:id="rIdaymg8_3-2q4t3jl_p51za">
+            <w:hyperlink w:history="1" r:id="rIdgchpnrrygv9tetkhrs9gj">
               <w:r>
                 <w:rPr>
                   <w:rFonts w:ascii="Arial" w:cs="Arial" w:eastAsia="Arial" w:hAnsi="Arial"/>
@@ -21439,7 +21439,7 @@
             <w:pPr>
               <w:spacing w:after="20" w:before="0"/>
             </w:pPr>
-            <w:hyperlink w:history="1" r:id="rIdo5o0h-loknpyeyirohm4h">
+            <w:hyperlink w:history="1" r:id="rId31bqnoa_qjhblrboyysts">
               <w:r>
                 <w:rPr>
                   <w:rFonts w:ascii="Arial" w:cs="Arial" w:eastAsia="Arial" w:hAnsi="Arial"/>
@@ -21472,7 +21472,7 @@
               <w:spacing w:after="10" w:before="0"/>
               <w:ind w:left="120"/>
             </w:pPr>
-            <w:hyperlink w:history="1" r:id="rIdklllwqpdkkg5qkljdkg9x">
+            <w:hyperlink w:history="1" r:id="rIdl5rrebzlc-zcfdb6xysrj">
               <w:r>
                 <w:rPr>
                   <w:rFonts w:ascii="Arial" w:cs="Arial" w:eastAsia="Arial" w:hAnsi="Arial"/>
@@ -21667,7 +21667,7 @@
             <w:pPr>
               <w:spacing w:after="20" w:before="0"/>
             </w:pPr>
-            <w:hyperlink w:history="1" r:id="rIdugxuvtsgbbyw9xnej1dkt">
+            <w:hyperlink w:history="1" r:id="rId3krr13uxkmnayqocibunl">
               <w:r>
                 <w:rPr>
                   <w:rFonts w:ascii="Arial" w:cs="Arial" w:eastAsia="Arial" w:hAnsi="Arial"/>
@@ -21716,7 +21716,7 @@
               <w:spacing w:after="10" w:before="0"/>
               <w:ind w:left="120"/>
             </w:pPr>
-            <w:hyperlink w:history="1" r:id="rIdjkvdv9b8es3odgnzz3miq">
+            <w:hyperlink w:history="1" r:id="rIdhh13edigfibtf8hrv66mr">
               <w:r>
                 <w:rPr>
                   <w:rFonts w:ascii="Arial" w:cs="Arial" w:eastAsia="Arial" w:hAnsi="Arial"/>
@@ -21761,7 +21761,7 @@
             <w:pPr>
               <w:spacing w:after="20" w:before="0"/>
             </w:pPr>
-            <w:hyperlink w:history="1" r:id="rIdnb44xtsr65rrqpag8xxis">
+            <w:hyperlink w:history="1" r:id="rIdy_3e2qlhbmy6xctqooldc">
               <w:r>
                 <w:rPr>
                   <w:rFonts w:ascii="Arial" w:cs="Arial" w:eastAsia="Arial" w:hAnsi="Arial"/>
@@ -21794,7 +21794,7 @@
               <w:spacing w:after="10" w:before="0"/>
               <w:ind w:left="120"/>
             </w:pPr>
-            <w:hyperlink w:history="1" r:id="rId_cg5a0tlfqwxvd9mziw0f">
+            <w:hyperlink w:history="1" r:id="rId2xyboxpeul4jilaw62ntf">
               <w:r>
                 <w:rPr>
                   <w:rFonts w:ascii="Arial" w:cs="Arial" w:eastAsia="Arial" w:hAnsi="Arial"/>
@@ -21989,7 +21989,7 @@
             <w:pPr>
               <w:spacing w:after="20" w:before="0"/>
             </w:pPr>
-            <w:hyperlink w:history="1" r:id="rIdw7bneemidknqho-e2w39d">
+            <w:hyperlink w:history="1" r:id="rIdnuhbl8xuli7wu3lfvesmh">
               <w:r>
                 <w:rPr>
                   <w:rFonts w:ascii="Arial" w:cs="Arial" w:eastAsia="Arial" w:hAnsi="Arial"/>
@@ -22022,7 +22022,7 @@
               <w:spacing w:after="10" w:before="0"/>
               <w:ind w:left="120"/>
             </w:pPr>
-            <w:hyperlink w:history="1" r:id="rId395rgbtlrc_smjgowssp1">
+            <w:hyperlink w:history="1" r:id="rIdemqvb_ptiteiiafiwcfoe">
               <w:r>
                 <w:rPr>
                   <w:rFonts w:ascii="Arial" w:cs="Arial" w:eastAsia="Arial" w:hAnsi="Arial"/>
@@ -22067,7 +22067,7 @@
             <w:pPr>
               <w:spacing w:after="20" w:before="0"/>
             </w:pPr>
-            <w:hyperlink w:history="1" r:id="rIdw5jmgwpiswfzsmauqlzkx">
+            <w:hyperlink w:history="1" r:id="rIdj7ohbjfb-ygsa77ctqfiz">
               <w:r>
                 <w:rPr>
                   <w:rFonts w:ascii="Arial" w:cs="Arial" w:eastAsia="Arial" w:hAnsi="Arial"/>
@@ -22100,7 +22100,7 @@
               <w:spacing w:after="10" w:before="0"/>
               <w:ind w:left="120"/>
             </w:pPr>
-            <w:hyperlink w:history="1" r:id="rIduvxtgobxvsnv3zbnntuhe">
+            <w:hyperlink w:history="1" r:id="rIdmf9vca295tbrm0t4nljhi">
               <w:r>
                 <w:rPr>
                   <w:rFonts w:ascii="Arial" w:cs="Arial" w:eastAsia="Arial" w:hAnsi="Arial"/>
@@ -22612,7 +22612,7 @@
         </w:rPr>
         <w:t xml:space="preserve">© 2026 SeaVuria and ARES. Aligned with KICD objectives. Developed by SeaVuria; technical implementation by ARES (with AI assistance from Claude). Licensed under </w:t>
       </w:r>
-      <w:hyperlink w:history="1" r:id="rIdn-yqyjkle5hkw7thysil5">
+      <w:hyperlink w:history="1" r:id="rIdicfxdoaajhljadla1eeen">
         <w:r>
           <w:rPr>
             <w:rFonts w:ascii="Arial" w:cs="Arial" w:eastAsia="Arial" w:hAnsi="Arial"/>
@@ -22633,7 +22633,7 @@
         </w:rPr>
         <w:t xml:space="preserve"> (</w:t>
       </w:r>
-      <w:hyperlink w:history="1" r:id="rIdvigjbdrhkvrgmrvxdy0z6">
+      <w:hyperlink w:history="1" r:id="rIdicm3nmq9pkz20-baxpmv4">
         <w:r>
           <w:rPr>
             <w:rFonts w:ascii="Arial" w:cs="Arial" w:eastAsia="Arial" w:hAnsi="Arial"/>

--- a/data/outputs/v2/Grade11/Biology/Lesson_Plans/SS3.3_Excretion_and_Homeostasis_in_Animals/Biology_Excretion_and_Homeostasis_in_Animals_CBE_LessonSequence.docx
+++ b/data/outputs/v2/Grade11/Biology/Lesson_Plans/SS3.3_Excretion_and_Homeostasis_in_Animals/Biology_Excretion_and_Homeostasis_in_Animals_CBE_LessonSequence.docx
@@ -2132,7 +2132,7 @@
         </w:rPr>
         <w:t xml:space="preserve">© 2026 SeaVuria and ARES. This work is licensed under a </w:t>
       </w:r>
-      <w:hyperlink w:history="1" r:id="rIdu4n_iqafca1irnmuqurmf">
+      <w:hyperlink w:history="1" r:id="rIdxunbe-al5kmcjo9kvfqsq">
         <w:r>
           <w:rPr>
             <w:rFonts w:ascii="Arial" w:cs="Arial" w:eastAsia="Arial" w:hAnsi="Arial"/>
@@ -2152,7 +2152,7 @@
         </w:rPr>
         <w:t xml:space="preserve"> (</w:t>
       </w:r>
-      <w:hyperlink w:history="1" r:id="rId096etlqo0ecs82rbrtkit">
+      <w:hyperlink w:history="1" r:id="rIdvfyjhhcsiqfpmtkzegyt_">
         <w:r>
           <w:rPr>
             <w:rFonts w:ascii="Arial" w:cs="Arial" w:eastAsia="Arial" w:hAnsi="Arial"/>
@@ -2172,7 +2172,7 @@
         </w:rPr>
         <w:t xml:space="preserve">). To view a copy of this license, visit </w:t>
       </w:r>
-      <w:hyperlink w:history="1" r:id="rIdj4bogvidfdtvc00-nyp-r">
+      <w:hyperlink w:history="1" r:id="rId8dozntpsjw9prpxcxtqaa">
         <w:r>
           <w:rPr>
             <w:rFonts w:ascii="Arial" w:cs="Arial" w:eastAsia="Arial" w:hAnsi="Arial"/>
@@ -3201,7 +3201,7 @@
               <w:spacing w:after="10" w:before="0"/>
               <w:ind w:left="120"/>
             </w:pPr>
-            <w:hyperlink w:history="1" r:id="rIdivw1e2hgmxteyrryx4yv0">
+            <w:hyperlink w:history="1" r:id="rIdsxtptq-ncmojha0p0clng">
               <w:r>
                 <w:rPr>
                   <w:rFonts w:ascii="Arial" w:cs="Arial" w:eastAsia="Arial" w:hAnsi="Arial"/>
@@ -3278,7 +3278,7 @@
               <w:spacing w:after="10" w:before="0"/>
               <w:ind w:left="120"/>
             </w:pPr>
-            <w:hyperlink w:history="1" r:id="rIdrwoi7k_v5drzetoxdsptr">
+            <w:hyperlink w:history="1" r:id="rId-la10ixhpfyqvonfcqquc">
               <w:r>
                 <w:rPr>
                   <w:rFonts w:ascii="Arial" w:cs="Arial" w:eastAsia="Arial" w:hAnsi="Arial"/>
@@ -3505,7 +3505,7 @@
               <w:spacing w:after="10" w:before="0"/>
               <w:ind w:left="120"/>
             </w:pPr>
-            <w:hyperlink w:history="1" r:id="rIdnksofyq_zcveol4rzibhb">
+            <w:hyperlink w:history="1" r:id="rIdjgyn10patq1_lno1a5f2v">
               <w:r>
                 <w:rPr>
                   <w:rFonts w:ascii="Arial" w:cs="Arial" w:eastAsia="Arial" w:hAnsi="Arial"/>
@@ -3582,7 +3582,7 @@
               <w:spacing w:after="10" w:before="0"/>
               <w:ind w:left="120"/>
             </w:pPr>
-            <w:hyperlink w:history="1" r:id="rIdbchmseim7rrkozpqa2rdo">
+            <w:hyperlink w:history="1" r:id="rIdq1ciwjfmauadiaewxlpbi">
               <w:r>
                 <w:rPr>
                   <w:rFonts w:ascii="Arial" w:cs="Arial" w:eastAsia="Arial" w:hAnsi="Arial"/>
@@ -3809,7 +3809,7 @@
               <w:spacing w:after="10" w:before="0"/>
               <w:ind w:left="120"/>
             </w:pPr>
-            <w:hyperlink w:history="1" r:id="rId5jwwlhpov98tm4synrwvy">
+            <w:hyperlink w:history="1" r:id="rIdedoxppiyo3yyr9qyt1qxw">
               <w:r>
                 <w:rPr>
                   <w:rFonts w:ascii="Arial" w:cs="Arial" w:eastAsia="Arial" w:hAnsi="Arial"/>
@@ -3886,7 +3886,7 @@
               <w:spacing w:after="10" w:before="0"/>
               <w:ind w:left="120"/>
             </w:pPr>
-            <w:hyperlink w:history="1" r:id="rIdmj5pid_8wiizo8s1ymkr5">
+            <w:hyperlink w:history="1" r:id="rIdx5xybizf-ry4uolclhyos">
               <w:r>
                 <w:rPr>
                   <w:rFonts w:ascii="Arial" w:cs="Arial" w:eastAsia="Arial" w:hAnsi="Arial"/>
@@ -4113,7 +4113,7 @@
               <w:spacing w:after="10" w:before="0"/>
               <w:ind w:left="120"/>
             </w:pPr>
-            <w:hyperlink w:history="1" r:id="rIdz1m8vwmp4nnbkslaxorln">
+            <w:hyperlink w:history="1" r:id="rIdcvrsl-bdks_hyjrtgvp6h">
               <w:r>
                 <w:rPr>
                   <w:rFonts w:ascii="Arial" w:cs="Arial" w:eastAsia="Arial" w:hAnsi="Arial"/>
@@ -4190,7 +4190,7 @@
               <w:spacing w:after="10" w:before="0"/>
               <w:ind w:left="120"/>
             </w:pPr>
-            <w:hyperlink w:history="1" r:id="rIdtuwek_-soj4k4ejzagsy5">
+            <w:hyperlink w:history="1" r:id="rIdrnjojeglwfw9pm8toiywc">
               <w:r>
                 <w:rPr>
                   <w:rFonts w:ascii="Arial" w:cs="Arial" w:eastAsia="Arial" w:hAnsi="Arial"/>
@@ -4417,7 +4417,7 @@
               <w:spacing w:after="10" w:before="0"/>
               <w:ind w:left="120"/>
             </w:pPr>
-            <w:hyperlink w:history="1" r:id="rId3z3zpbzhdfdrdv9rgyt_f">
+            <w:hyperlink w:history="1" r:id="rIdbjfxpcbw4af8urrq_od_i">
               <w:r>
                 <w:rPr>
                   <w:rFonts w:ascii="Arial" w:cs="Arial" w:eastAsia="Arial" w:hAnsi="Arial"/>
@@ -4494,7 +4494,7 @@
               <w:spacing w:after="10" w:before="0"/>
               <w:ind w:left="120"/>
             </w:pPr>
-            <w:hyperlink w:history="1" r:id="rIdyro__7veoannhoea2itxp">
+            <w:hyperlink w:history="1" r:id="rIdp3zymrfu0qdyasy-uvybf">
               <w:r>
                 <w:rPr>
                   <w:rFonts w:ascii="Arial" w:cs="Arial" w:eastAsia="Arial" w:hAnsi="Arial"/>
@@ -4933,7 +4933,7 @@
                 <w:sz w:val="18"/>
                 <w:szCs w:val="18"/>
               </w:rPr>
-              <w:t xml:space="preserve">We learned that the type of nitrogenous waste an animal makes is linked to how much water is available to it: animals with plenty of water (freshwater fish) excrete toxic ammonia in dilute urine, while animals that must save water (insects and birds) excrete less toxic uric acid as a semi-solid paste, and marine fish and mammals make urea.</w:t>
+              <w:t xml:space="preserve">We learned that the type of nitrogenous waste an animal makes is linked to how much water is available to it: animals with plenty of water (freshwater fish) excrete toxic ammonia in dilute urine, while animals that must save water (insects and birds) excrete less toxic uric acid as a semi-solid paste, and marine cartilaginous fish (such as sharks) and mammals make urea.</w:t>
             </w:r>
           </w:p>
         </w:tc>
@@ -5021,7 +5021,7 @@
         </w:rPr>
         <w:t xml:space="preserve">© 2026 SeaVuria and ARES. Aligned with KICD objectives. Developed by SeaVuria; technical implementation by ARES (with AI assistance from Claude). Licensed under </w:t>
       </w:r>
-      <w:hyperlink w:history="1" r:id="rIdlwscrau2fzi9b-zxl0d_i">
+      <w:hyperlink w:history="1" r:id="rIdzba3mi-alvthpdn9nhfyc">
         <w:r>
           <w:rPr>
             <w:rFonts w:ascii="Arial" w:cs="Arial" w:eastAsia="Arial" w:hAnsi="Arial"/>
@@ -5042,7 +5042,7 @@
         </w:rPr>
         <w:t xml:space="preserve"> (</w:t>
       </w:r>
-      <w:hyperlink w:history="1" r:id="rIdxadpikegctdbbjl3cmnok">
+      <w:hyperlink w:history="1" r:id="rId_qp67qhyevfg59brgsofu">
         <w:r>
           <w:rPr>
             <w:rFonts w:ascii="Arial" w:cs="Arial" w:eastAsia="Arial" w:hAnsi="Arial"/>
@@ -6055,7 +6055,7 @@
             <w:pPr>
               <w:spacing w:after="20" w:before="0"/>
             </w:pPr>
-            <w:hyperlink w:history="1" r:id="rIdubie-pbsjcxwzouecel5f">
+            <w:hyperlink w:history="1" r:id="rIdbuojumooz_cn3c7qgdwrm">
               <w:r>
                 <w:rPr>
                   <w:rFonts w:ascii="Arial" w:cs="Arial" w:eastAsia="Arial" w:hAnsi="Arial"/>
@@ -6088,7 +6088,7 @@
               <w:spacing w:after="10" w:before="0"/>
               <w:ind w:left="120"/>
             </w:pPr>
-            <w:hyperlink w:history="1" r:id="rId300bbyq4sb5y-opz2rlbt">
+            <w:hyperlink w:history="1" r:id="rId89oxtdcqdxazm6wwpjolv">
               <w:r>
                 <w:rPr>
                   <w:rFonts w:ascii="Arial" w:cs="Arial" w:eastAsia="Arial" w:hAnsi="Arial"/>
@@ -6133,7 +6133,7 @@
             <w:pPr>
               <w:spacing w:after="20" w:before="0"/>
             </w:pPr>
-            <w:hyperlink w:history="1" r:id="rIdgbocthyhelvux-ztysxox">
+            <w:hyperlink w:history="1" r:id="rIdfwlohevq4eqpnubdgxwwc">
               <w:r>
                 <w:rPr>
                   <w:rFonts w:ascii="Arial" w:cs="Arial" w:eastAsia="Arial" w:hAnsi="Arial"/>
@@ -6166,7 +6166,7 @@
               <w:spacing w:after="10" w:before="0"/>
               <w:ind w:left="120"/>
             </w:pPr>
-            <w:hyperlink w:history="1" r:id="rIdj9e3qk4oc4h6h7xdmg6e9">
+            <w:hyperlink w:history="1" r:id="rId1ztccbwqe2nufcimzq9ty">
               <w:r>
                 <w:rPr>
                   <w:rFonts w:ascii="Arial" w:cs="Arial" w:eastAsia="Arial" w:hAnsi="Arial"/>
@@ -6361,7 +6361,7 @@
             <w:pPr>
               <w:spacing w:after="20" w:before="0"/>
             </w:pPr>
-            <w:hyperlink w:history="1" r:id="rId6xpyqh3sagdusvusietor">
+            <w:hyperlink w:history="1" r:id="rIdu1szgtlgxlyggcuof7fao">
               <w:r>
                 <w:rPr>
                   <w:rFonts w:ascii="Arial" w:cs="Arial" w:eastAsia="Arial" w:hAnsi="Arial"/>
@@ -6394,7 +6394,7 @@
               <w:spacing w:after="10" w:before="0"/>
               <w:ind w:left="120"/>
             </w:pPr>
-            <w:hyperlink w:history="1" r:id="rIdda738hmeexjw5jru2aftn">
+            <w:hyperlink w:history="1" r:id="rIdokzrmusbiiq6qda6ndagv">
               <w:r>
                 <w:rPr>
                   <w:rFonts w:ascii="Arial" w:cs="Arial" w:eastAsia="Arial" w:hAnsi="Arial"/>
@@ -6439,7 +6439,7 @@
             <w:pPr>
               <w:spacing w:after="20" w:before="0"/>
             </w:pPr>
-            <w:hyperlink w:history="1" r:id="rIdlwhkb9tzsm09ziy16dpxe">
+            <w:hyperlink w:history="1" r:id="rIdrq0il2uzxjt60mvdn_dxv">
               <w:r>
                 <w:rPr>
                   <w:rFonts w:ascii="Arial" w:cs="Arial" w:eastAsia="Arial" w:hAnsi="Arial"/>
@@ -6472,7 +6472,7 @@
               <w:spacing w:after="10" w:before="0"/>
               <w:ind w:left="120"/>
             </w:pPr>
-            <w:hyperlink w:history="1" r:id="rIdy77bviul6fuyeybaglga9">
+            <w:hyperlink w:history="1" r:id="rIdem0boy0hpqtcc3ompfs09">
               <w:r>
                 <w:rPr>
                   <w:rFonts w:ascii="Arial" w:cs="Arial" w:eastAsia="Arial" w:hAnsi="Arial"/>
@@ -6667,7 +6667,7 @@
             <w:pPr>
               <w:spacing w:after="20" w:before="0"/>
             </w:pPr>
-            <w:hyperlink w:history="1" r:id="rId8cgczxztwhnqgpna4gvij">
+            <w:hyperlink w:history="1" r:id="rIdwzyj23o8aodd9dwtctral">
               <w:r>
                 <w:rPr>
                   <w:rFonts w:ascii="Arial" w:cs="Arial" w:eastAsia="Arial" w:hAnsi="Arial"/>
@@ -6700,7 +6700,7 @@
               <w:spacing w:after="10" w:before="0"/>
               <w:ind w:left="120"/>
             </w:pPr>
-            <w:hyperlink w:history="1" r:id="rIdtpuuhjs-ecbyypql4xmra">
+            <w:hyperlink w:history="1" r:id="rIdjgictgzjrjbp0rcfomxyy">
               <w:r>
                 <w:rPr>
                   <w:rFonts w:ascii="Arial" w:cs="Arial" w:eastAsia="Arial" w:hAnsi="Arial"/>
@@ -6745,7 +6745,7 @@
             <w:pPr>
               <w:spacing w:after="20" w:before="0"/>
             </w:pPr>
-            <w:hyperlink w:history="1" r:id="rId29yeqa2exl0fygdrqztsz">
+            <w:hyperlink w:history="1" r:id="rIdqt_oa8xnsmom3gjj1pfht">
               <w:r>
                 <w:rPr>
                   <w:rFonts w:ascii="Arial" w:cs="Arial" w:eastAsia="Arial" w:hAnsi="Arial"/>
@@ -6794,7 +6794,7 @@
               <w:spacing w:after="10" w:before="0"/>
               <w:ind w:left="120"/>
             </w:pPr>
-            <w:hyperlink w:history="1" r:id="rIdvbgxcd-zev0y41v4niyfq">
+            <w:hyperlink w:history="1" r:id="rIdlamtni0o9dfodvzulpjjo">
               <w:r>
                 <w:rPr>
                   <w:rFonts w:ascii="Arial" w:cs="Arial" w:eastAsia="Arial" w:hAnsi="Arial"/>
@@ -6989,7 +6989,7 @@
             <w:pPr>
               <w:spacing w:after="20" w:before="0"/>
             </w:pPr>
-            <w:hyperlink w:history="1" r:id="rId0pjao4gqg8dujwiu_134l">
+            <w:hyperlink w:history="1" r:id="rId_y8-nflbnb7-0wfx4d7hh">
               <w:r>
                 <w:rPr>
                   <w:rFonts w:ascii="Arial" w:cs="Arial" w:eastAsia="Arial" w:hAnsi="Arial"/>
@@ -7022,7 +7022,7 @@
               <w:spacing w:after="10" w:before="0"/>
               <w:ind w:left="120"/>
             </w:pPr>
-            <w:hyperlink w:history="1" r:id="rIddxq_vlkrfh50x1akuhj92">
+            <w:hyperlink w:history="1" r:id="rIdszja_bet2l69unjyvkrqg">
               <w:r>
                 <w:rPr>
                   <w:rFonts w:ascii="Arial" w:cs="Arial" w:eastAsia="Arial" w:hAnsi="Arial"/>
@@ -7067,7 +7067,7 @@
             <w:pPr>
               <w:spacing w:after="20" w:before="0"/>
             </w:pPr>
-            <w:hyperlink w:history="1" r:id="rIdu86gqwzwsa97tmy_c_xpx">
+            <w:hyperlink w:history="1" r:id="rIdfv_hbt_2toacbyj2ttifu">
               <w:r>
                 <w:rPr>
                   <w:rFonts w:ascii="Arial" w:cs="Arial" w:eastAsia="Arial" w:hAnsi="Arial"/>
@@ -7116,7 +7116,7 @@
               <w:spacing w:after="10" w:before="0"/>
               <w:ind w:left="120"/>
             </w:pPr>
-            <w:hyperlink w:history="1" r:id="rId2ptsrt9ypxujqghngsmdk">
+            <w:hyperlink w:history="1" r:id="rIdqxkkajlrlncqsnlhshnac">
               <w:r>
                 <w:rPr>
                   <w:rFonts w:ascii="Arial" w:cs="Arial" w:eastAsia="Arial" w:hAnsi="Arial"/>
@@ -7311,7 +7311,7 @@
             <w:pPr>
               <w:spacing w:after="20" w:before="0"/>
             </w:pPr>
-            <w:hyperlink w:history="1" r:id="rIdc7obqhxy1d73sxiqblea2">
+            <w:hyperlink w:history="1" r:id="rIdxtqfboyhvb50hwob8rzlt">
               <w:r>
                 <w:rPr>
                   <w:rFonts w:ascii="Arial" w:cs="Arial" w:eastAsia="Arial" w:hAnsi="Arial"/>
@@ -7344,7 +7344,7 @@
               <w:spacing w:after="10" w:before="0"/>
               <w:ind w:left="120"/>
             </w:pPr>
-            <w:hyperlink w:history="1" r:id="rIdrd-s_jx1dmlgwtupglehr">
+            <w:hyperlink w:history="1" r:id="rId243bf4ls-e3b8rfus3kfz">
               <w:r>
                 <w:rPr>
                   <w:rFonts w:ascii="Arial" w:cs="Arial" w:eastAsia="Arial" w:hAnsi="Arial"/>
@@ -7389,7 +7389,7 @@
             <w:pPr>
               <w:spacing w:after="20" w:before="0"/>
             </w:pPr>
-            <w:hyperlink w:history="1" r:id="rIdm5jksbc3jzvedk69-xgil">
+            <w:hyperlink w:history="1" r:id="rIdbjq1ss1napqrbysgcxiej">
               <w:r>
                 <w:rPr>
                   <w:rFonts w:ascii="Arial" w:cs="Arial" w:eastAsia="Arial" w:hAnsi="Arial"/>
@@ -7438,7 +7438,7 @@
               <w:spacing w:after="10" w:before="0"/>
               <w:ind w:left="120"/>
             </w:pPr>
-            <w:hyperlink w:history="1" r:id="rId_no_sb2ys1zixph4ewjfi">
+            <w:hyperlink w:history="1" r:id="rIdhkmwiloees9ifbfkck5hi">
               <w:r>
                 <w:rPr>
                   <w:rFonts w:ascii="Arial" w:cs="Arial" w:eastAsia="Arial" w:hAnsi="Arial"/>
@@ -7950,7 +7950,7 @@
         </w:rPr>
         <w:t xml:space="preserve">© 2026 SeaVuria and ARES. Aligned with KICD objectives. Developed by SeaVuria; technical implementation by ARES (with AI assistance from Claude). Licensed under </w:t>
       </w:r>
-      <w:hyperlink w:history="1" r:id="rIdsyazjzf_3jkwpkuh8pbad">
+      <w:hyperlink w:history="1" r:id="rIdha5levhdzqnhtad0b01wu">
         <w:r>
           <w:rPr>
             <w:rFonts w:ascii="Arial" w:cs="Arial" w:eastAsia="Arial" w:hAnsi="Arial"/>
@@ -7971,7 +7971,7 @@
         </w:rPr>
         <w:t xml:space="preserve"> (</w:t>
       </w:r>
-      <w:hyperlink w:history="1" r:id="rIdhcahkyzcoccaiyy3lzrkl">
+      <w:hyperlink w:history="1" r:id="rIdy1qvbtddlbwnbt1c9nmtt">
         <w:r>
           <w:rPr>
             <w:rFonts w:ascii="Arial" w:cs="Arial" w:eastAsia="Arial" w:hAnsi="Arial"/>
@@ -8984,7 +8984,7 @@
             <w:pPr>
               <w:spacing w:after="20" w:before="0"/>
             </w:pPr>
-            <w:hyperlink w:history="1" r:id="rIddlghpiz3lg8xo9inu95uy">
+            <w:hyperlink w:history="1" r:id="rIdpixdi_hzgc8abcxdkzhme">
               <w:r>
                 <w:rPr>
                   <w:rFonts w:ascii="Arial" w:cs="Arial" w:eastAsia="Arial" w:hAnsi="Arial"/>
@@ -9017,7 +9017,7 @@
               <w:spacing w:after="10" w:before="0"/>
               <w:ind w:left="120"/>
             </w:pPr>
-            <w:hyperlink w:history="1" r:id="rIdb7us9itarg4r2ouaq-khk">
+            <w:hyperlink w:history="1" r:id="rIdo2k6y5-6jcslyudwxsrmp">
               <w:r>
                 <w:rPr>
                   <w:rFonts w:ascii="Arial" w:cs="Arial" w:eastAsia="Arial" w:hAnsi="Arial"/>
@@ -9079,7 +9079,7 @@
               <w:spacing w:after="10" w:before="0"/>
               <w:ind w:left="120"/>
             </w:pPr>
-            <w:hyperlink w:history="1" r:id="rId5o93rs-zfnzc_bxpnlxo3">
+            <w:hyperlink w:history="1" r:id="rId9xfrgdkkqgygfll4felmr">
               <w:r>
                 <w:rPr>
                   <w:rFonts w:ascii="Arial" w:cs="Arial" w:eastAsia="Arial" w:hAnsi="Arial"/>
@@ -9289,7 +9289,7 @@
             <w:pPr>
               <w:spacing w:after="20" w:before="0"/>
             </w:pPr>
-            <w:hyperlink w:history="1" r:id="rIdtqojv2tijioi1qarjmvjq">
+            <w:hyperlink w:history="1" r:id="rIdsrvlzlrfibitn_yxhplho">
               <w:r>
                 <w:rPr>
                   <w:rFonts w:ascii="Arial" w:cs="Arial" w:eastAsia="Arial" w:hAnsi="Arial"/>
@@ -9322,7 +9322,7 @@
               <w:spacing w:after="10" w:before="0"/>
               <w:ind w:left="120"/>
             </w:pPr>
-            <w:hyperlink w:history="1" r:id="rIdhjmx0haqjywjwasncmysp">
+            <w:hyperlink w:history="1" r:id="rIdk7fcpiadcpk5qwsha9xcm">
               <w:r>
                 <w:rPr>
                   <w:rFonts w:ascii="Arial" w:cs="Arial" w:eastAsia="Arial" w:hAnsi="Arial"/>
@@ -9384,7 +9384,7 @@
               <w:spacing w:after="10" w:before="0"/>
               <w:ind w:left="120"/>
             </w:pPr>
-            <w:hyperlink w:history="1" r:id="rIdxthi6eu2la-kctok-ycqg">
+            <w:hyperlink w:history="1" r:id="rIdergziqaqbb3xdtiztnma5">
               <w:r>
                 <w:rPr>
                   <w:rFonts w:ascii="Arial" w:cs="Arial" w:eastAsia="Arial" w:hAnsi="Arial"/>
@@ -9594,7 +9594,7 @@
             <w:pPr>
               <w:spacing w:after="20" w:before="0"/>
             </w:pPr>
-            <w:hyperlink w:history="1" r:id="rIdewr1kk8hna9sjtbp9ydca">
+            <w:hyperlink w:history="1" r:id="rIdpnssd4ckazqxiadl8ljn0">
               <w:r>
                 <w:rPr>
                   <w:rFonts w:ascii="Arial" w:cs="Arial" w:eastAsia="Arial" w:hAnsi="Arial"/>
@@ -9627,7 +9627,7 @@
               <w:spacing w:after="10" w:before="0"/>
               <w:ind w:left="120"/>
             </w:pPr>
-            <w:hyperlink w:history="1" r:id="rIdrdqzw4djjopniieuhjrsn">
+            <w:hyperlink w:history="1" r:id="rIdbo3ykugp1mexavzpmyns-">
               <w:r>
                 <w:rPr>
                   <w:rFonts w:ascii="Arial" w:cs="Arial" w:eastAsia="Arial" w:hAnsi="Arial"/>
@@ -9689,7 +9689,7 @@
               <w:spacing w:after="10" w:before="0"/>
               <w:ind w:left="120"/>
             </w:pPr>
-            <w:hyperlink w:history="1" r:id="rIdjjbhoacjti0stm_dmul6f">
+            <w:hyperlink w:history="1" r:id="rId1uq_4xsqjco6s59f-aywz">
               <w:r>
                 <w:rPr>
                   <w:rFonts w:ascii="Arial" w:cs="Arial" w:eastAsia="Arial" w:hAnsi="Arial"/>
@@ -9899,7 +9899,7 @@
             <w:pPr>
               <w:spacing w:after="20" w:before="0"/>
             </w:pPr>
-            <w:hyperlink w:history="1" r:id="rId0utl45lotdmgmmg-nuec7">
+            <w:hyperlink w:history="1" r:id="rIdnz_rqdlkrnr9cr34xt5zg">
               <w:r>
                 <w:rPr>
                   <w:rFonts w:ascii="Arial" w:cs="Arial" w:eastAsia="Arial" w:hAnsi="Arial"/>
@@ -9932,7 +9932,7 @@
               <w:spacing w:after="10" w:before="0"/>
               <w:ind w:left="120"/>
             </w:pPr>
-            <w:hyperlink w:history="1" r:id="rIdoreobdjgeyku7vzcttgo1">
+            <w:hyperlink w:history="1" r:id="rIdz1_mwzb8sn9mbt-4zuqlz">
               <w:r>
                 <w:rPr>
                   <w:rFonts w:ascii="Arial" w:cs="Arial" w:eastAsia="Arial" w:hAnsi="Arial"/>
@@ -9994,7 +9994,7 @@
               <w:spacing w:after="10" w:before="0"/>
               <w:ind w:left="120"/>
             </w:pPr>
-            <w:hyperlink w:history="1" r:id="rIdymucsuxri9fcm5dpfk2za">
+            <w:hyperlink w:history="1" r:id="rIdldtcm6tgxbcx31_z5cjvd">
               <w:r>
                 <w:rPr>
                   <w:rFonts w:ascii="Arial" w:cs="Arial" w:eastAsia="Arial" w:hAnsi="Arial"/>
@@ -10204,7 +10204,7 @@
             <w:pPr>
               <w:spacing w:after="20" w:before="0"/>
             </w:pPr>
-            <w:hyperlink w:history="1" r:id="rIdajzv1v4d-gyr4vgu_tfk6">
+            <w:hyperlink w:history="1" r:id="rIdp6qm4vpzx-d1_ucmjj74a">
               <w:r>
                 <w:rPr>
                   <w:rFonts w:ascii="Arial" w:cs="Arial" w:eastAsia="Arial" w:hAnsi="Arial"/>
@@ -10237,7 +10237,7 @@
               <w:spacing w:after="10" w:before="0"/>
               <w:ind w:left="120"/>
             </w:pPr>
-            <w:hyperlink w:history="1" r:id="rIdfhlng7bb09iq5bup4td6z">
+            <w:hyperlink w:history="1" r:id="rId0jzqxquu0hoxx35tovlsy">
               <w:r>
                 <w:rPr>
                   <w:rFonts w:ascii="Arial" w:cs="Arial" w:eastAsia="Arial" w:hAnsi="Arial"/>
@@ -10299,7 +10299,7 @@
               <w:spacing w:after="10" w:before="0"/>
               <w:ind w:left="120"/>
             </w:pPr>
-            <w:hyperlink w:history="1" r:id="rIdtdtw0zwooge-ru15wpkwc">
+            <w:hyperlink w:history="1" r:id="rIdh_id3bfml2z-tgjvsmyz3">
               <w:r>
                 <w:rPr>
                   <w:rFonts w:ascii="Arial" w:cs="Arial" w:eastAsia="Arial" w:hAnsi="Arial"/>
@@ -10826,7 +10826,7 @@
         </w:rPr>
         <w:t xml:space="preserve">© 2026 SeaVuria and ARES. Aligned with KICD objectives. Developed by SeaVuria; technical implementation by ARES (with AI assistance from Claude). Licensed under </w:t>
       </w:r>
-      <w:hyperlink w:history="1" r:id="rIdgvswogdokxnzeff9xtdvk">
+      <w:hyperlink w:history="1" r:id="rIduig4o2pi37hopmfci9ph1">
         <w:r>
           <w:rPr>
             <w:rFonts w:ascii="Arial" w:cs="Arial" w:eastAsia="Arial" w:hAnsi="Arial"/>
@@ -10847,7 +10847,7 @@
         </w:rPr>
         <w:t xml:space="preserve"> (</w:t>
       </w:r>
-      <w:hyperlink w:history="1" r:id="rIdyp5eo90h-c0j4knzmkfqb">
+      <w:hyperlink w:history="1" r:id="rIdnzcvykhbt-7fsdiba13ev">
         <w:r>
           <w:rPr>
             <w:rFonts w:ascii="Arial" w:cs="Arial" w:eastAsia="Arial" w:hAnsi="Arial"/>
@@ -11877,7 +11877,7 @@
               <w:spacing w:after="10" w:before="0"/>
               <w:ind w:left="120"/>
             </w:pPr>
-            <w:hyperlink w:history="1" r:id="rId30a3di4g65jyxow-yj3dd">
+            <w:hyperlink w:history="1" r:id="rId6n9kc2odb_ptbmowxvbpj">
               <w:r>
                 <w:rPr>
                   <w:rFonts w:ascii="Arial" w:cs="Arial" w:eastAsia="Arial" w:hAnsi="Arial"/>
@@ -11954,7 +11954,7 @@
               <w:spacing w:after="10" w:before="0"/>
               <w:ind w:left="120"/>
             </w:pPr>
-            <w:hyperlink w:history="1" r:id="rIde-gmqzzybeplxgr_mssin">
+            <w:hyperlink w:history="1" r:id="rIdsp8wzha9ngcwyevttzexa">
               <w:r>
                 <w:rPr>
                   <w:rFonts w:ascii="Arial" w:cs="Arial" w:eastAsia="Arial" w:hAnsi="Arial"/>
@@ -12181,7 +12181,7 @@
               <w:spacing w:after="10" w:before="0"/>
               <w:ind w:left="120"/>
             </w:pPr>
-            <w:hyperlink w:history="1" r:id="rIdyg-syqcjogr7dwo_ptyki">
+            <w:hyperlink w:history="1" r:id="rIdpxk1vmcdjuhrjnpsi3rwa">
               <w:r>
                 <w:rPr>
                   <w:rFonts w:ascii="Arial" w:cs="Arial" w:eastAsia="Arial" w:hAnsi="Arial"/>
@@ -12258,7 +12258,7 @@
               <w:spacing w:after="10" w:before="0"/>
               <w:ind w:left="120"/>
             </w:pPr>
-            <w:hyperlink w:history="1" r:id="rIdaqzyv5qch_wlwtlxuypnw">
+            <w:hyperlink w:history="1" r:id="rIdsrv5ib7pg3tolijgvl7jy">
               <w:r>
                 <w:rPr>
                   <w:rFonts w:ascii="Arial" w:cs="Arial" w:eastAsia="Arial" w:hAnsi="Arial"/>
@@ -12485,7 +12485,7 @@
               <w:spacing w:after="10" w:before="0"/>
               <w:ind w:left="120"/>
             </w:pPr>
-            <w:hyperlink w:history="1" r:id="rIdd6xt5rboaolwlz1txgtdv">
+            <w:hyperlink w:history="1" r:id="rIdywqion_r2o-9nhs8hufls">
               <w:r>
                 <w:rPr>
                   <w:rFonts w:ascii="Arial" w:cs="Arial" w:eastAsia="Arial" w:hAnsi="Arial"/>
@@ -12562,7 +12562,7 @@
               <w:spacing w:after="10" w:before="0"/>
               <w:ind w:left="120"/>
             </w:pPr>
-            <w:hyperlink w:history="1" r:id="rIdrhumwczpfoiyyo-vvklpm">
+            <w:hyperlink w:history="1" r:id="rId252w2gdbwz7ssued3ebnf">
               <w:r>
                 <w:rPr>
                   <w:rFonts w:ascii="Arial" w:cs="Arial" w:eastAsia="Arial" w:hAnsi="Arial"/>
@@ -12789,7 +12789,7 @@
               <w:spacing w:after="10" w:before="0"/>
               <w:ind w:left="120"/>
             </w:pPr>
-            <w:hyperlink w:history="1" r:id="rIdp_byzp22vvdtralhmntde">
+            <w:hyperlink w:history="1" r:id="rIdofwhsthyoscoiwbqx78cv">
               <w:r>
                 <w:rPr>
                   <w:rFonts w:ascii="Arial" w:cs="Arial" w:eastAsia="Arial" w:hAnsi="Arial"/>
@@ -12866,7 +12866,7 @@
               <w:spacing w:after="10" w:before="0"/>
               <w:ind w:left="120"/>
             </w:pPr>
-            <w:hyperlink w:history="1" r:id="rId9gd4iq9_up4jigoxs5v_w">
+            <w:hyperlink w:history="1" r:id="rIdzmwxuhruq71ti_sy31mkn">
               <w:r>
                 <w:rPr>
                   <w:rFonts w:ascii="Arial" w:cs="Arial" w:eastAsia="Arial" w:hAnsi="Arial"/>
@@ -13093,7 +13093,7 @@
               <w:spacing w:after="10" w:before="0"/>
               <w:ind w:left="120"/>
             </w:pPr>
-            <w:hyperlink w:history="1" r:id="rIduna4ejpdxixphjafqjxs_">
+            <w:hyperlink w:history="1" r:id="rIdzusl98vbwwz39du5pddtu">
               <w:r>
                 <w:rPr>
                   <w:rFonts w:ascii="Arial" w:cs="Arial" w:eastAsia="Arial" w:hAnsi="Arial"/>
@@ -13170,7 +13170,7 @@
               <w:spacing w:after="10" w:before="0"/>
               <w:ind w:left="120"/>
             </w:pPr>
-            <w:hyperlink w:history="1" r:id="rIdlclrcckepom15r7r3gnad">
+            <w:hyperlink w:history="1" r:id="rIddm6496mqf2dl1qz2nllxc">
               <w:r>
                 <w:rPr>
                   <w:rFonts w:ascii="Arial" w:cs="Arial" w:eastAsia="Arial" w:hAnsi="Arial"/>
@@ -13697,7 +13697,7 @@
         </w:rPr>
         <w:t xml:space="preserve">© 2026 SeaVuria and ARES. Aligned with KICD objectives. Developed by SeaVuria; technical implementation by ARES (with AI assistance from Claude). Licensed under </w:t>
       </w:r>
-      <w:hyperlink w:history="1" r:id="rIdslsrzs8pot1qyse6ldiwc">
+      <w:hyperlink w:history="1" r:id="rIdbjngh_qvvtjrfjsuwxau7">
         <w:r>
           <w:rPr>
             <w:rFonts w:ascii="Arial" w:cs="Arial" w:eastAsia="Arial" w:hAnsi="Arial"/>
@@ -13718,7 +13718,7 @@
         </w:rPr>
         <w:t xml:space="preserve"> (</w:t>
       </w:r>
-      <w:hyperlink w:history="1" r:id="rIdz7u0rmzlatrghu8kphqg9">
+      <w:hyperlink w:history="1" r:id="rIdbiisangqlziqzgohtzeft">
         <w:r>
           <w:rPr>
             <w:rFonts w:ascii="Arial" w:cs="Arial" w:eastAsia="Arial" w:hAnsi="Arial"/>
@@ -14731,7 +14731,7 @@
             <w:pPr>
               <w:spacing w:after="20" w:before="0"/>
             </w:pPr>
-            <w:hyperlink w:history="1" r:id="rIddmeg3ldqwuxtwrqhsihd4">
+            <w:hyperlink w:history="1" r:id="rIdl4wtwcybswwc5r54ltchq">
               <w:r>
                 <w:rPr>
                   <w:rFonts w:ascii="Arial" w:cs="Arial" w:eastAsia="Arial" w:hAnsi="Arial"/>
@@ -14780,7 +14780,7 @@
               <w:spacing w:after="10" w:before="0"/>
               <w:ind w:left="120"/>
             </w:pPr>
-            <w:hyperlink w:history="1" r:id="rIdcttxm1adzcboszv3aapau">
+            <w:hyperlink w:history="1" r:id="rIdgbnpgpchsvfuktfbup8wg">
               <w:r>
                 <w:rPr>
                   <w:rFonts w:ascii="Arial" w:cs="Arial" w:eastAsia="Arial" w:hAnsi="Arial"/>
@@ -14825,7 +14825,7 @@
             <w:pPr>
               <w:spacing w:after="20" w:before="0"/>
             </w:pPr>
-            <w:hyperlink w:history="1" r:id="rIdrqajjtucgberjagnscca3">
+            <w:hyperlink w:history="1" r:id="rIdjfc-ilh8r1ibjpfdmbcrh">
               <w:r>
                 <w:rPr>
                   <w:rFonts w:ascii="Arial" w:cs="Arial" w:eastAsia="Arial" w:hAnsi="Arial"/>
@@ -14874,7 +14874,7 @@
               <w:spacing w:after="10" w:before="0"/>
               <w:ind w:left="120"/>
             </w:pPr>
-            <w:hyperlink w:history="1" r:id="rId4xyd7k4vb74u44ccexefz">
+            <w:hyperlink w:history="1" r:id="rIdmjjddanq0hj_n4pgjcczi">
               <w:r>
                 <w:rPr>
                   <w:rFonts w:ascii="Arial" w:cs="Arial" w:eastAsia="Arial" w:hAnsi="Arial"/>
@@ -15069,7 +15069,7 @@
             <w:pPr>
               <w:spacing w:after="20" w:before="0"/>
             </w:pPr>
-            <w:hyperlink w:history="1" r:id="rIdi6qxmotjulgb-v02v6wna">
+            <w:hyperlink w:history="1" r:id="rIdwhxu7fe_rmamkagrmsfaz">
               <w:r>
                 <w:rPr>
                   <w:rFonts w:ascii="Arial" w:cs="Arial" w:eastAsia="Arial" w:hAnsi="Arial"/>
@@ -15118,7 +15118,7 @@
               <w:spacing w:after="10" w:before="0"/>
               <w:ind w:left="120"/>
             </w:pPr>
-            <w:hyperlink w:history="1" r:id="rId6mk8e7yfgwnkv2pts9rgh">
+            <w:hyperlink w:history="1" r:id="rId5l-lgmaywu7wo7hlhrvbp">
               <w:r>
                 <w:rPr>
                   <w:rFonts w:ascii="Arial" w:cs="Arial" w:eastAsia="Arial" w:hAnsi="Arial"/>
@@ -15163,7 +15163,7 @@
             <w:pPr>
               <w:spacing w:after="20" w:before="0"/>
             </w:pPr>
-            <w:hyperlink w:history="1" r:id="rIdsiuw9vxedv85qxfchqzkv">
+            <w:hyperlink w:history="1" r:id="rId37t6mf0rweaqoo2ab2wzd">
               <w:r>
                 <w:rPr>
                   <w:rFonts w:ascii="Arial" w:cs="Arial" w:eastAsia="Arial" w:hAnsi="Arial"/>
@@ -15212,7 +15212,7 @@
               <w:spacing w:after="10" w:before="0"/>
               <w:ind w:left="120"/>
             </w:pPr>
-            <w:hyperlink w:history="1" r:id="rIdt3iseydgvglfpxrgslyoe">
+            <w:hyperlink w:history="1" r:id="rIdaix82bnzo0oddd9q9dkql">
               <w:r>
                 <w:rPr>
                   <w:rFonts w:ascii="Arial" w:cs="Arial" w:eastAsia="Arial" w:hAnsi="Arial"/>
@@ -15407,7 +15407,7 @@
             <w:pPr>
               <w:spacing w:after="20" w:before="0"/>
             </w:pPr>
-            <w:hyperlink w:history="1" r:id="rIdrr3bnqjfxoab5eiesclak">
+            <w:hyperlink w:history="1" r:id="rIdfem3f3rmg5vsin5viycq_">
               <w:r>
                 <w:rPr>
                   <w:rFonts w:ascii="Arial" w:cs="Arial" w:eastAsia="Arial" w:hAnsi="Arial"/>
@@ -15456,7 +15456,7 @@
               <w:spacing w:after="10" w:before="0"/>
               <w:ind w:left="120"/>
             </w:pPr>
-            <w:hyperlink w:history="1" r:id="rIdlyxp3chzwomefzwwmomxk">
+            <w:hyperlink w:history="1" r:id="rIdyuho7wo3y-menoyqrbbm-">
               <w:r>
                 <w:rPr>
                   <w:rFonts w:ascii="Arial" w:cs="Arial" w:eastAsia="Arial" w:hAnsi="Arial"/>
@@ -15501,7 +15501,7 @@
             <w:pPr>
               <w:spacing w:after="20" w:before="0"/>
             </w:pPr>
-            <w:hyperlink w:history="1" r:id="rIdbch5sl27vmjb9sbu8wwrq">
+            <w:hyperlink w:history="1" r:id="rId6m7lywjlcptwyma5xytaj">
               <w:r>
                 <w:rPr>
                   <w:rFonts w:ascii="Arial" w:cs="Arial" w:eastAsia="Arial" w:hAnsi="Arial"/>
@@ -15550,7 +15550,7 @@
               <w:spacing w:after="10" w:before="0"/>
               <w:ind w:left="120"/>
             </w:pPr>
-            <w:hyperlink w:history="1" r:id="rIdkgj_oxzoelrkvmhajbx2g">
+            <w:hyperlink w:history="1" r:id="rIdsqak3bylmg5fq3eunzsra">
               <w:r>
                 <w:rPr>
                   <w:rFonts w:ascii="Arial" w:cs="Arial" w:eastAsia="Arial" w:hAnsi="Arial"/>
@@ -15745,7 +15745,7 @@
             <w:pPr>
               <w:spacing w:after="20" w:before="0"/>
             </w:pPr>
-            <w:hyperlink w:history="1" r:id="rIdnl953wwfwxs-bz0digpvq">
+            <w:hyperlink w:history="1" r:id="rIdb4wesdzigdmq5m-6bpori">
               <w:r>
                 <w:rPr>
                   <w:rFonts w:ascii="Arial" w:cs="Arial" w:eastAsia="Arial" w:hAnsi="Arial"/>
@@ -15794,7 +15794,7 @@
               <w:spacing w:after="10" w:before="0"/>
               <w:ind w:left="120"/>
             </w:pPr>
-            <w:hyperlink w:history="1" r:id="rIdyh2jdp5klesvs_7jgr7r8">
+            <w:hyperlink w:history="1" r:id="rIddenb9nibuveja-xobu5_m">
               <w:r>
                 <w:rPr>
                   <w:rFonts w:ascii="Arial" w:cs="Arial" w:eastAsia="Arial" w:hAnsi="Arial"/>
@@ -15839,7 +15839,7 @@
             <w:pPr>
               <w:spacing w:after="20" w:before="0"/>
             </w:pPr>
-            <w:hyperlink w:history="1" r:id="rIddsgjr-z_pgi-cxqilyyfz">
+            <w:hyperlink w:history="1" r:id="rId2mxncb7dtcuwbtaorpftn">
               <w:r>
                 <w:rPr>
                   <w:rFonts w:ascii="Arial" w:cs="Arial" w:eastAsia="Arial" w:hAnsi="Arial"/>
@@ -15888,7 +15888,7 @@
               <w:spacing w:after="10" w:before="0"/>
               <w:ind w:left="120"/>
             </w:pPr>
-            <w:hyperlink w:history="1" r:id="rIdzyoecszqrmb5tatopypun">
+            <w:hyperlink w:history="1" r:id="rIdkltkcxxxp0bc1muurryx0">
               <w:r>
                 <w:rPr>
                   <w:rFonts w:ascii="Arial" w:cs="Arial" w:eastAsia="Arial" w:hAnsi="Arial"/>
@@ -16083,7 +16083,7 @@
             <w:pPr>
               <w:spacing w:after="20" w:before="0"/>
             </w:pPr>
-            <w:hyperlink w:history="1" r:id="rIdn6pazlhzk-xrloiey7stb">
+            <w:hyperlink w:history="1" r:id="rId3k9a1jeterdeb4u30pr4d">
               <w:r>
                 <w:rPr>
                   <w:rFonts w:ascii="Arial" w:cs="Arial" w:eastAsia="Arial" w:hAnsi="Arial"/>
@@ -16132,7 +16132,7 @@
               <w:spacing w:after="10" w:before="0"/>
               <w:ind w:left="120"/>
             </w:pPr>
-            <w:hyperlink w:history="1" r:id="rId6hdib8cn1xadi6fkbdaje">
+            <w:hyperlink w:history="1" r:id="rIdsunodkwismqrayjcia7pz">
               <w:r>
                 <w:rPr>
                   <w:rFonts w:ascii="Arial" w:cs="Arial" w:eastAsia="Arial" w:hAnsi="Arial"/>
@@ -16177,7 +16177,7 @@
             <w:pPr>
               <w:spacing w:after="20" w:before="0"/>
             </w:pPr>
-            <w:hyperlink w:history="1" r:id="rIdsxjwilgb_qdesifxo5e-b">
+            <w:hyperlink w:history="1" r:id="rIdkbbwnhg6ujznkb2zv0okc">
               <w:r>
                 <w:rPr>
                   <w:rFonts w:ascii="Arial" w:cs="Arial" w:eastAsia="Arial" w:hAnsi="Arial"/>
@@ -16226,7 +16226,7 @@
               <w:spacing w:after="10" w:before="0"/>
               <w:ind w:left="120"/>
             </w:pPr>
-            <w:hyperlink w:history="1" r:id="rIdsbxzjpjjvo0mexcjufyeb">
+            <w:hyperlink w:history="1" r:id="rIdbjblxzpybpnlwqluojfff">
               <w:r>
                 <w:rPr>
                   <w:rFonts w:ascii="Arial" w:cs="Arial" w:eastAsia="Arial" w:hAnsi="Arial"/>
@@ -16738,7 +16738,7 @@
         </w:rPr>
         <w:t xml:space="preserve">© 2026 SeaVuria and ARES. Aligned with KICD objectives. Developed by SeaVuria; technical implementation by ARES (with AI assistance from Claude). Licensed under </w:t>
       </w:r>
-      <w:hyperlink w:history="1" r:id="rIdereo3-uxclcxz4z0tgit8">
+      <w:hyperlink w:history="1" r:id="rIdpha3ri4onfhzvuafaa_cr">
         <w:r>
           <w:rPr>
             <w:rFonts w:ascii="Arial" w:cs="Arial" w:eastAsia="Arial" w:hAnsi="Arial"/>
@@ -16759,7 +16759,7 @@
         </w:rPr>
         <w:t xml:space="preserve"> (</w:t>
       </w:r>
-      <w:hyperlink w:history="1" r:id="rIdojq5tqdogfbyg-mqkmbew">
+      <w:hyperlink w:history="1" r:id="rIdfoionjxqxilhc60pbzzzw">
         <w:r>
           <w:rPr>
             <w:rFonts w:ascii="Arial" w:cs="Arial" w:eastAsia="Arial" w:hAnsi="Arial"/>
@@ -17772,7 +17772,7 @@
             <w:pPr>
               <w:spacing w:after="20" w:before="0"/>
             </w:pPr>
-            <w:hyperlink w:history="1" r:id="rId5bnfzfjrzw-v21tlwplsg">
+            <w:hyperlink w:history="1" r:id="rIdcja1xn2ofcthbhuft8fq3">
               <w:r>
                 <w:rPr>
                   <w:rFonts w:ascii="Arial" w:cs="Arial" w:eastAsia="Arial" w:hAnsi="Arial"/>
@@ -17821,7 +17821,7 @@
               <w:spacing w:after="10" w:before="0"/>
               <w:ind w:left="120"/>
             </w:pPr>
-            <w:hyperlink w:history="1" r:id="rIdbrqbe6km_g5gqvgj8on6l">
+            <w:hyperlink w:history="1" r:id="rIdra_0zcclvo-657ppszovx">
               <w:r>
                 <w:rPr>
                   <w:rFonts w:ascii="Arial" w:cs="Arial" w:eastAsia="Arial" w:hAnsi="Arial"/>
@@ -17866,7 +17866,7 @@
             <w:pPr>
               <w:spacing w:after="20" w:before="0"/>
             </w:pPr>
-            <w:hyperlink w:history="1" r:id="rIdvkc6cylgtbxp0b9ooie8u">
+            <w:hyperlink w:history="1" r:id="rIdfd-nrb2nintyp9ixpacjs">
               <w:r>
                 <w:rPr>
                   <w:rFonts w:ascii="Arial" w:cs="Arial" w:eastAsia="Arial" w:hAnsi="Arial"/>
@@ -17899,7 +17899,7 @@
               <w:spacing w:after="10" w:before="0"/>
               <w:ind w:left="120"/>
             </w:pPr>
-            <w:hyperlink w:history="1" r:id="rId9dwljcuolgkzriollyzsm">
+            <w:hyperlink w:history="1" r:id="rIdvq20lyuedo6hx6hrih74t">
               <w:r>
                 <w:rPr>
                   <w:rFonts w:ascii="Arial" w:cs="Arial" w:eastAsia="Arial" w:hAnsi="Arial"/>
@@ -18094,7 +18094,7 @@
             <w:pPr>
               <w:spacing w:after="20" w:before="0"/>
             </w:pPr>
-            <w:hyperlink w:history="1" r:id="rIdhirgr9qqqozlvcjvxkx65">
+            <w:hyperlink w:history="1" r:id="rIdqcyld-7tzb2jkvar2bsha">
               <w:r>
                 <w:rPr>
                   <w:rFonts w:ascii="Arial" w:cs="Arial" w:eastAsia="Arial" w:hAnsi="Arial"/>
@@ -18143,7 +18143,7 @@
               <w:spacing w:after="10" w:before="0"/>
               <w:ind w:left="120"/>
             </w:pPr>
-            <w:hyperlink w:history="1" r:id="rId5lat5clv6ydil5svqm9u3">
+            <w:hyperlink w:history="1" r:id="rIdd-dp54dz9nfb-nouqrmni">
               <w:r>
                 <w:rPr>
                   <w:rFonts w:ascii="Arial" w:cs="Arial" w:eastAsia="Arial" w:hAnsi="Arial"/>
@@ -18188,7 +18188,7 @@
             <w:pPr>
               <w:spacing w:after="20" w:before="0"/>
             </w:pPr>
-            <w:hyperlink w:history="1" r:id="rIdm4f1l-nxexb9kaxdtfssh">
+            <w:hyperlink w:history="1" r:id="rIdmxqdd7jn1lncxdmxsajiv">
               <w:r>
                 <w:rPr>
                   <w:rFonts w:ascii="Arial" w:cs="Arial" w:eastAsia="Arial" w:hAnsi="Arial"/>
@@ -18221,7 +18221,7 @@
               <w:spacing w:after="10" w:before="0"/>
               <w:ind w:left="120"/>
             </w:pPr>
-            <w:hyperlink w:history="1" r:id="rIdvipkvhwu6m1-ju5_w_oqo">
+            <w:hyperlink w:history="1" r:id="rIdx-w57zppp1cpu07ntc-wt">
               <w:r>
                 <w:rPr>
                   <w:rFonts w:ascii="Arial" w:cs="Arial" w:eastAsia="Arial" w:hAnsi="Arial"/>
@@ -18416,7 +18416,7 @@
             <w:pPr>
               <w:spacing w:after="20" w:before="0"/>
             </w:pPr>
-            <w:hyperlink w:history="1" r:id="rId78lbu1qpvim560mj0yqd2">
+            <w:hyperlink w:history="1" r:id="rIdheffd3ip4yju249g6jqpy">
               <w:r>
                 <w:rPr>
                   <w:rFonts w:ascii="Arial" w:cs="Arial" w:eastAsia="Arial" w:hAnsi="Arial"/>
@@ -18465,7 +18465,7 @@
               <w:spacing w:after="10" w:before="0"/>
               <w:ind w:left="120"/>
             </w:pPr>
-            <w:hyperlink w:history="1" r:id="rIdy2phvfuiobf5nrilrnh3w">
+            <w:hyperlink w:history="1" r:id="rId5d49rgn-vciavty-lkseb">
               <w:r>
                 <w:rPr>
                   <w:rFonts w:ascii="Arial" w:cs="Arial" w:eastAsia="Arial" w:hAnsi="Arial"/>
@@ -18510,7 +18510,7 @@
             <w:pPr>
               <w:spacing w:after="20" w:before="0"/>
             </w:pPr>
-            <w:hyperlink w:history="1" r:id="rIdbdekiwtjourikv7jmke7r">
+            <w:hyperlink w:history="1" r:id="rIdtljinskfbd6zxemtykqb2">
               <w:r>
                 <w:rPr>
                   <w:rFonts w:ascii="Arial" w:cs="Arial" w:eastAsia="Arial" w:hAnsi="Arial"/>
@@ -18543,7 +18543,7 @@
               <w:spacing w:after="10" w:before="0"/>
               <w:ind w:left="120"/>
             </w:pPr>
-            <w:hyperlink w:history="1" r:id="rId7igkvgmjavi8dplgki9ho">
+            <w:hyperlink w:history="1" r:id="rId-beowcijducmcywypzids">
               <w:r>
                 <w:rPr>
                   <w:rFonts w:ascii="Arial" w:cs="Arial" w:eastAsia="Arial" w:hAnsi="Arial"/>
@@ -18738,7 +18738,7 @@
             <w:pPr>
               <w:spacing w:after="20" w:before="0"/>
             </w:pPr>
-            <w:hyperlink w:history="1" r:id="rIdzlk7pi-vtbp7jd8fojne9">
+            <w:hyperlink w:history="1" r:id="rId8ibthrn5ypjfzx2oaco8x">
               <w:r>
                 <w:rPr>
                   <w:rFonts w:ascii="Arial" w:cs="Arial" w:eastAsia="Arial" w:hAnsi="Arial"/>
@@ -18787,7 +18787,7 @@
               <w:spacing w:after="10" w:before="0"/>
               <w:ind w:left="120"/>
             </w:pPr>
-            <w:hyperlink w:history="1" r:id="rId_bw8ycqdezu5c8rwbgukt">
+            <w:hyperlink w:history="1" r:id="rIdzljw6u0s41yu2s0fwoqws">
               <w:r>
                 <w:rPr>
                   <w:rFonts w:ascii="Arial" w:cs="Arial" w:eastAsia="Arial" w:hAnsi="Arial"/>
@@ -18832,7 +18832,7 @@
             <w:pPr>
               <w:spacing w:after="20" w:before="0"/>
             </w:pPr>
-            <w:hyperlink w:history="1" r:id="rIdmzct4aziw27awlcoi2-hh">
+            <w:hyperlink w:history="1" r:id="rIdcqf5kleiifilxvv6yrmk-">
               <w:r>
                 <w:rPr>
                   <w:rFonts w:ascii="Arial" w:cs="Arial" w:eastAsia="Arial" w:hAnsi="Arial"/>
@@ -18865,7 +18865,7 @@
               <w:spacing w:after="10" w:before="0"/>
               <w:ind w:left="120"/>
             </w:pPr>
-            <w:hyperlink w:history="1" r:id="rIdxkqx4tf_yj1nm_iyfgocu">
+            <w:hyperlink w:history="1" r:id="rIdrmufeyrwxzpeczouw1pbi">
               <w:r>
                 <w:rPr>
                   <w:rFonts w:ascii="Arial" w:cs="Arial" w:eastAsia="Arial" w:hAnsi="Arial"/>
@@ -19060,7 +19060,7 @@
             <w:pPr>
               <w:spacing w:after="20" w:before="0"/>
             </w:pPr>
-            <w:hyperlink w:history="1" r:id="rIdaba-a4bismdxezbvfdmxh">
+            <w:hyperlink w:history="1" r:id="rIdo4yv5p3qq3rilfc0wto3k">
               <w:r>
                 <w:rPr>
                   <w:rFonts w:ascii="Arial" w:cs="Arial" w:eastAsia="Arial" w:hAnsi="Arial"/>
@@ -19109,7 +19109,7 @@
               <w:spacing w:after="10" w:before="0"/>
               <w:ind w:left="120"/>
             </w:pPr>
-            <w:hyperlink w:history="1" r:id="rIdzdts_uy7n4j1hz_zcbzeb">
+            <w:hyperlink w:history="1" r:id="rIdfzl68hsn9_sqq1sfj9nlq">
               <w:r>
                 <w:rPr>
                   <w:rFonts w:ascii="Arial" w:cs="Arial" w:eastAsia="Arial" w:hAnsi="Arial"/>
@@ -19154,7 +19154,7 @@
             <w:pPr>
               <w:spacing w:after="20" w:before="0"/>
             </w:pPr>
-            <w:hyperlink w:history="1" r:id="rIdfsfadqm3kr9xzklupls0t">
+            <w:hyperlink w:history="1" r:id="rIdu4misyeuflh-x45qhshaj">
               <w:r>
                 <w:rPr>
                   <w:rFonts w:ascii="Arial" w:cs="Arial" w:eastAsia="Arial" w:hAnsi="Arial"/>
@@ -19187,7 +19187,7 @@
               <w:spacing w:after="10" w:before="0"/>
               <w:ind w:left="120"/>
             </w:pPr>
-            <w:hyperlink w:history="1" r:id="rIdeh7limyei3aipys_k5zvg">
+            <w:hyperlink w:history="1" r:id="rIddoyoz3oeejmjp3grxo4pc">
               <w:r>
                 <w:rPr>
                   <w:rFonts w:ascii="Arial" w:cs="Arial" w:eastAsia="Arial" w:hAnsi="Arial"/>
@@ -19699,7 +19699,7 @@
         </w:rPr>
         <w:t xml:space="preserve">© 2026 SeaVuria and ARES. Aligned with KICD objectives. Developed by SeaVuria; technical implementation by ARES (with AI assistance from Claude). Licensed under </w:t>
       </w:r>
-      <w:hyperlink w:history="1" r:id="rIde7_cz5qnvdlrdqbf6wg7k">
+      <w:hyperlink w:history="1" r:id="rIdo3yqi3zst37lth7mb9s7i">
         <w:r>
           <w:rPr>
             <w:rFonts w:ascii="Arial" w:cs="Arial" w:eastAsia="Arial" w:hAnsi="Arial"/>
@@ -19720,7 +19720,7 @@
         </w:rPr>
         <w:t xml:space="preserve"> (</w:t>
       </w:r>
-      <w:hyperlink w:history="1" r:id="rIdkema5_js39hovstspxxpz">
+      <w:hyperlink w:history="1" r:id="rIdy7ggnyf1blbwsg4clpzny">
         <w:r>
           <w:rPr>
             <w:rFonts w:ascii="Arial" w:cs="Arial" w:eastAsia="Arial" w:hAnsi="Arial"/>
@@ -20733,7 +20733,7 @@
             <w:pPr>
               <w:spacing w:after="20" w:before="0"/>
             </w:pPr>
-            <w:hyperlink w:history="1" r:id="rIdgzfzx5gvhrf19wacd0tvn">
+            <w:hyperlink w:history="1" r:id="rIdltpwiq0t9gay0comskz9r">
               <w:r>
                 <w:rPr>
                   <w:rFonts w:ascii="Arial" w:cs="Arial" w:eastAsia="Arial" w:hAnsi="Arial"/>
@@ -20766,7 +20766,7 @@
               <w:spacing w:after="10" w:before="0"/>
               <w:ind w:left="120"/>
             </w:pPr>
-            <w:hyperlink w:history="1" r:id="rIdebqhgtyridyogvmgdu840">
+            <w:hyperlink w:history="1" r:id="rId0dmefn394ykdhpwsstsm1">
               <w:r>
                 <w:rPr>
                   <w:rFonts w:ascii="Arial" w:cs="Arial" w:eastAsia="Arial" w:hAnsi="Arial"/>
@@ -20811,7 +20811,7 @@
             <w:pPr>
               <w:spacing w:after="20" w:before="0"/>
             </w:pPr>
-            <w:hyperlink w:history="1" r:id="rIdcspuw_3nc2rp-uwb0v0mf">
+            <w:hyperlink w:history="1" r:id="rIdxwlp0lvkcjaedeefwnppt">
               <w:r>
                 <w:rPr>
                   <w:rFonts w:ascii="Arial" w:cs="Arial" w:eastAsia="Arial" w:hAnsi="Arial"/>
@@ -20844,7 +20844,7 @@
               <w:spacing w:after="10" w:before="0"/>
               <w:ind w:left="120"/>
             </w:pPr>
-            <w:hyperlink w:history="1" r:id="rIdl8nmkroti2j5wf9gi2yro">
+            <w:hyperlink w:history="1" r:id="rIdpqe1h28tkjcmr3dghvy1d">
               <w:r>
                 <w:rPr>
                   <w:rFonts w:ascii="Arial" w:cs="Arial" w:eastAsia="Arial" w:hAnsi="Arial"/>
@@ -21039,7 +21039,7 @@
             <w:pPr>
               <w:spacing w:after="20" w:before="0"/>
             </w:pPr>
-            <w:hyperlink w:history="1" r:id="rIdt8nfcuzj2zeo4pvf6cotq">
+            <w:hyperlink w:history="1" r:id="rIdth55o3hflds4k8zfpcs0q">
               <w:r>
                 <w:rPr>
                   <w:rFonts w:ascii="Arial" w:cs="Arial" w:eastAsia="Arial" w:hAnsi="Arial"/>
@@ -21072,7 +21072,7 @@
               <w:spacing w:after="10" w:before="0"/>
               <w:ind w:left="120"/>
             </w:pPr>
-            <w:hyperlink w:history="1" r:id="rIdywwomp3lz3sifbxinhinp">
+            <w:hyperlink w:history="1" r:id="rIdjh_ficofhgi6lvbbp5mfs">
               <w:r>
                 <w:rPr>
                   <w:rFonts w:ascii="Arial" w:cs="Arial" w:eastAsia="Arial" w:hAnsi="Arial"/>
@@ -21117,7 +21117,7 @@
             <w:pPr>
               <w:spacing w:after="20" w:before="0"/>
             </w:pPr>
-            <w:hyperlink w:history="1" r:id="rIdpcx9rpxz46shvb0prvk0o">
+            <w:hyperlink w:history="1" r:id="rId8bqodfkppuwyfih4bcpz0">
               <w:r>
                 <w:rPr>
                   <w:rFonts w:ascii="Arial" w:cs="Arial" w:eastAsia="Arial" w:hAnsi="Arial"/>
@@ -21150,7 +21150,7 @@
               <w:spacing w:after="10" w:before="0"/>
               <w:ind w:left="120"/>
             </w:pPr>
-            <w:hyperlink w:history="1" r:id="rIdmysxr-c8aipam0hbu52bx">
+            <w:hyperlink w:history="1" r:id="rIdwuv_x5w5goaheqhw5hzfv">
               <w:r>
                 <w:rPr>
                   <w:rFonts w:ascii="Arial" w:cs="Arial" w:eastAsia="Arial" w:hAnsi="Arial"/>
@@ -21345,7 +21345,7 @@
             <w:pPr>
               <w:spacing w:after="20" w:before="0"/>
             </w:pPr>
-            <w:hyperlink w:history="1" r:id="rId1dxiy1u47qjoj5uibbwqi">
+            <w:hyperlink w:history="1" r:id="rIdjvjwxzzz3f0rjfuiws0w0">
               <w:r>
                 <w:rPr>
                   <w:rFonts w:ascii="Arial" w:cs="Arial" w:eastAsia="Arial" w:hAnsi="Arial"/>
@@ -21394,7 +21394,7 @@
               <w:spacing w:after="10" w:before="0"/>
               <w:ind w:left="120"/>
             </w:pPr>
-            <w:hyperlink w:history="1" r:id="rIdgchpnrrygv9tetkhrs9gj">
+            <w:hyperlink w:history="1" r:id="rIdsio3g7prrbyqfrtdnm4c8">
               <w:r>
                 <w:rPr>
                   <w:rFonts w:ascii="Arial" w:cs="Arial" w:eastAsia="Arial" w:hAnsi="Arial"/>
@@ -21439,7 +21439,7 @@
             <w:pPr>
               <w:spacing w:after="20" w:before="0"/>
             </w:pPr>
-            <w:hyperlink w:history="1" r:id="rId31bqnoa_qjhblrboyysts">
+            <w:hyperlink w:history="1" r:id="rId6flxcuvjucppqzstfgzze">
               <w:r>
                 <w:rPr>
                   <w:rFonts w:ascii="Arial" w:cs="Arial" w:eastAsia="Arial" w:hAnsi="Arial"/>
@@ -21472,7 +21472,7 @@
               <w:spacing w:after="10" w:before="0"/>
               <w:ind w:left="120"/>
             </w:pPr>
-            <w:hyperlink w:history="1" r:id="rIdl5rrebzlc-zcfdb6xysrj">
+            <w:hyperlink w:history="1" r:id="rIdinmhkwts0aqzcfnlczz45">
               <w:r>
                 <w:rPr>
                   <w:rFonts w:ascii="Arial" w:cs="Arial" w:eastAsia="Arial" w:hAnsi="Arial"/>
@@ -21667,7 +21667,7 @@
             <w:pPr>
               <w:spacing w:after="20" w:before="0"/>
             </w:pPr>
-            <w:hyperlink w:history="1" r:id="rId3krr13uxkmnayqocibunl">
+            <w:hyperlink w:history="1" r:id="rId81fre0i3fbn-cracdponj">
               <w:r>
                 <w:rPr>
                   <w:rFonts w:ascii="Arial" w:cs="Arial" w:eastAsia="Arial" w:hAnsi="Arial"/>
@@ -21716,7 +21716,7 @@
               <w:spacing w:after="10" w:before="0"/>
               <w:ind w:left="120"/>
             </w:pPr>
-            <w:hyperlink w:history="1" r:id="rIdhh13edigfibtf8hrv66mr">
+            <w:hyperlink w:history="1" r:id="rIdsj5eowfybkxwzaa37dvar">
               <w:r>
                 <w:rPr>
                   <w:rFonts w:ascii="Arial" w:cs="Arial" w:eastAsia="Arial" w:hAnsi="Arial"/>
@@ -21761,7 +21761,7 @@
             <w:pPr>
               <w:spacing w:after="20" w:before="0"/>
             </w:pPr>
-            <w:hyperlink w:history="1" r:id="rIdy_3e2qlhbmy6xctqooldc">
+            <w:hyperlink w:history="1" r:id="rIdrujhuorh1e1nzbns9dapi">
               <w:r>
                 <w:rPr>
                   <w:rFonts w:ascii="Arial" w:cs="Arial" w:eastAsia="Arial" w:hAnsi="Arial"/>
@@ -21794,7 +21794,7 @@
               <w:spacing w:after="10" w:before="0"/>
               <w:ind w:left="120"/>
             </w:pPr>
-            <w:hyperlink w:history="1" r:id="rId2xyboxpeul4jilaw62ntf">
+            <w:hyperlink w:history="1" r:id="rIdrxzedcesxosbaab7idudl">
               <w:r>
                 <w:rPr>
                   <w:rFonts w:ascii="Arial" w:cs="Arial" w:eastAsia="Arial" w:hAnsi="Arial"/>
@@ -21989,7 +21989,7 @@
             <w:pPr>
               <w:spacing w:after="20" w:before="0"/>
             </w:pPr>
-            <w:hyperlink w:history="1" r:id="rIdnuhbl8xuli7wu3lfvesmh">
+            <w:hyperlink w:history="1" r:id="rIdegs2pcaptlmnezi2q85rp">
               <w:r>
                 <w:rPr>
                   <w:rFonts w:ascii="Arial" w:cs="Arial" w:eastAsia="Arial" w:hAnsi="Arial"/>
@@ -22022,7 +22022,7 @@
               <w:spacing w:after="10" w:before="0"/>
               <w:ind w:left="120"/>
             </w:pPr>
-            <w:hyperlink w:history="1" r:id="rIdemqvb_ptiteiiafiwcfoe">
+            <w:hyperlink w:history="1" r:id="rId3j9ajbb8za8gtmolb0fmw">
               <w:r>
                 <w:rPr>
                   <w:rFonts w:ascii="Arial" w:cs="Arial" w:eastAsia="Arial" w:hAnsi="Arial"/>
@@ -22067,7 +22067,7 @@
             <w:pPr>
               <w:spacing w:after="20" w:before="0"/>
             </w:pPr>
-            <w:hyperlink w:history="1" r:id="rIdj7ohbjfb-ygsa77ctqfiz">
+            <w:hyperlink w:history="1" r:id="rIdxqz9glctz5-qxqmk7worw">
               <w:r>
                 <w:rPr>
                   <w:rFonts w:ascii="Arial" w:cs="Arial" w:eastAsia="Arial" w:hAnsi="Arial"/>
@@ -22100,7 +22100,7 @@
               <w:spacing w:after="10" w:before="0"/>
               <w:ind w:left="120"/>
             </w:pPr>
-            <w:hyperlink w:history="1" r:id="rIdmf9vca295tbrm0t4nljhi">
+            <w:hyperlink w:history="1" r:id="rIdyxje9m8yhdamd8z8cjqou">
               <w:r>
                 <w:rPr>
                   <w:rFonts w:ascii="Arial" w:cs="Arial" w:eastAsia="Arial" w:hAnsi="Arial"/>
@@ -22612,7 +22612,7 @@
         </w:rPr>
         <w:t xml:space="preserve">© 2026 SeaVuria and ARES. Aligned with KICD objectives. Developed by SeaVuria; technical implementation by ARES (with AI assistance from Claude). Licensed under </w:t>
       </w:r>
-      <w:hyperlink w:history="1" r:id="rIdicfxdoaajhljadla1eeen">
+      <w:hyperlink w:history="1" r:id="rIdijo5j9mknrshoek8cyjai">
         <w:r>
           <w:rPr>
             <w:rFonts w:ascii="Arial" w:cs="Arial" w:eastAsia="Arial" w:hAnsi="Arial"/>
@@ -22633,7 +22633,7 @@
         </w:rPr>
         <w:t xml:space="preserve"> (</w:t>
       </w:r>
-      <w:hyperlink w:history="1" r:id="rIdicm3nmq9pkz20-baxpmv4">
+      <w:hyperlink w:history="1" r:id="rId0jhsgwb4h8oyra2hfieml">
         <w:r>
           <w:rPr>
             <w:rFonts w:ascii="Arial" w:cs="Arial" w:eastAsia="Arial" w:hAnsi="Arial"/>

--- a/data/outputs/v2/Grade11/Biology/Lesson_Plans/SS3.3_Excretion_and_Homeostasis_in_Animals/Biology_Excretion_and_Homeostasis_in_Animals_CBE_LessonSequence.docx
+++ b/data/outputs/v2/Grade11/Biology/Lesson_Plans/SS3.3_Excretion_and_Homeostasis_in_Animals/Biology_Excretion_and_Homeostasis_in_Animals_CBE_LessonSequence.docx
@@ -2132,7 +2132,7 @@
         </w:rPr>
         <w:t xml:space="preserve">© 2026 SeaVuria and ARES. This work is licensed under a </w:t>
       </w:r>
-      <w:hyperlink w:history="1" r:id="rIdxunbe-al5kmcjo9kvfqsq">
+      <w:hyperlink w:history="1" r:id="rIdnhtzy7r1at5v2ej7xycdw">
         <w:r>
           <w:rPr>
             <w:rFonts w:ascii="Arial" w:cs="Arial" w:eastAsia="Arial" w:hAnsi="Arial"/>
@@ -2152,7 +2152,7 @@
         </w:rPr>
         <w:t xml:space="preserve"> (</w:t>
       </w:r>
-      <w:hyperlink w:history="1" r:id="rIdvfyjhhcsiqfpmtkzegyt_">
+      <w:hyperlink w:history="1" r:id="rIdbmlzytmhfrjtorrefitwo">
         <w:r>
           <w:rPr>
             <w:rFonts w:ascii="Arial" w:cs="Arial" w:eastAsia="Arial" w:hAnsi="Arial"/>
@@ -2172,7 +2172,7 @@
         </w:rPr>
         <w:t xml:space="preserve">). To view a copy of this license, visit </w:t>
       </w:r>
-      <w:hyperlink w:history="1" r:id="rId8dozntpsjw9prpxcxtqaa">
+      <w:hyperlink w:history="1" r:id="rIdmdty3giezh94ugrlstxsr">
         <w:r>
           <w:rPr>
             <w:rFonts w:ascii="Arial" w:cs="Arial" w:eastAsia="Arial" w:hAnsi="Arial"/>
@@ -3201,7 +3201,7 @@
               <w:spacing w:after="10" w:before="0"/>
               <w:ind w:left="120"/>
             </w:pPr>
-            <w:hyperlink w:history="1" r:id="rIdsxtptq-ncmojha0p0clng">
+            <w:hyperlink w:history="1" r:id="rId2betagbu6-keykxx2dmre">
               <w:r>
                 <w:rPr>
                   <w:rFonts w:ascii="Arial" w:cs="Arial" w:eastAsia="Arial" w:hAnsi="Arial"/>
@@ -3278,7 +3278,7 @@
               <w:spacing w:after="10" w:before="0"/>
               <w:ind w:left="120"/>
             </w:pPr>
-            <w:hyperlink w:history="1" r:id="rId-la10ixhpfyqvonfcqquc">
+            <w:hyperlink w:history="1" r:id="rIdxusyxeajwj9hrxr2tktz5">
               <w:r>
                 <w:rPr>
                   <w:rFonts w:ascii="Arial" w:cs="Arial" w:eastAsia="Arial" w:hAnsi="Arial"/>
@@ -3505,7 +3505,7 @@
               <w:spacing w:after="10" w:before="0"/>
               <w:ind w:left="120"/>
             </w:pPr>
-            <w:hyperlink w:history="1" r:id="rIdjgyn10patq1_lno1a5f2v">
+            <w:hyperlink w:history="1" r:id="rIdp2yswvf4uacpv9xqv3wjx">
               <w:r>
                 <w:rPr>
                   <w:rFonts w:ascii="Arial" w:cs="Arial" w:eastAsia="Arial" w:hAnsi="Arial"/>
@@ -3582,7 +3582,7 @@
               <w:spacing w:after="10" w:before="0"/>
               <w:ind w:left="120"/>
             </w:pPr>
-            <w:hyperlink w:history="1" r:id="rIdq1ciwjfmauadiaewxlpbi">
+            <w:hyperlink w:history="1" r:id="rId4dfco1aj-lwui5aacsj0h">
               <w:r>
                 <w:rPr>
                   <w:rFonts w:ascii="Arial" w:cs="Arial" w:eastAsia="Arial" w:hAnsi="Arial"/>
@@ -3809,7 +3809,7 @@
               <w:spacing w:after="10" w:before="0"/>
               <w:ind w:left="120"/>
             </w:pPr>
-            <w:hyperlink w:history="1" r:id="rIdedoxppiyo3yyr9qyt1qxw">
+            <w:hyperlink w:history="1" r:id="rIdi6qent7a06-jxwifvoqbv">
               <w:r>
                 <w:rPr>
                   <w:rFonts w:ascii="Arial" w:cs="Arial" w:eastAsia="Arial" w:hAnsi="Arial"/>
@@ -3886,7 +3886,7 @@
               <w:spacing w:after="10" w:before="0"/>
               <w:ind w:left="120"/>
             </w:pPr>
-            <w:hyperlink w:history="1" r:id="rIdx5xybizf-ry4uolclhyos">
+            <w:hyperlink w:history="1" r:id="rIdiebxa9iaak7xr_opky06q">
               <w:r>
                 <w:rPr>
                   <w:rFonts w:ascii="Arial" w:cs="Arial" w:eastAsia="Arial" w:hAnsi="Arial"/>
@@ -4113,7 +4113,7 @@
               <w:spacing w:after="10" w:before="0"/>
               <w:ind w:left="120"/>
             </w:pPr>
-            <w:hyperlink w:history="1" r:id="rIdcvrsl-bdks_hyjrtgvp6h">
+            <w:hyperlink w:history="1" r:id="rIdbwqpkpflk_2tah6nddttq">
               <w:r>
                 <w:rPr>
                   <w:rFonts w:ascii="Arial" w:cs="Arial" w:eastAsia="Arial" w:hAnsi="Arial"/>
@@ -4190,7 +4190,7 @@
               <w:spacing w:after="10" w:before="0"/>
               <w:ind w:left="120"/>
             </w:pPr>
-            <w:hyperlink w:history="1" r:id="rIdrnjojeglwfw9pm8toiywc">
+            <w:hyperlink w:history="1" r:id="rIdjaktjrbrzgcvdlkmjzedu">
               <w:r>
                 <w:rPr>
                   <w:rFonts w:ascii="Arial" w:cs="Arial" w:eastAsia="Arial" w:hAnsi="Arial"/>
@@ -4417,7 +4417,7 @@
               <w:spacing w:after="10" w:before="0"/>
               <w:ind w:left="120"/>
             </w:pPr>
-            <w:hyperlink w:history="1" r:id="rIdbjfxpcbw4af8urrq_od_i">
+            <w:hyperlink w:history="1" r:id="rIdaagcptlafuwyiiyuwle8i">
               <w:r>
                 <w:rPr>
                   <w:rFonts w:ascii="Arial" w:cs="Arial" w:eastAsia="Arial" w:hAnsi="Arial"/>
@@ -4494,7 +4494,7 @@
               <w:spacing w:after="10" w:before="0"/>
               <w:ind w:left="120"/>
             </w:pPr>
-            <w:hyperlink w:history="1" r:id="rIdp3zymrfu0qdyasy-uvybf">
+            <w:hyperlink w:history="1" r:id="rIdkbhoboumtvxye85gcfrgl">
               <w:r>
                 <w:rPr>
                   <w:rFonts w:ascii="Arial" w:cs="Arial" w:eastAsia="Arial" w:hAnsi="Arial"/>
@@ -5021,7 +5021,7 @@
         </w:rPr>
         <w:t xml:space="preserve">© 2026 SeaVuria and ARES. Aligned with KICD objectives. Developed by SeaVuria; technical implementation by ARES (with AI assistance from Claude). Licensed under </w:t>
       </w:r>
-      <w:hyperlink w:history="1" r:id="rIdzba3mi-alvthpdn9nhfyc">
+      <w:hyperlink w:history="1" r:id="rId3bcpkfjseev_tasyzt1n4">
         <w:r>
           <w:rPr>
             <w:rFonts w:ascii="Arial" w:cs="Arial" w:eastAsia="Arial" w:hAnsi="Arial"/>
@@ -5042,7 +5042,7 @@
         </w:rPr>
         <w:t xml:space="preserve"> (</w:t>
       </w:r>
-      <w:hyperlink w:history="1" r:id="rId_qp67qhyevfg59brgsofu">
+      <w:hyperlink w:history="1" r:id="rIdp6nbt5qezkr-pkdxp8s8p">
         <w:r>
           <w:rPr>
             <w:rFonts w:ascii="Arial" w:cs="Arial" w:eastAsia="Arial" w:hAnsi="Arial"/>
@@ -6055,7 +6055,7 @@
             <w:pPr>
               <w:spacing w:after="20" w:before="0"/>
             </w:pPr>
-            <w:hyperlink w:history="1" r:id="rIdbuojumooz_cn3c7qgdwrm">
+            <w:hyperlink w:history="1" r:id="rIducycw0025zncq8ykivkxh">
               <w:r>
                 <w:rPr>
                   <w:rFonts w:ascii="Arial" w:cs="Arial" w:eastAsia="Arial" w:hAnsi="Arial"/>
@@ -6088,7 +6088,7 @@
               <w:spacing w:after="10" w:before="0"/>
               <w:ind w:left="120"/>
             </w:pPr>
-            <w:hyperlink w:history="1" r:id="rId89oxtdcqdxazm6wwpjolv">
+            <w:hyperlink w:history="1" r:id="rIdighqnah9uzqtkbfg9oeau">
               <w:r>
                 <w:rPr>
                   <w:rFonts w:ascii="Arial" w:cs="Arial" w:eastAsia="Arial" w:hAnsi="Arial"/>
@@ -6133,7 +6133,7 @@
             <w:pPr>
               <w:spacing w:after="20" w:before="0"/>
             </w:pPr>
-            <w:hyperlink w:history="1" r:id="rIdfwlohevq4eqpnubdgxwwc">
+            <w:hyperlink w:history="1" r:id="rIdisjhe_opcdjrlcsw9fabr">
               <w:r>
                 <w:rPr>
                   <w:rFonts w:ascii="Arial" w:cs="Arial" w:eastAsia="Arial" w:hAnsi="Arial"/>
@@ -6166,7 +6166,7 @@
               <w:spacing w:after="10" w:before="0"/>
               <w:ind w:left="120"/>
             </w:pPr>
-            <w:hyperlink w:history="1" r:id="rId1ztccbwqe2nufcimzq9ty">
+            <w:hyperlink w:history="1" r:id="rIdorftdkkbciszjrztbadqf">
               <w:r>
                 <w:rPr>
                   <w:rFonts w:ascii="Arial" w:cs="Arial" w:eastAsia="Arial" w:hAnsi="Arial"/>
@@ -6361,7 +6361,7 @@
             <w:pPr>
               <w:spacing w:after="20" w:before="0"/>
             </w:pPr>
-            <w:hyperlink w:history="1" r:id="rIdu1szgtlgxlyggcuof7fao">
+            <w:hyperlink w:history="1" r:id="rIdxfiokfsagxlzt6npnzu4x">
               <w:r>
                 <w:rPr>
                   <w:rFonts w:ascii="Arial" w:cs="Arial" w:eastAsia="Arial" w:hAnsi="Arial"/>
@@ -6394,7 +6394,7 @@
               <w:spacing w:after="10" w:before="0"/>
               <w:ind w:left="120"/>
             </w:pPr>
-            <w:hyperlink w:history="1" r:id="rIdokzrmusbiiq6qda6ndagv">
+            <w:hyperlink w:history="1" r:id="rIdl4uqbxfljgttgl7ieggcu">
               <w:r>
                 <w:rPr>
                   <w:rFonts w:ascii="Arial" w:cs="Arial" w:eastAsia="Arial" w:hAnsi="Arial"/>
@@ -6439,7 +6439,7 @@
             <w:pPr>
               <w:spacing w:after="20" w:before="0"/>
             </w:pPr>
-            <w:hyperlink w:history="1" r:id="rIdrq0il2uzxjt60mvdn_dxv">
+            <w:hyperlink w:history="1" r:id="rIdsvrdky8qomhnpntbtnzrf">
               <w:r>
                 <w:rPr>
                   <w:rFonts w:ascii="Arial" w:cs="Arial" w:eastAsia="Arial" w:hAnsi="Arial"/>
@@ -6472,7 +6472,7 @@
               <w:spacing w:after="10" w:before="0"/>
               <w:ind w:left="120"/>
             </w:pPr>
-            <w:hyperlink w:history="1" r:id="rIdem0boy0hpqtcc3ompfs09">
+            <w:hyperlink w:history="1" r:id="rIdizv40raofcqdzzmhtmy1y">
               <w:r>
                 <w:rPr>
                   <w:rFonts w:ascii="Arial" w:cs="Arial" w:eastAsia="Arial" w:hAnsi="Arial"/>
@@ -6667,7 +6667,7 @@
             <w:pPr>
               <w:spacing w:after="20" w:before="0"/>
             </w:pPr>
-            <w:hyperlink w:history="1" r:id="rIdwzyj23o8aodd9dwtctral">
+            <w:hyperlink w:history="1" r:id="rIdyr2dkswojfn84zzjmfya1">
               <w:r>
                 <w:rPr>
                   <w:rFonts w:ascii="Arial" w:cs="Arial" w:eastAsia="Arial" w:hAnsi="Arial"/>
@@ -6700,7 +6700,7 @@
               <w:spacing w:after="10" w:before="0"/>
               <w:ind w:left="120"/>
             </w:pPr>
-            <w:hyperlink w:history="1" r:id="rIdjgictgzjrjbp0rcfomxyy">
+            <w:hyperlink w:history="1" r:id="rIdzfpydszmqe8mooe_wlqkp">
               <w:r>
                 <w:rPr>
                   <w:rFonts w:ascii="Arial" w:cs="Arial" w:eastAsia="Arial" w:hAnsi="Arial"/>
@@ -6745,7 +6745,7 @@
             <w:pPr>
               <w:spacing w:after="20" w:before="0"/>
             </w:pPr>
-            <w:hyperlink w:history="1" r:id="rIdqt_oa8xnsmom3gjj1pfht">
+            <w:hyperlink w:history="1" r:id="rIdoyu0anwcvspnphuvzbten">
               <w:r>
                 <w:rPr>
                   <w:rFonts w:ascii="Arial" w:cs="Arial" w:eastAsia="Arial" w:hAnsi="Arial"/>
@@ -6794,7 +6794,7 @@
               <w:spacing w:after="10" w:before="0"/>
               <w:ind w:left="120"/>
             </w:pPr>
-            <w:hyperlink w:history="1" r:id="rIdlamtni0o9dfodvzulpjjo">
+            <w:hyperlink w:history="1" r:id="rId7rd7yxswmkle--0f6zdqz">
               <w:r>
                 <w:rPr>
                   <w:rFonts w:ascii="Arial" w:cs="Arial" w:eastAsia="Arial" w:hAnsi="Arial"/>
@@ -6989,7 +6989,7 @@
             <w:pPr>
               <w:spacing w:after="20" w:before="0"/>
             </w:pPr>
-            <w:hyperlink w:history="1" r:id="rId_y8-nflbnb7-0wfx4d7hh">
+            <w:hyperlink w:history="1" r:id="rIdpadjsum2awyixztc_ypen">
               <w:r>
                 <w:rPr>
                   <w:rFonts w:ascii="Arial" w:cs="Arial" w:eastAsia="Arial" w:hAnsi="Arial"/>
@@ -7022,7 +7022,7 @@
               <w:spacing w:after="10" w:before="0"/>
               <w:ind w:left="120"/>
             </w:pPr>
-            <w:hyperlink w:history="1" r:id="rIdszja_bet2l69unjyvkrqg">
+            <w:hyperlink w:history="1" r:id="rIdsnaohxhnsx8gbo_0y0tt1">
               <w:r>
                 <w:rPr>
                   <w:rFonts w:ascii="Arial" w:cs="Arial" w:eastAsia="Arial" w:hAnsi="Arial"/>
@@ -7067,7 +7067,7 @@
             <w:pPr>
               <w:spacing w:after="20" w:before="0"/>
             </w:pPr>
-            <w:hyperlink w:history="1" r:id="rIdfv_hbt_2toacbyj2ttifu">
+            <w:hyperlink w:history="1" r:id="rIdof-83vnyxbkqo5awmsztm">
               <w:r>
                 <w:rPr>
                   <w:rFonts w:ascii="Arial" w:cs="Arial" w:eastAsia="Arial" w:hAnsi="Arial"/>
@@ -7116,7 +7116,7 @@
               <w:spacing w:after="10" w:before="0"/>
               <w:ind w:left="120"/>
             </w:pPr>
-            <w:hyperlink w:history="1" r:id="rIdqxkkajlrlncqsnlhshnac">
+            <w:hyperlink w:history="1" r:id="rIdxrdz8bfu7_pmrwuq4rg0p">
               <w:r>
                 <w:rPr>
                   <w:rFonts w:ascii="Arial" w:cs="Arial" w:eastAsia="Arial" w:hAnsi="Arial"/>
@@ -7311,7 +7311,7 @@
             <w:pPr>
               <w:spacing w:after="20" w:before="0"/>
             </w:pPr>
-            <w:hyperlink w:history="1" r:id="rIdxtqfboyhvb50hwob8rzlt">
+            <w:hyperlink w:history="1" r:id="rIdg-lm4q-lxazhecdpjvty0">
               <w:r>
                 <w:rPr>
                   <w:rFonts w:ascii="Arial" w:cs="Arial" w:eastAsia="Arial" w:hAnsi="Arial"/>
@@ -7344,7 +7344,7 @@
               <w:spacing w:after="10" w:before="0"/>
               <w:ind w:left="120"/>
             </w:pPr>
-            <w:hyperlink w:history="1" r:id="rId243bf4ls-e3b8rfus3kfz">
+            <w:hyperlink w:history="1" r:id="rId3eqqd-di0xgumzihcejnc">
               <w:r>
                 <w:rPr>
                   <w:rFonts w:ascii="Arial" w:cs="Arial" w:eastAsia="Arial" w:hAnsi="Arial"/>
@@ -7389,7 +7389,7 @@
             <w:pPr>
               <w:spacing w:after="20" w:before="0"/>
             </w:pPr>
-            <w:hyperlink w:history="1" r:id="rIdbjq1ss1napqrbysgcxiej">
+            <w:hyperlink w:history="1" r:id="rIdjqracubtrgffveczquudo">
               <w:r>
                 <w:rPr>
                   <w:rFonts w:ascii="Arial" w:cs="Arial" w:eastAsia="Arial" w:hAnsi="Arial"/>
@@ -7438,7 +7438,7 @@
               <w:spacing w:after="10" w:before="0"/>
               <w:ind w:left="120"/>
             </w:pPr>
-            <w:hyperlink w:history="1" r:id="rIdhkmwiloees9ifbfkck5hi">
+            <w:hyperlink w:history="1" r:id="rIdwk0mogvqsywgd0w3upf2l">
               <w:r>
                 <w:rPr>
                   <w:rFonts w:ascii="Arial" w:cs="Arial" w:eastAsia="Arial" w:hAnsi="Arial"/>
@@ -7950,7 +7950,7 @@
         </w:rPr>
         <w:t xml:space="preserve">© 2026 SeaVuria and ARES. Aligned with KICD objectives. Developed by SeaVuria; technical implementation by ARES (with AI assistance from Claude). Licensed under </w:t>
       </w:r>
-      <w:hyperlink w:history="1" r:id="rIdha5levhdzqnhtad0b01wu">
+      <w:hyperlink w:history="1" r:id="rIdyy-ziu7j_hjzd-tmvecgw">
         <w:r>
           <w:rPr>
             <w:rFonts w:ascii="Arial" w:cs="Arial" w:eastAsia="Arial" w:hAnsi="Arial"/>
@@ -7971,7 +7971,7 @@
         </w:rPr>
         <w:t xml:space="preserve"> (</w:t>
       </w:r>
-      <w:hyperlink w:history="1" r:id="rIdy1qvbtddlbwnbt1c9nmtt">
+      <w:hyperlink w:history="1" r:id="rIdt1yx_crcq3all6udfn4k5">
         <w:r>
           <w:rPr>
             <w:rFonts w:ascii="Arial" w:cs="Arial" w:eastAsia="Arial" w:hAnsi="Arial"/>
@@ -8984,7 +8984,7 @@
             <w:pPr>
               <w:spacing w:after="20" w:before="0"/>
             </w:pPr>
-            <w:hyperlink w:history="1" r:id="rIdpixdi_hzgc8abcxdkzhme">
+            <w:hyperlink w:history="1" r:id="rIdgtpfmajynotieedqwpklh">
               <w:r>
                 <w:rPr>
                   <w:rFonts w:ascii="Arial" w:cs="Arial" w:eastAsia="Arial" w:hAnsi="Arial"/>
@@ -9017,7 +9017,7 @@
               <w:spacing w:after="10" w:before="0"/>
               <w:ind w:left="120"/>
             </w:pPr>
-            <w:hyperlink w:history="1" r:id="rIdo2k6y5-6jcslyudwxsrmp">
+            <w:hyperlink w:history="1" r:id="rIdyzsv9mqdij90lrsndcneq">
               <w:r>
                 <w:rPr>
                   <w:rFonts w:ascii="Arial" w:cs="Arial" w:eastAsia="Arial" w:hAnsi="Arial"/>
@@ -9079,7 +9079,7 @@
               <w:spacing w:after="10" w:before="0"/>
               <w:ind w:left="120"/>
             </w:pPr>
-            <w:hyperlink w:history="1" r:id="rId9xfrgdkkqgygfll4felmr">
+            <w:hyperlink w:history="1" r:id="rId8v32cgs9qpbdgd79lzz8_">
               <w:r>
                 <w:rPr>
                   <w:rFonts w:ascii="Arial" w:cs="Arial" w:eastAsia="Arial" w:hAnsi="Arial"/>
@@ -9289,7 +9289,7 @@
             <w:pPr>
               <w:spacing w:after="20" w:before="0"/>
             </w:pPr>
-            <w:hyperlink w:history="1" r:id="rIdsrvlzlrfibitn_yxhplho">
+            <w:hyperlink w:history="1" r:id="rId3h5zm5mjbzrnhrdm-gkh4">
               <w:r>
                 <w:rPr>
                   <w:rFonts w:ascii="Arial" w:cs="Arial" w:eastAsia="Arial" w:hAnsi="Arial"/>
@@ -9322,7 +9322,7 @@
               <w:spacing w:after="10" w:before="0"/>
               <w:ind w:left="120"/>
             </w:pPr>
-            <w:hyperlink w:history="1" r:id="rIdk7fcpiadcpk5qwsha9xcm">
+            <w:hyperlink w:history="1" r:id="rIdhj0jwgh__udtlkhxndiyr">
               <w:r>
                 <w:rPr>
                   <w:rFonts w:ascii="Arial" w:cs="Arial" w:eastAsia="Arial" w:hAnsi="Arial"/>
@@ -9384,7 +9384,7 @@
               <w:spacing w:after="10" w:before="0"/>
               <w:ind w:left="120"/>
             </w:pPr>
-            <w:hyperlink w:history="1" r:id="rIdergziqaqbb3xdtiztnma5">
+            <w:hyperlink w:history="1" r:id="rId__s8d1oxsawcs4ax5-9zi">
               <w:r>
                 <w:rPr>
                   <w:rFonts w:ascii="Arial" w:cs="Arial" w:eastAsia="Arial" w:hAnsi="Arial"/>
@@ -9594,7 +9594,7 @@
             <w:pPr>
               <w:spacing w:after="20" w:before="0"/>
             </w:pPr>
-            <w:hyperlink w:history="1" r:id="rIdpnssd4ckazqxiadl8ljn0">
+            <w:hyperlink w:history="1" r:id="rIduzt8srazmauiazhsztkzq">
               <w:r>
                 <w:rPr>
                   <w:rFonts w:ascii="Arial" w:cs="Arial" w:eastAsia="Arial" w:hAnsi="Arial"/>
@@ -9627,7 +9627,7 @@
               <w:spacing w:after="10" w:before="0"/>
               <w:ind w:left="120"/>
             </w:pPr>
-            <w:hyperlink w:history="1" r:id="rIdbo3ykugp1mexavzpmyns-">
+            <w:hyperlink w:history="1" r:id="rIdbxntvpbxzy3njg05xypm_">
               <w:r>
                 <w:rPr>
                   <w:rFonts w:ascii="Arial" w:cs="Arial" w:eastAsia="Arial" w:hAnsi="Arial"/>
@@ -9689,7 +9689,7 @@
               <w:spacing w:after="10" w:before="0"/>
               <w:ind w:left="120"/>
             </w:pPr>
-            <w:hyperlink w:history="1" r:id="rId1uq_4xsqjco6s59f-aywz">
+            <w:hyperlink w:history="1" r:id="rIdbsz6mdj7ahenkw4m3qevo">
               <w:r>
                 <w:rPr>
                   <w:rFonts w:ascii="Arial" w:cs="Arial" w:eastAsia="Arial" w:hAnsi="Arial"/>
@@ -9899,7 +9899,7 @@
             <w:pPr>
               <w:spacing w:after="20" w:before="0"/>
             </w:pPr>
-            <w:hyperlink w:history="1" r:id="rIdnz_rqdlkrnr9cr34xt5zg">
+            <w:hyperlink w:history="1" r:id="rId55fn8rncxlcv-bjgbmsaj">
               <w:r>
                 <w:rPr>
                   <w:rFonts w:ascii="Arial" w:cs="Arial" w:eastAsia="Arial" w:hAnsi="Arial"/>
@@ -9932,7 +9932,7 @@
               <w:spacing w:after="10" w:before="0"/>
               <w:ind w:left="120"/>
             </w:pPr>
-            <w:hyperlink w:history="1" r:id="rIdz1_mwzb8sn9mbt-4zuqlz">
+            <w:hyperlink w:history="1" r:id="rIdjacq_wkjujiph4y5wqqt5">
               <w:r>
                 <w:rPr>
                   <w:rFonts w:ascii="Arial" w:cs="Arial" w:eastAsia="Arial" w:hAnsi="Arial"/>
@@ -9994,7 +9994,7 @@
               <w:spacing w:after="10" w:before="0"/>
               <w:ind w:left="120"/>
             </w:pPr>
-            <w:hyperlink w:history="1" r:id="rIdldtcm6tgxbcx31_z5cjvd">
+            <w:hyperlink w:history="1" r:id="rId2f-knaixocixp7jcgaewt">
               <w:r>
                 <w:rPr>
                   <w:rFonts w:ascii="Arial" w:cs="Arial" w:eastAsia="Arial" w:hAnsi="Arial"/>
@@ -10204,7 +10204,7 @@
             <w:pPr>
               <w:spacing w:after="20" w:before="0"/>
             </w:pPr>
-            <w:hyperlink w:history="1" r:id="rIdp6qm4vpzx-d1_ucmjj74a">
+            <w:hyperlink w:history="1" r:id="rIdux8ixuz5tifgxysxcltfp">
               <w:r>
                 <w:rPr>
                   <w:rFonts w:ascii="Arial" w:cs="Arial" w:eastAsia="Arial" w:hAnsi="Arial"/>
@@ -10237,7 +10237,7 @@
               <w:spacing w:after="10" w:before="0"/>
               <w:ind w:left="120"/>
             </w:pPr>
-            <w:hyperlink w:history="1" r:id="rId0jzqxquu0hoxx35tovlsy">
+            <w:hyperlink w:history="1" r:id="rIdqq0emuvqwdakfps5efrlq">
               <w:r>
                 <w:rPr>
                   <w:rFonts w:ascii="Arial" w:cs="Arial" w:eastAsia="Arial" w:hAnsi="Arial"/>
@@ -10299,7 +10299,7 @@
               <w:spacing w:after="10" w:before="0"/>
               <w:ind w:left="120"/>
             </w:pPr>
-            <w:hyperlink w:history="1" r:id="rIdh_id3bfml2z-tgjvsmyz3">
+            <w:hyperlink w:history="1" r:id="rIdqp7_yfravp3c1vrq5o71h">
               <w:r>
                 <w:rPr>
                   <w:rFonts w:ascii="Arial" w:cs="Arial" w:eastAsia="Arial" w:hAnsi="Arial"/>
@@ -10826,7 +10826,7 @@
         </w:rPr>
         <w:t xml:space="preserve">© 2026 SeaVuria and ARES. Aligned with KICD objectives. Developed by SeaVuria; technical implementation by ARES (with AI assistance from Claude). Licensed under </w:t>
       </w:r>
-      <w:hyperlink w:history="1" r:id="rIduig4o2pi37hopmfci9ph1">
+      <w:hyperlink w:history="1" r:id="rIdpifwagyvbw4svxcfxmrgc">
         <w:r>
           <w:rPr>
             <w:rFonts w:ascii="Arial" w:cs="Arial" w:eastAsia="Arial" w:hAnsi="Arial"/>
@@ -10847,7 +10847,7 @@
         </w:rPr>
         <w:t xml:space="preserve"> (</w:t>
       </w:r>
-      <w:hyperlink w:history="1" r:id="rIdnzcvykhbt-7fsdiba13ev">
+      <w:hyperlink w:history="1" r:id="rIdn3tjijmshyj6zblhnroks">
         <w:r>
           <w:rPr>
             <w:rFonts w:ascii="Arial" w:cs="Arial" w:eastAsia="Arial" w:hAnsi="Arial"/>
@@ -11877,7 +11877,7 @@
               <w:spacing w:after="10" w:before="0"/>
               <w:ind w:left="120"/>
             </w:pPr>
-            <w:hyperlink w:history="1" r:id="rId6n9kc2odb_ptbmowxvbpj">
+            <w:hyperlink w:history="1" r:id="rIdqt31_bml590pbsixz-hot">
               <w:r>
                 <w:rPr>
                   <w:rFonts w:ascii="Arial" w:cs="Arial" w:eastAsia="Arial" w:hAnsi="Arial"/>
@@ -11954,7 +11954,7 @@
               <w:spacing w:after="10" w:before="0"/>
               <w:ind w:left="120"/>
             </w:pPr>
-            <w:hyperlink w:history="1" r:id="rIdsp8wzha9ngcwyevttzexa">
+            <w:hyperlink w:history="1" r:id="rIdrojn_e6ifl_fidv3geuag">
               <w:r>
                 <w:rPr>
                   <w:rFonts w:ascii="Arial" w:cs="Arial" w:eastAsia="Arial" w:hAnsi="Arial"/>
@@ -12181,7 +12181,7 @@
               <w:spacing w:after="10" w:before="0"/>
               <w:ind w:left="120"/>
             </w:pPr>
-            <w:hyperlink w:history="1" r:id="rIdpxk1vmcdjuhrjnpsi3rwa">
+            <w:hyperlink w:history="1" r:id="rIdtdgs0k_edkquuvsx914yn">
               <w:r>
                 <w:rPr>
                   <w:rFonts w:ascii="Arial" w:cs="Arial" w:eastAsia="Arial" w:hAnsi="Arial"/>
@@ -12258,7 +12258,7 @@
               <w:spacing w:after="10" w:before="0"/>
               <w:ind w:left="120"/>
             </w:pPr>
-            <w:hyperlink w:history="1" r:id="rIdsrv5ib7pg3tolijgvl7jy">
+            <w:hyperlink w:history="1" r:id="rIdwkbb_uxkau_nwlbsoacsr">
               <w:r>
                 <w:rPr>
                   <w:rFonts w:ascii="Arial" w:cs="Arial" w:eastAsia="Arial" w:hAnsi="Arial"/>
@@ -12485,7 +12485,7 @@
               <w:spacing w:after="10" w:before="0"/>
               <w:ind w:left="120"/>
             </w:pPr>
-            <w:hyperlink w:history="1" r:id="rIdywqion_r2o-9nhs8hufls">
+            <w:hyperlink w:history="1" r:id="rIdzktdgtmxqhw0nbvwhi1mf">
               <w:r>
                 <w:rPr>
                   <w:rFonts w:ascii="Arial" w:cs="Arial" w:eastAsia="Arial" w:hAnsi="Arial"/>
@@ -12562,7 +12562,7 @@
               <w:spacing w:after="10" w:before="0"/>
               <w:ind w:left="120"/>
             </w:pPr>
-            <w:hyperlink w:history="1" r:id="rId252w2gdbwz7ssued3ebnf">
+            <w:hyperlink w:history="1" r:id="rIdf2gc8wnfmppjfzyrcnvu9">
               <w:r>
                 <w:rPr>
                   <w:rFonts w:ascii="Arial" w:cs="Arial" w:eastAsia="Arial" w:hAnsi="Arial"/>
@@ -12789,7 +12789,7 @@
               <w:spacing w:after="10" w:before="0"/>
               <w:ind w:left="120"/>
             </w:pPr>
-            <w:hyperlink w:history="1" r:id="rIdofwhsthyoscoiwbqx78cv">
+            <w:hyperlink w:history="1" r:id="rIdtlvl5ksb0y4h0zzghwzsm">
               <w:r>
                 <w:rPr>
                   <w:rFonts w:ascii="Arial" w:cs="Arial" w:eastAsia="Arial" w:hAnsi="Arial"/>
@@ -12866,7 +12866,7 @@
               <w:spacing w:after="10" w:before="0"/>
               <w:ind w:left="120"/>
             </w:pPr>
-            <w:hyperlink w:history="1" r:id="rIdzmwxuhruq71ti_sy31mkn">
+            <w:hyperlink w:history="1" r:id="rId78jq8usv1chdeevagd8q1">
               <w:r>
                 <w:rPr>
                   <w:rFonts w:ascii="Arial" w:cs="Arial" w:eastAsia="Arial" w:hAnsi="Arial"/>
@@ -13093,7 +13093,7 @@
               <w:spacing w:after="10" w:before="0"/>
               <w:ind w:left="120"/>
             </w:pPr>
-            <w:hyperlink w:history="1" r:id="rIdzusl98vbwwz39du5pddtu">
+            <w:hyperlink w:history="1" r:id="rId-zucmyt6adcbn3xqq5yzm">
               <w:r>
                 <w:rPr>
                   <w:rFonts w:ascii="Arial" w:cs="Arial" w:eastAsia="Arial" w:hAnsi="Arial"/>
@@ -13170,7 +13170,7 @@
               <w:spacing w:after="10" w:before="0"/>
               <w:ind w:left="120"/>
             </w:pPr>
-            <w:hyperlink w:history="1" r:id="rIddm6496mqf2dl1qz2nllxc">
+            <w:hyperlink w:history="1" r:id="rId2g2ir0yeejqs04ydkuxpy">
               <w:r>
                 <w:rPr>
                   <w:rFonts w:ascii="Arial" w:cs="Arial" w:eastAsia="Arial" w:hAnsi="Arial"/>
@@ -13697,7 +13697,7 @@
         </w:rPr>
         <w:t xml:space="preserve">© 2026 SeaVuria and ARES. Aligned with KICD objectives. Developed by SeaVuria; technical implementation by ARES (with AI assistance from Claude). Licensed under </w:t>
       </w:r>
-      <w:hyperlink w:history="1" r:id="rIdbjngh_qvvtjrfjsuwxau7">
+      <w:hyperlink w:history="1" r:id="rIdaeonstru0vwm9kvt8yo8o">
         <w:r>
           <w:rPr>
             <w:rFonts w:ascii="Arial" w:cs="Arial" w:eastAsia="Arial" w:hAnsi="Arial"/>
@@ -13718,7 +13718,7 @@
         </w:rPr>
         <w:t xml:space="preserve"> (</w:t>
       </w:r>
-      <w:hyperlink w:history="1" r:id="rIdbiisangqlziqzgohtzeft">
+      <w:hyperlink w:history="1" r:id="rId1nfi_fp0eyuiba6vbzlc7">
         <w:r>
           <w:rPr>
             <w:rFonts w:ascii="Arial" w:cs="Arial" w:eastAsia="Arial" w:hAnsi="Arial"/>
@@ -14731,7 +14731,7 @@
             <w:pPr>
               <w:spacing w:after="20" w:before="0"/>
             </w:pPr>
-            <w:hyperlink w:history="1" r:id="rIdl4wtwcybswwc5r54ltchq">
+            <w:hyperlink w:history="1" r:id="rIdid5hpjcwecizivtjjlqh3">
               <w:r>
                 <w:rPr>
                   <w:rFonts w:ascii="Arial" w:cs="Arial" w:eastAsia="Arial" w:hAnsi="Arial"/>
@@ -14780,7 +14780,7 @@
               <w:spacing w:after="10" w:before="0"/>
               <w:ind w:left="120"/>
             </w:pPr>
-            <w:hyperlink w:history="1" r:id="rIdgbnpgpchsvfuktfbup8wg">
+            <w:hyperlink w:history="1" r:id="rIdcgdcqlyxjnpj8lyczbdgt">
               <w:r>
                 <w:rPr>
                   <w:rFonts w:ascii="Arial" w:cs="Arial" w:eastAsia="Arial" w:hAnsi="Arial"/>
@@ -14825,7 +14825,7 @@
             <w:pPr>
               <w:spacing w:after="20" w:before="0"/>
             </w:pPr>
-            <w:hyperlink w:history="1" r:id="rIdjfc-ilh8r1ibjpfdmbcrh">
+            <w:hyperlink w:history="1" r:id="rIdvbgztvj7frux7x836b_vl">
               <w:r>
                 <w:rPr>
                   <w:rFonts w:ascii="Arial" w:cs="Arial" w:eastAsia="Arial" w:hAnsi="Arial"/>
@@ -14874,7 +14874,7 @@
               <w:spacing w:after="10" w:before="0"/>
               <w:ind w:left="120"/>
             </w:pPr>
-            <w:hyperlink w:history="1" r:id="rIdmjjddanq0hj_n4pgjcczi">
+            <w:hyperlink w:history="1" r:id="rIdt58yvcs5xfd1b4oomqm7f">
               <w:r>
                 <w:rPr>
                   <w:rFonts w:ascii="Arial" w:cs="Arial" w:eastAsia="Arial" w:hAnsi="Arial"/>
@@ -15069,7 +15069,7 @@
             <w:pPr>
               <w:spacing w:after="20" w:before="0"/>
             </w:pPr>
-            <w:hyperlink w:history="1" r:id="rIdwhxu7fe_rmamkagrmsfaz">
+            <w:hyperlink w:history="1" r:id="rIdzm38jjwjc-vyudvncn7qh">
               <w:r>
                 <w:rPr>
                   <w:rFonts w:ascii="Arial" w:cs="Arial" w:eastAsia="Arial" w:hAnsi="Arial"/>
@@ -15118,7 +15118,7 @@
               <w:spacing w:after="10" w:before="0"/>
               <w:ind w:left="120"/>
             </w:pPr>
-            <w:hyperlink w:history="1" r:id="rId5l-lgmaywu7wo7hlhrvbp">
+            <w:hyperlink w:history="1" r:id="rIde1-tv62tr3a2phhnz-3jx">
               <w:r>
                 <w:rPr>
                   <w:rFonts w:ascii="Arial" w:cs="Arial" w:eastAsia="Arial" w:hAnsi="Arial"/>
@@ -15163,7 +15163,7 @@
             <w:pPr>
               <w:spacing w:after="20" w:before="0"/>
             </w:pPr>
-            <w:hyperlink w:history="1" r:id="rId37t6mf0rweaqoo2ab2wzd">
+            <w:hyperlink w:history="1" r:id="rId8mdhqbu-c2zsdwdnztrws">
               <w:r>
                 <w:rPr>
                   <w:rFonts w:ascii="Arial" w:cs="Arial" w:eastAsia="Arial" w:hAnsi="Arial"/>
@@ -15212,7 +15212,7 @@
               <w:spacing w:after="10" w:before="0"/>
               <w:ind w:left="120"/>
             </w:pPr>
-            <w:hyperlink w:history="1" r:id="rIdaix82bnzo0oddd9q9dkql">
+            <w:hyperlink w:history="1" r:id="rIdtb76bxqwrdbhmtnage3_h">
               <w:r>
                 <w:rPr>
                   <w:rFonts w:ascii="Arial" w:cs="Arial" w:eastAsia="Arial" w:hAnsi="Arial"/>
@@ -15407,7 +15407,7 @@
             <w:pPr>
               <w:spacing w:after="20" w:before="0"/>
             </w:pPr>
-            <w:hyperlink w:history="1" r:id="rIdfem3f3rmg5vsin5viycq_">
+            <w:hyperlink w:history="1" r:id="rIdd9746yhfpsebmeoh0o-e-">
               <w:r>
                 <w:rPr>
                   <w:rFonts w:ascii="Arial" w:cs="Arial" w:eastAsia="Arial" w:hAnsi="Arial"/>
@@ -15456,7 +15456,7 @@
               <w:spacing w:after="10" w:before="0"/>
               <w:ind w:left="120"/>
             </w:pPr>
-            <w:hyperlink w:history="1" r:id="rIdyuho7wo3y-menoyqrbbm-">
+            <w:hyperlink w:history="1" r:id="rIdptwbdcicdgc8oqryzowxo">
               <w:r>
                 <w:rPr>
                   <w:rFonts w:ascii="Arial" w:cs="Arial" w:eastAsia="Arial" w:hAnsi="Arial"/>
@@ -15501,7 +15501,7 @@
             <w:pPr>
               <w:spacing w:after="20" w:before="0"/>
             </w:pPr>
-            <w:hyperlink w:history="1" r:id="rId6m7lywjlcptwyma5xytaj">
+            <w:hyperlink w:history="1" r:id="rIdke3d_ll7ss2nhey3eejsg">
               <w:r>
                 <w:rPr>
                   <w:rFonts w:ascii="Arial" w:cs="Arial" w:eastAsia="Arial" w:hAnsi="Arial"/>
@@ -15550,7 +15550,7 @@
               <w:spacing w:after="10" w:before="0"/>
               <w:ind w:left="120"/>
             </w:pPr>
-            <w:hyperlink w:history="1" r:id="rIdsqak3bylmg5fq3eunzsra">
+            <w:hyperlink w:history="1" r:id="rIdeybdtpkxkx7qfvxcprx_3">
               <w:r>
                 <w:rPr>
                   <w:rFonts w:ascii="Arial" w:cs="Arial" w:eastAsia="Arial" w:hAnsi="Arial"/>
@@ -15745,7 +15745,7 @@
             <w:pPr>
               <w:spacing w:after="20" w:before="0"/>
             </w:pPr>
-            <w:hyperlink w:history="1" r:id="rIdb4wesdzigdmq5m-6bpori">
+            <w:hyperlink w:history="1" r:id="rIdo56snjfiz5joxz1olaxor">
               <w:r>
                 <w:rPr>
                   <w:rFonts w:ascii="Arial" w:cs="Arial" w:eastAsia="Arial" w:hAnsi="Arial"/>
@@ -15794,7 +15794,7 @@
               <w:spacing w:after="10" w:before="0"/>
               <w:ind w:left="120"/>
             </w:pPr>
-            <w:hyperlink w:history="1" r:id="rIddenb9nibuveja-xobu5_m">
+            <w:hyperlink w:history="1" r:id="rIdrc49g2ub55dekjjeqqn-f">
               <w:r>
                 <w:rPr>
                   <w:rFonts w:ascii="Arial" w:cs="Arial" w:eastAsia="Arial" w:hAnsi="Arial"/>
@@ -15839,7 +15839,7 @@
             <w:pPr>
               <w:spacing w:after="20" w:before="0"/>
             </w:pPr>
-            <w:hyperlink w:history="1" r:id="rId2mxncb7dtcuwbtaorpftn">
+            <w:hyperlink w:history="1" r:id="rIdwavlbrldhqhksxkuapnz3">
               <w:r>
                 <w:rPr>
                   <w:rFonts w:ascii="Arial" w:cs="Arial" w:eastAsia="Arial" w:hAnsi="Arial"/>
@@ -15888,7 +15888,7 @@
               <w:spacing w:after="10" w:before="0"/>
               <w:ind w:left="120"/>
             </w:pPr>
-            <w:hyperlink w:history="1" r:id="rIdkltkcxxxp0bc1muurryx0">
+            <w:hyperlink w:history="1" r:id="rIdhakpwxxlj-_9_bte-dply">
               <w:r>
                 <w:rPr>
                   <w:rFonts w:ascii="Arial" w:cs="Arial" w:eastAsia="Arial" w:hAnsi="Arial"/>
@@ -16083,7 +16083,7 @@
             <w:pPr>
               <w:spacing w:after="20" w:before="0"/>
             </w:pPr>
-            <w:hyperlink w:history="1" r:id="rId3k9a1jeterdeb4u30pr4d">
+            <w:hyperlink w:history="1" r:id="rIdz6t4nloxjotou-wxkfl7g">
               <w:r>
                 <w:rPr>
                   <w:rFonts w:ascii="Arial" w:cs="Arial" w:eastAsia="Arial" w:hAnsi="Arial"/>
@@ -16132,7 +16132,7 @@
               <w:spacing w:after="10" w:before="0"/>
               <w:ind w:left="120"/>
             </w:pPr>
-            <w:hyperlink w:history="1" r:id="rIdsunodkwismqrayjcia7pz">
+            <w:hyperlink w:history="1" r:id="rIdn4mjygn6tyxngxf41o6l9">
               <w:r>
                 <w:rPr>
                   <w:rFonts w:ascii="Arial" w:cs="Arial" w:eastAsia="Arial" w:hAnsi="Arial"/>
@@ -16177,7 +16177,7 @@
             <w:pPr>
               <w:spacing w:after="20" w:before="0"/>
             </w:pPr>
-            <w:hyperlink w:history="1" r:id="rIdkbbwnhg6ujznkb2zv0okc">
+            <w:hyperlink w:history="1" r:id="rIdgnlfd9rsnqjxhzb7g0xqc">
               <w:r>
                 <w:rPr>
                   <w:rFonts w:ascii="Arial" w:cs="Arial" w:eastAsia="Arial" w:hAnsi="Arial"/>
@@ -16226,7 +16226,7 @@
               <w:spacing w:after="10" w:before="0"/>
               <w:ind w:left="120"/>
             </w:pPr>
-            <w:hyperlink w:history="1" r:id="rIdbjblxzpybpnlwqluojfff">
+            <w:hyperlink w:history="1" r:id="rIdnmq5ymyfkqq50-vfl2nzi">
               <w:r>
                 <w:rPr>
                   <w:rFonts w:ascii="Arial" w:cs="Arial" w:eastAsia="Arial" w:hAnsi="Arial"/>
@@ -16738,7 +16738,7 @@
         </w:rPr>
         <w:t xml:space="preserve">© 2026 SeaVuria and ARES. Aligned with KICD objectives. Developed by SeaVuria; technical implementation by ARES (with AI assistance from Claude). Licensed under </w:t>
       </w:r>
-      <w:hyperlink w:history="1" r:id="rIdpha3ri4onfhzvuafaa_cr">
+      <w:hyperlink w:history="1" r:id="rId4tmtb0t1imbe5elj5chau">
         <w:r>
           <w:rPr>
             <w:rFonts w:ascii="Arial" w:cs="Arial" w:eastAsia="Arial" w:hAnsi="Arial"/>
@@ -16759,7 +16759,7 @@
         </w:rPr>
         <w:t xml:space="preserve"> (</w:t>
       </w:r>
-      <w:hyperlink w:history="1" r:id="rIdfoionjxqxilhc60pbzzzw">
+      <w:hyperlink w:history="1" r:id="rIdlx_zzyeptb-quocfm5zh4">
         <w:r>
           <w:rPr>
             <w:rFonts w:ascii="Arial" w:cs="Arial" w:eastAsia="Arial" w:hAnsi="Arial"/>
@@ -17772,7 +17772,7 @@
             <w:pPr>
               <w:spacing w:after="20" w:before="0"/>
             </w:pPr>
-            <w:hyperlink w:history="1" r:id="rIdcja1xn2ofcthbhuft8fq3">
+            <w:hyperlink w:history="1" r:id="rIdfhtd-be72p61gnkmbd0gu">
               <w:r>
                 <w:rPr>
                   <w:rFonts w:ascii="Arial" w:cs="Arial" w:eastAsia="Arial" w:hAnsi="Arial"/>
@@ -17821,7 +17821,7 @@
               <w:spacing w:after="10" w:before="0"/>
               <w:ind w:left="120"/>
             </w:pPr>
-            <w:hyperlink w:history="1" r:id="rIdra_0zcclvo-657ppszovx">
+            <w:hyperlink w:history="1" r:id="rIdv28kpvfdpsxvpbumaihnt">
               <w:r>
                 <w:rPr>
                   <w:rFonts w:ascii="Arial" w:cs="Arial" w:eastAsia="Arial" w:hAnsi="Arial"/>
@@ -17866,7 +17866,7 @@
             <w:pPr>
               <w:spacing w:after="20" w:before="0"/>
             </w:pPr>
-            <w:hyperlink w:history="1" r:id="rIdfd-nrb2nintyp9ixpacjs">
+            <w:hyperlink w:history="1" r:id="rIdw2qwtugrd67qmuicfp-w9">
               <w:r>
                 <w:rPr>
                   <w:rFonts w:ascii="Arial" w:cs="Arial" w:eastAsia="Arial" w:hAnsi="Arial"/>
@@ -17899,7 +17899,7 @@
               <w:spacing w:after="10" w:before="0"/>
               <w:ind w:left="120"/>
             </w:pPr>
-            <w:hyperlink w:history="1" r:id="rIdvq20lyuedo6hx6hrih74t">
+            <w:hyperlink w:history="1" r:id="rId5qcrdxujpx2mga6sii4uw">
               <w:r>
                 <w:rPr>
                   <w:rFonts w:ascii="Arial" w:cs="Arial" w:eastAsia="Arial" w:hAnsi="Arial"/>
@@ -18094,7 +18094,7 @@
             <w:pPr>
               <w:spacing w:after="20" w:before="0"/>
             </w:pPr>
-            <w:hyperlink w:history="1" r:id="rIdqcyld-7tzb2jkvar2bsha">
+            <w:hyperlink w:history="1" r:id="rIdacacritclb_oshnjyem5u">
               <w:r>
                 <w:rPr>
                   <w:rFonts w:ascii="Arial" w:cs="Arial" w:eastAsia="Arial" w:hAnsi="Arial"/>
@@ -18143,7 +18143,7 @@
               <w:spacing w:after="10" w:before="0"/>
               <w:ind w:left="120"/>
             </w:pPr>
-            <w:hyperlink w:history="1" r:id="rIdd-dp54dz9nfb-nouqrmni">
+            <w:hyperlink w:history="1" r:id="rIdflyqqd8nw4n6hnxksmxnh">
               <w:r>
                 <w:rPr>
                   <w:rFonts w:ascii="Arial" w:cs="Arial" w:eastAsia="Arial" w:hAnsi="Arial"/>
@@ -18188,7 +18188,7 @@
             <w:pPr>
               <w:spacing w:after="20" w:before="0"/>
             </w:pPr>
-            <w:hyperlink w:history="1" r:id="rIdmxqdd7jn1lncxdmxsajiv">
+            <w:hyperlink w:history="1" r:id="rIdvu_2svvbq2psybxx6lwtb">
               <w:r>
                 <w:rPr>
                   <w:rFonts w:ascii="Arial" w:cs="Arial" w:eastAsia="Arial" w:hAnsi="Arial"/>
@@ -18221,7 +18221,7 @@
               <w:spacing w:after="10" w:before="0"/>
               <w:ind w:left="120"/>
             </w:pPr>
-            <w:hyperlink w:history="1" r:id="rIdx-w57zppp1cpu07ntc-wt">
+            <w:hyperlink w:history="1" r:id="rIdtefsaogzowkpqfhieun2-">
               <w:r>
                 <w:rPr>
                   <w:rFonts w:ascii="Arial" w:cs="Arial" w:eastAsia="Arial" w:hAnsi="Arial"/>
@@ -18416,7 +18416,7 @@
             <w:pPr>
               <w:spacing w:after="20" w:before="0"/>
             </w:pPr>
-            <w:hyperlink w:history="1" r:id="rIdheffd3ip4yju249g6jqpy">
+            <w:hyperlink w:history="1" r:id="rIdphynnvhi4gf8scnbzugss">
               <w:r>
                 <w:rPr>
                   <w:rFonts w:ascii="Arial" w:cs="Arial" w:eastAsia="Arial" w:hAnsi="Arial"/>
@@ -18465,7 +18465,7 @@
               <w:spacing w:after="10" w:before="0"/>
               <w:ind w:left="120"/>
             </w:pPr>
-            <w:hyperlink w:history="1" r:id="rId5d49rgn-vciavty-lkseb">
+            <w:hyperlink w:history="1" r:id="rIdvx_hn3ivs7xfiqaqafzeh">
               <w:r>
                 <w:rPr>
                   <w:rFonts w:ascii="Arial" w:cs="Arial" w:eastAsia="Arial" w:hAnsi="Arial"/>
@@ -18510,7 +18510,7 @@
             <w:pPr>
               <w:spacing w:after="20" w:before="0"/>
             </w:pPr>
-            <w:hyperlink w:history="1" r:id="rIdtljinskfbd6zxemtykqb2">
+            <w:hyperlink w:history="1" r:id="rId59qlrjbk6ytourzioejae">
               <w:r>
                 <w:rPr>
                   <w:rFonts w:ascii="Arial" w:cs="Arial" w:eastAsia="Arial" w:hAnsi="Arial"/>
@@ -18543,7 +18543,7 @@
               <w:spacing w:after="10" w:before="0"/>
               <w:ind w:left="120"/>
             </w:pPr>
-            <w:hyperlink w:history="1" r:id="rId-beowcijducmcywypzids">
+            <w:hyperlink w:history="1" r:id="rId_sj-cx9zjvcympluslgbk">
               <w:r>
                 <w:rPr>
                   <w:rFonts w:ascii="Arial" w:cs="Arial" w:eastAsia="Arial" w:hAnsi="Arial"/>
@@ -18738,7 +18738,7 @@
             <w:pPr>
               <w:spacing w:after="20" w:before="0"/>
             </w:pPr>
-            <w:hyperlink w:history="1" r:id="rId8ibthrn5ypjfzx2oaco8x">
+            <w:hyperlink w:history="1" r:id="rIdc7utdkwmurkav30yizee_">
               <w:r>
                 <w:rPr>
                   <w:rFonts w:ascii="Arial" w:cs="Arial" w:eastAsia="Arial" w:hAnsi="Arial"/>
@@ -18787,7 +18787,7 @@
               <w:spacing w:after="10" w:before="0"/>
               <w:ind w:left="120"/>
             </w:pPr>
-            <w:hyperlink w:history="1" r:id="rIdzljw6u0s41yu2s0fwoqws">
+            <w:hyperlink w:history="1" r:id="rIdwakmdgstruqyutcy37p93">
               <w:r>
                 <w:rPr>
                   <w:rFonts w:ascii="Arial" w:cs="Arial" w:eastAsia="Arial" w:hAnsi="Arial"/>
@@ -18832,7 +18832,7 @@
             <w:pPr>
               <w:spacing w:after="20" w:before="0"/>
             </w:pPr>
-            <w:hyperlink w:history="1" r:id="rIdcqf5kleiifilxvv6yrmk-">
+            <w:hyperlink w:history="1" r:id="rId-p9r42jpojrq05uq8atmf">
               <w:r>
                 <w:rPr>
                   <w:rFonts w:ascii="Arial" w:cs="Arial" w:eastAsia="Arial" w:hAnsi="Arial"/>
@@ -18865,7 +18865,7 @@
               <w:spacing w:after="10" w:before="0"/>
               <w:ind w:left="120"/>
             </w:pPr>
-            <w:hyperlink w:history="1" r:id="rIdrmufeyrwxzpeczouw1pbi">
+            <w:hyperlink w:history="1" r:id="rIdrzuam9ko1taim3rkkuedz">
               <w:r>
                 <w:rPr>
                   <w:rFonts w:ascii="Arial" w:cs="Arial" w:eastAsia="Arial" w:hAnsi="Arial"/>
@@ -19060,7 +19060,7 @@
             <w:pPr>
               <w:spacing w:after="20" w:before="0"/>
             </w:pPr>
-            <w:hyperlink w:history="1" r:id="rIdo4yv5p3qq3rilfc0wto3k">
+            <w:hyperlink w:history="1" r:id="rIdjlsc_geweieieoywkjkqm">
               <w:r>
                 <w:rPr>
                   <w:rFonts w:ascii="Arial" w:cs="Arial" w:eastAsia="Arial" w:hAnsi="Arial"/>
@@ -19109,7 +19109,7 @@
               <w:spacing w:after="10" w:before="0"/>
               <w:ind w:left="120"/>
             </w:pPr>
-            <w:hyperlink w:history="1" r:id="rIdfzl68hsn9_sqq1sfj9nlq">
+            <w:hyperlink w:history="1" r:id="rIdzjlfqjkwqlpnzebrquseb">
               <w:r>
                 <w:rPr>
                   <w:rFonts w:ascii="Arial" w:cs="Arial" w:eastAsia="Arial" w:hAnsi="Arial"/>
@@ -19154,7 +19154,7 @@
             <w:pPr>
               <w:spacing w:after="20" w:before="0"/>
             </w:pPr>
-            <w:hyperlink w:history="1" r:id="rIdu4misyeuflh-x45qhshaj">
+            <w:hyperlink w:history="1" r:id="rId09ju4ewthj3dedunygnx_">
               <w:r>
                 <w:rPr>
                   <w:rFonts w:ascii="Arial" w:cs="Arial" w:eastAsia="Arial" w:hAnsi="Arial"/>
@@ -19187,7 +19187,7 @@
               <w:spacing w:after="10" w:before="0"/>
               <w:ind w:left="120"/>
             </w:pPr>
-            <w:hyperlink w:history="1" r:id="rIddoyoz3oeejmjp3grxo4pc">
+            <w:hyperlink w:history="1" r:id="rIdpsjhbjj4bpngmkyxbm8oj">
               <w:r>
                 <w:rPr>
                   <w:rFonts w:ascii="Arial" w:cs="Arial" w:eastAsia="Arial" w:hAnsi="Arial"/>
@@ -19699,7 +19699,7 @@
         </w:rPr>
         <w:t xml:space="preserve">© 2026 SeaVuria and ARES. Aligned with KICD objectives. Developed by SeaVuria; technical implementation by ARES (with AI assistance from Claude). Licensed under </w:t>
       </w:r>
-      <w:hyperlink w:history="1" r:id="rIdo3yqi3zst37lth7mb9s7i">
+      <w:hyperlink w:history="1" r:id="rIdz5sdpmuqmnbaux-8cost2">
         <w:r>
           <w:rPr>
             <w:rFonts w:ascii="Arial" w:cs="Arial" w:eastAsia="Arial" w:hAnsi="Arial"/>
@@ -19720,7 +19720,7 @@
         </w:rPr>
         <w:t xml:space="preserve"> (</w:t>
       </w:r>
-      <w:hyperlink w:history="1" r:id="rIdy7ggnyf1blbwsg4clpzny">
+      <w:hyperlink w:history="1" r:id="rIdzl4snr2f8jh9xj-ffdg4c">
         <w:r>
           <w:rPr>
             <w:rFonts w:ascii="Arial" w:cs="Arial" w:eastAsia="Arial" w:hAnsi="Arial"/>
@@ -20733,7 +20733,7 @@
             <w:pPr>
               <w:spacing w:after="20" w:before="0"/>
             </w:pPr>
-            <w:hyperlink w:history="1" r:id="rIdltpwiq0t9gay0comskz9r">
+            <w:hyperlink w:history="1" r:id="rIdcx3jkz4enyj1qwnu7y_hu">
               <w:r>
                 <w:rPr>
                   <w:rFonts w:ascii="Arial" w:cs="Arial" w:eastAsia="Arial" w:hAnsi="Arial"/>
@@ -20766,7 +20766,7 @@
               <w:spacing w:after="10" w:before="0"/>
               <w:ind w:left="120"/>
             </w:pPr>
-            <w:hyperlink w:history="1" r:id="rId0dmefn394ykdhpwsstsm1">
+            <w:hyperlink w:history="1" r:id="rId8hsd67oodmbi7omx2-au2">
               <w:r>
                 <w:rPr>
                   <w:rFonts w:ascii="Arial" w:cs="Arial" w:eastAsia="Arial" w:hAnsi="Arial"/>
@@ -20811,7 +20811,7 @@
             <w:pPr>
               <w:spacing w:after="20" w:before="0"/>
             </w:pPr>
-            <w:hyperlink w:history="1" r:id="rIdxwlp0lvkcjaedeefwnppt">
+            <w:hyperlink w:history="1" r:id="rIdmngbty_o7x2km5m6in_oi">
               <w:r>
                 <w:rPr>
                   <w:rFonts w:ascii="Arial" w:cs="Arial" w:eastAsia="Arial" w:hAnsi="Arial"/>
@@ -20844,7 +20844,7 @@
               <w:spacing w:after="10" w:before="0"/>
               <w:ind w:left="120"/>
             </w:pPr>
-            <w:hyperlink w:history="1" r:id="rIdpqe1h28tkjcmr3dghvy1d">
+            <w:hyperlink w:history="1" r:id="rIdl65mlvk4i-grnjfnftd3k">
               <w:r>
                 <w:rPr>
                   <w:rFonts w:ascii="Arial" w:cs="Arial" w:eastAsia="Arial" w:hAnsi="Arial"/>
@@ -21039,7 +21039,7 @@
             <w:pPr>
               <w:spacing w:after="20" w:before="0"/>
             </w:pPr>
-            <w:hyperlink w:history="1" r:id="rIdth55o3hflds4k8zfpcs0q">
+            <w:hyperlink w:history="1" r:id="rIdkglgjc-1gbzdeahyiofnw">
               <w:r>
                 <w:rPr>
                   <w:rFonts w:ascii="Arial" w:cs="Arial" w:eastAsia="Arial" w:hAnsi="Arial"/>
@@ -21072,7 +21072,7 @@
               <w:spacing w:after="10" w:before="0"/>
               <w:ind w:left="120"/>
             </w:pPr>
-            <w:hyperlink w:history="1" r:id="rIdjh_ficofhgi6lvbbp5mfs">
+            <w:hyperlink w:history="1" r:id="rId3x5amz5vdhfg7dteum68o">
               <w:r>
                 <w:rPr>
                   <w:rFonts w:ascii="Arial" w:cs="Arial" w:eastAsia="Arial" w:hAnsi="Arial"/>
@@ -21117,7 +21117,7 @@
             <w:pPr>
               <w:spacing w:after="20" w:before="0"/>
             </w:pPr>
-            <w:hyperlink w:history="1" r:id="rId8bqodfkppuwyfih4bcpz0">
+            <w:hyperlink w:history="1" r:id="rIdcbh8npigblj6_jhunmltv">
               <w:r>
                 <w:rPr>
                   <w:rFonts w:ascii="Arial" w:cs="Arial" w:eastAsia="Arial" w:hAnsi="Arial"/>
@@ -21150,7 +21150,7 @@
               <w:spacing w:after="10" w:before="0"/>
               <w:ind w:left="120"/>
             </w:pPr>
-            <w:hyperlink w:history="1" r:id="rIdwuv_x5w5goaheqhw5hzfv">
+            <w:hyperlink w:history="1" r:id="rIdg1fldbtnpbw-dnaf_rre6">
               <w:r>
                 <w:rPr>
                   <w:rFonts w:ascii="Arial" w:cs="Arial" w:eastAsia="Arial" w:hAnsi="Arial"/>
@@ -21345,7 +21345,7 @@
             <w:pPr>
               <w:spacing w:after="20" w:before="0"/>
             </w:pPr>
-            <w:hyperlink w:history="1" r:id="rIdjvjwxzzz3f0rjfuiws0w0">
+            <w:hyperlink w:history="1" r:id="rIdczmmeijta6lugnwujg6ak">
               <w:r>
                 <w:rPr>
                   <w:rFonts w:ascii="Arial" w:cs="Arial" w:eastAsia="Arial" w:hAnsi="Arial"/>
@@ -21394,7 +21394,7 @@
               <w:spacing w:after="10" w:before="0"/>
               <w:ind w:left="120"/>
             </w:pPr>
-            <w:hyperlink w:history="1" r:id="rIdsio3g7prrbyqfrtdnm4c8">
+            <w:hyperlink w:history="1" r:id="rIdgyqr4xcvbgq-opchu4ohd">
               <w:r>
                 <w:rPr>
                   <w:rFonts w:ascii="Arial" w:cs="Arial" w:eastAsia="Arial" w:hAnsi="Arial"/>
@@ -21439,7 +21439,7 @@
             <w:pPr>
               <w:spacing w:after="20" w:before="0"/>
             </w:pPr>
-            <w:hyperlink w:history="1" r:id="rId6flxcuvjucppqzstfgzze">
+            <w:hyperlink w:history="1" r:id="rIdp5cisgd471ixrizqufmhq">
               <w:r>
                 <w:rPr>
                   <w:rFonts w:ascii="Arial" w:cs="Arial" w:eastAsia="Arial" w:hAnsi="Arial"/>
@@ -21472,7 +21472,7 @@
               <w:spacing w:after="10" w:before="0"/>
               <w:ind w:left="120"/>
             </w:pPr>
-            <w:hyperlink w:history="1" r:id="rIdinmhkwts0aqzcfnlczz45">
+            <w:hyperlink w:history="1" r:id="rIdcrklublpxtfhngoayl7y1">
               <w:r>
                 <w:rPr>
                   <w:rFonts w:ascii="Arial" w:cs="Arial" w:eastAsia="Arial" w:hAnsi="Arial"/>
@@ -21667,7 +21667,7 @@
             <w:pPr>
               <w:spacing w:after="20" w:before="0"/>
             </w:pPr>
-            <w:hyperlink w:history="1" r:id="rId81fre0i3fbn-cracdponj">
+            <w:hyperlink w:history="1" r:id="rIdchivbs1xgaio4m5avqvcf">
               <w:r>
                 <w:rPr>
                   <w:rFonts w:ascii="Arial" w:cs="Arial" w:eastAsia="Arial" w:hAnsi="Arial"/>
@@ -21716,7 +21716,7 @@
               <w:spacing w:after="10" w:before="0"/>
               <w:ind w:left="120"/>
             </w:pPr>
-            <w:hyperlink w:history="1" r:id="rIdsj5eowfybkxwzaa37dvar">
+            <w:hyperlink w:history="1" r:id="rIdhcxjabxejiobruefwcngq">
               <w:r>
                 <w:rPr>
                   <w:rFonts w:ascii="Arial" w:cs="Arial" w:eastAsia="Arial" w:hAnsi="Arial"/>
@@ -21761,7 +21761,7 @@
             <w:pPr>
               <w:spacing w:after="20" w:before="0"/>
             </w:pPr>
-            <w:hyperlink w:history="1" r:id="rIdrujhuorh1e1nzbns9dapi">
+            <w:hyperlink w:history="1" r:id="rId2cxixdyb8nktqtmtl0sv5">
               <w:r>
                 <w:rPr>
                   <w:rFonts w:ascii="Arial" w:cs="Arial" w:eastAsia="Arial" w:hAnsi="Arial"/>
@@ -21794,7 +21794,7 @@
               <w:spacing w:after="10" w:before="0"/>
               <w:ind w:left="120"/>
             </w:pPr>
-            <w:hyperlink w:history="1" r:id="rIdrxzedcesxosbaab7idudl">
+            <w:hyperlink w:history="1" r:id="rIdey2bq2qmpwx7voedmqv72">
               <w:r>
                 <w:rPr>
                   <w:rFonts w:ascii="Arial" w:cs="Arial" w:eastAsia="Arial" w:hAnsi="Arial"/>
@@ -21989,7 +21989,7 @@
             <w:pPr>
               <w:spacing w:after="20" w:before="0"/>
             </w:pPr>
-            <w:hyperlink w:history="1" r:id="rIdegs2pcaptlmnezi2q85rp">
+            <w:hyperlink w:history="1" r:id="rId_npkwnkbvha7ylfmeagik">
               <w:r>
                 <w:rPr>
                   <w:rFonts w:ascii="Arial" w:cs="Arial" w:eastAsia="Arial" w:hAnsi="Arial"/>
@@ -22022,7 +22022,7 @@
               <w:spacing w:after="10" w:before="0"/>
               <w:ind w:left="120"/>
             </w:pPr>
-            <w:hyperlink w:history="1" r:id="rId3j9ajbb8za8gtmolb0fmw">
+            <w:hyperlink w:history="1" r:id="rIdcqn47huvy7nszsnw8ked1">
               <w:r>
                 <w:rPr>
                   <w:rFonts w:ascii="Arial" w:cs="Arial" w:eastAsia="Arial" w:hAnsi="Arial"/>
@@ -22067,7 +22067,7 @@
             <w:pPr>
               <w:spacing w:after="20" w:before="0"/>
             </w:pPr>
-            <w:hyperlink w:history="1" r:id="rIdxqz9glctz5-qxqmk7worw">
+            <w:hyperlink w:history="1" r:id="rIdqqhsmrm0mkrvctw6lklcb">
               <w:r>
                 <w:rPr>
                   <w:rFonts w:ascii="Arial" w:cs="Arial" w:eastAsia="Arial" w:hAnsi="Arial"/>
@@ -22100,7 +22100,7 @@
               <w:spacing w:after="10" w:before="0"/>
               <w:ind w:left="120"/>
             </w:pPr>
-            <w:hyperlink w:history="1" r:id="rIdyxje9m8yhdamd8z8cjqou">
+            <w:hyperlink w:history="1" r:id="rId-r-r7jum9g4khltrbd9za">
               <w:r>
                 <w:rPr>
                   <w:rFonts w:ascii="Arial" w:cs="Arial" w:eastAsia="Arial" w:hAnsi="Arial"/>
@@ -22612,7 +22612,7 @@
         </w:rPr>
         <w:t xml:space="preserve">© 2026 SeaVuria and ARES. Aligned with KICD objectives. Developed by SeaVuria; technical implementation by ARES (with AI assistance from Claude). Licensed under </w:t>
       </w:r>
-      <w:hyperlink w:history="1" r:id="rIdijo5j9mknrshoek8cyjai">
+      <w:hyperlink w:history="1" r:id="rIdqi5w-vwfn1gyqpp7p-2yu">
         <w:r>
           <w:rPr>
             <w:rFonts w:ascii="Arial" w:cs="Arial" w:eastAsia="Arial" w:hAnsi="Arial"/>
@@ -22633,7 +22633,7 @@
         </w:rPr>
         <w:t xml:space="preserve"> (</w:t>
       </w:r>
-      <w:hyperlink w:history="1" r:id="rId0jhsgwb4h8oyra2hfieml">
+      <w:hyperlink w:history="1" r:id="rIdimtc89gpkwfhoq1y9fzog">
         <w:r>
           <w:rPr>
             <w:rFonts w:ascii="Arial" w:cs="Arial" w:eastAsia="Arial" w:hAnsi="Arial"/>

--- a/data/outputs/v2/Grade11/Biology/Lesson_Plans/SS3.3_Excretion_and_Homeostasis_in_Animals/Biology_Excretion_and_Homeostasis_in_Animals_CBE_LessonSequence.docx
+++ b/data/outputs/v2/Grade11/Biology/Lesson_Plans/SS3.3_Excretion_and_Homeostasis_in_Animals/Biology_Excretion_and_Homeostasis_in_Animals_CBE_LessonSequence.docx
@@ -2132,7 +2132,7 @@
         </w:rPr>
         <w:t xml:space="preserve">© 2026 SeaVuria and ARES. This work is licensed under a </w:t>
       </w:r>
-      <w:hyperlink w:history="1" r:id="rIdnhtzy7r1at5v2ej7xycdw">
+      <w:hyperlink w:history="1" r:id="rIdvkwhvzq83fvn72ridkean">
         <w:r>
           <w:rPr>
             <w:rFonts w:ascii="Arial" w:cs="Arial" w:eastAsia="Arial" w:hAnsi="Arial"/>
@@ -2152,7 +2152,7 @@
         </w:rPr>
         <w:t xml:space="preserve"> (</w:t>
       </w:r>
-      <w:hyperlink w:history="1" r:id="rIdbmlzytmhfrjtorrefitwo">
+      <w:hyperlink w:history="1" r:id="rIdg0kou8nzfnusqfu8vycwo">
         <w:r>
           <w:rPr>
             <w:rFonts w:ascii="Arial" w:cs="Arial" w:eastAsia="Arial" w:hAnsi="Arial"/>
@@ -2172,7 +2172,7 @@
         </w:rPr>
         <w:t xml:space="preserve">). To view a copy of this license, visit </w:t>
       </w:r>
-      <w:hyperlink w:history="1" r:id="rIdmdty3giezh94ugrlstxsr">
+      <w:hyperlink w:history="1" r:id="rId5choneap250-xrut2xdeh">
         <w:r>
           <w:rPr>
             <w:rFonts w:ascii="Arial" w:cs="Arial" w:eastAsia="Arial" w:hAnsi="Arial"/>
@@ -3201,7 +3201,7 @@
               <w:spacing w:after="10" w:before="0"/>
               <w:ind w:left="120"/>
             </w:pPr>
-            <w:hyperlink w:history="1" r:id="rId2betagbu6-keykxx2dmre">
+            <w:hyperlink w:history="1" r:id="rId7ujmwf2lsfvgsd-xtldrg">
               <w:r>
                 <w:rPr>
                   <w:rFonts w:ascii="Arial" w:cs="Arial" w:eastAsia="Arial" w:hAnsi="Arial"/>
@@ -3278,7 +3278,7 @@
               <w:spacing w:after="10" w:before="0"/>
               <w:ind w:left="120"/>
             </w:pPr>
-            <w:hyperlink w:history="1" r:id="rIdxusyxeajwj9hrxr2tktz5">
+            <w:hyperlink w:history="1" r:id="rIdaig--m50sxh28n_dn0u8d">
               <w:r>
                 <w:rPr>
                   <w:rFonts w:ascii="Arial" w:cs="Arial" w:eastAsia="Arial" w:hAnsi="Arial"/>
@@ -3505,7 +3505,7 @@
               <w:spacing w:after="10" w:before="0"/>
               <w:ind w:left="120"/>
             </w:pPr>
-            <w:hyperlink w:history="1" r:id="rIdp2yswvf4uacpv9xqv3wjx">
+            <w:hyperlink w:history="1" r:id="rIdg0mm_yloyhzegaeic9ko0">
               <w:r>
                 <w:rPr>
                   <w:rFonts w:ascii="Arial" w:cs="Arial" w:eastAsia="Arial" w:hAnsi="Arial"/>
@@ -3582,7 +3582,7 @@
               <w:spacing w:after="10" w:before="0"/>
               <w:ind w:left="120"/>
             </w:pPr>
-            <w:hyperlink w:history="1" r:id="rId4dfco1aj-lwui5aacsj0h">
+            <w:hyperlink w:history="1" r:id="rIdkx3kszwhfw5qcaqsnyx2b">
               <w:r>
                 <w:rPr>
                   <w:rFonts w:ascii="Arial" w:cs="Arial" w:eastAsia="Arial" w:hAnsi="Arial"/>
@@ -3809,7 +3809,7 @@
               <w:spacing w:after="10" w:before="0"/>
               <w:ind w:left="120"/>
             </w:pPr>
-            <w:hyperlink w:history="1" r:id="rIdi6qent7a06-jxwifvoqbv">
+            <w:hyperlink w:history="1" r:id="rIdlnbe6plmkkoxb_wjw9bxi">
               <w:r>
                 <w:rPr>
                   <w:rFonts w:ascii="Arial" w:cs="Arial" w:eastAsia="Arial" w:hAnsi="Arial"/>
@@ -3886,7 +3886,7 @@
               <w:spacing w:after="10" w:before="0"/>
               <w:ind w:left="120"/>
             </w:pPr>
-            <w:hyperlink w:history="1" r:id="rIdiebxa9iaak7xr_opky06q">
+            <w:hyperlink w:history="1" r:id="rIdu65qkgs3sqodx80pmxewl">
               <w:r>
                 <w:rPr>
                   <w:rFonts w:ascii="Arial" w:cs="Arial" w:eastAsia="Arial" w:hAnsi="Arial"/>
@@ -4113,7 +4113,7 @@
               <w:spacing w:after="10" w:before="0"/>
               <w:ind w:left="120"/>
             </w:pPr>
-            <w:hyperlink w:history="1" r:id="rIdbwqpkpflk_2tah6nddttq">
+            <w:hyperlink w:history="1" r:id="rId14o0ntpfevjy32u6stw3h">
               <w:r>
                 <w:rPr>
                   <w:rFonts w:ascii="Arial" w:cs="Arial" w:eastAsia="Arial" w:hAnsi="Arial"/>
@@ -4190,7 +4190,7 @@
               <w:spacing w:after="10" w:before="0"/>
               <w:ind w:left="120"/>
             </w:pPr>
-            <w:hyperlink w:history="1" r:id="rIdjaktjrbrzgcvdlkmjzedu">
+            <w:hyperlink w:history="1" r:id="rIdtinefly2vqrlx1ppsba7d">
               <w:r>
                 <w:rPr>
                   <w:rFonts w:ascii="Arial" w:cs="Arial" w:eastAsia="Arial" w:hAnsi="Arial"/>
@@ -4417,7 +4417,7 @@
               <w:spacing w:after="10" w:before="0"/>
               <w:ind w:left="120"/>
             </w:pPr>
-            <w:hyperlink w:history="1" r:id="rIdaagcptlafuwyiiyuwle8i">
+            <w:hyperlink w:history="1" r:id="rIdfxk9eb8b0v0teutcocugb">
               <w:r>
                 <w:rPr>
                   <w:rFonts w:ascii="Arial" w:cs="Arial" w:eastAsia="Arial" w:hAnsi="Arial"/>
@@ -4494,7 +4494,7 @@
               <w:spacing w:after="10" w:before="0"/>
               <w:ind w:left="120"/>
             </w:pPr>
-            <w:hyperlink w:history="1" r:id="rIdkbhoboumtvxye85gcfrgl">
+            <w:hyperlink w:history="1" r:id="rIdwwfwps_iwyg-uyj4wyo7r">
               <w:r>
                 <w:rPr>
                   <w:rFonts w:ascii="Arial" w:cs="Arial" w:eastAsia="Arial" w:hAnsi="Arial"/>
@@ -5021,7 +5021,7 @@
         </w:rPr>
         <w:t xml:space="preserve">© 2026 SeaVuria and ARES. Aligned with KICD objectives. Developed by SeaVuria; technical implementation by ARES (with AI assistance from Claude). Licensed under </w:t>
       </w:r>
-      <w:hyperlink w:history="1" r:id="rId3bcpkfjseev_tasyzt1n4">
+      <w:hyperlink w:history="1" r:id="rIdksbxiblumitqkhymn-lcy">
         <w:r>
           <w:rPr>
             <w:rFonts w:ascii="Arial" w:cs="Arial" w:eastAsia="Arial" w:hAnsi="Arial"/>
@@ -5042,7 +5042,7 @@
         </w:rPr>
         <w:t xml:space="preserve"> (</w:t>
       </w:r>
-      <w:hyperlink w:history="1" r:id="rIdp6nbt5qezkr-pkdxp8s8p">
+      <w:hyperlink w:history="1" r:id="rIdmydhio_jxu85_oemcos3h">
         <w:r>
           <w:rPr>
             <w:rFonts w:ascii="Arial" w:cs="Arial" w:eastAsia="Arial" w:hAnsi="Arial"/>
@@ -6055,7 +6055,7 @@
             <w:pPr>
               <w:spacing w:after="20" w:before="0"/>
             </w:pPr>
-            <w:hyperlink w:history="1" r:id="rIducycw0025zncq8ykivkxh">
+            <w:hyperlink w:history="1" r:id="rIdcmztvyv2bxrbri9gwypg2">
               <w:r>
                 <w:rPr>
                   <w:rFonts w:ascii="Arial" w:cs="Arial" w:eastAsia="Arial" w:hAnsi="Arial"/>
@@ -6088,7 +6088,7 @@
               <w:spacing w:after="10" w:before="0"/>
               <w:ind w:left="120"/>
             </w:pPr>
-            <w:hyperlink w:history="1" r:id="rIdighqnah9uzqtkbfg9oeau">
+            <w:hyperlink w:history="1" r:id="rIdblt_a8ildpuaovt3eagpe">
               <w:r>
                 <w:rPr>
                   <w:rFonts w:ascii="Arial" w:cs="Arial" w:eastAsia="Arial" w:hAnsi="Arial"/>
@@ -6133,7 +6133,7 @@
             <w:pPr>
               <w:spacing w:after="20" w:before="0"/>
             </w:pPr>
-            <w:hyperlink w:history="1" r:id="rIdisjhe_opcdjrlcsw9fabr">
+            <w:hyperlink w:history="1" r:id="rIdkwl6otkfjwedleag2n-k5">
               <w:r>
                 <w:rPr>
                   <w:rFonts w:ascii="Arial" w:cs="Arial" w:eastAsia="Arial" w:hAnsi="Arial"/>
@@ -6166,7 +6166,7 @@
               <w:spacing w:after="10" w:before="0"/>
               <w:ind w:left="120"/>
             </w:pPr>
-            <w:hyperlink w:history="1" r:id="rIdorftdkkbciszjrztbadqf">
+            <w:hyperlink w:history="1" r:id="rIdbxejlmqenuuwiida0azgy">
               <w:r>
                 <w:rPr>
                   <w:rFonts w:ascii="Arial" w:cs="Arial" w:eastAsia="Arial" w:hAnsi="Arial"/>
@@ -6361,7 +6361,7 @@
             <w:pPr>
               <w:spacing w:after="20" w:before="0"/>
             </w:pPr>
-            <w:hyperlink w:history="1" r:id="rIdxfiokfsagxlzt6npnzu4x">
+            <w:hyperlink w:history="1" r:id="rId0eh2o2hum1slybktd90pb">
               <w:r>
                 <w:rPr>
                   <w:rFonts w:ascii="Arial" w:cs="Arial" w:eastAsia="Arial" w:hAnsi="Arial"/>
@@ -6394,7 +6394,7 @@
               <w:spacing w:after="10" w:before="0"/>
               <w:ind w:left="120"/>
             </w:pPr>
-            <w:hyperlink w:history="1" r:id="rIdl4uqbxfljgttgl7ieggcu">
+            <w:hyperlink w:history="1" r:id="rIdlydnddp-du0zqatlsd_ex">
               <w:r>
                 <w:rPr>
                   <w:rFonts w:ascii="Arial" w:cs="Arial" w:eastAsia="Arial" w:hAnsi="Arial"/>
@@ -6439,7 +6439,7 @@
             <w:pPr>
               <w:spacing w:after="20" w:before="0"/>
             </w:pPr>
-            <w:hyperlink w:history="1" r:id="rIdsvrdky8qomhnpntbtnzrf">
+            <w:hyperlink w:history="1" r:id="rIdycbz89qnvweena8meicop">
               <w:r>
                 <w:rPr>
                   <w:rFonts w:ascii="Arial" w:cs="Arial" w:eastAsia="Arial" w:hAnsi="Arial"/>
@@ -6472,7 +6472,7 @@
               <w:spacing w:after="10" w:before="0"/>
               <w:ind w:left="120"/>
             </w:pPr>
-            <w:hyperlink w:history="1" r:id="rIdizv40raofcqdzzmhtmy1y">
+            <w:hyperlink w:history="1" r:id="rIdhtvpmqutvs2qifaxob_p2">
               <w:r>
                 <w:rPr>
                   <w:rFonts w:ascii="Arial" w:cs="Arial" w:eastAsia="Arial" w:hAnsi="Arial"/>
@@ -6667,7 +6667,7 @@
             <w:pPr>
               <w:spacing w:after="20" w:before="0"/>
             </w:pPr>
-            <w:hyperlink w:history="1" r:id="rIdyr2dkswojfn84zzjmfya1">
+            <w:hyperlink w:history="1" r:id="rIdhzgytimuhdx7kngsihynj">
               <w:r>
                 <w:rPr>
                   <w:rFonts w:ascii="Arial" w:cs="Arial" w:eastAsia="Arial" w:hAnsi="Arial"/>
@@ -6700,7 +6700,7 @@
               <w:spacing w:after="10" w:before="0"/>
               <w:ind w:left="120"/>
             </w:pPr>
-            <w:hyperlink w:history="1" r:id="rIdzfpydszmqe8mooe_wlqkp">
+            <w:hyperlink w:history="1" r:id="rIduqyorh2cyw-yclnitj2bu">
               <w:r>
                 <w:rPr>
                   <w:rFonts w:ascii="Arial" w:cs="Arial" w:eastAsia="Arial" w:hAnsi="Arial"/>
@@ -6745,7 +6745,7 @@
             <w:pPr>
               <w:spacing w:after="20" w:before="0"/>
             </w:pPr>
-            <w:hyperlink w:history="1" r:id="rIdoyu0anwcvspnphuvzbten">
+            <w:hyperlink w:history="1" r:id="rId5bg6a66_qnnd978wd-iwu">
               <w:r>
                 <w:rPr>
                   <w:rFonts w:ascii="Arial" w:cs="Arial" w:eastAsia="Arial" w:hAnsi="Arial"/>
@@ -6794,7 +6794,7 @@
               <w:spacing w:after="10" w:before="0"/>
               <w:ind w:left="120"/>
             </w:pPr>
-            <w:hyperlink w:history="1" r:id="rId7rd7yxswmkle--0f6zdqz">
+            <w:hyperlink w:history="1" r:id="rIdi700a6eylfsj3nvlqkn9e">
               <w:r>
                 <w:rPr>
                   <w:rFonts w:ascii="Arial" w:cs="Arial" w:eastAsia="Arial" w:hAnsi="Arial"/>
@@ -6989,7 +6989,7 @@
             <w:pPr>
               <w:spacing w:after="20" w:before="0"/>
             </w:pPr>
-            <w:hyperlink w:history="1" r:id="rIdpadjsum2awyixztc_ypen">
+            <w:hyperlink w:history="1" r:id="rIdeaq63c7tbb15b5z2fii78">
               <w:r>
                 <w:rPr>
                   <w:rFonts w:ascii="Arial" w:cs="Arial" w:eastAsia="Arial" w:hAnsi="Arial"/>
@@ -7022,7 +7022,7 @@
               <w:spacing w:after="10" w:before="0"/>
               <w:ind w:left="120"/>
             </w:pPr>
-            <w:hyperlink w:history="1" r:id="rIdsnaohxhnsx8gbo_0y0tt1">
+            <w:hyperlink w:history="1" r:id="rIdc3vsnhbpavapwpiqg5ntu">
               <w:r>
                 <w:rPr>
                   <w:rFonts w:ascii="Arial" w:cs="Arial" w:eastAsia="Arial" w:hAnsi="Arial"/>
@@ -7067,7 +7067,7 @@
             <w:pPr>
               <w:spacing w:after="20" w:before="0"/>
             </w:pPr>
-            <w:hyperlink w:history="1" r:id="rIdof-83vnyxbkqo5awmsztm">
+            <w:hyperlink w:history="1" r:id="rIdhz5wbacwzw1xaxeyb-_m3">
               <w:r>
                 <w:rPr>
                   <w:rFonts w:ascii="Arial" w:cs="Arial" w:eastAsia="Arial" w:hAnsi="Arial"/>
@@ -7116,7 +7116,7 @@
               <w:spacing w:after="10" w:before="0"/>
               <w:ind w:left="120"/>
             </w:pPr>
-            <w:hyperlink w:history="1" r:id="rIdxrdz8bfu7_pmrwuq4rg0p">
+            <w:hyperlink w:history="1" r:id="rIds4glimbdpoyg_zzebybgs">
               <w:r>
                 <w:rPr>
                   <w:rFonts w:ascii="Arial" w:cs="Arial" w:eastAsia="Arial" w:hAnsi="Arial"/>
@@ -7311,7 +7311,7 @@
             <w:pPr>
               <w:spacing w:after="20" w:before="0"/>
             </w:pPr>
-            <w:hyperlink w:history="1" r:id="rIdg-lm4q-lxazhecdpjvty0">
+            <w:hyperlink w:history="1" r:id="rIdlfxorkeqiblo3kvfpnllp">
               <w:r>
                 <w:rPr>
                   <w:rFonts w:ascii="Arial" w:cs="Arial" w:eastAsia="Arial" w:hAnsi="Arial"/>
@@ -7344,7 +7344,7 @@
               <w:spacing w:after="10" w:before="0"/>
               <w:ind w:left="120"/>
             </w:pPr>
-            <w:hyperlink w:history="1" r:id="rId3eqqd-di0xgumzihcejnc">
+            <w:hyperlink w:history="1" r:id="rIdobazolyeqaogwidzl90fj">
               <w:r>
                 <w:rPr>
                   <w:rFonts w:ascii="Arial" w:cs="Arial" w:eastAsia="Arial" w:hAnsi="Arial"/>
@@ -7389,7 +7389,7 @@
             <w:pPr>
               <w:spacing w:after="20" w:before="0"/>
             </w:pPr>
-            <w:hyperlink w:history="1" r:id="rIdjqracubtrgffveczquudo">
+            <w:hyperlink w:history="1" r:id="rIduxkqbv6vre5gchwn1g5qb">
               <w:r>
                 <w:rPr>
                   <w:rFonts w:ascii="Arial" w:cs="Arial" w:eastAsia="Arial" w:hAnsi="Arial"/>
@@ -7438,7 +7438,7 @@
               <w:spacing w:after="10" w:before="0"/>
               <w:ind w:left="120"/>
             </w:pPr>
-            <w:hyperlink w:history="1" r:id="rIdwk0mogvqsywgd0w3upf2l">
+            <w:hyperlink w:history="1" r:id="rId6yzfb27sf0ipdex1vkovr">
               <w:r>
                 <w:rPr>
                   <w:rFonts w:ascii="Arial" w:cs="Arial" w:eastAsia="Arial" w:hAnsi="Arial"/>
@@ -7950,7 +7950,7 @@
         </w:rPr>
         <w:t xml:space="preserve">© 2026 SeaVuria and ARES. Aligned with KICD objectives. Developed by SeaVuria; technical implementation by ARES (with AI assistance from Claude). Licensed under </w:t>
       </w:r>
-      <w:hyperlink w:history="1" r:id="rIdyy-ziu7j_hjzd-tmvecgw">
+      <w:hyperlink w:history="1" r:id="rIdvxqcnp0ezfso90vwlmhwe">
         <w:r>
           <w:rPr>
             <w:rFonts w:ascii="Arial" w:cs="Arial" w:eastAsia="Arial" w:hAnsi="Arial"/>
@@ -7971,7 +7971,7 @@
         </w:rPr>
         <w:t xml:space="preserve"> (</w:t>
       </w:r>
-      <w:hyperlink w:history="1" r:id="rIdt1yx_crcq3all6udfn4k5">
+      <w:hyperlink w:history="1" r:id="rIdo0v5hkhyfv2-var-bfywv">
         <w:r>
           <w:rPr>
             <w:rFonts w:ascii="Arial" w:cs="Arial" w:eastAsia="Arial" w:hAnsi="Arial"/>
@@ -8984,7 +8984,7 @@
             <w:pPr>
               <w:spacing w:after="20" w:before="0"/>
             </w:pPr>
-            <w:hyperlink w:history="1" r:id="rIdgtpfmajynotieedqwpklh">
+            <w:hyperlink w:history="1" r:id="rId4bi9t4rmii3jjxmkb2s-j">
               <w:r>
                 <w:rPr>
                   <w:rFonts w:ascii="Arial" w:cs="Arial" w:eastAsia="Arial" w:hAnsi="Arial"/>
@@ -9017,7 +9017,7 @@
               <w:spacing w:after="10" w:before="0"/>
               <w:ind w:left="120"/>
             </w:pPr>
-            <w:hyperlink w:history="1" r:id="rIdyzsv9mqdij90lrsndcneq">
+            <w:hyperlink w:history="1" r:id="rIdi43ghrf2oj_j4yyrrdoz_">
               <w:r>
                 <w:rPr>
                   <w:rFonts w:ascii="Arial" w:cs="Arial" w:eastAsia="Arial" w:hAnsi="Arial"/>
@@ -9079,7 +9079,7 @@
               <w:spacing w:after="10" w:before="0"/>
               <w:ind w:left="120"/>
             </w:pPr>
-            <w:hyperlink w:history="1" r:id="rId8v32cgs9qpbdgd79lzz8_">
+            <w:hyperlink w:history="1" r:id="rIdkqwkaufa_2afulya1fvvn">
               <w:r>
                 <w:rPr>
                   <w:rFonts w:ascii="Arial" w:cs="Arial" w:eastAsia="Arial" w:hAnsi="Arial"/>
@@ -9289,7 +9289,7 @@
             <w:pPr>
               <w:spacing w:after="20" w:before="0"/>
             </w:pPr>
-            <w:hyperlink w:history="1" r:id="rId3h5zm5mjbzrnhrdm-gkh4">
+            <w:hyperlink w:history="1" r:id="rIdw7_rxmyju_-qzzfkw9pi9">
               <w:r>
                 <w:rPr>
                   <w:rFonts w:ascii="Arial" w:cs="Arial" w:eastAsia="Arial" w:hAnsi="Arial"/>
@@ -9322,7 +9322,7 @@
               <w:spacing w:after="10" w:before="0"/>
               <w:ind w:left="120"/>
             </w:pPr>
-            <w:hyperlink w:history="1" r:id="rIdhj0jwgh__udtlkhxndiyr">
+            <w:hyperlink w:history="1" r:id="rIdzeypjuocxt54_eobcmxfc">
               <w:r>
                 <w:rPr>
                   <w:rFonts w:ascii="Arial" w:cs="Arial" w:eastAsia="Arial" w:hAnsi="Arial"/>
@@ -9384,7 +9384,7 @@
               <w:spacing w:after="10" w:before="0"/>
               <w:ind w:left="120"/>
             </w:pPr>
-            <w:hyperlink w:history="1" r:id="rId__s8d1oxsawcs4ax5-9zi">
+            <w:hyperlink w:history="1" r:id="rIdi0kzmv1n1mvjhurae9ry9">
               <w:r>
                 <w:rPr>
                   <w:rFonts w:ascii="Arial" w:cs="Arial" w:eastAsia="Arial" w:hAnsi="Arial"/>
@@ -9594,7 +9594,7 @@
             <w:pPr>
               <w:spacing w:after="20" w:before="0"/>
             </w:pPr>
-            <w:hyperlink w:history="1" r:id="rIduzt8srazmauiazhsztkzq">
+            <w:hyperlink w:history="1" r:id="rIdq086zejn8xbfwzyf0xm1p">
               <w:r>
                 <w:rPr>
                   <w:rFonts w:ascii="Arial" w:cs="Arial" w:eastAsia="Arial" w:hAnsi="Arial"/>
@@ -9627,7 +9627,7 @@
               <w:spacing w:after="10" w:before="0"/>
               <w:ind w:left="120"/>
             </w:pPr>
-            <w:hyperlink w:history="1" r:id="rIdbxntvpbxzy3njg05xypm_">
+            <w:hyperlink w:history="1" r:id="rIdcgdue_wlqcj9npjfzip7c">
               <w:r>
                 <w:rPr>
                   <w:rFonts w:ascii="Arial" w:cs="Arial" w:eastAsia="Arial" w:hAnsi="Arial"/>
@@ -9689,7 +9689,7 @@
               <w:spacing w:after="10" w:before="0"/>
               <w:ind w:left="120"/>
             </w:pPr>
-            <w:hyperlink w:history="1" r:id="rIdbsz6mdj7ahenkw4m3qevo">
+            <w:hyperlink w:history="1" r:id="rIdmxfgcw0xyzyrcopsybezo">
               <w:r>
                 <w:rPr>
                   <w:rFonts w:ascii="Arial" w:cs="Arial" w:eastAsia="Arial" w:hAnsi="Arial"/>
@@ -9899,7 +9899,7 @@
             <w:pPr>
               <w:spacing w:after="20" w:before="0"/>
             </w:pPr>
-            <w:hyperlink w:history="1" r:id="rId55fn8rncxlcv-bjgbmsaj">
+            <w:hyperlink w:history="1" r:id="rIdgriztlhbtwxxqb0kjzhbr">
               <w:r>
                 <w:rPr>
                   <w:rFonts w:ascii="Arial" w:cs="Arial" w:eastAsia="Arial" w:hAnsi="Arial"/>
@@ -9932,7 +9932,7 @@
               <w:spacing w:after="10" w:before="0"/>
               <w:ind w:left="120"/>
             </w:pPr>
-            <w:hyperlink w:history="1" r:id="rIdjacq_wkjujiph4y5wqqt5">
+            <w:hyperlink w:history="1" r:id="rIddcmap1nluz2pay_l4fmd3">
               <w:r>
                 <w:rPr>
                   <w:rFonts w:ascii="Arial" w:cs="Arial" w:eastAsia="Arial" w:hAnsi="Arial"/>
@@ -9994,7 +9994,7 @@
               <w:spacing w:after="10" w:before="0"/>
               <w:ind w:left="120"/>
             </w:pPr>
-            <w:hyperlink w:history="1" r:id="rId2f-knaixocixp7jcgaewt">
+            <w:hyperlink w:history="1" r:id="rIdfi8p8af0ofckfs8vfyz5p">
               <w:r>
                 <w:rPr>
                   <w:rFonts w:ascii="Arial" w:cs="Arial" w:eastAsia="Arial" w:hAnsi="Arial"/>
@@ -10204,7 +10204,7 @@
             <w:pPr>
               <w:spacing w:after="20" w:before="0"/>
             </w:pPr>
-            <w:hyperlink w:history="1" r:id="rIdux8ixuz5tifgxysxcltfp">
+            <w:hyperlink w:history="1" r:id="rId8jn58ysk4jhtkzi3l3nqg">
               <w:r>
                 <w:rPr>
                   <w:rFonts w:ascii="Arial" w:cs="Arial" w:eastAsia="Arial" w:hAnsi="Arial"/>
@@ -10237,7 +10237,7 @@
               <w:spacing w:after="10" w:before="0"/>
               <w:ind w:left="120"/>
             </w:pPr>
-            <w:hyperlink w:history="1" r:id="rIdqq0emuvqwdakfps5efrlq">
+            <w:hyperlink w:history="1" r:id="rIdjl5lws40zcsflwq9vivl_">
               <w:r>
                 <w:rPr>
                   <w:rFonts w:ascii="Arial" w:cs="Arial" w:eastAsia="Arial" w:hAnsi="Arial"/>
@@ -10299,7 +10299,7 @@
               <w:spacing w:after="10" w:before="0"/>
               <w:ind w:left="120"/>
             </w:pPr>
-            <w:hyperlink w:history="1" r:id="rIdqp7_yfravp3c1vrq5o71h">
+            <w:hyperlink w:history="1" r:id="rIdmezlhtxba-zchxxcxbcdb">
               <w:r>
                 <w:rPr>
                   <w:rFonts w:ascii="Arial" w:cs="Arial" w:eastAsia="Arial" w:hAnsi="Arial"/>
@@ -10826,7 +10826,7 @@
         </w:rPr>
         <w:t xml:space="preserve">© 2026 SeaVuria and ARES. Aligned with KICD objectives. Developed by SeaVuria; technical implementation by ARES (with AI assistance from Claude). Licensed under </w:t>
       </w:r>
-      <w:hyperlink w:history="1" r:id="rIdpifwagyvbw4svxcfxmrgc">
+      <w:hyperlink w:history="1" r:id="rIdvzjpxiy1ugzdxyliq42sm">
         <w:r>
           <w:rPr>
             <w:rFonts w:ascii="Arial" w:cs="Arial" w:eastAsia="Arial" w:hAnsi="Arial"/>
@@ -10847,7 +10847,7 @@
         </w:rPr>
         <w:t xml:space="preserve"> (</w:t>
       </w:r>
-      <w:hyperlink w:history="1" r:id="rIdn3tjijmshyj6zblhnroks">
+      <w:hyperlink w:history="1" r:id="rIdhkhmfgarqxbm7gjj_6_hu">
         <w:r>
           <w:rPr>
             <w:rFonts w:ascii="Arial" w:cs="Arial" w:eastAsia="Arial" w:hAnsi="Arial"/>
@@ -11877,7 +11877,7 @@
               <w:spacing w:after="10" w:before="0"/>
               <w:ind w:left="120"/>
             </w:pPr>
-            <w:hyperlink w:history="1" r:id="rIdqt31_bml590pbsixz-hot">
+            <w:hyperlink w:history="1" r:id="rId1kf2s2gzkzck9yx8dsdkk">
               <w:r>
                 <w:rPr>
                   <w:rFonts w:ascii="Arial" w:cs="Arial" w:eastAsia="Arial" w:hAnsi="Arial"/>
@@ -11954,7 +11954,7 @@
               <w:spacing w:after="10" w:before="0"/>
               <w:ind w:left="120"/>
             </w:pPr>
-            <w:hyperlink w:history="1" r:id="rIdrojn_e6ifl_fidv3geuag">
+            <w:hyperlink w:history="1" r:id="rIdvwkv4p9rr00fcjzxlqnwr">
               <w:r>
                 <w:rPr>
                   <w:rFonts w:ascii="Arial" w:cs="Arial" w:eastAsia="Arial" w:hAnsi="Arial"/>
@@ -12181,7 +12181,7 @@
               <w:spacing w:after="10" w:before="0"/>
               <w:ind w:left="120"/>
             </w:pPr>
-            <w:hyperlink w:history="1" r:id="rIdtdgs0k_edkquuvsx914yn">
+            <w:hyperlink w:history="1" r:id="rIdkassuwkaxfj5wb_y5j4oj">
               <w:r>
                 <w:rPr>
                   <w:rFonts w:ascii="Arial" w:cs="Arial" w:eastAsia="Arial" w:hAnsi="Arial"/>
@@ -12258,7 +12258,7 @@
               <w:spacing w:after="10" w:before="0"/>
               <w:ind w:left="120"/>
             </w:pPr>
-            <w:hyperlink w:history="1" r:id="rIdwkbb_uxkau_nwlbsoacsr">
+            <w:hyperlink w:history="1" r:id="rIdek1rp2dakbkh8l2qw--jc">
               <w:r>
                 <w:rPr>
                   <w:rFonts w:ascii="Arial" w:cs="Arial" w:eastAsia="Arial" w:hAnsi="Arial"/>
@@ -12485,7 +12485,7 @@
               <w:spacing w:after="10" w:before="0"/>
               <w:ind w:left="120"/>
             </w:pPr>
-            <w:hyperlink w:history="1" r:id="rIdzktdgtmxqhw0nbvwhi1mf">
+            <w:hyperlink w:history="1" r:id="rIdtf0yi0nha_mvbdjimhcsf">
               <w:r>
                 <w:rPr>
                   <w:rFonts w:ascii="Arial" w:cs="Arial" w:eastAsia="Arial" w:hAnsi="Arial"/>
@@ -12562,7 +12562,7 @@
               <w:spacing w:after="10" w:before="0"/>
               <w:ind w:left="120"/>
             </w:pPr>
-            <w:hyperlink w:history="1" r:id="rIdf2gc8wnfmppjfzyrcnvu9">
+            <w:hyperlink w:history="1" r:id="rIddufgqxyt2jj7thdleskjj">
               <w:r>
                 <w:rPr>
                   <w:rFonts w:ascii="Arial" w:cs="Arial" w:eastAsia="Arial" w:hAnsi="Arial"/>
@@ -12789,7 +12789,7 @@
               <w:spacing w:after="10" w:before="0"/>
               <w:ind w:left="120"/>
             </w:pPr>
-            <w:hyperlink w:history="1" r:id="rIdtlvl5ksb0y4h0zzghwzsm">
+            <w:hyperlink w:history="1" r:id="rIddiiaob8gpwvt4fxqj7qj-">
               <w:r>
                 <w:rPr>
                   <w:rFonts w:ascii="Arial" w:cs="Arial" w:eastAsia="Arial" w:hAnsi="Arial"/>
@@ -12866,7 +12866,7 @@
               <w:spacing w:after="10" w:before="0"/>
               <w:ind w:left="120"/>
             </w:pPr>
-            <w:hyperlink w:history="1" r:id="rId78jq8usv1chdeevagd8q1">
+            <w:hyperlink w:history="1" r:id="rIdikojm77qry_ecj_fsxphn">
               <w:r>
                 <w:rPr>
                   <w:rFonts w:ascii="Arial" w:cs="Arial" w:eastAsia="Arial" w:hAnsi="Arial"/>
@@ -13093,7 +13093,7 @@
               <w:spacing w:after="10" w:before="0"/>
               <w:ind w:left="120"/>
             </w:pPr>
-            <w:hyperlink w:history="1" r:id="rId-zucmyt6adcbn3xqq5yzm">
+            <w:hyperlink w:history="1" r:id="rIdwm38dhkrc37pi-2yrlwas">
               <w:r>
                 <w:rPr>
                   <w:rFonts w:ascii="Arial" w:cs="Arial" w:eastAsia="Arial" w:hAnsi="Arial"/>
@@ -13170,7 +13170,7 @@
               <w:spacing w:after="10" w:before="0"/>
               <w:ind w:left="120"/>
             </w:pPr>
-            <w:hyperlink w:history="1" r:id="rId2g2ir0yeejqs04ydkuxpy">
+            <w:hyperlink w:history="1" r:id="rIduc4atlasfnvejpmkxbkt2">
               <w:r>
                 <w:rPr>
                   <w:rFonts w:ascii="Arial" w:cs="Arial" w:eastAsia="Arial" w:hAnsi="Arial"/>
@@ -13697,7 +13697,7 @@
         </w:rPr>
         <w:t xml:space="preserve">© 2026 SeaVuria and ARES. Aligned with KICD objectives. Developed by SeaVuria; technical implementation by ARES (with AI assistance from Claude). Licensed under </w:t>
       </w:r>
-      <w:hyperlink w:history="1" r:id="rIdaeonstru0vwm9kvt8yo8o">
+      <w:hyperlink w:history="1" r:id="rIdmz2awyefxatstptdkxsjg">
         <w:r>
           <w:rPr>
             <w:rFonts w:ascii="Arial" w:cs="Arial" w:eastAsia="Arial" w:hAnsi="Arial"/>
@@ -13718,7 +13718,7 @@
         </w:rPr>
         <w:t xml:space="preserve"> (</w:t>
       </w:r>
-      <w:hyperlink w:history="1" r:id="rId1nfi_fp0eyuiba6vbzlc7">
+      <w:hyperlink w:history="1" r:id="rId-v4ai4mxgv3rmqkoforar">
         <w:r>
           <w:rPr>
             <w:rFonts w:ascii="Arial" w:cs="Arial" w:eastAsia="Arial" w:hAnsi="Arial"/>
@@ -14731,7 +14731,7 @@
             <w:pPr>
               <w:spacing w:after="20" w:before="0"/>
             </w:pPr>
-            <w:hyperlink w:history="1" r:id="rIdid5hpjcwecizivtjjlqh3">
+            <w:hyperlink w:history="1" r:id="rIdlitrs9rgn0mnuqshnqfr6">
               <w:r>
                 <w:rPr>
                   <w:rFonts w:ascii="Arial" w:cs="Arial" w:eastAsia="Arial" w:hAnsi="Arial"/>
@@ -14780,7 +14780,7 @@
               <w:spacing w:after="10" w:before="0"/>
               <w:ind w:left="120"/>
             </w:pPr>
-            <w:hyperlink w:history="1" r:id="rIdcgdcqlyxjnpj8lyczbdgt">
+            <w:hyperlink w:history="1" r:id="rIdkdelm1qkf7tefzevapqyb">
               <w:r>
                 <w:rPr>
                   <w:rFonts w:ascii="Arial" w:cs="Arial" w:eastAsia="Arial" w:hAnsi="Arial"/>
@@ -14825,7 +14825,7 @@
             <w:pPr>
               <w:spacing w:after="20" w:before="0"/>
             </w:pPr>
-            <w:hyperlink w:history="1" r:id="rIdvbgztvj7frux7x836b_vl">
+            <w:hyperlink w:history="1" r:id="rId9awcigxplwg6dreosaz3x">
               <w:r>
                 <w:rPr>
                   <w:rFonts w:ascii="Arial" w:cs="Arial" w:eastAsia="Arial" w:hAnsi="Arial"/>
@@ -14874,7 +14874,7 @@
               <w:spacing w:after="10" w:before="0"/>
               <w:ind w:left="120"/>
             </w:pPr>
-            <w:hyperlink w:history="1" r:id="rIdt58yvcs5xfd1b4oomqm7f">
+            <w:hyperlink w:history="1" r:id="rIds64e3nzw53djytabcol2p">
               <w:r>
                 <w:rPr>
                   <w:rFonts w:ascii="Arial" w:cs="Arial" w:eastAsia="Arial" w:hAnsi="Arial"/>
@@ -15069,7 +15069,7 @@
             <w:pPr>
               <w:spacing w:after="20" w:before="0"/>
             </w:pPr>
-            <w:hyperlink w:history="1" r:id="rIdzm38jjwjc-vyudvncn7qh">
+            <w:hyperlink w:history="1" r:id="rIds4borxir_wvuxcpn56ifg">
               <w:r>
                 <w:rPr>
                   <w:rFonts w:ascii="Arial" w:cs="Arial" w:eastAsia="Arial" w:hAnsi="Arial"/>
@@ -15118,7 +15118,7 @@
               <w:spacing w:after="10" w:before="0"/>
               <w:ind w:left="120"/>
             </w:pPr>
-            <w:hyperlink w:history="1" r:id="rIde1-tv62tr3a2phhnz-3jx">
+            <w:hyperlink w:history="1" r:id="rId7yoi4oqf2qnkvtzvh-skt">
               <w:r>
                 <w:rPr>
                   <w:rFonts w:ascii="Arial" w:cs="Arial" w:eastAsia="Arial" w:hAnsi="Arial"/>
@@ -15163,7 +15163,7 @@
             <w:pPr>
               <w:spacing w:after="20" w:before="0"/>
             </w:pPr>
-            <w:hyperlink w:history="1" r:id="rId8mdhqbu-c2zsdwdnztrws">
+            <w:hyperlink w:history="1" r:id="rId8bwhsl5df3ucjtd-v4hoi">
               <w:r>
                 <w:rPr>
                   <w:rFonts w:ascii="Arial" w:cs="Arial" w:eastAsia="Arial" w:hAnsi="Arial"/>
@@ -15212,7 +15212,7 @@
               <w:spacing w:after="10" w:before="0"/>
               <w:ind w:left="120"/>
             </w:pPr>
-            <w:hyperlink w:history="1" r:id="rIdtb76bxqwrdbhmtnage3_h">
+            <w:hyperlink w:history="1" r:id="rIdmcbkt5da4ulzz-byxuq9i">
               <w:r>
                 <w:rPr>
                   <w:rFonts w:ascii="Arial" w:cs="Arial" w:eastAsia="Arial" w:hAnsi="Arial"/>
@@ -15407,7 +15407,7 @@
             <w:pPr>
               <w:spacing w:after="20" w:before="0"/>
             </w:pPr>
-            <w:hyperlink w:history="1" r:id="rIdd9746yhfpsebmeoh0o-e-">
+            <w:hyperlink w:history="1" r:id="rId6crjcwiwi9s-wkdf3b5hx">
               <w:r>
                 <w:rPr>
                   <w:rFonts w:ascii="Arial" w:cs="Arial" w:eastAsia="Arial" w:hAnsi="Arial"/>
@@ -15456,7 +15456,7 @@
               <w:spacing w:after="10" w:before="0"/>
               <w:ind w:left="120"/>
             </w:pPr>
-            <w:hyperlink w:history="1" r:id="rIdptwbdcicdgc8oqryzowxo">
+            <w:hyperlink w:history="1" r:id="rIdyahfjfrrxhgu901hmugo1">
               <w:r>
                 <w:rPr>
                   <w:rFonts w:ascii="Arial" w:cs="Arial" w:eastAsia="Arial" w:hAnsi="Arial"/>
@@ -15501,7 +15501,7 @@
             <w:pPr>
               <w:spacing w:after="20" w:before="0"/>
             </w:pPr>
-            <w:hyperlink w:history="1" r:id="rIdke3d_ll7ss2nhey3eejsg">
+            <w:hyperlink w:history="1" r:id="rIdaeah5qqzcfohfk7rvi6op">
               <w:r>
                 <w:rPr>
                   <w:rFonts w:ascii="Arial" w:cs="Arial" w:eastAsia="Arial" w:hAnsi="Arial"/>
@@ -15550,7 +15550,7 @@
               <w:spacing w:after="10" w:before="0"/>
               <w:ind w:left="120"/>
             </w:pPr>
-            <w:hyperlink w:history="1" r:id="rIdeybdtpkxkx7qfvxcprx_3">
+            <w:hyperlink w:history="1" r:id="rIdx_t-iz4rdrzqxhhcwjoy9">
               <w:r>
                 <w:rPr>
                   <w:rFonts w:ascii="Arial" w:cs="Arial" w:eastAsia="Arial" w:hAnsi="Arial"/>
@@ -15745,7 +15745,7 @@
             <w:pPr>
               <w:spacing w:after="20" w:before="0"/>
             </w:pPr>
-            <w:hyperlink w:history="1" r:id="rIdo56snjfiz5joxz1olaxor">
+            <w:hyperlink w:history="1" r:id="rId-59xr5lyelzof7bwbzlxn">
               <w:r>
                 <w:rPr>
                   <w:rFonts w:ascii="Arial" w:cs="Arial" w:eastAsia="Arial" w:hAnsi="Arial"/>
@@ -15794,7 +15794,7 @@
               <w:spacing w:after="10" w:before="0"/>
               <w:ind w:left="120"/>
             </w:pPr>
-            <w:hyperlink w:history="1" r:id="rIdrc49g2ub55dekjjeqqn-f">
+            <w:hyperlink w:history="1" r:id="rId0ydaytyjyec9bppo-ns0f">
               <w:r>
                 <w:rPr>
                   <w:rFonts w:ascii="Arial" w:cs="Arial" w:eastAsia="Arial" w:hAnsi="Arial"/>
@@ -15839,7 +15839,7 @@
             <w:pPr>
               <w:spacing w:after="20" w:before="0"/>
             </w:pPr>
-            <w:hyperlink w:history="1" r:id="rIdwavlbrldhqhksxkuapnz3">
+            <w:hyperlink w:history="1" r:id="rIdhtsfw8t8oiywlwez8b-ve">
               <w:r>
                 <w:rPr>
                   <w:rFonts w:ascii="Arial" w:cs="Arial" w:eastAsia="Arial" w:hAnsi="Arial"/>
@@ -15888,7 +15888,7 @@
               <w:spacing w:after="10" w:before="0"/>
               <w:ind w:left="120"/>
             </w:pPr>
-            <w:hyperlink w:history="1" r:id="rIdhakpwxxlj-_9_bte-dply">
+            <w:hyperlink w:history="1" r:id="rIdkfrbbrynfkdzecum5shrf">
               <w:r>
                 <w:rPr>
                   <w:rFonts w:ascii="Arial" w:cs="Arial" w:eastAsia="Arial" w:hAnsi="Arial"/>
@@ -16083,7 +16083,7 @@
             <w:pPr>
               <w:spacing w:after="20" w:before="0"/>
             </w:pPr>
-            <w:hyperlink w:history="1" r:id="rIdz6t4nloxjotou-wxkfl7g">
+            <w:hyperlink w:history="1" r:id="rId4mc8r-xmj2790qasryopr">
               <w:r>
                 <w:rPr>
                   <w:rFonts w:ascii="Arial" w:cs="Arial" w:eastAsia="Arial" w:hAnsi="Arial"/>
@@ -16132,7 +16132,7 @@
               <w:spacing w:after="10" w:before="0"/>
               <w:ind w:left="120"/>
             </w:pPr>
-            <w:hyperlink w:history="1" r:id="rIdn4mjygn6tyxngxf41o6l9">
+            <w:hyperlink w:history="1" r:id="rIdy06ov2vwa59vrqi7ardvc">
               <w:r>
                 <w:rPr>
                   <w:rFonts w:ascii="Arial" w:cs="Arial" w:eastAsia="Arial" w:hAnsi="Arial"/>
@@ -16177,7 +16177,7 @@
             <w:pPr>
               <w:spacing w:after="20" w:before="0"/>
             </w:pPr>
-            <w:hyperlink w:history="1" r:id="rIdgnlfd9rsnqjxhzb7g0xqc">
+            <w:hyperlink w:history="1" r:id="rIdctpofllb8yrao9h3qmi7r">
               <w:r>
                 <w:rPr>
                   <w:rFonts w:ascii="Arial" w:cs="Arial" w:eastAsia="Arial" w:hAnsi="Arial"/>
@@ -16226,7 +16226,7 @@
               <w:spacing w:after="10" w:before="0"/>
               <w:ind w:left="120"/>
             </w:pPr>
-            <w:hyperlink w:history="1" r:id="rIdnmq5ymyfkqq50-vfl2nzi">
+            <w:hyperlink w:history="1" r:id="rId6hdfo7lwra_zr0_ocfzmh">
               <w:r>
                 <w:rPr>
                   <w:rFonts w:ascii="Arial" w:cs="Arial" w:eastAsia="Arial" w:hAnsi="Arial"/>
@@ -16738,7 +16738,7 @@
         </w:rPr>
         <w:t xml:space="preserve">© 2026 SeaVuria and ARES. Aligned with KICD objectives. Developed by SeaVuria; technical implementation by ARES (with AI assistance from Claude). Licensed under </w:t>
       </w:r>
-      <w:hyperlink w:history="1" r:id="rId4tmtb0t1imbe5elj5chau">
+      <w:hyperlink w:history="1" r:id="rIdxrhxv8vajhhg8fffchlxc">
         <w:r>
           <w:rPr>
             <w:rFonts w:ascii="Arial" w:cs="Arial" w:eastAsia="Arial" w:hAnsi="Arial"/>
@@ -16759,7 +16759,7 @@
         </w:rPr>
         <w:t xml:space="preserve"> (</w:t>
       </w:r>
-      <w:hyperlink w:history="1" r:id="rIdlx_zzyeptb-quocfm5zh4">
+      <w:hyperlink w:history="1" r:id="rIdphffb2mhfjdnevwz7smn-">
         <w:r>
           <w:rPr>
             <w:rFonts w:ascii="Arial" w:cs="Arial" w:eastAsia="Arial" w:hAnsi="Arial"/>
@@ -17772,7 +17772,7 @@
             <w:pPr>
               <w:spacing w:after="20" w:before="0"/>
             </w:pPr>
-            <w:hyperlink w:history="1" r:id="rIdfhtd-be72p61gnkmbd0gu">
+            <w:hyperlink w:history="1" r:id="rIdex5yzrqfrup0pgcor-luh">
               <w:r>
                 <w:rPr>
                   <w:rFonts w:ascii="Arial" w:cs="Arial" w:eastAsia="Arial" w:hAnsi="Arial"/>
@@ -17821,7 +17821,7 @@
               <w:spacing w:after="10" w:before="0"/>
               <w:ind w:left="120"/>
             </w:pPr>
-            <w:hyperlink w:history="1" r:id="rIdv28kpvfdpsxvpbumaihnt">
+            <w:hyperlink w:history="1" r:id="rId1pxzgmkfhz9axhbbuctye">
               <w:r>
                 <w:rPr>
                   <w:rFonts w:ascii="Arial" w:cs="Arial" w:eastAsia="Arial" w:hAnsi="Arial"/>
@@ -17866,7 +17866,7 @@
             <w:pPr>
               <w:spacing w:after="20" w:before="0"/>
             </w:pPr>
-            <w:hyperlink w:history="1" r:id="rIdw2qwtugrd67qmuicfp-w9">
+            <w:hyperlink w:history="1" r:id="rIdprg2ahdzbmrvsoco5tzp6">
               <w:r>
                 <w:rPr>
                   <w:rFonts w:ascii="Arial" w:cs="Arial" w:eastAsia="Arial" w:hAnsi="Arial"/>
@@ -17899,7 +17899,7 @@
               <w:spacing w:after="10" w:before="0"/>
               <w:ind w:left="120"/>
             </w:pPr>
-            <w:hyperlink w:history="1" r:id="rId5qcrdxujpx2mga6sii4uw">
+            <w:hyperlink w:history="1" r:id="rIddd-zms266521ledrqtlwl">
               <w:r>
                 <w:rPr>
                   <w:rFonts w:ascii="Arial" w:cs="Arial" w:eastAsia="Arial" w:hAnsi="Arial"/>
@@ -18094,7 +18094,7 @@
             <w:pPr>
               <w:spacing w:after="20" w:before="0"/>
             </w:pPr>
-            <w:hyperlink w:history="1" r:id="rIdacacritclb_oshnjyem5u">
+            <w:hyperlink w:history="1" r:id="rIdpyzx5qwz1ieupircz2qj4">
               <w:r>
                 <w:rPr>
                   <w:rFonts w:ascii="Arial" w:cs="Arial" w:eastAsia="Arial" w:hAnsi="Arial"/>
@@ -18143,7 +18143,7 @@
               <w:spacing w:after="10" w:before="0"/>
               <w:ind w:left="120"/>
             </w:pPr>
-            <w:hyperlink w:history="1" r:id="rIdflyqqd8nw4n6hnxksmxnh">
+            <w:hyperlink w:history="1" r:id="rId5g-hj_ulxl_zzi5jmj3n3">
               <w:r>
                 <w:rPr>
                   <w:rFonts w:ascii="Arial" w:cs="Arial" w:eastAsia="Arial" w:hAnsi="Arial"/>
@@ -18188,7 +18188,7 @@
             <w:pPr>
               <w:spacing w:after="20" w:before="0"/>
             </w:pPr>
-            <w:hyperlink w:history="1" r:id="rIdvu_2svvbq2psybxx6lwtb">
+            <w:hyperlink w:history="1" r:id="rIdpimfnf1gqst2tzf4bcvbw">
               <w:r>
                 <w:rPr>
                   <w:rFonts w:ascii="Arial" w:cs="Arial" w:eastAsia="Arial" w:hAnsi="Arial"/>
@@ -18221,7 +18221,7 @@
               <w:spacing w:after="10" w:before="0"/>
               <w:ind w:left="120"/>
             </w:pPr>
-            <w:hyperlink w:history="1" r:id="rIdtefsaogzowkpqfhieun2-">
+            <w:hyperlink w:history="1" r:id="rIdyhrswg4-5sed7mtagpyyf">
               <w:r>
                 <w:rPr>
                   <w:rFonts w:ascii="Arial" w:cs="Arial" w:eastAsia="Arial" w:hAnsi="Arial"/>
@@ -18416,7 +18416,7 @@
             <w:pPr>
               <w:spacing w:after="20" w:before="0"/>
             </w:pPr>
-            <w:hyperlink w:history="1" r:id="rIdphynnvhi4gf8scnbzugss">
+            <w:hyperlink w:history="1" r:id="rIdggpo29gmynkgpjnjvtdm_">
               <w:r>
                 <w:rPr>
                   <w:rFonts w:ascii="Arial" w:cs="Arial" w:eastAsia="Arial" w:hAnsi="Arial"/>
@@ -18465,7 +18465,7 @@
               <w:spacing w:after="10" w:before="0"/>
               <w:ind w:left="120"/>
             </w:pPr>
-            <w:hyperlink w:history="1" r:id="rIdvx_hn3ivs7xfiqaqafzeh">
+            <w:hyperlink w:history="1" r:id="rId9l8m6n0wkywyc_fatlixw">
               <w:r>
                 <w:rPr>
                   <w:rFonts w:ascii="Arial" w:cs="Arial" w:eastAsia="Arial" w:hAnsi="Arial"/>
@@ -18510,7 +18510,7 @@
             <w:pPr>
               <w:spacing w:after="20" w:before="0"/>
             </w:pPr>
-            <w:hyperlink w:history="1" r:id="rId59qlrjbk6ytourzioejae">
+            <w:hyperlink w:history="1" r:id="rIdmzhh8xzk7rzyof3j2prh4">
               <w:r>
                 <w:rPr>
                   <w:rFonts w:ascii="Arial" w:cs="Arial" w:eastAsia="Arial" w:hAnsi="Arial"/>
@@ -18543,7 +18543,7 @@
               <w:spacing w:after="10" w:before="0"/>
               <w:ind w:left="120"/>
             </w:pPr>
-            <w:hyperlink w:history="1" r:id="rId_sj-cx9zjvcympluslgbk">
+            <w:hyperlink w:history="1" r:id="rId7lvq5e850zdjxvwlt22zs">
               <w:r>
                 <w:rPr>
                   <w:rFonts w:ascii="Arial" w:cs="Arial" w:eastAsia="Arial" w:hAnsi="Arial"/>
@@ -18738,7 +18738,7 @@
             <w:pPr>
               <w:spacing w:after="20" w:before="0"/>
             </w:pPr>
-            <w:hyperlink w:history="1" r:id="rIdc7utdkwmurkav30yizee_">
+            <w:hyperlink w:history="1" r:id="rIdkv34raqhlp4tckgc3gje9">
               <w:r>
                 <w:rPr>
                   <w:rFonts w:ascii="Arial" w:cs="Arial" w:eastAsia="Arial" w:hAnsi="Arial"/>
@@ -18787,7 +18787,7 @@
               <w:spacing w:after="10" w:before="0"/>
               <w:ind w:left="120"/>
             </w:pPr>
-            <w:hyperlink w:history="1" r:id="rIdwakmdgstruqyutcy37p93">
+            <w:hyperlink w:history="1" r:id="rIdi0hsmr-dluwdzkqwfhygd">
               <w:r>
                 <w:rPr>
                   <w:rFonts w:ascii="Arial" w:cs="Arial" w:eastAsia="Arial" w:hAnsi="Arial"/>
@@ -18832,7 +18832,7 @@
             <w:pPr>
               <w:spacing w:after="20" w:before="0"/>
             </w:pPr>
-            <w:hyperlink w:history="1" r:id="rId-p9r42jpojrq05uq8atmf">
+            <w:hyperlink w:history="1" r:id="rIdvbx8ozeoq3c6b6_ae0scr">
               <w:r>
                 <w:rPr>
                   <w:rFonts w:ascii="Arial" w:cs="Arial" w:eastAsia="Arial" w:hAnsi="Arial"/>
@@ -18865,7 +18865,7 @@
               <w:spacing w:after="10" w:before="0"/>
               <w:ind w:left="120"/>
             </w:pPr>
-            <w:hyperlink w:history="1" r:id="rIdrzuam9ko1taim3rkkuedz">
+            <w:hyperlink w:history="1" r:id="rIdentoq_yvsdx5sglmgh7im">
               <w:r>
                 <w:rPr>
                   <w:rFonts w:ascii="Arial" w:cs="Arial" w:eastAsia="Arial" w:hAnsi="Arial"/>
@@ -19060,7 +19060,7 @@
             <w:pPr>
               <w:spacing w:after="20" w:before="0"/>
             </w:pPr>
-            <w:hyperlink w:history="1" r:id="rIdjlsc_geweieieoywkjkqm">
+            <w:hyperlink w:history="1" r:id="rIdio6zldcdciytajivlrqv3">
               <w:r>
                 <w:rPr>
                   <w:rFonts w:ascii="Arial" w:cs="Arial" w:eastAsia="Arial" w:hAnsi="Arial"/>
@@ -19109,7 +19109,7 @@
               <w:spacing w:after="10" w:before="0"/>
               <w:ind w:left="120"/>
             </w:pPr>
-            <w:hyperlink w:history="1" r:id="rIdzjlfqjkwqlpnzebrquseb">
+            <w:hyperlink w:history="1" r:id="rIdamdnyv1o7gtcdiluremrk">
               <w:r>
                 <w:rPr>
                   <w:rFonts w:ascii="Arial" w:cs="Arial" w:eastAsia="Arial" w:hAnsi="Arial"/>
@@ -19154,7 +19154,7 @@
             <w:pPr>
               <w:spacing w:after="20" w:before="0"/>
             </w:pPr>
-            <w:hyperlink w:history="1" r:id="rId09ju4ewthj3dedunygnx_">
+            <w:hyperlink w:history="1" r:id="rIddlgma3itzldhdru_hko8x">
               <w:r>
                 <w:rPr>
                   <w:rFonts w:ascii="Arial" w:cs="Arial" w:eastAsia="Arial" w:hAnsi="Arial"/>
@@ -19187,7 +19187,7 @@
               <w:spacing w:after="10" w:before="0"/>
               <w:ind w:left="120"/>
             </w:pPr>
-            <w:hyperlink w:history="1" r:id="rIdpsjhbjj4bpngmkyxbm8oj">
+            <w:hyperlink w:history="1" r:id="rIdquchbuzrukfme30geftya">
               <w:r>
                 <w:rPr>
                   <w:rFonts w:ascii="Arial" w:cs="Arial" w:eastAsia="Arial" w:hAnsi="Arial"/>
@@ -19699,7 +19699,7 @@
         </w:rPr>
         <w:t xml:space="preserve">© 2026 SeaVuria and ARES. Aligned with KICD objectives. Developed by SeaVuria; technical implementation by ARES (with AI assistance from Claude). Licensed under </w:t>
       </w:r>
-      <w:hyperlink w:history="1" r:id="rIdz5sdpmuqmnbaux-8cost2">
+      <w:hyperlink w:history="1" r:id="rIdmzmj8oiqpbzerhzwbkuqk">
         <w:r>
           <w:rPr>
             <w:rFonts w:ascii="Arial" w:cs="Arial" w:eastAsia="Arial" w:hAnsi="Arial"/>
@@ -19720,7 +19720,7 @@
         </w:rPr>
         <w:t xml:space="preserve"> (</w:t>
       </w:r>
-      <w:hyperlink w:history="1" r:id="rIdzl4snr2f8jh9xj-ffdg4c">
+      <w:hyperlink w:history="1" r:id="rIdnfmrlqzxgwc0adyr37rcf">
         <w:r>
           <w:rPr>
             <w:rFonts w:ascii="Arial" w:cs="Arial" w:eastAsia="Arial" w:hAnsi="Arial"/>
@@ -20733,7 +20733,7 @@
             <w:pPr>
               <w:spacing w:after="20" w:before="0"/>
             </w:pPr>
-            <w:hyperlink w:history="1" r:id="rIdcx3jkz4enyj1qwnu7y_hu">
+            <w:hyperlink w:history="1" r:id="rIddljwcmqtgvnn_vyonhzjz">
               <w:r>
                 <w:rPr>
                   <w:rFonts w:ascii="Arial" w:cs="Arial" w:eastAsia="Arial" w:hAnsi="Arial"/>
@@ -20766,7 +20766,7 @@
               <w:spacing w:after="10" w:before="0"/>
               <w:ind w:left="120"/>
             </w:pPr>
-            <w:hyperlink w:history="1" r:id="rId8hsd67oodmbi7omx2-au2">
+            <w:hyperlink w:history="1" r:id="rIdxh_nkndmfsva-g8dvskop">
               <w:r>
                 <w:rPr>
                   <w:rFonts w:ascii="Arial" w:cs="Arial" w:eastAsia="Arial" w:hAnsi="Arial"/>
@@ -20811,7 +20811,7 @@
             <w:pPr>
               <w:spacing w:after="20" w:before="0"/>
             </w:pPr>
-            <w:hyperlink w:history="1" r:id="rIdmngbty_o7x2km5m6in_oi">
+            <w:hyperlink w:history="1" r:id="rId4c0yxrsc-p0ulqlrcl8m3">
               <w:r>
                 <w:rPr>
                   <w:rFonts w:ascii="Arial" w:cs="Arial" w:eastAsia="Arial" w:hAnsi="Arial"/>
@@ -20844,7 +20844,7 @@
               <w:spacing w:after="10" w:before="0"/>
               <w:ind w:left="120"/>
             </w:pPr>
-            <w:hyperlink w:history="1" r:id="rIdl65mlvk4i-grnjfnftd3k">
+            <w:hyperlink w:history="1" r:id="rIdn8hegy1ewds6p4fg55xgd">
               <w:r>
                 <w:rPr>
                   <w:rFonts w:ascii="Arial" w:cs="Arial" w:eastAsia="Arial" w:hAnsi="Arial"/>
@@ -21039,7 +21039,7 @@
             <w:pPr>
               <w:spacing w:after="20" w:before="0"/>
             </w:pPr>
-            <w:hyperlink w:history="1" r:id="rIdkglgjc-1gbzdeahyiofnw">
+            <w:hyperlink w:history="1" r:id="rId-axiax3k3regdzo4zaege">
               <w:r>
                 <w:rPr>
                   <w:rFonts w:ascii="Arial" w:cs="Arial" w:eastAsia="Arial" w:hAnsi="Arial"/>
@@ -21072,7 +21072,7 @@
               <w:spacing w:after="10" w:before="0"/>
               <w:ind w:left="120"/>
             </w:pPr>
-            <w:hyperlink w:history="1" r:id="rId3x5amz5vdhfg7dteum68o">
+            <w:hyperlink w:history="1" r:id="rIdlshcr2z8ajcdcghxaejso">
               <w:r>
                 <w:rPr>
                   <w:rFonts w:ascii="Arial" w:cs="Arial" w:eastAsia="Arial" w:hAnsi="Arial"/>
@@ -21117,7 +21117,7 @@
             <w:pPr>
               <w:spacing w:after="20" w:before="0"/>
             </w:pPr>
-            <w:hyperlink w:history="1" r:id="rIdcbh8npigblj6_jhunmltv">
+            <w:hyperlink w:history="1" r:id="rIdc5zhvi8rn889btxatwyx2">
               <w:r>
                 <w:rPr>
                   <w:rFonts w:ascii="Arial" w:cs="Arial" w:eastAsia="Arial" w:hAnsi="Arial"/>
@@ -21150,7 +21150,7 @@
               <w:spacing w:after="10" w:before="0"/>
               <w:ind w:left="120"/>
             </w:pPr>
-            <w:hyperlink w:history="1" r:id="rIdg1fldbtnpbw-dnaf_rre6">
+            <w:hyperlink w:history="1" r:id="rId3izs23slevbixonzkvxao">
               <w:r>
                 <w:rPr>
                   <w:rFonts w:ascii="Arial" w:cs="Arial" w:eastAsia="Arial" w:hAnsi="Arial"/>
@@ -21345,7 +21345,7 @@
             <w:pPr>
               <w:spacing w:after="20" w:before="0"/>
             </w:pPr>
-            <w:hyperlink w:history="1" r:id="rIdczmmeijta6lugnwujg6ak">
+            <w:hyperlink w:history="1" r:id="rIddvfvpqgqqgfhkhlvzrnqu">
               <w:r>
                 <w:rPr>
                   <w:rFonts w:ascii="Arial" w:cs="Arial" w:eastAsia="Arial" w:hAnsi="Arial"/>
@@ -21394,7 +21394,7 @@
               <w:spacing w:after="10" w:before="0"/>
               <w:ind w:left="120"/>
             </w:pPr>
-            <w:hyperlink w:history="1" r:id="rIdgyqr4xcvbgq-opchu4ohd">
+            <w:hyperlink w:history="1" r:id="rIdn_p92c6_98tcqdterah2c">
               <w:r>
                 <w:rPr>
                   <w:rFonts w:ascii="Arial" w:cs="Arial" w:eastAsia="Arial" w:hAnsi="Arial"/>
@@ -21439,7 +21439,7 @@
             <w:pPr>
               <w:spacing w:after="20" w:before="0"/>
             </w:pPr>
-            <w:hyperlink w:history="1" r:id="rIdp5cisgd471ixrizqufmhq">
+            <w:hyperlink w:history="1" r:id="rIdblrkqz0fnornczxk2tjbu">
               <w:r>
                 <w:rPr>
                   <w:rFonts w:ascii="Arial" w:cs="Arial" w:eastAsia="Arial" w:hAnsi="Arial"/>
@@ -21472,7 +21472,7 @@
               <w:spacing w:after="10" w:before="0"/>
               <w:ind w:left="120"/>
             </w:pPr>
-            <w:hyperlink w:history="1" r:id="rIdcrklublpxtfhngoayl7y1">
+            <w:hyperlink w:history="1" r:id="rIdzxizcmficpeb7jwuszcon">
               <w:r>
                 <w:rPr>
                   <w:rFonts w:ascii="Arial" w:cs="Arial" w:eastAsia="Arial" w:hAnsi="Arial"/>
@@ -21667,7 +21667,7 @@
             <w:pPr>
               <w:spacing w:after="20" w:before="0"/>
             </w:pPr>
-            <w:hyperlink w:history="1" r:id="rIdchivbs1xgaio4m5avqvcf">
+            <w:hyperlink w:history="1" r:id="rId64nadz0mjitdxzeo4gh60">
               <w:r>
                 <w:rPr>
                   <w:rFonts w:ascii="Arial" w:cs="Arial" w:eastAsia="Arial" w:hAnsi="Arial"/>
@@ -21716,7 +21716,7 @@
               <w:spacing w:after="10" w:before="0"/>
               <w:ind w:left="120"/>
             </w:pPr>
-            <w:hyperlink w:history="1" r:id="rIdhcxjabxejiobruefwcngq">
+            <w:hyperlink w:history="1" r:id="rId0uzjjm50k9aeaq2rkycg2">
               <w:r>
                 <w:rPr>
                   <w:rFonts w:ascii="Arial" w:cs="Arial" w:eastAsia="Arial" w:hAnsi="Arial"/>
@@ -21761,7 +21761,7 @@
             <w:pPr>
               <w:spacing w:after="20" w:before="0"/>
             </w:pPr>
-            <w:hyperlink w:history="1" r:id="rId2cxixdyb8nktqtmtl0sv5">
+            <w:hyperlink w:history="1" r:id="rIddxenj4axbk9ou9y0xbccn">
               <w:r>
                 <w:rPr>
                   <w:rFonts w:ascii="Arial" w:cs="Arial" w:eastAsia="Arial" w:hAnsi="Arial"/>
@@ -21794,7 +21794,7 @@
               <w:spacing w:after="10" w:before="0"/>
               <w:ind w:left="120"/>
             </w:pPr>
-            <w:hyperlink w:history="1" r:id="rIdey2bq2qmpwx7voedmqv72">
+            <w:hyperlink w:history="1" r:id="rIdmra4pp7cmtazk-ywznttt">
               <w:r>
                 <w:rPr>
                   <w:rFonts w:ascii="Arial" w:cs="Arial" w:eastAsia="Arial" w:hAnsi="Arial"/>
@@ -21989,7 +21989,7 @@
             <w:pPr>
               <w:spacing w:after="20" w:before="0"/>
             </w:pPr>
-            <w:hyperlink w:history="1" r:id="rId_npkwnkbvha7ylfmeagik">
+            <w:hyperlink w:history="1" r:id="rIdmjy8-bfdrarc2f7s-u_-z">
               <w:r>
                 <w:rPr>
                   <w:rFonts w:ascii="Arial" w:cs="Arial" w:eastAsia="Arial" w:hAnsi="Arial"/>
@@ -22022,7 +22022,7 @@
               <w:spacing w:after="10" w:before="0"/>
               <w:ind w:left="120"/>
             </w:pPr>
-            <w:hyperlink w:history="1" r:id="rIdcqn47huvy7nszsnw8ked1">
+            <w:hyperlink w:history="1" r:id="rIduoyoeihp7qusfz0-scola">
               <w:r>
                 <w:rPr>
                   <w:rFonts w:ascii="Arial" w:cs="Arial" w:eastAsia="Arial" w:hAnsi="Arial"/>
@@ -22067,7 +22067,7 @@
             <w:pPr>
               <w:spacing w:after="20" w:before="0"/>
             </w:pPr>
-            <w:hyperlink w:history="1" r:id="rIdqqhsmrm0mkrvctw6lklcb">
+            <w:hyperlink w:history="1" r:id="rIdn_lyleqgjq1wld4-7gmav">
               <w:r>
                 <w:rPr>
                   <w:rFonts w:ascii="Arial" w:cs="Arial" w:eastAsia="Arial" w:hAnsi="Arial"/>
@@ -22100,7 +22100,7 @@
               <w:spacing w:after="10" w:before="0"/>
               <w:ind w:left="120"/>
             </w:pPr>
-            <w:hyperlink w:history="1" r:id="rId-r-r7jum9g4khltrbd9za">
+            <w:hyperlink w:history="1" r:id="rIdppm2o-fhrlf85684cjpye">
               <w:r>
                 <w:rPr>
                   <w:rFonts w:ascii="Arial" w:cs="Arial" w:eastAsia="Arial" w:hAnsi="Arial"/>
@@ -22612,7 +22612,7 @@
         </w:rPr>
         <w:t xml:space="preserve">© 2026 SeaVuria and ARES. Aligned with KICD objectives. Developed by SeaVuria; technical implementation by ARES (with AI assistance from Claude). Licensed under </w:t>
       </w:r>
-      <w:hyperlink w:history="1" r:id="rIdqi5w-vwfn1gyqpp7p-2yu">
+      <w:hyperlink w:history="1" r:id="rIdlcyfkmuhkfdhvknhe6v7w">
         <w:r>
           <w:rPr>
             <w:rFonts w:ascii="Arial" w:cs="Arial" w:eastAsia="Arial" w:hAnsi="Arial"/>
@@ -22633,7 +22633,7 @@
         </w:rPr>
         <w:t xml:space="preserve"> (</w:t>
       </w:r>
-      <w:hyperlink w:history="1" r:id="rIdimtc89gpkwfhoq1y9fzog">
+      <w:hyperlink w:history="1" r:id="rIddk-isli8erez8kzwdhg_f">
         <w:r>
           <w:rPr>
             <w:rFonts w:ascii="Arial" w:cs="Arial" w:eastAsia="Arial" w:hAnsi="Arial"/>

--- a/data/outputs/v2/Grade11/Biology/Lesson_Plans/SS3.3_Excretion_and_Homeostasis_in_Animals/Biology_Excretion_and_Homeostasis_in_Animals_CBE_LessonSequence.docx
+++ b/data/outputs/v2/Grade11/Biology/Lesson_Plans/SS3.3_Excretion_and_Homeostasis_in_Animals/Biology_Excretion_and_Homeostasis_in_Animals_CBE_LessonSequence.docx
@@ -4,6 +4,7 @@
   <w:body>
     <w:p>
       <w:pPr>
+        <w:keepNext w:val="false"/>
         <w:spacing w:after="30" w:before="0"/>
         <w:jc w:val="center"/>
       </w:pPr>
@@ -23,6 +24,7 @@
     </w:p>
     <w:p>
       <w:pPr>
+        <w:keepNext w:val="false"/>
         <w:spacing w:after="60" w:before="0"/>
         <w:jc w:val="center"/>
       </w:pPr>
@@ -81,6 +83,7 @@
           </w:tcPr>
           <w:p>
             <w:pPr>
+              <w:keepNext w:val="false"/>
               <w:spacing w:after="40" w:before="0"/>
               <w:jc w:val="center"/>
             </w:pPr>
@@ -115,6 +118,7 @@
           </w:tcPr>
           <w:p>
             <w:pPr>
+              <w:keepNext w:val="false"/>
               <w:spacing w:after="40" w:before="0"/>
               <w:jc w:val="left"/>
             </w:pPr>
@@ -147,6 +151,7 @@
           </w:tcPr>
           <w:p>
             <w:pPr>
+              <w:keepNext w:val="false"/>
               <w:spacing w:after="40" w:before="0"/>
               <w:jc w:val="left"/>
             </w:pPr>
@@ -181,6 +186,7 @@
           </w:tcPr>
           <w:p>
             <w:pPr>
+              <w:keepNext w:val="false"/>
               <w:spacing w:after="40" w:before="0"/>
               <w:jc w:val="left"/>
             </w:pPr>
@@ -213,6 +219,7 @@
           </w:tcPr>
           <w:p>
             <w:pPr>
+              <w:keepNext w:val="false"/>
               <w:spacing w:after="40" w:before="0"/>
               <w:jc w:val="left"/>
             </w:pPr>
@@ -247,6 +254,7 @@
           </w:tcPr>
           <w:p>
             <w:pPr>
+              <w:keepNext w:val="false"/>
               <w:spacing w:after="40" w:before="0"/>
               <w:jc w:val="left"/>
             </w:pPr>
@@ -279,6 +287,7 @@
           </w:tcPr>
           <w:p>
             <w:pPr>
+              <w:keepNext w:val="false"/>
               <w:spacing w:after="40" w:before="0"/>
               <w:jc w:val="left"/>
             </w:pPr>
@@ -313,6 +322,7 @@
           </w:tcPr>
           <w:p>
             <w:pPr>
+              <w:keepNext w:val="false"/>
               <w:spacing w:after="40" w:before="0"/>
               <w:jc w:val="left"/>
             </w:pPr>
@@ -345,6 +355,7 @@
           </w:tcPr>
           <w:p>
             <w:pPr>
+              <w:keepNext w:val="false"/>
               <w:spacing w:after="40" w:before="0"/>
               <w:jc w:val="left"/>
             </w:pPr>
@@ -379,6 +390,7 @@
           </w:tcPr>
           <w:p>
             <w:pPr>
+              <w:keepNext w:val="false"/>
               <w:spacing w:after="40" w:before="0"/>
               <w:jc w:val="left"/>
             </w:pPr>
@@ -411,6 +423,7 @@
           </w:tcPr>
           <w:p>
             <w:pPr>
+              <w:keepNext w:val="false"/>
               <w:spacing w:after="40" w:before="0"/>
               <w:jc w:val="left"/>
             </w:pPr>
@@ -445,6 +458,7 @@
           </w:tcPr>
           <w:p>
             <w:pPr>
+              <w:keepNext w:val="false"/>
               <w:spacing w:after="40" w:before="0"/>
               <w:jc w:val="left"/>
             </w:pPr>
@@ -632,6 +646,7 @@
           </w:tcPr>
           <w:p>
             <w:pPr>
+              <w:keepNext w:val="false"/>
               <w:spacing w:after="40" w:before="0"/>
               <w:jc w:val="left"/>
             </w:pPr>
@@ -664,6 +679,7 @@
           </w:tcPr>
           <w:p>
             <w:pPr>
+              <w:keepNext w:val="false"/>
               <w:spacing w:after="40" w:before="0"/>
               <w:jc w:val="left"/>
             </w:pPr>
@@ -683,6 +699,7 @@
           </w:p>
           <w:p>
             <w:pPr>
+              <w:keepNext w:val="false"/>
               <w:spacing w:after="40" w:before="0"/>
               <w:jc w:val="left"/>
             </w:pPr>
@@ -702,6 +719,7 @@
           </w:p>
           <w:p>
             <w:pPr>
+              <w:keepNext w:val="false"/>
               <w:spacing w:after="40" w:before="0"/>
               <w:jc w:val="left"/>
             </w:pPr>
@@ -721,6 +739,7 @@
           </w:p>
           <w:p>
             <w:pPr>
+              <w:keepNext w:val="false"/>
               <w:spacing w:after="40" w:before="0"/>
               <w:jc w:val="left"/>
             </w:pPr>
@@ -740,6 +759,7 @@
           </w:p>
           <w:p>
             <w:pPr>
+              <w:keepNext w:val="false"/>
               <w:spacing w:after="40" w:before="0"/>
               <w:jc w:val="left"/>
             </w:pPr>
@@ -759,6 +779,7 @@
           </w:p>
           <w:p>
             <w:pPr>
+              <w:keepNext w:val="false"/>
               <w:spacing w:after="40" w:before="0"/>
               <w:jc w:val="left"/>
             </w:pPr>
@@ -778,6 +799,7 @@
           </w:p>
           <w:p>
             <w:pPr>
+              <w:keepNext w:val="false"/>
               <w:spacing w:after="40" w:before="0"/>
               <w:jc w:val="left"/>
             </w:pPr>
@@ -812,6 +834,7 @@
           </w:tcPr>
           <w:p>
             <w:pPr>
+              <w:keepNext w:val="false"/>
               <w:spacing w:after="40" w:before="0"/>
               <w:jc w:val="left"/>
             </w:pPr>
@@ -919,6 +942,7 @@
           </w:tcPr>
           <w:p>
             <w:pPr>
+              <w:keepNext w:val="false"/>
               <w:spacing w:after="40" w:before="0"/>
               <w:jc w:val="left"/>
             </w:pPr>
@@ -1006,6 +1030,7 @@
           </w:tcPr>
           <w:p>
             <w:pPr>
+              <w:keepNext w:val="false"/>
               <w:spacing w:after="40" w:before="0"/>
               <w:jc w:val="left"/>
             </w:pPr>
@@ -1193,6 +1218,7 @@
           </w:tcPr>
           <w:p>
             <w:pPr>
+              <w:keepNext w:val="false"/>
               <w:spacing w:after="40" w:before="0"/>
               <w:jc w:val="left"/>
             </w:pPr>
@@ -1300,6 +1326,7 @@
           </w:tcPr>
           <w:p>
             <w:pPr>
+              <w:keepNext w:val="false"/>
               <w:spacing w:after="40" w:before="0"/>
               <w:jc w:val="left"/>
             </w:pPr>
@@ -1447,6 +1474,7 @@
           </w:tcPr>
           <w:p>
             <w:pPr>
+              <w:keepNext w:val="false"/>
               <w:spacing w:after="40" w:before="0"/>
               <w:jc w:val="left"/>
             </w:pPr>
@@ -1479,6 +1507,7 @@
           </w:tcPr>
           <w:p>
             <w:pPr>
+              <w:keepNext w:val="false"/>
               <w:spacing w:after="40" w:before="0"/>
               <w:jc w:val="left"/>
             </w:pPr>
@@ -1513,6 +1542,7 @@
           </w:tcPr>
           <w:p>
             <w:pPr>
+              <w:keepNext w:val="false"/>
               <w:spacing w:after="40" w:before="0"/>
               <w:jc w:val="left"/>
             </w:pPr>
@@ -1545,6 +1575,7 @@
           </w:tcPr>
           <w:p>
             <w:pPr>
+              <w:keepNext w:val="false"/>
               <w:spacing w:after="40" w:before="0"/>
               <w:jc w:val="left"/>
             </w:pPr>
@@ -1564,6 +1595,7 @@
           </w:p>
           <w:p>
             <w:pPr>
+              <w:keepNext w:val="false"/>
               <w:spacing w:after="40" w:before="0"/>
               <w:jc w:val="left"/>
             </w:pPr>
@@ -1583,6 +1615,7 @@
           </w:p>
           <w:p>
             <w:pPr>
+              <w:keepNext w:val="false"/>
               <w:spacing w:after="40" w:before="0"/>
               <w:jc w:val="left"/>
             </w:pPr>
@@ -1602,6 +1635,7 @@
           </w:p>
           <w:p>
             <w:pPr>
+              <w:keepNext w:val="false"/>
               <w:spacing w:after="40" w:before="0"/>
               <w:jc w:val="left"/>
             </w:pPr>
@@ -1621,6 +1655,7 @@
           </w:p>
           <w:p>
             <w:pPr>
+              <w:keepNext w:val="false"/>
               <w:spacing w:after="40" w:before="0"/>
               <w:jc w:val="left"/>
             </w:pPr>
@@ -1655,6 +1690,7 @@
           </w:tcPr>
           <w:p>
             <w:pPr>
+              <w:keepNext w:val="false"/>
               <w:spacing w:after="40" w:before="0"/>
               <w:jc w:val="left"/>
             </w:pPr>
@@ -1687,6 +1723,7 @@
           </w:tcPr>
           <w:p>
             <w:pPr>
+              <w:keepNext w:val="false"/>
               <w:spacing w:after="40" w:before="0"/>
               <w:jc w:val="left"/>
             </w:pPr>
@@ -1721,6 +1758,7 @@
           </w:tcPr>
           <w:p>
             <w:pPr>
+              <w:keepNext w:val="false"/>
               <w:spacing w:after="40" w:before="0"/>
               <w:jc w:val="left"/>
             </w:pPr>
@@ -1753,6 +1791,7 @@
           </w:tcPr>
           <w:p>
             <w:pPr>
+              <w:keepNext w:val="false"/>
               <w:spacing w:after="40" w:before="0"/>
               <w:jc w:val="left"/>
             </w:pPr>
@@ -1772,6 +1811,7 @@
           </w:p>
           <w:p>
             <w:pPr>
+              <w:keepNext w:val="false"/>
               <w:spacing w:after="40" w:before="0"/>
               <w:jc w:val="left"/>
             </w:pPr>
@@ -1791,6 +1831,7 @@
           </w:p>
           <w:p>
             <w:pPr>
+              <w:keepNext w:val="false"/>
               <w:spacing w:after="40" w:before="0"/>
               <w:jc w:val="left"/>
             </w:pPr>
@@ -1810,6 +1851,7 @@
           </w:p>
           <w:p>
             <w:pPr>
+              <w:keepNext w:val="false"/>
               <w:spacing w:after="40" w:before="0"/>
               <w:jc w:val="left"/>
             </w:pPr>
@@ -1829,6 +1871,7 @@
           </w:p>
           <w:p>
             <w:pPr>
+              <w:keepNext w:val="false"/>
               <w:spacing w:after="40" w:before="0"/>
               <w:jc w:val="left"/>
             </w:pPr>
@@ -1848,6 +1891,7 @@
           </w:p>
           <w:p>
             <w:pPr>
+              <w:keepNext w:val="false"/>
               <w:spacing w:after="40" w:before="0"/>
               <w:jc w:val="left"/>
             </w:pPr>
@@ -1867,6 +1911,7 @@
           </w:p>
           <w:p>
             <w:pPr>
+              <w:keepNext w:val="false"/>
               <w:spacing w:after="40" w:before="0"/>
               <w:jc w:val="left"/>
             </w:pPr>
@@ -1901,6 +1946,7 @@
           </w:tcPr>
           <w:p>
             <w:pPr>
+              <w:keepNext w:val="false"/>
               <w:spacing w:after="40" w:before="0"/>
               <w:jc w:val="left"/>
             </w:pPr>
@@ -2132,7 +2178,7 @@
         </w:rPr>
         <w:t xml:space="preserve">© 2026 SeaVuria and ARES. This work is licensed under a </w:t>
       </w:r>
-      <w:hyperlink w:history="1" r:id="rIdvkwhvzq83fvn72ridkean">
+      <w:hyperlink w:history="1" r:id="rId_cp1wrbcyhyeocr0elvwm">
         <w:r>
           <w:rPr>
             <w:rFonts w:ascii="Arial" w:cs="Arial" w:eastAsia="Arial" w:hAnsi="Arial"/>
@@ -2152,7 +2198,7 @@
         </w:rPr>
         <w:t xml:space="preserve"> (</w:t>
       </w:r>
-      <w:hyperlink w:history="1" r:id="rIdg0kou8nzfnusqfu8vycwo">
+      <w:hyperlink w:history="1" r:id="rId4vrz1zupimzod8-a_fjwp">
         <w:r>
           <w:rPr>
             <w:rFonts w:ascii="Arial" w:cs="Arial" w:eastAsia="Arial" w:hAnsi="Arial"/>
@@ -2172,7 +2218,7 @@
         </w:rPr>
         <w:t xml:space="preserve">). To view a copy of this license, visit </w:t>
       </w:r>
-      <w:hyperlink w:history="1" r:id="rId5choneap250-xrut2xdeh">
+      <w:hyperlink w:history="1" r:id="rIdkotuxcwd1xqw4lkbpdsll">
         <w:r>
           <w:rPr>
             <w:rFonts w:ascii="Arial" w:cs="Arial" w:eastAsia="Arial" w:hAnsi="Arial"/>
@@ -2231,6 +2277,7 @@
           </w:tcPr>
           <w:p>
             <w:pPr>
+              <w:keepNext w:val="false"/>
               <w:spacing w:after="40" w:before="0"/>
               <w:jc w:val="center"/>
             </w:pPr>
@@ -2266,6 +2313,7 @@
           </w:tcPr>
           <w:p>
             <w:pPr>
+              <w:keepNext w:val="false"/>
               <w:spacing w:after="40" w:before="0"/>
               <w:jc w:val="center"/>
             </w:pPr>
@@ -2300,6 +2348,7 @@
           </w:tcPr>
           <w:p>
             <w:pPr>
+              <w:keepNext w:val="false"/>
               <w:spacing w:after="40" w:before="0"/>
               <w:jc w:val="left"/>
             </w:pPr>
@@ -2332,6 +2381,7 @@
           </w:tcPr>
           <w:p>
             <w:pPr>
+              <w:keepNext w:val="false"/>
               <w:spacing w:after="40" w:before="0"/>
               <w:jc w:val="left"/>
             </w:pPr>
@@ -2366,6 +2416,7 @@
           </w:tcPr>
           <w:p>
             <w:pPr>
+              <w:keepNext w:val="false"/>
               <w:spacing w:after="40" w:before="0"/>
               <w:jc w:val="left"/>
             </w:pPr>
@@ -2398,6 +2449,7 @@
           </w:tcPr>
           <w:p>
             <w:pPr>
+              <w:keepNext w:val="false"/>
               <w:spacing w:after="40" w:before="0"/>
               <w:jc w:val="left"/>
             </w:pPr>
@@ -2432,6 +2484,7 @@
           </w:tcPr>
           <w:p>
             <w:pPr>
+              <w:keepNext w:val="false"/>
               <w:spacing w:after="40" w:before="0"/>
               <w:jc w:val="left"/>
             </w:pPr>
@@ -2464,6 +2517,7 @@
           </w:tcPr>
           <w:p>
             <w:pPr>
+              <w:keepNext w:val="false"/>
               <w:spacing w:after="40" w:before="0"/>
               <w:jc w:val="left"/>
             </w:pPr>
@@ -2498,6 +2552,7 @@
           </w:tcPr>
           <w:p>
             <w:pPr>
+              <w:keepNext w:val="false"/>
               <w:spacing w:after="40" w:before="0"/>
               <w:jc w:val="left"/>
             </w:pPr>
@@ -2530,6 +2585,7 @@
           </w:tcPr>
           <w:p>
             <w:pPr>
+              <w:keepNext w:val="false"/>
               <w:spacing w:after="40" w:before="0"/>
               <w:jc w:val="left"/>
             </w:pPr>
@@ -2564,6 +2620,7 @@
           </w:tcPr>
           <w:p>
             <w:pPr>
+              <w:keepNext w:val="false"/>
               <w:spacing w:after="40" w:before="0"/>
               <w:jc w:val="left"/>
             </w:pPr>
@@ -2596,6 +2653,7 @@
           </w:tcPr>
           <w:p>
             <w:pPr>
+              <w:keepNext w:val="false"/>
               <w:spacing w:after="40" w:before="0"/>
               <w:jc w:val="left"/>
             </w:pPr>
@@ -2630,6 +2688,7 @@
           </w:tcPr>
           <w:p>
             <w:pPr>
+              <w:keepNext w:val="false"/>
               <w:spacing w:after="40" w:before="0"/>
               <w:jc w:val="left"/>
             </w:pPr>
@@ -2662,6 +2721,7 @@
           </w:tcPr>
           <w:p>
             <w:pPr>
+              <w:keepNext w:val="false"/>
               <w:spacing w:after="40" w:before="0"/>
               <w:jc w:val="left"/>
             </w:pPr>
@@ -2696,6 +2756,7 @@
           </w:tcPr>
           <w:p>
             <w:pPr>
+              <w:keepNext w:val="false"/>
               <w:spacing w:after="40" w:before="0"/>
               <w:jc w:val="left"/>
             </w:pPr>
@@ -2728,6 +2789,7 @@
           </w:tcPr>
           <w:p>
             <w:pPr>
+              <w:keepNext w:val="false"/>
               <w:spacing w:after="40" w:before="0"/>
               <w:jc w:val="left"/>
             </w:pPr>
@@ -2762,6 +2824,7 @@
           </w:tcPr>
           <w:p>
             <w:pPr>
+              <w:keepNext w:val="false"/>
               <w:spacing w:after="40" w:before="0"/>
               <w:jc w:val="left"/>
             </w:pPr>
@@ -2794,6 +2857,7 @@
           </w:tcPr>
           <w:p>
             <w:pPr>
+              <w:keepNext w:val="false"/>
               <w:spacing w:after="40" w:before="0"/>
               <w:jc w:val="left"/>
             </w:pPr>
@@ -2853,6 +2917,7 @@
           </w:tcPr>
           <w:p>
             <w:pPr>
+              <w:keepNext w:val="false"/>
               <w:spacing w:after="40" w:before="0"/>
               <w:jc w:val="center"/>
             </w:pPr>
@@ -2887,6 +2952,7 @@
           </w:tcPr>
           <w:p>
             <w:pPr>
+              <w:keepNext w:val="false"/>
               <w:spacing w:after="40" w:before="0"/>
               <w:jc w:val="left"/>
             </w:pPr>
@@ -2951,6 +3017,7 @@
           </w:tcPr>
           <w:p>
             <w:pPr>
+              <w:keepNext w:val="false"/>
               <w:spacing w:after="40" w:before="0"/>
               <w:jc w:val="center"/>
             </w:pPr>
@@ -2985,6 +3052,7 @@
           </w:tcPr>
           <w:p>
             <w:pPr>
+              <w:keepNext w:val="false"/>
               <w:spacing w:after="40" w:before="0"/>
               <w:jc w:val="left"/>
             </w:pPr>
@@ -3017,6 +3085,7 @@
           </w:tcPr>
           <w:p>
             <w:pPr>
+              <w:keepNext w:val="false"/>
               <w:spacing w:after="40" w:before="0"/>
               <w:jc w:val="left"/>
             </w:pPr>
@@ -3049,6 +3118,7 @@
           </w:tcPr>
           <w:p>
             <w:pPr>
+              <w:keepNext w:val="false"/>
               <w:spacing w:after="40" w:before="0"/>
               <w:jc w:val="left"/>
             </w:pPr>
@@ -3081,6 +3151,7 @@
           </w:tcPr>
           <w:p>
             <w:pPr>
+              <w:keepNext w:val="false"/>
               <w:spacing w:after="40" w:before="0"/>
               <w:jc w:val="left"/>
             </w:pPr>
@@ -3113,6 +3184,7 @@
           </w:tcPr>
           <w:p>
             <w:pPr>
+              <w:keepNext w:val="false"/>
               <w:spacing w:after="40" w:before="0"/>
               <w:jc w:val="left"/>
             </w:pPr>
@@ -3147,6 +3219,7 @@
           </w:tcPr>
           <w:p>
             <w:pPr>
+              <w:keepNext w:val="false"/>
               <w:spacing w:after="40" w:before="0"/>
               <w:jc w:val="left"/>
             </w:pPr>
@@ -3201,7 +3274,7 @@
               <w:spacing w:after="10" w:before="0"/>
               <w:ind w:left="120"/>
             </w:pPr>
-            <w:hyperlink w:history="1" r:id="rId7ujmwf2lsfvgsd-xtldrg">
+            <w:hyperlink w:history="1" r:id="rIdcjznewjgwo48xwc05dlya">
               <w:r>
                 <w:rPr>
                   <w:rFonts w:ascii="Arial" w:cs="Arial" w:eastAsia="Arial" w:hAnsi="Arial"/>
@@ -3278,7 +3351,7 @@
               <w:spacing w:after="10" w:before="0"/>
               <w:ind w:left="120"/>
             </w:pPr>
-            <w:hyperlink w:history="1" r:id="rIdaig--m50sxh28n_dn0u8d">
+            <w:hyperlink w:history="1" r:id="rIdml-rumam0rf59c0wlzbfv">
               <w:r>
                 <w:rPr>
                   <w:rFonts w:ascii="Arial" w:cs="Arial" w:eastAsia="Arial" w:hAnsi="Arial"/>
@@ -3321,6 +3394,7 @@
           </w:tcPr>
           <w:p>
             <w:pPr>
+              <w:keepNext w:val="false"/>
               <w:spacing w:after="40" w:before="0"/>
               <w:jc w:val="left"/>
             </w:pPr>
@@ -3353,6 +3427,7 @@
           </w:tcPr>
           <w:p>
             <w:pPr>
+              <w:keepNext w:val="false"/>
               <w:spacing w:after="40" w:before="0"/>
               <w:jc w:val="left"/>
             </w:pPr>
@@ -3385,6 +3460,7 @@
           </w:tcPr>
           <w:p>
             <w:pPr>
+              <w:keepNext w:val="false"/>
               <w:spacing w:after="40" w:before="0"/>
               <w:jc w:val="left"/>
             </w:pPr>
@@ -3417,6 +3493,7 @@
           </w:tcPr>
           <w:p>
             <w:pPr>
+              <w:keepNext w:val="false"/>
               <w:spacing w:after="40" w:before="0"/>
               <w:jc w:val="left"/>
             </w:pPr>
@@ -3451,6 +3528,7 @@
           </w:tcPr>
           <w:p>
             <w:pPr>
+              <w:keepNext w:val="false"/>
               <w:spacing w:after="40" w:before="0"/>
               <w:jc w:val="left"/>
             </w:pPr>
@@ -3505,7 +3583,7 @@
               <w:spacing w:after="10" w:before="0"/>
               <w:ind w:left="120"/>
             </w:pPr>
-            <w:hyperlink w:history="1" r:id="rIdg0mm_yloyhzegaeic9ko0">
+            <w:hyperlink w:history="1" r:id="rIdc92y77049qajop2ebwd4c">
               <w:r>
                 <w:rPr>
                   <w:rFonts w:ascii="Arial" w:cs="Arial" w:eastAsia="Arial" w:hAnsi="Arial"/>
@@ -3582,7 +3660,7 @@
               <w:spacing w:after="10" w:before="0"/>
               <w:ind w:left="120"/>
             </w:pPr>
-            <w:hyperlink w:history="1" r:id="rIdkx3kszwhfw5qcaqsnyx2b">
+            <w:hyperlink w:history="1" r:id="rIdcxktd14wcurzt4aof1lyb">
               <w:r>
                 <w:rPr>
                   <w:rFonts w:ascii="Arial" w:cs="Arial" w:eastAsia="Arial" w:hAnsi="Arial"/>
@@ -3625,6 +3703,7 @@
           </w:tcPr>
           <w:p>
             <w:pPr>
+              <w:keepNext w:val="false"/>
               <w:spacing w:after="40" w:before="0"/>
               <w:jc w:val="left"/>
             </w:pPr>
@@ -3657,6 +3736,7 @@
           </w:tcPr>
           <w:p>
             <w:pPr>
+              <w:keepNext w:val="false"/>
               <w:spacing w:after="40" w:before="0"/>
               <w:jc w:val="left"/>
             </w:pPr>
@@ -3689,6 +3769,7 @@
           </w:tcPr>
           <w:p>
             <w:pPr>
+              <w:keepNext w:val="false"/>
               <w:spacing w:after="40" w:before="0"/>
               <w:jc w:val="left"/>
             </w:pPr>
@@ -3721,6 +3802,7 @@
           </w:tcPr>
           <w:p>
             <w:pPr>
+              <w:keepNext w:val="false"/>
               <w:spacing w:after="40" w:before="0"/>
               <w:jc w:val="left"/>
             </w:pPr>
@@ -3755,6 +3837,7 @@
           </w:tcPr>
           <w:p>
             <w:pPr>
+              <w:keepNext w:val="false"/>
               <w:spacing w:after="40" w:before="0"/>
               <w:jc w:val="left"/>
             </w:pPr>
@@ -3809,7 +3892,7 @@
               <w:spacing w:after="10" w:before="0"/>
               <w:ind w:left="120"/>
             </w:pPr>
-            <w:hyperlink w:history="1" r:id="rIdlnbe6plmkkoxb_wjw9bxi">
+            <w:hyperlink w:history="1" r:id="rIdxd7acr4oj7lmp_im38o4v">
               <w:r>
                 <w:rPr>
                   <w:rFonts w:ascii="Arial" w:cs="Arial" w:eastAsia="Arial" w:hAnsi="Arial"/>
@@ -3886,7 +3969,7 @@
               <w:spacing w:after="10" w:before="0"/>
               <w:ind w:left="120"/>
             </w:pPr>
-            <w:hyperlink w:history="1" r:id="rIdu65qkgs3sqodx80pmxewl">
+            <w:hyperlink w:history="1" r:id="rIdwc5ebi1wexpwhtiyl92gz">
               <w:r>
                 <w:rPr>
                   <w:rFonts w:ascii="Arial" w:cs="Arial" w:eastAsia="Arial" w:hAnsi="Arial"/>
@@ -3929,6 +4012,7 @@
           </w:tcPr>
           <w:p>
             <w:pPr>
+              <w:keepNext w:val="false"/>
               <w:spacing w:after="40" w:before="0"/>
               <w:jc w:val="left"/>
             </w:pPr>
@@ -3961,6 +4045,7 @@
           </w:tcPr>
           <w:p>
             <w:pPr>
+              <w:keepNext w:val="false"/>
               <w:spacing w:after="40" w:before="0"/>
               <w:jc w:val="left"/>
             </w:pPr>
@@ -3993,6 +4078,7 @@
           </w:tcPr>
           <w:p>
             <w:pPr>
+              <w:keepNext w:val="false"/>
               <w:spacing w:after="40" w:before="0"/>
               <w:jc w:val="left"/>
             </w:pPr>
@@ -4025,6 +4111,7 @@
           </w:tcPr>
           <w:p>
             <w:pPr>
+              <w:keepNext w:val="false"/>
               <w:spacing w:after="40" w:before="0"/>
               <w:jc w:val="left"/>
             </w:pPr>
@@ -4059,6 +4146,7 @@
           </w:tcPr>
           <w:p>
             <w:pPr>
+              <w:keepNext w:val="false"/>
               <w:spacing w:after="40" w:before="0"/>
               <w:jc w:val="left"/>
             </w:pPr>
@@ -4113,7 +4201,7 @@
               <w:spacing w:after="10" w:before="0"/>
               <w:ind w:left="120"/>
             </w:pPr>
-            <w:hyperlink w:history="1" r:id="rId14o0ntpfevjy32u6stw3h">
+            <w:hyperlink w:history="1" r:id="rIdrhwzsqpiy3uixheu5pfns">
               <w:r>
                 <w:rPr>
                   <w:rFonts w:ascii="Arial" w:cs="Arial" w:eastAsia="Arial" w:hAnsi="Arial"/>
@@ -4190,7 +4278,7 @@
               <w:spacing w:after="10" w:before="0"/>
               <w:ind w:left="120"/>
             </w:pPr>
-            <w:hyperlink w:history="1" r:id="rIdtinefly2vqrlx1ppsba7d">
+            <w:hyperlink w:history="1" r:id="rId5mgg85vevtg2er7qg9rva">
               <w:r>
                 <w:rPr>
                   <w:rFonts w:ascii="Arial" w:cs="Arial" w:eastAsia="Arial" w:hAnsi="Arial"/>
@@ -4233,6 +4321,7 @@
           </w:tcPr>
           <w:p>
             <w:pPr>
+              <w:keepNext w:val="false"/>
               <w:spacing w:after="40" w:before="0"/>
               <w:jc w:val="left"/>
             </w:pPr>
@@ -4265,6 +4354,7 @@
           </w:tcPr>
           <w:p>
             <w:pPr>
+              <w:keepNext w:val="false"/>
               <w:spacing w:after="40" w:before="0"/>
               <w:jc w:val="left"/>
             </w:pPr>
@@ -4297,6 +4387,7 @@
           </w:tcPr>
           <w:p>
             <w:pPr>
+              <w:keepNext w:val="false"/>
               <w:spacing w:after="40" w:before="0"/>
               <w:jc w:val="left"/>
             </w:pPr>
@@ -4329,6 +4420,7 @@
           </w:tcPr>
           <w:p>
             <w:pPr>
+              <w:keepNext w:val="false"/>
               <w:spacing w:after="40" w:before="0"/>
               <w:jc w:val="left"/>
             </w:pPr>
@@ -4363,6 +4455,7 @@
           </w:tcPr>
           <w:p>
             <w:pPr>
+              <w:keepNext w:val="false"/>
               <w:spacing w:after="40" w:before="0"/>
               <w:jc w:val="left"/>
             </w:pPr>
@@ -4417,7 +4510,7 @@
               <w:spacing w:after="10" w:before="0"/>
               <w:ind w:left="120"/>
             </w:pPr>
-            <w:hyperlink w:history="1" r:id="rIdfxk9eb8b0v0teutcocugb">
+            <w:hyperlink w:history="1" r:id="rIddy4pqfvh2guik273x6o5o">
               <w:r>
                 <w:rPr>
                   <w:rFonts w:ascii="Arial" w:cs="Arial" w:eastAsia="Arial" w:hAnsi="Arial"/>
@@ -4494,7 +4587,7 @@
               <w:spacing w:after="10" w:before="0"/>
               <w:ind w:left="120"/>
             </w:pPr>
-            <w:hyperlink w:history="1" r:id="rIdwwfwps_iwyg-uyj4wyo7r">
+            <w:hyperlink w:history="1" r:id="rId5kddzsjze8z8acwg07qjh">
               <w:r>
                 <w:rPr>
                   <w:rFonts w:ascii="Arial" w:cs="Arial" w:eastAsia="Arial" w:hAnsi="Arial"/>
@@ -4537,6 +4630,7 @@
           </w:tcPr>
           <w:p>
             <w:pPr>
+              <w:keepNext w:val="false"/>
               <w:spacing w:after="40" w:before="0"/>
               <w:jc w:val="left"/>
             </w:pPr>
@@ -4569,6 +4663,7 @@
           </w:tcPr>
           <w:p>
             <w:pPr>
+              <w:keepNext w:val="false"/>
               <w:spacing w:after="40" w:before="0"/>
               <w:jc w:val="left"/>
             </w:pPr>
@@ -4601,6 +4696,7 @@
           </w:tcPr>
           <w:p>
             <w:pPr>
+              <w:keepNext w:val="false"/>
               <w:spacing w:after="40" w:before="0"/>
               <w:jc w:val="left"/>
             </w:pPr>
@@ -4633,6 +4729,7 @@
           </w:tcPr>
           <w:p>
             <w:pPr>
+              <w:keepNext w:val="false"/>
               <w:spacing w:after="40" w:before="0"/>
               <w:jc w:val="left"/>
             </w:pPr>
@@ -4692,6 +4789,7 @@
           </w:tcPr>
           <w:p>
             <w:pPr>
+              <w:keepNext w:val="false"/>
               <w:spacing w:after="40" w:before="0"/>
               <w:jc w:val="center"/>
             </w:pPr>
@@ -4726,6 +4824,7 @@
           </w:tcPr>
           <w:p>
             <w:pPr>
+              <w:keepNext w:val="false"/>
               <w:spacing w:after="40" w:before="0"/>
               <w:jc w:val="left"/>
             </w:pPr>
@@ -4787,6 +4886,7 @@
           </w:tcPr>
           <w:p>
             <w:pPr>
+              <w:keepNext w:val="false"/>
               <w:spacing w:after="40" w:before="0"/>
               <w:jc w:val="center"/>
             </w:pPr>
@@ -4821,6 +4921,7 @@
           </w:tcPr>
           <w:p>
             <w:pPr>
+              <w:keepNext w:val="false"/>
               <w:spacing w:after="40" w:before="0"/>
               <w:jc w:val="left"/>
             </w:pPr>
@@ -4853,6 +4954,7 @@
           </w:tcPr>
           <w:p>
             <w:pPr>
+              <w:keepNext w:val="false"/>
               <w:spacing w:after="40" w:before="0"/>
               <w:jc w:val="left"/>
             </w:pPr>
@@ -4887,6 +4989,7 @@
           </w:tcPr>
           <w:p>
             <w:pPr>
+              <w:keepNext w:val="false"/>
               <w:spacing w:after="40" w:before="0"/>
               <w:jc w:val="left"/>
             </w:pPr>
@@ -4919,6 +5022,7 @@
           </w:tcPr>
           <w:p>
             <w:pPr>
+              <w:keepNext w:val="false"/>
               <w:spacing w:after="40" w:before="0"/>
               <w:jc w:val="left"/>
             </w:pPr>
@@ -4953,6 +5057,7 @@
           </w:tcPr>
           <w:p>
             <w:pPr>
+              <w:keepNext w:val="false"/>
               <w:spacing w:after="40" w:before="0"/>
               <w:jc w:val="left"/>
             </w:pPr>
@@ -4985,6 +5090,7 @@
           </w:tcPr>
           <w:p>
             <w:pPr>
+              <w:keepNext w:val="false"/>
               <w:spacing w:after="40" w:before="0"/>
               <w:jc w:val="left"/>
             </w:pPr>
@@ -5021,7 +5127,7 @@
         </w:rPr>
         <w:t xml:space="preserve">© 2026 SeaVuria and ARES. Aligned with KICD objectives. Developed by SeaVuria; technical implementation by ARES (with AI assistance from Claude). Licensed under </w:t>
       </w:r>
-      <w:hyperlink w:history="1" r:id="rIdksbxiblumitqkhymn-lcy">
+      <w:hyperlink w:history="1" r:id="rId7wob8kr11clea0xinx_qy">
         <w:r>
           <w:rPr>
             <w:rFonts w:ascii="Arial" w:cs="Arial" w:eastAsia="Arial" w:hAnsi="Arial"/>
@@ -5042,7 +5148,7 @@
         </w:rPr>
         <w:t xml:space="preserve"> (</w:t>
       </w:r>
-      <w:hyperlink w:history="1" r:id="rIdmydhio_jxu85_oemcos3h">
+      <w:hyperlink w:history="1" r:id="rIdfuf02_iycchuupf91mywh">
         <w:r>
           <w:rPr>
             <w:rFonts w:ascii="Arial" w:cs="Arial" w:eastAsia="Arial" w:hAnsi="Arial"/>
@@ -5102,6 +5208,7 @@
           </w:tcPr>
           <w:p>
             <w:pPr>
+              <w:keepNext w:val="false"/>
               <w:spacing w:after="40" w:before="0"/>
               <w:jc w:val="center"/>
             </w:pPr>
@@ -5137,6 +5244,7 @@
           </w:tcPr>
           <w:p>
             <w:pPr>
+              <w:keepNext w:val="false"/>
               <w:spacing w:after="40" w:before="0"/>
               <w:jc w:val="center"/>
             </w:pPr>
@@ -5171,6 +5279,7 @@
           </w:tcPr>
           <w:p>
             <w:pPr>
+              <w:keepNext w:val="false"/>
               <w:spacing w:after="40" w:before="0"/>
               <w:jc w:val="left"/>
             </w:pPr>
@@ -5203,6 +5312,7 @@
           </w:tcPr>
           <w:p>
             <w:pPr>
+              <w:keepNext w:val="false"/>
               <w:spacing w:after="40" w:before="0"/>
               <w:jc w:val="left"/>
             </w:pPr>
@@ -5237,6 +5347,7 @@
           </w:tcPr>
           <w:p>
             <w:pPr>
+              <w:keepNext w:val="false"/>
               <w:spacing w:after="40" w:before="0"/>
               <w:jc w:val="left"/>
             </w:pPr>
@@ -5269,6 +5380,7 @@
           </w:tcPr>
           <w:p>
             <w:pPr>
+              <w:keepNext w:val="false"/>
               <w:spacing w:after="40" w:before="0"/>
               <w:jc w:val="left"/>
             </w:pPr>
@@ -5303,6 +5415,7 @@
           </w:tcPr>
           <w:p>
             <w:pPr>
+              <w:keepNext w:val="false"/>
               <w:spacing w:after="40" w:before="0"/>
               <w:jc w:val="left"/>
             </w:pPr>
@@ -5335,6 +5448,7 @@
           </w:tcPr>
           <w:p>
             <w:pPr>
+              <w:keepNext w:val="false"/>
               <w:spacing w:after="40" w:before="0"/>
               <w:jc w:val="left"/>
             </w:pPr>
@@ -5369,6 +5483,7 @@
           </w:tcPr>
           <w:p>
             <w:pPr>
+              <w:keepNext w:val="false"/>
               <w:spacing w:after="40" w:before="0"/>
               <w:jc w:val="left"/>
             </w:pPr>
@@ -5401,6 +5516,7 @@
           </w:tcPr>
           <w:p>
             <w:pPr>
+              <w:keepNext w:val="false"/>
               <w:spacing w:after="40" w:before="0"/>
               <w:jc w:val="left"/>
             </w:pPr>
@@ -5435,6 +5551,7 @@
           </w:tcPr>
           <w:p>
             <w:pPr>
+              <w:keepNext w:val="false"/>
               <w:spacing w:after="40" w:before="0"/>
               <w:jc w:val="left"/>
             </w:pPr>
@@ -5467,6 +5584,7 @@
           </w:tcPr>
           <w:p>
             <w:pPr>
+              <w:keepNext w:val="false"/>
               <w:spacing w:after="40" w:before="0"/>
               <w:jc w:val="left"/>
             </w:pPr>
@@ -5501,6 +5619,7 @@
           </w:tcPr>
           <w:p>
             <w:pPr>
+              <w:keepNext w:val="false"/>
               <w:spacing w:after="40" w:before="0"/>
               <w:jc w:val="left"/>
             </w:pPr>
@@ -5533,6 +5652,7 @@
           </w:tcPr>
           <w:p>
             <w:pPr>
+              <w:keepNext w:val="false"/>
               <w:spacing w:after="40" w:before="0"/>
               <w:jc w:val="left"/>
             </w:pPr>
@@ -5567,6 +5687,7 @@
           </w:tcPr>
           <w:p>
             <w:pPr>
+              <w:keepNext w:val="false"/>
               <w:spacing w:after="40" w:before="0"/>
               <w:jc w:val="left"/>
             </w:pPr>
@@ -5599,6 +5720,7 @@
           </w:tcPr>
           <w:p>
             <w:pPr>
+              <w:keepNext w:val="false"/>
               <w:spacing w:after="40" w:before="0"/>
               <w:jc w:val="left"/>
             </w:pPr>
@@ -5633,6 +5755,7 @@
           </w:tcPr>
           <w:p>
             <w:pPr>
+              <w:keepNext w:val="false"/>
               <w:spacing w:after="40" w:before="0"/>
               <w:jc w:val="left"/>
             </w:pPr>
@@ -5665,6 +5788,7 @@
           </w:tcPr>
           <w:p>
             <w:pPr>
+              <w:keepNext w:val="false"/>
               <w:spacing w:after="40" w:before="0"/>
               <w:jc w:val="left"/>
             </w:pPr>
@@ -5724,6 +5848,7 @@
           </w:tcPr>
           <w:p>
             <w:pPr>
+              <w:keepNext w:val="false"/>
               <w:spacing w:after="40" w:before="0"/>
               <w:jc w:val="center"/>
             </w:pPr>
@@ -5758,6 +5883,7 @@
           </w:tcPr>
           <w:p>
             <w:pPr>
+              <w:keepNext w:val="false"/>
               <w:spacing w:after="40" w:before="0"/>
               <w:jc w:val="left"/>
             </w:pPr>
@@ -5822,6 +5948,7 @@
           </w:tcPr>
           <w:p>
             <w:pPr>
+              <w:keepNext w:val="false"/>
               <w:spacing w:after="40" w:before="0"/>
               <w:jc w:val="center"/>
             </w:pPr>
@@ -5856,6 +5983,7 @@
           </w:tcPr>
           <w:p>
             <w:pPr>
+              <w:keepNext w:val="false"/>
               <w:spacing w:after="40" w:before="0"/>
               <w:jc w:val="left"/>
             </w:pPr>
@@ -5888,6 +6016,7 @@
           </w:tcPr>
           <w:p>
             <w:pPr>
+              <w:keepNext w:val="false"/>
               <w:spacing w:after="40" w:before="0"/>
               <w:jc w:val="left"/>
             </w:pPr>
@@ -5920,6 +6049,7 @@
           </w:tcPr>
           <w:p>
             <w:pPr>
+              <w:keepNext w:val="false"/>
               <w:spacing w:after="40" w:before="0"/>
               <w:jc w:val="left"/>
             </w:pPr>
@@ -5952,6 +6082,7 @@
           </w:tcPr>
           <w:p>
             <w:pPr>
+              <w:keepNext w:val="false"/>
               <w:spacing w:after="40" w:before="0"/>
               <w:jc w:val="left"/>
             </w:pPr>
@@ -5984,6 +6115,7 @@
           </w:tcPr>
           <w:p>
             <w:pPr>
+              <w:keepNext w:val="false"/>
               <w:spacing w:after="40" w:before="0"/>
               <w:jc w:val="left"/>
             </w:pPr>
@@ -6018,6 +6150,7 @@
           </w:tcPr>
           <w:p>
             <w:pPr>
+              <w:keepNext w:val="false"/>
               <w:spacing w:after="40" w:before="0"/>
               <w:jc w:val="left"/>
             </w:pPr>
@@ -6055,7 +6188,7 @@
             <w:pPr>
               <w:spacing w:after="20" w:before="0"/>
             </w:pPr>
-            <w:hyperlink w:history="1" r:id="rIdcmztvyv2bxrbri9gwypg2">
+            <w:hyperlink w:history="1" r:id="rIdmqlfqid8b2lxhtpyvjvwv">
               <w:r>
                 <w:rPr>
                   <w:rFonts w:ascii="Arial" w:cs="Arial" w:eastAsia="Arial" w:hAnsi="Arial"/>
@@ -6088,7 +6221,7 @@
               <w:spacing w:after="10" w:before="0"/>
               <w:ind w:left="120"/>
             </w:pPr>
-            <w:hyperlink w:history="1" r:id="rIdblt_a8ildpuaovt3eagpe">
+            <w:hyperlink w:history="1" r:id="rIddhlvf-ylz21cy9vasfpnw">
               <w:r>
                 <w:rPr>
                   <w:rFonts w:ascii="Arial" w:cs="Arial" w:eastAsia="Arial" w:hAnsi="Arial"/>
@@ -6133,7 +6266,7 @@
             <w:pPr>
               <w:spacing w:after="20" w:before="0"/>
             </w:pPr>
-            <w:hyperlink w:history="1" r:id="rIdkwl6otkfjwedleag2n-k5">
+            <w:hyperlink w:history="1" r:id="rIdotyxtjibcnqzq9xayfgis">
               <w:r>
                 <w:rPr>
                   <w:rFonts w:ascii="Arial" w:cs="Arial" w:eastAsia="Arial" w:hAnsi="Arial"/>
@@ -6166,7 +6299,7 @@
               <w:spacing w:after="10" w:before="0"/>
               <w:ind w:left="120"/>
             </w:pPr>
-            <w:hyperlink w:history="1" r:id="rIdbxejlmqenuuwiida0azgy">
+            <w:hyperlink w:history="1" r:id="rIdxgc8xhoc9eyla7nw-jvjq">
               <w:r>
                 <w:rPr>
                   <w:rFonts w:ascii="Arial" w:cs="Arial" w:eastAsia="Arial" w:hAnsi="Arial"/>
@@ -6194,6 +6327,7 @@
           </w:tcPr>
           <w:p>
             <w:pPr>
+              <w:keepNext w:val="false"/>
               <w:spacing w:after="40" w:before="0"/>
               <w:jc w:val="left"/>
             </w:pPr>
@@ -6226,6 +6360,7 @@
           </w:tcPr>
           <w:p>
             <w:pPr>
+              <w:keepNext w:val="false"/>
               <w:spacing w:after="40" w:before="0"/>
               <w:jc w:val="left"/>
             </w:pPr>
@@ -6258,6 +6393,7 @@
           </w:tcPr>
           <w:p>
             <w:pPr>
+              <w:keepNext w:val="false"/>
               <w:spacing w:after="40" w:before="0"/>
               <w:jc w:val="left"/>
             </w:pPr>
@@ -6290,6 +6426,7 @@
           </w:tcPr>
           <w:p>
             <w:pPr>
+              <w:keepNext w:val="false"/>
               <w:spacing w:after="40" w:before="0"/>
               <w:jc w:val="left"/>
             </w:pPr>
@@ -6324,6 +6461,7 @@
           </w:tcPr>
           <w:p>
             <w:pPr>
+              <w:keepNext w:val="false"/>
               <w:spacing w:after="40" w:before="0"/>
               <w:jc w:val="left"/>
             </w:pPr>
@@ -6361,7 +6499,7 @@
             <w:pPr>
               <w:spacing w:after="20" w:before="0"/>
             </w:pPr>
-            <w:hyperlink w:history="1" r:id="rId0eh2o2hum1slybktd90pb">
+            <w:hyperlink w:history="1" r:id="rIdasxg6-fg6pqwcvktfyhpa">
               <w:r>
                 <w:rPr>
                   <w:rFonts w:ascii="Arial" w:cs="Arial" w:eastAsia="Arial" w:hAnsi="Arial"/>
@@ -6394,7 +6532,7 @@
               <w:spacing w:after="10" w:before="0"/>
               <w:ind w:left="120"/>
             </w:pPr>
-            <w:hyperlink w:history="1" r:id="rIdlydnddp-du0zqatlsd_ex">
+            <w:hyperlink w:history="1" r:id="rId1helbj51bry3rl-6m2pin">
               <w:r>
                 <w:rPr>
                   <w:rFonts w:ascii="Arial" w:cs="Arial" w:eastAsia="Arial" w:hAnsi="Arial"/>
@@ -6439,7 +6577,7 @@
             <w:pPr>
               <w:spacing w:after="20" w:before="0"/>
             </w:pPr>
-            <w:hyperlink w:history="1" r:id="rIdycbz89qnvweena8meicop">
+            <w:hyperlink w:history="1" r:id="rIdw-lv7lv1yaoiazzx6qu7l">
               <w:r>
                 <w:rPr>
                   <w:rFonts w:ascii="Arial" w:cs="Arial" w:eastAsia="Arial" w:hAnsi="Arial"/>
@@ -6472,7 +6610,7 @@
               <w:spacing w:after="10" w:before="0"/>
               <w:ind w:left="120"/>
             </w:pPr>
-            <w:hyperlink w:history="1" r:id="rIdhtvpmqutvs2qifaxob_p2">
+            <w:hyperlink w:history="1" r:id="rIdar2j8n4nokto0xvd2hi6u">
               <w:r>
                 <w:rPr>
                   <w:rFonts w:ascii="Arial" w:cs="Arial" w:eastAsia="Arial" w:hAnsi="Arial"/>
@@ -6500,6 +6638,7 @@
           </w:tcPr>
           <w:p>
             <w:pPr>
+              <w:keepNext w:val="false"/>
               <w:spacing w:after="40" w:before="0"/>
               <w:jc w:val="left"/>
             </w:pPr>
@@ -6532,6 +6671,7 @@
           </w:tcPr>
           <w:p>
             <w:pPr>
+              <w:keepNext w:val="false"/>
               <w:spacing w:after="40" w:before="0"/>
               <w:jc w:val="left"/>
             </w:pPr>
@@ -6564,6 +6704,7 @@
           </w:tcPr>
           <w:p>
             <w:pPr>
+              <w:keepNext w:val="false"/>
               <w:spacing w:after="40" w:before="0"/>
               <w:jc w:val="left"/>
             </w:pPr>
@@ -6596,6 +6737,7 @@
           </w:tcPr>
           <w:p>
             <w:pPr>
+              <w:keepNext w:val="false"/>
               <w:spacing w:after="40" w:before="0"/>
               <w:jc w:val="left"/>
             </w:pPr>
@@ -6630,6 +6772,7 @@
           </w:tcPr>
           <w:p>
             <w:pPr>
+              <w:keepNext w:val="false"/>
               <w:spacing w:after="40" w:before="0"/>
               <w:jc w:val="left"/>
             </w:pPr>
@@ -6667,7 +6810,7 @@
             <w:pPr>
               <w:spacing w:after="20" w:before="0"/>
             </w:pPr>
-            <w:hyperlink w:history="1" r:id="rIdhzgytimuhdx7kngsihynj">
+            <w:hyperlink w:history="1" r:id="rId_b9a_qhvrt5ufadpvp9ev">
               <w:r>
                 <w:rPr>
                   <w:rFonts w:ascii="Arial" w:cs="Arial" w:eastAsia="Arial" w:hAnsi="Arial"/>
@@ -6700,7 +6843,7 @@
               <w:spacing w:after="10" w:before="0"/>
               <w:ind w:left="120"/>
             </w:pPr>
-            <w:hyperlink w:history="1" r:id="rIduqyorh2cyw-yclnitj2bu">
+            <w:hyperlink w:history="1" r:id="rIdoilgouz6glwtjv0sv94pt">
               <w:r>
                 <w:rPr>
                   <w:rFonts w:ascii="Arial" w:cs="Arial" w:eastAsia="Arial" w:hAnsi="Arial"/>
@@ -6745,7 +6888,7 @@
             <w:pPr>
               <w:spacing w:after="20" w:before="0"/>
             </w:pPr>
-            <w:hyperlink w:history="1" r:id="rId5bg6a66_qnnd978wd-iwu">
+            <w:hyperlink w:history="1" r:id="rIdg0r5tgvc0tw-o9pbzczyk">
               <w:r>
                 <w:rPr>
                   <w:rFonts w:ascii="Arial" w:cs="Arial" w:eastAsia="Arial" w:hAnsi="Arial"/>
@@ -6794,7 +6937,7 @@
               <w:spacing w:after="10" w:before="0"/>
               <w:ind w:left="120"/>
             </w:pPr>
-            <w:hyperlink w:history="1" r:id="rIdi700a6eylfsj3nvlqkn9e">
+            <w:hyperlink w:history="1" r:id="rIdwzwetcpbzbmvm3g2g6wqg">
               <w:r>
                 <w:rPr>
                   <w:rFonts w:ascii="Arial" w:cs="Arial" w:eastAsia="Arial" w:hAnsi="Arial"/>
@@ -6822,6 +6965,7 @@
           </w:tcPr>
           <w:p>
             <w:pPr>
+              <w:keepNext w:val="false"/>
               <w:spacing w:after="40" w:before="0"/>
               <w:jc w:val="left"/>
             </w:pPr>
@@ -6854,6 +6998,7 @@
           </w:tcPr>
           <w:p>
             <w:pPr>
+              <w:keepNext w:val="false"/>
               <w:spacing w:after="40" w:before="0"/>
               <w:jc w:val="left"/>
             </w:pPr>
@@ -6886,6 +7031,7 @@
           </w:tcPr>
           <w:p>
             <w:pPr>
+              <w:keepNext w:val="false"/>
               <w:spacing w:after="40" w:before="0"/>
               <w:jc w:val="left"/>
             </w:pPr>
@@ -6918,6 +7064,7 @@
           </w:tcPr>
           <w:p>
             <w:pPr>
+              <w:keepNext w:val="false"/>
               <w:spacing w:after="40" w:before="0"/>
               <w:jc w:val="left"/>
             </w:pPr>
@@ -6952,6 +7099,7 @@
           </w:tcPr>
           <w:p>
             <w:pPr>
+              <w:keepNext w:val="false"/>
               <w:spacing w:after="40" w:before="0"/>
               <w:jc w:val="left"/>
             </w:pPr>
@@ -6989,7 +7137,7 @@
             <w:pPr>
               <w:spacing w:after="20" w:before="0"/>
             </w:pPr>
-            <w:hyperlink w:history="1" r:id="rIdeaq63c7tbb15b5z2fii78">
+            <w:hyperlink w:history="1" r:id="rIdbob1dmz1xtjobgucbhsms">
               <w:r>
                 <w:rPr>
                   <w:rFonts w:ascii="Arial" w:cs="Arial" w:eastAsia="Arial" w:hAnsi="Arial"/>
@@ -7022,7 +7170,7 @@
               <w:spacing w:after="10" w:before="0"/>
               <w:ind w:left="120"/>
             </w:pPr>
-            <w:hyperlink w:history="1" r:id="rIdc3vsnhbpavapwpiqg5ntu">
+            <w:hyperlink w:history="1" r:id="rIdret6lynh7z6x_q9ttgpgu">
               <w:r>
                 <w:rPr>
                   <w:rFonts w:ascii="Arial" w:cs="Arial" w:eastAsia="Arial" w:hAnsi="Arial"/>
@@ -7067,7 +7215,7 @@
             <w:pPr>
               <w:spacing w:after="20" w:before="0"/>
             </w:pPr>
-            <w:hyperlink w:history="1" r:id="rIdhz5wbacwzw1xaxeyb-_m3">
+            <w:hyperlink w:history="1" r:id="rIdv200ek1jla116hmor9u-7">
               <w:r>
                 <w:rPr>
                   <w:rFonts w:ascii="Arial" w:cs="Arial" w:eastAsia="Arial" w:hAnsi="Arial"/>
@@ -7116,7 +7264,7 @@
               <w:spacing w:after="10" w:before="0"/>
               <w:ind w:left="120"/>
             </w:pPr>
-            <w:hyperlink w:history="1" r:id="rIds4glimbdpoyg_zzebybgs">
+            <w:hyperlink w:history="1" r:id="rIdwofsqpa-u0nu3lkljeo4w">
               <w:r>
                 <w:rPr>
                   <w:rFonts w:ascii="Arial" w:cs="Arial" w:eastAsia="Arial" w:hAnsi="Arial"/>
@@ -7144,6 +7292,7 @@
           </w:tcPr>
           <w:p>
             <w:pPr>
+              <w:keepNext w:val="false"/>
               <w:spacing w:after="40" w:before="0"/>
               <w:jc w:val="left"/>
             </w:pPr>
@@ -7176,6 +7325,7 @@
           </w:tcPr>
           <w:p>
             <w:pPr>
+              <w:keepNext w:val="false"/>
               <w:spacing w:after="40" w:before="0"/>
               <w:jc w:val="left"/>
             </w:pPr>
@@ -7208,6 +7358,7 @@
           </w:tcPr>
           <w:p>
             <w:pPr>
+              <w:keepNext w:val="false"/>
               <w:spacing w:after="40" w:before="0"/>
               <w:jc w:val="left"/>
             </w:pPr>
@@ -7240,6 +7391,7 @@
           </w:tcPr>
           <w:p>
             <w:pPr>
+              <w:keepNext w:val="false"/>
               <w:spacing w:after="40" w:before="0"/>
               <w:jc w:val="left"/>
             </w:pPr>
@@ -7274,6 +7426,7 @@
           </w:tcPr>
           <w:p>
             <w:pPr>
+              <w:keepNext w:val="false"/>
               <w:spacing w:after="40" w:before="0"/>
               <w:jc w:val="left"/>
             </w:pPr>
@@ -7311,7 +7464,7 @@
             <w:pPr>
               <w:spacing w:after="20" w:before="0"/>
             </w:pPr>
-            <w:hyperlink w:history="1" r:id="rIdlfxorkeqiblo3kvfpnllp">
+            <w:hyperlink w:history="1" r:id="rIdyv6uldkpjjvtrernvtifs">
               <w:r>
                 <w:rPr>
                   <w:rFonts w:ascii="Arial" w:cs="Arial" w:eastAsia="Arial" w:hAnsi="Arial"/>
@@ -7344,7 +7497,7 @@
               <w:spacing w:after="10" w:before="0"/>
               <w:ind w:left="120"/>
             </w:pPr>
-            <w:hyperlink w:history="1" r:id="rIdobazolyeqaogwidzl90fj">
+            <w:hyperlink w:history="1" r:id="rIdnhiwkfvh5whr0oxw8-2ki">
               <w:r>
                 <w:rPr>
                   <w:rFonts w:ascii="Arial" w:cs="Arial" w:eastAsia="Arial" w:hAnsi="Arial"/>
@@ -7389,7 +7542,7 @@
             <w:pPr>
               <w:spacing w:after="20" w:before="0"/>
             </w:pPr>
-            <w:hyperlink w:history="1" r:id="rIduxkqbv6vre5gchwn1g5qb">
+            <w:hyperlink w:history="1" r:id="rIdfii-jzx9jknmkbvnb8ber">
               <w:r>
                 <w:rPr>
                   <w:rFonts w:ascii="Arial" w:cs="Arial" w:eastAsia="Arial" w:hAnsi="Arial"/>
@@ -7438,7 +7591,7 @@
               <w:spacing w:after="10" w:before="0"/>
               <w:ind w:left="120"/>
             </w:pPr>
-            <w:hyperlink w:history="1" r:id="rId6yzfb27sf0ipdex1vkovr">
+            <w:hyperlink w:history="1" r:id="rIddatbrrkz6_z-ufoxmt5kg">
               <w:r>
                 <w:rPr>
                   <w:rFonts w:ascii="Arial" w:cs="Arial" w:eastAsia="Arial" w:hAnsi="Arial"/>
@@ -7466,6 +7619,7 @@
           </w:tcPr>
           <w:p>
             <w:pPr>
+              <w:keepNext w:val="false"/>
               <w:spacing w:after="40" w:before="0"/>
               <w:jc w:val="left"/>
             </w:pPr>
@@ -7498,6 +7652,7 @@
           </w:tcPr>
           <w:p>
             <w:pPr>
+              <w:keepNext w:val="false"/>
               <w:spacing w:after="40" w:before="0"/>
               <w:jc w:val="left"/>
             </w:pPr>
@@ -7530,6 +7685,7 @@
           </w:tcPr>
           <w:p>
             <w:pPr>
+              <w:keepNext w:val="false"/>
               <w:spacing w:after="40" w:before="0"/>
               <w:jc w:val="left"/>
             </w:pPr>
@@ -7562,6 +7718,7 @@
           </w:tcPr>
           <w:p>
             <w:pPr>
+              <w:keepNext w:val="false"/>
               <w:spacing w:after="40" w:before="0"/>
               <w:jc w:val="left"/>
             </w:pPr>
@@ -7621,6 +7778,7 @@
           </w:tcPr>
           <w:p>
             <w:pPr>
+              <w:keepNext w:val="false"/>
               <w:spacing w:after="40" w:before="0"/>
               <w:jc w:val="center"/>
             </w:pPr>
@@ -7655,6 +7813,7 @@
           </w:tcPr>
           <w:p>
             <w:pPr>
+              <w:keepNext w:val="false"/>
               <w:spacing w:after="40" w:before="0"/>
               <w:jc w:val="left"/>
             </w:pPr>
@@ -7716,6 +7875,7 @@
           </w:tcPr>
           <w:p>
             <w:pPr>
+              <w:keepNext w:val="false"/>
               <w:spacing w:after="40" w:before="0"/>
               <w:jc w:val="center"/>
             </w:pPr>
@@ -7750,6 +7910,7 @@
           </w:tcPr>
           <w:p>
             <w:pPr>
+              <w:keepNext w:val="false"/>
               <w:spacing w:after="40" w:before="0"/>
               <w:jc w:val="left"/>
             </w:pPr>
@@ -7782,6 +7943,7 @@
           </w:tcPr>
           <w:p>
             <w:pPr>
+              <w:keepNext w:val="false"/>
               <w:spacing w:after="40" w:before="0"/>
               <w:jc w:val="left"/>
             </w:pPr>
@@ -7816,6 +7978,7 @@
           </w:tcPr>
           <w:p>
             <w:pPr>
+              <w:keepNext w:val="false"/>
               <w:spacing w:after="40" w:before="0"/>
               <w:jc w:val="left"/>
             </w:pPr>
@@ -7848,6 +8011,7 @@
           </w:tcPr>
           <w:p>
             <w:pPr>
+              <w:keepNext w:val="false"/>
               <w:spacing w:after="40" w:before="0"/>
               <w:jc w:val="left"/>
             </w:pPr>
@@ -7882,6 +8046,7 @@
           </w:tcPr>
           <w:p>
             <w:pPr>
+              <w:keepNext w:val="false"/>
               <w:spacing w:after="40" w:before="0"/>
               <w:jc w:val="left"/>
             </w:pPr>
@@ -7914,6 +8079,7 @@
           </w:tcPr>
           <w:p>
             <w:pPr>
+              <w:keepNext w:val="false"/>
               <w:spacing w:after="40" w:before="0"/>
               <w:jc w:val="left"/>
             </w:pPr>
@@ -7950,7 +8116,7 @@
         </w:rPr>
         <w:t xml:space="preserve">© 2026 SeaVuria and ARES. Aligned with KICD objectives. Developed by SeaVuria; technical implementation by ARES (with AI assistance from Claude). Licensed under </w:t>
       </w:r>
-      <w:hyperlink w:history="1" r:id="rIdvxqcnp0ezfso90vwlmhwe">
+      <w:hyperlink w:history="1" r:id="rIddobbzlvt-jocklo0v0vhe">
         <w:r>
           <w:rPr>
             <w:rFonts w:ascii="Arial" w:cs="Arial" w:eastAsia="Arial" w:hAnsi="Arial"/>
@@ -7971,7 +8137,7 @@
         </w:rPr>
         <w:t xml:space="preserve"> (</w:t>
       </w:r>
-      <w:hyperlink w:history="1" r:id="rIdo0v5hkhyfv2-var-bfywv">
+      <w:hyperlink w:history="1" r:id="rIdgl46yu_ce6zb_7vjcelfm">
         <w:r>
           <w:rPr>
             <w:rFonts w:ascii="Arial" w:cs="Arial" w:eastAsia="Arial" w:hAnsi="Arial"/>
@@ -8031,6 +8197,7 @@
           </w:tcPr>
           <w:p>
             <w:pPr>
+              <w:keepNext w:val="false"/>
               <w:spacing w:after="40" w:before="0"/>
               <w:jc w:val="center"/>
             </w:pPr>
@@ -8066,6 +8233,7 @@
           </w:tcPr>
           <w:p>
             <w:pPr>
+              <w:keepNext w:val="false"/>
               <w:spacing w:after="40" w:before="0"/>
               <w:jc w:val="center"/>
             </w:pPr>
@@ -8100,6 +8268,7 @@
           </w:tcPr>
           <w:p>
             <w:pPr>
+              <w:keepNext w:val="false"/>
               <w:spacing w:after="40" w:before="0"/>
               <w:jc w:val="left"/>
             </w:pPr>
@@ -8132,6 +8301,7 @@
           </w:tcPr>
           <w:p>
             <w:pPr>
+              <w:keepNext w:val="false"/>
               <w:spacing w:after="40" w:before="0"/>
               <w:jc w:val="left"/>
             </w:pPr>
@@ -8166,6 +8336,7 @@
           </w:tcPr>
           <w:p>
             <w:pPr>
+              <w:keepNext w:val="false"/>
               <w:spacing w:after="40" w:before="0"/>
               <w:jc w:val="left"/>
             </w:pPr>
@@ -8198,6 +8369,7 @@
           </w:tcPr>
           <w:p>
             <w:pPr>
+              <w:keepNext w:val="false"/>
               <w:spacing w:after="40" w:before="0"/>
               <w:jc w:val="left"/>
             </w:pPr>
@@ -8232,6 +8404,7 @@
           </w:tcPr>
           <w:p>
             <w:pPr>
+              <w:keepNext w:val="false"/>
               <w:spacing w:after="40" w:before="0"/>
               <w:jc w:val="left"/>
             </w:pPr>
@@ -8264,6 +8437,7 @@
           </w:tcPr>
           <w:p>
             <w:pPr>
+              <w:keepNext w:val="false"/>
               <w:spacing w:after="40" w:before="0"/>
               <w:jc w:val="left"/>
             </w:pPr>
@@ -8298,6 +8472,7 @@
           </w:tcPr>
           <w:p>
             <w:pPr>
+              <w:keepNext w:val="false"/>
               <w:spacing w:after="40" w:before="0"/>
               <w:jc w:val="left"/>
             </w:pPr>
@@ -8330,6 +8505,7 @@
           </w:tcPr>
           <w:p>
             <w:pPr>
+              <w:keepNext w:val="false"/>
               <w:spacing w:after="40" w:before="0"/>
               <w:jc w:val="left"/>
             </w:pPr>
@@ -8364,6 +8540,7 @@
           </w:tcPr>
           <w:p>
             <w:pPr>
+              <w:keepNext w:val="false"/>
               <w:spacing w:after="40" w:before="0"/>
               <w:jc w:val="left"/>
             </w:pPr>
@@ -8396,6 +8573,7 @@
           </w:tcPr>
           <w:p>
             <w:pPr>
+              <w:keepNext w:val="false"/>
               <w:spacing w:after="40" w:before="0"/>
               <w:jc w:val="left"/>
             </w:pPr>
@@ -8430,6 +8608,7 @@
           </w:tcPr>
           <w:p>
             <w:pPr>
+              <w:keepNext w:val="false"/>
               <w:spacing w:after="40" w:before="0"/>
               <w:jc w:val="left"/>
             </w:pPr>
@@ -8462,6 +8641,7 @@
           </w:tcPr>
           <w:p>
             <w:pPr>
+              <w:keepNext w:val="false"/>
               <w:spacing w:after="40" w:before="0"/>
               <w:jc w:val="left"/>
             </w:pPr>
@@ -8496,6 +8676,7 @@
           </w:tcPr>
           <w:p>
             <w:pPr>
+              <w:keepNext w:val="false"/>
               <w:spacing w:after="40" w:before="0"/>
               <w:jc w:val="left"/>
             </w:pPr>
@@ -8528,6 +8709,7 @@
           </w:tcPr>
           <w:p>
             <w:pPr>
+              <w:keepNext w:val="false"/>
               <w:spacing w:after="40" w:before="0"/>
               <w:jc w:val="left"/>
             </w:pPr>
@@ -8562,6 +8744,7 @@
           </w:tcPr>
           <w:p>
             <w:pPr>
+              <w:keepNext w:val="false"/>
               <w:spacing w:after="40" w:before="0"/>
               <w:jc w:val="left"/>
             </w:pPr>
@@ -8594,6 +8777,7 @@
           </w:tcPr>
           <w:p>
             <w:pPr>
+              <w:keepNext w:val="false"/>
               <w:spacing w:after="40" w:before="0"/>
               <w:jc w:val="left"/>
             </w:pPr>
@@ -8653,6 +8837,7 @@
           </w:tcPr>
           <w:p>
             <w:pPr>
+              <w:keepNext w:val="false"/>
               <w:spacing w:after="40" w:before="0"/>
               <w:jc w:val="center"/>
             </w:pPr>
@@ -8687,6 +8872,7 @@
           </w:tcPr>
           <w:p>
             <w:pPr>
+              <w:keepNext w:val="false"/>
               <w:spacing w:after="40" w:before="0"/>
               <w:jc w:val="left"/>
             </w:pPr>
@@ -8751,6 +8937,7 @@
           </w:tcPr>
           <w:p>
             <w:pPr>
+              <w:keepNext w:val="false"/>
               <w:spacing w:after="40" w:before="0"/>
               <w:jc w:val="center"/>
             </w:pPr>
@@ -8785,6 +8972,7 @@
           </w:tcPr>
           <w:p>
             <w:pPr>
+              <w:keepNext w:val="false"/>
               <w:spacing w:after="40" w:before="0"/>
               <w:jc w:val="left"/>
             </w:pPr>
@@ -8817,6 +9005,7 @@
           </w:tcPr>
           <w:p>
             <w:pPr>
+              <w:keepNext w:val="false"/>
               <w:spacing w:after="40" w:before="0"/>
               <w:jc w:val="left"/>
             </w:pPr>
@@ -8849,6 +9038,7 @@
           </w:tcPr>
           <w:p>
             <w:pPr>
+              <w:keepNext w:val="false"/>
               <w:spacing w:after="40" w:before="0"/>
               <w:jc w:val="left"/>
             </w:pPr>
@@ -8881,6 +9071,7 @@
           </w:tcPr>
           <w:p>
             <w:pPr>
+              <w:keepNext w:val="false"/>
               <w:spacing w:after="40" w:before="0"/>
               <w:jc w:val="left"/>
             </w:pPr>
@@ -8913,6 +9104,7 @@
           </w:tcPr>
           <w:p>
             <w:pPr>
+              <w:keepNext w:val="false"/>
               <w:spacing w:after="40" w:before="0"/>
               <w:jc w:val="left"/>
             </w:pPr>
@@ -8947,6 +9139,7 @@
           </w:tcPr>
           <w:p>
             <w:pPr>
+              <w:keepNext w:val="false"/>
               <w:spacing w:after="40" w:before="0"/>
               <w:jc w:val="left"/>
             </w:pPr>
@@ -8984,7 +9177,7 @@
             <w:pPr>
               <w:spacing w:after="20" w:before="0"/>
             </w:pPr>
-            <w:hyperlink w:history="1" r:id="rId4bi9t4rmii3jjxmkb2s-j">
+            <w:hyperlink w:history="1" r:id="rId44xrjpab76nu9igsof6qb">
               <w:r>
                 <w:rPr>
                   <w:rFonts w:ascii="Arial" w:cs="Arial" w:eastAsia="Arial" w:hAnsi="Arial"/>
@@ -9017,7 +9210,7 @@
               <w:spacing w:after="10" w:before="0"/>
               <w:ind w:left="120"/>
             </w:pPr>
-            <w:hyperlink w:history="1" r:id="rIdi43ghrf2oj_j4yyrrdoz_">
+            <w:hyperlink w:history="1" r:id="rIdh2tawtustuscctmg-yv1z">
               <w:r>
                 <w:rPr>
                   <w:rFonts w:ascii="Arial" w:cs="Arial" w:eastAsia="Arial" w:hAnsi="Arial"/>
@@ -9079,7 +9272,7 @@
               <w:spacing w:after="10" w:before="0"/>
               <w:ind w:left="120"/>
             </w:pPr>
-            <w:hyperlink w:history="1" r:id="rIdkqwkaufa_2afulya1fvvn">
+            <w:hyperlink w:history="1" r:id="rIdjnzlpukcnpyn0ulryzsb9">
               <w:r>
                 <w:rPr>
                   <w:rFonts w:ascii="Arial" w:cs="Arial" w:eastAsia="Arial" w:hAnsi="Arial"/>
@@ -9122,6 +9315,7 @@
           </w:tcPr>
           <w:p>
             <w:pPr>
+              <w:keepNext w:val="false"/>
               <w:spacing w:after="40" w:before="0"/>
               <w:jc w:val="left"/>
             </w:pPr>
@@ -9154,6 +9348,7 @@
           </w:tcPr>
           <w:p>
             <w:pPr>
+              <w:keepNext w:val="false"/>
               <w:spacing w:after="40" w:before="0"/>
               <w:jc w:val="left"/>
             </w:pPr>
@@ -9186,6 +9381,7 @@
           </w:tcPr>
           <w:p>
             <w:pPr>
+              <w:keepNext w:val="false"/>
               <w:spacing w:after="40" w:before="0"/>
               <w:jc w:val="left"/>
             </w:pPr>
@@ -9218,6 +9414,7 @@
           </w:tcPr>
           <w:p>
             <w:pPr>
+              <w:keepNext w:val="false"/>
               <w:spacing w:after="40" w:before="0"/>
               <w:jc w:val="left"/>
             </w:pPr>
@@ -9252,6 +9449,7 @@
           </w:tcPr>
           <w:p>
             <w:pPr>
+              <w:keepNext w:val="false"/>
               <w:spacing w:after="40" w:before="0"/>
               <w:jc w:val="left"/>
             </w:pPr>
@@ -9289,7 +9487,7 @@
             <w:pPr>
               <w:spacing w:after="20" w:before="0"/>
             </w:pPr>
-            <w:hyperlink w:history="1" r:id="rIdw7_rxmyju_-qzzfkw9pi9">
+            <w:hyperlink w:history="1" r:id="rIdolhncqqo6tvbxdcjqwvtz">
               <w:r>
                 <w:rPr>
                   <w:rFonts w:ascii="Arial" w:cs="Arial" w:eastAsia="Arial" w:hAnsi="Arial"/>
@@ -9322,7 +9520,7 @@
               <w:spacing w:after="10" w:before="0"/>
               <w:ind w:left="120"/>
             </w:pPr>
-            <w:hyperlink w:history="1" r:id="rIdzeypjuocxt54_eobcmxfc">
+            <w:hyperlink w:history="1" r:id="rIdiinkelxsuq8faa34_muhz">
               <w:r>
                 <w:rPr>
                   <w:rFonts w:ascii="Arial" w:cs="Arial" w:eastAsia="Arial" w:hAnsi="Arial"/>
@@ -9384,7 +9582,7 @@
               <w:spacing w:after="10" w:before="0"/>
               <w:ind w:left="120"/>
             </w:pPr>
-            <w:hyperlink w:history="1" r:id="rIdi0kzmv1n1mvjhurae9ry9">
+            <w:hyperlink w:history="1" r:id="rId83bu27yxvxyxvcqc7gr32">
               <w:r>
                 <w:rPr>
                   <w:rFonts w:ascii="Arial" w:cs="Arial" w:eastAsia="Arial" w:hAnsi="Arial"/>
@@ -9427,6 +9625,7 @@
           </w:tcPr>
           <w:p>
             <w:pPr>
+              <w:keepNext w:val="false"/>
               <w:spacing w:after="40" w:before="0"/>
               <w:jc w:val="left"/>
             </w:pPr>
@@ -9459,6 +9658,7 @@
           </w:tcPr>
           <w:p>
             <w:pPr>
+              <w:keepNext w:val="false"/>
               <w:spacing w:after="40" w:before="0"/>
               <w:jc w:val="left"/>
             </w:pPr>
@@ -9491,6 +9691,7 @@
           </w:tcPr>
           <w:p>
             <w:pPr>
+              <w:keepNext w:val="false"/>
               <w:spacing w:after="40" w:before="0"/>
               <w:jc w:val="left"/>
             </w:pPr>
@@ -9523,6 +9724,7 @@
           </w:tcPr>
           <w:p>
             <w:pPr>
+              <w:keepNext w:val="false"/>
               <w:spacing w:after="40" w:before="0"/>
               <w:jc w:val="left"/>
             </w:pPr>
@@ -9557,6 +9759,7 @@
           </w:tcPr>
           <w:p>
             <w:pPr>
+              <w:keepNext w:val="false"/>
               <w:spacing w:after="40" w:before="0"/>
               <w:jc w:val="left"/>
             </w:pPr>
@@ -9594,7 +9797,7 @@
             <w:pPr>
               <w:spacing w:after="20" w:before="0"/>
             </w:pPr>
-            <w:hyperlink w:history="1" r:id="rIdq086zejn8xbfwzyf0xm1p">
+            <w:hyperlink w:history="1" r:id="rIdnecynllq8qfckfruvppta">
               <w:r>
                 <w:rPr>
                   <w:rFonts w:ascii="Arial" w:cs="Arial" w:eastAsia="Arial" w:hAnsi="Arial"/>
@@ -9627,7 +9830,7 @@
               <w:spacing w:after="10" w:before="0"/>
               <w:ind w:left="120"/>
             </w:pPr>
-            <w:hyperlink w:history="1" r:id="rIdcgdue_wlqcj9npjfzip7c">
+            <w:hyperlink w:history="1" r:id="rIdqzh6yscb1swlu9nx7tqo9">
               <w:r>
                 <w:rPr>
                   <w:rFonts w:ascii="Arial" w:cs="Arial" w:eastAsia="Arial" w:hAnsi="Arial"/>
@@ -9689,7 +9892,7 @@
               <w:spacing w:after="10" w:before="0"/>
               <w:ind w:left="120"/>
             </w:pPr>
-            <w:hyperlink w:history="1" r:id="rIdmxfgcw0xyzyrcopsybezo">
+            <w:hyperlink w:history="1" r:id="rIdhd62qgeyek3u2sf7rj3in">
               <w:r>
                 <w:rPr>
                   <w:rFonts w:ascii="Arial" w:cs="Arial" w:eastAsia="Arial" w:hAnsi="Arial"/>
@@ -9732,6 +9935,7 @@
           </w:tcPr>
           <w:p>
             <w:pPr>
+              <w:keepNext w:val="false"/>
               <w:spacing w:after="40" w:before="0"/>
               <w:jc w:val="left"/>
             </w:pPr>
@@ -9764,6 +9968,7 @@
           </w:tcPr>
           <w:p>
             <w:pPr>
+              <w:keepNext w:val="false"/>
               <w:spacing w:after="40" w:before="0"/>
               <w:jc w:val="left"/>
             </w:pPr>
@@ -9796,6 +10001,7 @@
           </w:tcPr>
           <w:p>
             <w:pPr>
+              <w:keepNext w:val="false"/>
               <w:spacing w:after="40" w:before="0"/>
               <w:jc w:val="left"/>
             </w:pPr>
@@ -9828,6 +10034,7 @@
           </w:tcPr>
           <w:p>
             <w:pPr>
+              <w:keepNext w:val="false"/>
               <w:spacing w:after="40" w:before="0"/>
               <w:jc w:val="left"/>
             </w:pPr>
@@ -9862,6 +10069,7 @@
           </w:tcPr>
           <w:p>
             <w:pPr>
+              <w:keepNext w:val="false"/>
               <w:spacing w:after="40" w:before="0"/>
               <w:jc w:val="left"/>
             </w:pPr>
@@ -9899,7 +10107,7 @@
             <w:pPr>
               <w:spacing w:after="20" w:before="0"/>
             </w:pPr>
-            <w:hyperlink w:history="1" r:id="rIdgriztlhbtwxxqb0kjzhbr">
+            <w:hyperlink w:history="1" r:id="rIdrhjugqaewlclh190vedcr">
               <w:r>
                 <w:rPr>
                   <w:rFonts w:ascii="Arial" w:cs="Arial" w:eastAsia="Arial" w:hAnsi="Arial"/>
@@ -9932,7 +10140,7 @@
               <w:spacing w:after="10" w:before="0"/>
               <w:ind w:left="120"/>
             </w:pPr>
-            <w:hyperlink w:history="1" r:id="rIddcmap1nluz2pay_l4fmd3">
+            <w:hyperlink w:history="1" r:id="rIdvpjekapcm_8wr1roeaq_l">
               <w:r>
                 <w:rPr>
                   <w:rFonts w:ascii="Arial" w:cs="Arial" w:eastAsia="Arial" w:hAnsi="Arial"/>
@@ -9994,7 +10202,7 @@
               <w:spacing w:after="10" w:before="0"/>
               <w:ind w:left="120"/>
             </w:pPr>
-            <w:hyperlink w:history="1" r:id="rIdfi8p8af0ofckfs8vfyz5p">
+            <w:hyperlink w:history="1" r:id="rIdvwlpwpl3c2cnr6m5o3k4y">
               <w:r>
                 <w:rPr>
                   <w:rFonts w:ascii="Arial" w:cs="Arial" w:eastAsia="Arial" w:hAnsi="Arial"/>
@@ -10037,6 +10245,7 @@
           </w:tcPr>
           <w:p>
             <w:pPr>
+              <w:keepNext w:val="false"/>
               <w:spacing w:after="40" w:before="0"/>
               <w:jc w:val="left"/>
             </w:pPr>
@@ -10069,6 +10278,7 @@
           </w:tcPr>
           <w:p>
             <w:pPr>
+              <w:keepNext w:val="false"/>
               <w:spacing w:after="40" w:before="0"/>
               <w:jc w:val="left"/>
             </w:pPr>
@@ -10101,6 +10311,7 @@
           </w:tcPr>
           <w:p>
             <w:pPr>
+              <w:keepNext w:val="false"/>
               <w:spacing w:after="40" w:before="0"/>
               <w:jc w:val="left"/>
             </w:pPr>
@@ -10133,6 +10344,7 @@
           </w:tcPr>
           <w:p>
             <w:pPr>
+              <w:keepNext w:val="false"/>
               <w:spacing w:after="40" w:before="0"/>
               <w:jc w:val="left"/>
             </w:pPr>
@@ -10167,6 +10379,7 @@
           </w:tcPr>
           <w:p>
             <w:pPr>
+              <w:keepNext w:val="false"/>
               <w:spacing w:after="40" w:before="0"/>
               <w:jc w:val="left"/>
             </w:pPr>
@@ -10204,7 +10417,7 @@
             <w:pPr>
               <w:spacing w:after="20" w:before="0"/>
             </w:pPr>
-            <w:hyperlink w:history="1" r:id="rId8jn58ysk4jhtkzi3l3nqg">
+            <w:hyperlink w:history="1" r:id="rIdk14wrcgu2nkb0spg2m7e3">
               <w:r>
                 <w:rPr>
                   <w:rFonts w:ascii="Arial" w:cs="Arial" w:eastAsia="Arial" w:hAnsi="Arial"/>
@@ -10237,7 +10450,7 @@
               <w:spacing w:after="10" w:before="0"/>
               <w:ind w:left="120"/>
             </w:pPr>
-            <w:hyperlink w:history="1" r:id="rIdjl5lws40zcsflwq9vivl_">
+            <w:hyperlink w:history="1" r:id="rIdtfg6dlq2d1jtrwyjquwut">
               <w:r>
                 <w:rPr>
                   <w:rFonts w:ascii="Arial" w:cs="Arial" w:eastAsia="Arial" w:hAnsi="Arial"/>
@@ -10299,7 +10512,7 @@
               <w:spacing w:after="10" w:before="0"/>
               <w:ind w:left="120"/>
             </w:pPr>
-            <w:hyperlink w:history="1" r:id="rIdmezlhtxba-zchxxcxbcdb">
+            <w:hyperlink w:history="1" r:id="rIdocuxi0ugrfim1p09qqbij">
               <w:r>
                 <w:rPr>
                   <w:rFonts w:ascii="Arial" w:cs="Arial" w:eastAsia="Arial" w:hAnsi="Arial"/>
@@ -10342,6 +10555,7 @@
           </w:tcPr>
           <w:p>
             <w:pPr>
+              <w:keepNext w:val="false"/>
               <w:spacing w:after="40" w:before="0"/>
               <w:jc w:val="left"/>
             </w:pPr>
@@ -10374,6 +10588,7 @@
           </w:tcPr>
           <w:p>
             <w:pPr>
+              <w:keepNext w:val="false"/>
               <w:spacing w:after="40" w:before="0"/>
               <w:jc w:val="left"/>
             </w:pPr>
@@ -10406,6 +10621,7 @@
           </w:tcPr>
           <w:p>
             <w:pPr>
+              <w:keepNext w:val="false"/>
               <w:spacing w:after="40" w:before="0"/>
               <w:jc w:val="left"/>
             </w:pPr>
@@ -10438,6 +10654,7 @@
           </w:tcPr>
           <w:p>
             <w:pPr>
+              <w:keepNext w:val="false"/>
               <w:spacing w:after="40" w:before="0"/>
               <w:jc w:val="left"/>
             </w:pPr>
@@ -10497,6 +10714,7 @@
           </w:tcPr>
           <w:p>
             <w:pPr>
+              <w:keepNext w:val="false"/>
               <w:spacing w:after="40" w:before="0"/>
               <w:jc w:val="center"/>
             </w:pPr>
@@ -10531,6 +10749,7 @@
           </w:tcPr>
           <w:p>
             <w:pPr>
+              <w:keepNext w:val="false"/>
               <w:spacing w:after="40" w:before="0"/>
               <w:jc w:val="left"/>
             </w:pPr>
@@ -10592,6 +10811,7 @@
           </w:tcPr>
           <w:p>
             <w:pPr>
+              <w:keepNext w:val="false"/>
               <w:spacing w:after="40" w:before="0"/>
               <w:jc w:val="center"/>
             </w:pPr>
@@ -10626,6 +10846,7 @@
           </w:tcPr>
           <w:p>
             <w:pPr>
+              <w:keepNext w:val="false"/>
               <w:spacing w:after="40" w:before="0"/>
               <w:jc w:val="left"/>
             </w:pPr>
@@ -10658,6 +10879,7 @@
           </w:tcPr>
           <w:p>
             <w:pPr>
+              <w:keepNext w:val="false"/>
               <w:spacing w:after="40" w:before="0"/>
               <w:jc w:val="left"/>
             </w:pPr>
@@ -10692,6 +10914,7 @@
           </w:tcPr>
           <w:p>
             <w:pPr>
+              <w:keepNext w:val="false"/>
               <w:spacing w:after="40" w:before="0"/>
               <w:jc w:val="left"/>
             </w:pPr>
@@ -10724,6 +10947,7 @@
           </w:tcPr>
           <w:p>
             <w:pPr>
+              <w:keepNext w:val="false"/>
               <w:spacing w:after="40" w:before="0"/>
               <w:jc w:val="left"/>
             </w:pPr>
@@ -10758,6 +10982,7 @@
           </w:tcPr>
           <w:p>
             <w:pPr>
+              <w:keepNext w:val="false"/>
               <w:spacing w:after="40" w:before="0"/>
               <w:jc w:val="left"/>
             </w:pPr>
@@ -10790,6 +11015,7 @@
           </w:tcPr>
           <w:p>
             <w:pPr>
+              <w:keepNext w:val="false"/>
               <w:spacing w:after="40" w:before="0"/>
               <w:jc w:val="left"/>
             </w:pPr>
@@ -10826,7 +11052,7 @@
         </w:rPr>
         <w:t xml:space="preserve">© 2026 SeaVuria and ARES. Aligned with KICD objectives. Developed by SeaVuria; technical implementation by ARES (with AI assistance from Claude). Licensed under </w:t>
       </w:r>
-      <w:hyperlink w:history="1" r:id="rIdvzjpxiy1ugzdxyliq42sm">
+      <w:hyperlink w:history="1" r:id="rIdkpumxkmnuykpege6rvkrz">
         <w:r>
           <w:rPr>
             <w:rFonts w:ascii="Arial" w:cs="Arial" w:eastAsia="Arial" w:hAnsi="Arial"/>
@@ -10847,7 +11073,7 @@
         </w:rPr>
         <w:t xml:space="preserve"> (</w:t>
       </w:r>
-      <w:hyperlink w:history="1" r:id="rIdhkhmfgarqxbm7gjj_6_hu">
+      <w:hyperlink w:history="1" r:id="rId-qroluqfgpg2vwatye31p">
         <w:r>
           <w:rPr>
             <w:rFonts w:ascii="Arial" w:cs="Arial" w:eastAsia="Arial" w:hAnsi="Arial"/>
@@ -10907,6 +11133,7 @@
           </w:tcPr>
           <w:p>
             <w:pPr>
+              <w:keepNext w:val="false"/>
               <w:spacing w:after="40" w:before="0"/>
               <w:jc w:val="center"/>
             </w:pPr>
@@ -10942,6 +11169,7 @@
           </w:tcPr>
           <w:p>
             <w:pPr>
+              <w:keepNext w:val="false"/>
               <w:spacing w:after="40" w:before="0"/>
               <w:jc w:val="center"/>
             </w:pPr>
@@ -10976,6 +11204,7 @@
           </w:tcPr>
           <w:p>
             <w:pPr>
+              <w:keepNext w:val="false"/>
               <w:spacing w:after="40" w:before="0"/>
               <w:jc w:val="left"/>
             </w:pPr>
@@ -11008,6 +11237,7 @@
           </w:tcPr>
           <w:p>
             <w:pPr>
+              <w:keepNext w:val="false"/>
               <w:spacing w:after="40" w:before="0"/>
               <w:jc w:val="left"/>
             </w:pPr>
@@ -11042,6 +11272,7 @@
           </w:tcPr>
           <w:p>
             <w:pPr>
+              <w:keepNext w:val="false"/>
               <w:spacing w:after="40" w:before="0"/>
               <w:jc w:val="left"/>
             </w:pPr>
@@ -11074,6 +11305,7 @@
           </w:tcPr>
           <w:p>
             <w:pPr>
+              <w:keepNext w:val="false"/>
               <w:spacing w:after="40" w:before="0"/>
               <w:jc w:val="left"/>
             </w:pPr>
@@ -11108,6 +11340,7 @@
           </w:tcPr>
           <w:p>
             <w:pPr>
+              <w:keepNext w:val="false"/>
               <w:spacing w:after="40" w:before="0"/>
               <w:jc w:val="left"/>
             </w:pPr>
@@ -11140,6 +11373,7 @@
           </w:tcPr>
           <w:p>
             <w:pPr>
+              <w:keepNext w:val="false"/>
               <w:spacing w:after="40" w:before="0"/>
               <w:jc w:val="left"/>
             </w:pPr>
@@ -11174,6 +11408,7 @@
           </w:tcPr>
           <w:p>
             <w:pPr>
+              <w:keepNext w:val="false"/>
               <w:spacing w:after="40" w:before="0"/>
               <w:jc w:val="left"/>
             </w:pPr>
@@ -11206,6 +11441,7 @@
           </w:tcPr>
           <w:p>
             <w:pPr>
+              <w:keepNext w:val="false"/>
               <w:spacing w:after="40" w:before="0"/>
               <w:jc w:val="left"/>
             </w:pPr>
@@ -11240,6 +11476,7 @@
           </w:tcPr>
           <w:p>
             <w:pPr>
+              <w:keepNext w:val="false"/>
               <w:spacing w:after="40" w:before="0"/>
               <w:jc w:val="left"/>
             </w:pPr>
@@ -11272,6 +11509,7 @@
           </w:tcPr>
           <w:p>
             <w:pPr>
+              <w:keepNext w:val="false"/>
               <w:spacing w:after="40" w:before="0"/>
               <w:jc w:val="left"/>
             </w:pPr>
@@ -11306,6 +11544,7 @@
           </w:tcPr>
           <w:p>
             <w:pPr>
+              <w:keepNext w:val="false"/>
               <w:spacing w:after="40" w:before="0"/>
               <w:jc w:val="left"/>
             </w:pPr>
@@ -11338,6 +11577,7 @@
           </w:tcPr>
           <w:p>
             <w:pPr>
+              <w:keepNext w:val="false"/>
               <w:spacing w:after="40" w:before="0"/>
               <w:jc w:val="left"/>
             </w:pPr>
@@ -11372,6 +11612,7 @@
           </w:tcPr>
           <w:p>
             <w:pPr>
+              <w:keepNext w:val="false"/>
               <w:spacing w:after="40" w:before="0"/>
               <w:jc w:val="left"/>
             </w:pPr>
@@ -11404,6 +11645,7 @@
           </w:tcPr>
           <w:p>
             <w:pPr>
+              <w:keepNext w:val="false"/>
               <w:spacing w:after="40" w:before="0"/>
               <w:jc w:val="left"/>
             </w:pPr>
@@ -11438,6 +11680,7 @@
           </w:tcPr>
           <w:p>
             <w:pPr>
+              <w:keepNext w:val="false"/>
               <w:spacing w:after="40" w:before="0"/>
               <w:jc w:val="left"/>
             </w:pPr>
@@ -11470,6 +11713,7 @@
           </w:tcPr>
           <w:p>
             <w:pPr>
+              <w:keepNext w:val="false"/>
               <w:spacing w:after="40" w:before="0"/>
               <w:jc w:val="left"/>
             </w:pPr>
@@ -11529,6 +11773,7 @@
           </w:tcPr>
           <w:p>
             <w:pPr>
+              <w:keepNext w:val="false"/>
               <w:spacing w:after="40" w:before="0"/>
               <w:jc w:val="center"/>
             </w:pPr>
@@ -11563,6 +11808,7 @@
           </w:tcPr>
           <w:p>
             <w:pPr>
+              <w:keepNext w:val="false"/>
               <w:spacing w:after="40" w:before="0"/>
               <w:jc w:val="left"/>
             </w:pPr>
@@ -11627,6 +11873,7 @@
           </w:tcPr>
           <w:p>
             <w:pPr>
+              <w:keepNext w:val="false"/>
               <w:spacing w:after="40" w:before="0"/>
               <w:jc w:val="center"/>
             </w:pPr>
@@ -11661,6 +11908,7 @@
           </w:tcPr>
           <w:p>
             <w:pPr>
+              <w:keepNext w:val="false"/>
               <w:spacing w:after="40" w:before="0"/>
               <w:jc w:val="left"/>
             </w:pPr>
@@ -11693,6 +11941,7 @@
           </w:tcPr>
           <w:p>
             <w:pPr>
+              <w:keepNext w:val="false"/>
               <w:spacing w:after="40" w:before="0"/>
               <w:jc w:val="left"/>
             </w:pPr>
@@ -11725,6 +11974,7 @@
           </w:tcPr>
           <w:p>
             <w:pPr>
+              <w:keepNext w:val="false"/>
               <w:spacing w:after="40" w:before="0"/>
               <w:jc w:val="left"/>
             </w:pPr>
@@ -11757,6 +12007,7 @@
           </w:tcPr>
           <w:p>
             <w:pPr>
+              <w:keepNext w:val="false"/>
               <w:spacing w:after="40" w:before="0"/>
               <w:jc w:val="left"/>
             </w:pPr>
@@ -11789,6 +12040,7 @@
           </w:tcPr>
           <w:p>
             <w:pPr>
+              <w:keepNext w:val="false"/>
               <w:spacing w:after="40" w:before="0"/>
               <w:jc w:val="left"/>
             </w:pPr>
@@ -11823,6 +12075,7 @@
           </w:tcPr>
           <w:p>
             <w:pPr>
+              <w:keepNext w:val="false"/>
               <w:spacing w:after="40" w:before="0"/>
               <w:jc w:val="left"/>
             </w:pPr>
@@ -11877,7 +12130,7 @@
               <w:spacing w:after="10" w:before="0"/>
               <w:ind w:left="120"/>
             </w:pPr>
-            <w:hyperlink w:history="1" r:id="rId1kf2s2gzkzck9yx8dsdkk">
+            <w:hyperlink w:history="1" r:id="rIdzwggdbkqjz5pmhemkbeul">
               <w:r>
                 <w:rPr>
                   <w:rFonts w:ascii="Arial" w:cs="Arial" w:eastAsia="Arial" w:hAnsi="Arial"/>
@@ -11954,7 +12207,7 @@
               <w:spacing w:after="10" w:before="0"/>
               <w:ind w:left="120"/>
             </w:pPr>
-            <w:hyperlink w:history="1" r:id="rIdvwkv4p9rr00fcjzxlqnwr">
+            <w:hyperlink w:history="1" r:id="rIdtz4nimrjtshkegpanhpxz">
               <w:r>
                 <w:rPr>
                   <w:rFonts w:ascii="Arial" w:cs="Arial" w:eastAsia="Arial" w:hAnsi="Arial"/>
@@ -11997,6 +12250,7 @@
           </w:tcPr>
           <w:p>
             <w:pPr>
+              <w:keepNext w:val="false"/>
               <w:spacing w:after="40" w:before="0"/>
               <w:jc w:val="left"/>
             </w:pPr>
@@ -12029,6 +12283,7 @@
           </w:tcPr>
           <w:p>
             <w:pPr>
+              <w:keepNext w:val="false"/>
               <w:spacing w:after="40" w:before="0"/>
               <w:jc w:val="left"/>
             </w:pPr>
@@ -12061,6 +12316,7 @@
           </w:tcPr>
           <w:p>
             <w:pPr>
+              <w:keepNext w:val="false"/>
               <w:spacing w:after="40" w:before="0"/>
               <w:jc w:val="left"/>
             </w:pPr>
@@ -12093,6 +12349,7 @@
           </w:tcPr>
           <w:p>
             <w:pPr>
+              <w:keepNext w:val="false"/>
               <w:spacing w:after="40" w:before="0"/>
               <w:jc w:val="left"/>
             </w:pPr>
@@ -12127,6 +12384,7 @@
           </w:tcPr>
           <w:p>
             <w:pPr>
+              <w:keepNext w:val="false"/>
               <w:spacing w:after="40" w:before="0"/>
               <w:jc w:val="left"/>
             </w:pPr>
@@ -12181,7 +12439,7 @@
               <w:spacing w:after="10" w:before="0"/>
               <w:ind w:left="120"/>
             </w:pPr>
-            <w:hyperlink w:history="1" r:id="rIdkassuwkaxfj5wb_y5j4oj">
+            <w:hyperlink w:history="1" r:id="rIdklngx0_67lg8t_ef9ac-b">
               <w:r>
                 <w:rPr>
                   <w:rFonts w:ascii="Arial" w:cs="Arial" w:eastAsia="Arial" w:hAnsi="Arial"/>
@@ -12258,7 +12516,7 @@
               <w:spacing w:after="10" w:before="0"/>
               <w:ind w:left="120"/>
             </w:pPr>
-            <w:hyperlink w:history="1" r:id="rIdek1rp2dakbkh8l2qw--jc">
+            <w:hyperlink w:history="1" r:id="rIdw5zpp4niurmqs7mxzbpz3">
               <w:r>
                 <w:rPr>
                   <w:rFonts w:ascii="Arial" w:cs="Arial" w:eastAsia="Arial" w:hAnsi="Arial"/>
@@ -12301,6 +12559,7 @@
           </w:tcPr>
           <w:p>
             <w:pPr>
+              <w:keepNext w:val="false"/>
               <w:spacing w:after="40" w:before="0"/>
               <w:jc w:val="left"/>
             </w:pPr>
@@ -12333,6 +12592,7 @@
           </w:tcPr>
           <w:p>
             <w:pPr>
+              <w:keepNext w:val="false"/>
               <w:spacing w:after="40" w:before="0"/>
               <w:jc w:val="left"/>
             </w:pPr>
@@ -12365,6 +12625,7 @@
           </w:tcPr>
           <w:p>
             <w:pPr>
+              <w:keepNext w:val="false"/>
               <w:spacing w:after="40" w:before="0"/>
               <w:jc w:val="left"/>
             </w:pPr>
@@ -12397,6 +12658,7 @@
           </w:tcPr>
           <w:p>
             <w:pPr>
+              <w:keepNext w:val="false"/>
               <w:spacing w:after="40" w:before="0"/>
               <w:jc w:val="left"/>
             </w:pPr>
@@ -12431,6 +12693,7 @@
           </w:tcPr>
           <w:p>
             <w:pPr>
+              <w:keepNext w:val="false"/>
               <w:spacing w:after="40" w:before="0"/>
               <w:jc w:val="left"/>
             </w:pPr>
@@ -12485,7 +12748,7 @@
               <w:spacing w:after="10" w:before="0"/>
               <w:ind w:left="120"/>
             </w:pPr>
-            <w:hyperlink w:history="1" r:id="rIdtf0yi0nha_mvbdjimhcsf">
+            <w:hyperlink w:history="1" r:id="rIdptczrr9v_q8g9dgag2ea_">
               <w:r>
                 <w:rPr>
                   <w:rFonts w:ascii="Arial" w:cs="Arial" w:eastAsia="Arial" w:hAnsi="Arial"/>
@@ -12562,7 +12825,7 @@
               <w:spacing w:after="10" w:before="0"/>
               <w:ind w:left="120"/>
             </w:pPr>
-            <w:hyperlink w:history="1" r:id="rIddufgqxyt2jj7thdleskjj">
+            <w:hyperlink w:history="1" r:id="rIdnvdru1zxhnuulkl3dyemr">
               <w:r>
                 <w:rPr>
                   <w:rFonts w:ascii="Arial" w:cs="Arial" w:eastAsia="Arial" w:hAnsi="Arial"/>
@@ -12605,6 +12868,7 @@
           </w:tcPr>
           <w:p>
             <w:pPr>
+              <w:keepNext w:val="false"/>
               <w:spacing w:after="40" w:before="0"/>
               <w:jc w:val="left"/>
             </w:pPr>
@@ -12637,6 +12901,7 @@
           </w:tcPr>
           <w:p>
             <w:pPr>
+              <w:keepNext w:val="false"/>
               <w:spacing w:after="40" w:before="0"/>
               <w:jc w:val="left"/>
             </w:pPr>
@@ -12669,6 +12934,7 @@
           </w:tcPr>
           <w:p>
             <w:pPr>
+              <w:keepNext w:val="false"/>
               <w:spacing w:after="40" w:before="0"/>
               <w:jc w:val="left"/>
             </w:pPr>
@@ -12701,6 +12967,7 @@
           </w:tcPr>
           <w:p>
             <w:pPr>
+              <w:keepNext w:val="false"/>
               <w:spacing w:after="40" w:before="0"/>
               <w:jc w:val="left"/>
             </w:pPr>
@@ -12735,6 +13002,7 @@
           </w:tcPr>
           <w:p>
             <w:pPr>
+              <w:keepNext w:val="false"/>
               <w:spacing w:after="40" w:before="0"/>
               <w:jc w:val="left"/>
             </w:pPr>
@@ -12789,7 +13057,7 @@
               <w:spacing w:after="10" w:before="0"/>
               <w:ind w:left="120"/>
             </w:pPr>
-            <w:hyperlink w:history="1" r:id="rIddiiaob8gpwvt4fxqj7qj-">
+            <w:hyperlink w:history="1" r:id="rIdnpx4bhypboopo7bn1rovs">
               <w:r>
                 <w:rPr>
                   <w:rFonts w:ascii="Arial" w:cs="Arial" w:eastAsia="Arial" w:hAnsi="Arial"/>
@@ -12866,7 +13134,7 @@
               <w:spacing w:after="10" w:before="0"/>
               <w:ind w:left="120"/>
             </w:pPr>
-            <w:hyperlink w:history="1" r:id="rIdikojm77qry_ecj_fsxphn">
+            <w:hyperlink w:history="1" r:id="rIdvi5ejv2bm4cr_-2r5j9cn">
               <w:r>
                 <w:rPr>
                   <w:rFonts w:ascii="Arial" w:cs="Arial" w:eastAsia="Arial" w:hAnsi="Arial"/>
@@ -12909,6 +13177,7 @@
           </w:tcPr>
           <w:p>
             <w:pPr>
+              <w:keepNext w:val="false"/>
               <w:spacing w:after="40" w:before="0"/>
               <w:jc w:val="left"/>
             </w:pPr>
@@ -12941,6 +13210,7 @@
           </w:tcPr>
           <w:p>
             <w:pPr>
+              <w:keepNext w:val="false"/>
               <w:spacing w:after="40" w:before="0"/>
               <w:jc w:val="left"/>
             </w:pPr>
@@ -12973,6 +13243,7 @@
           </w:tcPr>
           <w:p>
             <w:pPr>
+              <w:keepNext w:val="false"/>
               <w:spacing w:after="40" w:before="0"/>
               <w:jc w:val="left"/>
             </w:pPr>
@@ -13005,6 +13276,7 @@
           </w:tcPr>
           <w:p>
             <w:pPr>
+              <w:keepNext w:val="false"/>
               <w:spacing w:after="40" w:before="0"/>
               <w:jc w:val="left"/>
             </w:pPr>
@@ -13039,6 +13311,7 @@
           </w:tcPr>
           <w:p>
             <w:pPr>
+              <w:keepNext w:val="false"/>
               <w:spacing w:after="40" w:before="0"/>
               <w:jc w:val="left"/>
             </w:pPr>
@@ -13093,7 +13366,7 @@
               <w:spacing w:after="10" w:before="0"/>
               <w:ind w:left="120"/>
             </w:pPr>
-            <w:hyperlink w:history="1" r:id="rIdwm38dhkrc37pi-2yrlwas">
+            <w:hyperlink w:history="1" r:id="rIdad_-_ys-f-2_05wrztex6">
               <w:r>
                 <w:rPr>
                   <w:rFonts w:ascii="Arial" w:cs="Arial" w:eastAsia="Arial" w:hAnsi="Arial"/>
@@ -13170,7 +13443,7 @@
               <w:spacing w:after="10" w:before="0"/>
               <w:ind w:left="120"/>
             </w:pPr>
-            <w:hyperlink w:history="1" r:id="rIduc4atlasfnvejpmkxbkt2">
+            <w:hyperlink w:history="1" r:id="rIdmenslcmmpp0er2-zdhxnl">
               <w:r>
                 <w:rPr>
                   <w:rFonts w:ascii="Arial" w:cs="Arial" w:eastAsia="Arial" w:hAnsi="Arial"/>
@@ -13213,6 +13486,7 @@
           </w:tcPr>
           <w:p>
             <w:pPr>
+              <w:keepNext w:val="false"/>
               <w:spacing w:after="40" w:before="0"/>
               <w:jc w:val="left"/>
             </w:pPr>
@@ -13245,6 +13519,7 @@
           </w:tcPr>
           <w:p>
             <w:pPr>
+              <w:keepNext w:val="false"/>
               <w:spacing w:after="40" w:before="0"/>
               <w:jc w:val="left"/>
             </w:pPr>
@@ -13277,6 +13552,7 @@
           </w:tcPr>
           <w:p>
             <w:pPr>
+              <w:keepNext w:val="false"/>
               <w:spacing w:after="40" w:before="0"/>
               <w:jc w:val="left"/>
             </w:pPr>
@@ -13309,6 +13585,7 @@
           </w:tcPr>
           <w:p>
             <w:pPr>
+              <w:keepNext w:val="false"/>
               <w:spacing w:after="40" w:before="0"/>
               <w:jc w:val="left"/>
             </w:pPr>
@@ -13368,6 +13645,7 @@
           </w:tcPr>
           <w:p>
             <w:pPr>
+              <w:keepNext w:val="false"/>
               <w:spacing w:after="40" w:before="0"/>
               <w:jc w:val="center"/>
             </w:pPr>
@@ -13402,6 +13680,7 @@
           </w:tcPr>
           <w:p>
             <w:pPr>
+              <w:keepNext w:val="false"/>
               <w:spacing w:after="40" w:before="0"/>
               <w:jc w:val="left"/>
             </w:pPr>
@@ -13463,6 +13742,7 @@
           </w:tcPr>
           <w:p>
             <w:pPr>
+              <w:keepNext w:val="false"/>
               <w:spacing w:after="40" w:before="0"/>
               <w:jc w:val="center"/>
             </w:pPr>
@@ -13497,6 +13777,7 @@
           </w:tcPr>
           <w:p>
             <w:pPr>
+              <w:keepNext w:val="false"/>
               <w:spacing w:after="40" w:before="0"/>
               <w:jc w:val="left"/>
             </w:pPr>
@@ -13529,6 +13810,7 @@
           </w:tcPr>
           <w:p>
             <w:pPr>
+              <w:keepNext w:val="false"/>
               <w:spacing w:after="40" w:before="0"/>
               <w:jc w:val="left"/>
             </w:pPr>
@@ -13563,6 +13845,7 @@
           </w:tcPr>
           <w:p>
             <w:pPr>
+              <w:keepNext w:val="false"/>
               <w:spacing w:after="40" w:before="0"/>
               <w:jc w:val="left"/>
             </w:pPr>
@@ -13595,6 +13878,7 @@
           </w:tcPr>
           <w:p>
             <w:pPr>
+              <w:keepNext w:val="false"/>
               <w:spacing w:after="40" w:before="0"/>
               <w:jc w:val="left"/>
             </w:pPr>
@@ -13629,6 +13913,7 @@
           </w:tcPr>
           <w:p>
             <w:pPr>
+              <w:keepNext w:val="false"/>
               <w:spacing w:after="40" w:before="0"/>
               <w:jc w:val="left"/>
             </w:pPr>
@@ -13661,6 +13946,7 @@
           </w:tcPr>
           <w:p>
             <w:pPr>
+              <w:keepNext w:val="false"/>
               <w:spacing w:after="40" w:before="0"/>
               <w:jc w:val="left"/>
             </w:pPr>
@@ -13697,7 +13983,7 @@
         </w:rPr>
         <w:t xml:space="preserve">© 2026 SeaVuria and ARES. Aligned with KICD objectives. Developed by SeaVuria; technical implementation by ARES (with AI assistance from Claude). Licensed under </w:t>
       </w:r>
-      <w:hyperlink w:history="1" r:id="rIdmz2awyefxatstptdkxsjg">
+      <w:hyperlink w:history="1" r:id="rId-tplbm2s267lxocwgqqme">
         <w:r>
           <w:rPr>
             <w:rFonts w:ascii="Arial" w:cs="Arial" w:eastAsia="Arial" w:hAnsi="Arial"/>
@@ -13718,7 +14004,7 @@
         </w:rPr>
         <w:t xml:space="preserve"> (</w:t>
       </w:r>
-      <w:hyperlink w:history="1" r:id="rId-v4ai4mxgv3rmqkoforar">
+      <w:hyperlink w:history="1" r:id="rId9dq957kqh3cr8antqjr_q">
         <w:r>
           <w:rPr>
             <w:rFonts w:ascii="Arial" w:cs="Arial" w:eastAsia="Arial" w:hAnsi="Arial"/>
@@ -13778,6 +14064,7 @@
           </w:tcPr>
           <w:p>
             <w:pPr>
+              <w:keepNext w:val="false"/>
               <w:spacing w:after="40" w:before="0"/>
               <w:jc w:val="center"/>
             </w:pPr>
@@ -13813,6 +14100,7 @@
           </w:tcPr>
           <w:p>
             <w:pPr>
+              <w:keepNext w:val="false"/>
               <w:spacing w:after="40" w:before="0"/>
               <w:jc w:val="center"/>
             </w:pPr>
@@ -13847,6 +14135,7 @@
           </w:tcPr>
           <w:p>
             <w:pPr>
+              <w:keepNext w:val="false"/>
               <w:spacing w:after="40" w:before="0"/>
               <w:jc w:val="left"/>
             </w:pPr>
@@ -13879,6 +14168,7 @@
           </w:tcPr>
           <w:p>
             <w:pPr>
+              <w:keepNext w:val="false"/>
               <w:spacing w:after="40" w:before="0"/>
               <w:jc w:val="left"/>
             </w:pPr>
@@ -13913,6 +14203,7 @@
           </w:tcPr>
           <w:p>
             <w:pPr>
+              <w:keepNext w:val="false"/>
               <w:spacing w:after="40" w:before="0"/>
               <w:jc w:val="left"/>
             </w:pPr>
@@ -13945,6 +14236,7 @@
           </w:tcPr>
           <w:p>
             <w:pPr>
+              <w:keepNext w:val="false"/>
               <w:spacing w:after="40" w:before="0"/>
               <w:jc w:val="left"/>
             </w:pPr>
@@ -13979,6 +14271,7 @@
           </w:tcPr>
           <w:p>
             <w:pPr>
+              <w:keepNext w:val="false"/>
               <w:spacing w:after="40" w:before="0"/>
               <w:jc w:val="left"/>
             </w:pPr>
@@ -14011,6 +14304,7 @@
           </w:tcPr>
           <w:p>
             <w:pPr>
+              <w:keepNext w:val="false"/>
               <w:spacing w:after="40" w:before="0"/>
               <w:jc w:val="left"/>
             </w:pPr>
@@ -14045,6 +14339,7 @@
           </w:tcPr>
           <w:p>
             <w:pPr>
+              <w:keepNext w:val="false"/>
               <w:spacing w:after="40" w:before="0"/>
               <w:jc w:val="left"/>
             </w:pPr>
@@ -14077,6 +14372,7 @@
           </w:tcPr>
           <w:p>
             <w:pPr>
+              <w:keepNext w:val="false"/>
               <w:spacing w:after="40" w:before="0"/>
               <w:jc w:val="left"/>
             </w:pPr>
@@ -14111,6 +14407,7 @@
           </w:tcPr>
           <w:p>
             <w:pPr>
+              <w:keepNext w:val="false"/>
               <w:spacing w:after="40" w:before="0"/>
               <w:jc w:val="left"/>
             </w:pPr>
@@ -14143,6 +14440,7 @@
           </w:tcPr>
           <w:p>
             <w:pPr>
+              <w:keepNext w:val="false"/>
               <w:spacing w:after="40" w:before="0"/>
               <w:jc w:val="left"/>
             </w:pPr>
@@ -14177,6 +14475,7 @@
           </w:tcPr>
           <w:p>
             <w:pPr>
+              <w:keepNext w:val="false"/>
               <w:spacing w:after="40" w:before="0"/>
               <w:jc w:val="left"/>
             </w:pPr>
@@ -14209,6 +14508,7 @@
           </w:tcPr>
           <w:p>
             <w:pPr>
+              <w:keepNext w:val="false"/>
               <w:spacing w:after="40" w:before="0"/>
               <w:jc w:val="left"/>
             </w:pPr>
@@ -14243,6 +14543,7 @@
           </w:tcPr>
           <w:p>
             <w:pPr>
+              <w:keepNext w:val="false"/>
               <w:spacing w:after="40" w:before="0"/>
               <w:jc w:val="left"/>
             </w:pPr>
@@ -14275,6 +14576,7 @@
           </w:tcPr>
           <w:p>
             <w:pPr>
+              <w:keepNext w:val="false"/>
               <w:spacing w:after="40" w:before="0"/>
               <w:jc w:val="left"/>
             </w:pPr>
@@ -14309,6 +14611,7 @@
           </w:tcPr>
           <w:p>
             <w:pPr>
+              <w:keepNext w:val="false"/>
               <w:spacing w:after="40" w:before="0"/>
               <w:jc w:val="left"/>
             </w:pPr>
@@ -14341,6 +14644,7 @@
           </w:tcPr>
           <w:p>
             <w:pPr>
+              <w:keepNext w:val="false"/>
               <w:spacing w:after="40" w:before="0"/>
               <w:jc w:val="left"/>
             </w:pPr>
@@ -14400,6 +14704,7 @@
           </w:tcPr>
           <w:p>
             <w:pPr>
+              <w:keepNext w:val="false"/>
               <w:spacing w:after="40" w:before="0"/>
               <w:jc w:val="center"/>
             </w:pPr>
@@ -14434,6 +14739,7 @@
           </w:tcPr>
           <w:p>
             <w:pPr>
+              <w:keepNext w:val="false"/>
               <w:spacing w:after="40" w:before="0"/>
               <w:jc w:val="left"/>
             </w:pPr>
@@ -14498,6 +14804,7 @@
           </w:tcPr>
           <w:p>
             <w:pPr>
+              <w:keepNext w:val="false"/>
               <w:spacing w:after="40" w:before="0"/>
               <w:jc w:val="center"/>
             </w:pPr>
@@ -14532,6 +14839,7 @@
           </w:tcPr>
           <w:p>
             <w:pPr>
+              <w:keepNext w:val="false"/>
               <w:spacing w:after="40" w:before="0"/>
               <w:jc w:val="left"/>
             </w:pPr>
@@ -14564,6 +14872,7 @@
           </w:tcPr>
           <w:p>
             <w:pPr>
+              <w:keepNext w:val="false"/>
               <w:spacing w:after="40" w:before="0"/>
               <w:jc w:val="left"/>
             </w:pPr>
@@ -14596,6 +14905,7 @@
           </w:tcPr>
           <w:p>
             <w:pPr>
+              <w:keepNext w:val="false"/>
               <w:spacing w:after="40" w:before="0"/>
               <w:jc w:val="left"/>
             </w:pPr>
@@ -14628,6 +14938,7 @@
           </w:tcPr>
           <w:p>
             <w:pPr>
+              <w:keepNext w:val="false"/>
               <w:spacing w:after="40" w:before="0"/>
               <w:jc w:val="left"/>
             </w:pPr>
@@ -14660,6 +14971,7 @@
           </w:tcPr>
           <w:p>
             <w:pPr>
+              <w:keepNext w:val="false"/>
               <w:spacing w:after="40" w:before="0"/>
               <w:jc w:val="left"/>
             </w:pPr>
@@ -14694,6 +15006,7 @@
           </w:tcPr>
           <w:p>
             <w:pPr>
+              <w:keepNext w:val="false"/>
               <w:spacing w:after="40" w:before="0"/>
               <w:jc w:val="left"/>
             </w:pPr>
@@ -14731,7 +15044,7 @@
             <w:pPr>
               <w:spacing w:after="20" w:before="0"/>
             </w:pPr>
-            <w:hyperlink w:history="1" r:id="rIdlitrs9rgn0mnuqshnqfr6">
+            <w:hyperlink w:history="1" r:id="rIdiezxt9nixqlpf3sz2xp5t">
               <w:r>
                 <w:rPr>
                   <w:rFonts w:ascii="Arial" w:cs="Arial" w:eastAsia="Arial" w:hAnsi="Arial"/>
@@ -14780,7 +15093,7 @@
               <w:spacing w:after="10" w:before="0"/>
               <w:ind w:left="120"/>
             </w:pPr>
-            <w:hyperlink w:history="1" r:id="rIdkdelm1qkf7tefzevapqyb">
+            <w:hyperlink w:history="1" r:id="rIdldnpnredjl_qxiyrgvkri">
               <w:r>
                 <w:rPr>
                   <w:rFonts w:ascii="Arial" w:cs="Arial" w:eastAsia="Arial" w:hAnsi="Arial"/>
@@ -14825,7 +15138,7 @@
             <w:pPr>
               <w:spacing w:after="20" w:before="0"/>
             </w:pPr>
-            <w:hyperlink w:history="1" r:id="rId9awcigxplwg6dreosaz3x">
+            <w:hyperlink w:history="1" r:id="rIdvtm1w8uhqo1norjsrthms">
               <w:r>
                 <w:rPr>
                   <w:rFonts w:ascii="Arial" w:cs="Arial" w:eastAsia="Arial" w:hAnsi="Arial"/>
@@ -14874,7 +15187,7 @@
               <w:spacing w:after="10" w:before="0"/>
               <w:ind w:left="120"/>
             </w:pPr>
-            <w:hyperlink w:history="1" r:id="rIds64e3nzw53djytabcol2p">
+            <w:hyperlink w:history="1" r:id="rIdkmnv5pnzhheftfn7sji9r">
               <w:r>
                 <w:rPr>
                   <w:rFonts w:ascii="Arial" w:cs="Arial" w:eastAsia="Arial" w:hAnsi="Arial"/>
@@ -14902,6 +15215,7 @@
           </w:tcPr>
           <w:p>
             <w:pPr>
+              <w:keepNext w:val="false"/>
               <w:spacing w:after="40" w:before="0"/>
               <w:jc w:val="left"/>
             </w:pPr>
@@ -14934,6 +15248,7 @@
           </w:tcPr>
           <w:p>
             <w:pPr>
+              <w:keepNext w:val="false"/>
               <w:spacing w:after="40" w:before="0"/>
               <w:jc w:val="left"/>
             </w:pPr>
@@ -14966,6 +15281,7 @@
           </w:tcPr>
           <w:p>
             <w:pPr>
+              <w:keepNext w:val="false"/>
               <w:spacing w:after="40" w:before="0"/>
               <w:jc w:val="left"/>
             </w:pPr>
@@ -14998,6 +15314,7 @@
           </w:tcPr>
           <w:p>
             <w:pPr>
+              <w:keepNext w:val="false"/>
               <w:spacing w:after="40" w:before="0"/>
               <w:jc w:val="left"/>
             </w:pPr>
@@ -15032,6 +15349,7 @@
           </w:tcPr>
           <w:p>
             <w:pPr>
+              <w:keepNext w:val="false"/>
               <w:spacing w:after="40" w:before="0"/>
               <w:jc w:val="left"/>
             </w:pPr>
@@ -15069,7 +15387,7 @@
             <w:pPr>
               <w:spacing w:after="20" w:before="0"/>
             </w:pPr>
-            <w:hyperlink w:history="1" r:id="rIds4borxir_wvuxcpn56ifg">
+            <w:hyperlink w:history="1" r:id="rIdkuv66bi2fgyxsiuc2u06u">
               <w:r>
                 <w:rPr>
                   <w:rFonts w:ascii="Arial" w:cs="Arial" w:eastAsia="Arial" w:hAnsi="Arial"/>
@@ -15118,7 +15436,7 @@
               <w:spacing w:after="10" w:before="0"/>
               <w:ind w:left="120"/>
             </w:pPr>
-            <w:hyperlink w:history="1" r:id="rId7yoi4oqf2qnkvtzvh-skt">
+            <w:hyperlink w:history="1" r:id="rIdncolxohiea8nz6hdydo8a">
               <w:r>
                 <w:rPr>
                   <w:rFonts w:ascii="Arial" w:cs="Arial" w:eastAsia="Arial" w:hAnsi="Arial"/>
@@ -15163,7 +15481,7 @@
             <w:pPr>
               <w:spacing w:after="20" w:before="0"/>
             </w:pPr>
-            <w:hyperlink w:history="1" r:id="rId8bwhsl5df3ucjtd-v4hoi">
+            <w:hyperlink w:history="1" r:id="rIdiftpkowhykascecmalodq">
               <w:r>
                 <w:rPr>
                   <w:rFonts w:ascii="Arial" w:cs="Arial" w:eastAsia="Arial" w:hAnsi="Arial"/>
@@ -15212,7 +15530,7 @@
               <w:spacing w:after="10" w:before="0"/>
               <w:ind w:left="120"/>
             </w:pPr>
-            <w:hyperlink w:history="1" r:id="rIdmcbkt5da4ulzz-byxuq9i">
+            <w:hyperlink w:history="1" r:id="rIdgg3mgyihf5omrdbi8v0rp">
               <w:r>
                 <w:rPr>
                   <w:rFonts w:ascii="Arial" w:cs="Arial" w:eastAsia="Arial" w:hAnsi="Arial"/>
@@ -15240,6 +15558,7 @@
           </w:tcPr>
           <w:p>
             <w:pPr>
+              <w:keepNext w:val="false"/>
               <w:spacing w:after="40" w:before="0"/>
               <w:jc w:val="left"/>
             </w:pPr>
@@ -15272,6 +15591,7 @@
           </w:tcPr>
           <w:p>
             <w:pPr>
+              <w:keepNext w:val="false"/>
               <w:spacing w:after="40" w:before="0"/>
               <w:jc w:val="left"/>
             </w:pPr>
@@ -15304,6 +15624,7 @@
           </w:tcPr>
           <w:p>
             <w:pPr>
+              <w:keepNext w:val="false"/>
               <w:spacing w:after="40" w:before="0"/>
               <w:jc w:val="left"/>
             </w:pPr>
@@ -15336,6 +15657,7 @@
           </w:tcPr>
           <w:p>
             <w:pPr>
+              <w:keepNext w:val="false"/>
               <w:spacing w:after="40" w:before="0"/>
               <w:jc w:val="left"/>
             </w:pPr>
@@ -15370,6 +15692,7 @@
           </w:tcPr>
           <w:p>
             <w:pPr>
+              <w:keepNext w:val="false"/>
               <w:spacing w:after="40" w:before="0"/>
               <w:jc w:val="left"/>
             </w:pPr>
@@ -15407,7 +15730,7 @@
             <w:pPr>
               <w:spacing w:after="20" w:before="0"/>
             </w:pPr>
-            <w:hyperlink w:history="1" r:id="rId6crjcwiwi9s-wkdf3b5hx">
+            <w:hyperlink w:history="1" r:id="rId3ki74iwsokqdp3los4yac">
               <w:r>
                 <w:rPr>
                   <w:rFonts w:ascii="Arial" w:cs="Arial" w:eastAsia="Arial" w:hAnsi="Arial"/>
@@ -15456,7 +15779,7 @@
               <w:spacing w:after="10" w:before="0"/>
               <w:ind w:left="120"/>
             </w:pPr>
-            <w:hyperlink w:history="1" r:id="rIdyahfjfrrxhgu901hmugo1">
+            <w:hyperlink w:history="1" r:id="rIdpdiqezs7i0u-wqe3k5lfm">
               <w:r>
                 <w:rPr>
                   <w:rFonts w:ascii="Arial" w:cs="Arial" w:eastAsia="Arial" w:hAnsi="Arial"/>
@@ -15501,7 +15824,7 @@
             <w:pPr>
               <w:spacing w:after="20" w:before="0"/>
             </w:pPr>
-            <w:hyperlink w:history="1" r:id="rIdaeah5qqzcfohfk7rvi6op">
+            <w:hyperlink w:history="1" r:id="rIdto0dv0gl_ukogbdf-_8l6">
               <w:r>
                 <w:rPr>
                   <w:rFonts w:ascii="Arial" w:cs="Arial" w:eastAsia="Arial" w:hAnsi="Arial"/>
@@ -15550,7 +15873,7 @@
               <w:spacing w:after="10" w:before="0"/>
               <w:ind w:left="120"/>
             </w:pPr>
-            <w:hyperlink w:history="1" r:id="rIdx_t-iz4rdrzqxhhcwjoy9">
+            <w:hyperlink w:history="1" r:id="rIdhmtpyuvojvhonkpwpewub">
               <w:r>
                 <w:rPr>
                   <w:rFonts w:ascii="Arial" w:cs="Arial" w:eastAsia="Arial" w:hAnsi="Arial"/>
@@ -15578,6 +15901,7 @@
           </w:tcPr>
           <w:p>
             <w:pPr>
+              <w:keepNext w:val="false"/>
               <w:spacing w:after="40" w:before="0"/>
               <w:jc w:val="left"/>
             </w:pPr>
@@ -15610,6 +15934,7 @@
           </w:tcPr>
           <w:p>
             <w:pPr>
+              <w:keepNext w:val="false"/>
               <w:spacing w:after="40" w:before="0"/>
               <w:jc w:val="left"/>
             </w:pPr>
@@ -15642,6 +15967,7 @@
           </w:tcPr>
           <w:p>
             <w:pPr>
+              <w:keepNext w:val="false"/>
               <w:spacing w:after="40" w:before="0"/>
               <w:jc w:val="left"/>
             </w:pPr>
@@ -15674,6 +16000,7 @@
           </w:tcPr>
           <w:p>
             <w:pPr>
+              <w:keepNext w:val="false"/>
               <w:spacing w:after="40" w:before="0"/>
               <w:jc w:val="left"/>
             </w:pPr>
@@ -15708,6 +16035,7 @@
           </w:tcPr>
           <w:p>
             <w:pPr>
+              <w:keepNext w:val="false"/>
               <w:spacing w:after="40" w:before="0"/>
               <w:jc w:val="left"/>
             </w:pPr>
@@ -15745,7 +16073,7 @@
             <w:pPr>
               <w:spacing w:after="20" w:before="0"/>
             </w:pPr>
-            <w:hyperlink w:history="1" r:id="rId-59xr5lyelzof7bwbzlxn">
+            <w:hyperlink w:history="1" r:id="rIdevnbt5c02tgomg6fpdkqy">
               <w:r>
                 <w:rPr>
                   <w:rFonts w:ascii="Arial" w:cs="Arial" w:eastAsia="Arial" w:hAnsi="Arial"/>
@@ -15794,7 +16122,7 @@
               <w:spacing w:after="10" w:before="0"/>
               <w:ind w:left="120"/>
             </w:pPr>
-            <w:hyperlink w:history="1" r:id="rId0ydaytyjyec9bppo-ns0f">
+            <w:hyperlink w:history="1" r:id="rId1iluhmdlju5nk5haoqrzy">
               <w:r>
                 <w:rPr>
                   <w:rFonts w:ascii="Arial" w:cs="Arial" w:eastAsia="Arial" w:hAnsi="Arial"/>
@@ -15839,7 +16167,7 @@
             <w:pPr>
               <w:spacing w:after="20" w:before="0"/>
             </w:pPr>
-            <w:hyperlink w:history="1" r:id="rIdhtsfw8t8oiywlwez8b-ve">
+            <w:hyperlink w:history="1" r:id="rIdykkehblraogaybgsf74sv">
               <w:r>
                 <w:rPr>
                   <w:rFonts w:ascii="Arial" w:cs="Arial" w:eastAsia="Arial" w:hAnsi="Arial"/>
@@ -15888,7 +16216,7 @@
               <w:spacing w:after="10" w:before="0"/>
               <w:ind w:left="120"/>
             </w:pPr>
-            <w:hyperlink w:history="1" r:id="rIdkfrbbrynfkdzecum5shrf">
+            <w:hyperlink w:history="1" r:id="rIdjobn2dkm6lw9m3pxomd-g">
               <w:r>
                 <w:rPr>
                   <w:rFonts w:ascii="Arial" w:cs="Arial" w:eastAsia="Arial" w:hAnsi="Arial"/>
@@ -15916,6 +16244,7 @@
           </w:tcPr>
           <w:p>
             <w:pPr>
+              <w:keepNext w:val="false"/>
               <w:spacing w:after="40" w:before="0"/>
               <w:jc w:val="left"/>
             </w:pPr>
@@ -15948,6 +16277,7 @@
           </w:tcPr>
           <w:p>
             <w:pPr>
+              <w:keepNext w:val="false"/>
               <w:spacing w:after="40" w:before="0"/>
               <w:jc w:val="left"/>
             </w:pPr>
@@ -15980,6 +16310,7 @@
           </w:tcPr>
           <w:p>
             <w:pPr>
+              <w:keepNext w:val="false"/>
               <w:spacing w:after="40" w:before="0"/>
               <w:jc w:val="left"/>
             </w:pPr>
@@ -16012,6 +16343,7 @@
           </w:tcPr>
           <w:p>
             <w:pPr>
+              <w:keepNext w:val="false"/>
               <w:spacing w:after="40" w:before="0"/>
               <w:jc w:val="left"/>
             </w:pPr>
@@ -16046,6 +16378,7 @@
           </w:tcPr>
           <w:p>
             <w:pPr>
+              <w:keepNext w:val="false"/>
               <w:spacing w:after="40" w:before="0"/>
               <w:jc w:val="left"/>
             </w:pPr>
@@ -16083,7 +16416,7 @@
             <w:pPr>
               <w:spacing w:after="20" w:before="0"/>
             </w:pPr>
-            <w:hyperlink w:history="1" r:id="rId4mc8r-xmj2790qasryopr">
+            <w:hyperlink w:history="1" r:id="rIdqdrntjhaxmrzwscfxaxtd">
               <w:r>
                 <w:rPr>
                   <w:rFonts w:ascii="Arial" w:cs="Arial" w:eastAsia="Arial" w:hAnsi="Arial"/>
@@ -16132,7 +16465,7 @@
               <w:spacing w:after="10" w:before="0"/>
               <w:ind w:left="120"/>
             </w:pPr>
-            <w:hyperlink w:history="1" r:id="rIdy06ov2vwa59vrqi7ardvc">
+            <w:hyperlink w:history="1" r:id="rIdgmder98srsfz33lxzyz92">
               <w:r>
                 <w:rPr>
                   <w:rFonts w:ascii="Arial" w:cs="Arial" w:eastAsia="Arial" w:hAnsi="Arial"/>
@@ -16177,7 +16510,7 @@
             <w:pPr>
               <w:spacing w:after="20" w:before="0"/>
             </w:pPr>
-            <w:hyperlink w:history="1" r:id="rIdctpofllb8yrao9h3qmi7r">
+            <w:hyperlink w:history="1" r:id="rIdocuvuxd0ooniupsbf0ev0">
               <w:r>
                 <w:rPr>
                   <w:rFonts w:ascii="Arial" w:cs="Arial" w:eastAsia="Arial" w:hAnsi="Arial"/>
@@ -16226,7 +16559,7 @@
               <w:spacing w:after="10" w:before="0"/>
               <w:ind w:left="120"/>
             </w:pPr>
-            <w:hyperlink w:history="1" r:id="rId6hdfo7lwra_zr0_ocfzmh">
+            <w:hyperlink w:history="1" r:id="rIdnpvswdeny8zi4rbiy_deq">
               <w:r>
                 <w:rPr>
                   <w:rFonts w:ascii="Arial" w:cs="Arial" w:eastAsia="Arial" w:hAnsi="Arial"/>
@@ -16254,6 +16587,7 @@
           </w:tcPr>
           <w:p>
             <w:pPr>
+              <w:keepNext w:val="false"/>
               <w:spacing w:after="40" w:before="0"/>
               <w:jc w:val="left"/>
             </w:pPr>
@@ -16286,6 +16620,7 @@
           </w:tcPr>
           <w:p>
             <w:pPr>
+              <w:keepNext w:val="false"/>
               <w:spacing w:after="40" w:before="0"/>
               <w:jc w:val="left"/>
             </w:pPr>
@@ -16318,6 +16653,7 @@
           </w:tcPr>
           <w:p>
             <w:pPr>
+              <w:keepNext w:val="false"/>
               <w:spacing w:after="40" w:before="0"/>
               <w:jc w:val="left"/>
             </w:pPr>
@@ -16350,6 +16686,7 @@
           </w:tcPr>
           <w:p>
             <w:pPr>
+              <w:keepNext w:val="false"/>
               <w:spacing w:after="40" w:before="0"/>
               <w:jc w:val="left"/>
             </w:pPr>
@@ -16409,6 +16746,7 @@
           </w:tcPr>
           <w:p>
             <w:pPr>
+              <w:keepNext w:val="false"/>
               <w:spacing w:after="40" w:before="0"/>
               <w:jc w:val="center"/>
             </w:pPr>
@@ -16443,6 +16781,7 @@
           </w:tcPr>
           <w:p>
             <w:pPr>
+              <w:keepNext w:val="false"/>
               <w:spacing w:after="40" w:before="0"/>
               <w:jc w:val="left"/>
             </w:pPr>
@@ -16504,6 +16843,7 @@
           </w:tcPr>
           <w:p>
             <w:pPr>
+              <w:keepNext w:val="false"/>
               <w:spacing w:after="40" w:before="0"/>
               <w:jc w:val="center"/>
             </w:pPr>
@@ -16538,6 +16878,7 @@
           </w:tcPr>
           <w:p>
             <w:pPr>
+              <w:keepNext w:val="false"/>
               <w:spacing w:after="40" w:before="0"/>
               <w:jc w:val="left"/>
             </w:pPr>
@@ -16570,6 +16911,7 @@
           </w:tcPr>
           <w:p>
             <w:pPr>
+              <w:keepNext w:val="false"/>
               <w:spacing w:after="40" w:before="0"/>
               <w:jc w:val="left"/>
             </w:pPr>
@@ -16604,6 +16946,7 @@
           </w:tcPr>
           <w:p>
             <w:pPr>
+              <w:keepNext w:val="false"/>
               <w:spacing w:after="40" w:before="0"/>
               <w:jc w:val="left"/>
             </w:pPr>
@@ -16636,6 +16979,7 @@
           </w:tcPr>
           <w:p>
             <w:pPr>
+              <w:keepNext w:val="false"/>
               <w:spacing w:after="40" w:before="0"/>
               <w:jc w:val="left"/>
             </w:pPr>
@@ -16670,6 +17014,7 @@
           </w:tcPr>
           <w:p>
             <w:pPr>
+              <w:keepNext w:val="false"/>
               <w:spacing w:after="40" w:before="0"/>
               <w:jc w:val="left"/>
             </w:pPr>
@@ -16702,6 +17047,7 @@
           </w:tcPr>
           <w:p>
             <w:pPr>
+              <w:keepNext w:val="false"/>
               <w:spacing w:after="40" w:before="0"/>
               <w:jc w:val="left"/>
             </w:pPr>
@@ -16738,7 +17084,7 @@
         </w:rPr>
         <w:t xml:space="preserve">© 2026 SeaVuria and ARES. Aligned with KICD objectives. Developed by SeaVuria; technical implementation by ARES (with AI assistance from Claude). Licensed under </w:t>
       </w:r>
-      <w:hyperlink w:history="1" r:id="rIdxrhxv8vajhhg8fffchlxc">
+      <w:hyperlink w:history="1" r:id="rIdnd25izfz_wixizd54oqbc">
         <w:r>
           <w:rPr>
             <w:rFonts w:ascii="Arial" w:cs="Arial" w:eastAsia="Arial" w:hAnsi="Arial"/>
@@ -16759,7 +17105,7 @@
         </w:rPr>
         <w:t xml:space="preserve"> (</w:t>
       </w:r>
-      <w:hyperlink w:history="1" r:id="rIdphffb2mhfjdnevwz7smn-">
+      <w:hyperlink w:history="1" r:id="rId7ktgciitysj5t7y63niiv">
         <w:r>
           <w:rPr>
             <w:rFonts w:ascii="Arial" w:cs="Arial" w:eastAsia="Arial" w:hAnsi="Arial"/>
@@ -16819,6 +17165,7 @@
           </w:tcPr>
           <w:p>
             <w:pPr>
+              <w:keepNext w:val="false"/>
               <w:spacing w:after="40" w:before="0"/>
               <w:jc w:val="center"/>
             </w:pPr>
@@ -16854,6 +17201,7 @@
           </w:tcPr>
           <w:p>
             <w:pPr>
+              <w:keepNext w:val="false"/>
               <w:spacing w:after="40" w:before="0"/>
               <w:jc w:val="center"/>
             </w:pPr>
@@ -16888,6 +17236,7 @@
           </w:tcPr>
           <w:p>
             <w:pPr>
+              <w:keepNext w:val="false"/>
               <w:spacing w:after="40" w:before="0"/>
               <w:jc w:val="left"/>
             </w:pPr>
@@ -16920,6 +17269,7 @@
           </w:tcPr>
           <w:p>
             <w:pPr>
+              <w:keepNext w:val="false"/>
               <w:spacing w:after="40" w:before="0"/>
               <w:jc w:val="left"/>
             </w:pPr>
@@ -16954,6 +17304,7 @@
           </w:tcPr>
           <w:p>
             <w:pPr>
+              <w:keepNext w:val="false"/>
               <w:spacing w:after="40" w:before="0"/>
               <w:jc w:val="left"/>
             </w:pPr>
@@ -16986,6 +17337,7 @@
           </w:tcPr>
           <w:p>
             <w:pPr>
+              <w:keepNext w:val="false"/>
               <w:spacing w:after="40" w:before="0"/>
               <w:jc w:val="left"/>
             </w:pPr>
@@ -17020,6 +17372,7 @@
           </w:tcPr>
           <w:p>
             <w:pPr>
+              <w:keepNext w:val="false"/>
               <w:spacing w:after="40" w:before="0"/>
               <w:jc w:val="left"/>
             </w:pPr>
@@ -17052,6 +17405,7 @@
           </w:tcPr>
           <w:p>
             <w:pPr>
+              <w:keepNext w:val="false"/>
               <w:spacing w:after="40" w:before="0"/>
               <w:jc w:val="left"/>
             </w:pPr>
@@ -17086,6 +17440,7 @@
           </w:tcPr>
           <w:p>
             <w:pPr>
+              <w:keepNext w:val="false"/>
               <w:spacing w:after="40" w:before="0"/>
               <w:jc w:val="left"/>
             </w:pPr>
@@ -17118,6 +17473,7 @@
           </w:tcPr>
           <w:p>
             <w:pPr>
+              <w:keepNext w:val="false"/>
               <w:spacing w:after="40" w:before="0"/>
               <w:jc w:val="left"/>
             </w:pPr>
@@ -17152,6 +17508,7 @@
           </w:tcPr>
           <w:p>
             <w:pPr>
+              <w:keepNext w:val="false"/>
               <w:spacing w:after="40" w:before="0"/>
               <w:jc w:val="left"/>
             </w:pPr>
@@ -17184,6 +17541,7 @@
           </w:tcPr>
           <w:p>
             <w:pPr>
+              <w:keepNext w:val="false"/>
               <w:spacing w:after="40" w:before="0"/>
               <w:jc w:val="left"/>
             </w:pPr>
@@ -17218,6 +17576,7 @@
           </w:tcPr>
           <w:p>
             <w:pPr>
+              <w:keepNext w:val="false"/>
               <w:spacing w:after="40" w:before="0"/>
               <w:jc w:val="left"/>
             </w:pPr>
@@ -17250,6 +17609,7 @@
           </w:tcPr>
           <w:p>
             <w:pPr>
+              <w:keepNext w:val="false"/>
               <w:spacing w:after="40" w:before="0"/>
               <w:jc w:val="left"/>
             </w:pPr>
@@ -17284,6 +17644,7 @@
           </w:tcPr>
           <w:p>
             <w:pPr>
+              <w:keepNext w:val="false"/>
               <w:spacing w:after="40" w:before="0"/>
               <w:jc w:val="left"/>
             </w:pPr>
@@ -17316,6 +17677,7 @@
           </w:tcPr>
           <w:p>
             <w:pPr>
+              <w:keepNext w:val="false"/>
               <w:spacing w:after="40" w:before="0"/>
               <w:jc w:val="left"/>
             </w:pPr>
@@ -17350,6 +17712,7 @@
           </w:tcPr>
           <w:p>
             <w:pPr>
+              <w:keepNext w:val="false"/>
               <w:spacing w:after="40" w:before="0"/>
               <w:jc w:val="left"/>
             </w:pPr>
@@ -17382,6 +17745,7 @@
           </w:tcPr>
           <w:p>
             <w:pPr>
+              <w:keepNext w:val="false"/>
               <w:spacing w:after="40" w:before="0"/>
               <w:jc w:val="left"/>
             </w:pPr>
@@ -17441,6 +17805,7 @@
           </w:tcPr>
           <w:p>
             <w:pPr>
+              <w:keepNext w:val="false"/>
               <w:spacing w:after="40" w:before="0"/>
               <w:jc w:val="center"/>
             </w:pPr>
@@ -17475,6 +17840,7 @@
           </w:tcPr>
           <w:p>
             <w:pPr>
+              <w:keepNext w:val="false"/>
               <w:spacing w:after="40" w:before="0"/>
               <w:jc w:val="left"/>
             </w:pPr>
@@ -17539,6 +17905,7 @@
           </w:tcPr>
           <w:p>
             <w:pPr>
+              <w:keepNext w:val="false"/>
               <w:spacing w:after="40" w:before="0"/>
               <w:jc w:val="center"/>
             </w:pPr>
@@ -17573,6 +17940,7 @@
           </w:tcPr>
           <w:p>
             <w:pPr>
+              <w:keepNext w:val="false"/>
               <w:spacing w:after="40" w:before="0"/>
               <w:jc w:val="left"/>
             </w:pPr>
@@ -17605,6 +17973,7 @@
           </w:tcPr>
           <w:p>
             <w:pPr>
+              <w:keepNext w:val="false"/>
               <w:spacing w:after="40" w:before="0"/>
               <w:jc w:val="left"/>
             </w:pPr>
@@ -17637,6 +18006,7 @@
           </w:tcPr>
           <w:p>
             <w:pPr>
+              <w:keepNext w:val="false"/>
               <w:spacing w:after="40" w:before="0"/>
               <w:jc w:val="left"/>
             </w:pPr>
@@ -17669,6 +18039,7 @@
           </w:tcPr>
           <w:p>
             <w:pPr>
+              <w:keepNext w:val="false"/>
               <w:spacing w:after="40" w:before="0"/>
               <w:jc w:val="left"/>
             </w:pPr>
@@ -17701,6 +18072,7 @@
           </w:tcPr>
           <w:p>
             <w:pPr>
+              <w:keepNext w:val="false"/>
               <w:spacing w:after="40" w:before="0"/>
               <w:jc w:val="left"/>
             </w:pPr>
@@ -17735,6 +18107,7 @@
           </w:tcPr>
           <w:p>
             <w:pPr>
+              <w:keepNext w:val="false"/>
               <w:spacing w:after="40" w:before="0"/>
               <w:jc w:val="left"/>
             </w:pPr>
@@ -17772,7 +18145,7 @@
             <w:pPr>
               <w:spacing w:after="20" w:before="0"/>
             </w:pPr>
-            <w:hyperlink w:history="1" r:id="rIdex5yzrqfrup0pgcor-luh">
+            <w:hyperlink w:history="1" r:id="rIdzpdgl_oxauvnkxksl2sko">
               <w:r>
                 <w:rPr>
                   <w:rFonts w:ascii="Arial" w:cs="Arial" w:eastAsia="Arial" w:hAnsi="Arial"/>
@@ -17821,7 +18194,7 @@
               <w:spacing w:after="10" w:before="0"/>
               <w:ind w:left="120"/>
             </w:pPr>
-            <w:hyperlink w:history="1" r:id="rId1pxzgmkfhz9axhbbuctye">
+            <w:hyperlink w:history="1" r:id="rId-ryhfubgpkuhhgasx1cul">
               <w:r>
                 <w:rPr>
                   <w:rFonts w:ascii="Arial" w:cs="Arial" w:eastAsia="Arial" w:hAnsi="Arial"/>
@@ -17866,7 +18239,7 @@
             <w:pPr>
               <w:spacing w:after="20" w:before="0"/>
             </w:pPr>
-            <w:hyperlink w:history="1" r:id="rIdprg2ahdzbmrvsoco5tzp6">
+            <w:hyperlink w:history="1" r:id="rId5jxapl-b152uqbt5lu5rc">
               <w:r>
                 <w:rPr>
                   <w:rFonts w:ascii="Arial" w:cs="Arial" w:eastAsia="Arial" w:hAnsi="Arial"/>
@@ -17899,7 +18272,7 @@
               <w:spacing w:after="10" w:before="0"/>
               <w:ind w:left="120"/>
             </w:pPr>
-            <w:hyperlink w:history="1" r:id="rIddd-zms266521ledrqtlwl">
+            <w:hyperlink w:history="1" r:id="rId7m7ddxl5oyv3mbdnvxkgs">
               <w:r>
                 <w:rPr>
                   <w:rFonts w:ascii="Arial" w:cs="Arial" w:eastAsia="Arial" w:hAnsi="Arial"/>
@@ -17927,6 +18300,7 @@
           </w:tcPr>
           <w:p>
             <w:pPr>
+              <w:keepNext w:val="false"/>
               <w:spacing w:after="40" w:before="0"/>
               <w:jc w:val="left"/>
             </w:pPr>
@@ -17959,6 +18333,7 @@
           </w:tcPr>
           <w:p>
             <w:pPr>
+              <w:keepNext w:val="false"/>
               <w:spacing w:after="40" w:before="0"/>
               <w:jc w:val="left"/>
             </w:pPr>
@@ -17991,6 +18366,7 @@
           </w:tcPr>
           <w:p>
             <w:pPr>
+              <w:keepNext w:val="false"/>
               <w:spacing w:after="40" w:before="0"/>
               <w:jc w:val="left"/>
             </w:pPr>
@@ -18023,6 +18399,7 @@
           </w:tcPr>
           <w:p>
             <w:pPr>
+              <w:keepNext w:val="false"/>
               <w:spacing w:after="40" w:before="0"/>
               <w:jc w:val="left"/>
             </w:pPr>
@@ -18057,6 +18434,7 @@
           </w:tcPr>
           <w:p>
             <w:pPr>
+              <w:keepNext w:val="false"/>
               <w:spacing w:after="40" w:before="0"/>
               <w:jc w:val="left"/>
             </w:pPr>
@@ -18094,7 +18472,7 @@
             <w:pPr>
               <w:spacing w:after="20" w:before="0"/>
             </w:pPr>
-            <w:hyperlink w:history="1" r:id="rIdpyzx5qwz1ieupircz2qj4">
+            <w:hyperlink w:history="1" r:id="rIdy3d7a2vcgs3v2inadowbx">
               <w:r>
                 <w:rPr>
                   <w:rFonts w:ascii="Arial" w:cs="Arial" w:eastAsia="Arial" w:hAnsi="Arial"/>
@@ -18143,7 +18521,7 @@
               <w:spacing w:after="10" w:before="0"/>
               <w:ind w:left="120"/>
             </w:pPr>
-            <w:hyperlink w:history="1" r:id="rId5g-hj_ulxl_zzi5jmj3n3">
+            <w:hyperlink w:history="1" r:id="rIdfgznxhygk3xdcvto2t8ex">
               <w:r>
                 <w:rPr>
                   <w:rFonts w:ascii="Arial" w:cs="Arial" w:eastAsia="Arial" w:hAnsi="Arial"/>
@@ -18188,7 +18566,7 @@
             <w:pPr>
               <w:spacing w:after="20" w:before="0"/>
             </w:pPr>
-            <w:hyperlink w:history="1" r:id="rIdpimfnf1gqst2tzf4bcvbw">
+            <w:hyperlink w:history="1" r:id="rId70yawl6xvncuulpsp8xsb">
               <w:r>
                 <w:rPr>
                   <w:rFonts w:ascii="Arial" w:cs="Arial" w:eastAsia="Arial" w:hAnsi="Arial"/>
@@ -18221,7 +18599,7 @@
               <w:spacing w:after="10" w:before="0"/>
               <w:ind w:left="120"/>
             </w:pPr>
-            <w:hyperlink w:history="1" r:id="rIdyhrswg4-5sed7mtagpyyf">
+            <w:hyperlink w:history="1" r:id="rIdk2uzxy7smkoyplwox2yvd">
               <w:r>
                 <w:rPr>
                   <w:rFonts w:ascii="Arial" w:cs="Arial" w:eastAsia="Arial" w:hAnsi="Arial"/>
@@ -18249,6 +18627,7 @@
           </w:tcPr>
           <w:p>
             <w:pPr>
+              <w:keepNext w:val="false"/>
               <w:spacing w:after="40" w:before="0"/>
               <w:jc w:val="left"/>
             </w:pPr>
@@ -18281,6 +18660,7 @@
           </w:tcPr>
           <w:p>
             <w:pPr>
+              <w:keepNext w:val="false"/>
               <w:spacing w:after="40" w:before="0"/>
               <w:jc w:val="left"/>
             </w:pPr>
@@ -18313,6 +18693,7 @@
           </w:tcPr>
           <w:p>
             <w:pPr>
+              <w:keepNext w:val="false"/>
               <w:spacing w:after="40" w:before="0"/>
               <w:jc w:val="left"/>
             </w:pPr>
@@ -18345,6 +18726,7 @@
           </w:tcPr>
           <w:p>
             <w:pPr>
+              <w:keepNext w:val="false"/>
               <w:spacing w:after="40" w:before="0"/>
               <w:jc w:val="left"/>
             </w:pPr>
@@ -18379,6 +18761,7 @@
           </w:tcPr>
           <w:p>
             <w:pPr>
+              <w:keepNext w:val="false"/>
               <w:spacing w:after="40" w:before="0"/>
               <w:jc w:val="left"/>
             </w:pPr>
@@ -18416,7 +18799,7 @@
             <w:pPr>
               <w:spacing w:after="20" w:before="0"/>
             </w:pPr>
-            <w:hyperlink w:history="1" r:id="rIdggpo29gmynkgpjnjvtdm_">
+            <w:hyperlink w:history="1" r:id="rId8qlj-v4mvc6m9vp4ycouq">
               <w:r>
                 <w:rPr>
                   <w:rFonts w:ascii="Arial" w:cs="Arial" w:eastAsia="Arial" w:hAnsi="Arial"/>
@@ -18465,7 +18848,7 @@
               <w:spacing w:after="10" w:before="0"/>
               <w:ind w:left="120"/>
             </w:pPr>
-            <w:hyperlink w:history="1" r:id="rId9l8m6n0wkywyc_fatlixw">
+            <w:hyperlink w:history="1" r:id="rIdjhcaomucxpl9uawy5fhln">
               <w:r>
                 <w:rPr>
                   <w:rFonts w:ascii="Arial" w:cs="Arial" w:eastAsia="Arial" w:hAnsi="Arial"/>
@@ -18510,7 +18893,7 @@
             <w:pPr>
               <w:spacing w:after="20" w:before="0"/>
             </w:pPr>
-            <w:hyperlink w:history="1" r:id="rIdmzhh8xzk7rzyof3j2prh4">
+            <w:hyperlink w:history="1" r:id="rIds-1bxbhdbap_bmzesdm45">
               <w:r>
                 <w:rPr>
                   <w:rFonts w:ascii="Arial" w:cs="Arial" w:eastAsia="Arial" w:hAnsi="Arial"/>
@@ -18543,7 +18926,7 @@
               <w:spacing w:after="10" w:before="0"/>
               <w:ind w:left="120"/>
             </w:pPr>
-            <w:hyperlink w:history="1" r:id="rId7lvq5e850zdjxvwlt22zs">
+            <w:hyperlink w:history="1" r:id="rIdbwmcvamf6dtxzigoodnq4">
               <w:r>
                 <w:rPr>
                   <w:rFonts w:ascii="Arial" w:cs="Arial" w:eastAsia="Arial" w:hAnsi="Arial"/>
@@ -18571,6 +18954,7 @@
           </w:tcPr>
           <w:p>
             <w:pPr>
+              <w:keepNext w:val="false"/>
               <w:spacing w:after="40" w:before="0"/>
               <w:jc w:val="left"/>
             </w:pPr>
@@ -18603,6 +18987,7 @@
           </w:tcPr>
           <w:p>
             <w:pPr>
+              <w:keepNext w:val="false"/>
               <w:spacing w:after="40" w:before="0"/>
               <w:jc w:val="left"/>
             </w:pPr>
@@ -18635,6 +19020,7 @@
           </w:tcPr>
           <w:p>
             <w:pPr>
+              <w:keepNext w:val="false"/>
               <w:spacing w:after="40" w:before="0"/>
               <w:jc w:val="left"/>
             </w:pPr>
@@ -18667,6 +19053,7 @@
           </w:tcPr>
           <w:p>
             <w:pPr>
+              <w:keepNext w:val="false"/>
               <w:spacing w:after="40" w:before="0"/>
               <w:jc w:val="left"/>
             </w:pPr>
@@ -18701,6 +19088,7 @@
           </w:tcPr>
           <w:p>
             <w:pPr>
+              <w:keepNext w:val="false"/>
               <w:spacing w:after="40" w:before="0"/>
               <w:jc w:val="left"/>
             </w:pPr>
@@ -18738,7 +19126,7 @@
             <w:pPr>
               <w:spacing w:after="20" w:before="0"/>
             </w:pPr>
-            <w:hyperlink w:history="1" r:id="rIdkv34raqhlp4tckgc3gje9">
+            <w:hyperlink w:history="1" r:id="rIdg0p-tyagxr2hwotgcgjla">
               <w:r>
                 <w:rPr>
                   <w:rFonts w:ascii="Arial" w:cs="Arial" w:eastAsia="Arial" w:hAnsi="Arial"/>
@@ -18787,7 +19175,7 @@
               <w:spacing w:after="10" w:before="0"/>
               <w:ind w:left="120"/>
             </w:pPr>
-            <w:hyperlink w:history="1" r:id="rIdi0hsmr-dluwdzkqwfhygd">
+            <w:hyperlink w:history="1" r:id="rIdqiq28krf0si0ubkou8qos">
               <w:r>
                 <w:rPr>
                   <w:rFonts w:ascii="Arial" w:cs="Arial" w:eastAsia="Arial" w:hAnsi="Arial"/>
@@ -18832,7 +19220,7 @@
             <w:pPr>
               <w:spacing w:after="20" w:before="0"/>
             </w:pPr>
-            <w:hyperlink w:history="1" r:id="rIdvbx8ozeoq3c6b6_ae0scr">
+            <w:hyperlink w:history="1" r:id="rIduuq1fqgt3lo0lmnxctiih">
               <w:r>
                 <w:rPr>
                   <w:rFonts w:ascii="Arial" w:cs="Arial" w:eastAsia="Arial" w:hAnsi="Arial"/>
@@ -18865,7 +19253,7 @@
               <w:spacing w:after="10" w:before="0"/>
               <w:ind w:left="120"/>
             </w:pPr>
-            <w:hyperlink w:history="1" r:id="rIdentoq_yvsdx5sglmgh7im">
+            <w:hyperlink w:history="1" r:id="rIdudqfq96-i8silqsd7f8rb">
               <w:r>
                 <w:rPr>
                   <w:rFonts w:ascii="Arial" w:cs="Arial" w:eastAsia="Arial" w:hAnsi="Arial"/>
@@ -18893,6 +19281,7 @@
           </w:tcPr>
           <w:p>
             <w:pPr>
+              <w:keepNext w:val="false"/>
               <w:spacing w:after="40" w:before="0"/>
               <w:jc w:val="left"/>
             </w:pPr>
@@ -18925,6 +19314,7 @@
           </w:tcPr>
           <w:p>
             <w:pPr>
+              <w:keepNext w:val="false"/>
               <w:spacing w:after="40" w:before="0"/>
               <w:jc w:val="left"/>
             </w:pPr>
@@ -18957,6 +19347,7 @@
           </w:tcPr>
           <w:p>
             <w:pPr>
+              <w:keepNext w:val="false"/>
               <w:spacing w:after="40" w:before="0"/>
               <w:jc w:val="left"/>
             </w:pPr>
@@ -18989,6 +19380,7 @@
           </w:tcPr>
           <w:p>
             <w:pPr>
+              <w:keepNext w:val="false"/>
               <w:spacing w:after="40" w:before="0"/>
               <w:jc w:val="left"/>
             </w:pPr>
@@ -19023,6 +19415,7 @@
           </w:tcPr>
           <w:p>
             <w:pPr>
+              <w:keepNext w:val="false"/>
               <w:spacing w:after="40" w:before="0"/>
               <w:jc w:val="left"/>
             </w:pPr>
@@ -19060,7 +19453,7 @@
             <w:pPr>
               <w:spacing w:after="20" w:before="0"/>
             </w:pPr>
-            <w:hyperlink w:history="1" r:id="rIdio6zldcdciytajivlrqv3">
+            <w:hyperlink w:history="1" r:id="rIdqagbkehuromcnm8ypt1gi">
               <w:r>
                 <w:rPr>
                   <w:rFonts w:ascii="Arial" w:cs="Arial" w:eastAsia="Arial" w:hAnsi="Arial"/>
@@ -19109,7 +19502,7 @@
               <w:spacing w:after="10" w:before="0"/>
               <w:ind w:left="120"/>
             </w:pPr>
-            <w:hyperlink w:history="1" r:id="rIdamdnyv1o7gtcdiluremrk">
+            <w:hyperlink w:history="1" r:id="rIdo6uvv-l9ljxobyirsqzqz">
               <w:r>
                 <w:rPr>
                   <w:rFonts w:ascii="Arial" w:cs="Arial" w:eastAsia="Arial" w:hAnsi="Arial"/>
@@ -19154,7 +19547,7 @@
             <w:pPr>
               <w:spacing w:after="20" w:before="0"/>
             </w:pPr>
-            <w:hyperlink w:history="1" r:id="rIddlgma3itzldhdru_hko8x">
+            <w:hyperlink w:history="1" r:id="rIdr2wqjkuiz8zzfh0jpgdpz">
               <w:r>
                 <w:rPr>
                   <w:rFonts w:ascii="Arial" w:cs="Arial" w:eastAsia="Arial" w:hAnsi="Arial"/>
@@ -19187,7 +19580,7 @@
               <w:spacing w:after="10" w:before="0"/>
               <w:ind w:left="120"/>
             </w:pPr>
-            <w:hyperlink w:history="1" r:id="rIdquchbuzrukfme30geftya">
+            <w:hyperlink w:history="1" r:id="rIdudnwgyhdqvpv8v5zeixtc">
               <w:r>
                 <w:rPr>
                   <w:rFonts w:ascii="Arial" w:cs="Arial" w:eastAsia="Arial" w:hAnsi="Arial"/>
@@ -19215,6 +19608,7 @@
           </w:tcPr>
           <w:p>
             <w:pPr>
+              <w:keepNext w:val="false"/>
               <w:spacing w:after="40" w:before="0"/>
               <w:jc w:val="left"/>
             </w:pPr>
@@ -19247,6 +19641,7 @@
           </w:tcPr>
           <w:p>
             <w:pPr>
+              <w:keepNext w:val="false"/>
               <w:spacing w:after="40" w:before="0"/>
               <w:jc w:val="left"/>
             </w:pPr>
@@ -19279,6 +19674,7 @@
           </w:tcPr>
           <w:p>
             <w:pPr>
+              <w:keepNext w:val="false"/>
               <w:spacing w:after="40" w:before="0"/>
               <w:jc w:val="left"/>
             </w:pPr>
@@ -19311,6 +19707,7 @@
           </w:tcPr>
           <w:p>
             <w:pPr>
+              <w:keepNext w:val="false"/>
               <w:spacing w:after="40" w:before="0"/>
               <w:jc w:val="left"/>
             </w:pPr>
@@ -19370,6 +19767,7 @@
           </w:tcPr>
           <w:p>
             <w:pPr>
+              <w:keepNext w:val="false"/>
               <w:spacing w:after="40" w:before="0"/>
               <w:jc w:val="center"/>
             </w:pPr>
@@ -19404,6 +19802,7 @@
           </w:tcPr>
           <w:p>
             <w:pPr>
+              <w:keepNext w:val="false"/>
               <w:spacing w:after="40" w:before="0"/>
               <w:jc w:val="left"/>
             </w:pPr>
@@ -19465,6 +19864,7 @@
           </w:tcPr>
           <w:p>
             <w:pPr>
+              <w:keepNext w:val="false"/>
               <w:spacing w:after="40" w:before="0"/>
               <w:jc w:val="center"/>
             </w:pPr>
@@ -19499,6 +19899,7 @@
           </w:tcPr>
           <w:p>
             <w:pPr>
+              <w:keepNext w:val="false"/>
               <w:spacing w:after="40" w:before="0"/>
               <w:jc w:val="left"/>
             </w:pPr>
@@ -19531,6 +19932,7 @@
           </w:tcPr>
           <w:p>
             <w:pPr>
+              <w:keepNext w:val="false"/>
               <w:spacing w:after="40" w:before="0"/>
               <w:jc w:val="left"/>
             </w:pPr>
@@ -19565,6 +19967,7 @@
           </w:tcPr>
           <w:p>
             <w:pPr>
+              <w:keepNext w:val="false"/>
               <w:spacing w:after="40" w:before="0"/>
               <w:jc w:val="left"/>
             </w:pPr>
@@ -19597,6 +20000,7 @@
           </w:tcPr>
           <w:p>
             <w:pPr>
+              <w:keepNext w:val="false"/>
               <w:spacing w:after="40" w:before="0"/>
               <w:jc w:val="left"/>
             </w:pPr>
@@ -19631,6 +20035,7 @@
           </w:tcPr>
           <w:p>
             <w:pPr>
+              <w:keepNext w:val="false"/>
               <w:spacing w:after="40" w:before="0"/>
               <w:jc w:val="left"/>
             </w:pPr>
@@ -19663,6 +20068,7 @@
           </w:tcPr>
           <w:p>
             <w:pPr>
+              <w:keepNext w:val="false"/>
               <w:spacing w:after="40" w:before="0"/>
               <w:jc w:val="left"/>
             </w:pPr>
@@ -19699,7 +20105,7 @@
         </w:rPr>
         <w:t xml:space="preserve">© 2026 SeaVuria and ARES. Aligned with KICD objectives. Developed by SeaVuria; technical implementation by ARES (with AI assistance from Claude). Licensed under </w:t>
       </w:r>
-      <w:hyperlink w:history="1" r:id="rIdmzmj8oiqpbzerhzwbkuqk">
+      <w:hyperlink w:history="1" r:id="rIdhhigi4nwazuwsfidnr4vk">
         <w:r>
           <w:rPr>
             <w:rFonts w:ascii="Arial" w:cs="Arial" w:eastAsia="Arial" w:hAnsi="Arial"/>
@@ -19720,7 +20126,7 @@
         </w:rPr>
         <w:t xml:space="preserve"> (</w:t>
       </w:r>
-      <w:hyperlink w:history="1" r:id="rIdnfmrlqzxgwc0adyr37rcf">
+      <w:hyperlink w:history="1" r:id="rIdoveemo22ykvvpzaqbrto7">
         <w:r>
           <w:rPr>
             <w:rFonts w:ascii="Arial" w:cs="Arial" w:eastAsia="Arial" w:hAnsi="Arial"/>
@@ -19780,6 +20186,7 @@
           </w:tcPr>
           <w:p>
             <w:pPr>
+              <w:keepNext w:val="false"/>
               <w:spacing w:after="40" w:before="0"/>
               <w:jc w:val="center"/>
             </w:pPr>
@@ -19815,6 +20222,7 @@
           </w:tcPr>
           <w:p>
             <w:pPr>
+              <w:keepNext w:val="false"/>
               <w:spacing w:after="40" w:before="0"/>
               <w:jc w:val="center"/>
             </w:pPr>
@@ -19849,6 +20257,7 @@
           </w:tcPr>
           <w:p>
             <w:pPr>
+              <w:keepNext w:val="false"/>
               <w:spacing w:after="40" w:before="0"/>
               <w:jc w:val="left"/>
             </w:pPr>
@@ -19881,6 +20290,7 @@
           </w:tcPr>
           <w:p>
             <w:pPr>
+              <w:keepNext w:val="false"/>
               <w:spacing w:after="40" w:before="0"/>
               <w:jc w:val="left"/>
             </w:pPr>
@@ -19915,6 +20325,7 @@
           </w:tcPr>
           <w:p>
             <w:pPr>
+              <w:keepNext w:val="false"/>
               <w:spacing w:after="40" w:before="0"/>
               <w:jc w:val="left"/>
             </w:pPr>
@@ -19947,6 +20358,7 @@
           </w:tcPr>
           <w:p>
             <w:pPr>
+              <w:keepNext w:val="false"/>
               <w:spacing w:after="40" w:before="0"/>
               <w:jc w:val="left"/>
             </w:pPr>
@@ -19981,6 +20393,7 @@
           </w:tcPr>
           <w:p>
             <w:pPr>
+              <w:keepNext w:val="false"/>
               <w:spacing w:after="40" w:before="0"/>
               <w:jc w:val="left"/>
             </w:pPr>
@@ -20013,6 +20426,7 @@
           </w:tcPr>
           <w:p>
             <w:pPr>
+              <w:keepNext w:val="false"/>
               <w:spacing w:after="40" w:before="0"/>
               <w:jc w:val="left"/>
             </w:pPr>
@@ -20047,6 +20461,7 @@
           </w:tcPr>
           <w:p>
             <w:pPr>
+              <w:keepNext w:val="false"/>
               <w:spacing w:after="40" w:before="0"/>
               <w:jc w:val="left"/>
             </w:pPr>
@@ -20079,6 +20494,7 @@
           </w:tcPr>
           <w:p>
             <w:pPr>
+              <w:keepNext w:val="false"/>
               <w:spacing w:after="40" w:before="0"/>
               <w:jc w:val="left"/>
             </w:pPr>
@@ -20113,6 +20529,7 @@
           </w:tcPr>
           <w:p>
             <w:pPr>
+              <w:keepNext w:val="false"/>
               <w:spacing w:after="40" w:before="0"/>
               <w:jc w:val="left"/>
             </w:pPr>
@@ -20145,6 +20562,7 @@
           </w:tcPr>
           <w:p>
             <w:pPr>
+              <w:keepNext w:val="false"/>
               <w:spacing w:after="40" w:before="0"/>
               <w:jc w:val="left"/>
             </w:pPr>
@@ -20179,6 +20597,7 @@
           </w:tcPr>
           <w:p>
             <w:pPr>
+              <w:keepNext w:val="false"/>
               <w:spacing w:after="40" w:before="0"/>
               <w:jc w:val="left"/>
             </w:pPr>
@@ -20211,6 +20630,7 @@
           </w:tcPr>
           <w:p>
             <w:pPr>
+              <w:keepNext w:val="false"/>
               <w:spacing w:after="40" w:before="0"/>
               <w:jc w:val="left"/>
             </w:pPr>
@@ -20245,6 +20665,7 @@
           </w:tcPr>
           <w:p>
             <w:pPr>
+              <w:keepNext w:val="false"/>
               <w:spacing w:after="40" w:before="0"/>
               <w:jc w:val="left"/>
             </w:pPr>
@@ -20277,6 +20698,7 @@
           </w:tcPr>
           <w:p>
             <w:pPr>
+              <w:keepNext w:val="false"/>
               <w:spacing w:after="40" w:before="0"/>
               <w:jc w:val="left"/>
             </w:pPr>
@@ -20311,6 +20733,7 @@
           </w:tcPr>
           <w:p>
             <w:pPr>
+              <w:keepNext w:val="false"/>
               <w:spacing w:after="40" w:before="0"/>
               <w:jc w:val="left"/>
             </w:pPr>
@@ -20343,6 +20766,7 @@
           </w:tcPr>
           <w:p>
             <w:pPr>
+              <w:keepNext w:val="false"/>
               <w:spacing w:after="40" w:before="0"/>
               <w:jc w:val="left"/>
             </w:pPr>
@@ -20402,6 +20826,7 @@
           </w:tcPr>
           <w:p>
             <w:pPr>
+              <w:keepNext w:val="false"/>
               <w:spacing w:after="40" w:before="0"/>
               <w:jc w:val="center"/>
             </w:pPr>
@@ -20436,6 +20861,7 @@
           </w:tcPr>
           <w:p>
             <w:pPr>
+              <w:keepNext w:val="false"/>
               <w:spacing w:after="40" w:before="0"/>
               <w:jc w:val="left"/>
             </w:pPr>
@@ -20500,6 +20926,7 @@
           </w:tcPr>
           <w:p>
             <w:pPr>
+              <w:keepNext w:val="false"/>
               <w:spacing w:after="40" w:before="0"/>
               <w:jc w:val="center"/>
             </w:pPr>
@@ -20534,6 +20961,7 @@
           </w:tcPr>
           <w:p>
             <w:pPr>
+              <w:keepNext w:val="false"/>
               <w:spacing w:after="40" w:before="0"/>
               <w:jc w:val="left"/>
             </w:pPr>
@@ -20566,6 +20994,7 @@
           </w:tcPr>
           <w:p>
             <w:pPr>
+              <w:keepNext w:val="false"/>
               <w:spacing w:after="40" w:before="0"/>
               <w:jc w:val="left"/>
             </w:pPr>
@@ -20598,6 +21027,7 @@
           </w:tcPr>
           <w:p>
             <w:pPr>
+              <w:keepNext w:val="false"/>
               <w:spacing w:after="40" w:before="0"/>
               <w:jc w:val="left"/>
             </w:pPr>
@@ -20630,6 +21060,7 @@
           </w:tcPr>
           <w:p>
             <w:pPr>
+              <w:keepNext w:val="false"/>
               <w:spacing w:after="40" w:before="0"/>
               <w:jc w:val="left"/>
             </w:pPr>
@@ -20662,6 +21093,7 @@
           </w:tcPr>
           <w:p>
             <w:pPr>
+              <w:keepNext w:val="false"/>
               <w:spacing w:after="40" w:before="0"/>
               <w:jc w:val="left"/>
             </w:pPr>
@@ -20696,6 +21128,7 @@
           </w:tcPr>
           <w:p>
             <w:pPr>
+              <w:keepNext w:val="false"/>
               <w:spacing w:after="40" w:before="0"/>
               <w:jc w:val="left"/>
             </w:pPr>
@@ -20733,7 +21166,7 @@
             <w:pPr>
               <w:spacing w:after="20" w:before="0"/>
             </w:pPr>
-            <w:hyperlink w:history="1" r:id="rIddljwcmqtgvnn_vyonhzjz">
+            <w:hyperlink w:history="1" r:id="rId_5jlecopkylrbnws3w7tm">
               <w:r>
                 <w:rPr>
                   <w:rFonts w:ascii="Arial" w:cs="Arial" w:eastAsia="Arial" w:hAnsi="Arial"/>
@@ -20766,7 +21199,7 @@
               <w:spacing w:after="10" w:before="0"/>
               <w:ind w:left="120"/>
             </w:pPr>
-            <w:hyperlink w:history="1" r:id="rIdxh_nkndmfsva-g8dvskop">
+            <w:hyperlink w:history="1" r:id="rIdexlsd9bl5ozi-h99tdhr3">
               <w:r>
                 <w:rPr>
                   <w:rFonts w:ascii="Arial" w:cs="Arial" w:eastAsia="Arial" w:hAnsi="Arial"/>
@@ -20811,7 +21244,7 @@
             <w:pPr>
               <w:spacing w:after="20" w:before="0"/>
             </w:pPr>
-            <w:hyperlink w:history="1" r:id="rId4c0yxrsc-p0ulqlrcl8m3">
+            <w:hyperlink w:history="1" r:id="rIdsz5ng6tk23g0wk0koam6a">
               <w:r>
                 <w:rPr>
                   <w:rFonts w:ascii="Arial" w:cs="Arial" w:eastAsia="Arial" w:hAnsi="Arial"/>
@@ -20844,7 +21277,7 @@
               <w:spacing w:after="10" w:before="0"/>
               <w:ind w:left="120"/>
             </w:pPr>
-            <w:hyperlink w:history="1" r:id="rIdn8hegy1ewds6p4fg55xgd">
+            <w:hyperlink w:history="1" r:id="rIdqbrdlfv2wjipo2dgsdnwa">
               <w:r>
                 <w:rPr>
                   <w:rFonts w:ascii="Arial" w:cs="Arial" w:eastAsia="Arial" w:hAnsi="Arial"/>
@@ -20872,6 +21305,7 @@
           </w:tcPr>
           <w:p>
             <w:pPr>
+              <w:keepNext w:val="false"/>
               <w:spacing w:after="40" w:before="0"/>
               <w:jc w:val="left"/>
             </w:pPr>
@@ -20904,6 +21338,7 @@
           </w:tcPr>
           <w:p>
             <w:pPr>
+              <w:keepNext w:val="false"/>
               <w:spacing w:after="40" w:before="0"/>
               <w:jc w:val="left"/>
             </w:pPr>
@@ -20936,6 +21371,7 @@
           </w:tcPr>
           <w:p>
             <w:pPr>
+              <w:keepNext w:val="false"/>
               <w:spacing w:after="40" w:before="0"/>
               <w:jc w:val="left"/>
             </w:pPr>
@@ -20968,6 +21404,7 @@
           </w:tcPr>
           <w:p>
             <w:pPr>
+              <w:keepNext w:val="false"/>
               <w:spacing w:after="40" w:before="0"/>
               <w:jc w:val="left"/>
             </w:pPr>
@@ -21002,6 +21439,7 @@
           </w:tcPr>
           <w:p>
             <w:pPr>
+              <w:keepNext w:val="false"/>
               <w:spacing w:after="40" w:before="0"/>
               <w:jc w:val="left"/>
             </w:pPr>
@@ -21039,7 +21477,7 @@
             <w:pPr>
               <w:spacing w:after="20" w:before="0"/>
             </w:pPr>
-            <w:hyperlink w:history="1" r:id="rId-axiax3k3regdzo4zaege">
+            <w:hyperlink w:history="1" r:id="rIdgxxoiuzddnsmdz0yshtcj">
               <w:r>
                 <w:rPr>
                   <w:rFonts w:ascii="Arial" w:cs="Arial" w:eastAsia="Arial" w:hAnsi="Arial"/>
@@ -21072,7 +21510,7 @@
               <w:spacing w:after="10" w:before="0"/>
               <w:ind w:left="120"/>
             </w:pPr>
-            <w:hyperlink w:history="1" r:id="rIdlshcr2z8ajcdcghxaejso">
+            <w:hyperlink w:history="1" r:id="rIdsforgz0hvszevsysfle_5">
               <w:r>
                 <w:rPr>
                   <w:rFonts w:ascii="Arial" w:cs="Arial" w:eastAsia="Arial" w:hAnsi="Arial"/>
@@ -21117,7 +21555,7 @@
             <w:pPr>
               <w:spacing w:after="20" w:before="0"/>
             </w:pPr>
-            <w:hyperlink w:history="1" r:id="rIdc5zhvi8rn889btxatwyx2">
+            <w:hyperlink w:history="1" r:id="rIdagjeiefipooqyakthcy7m">
               <w:r>
                 <w:rPr>
                   <w:rFonts w:ascii="Arial" w:cs="Arial" w:eastAsia="Arial" w:hAnsi="Arial"/>
@@ -21150,7 +21588,7 @@
               <w:spacing w:after="10" w:before="0"/>
               <w:ind w:left="120"/>
             </w:pPr>
-            <w:hyperlink w:history="1" r:id="rId3izs23slevbixonzkvxao">
+            <w:hyperlink w:history="1" r:id="rIdedsgyluupmz6ss9zcropj">
               <w:r>
                 <w:rPr>
                   <w:rFonts w:ascii="Arial" w:cs="Arial" w:eastAsia="Arial" w:hAnsi="Arial"/>
@@ -21178,6 +21616,7 @@
           </w:tcPr>
           <w:p>
             <w:pPr>
+              <w:keepNext w:val="false"/>
               <w:spacing w:after="40" w:before="0"/>
               <w:jc w:val="left"/>
             </w:pPr>
@@ -21210,6 +21649,7 @@
           </w:tcPr>
           <w:p>
             <w:pPr>
+              <w:keepNext w:val="false"/>
               <w:spacing w:after="40" w:before="0"/>
               <w:jc w:val="left"/>
             </w:pPr>
@@ -21242,6 +21682,7 @@
           </w:tcPr>
           <w:p>
             <w:pPr>
+              <w:keepNext w:val="false"/>
               <w:spacing w:after="40" w:before="0"/>
               <w:jc w:val="left"/>
             </w:pPr>
@@ -21274,6 +21715,7 @@
           </w:tcPr>
           <w:p>
             <w:pPr>
+              <w:keepNext w:val="false"/>
               <w:spacing w:after="40" w:before="0"/>
               <w:jc w:val="left"/>
             </w:pPr>
@@ -21308,6 +21750,7 @@
           </w:tcPr>
           <w:p>
             <w:pPr>
+              <w:keepNext w:val="false"/>
               <w:spacing w:after="40" w:before="0"/>
               <w:jc w:val="left"/>
             </w:pPr>
@@ -21345,7 +21788,7 @@
             <w:pPr>
               <w:spacing w:after="20" w:before="0"/>
             </w:pPr>
-            <w:hyperlink w:history="1" r:id="rIddvfvpqgqqgfhkhlvzrnqu">
+            <w:hyperlink w:history="1" r:id="rId4cl7wnbxzirufptxx2y-v">
               <w:r>
                 <w:rPr>
                   <w:rFonts w:ascii="Arial" w:cs="Arial" w:eastAsia="Arial" w:hAnsi="Arial"/>
@@ -21394,7 +21837,7 @@
               <w:spacing w:after="10" w:before="0"/>
               <w:ind w:left="120"/>
             </w:pPr>
-            <w:hyperlink w:history="1" r:id="rIdn_p92c6_98tcqdterah2c">
+            <w:hyperlink w:history="1" r:id="rId1hm2ps0grczowpyd0bvl8">
               <w:r>
                 <w:rPr>
                   <w:rFonts w:ascii="Arial" w:cs="Arial" w:eastAsia="Arial" w:hAnsi="Arial"/>
@@ -21439,7 +21882,7 @@
             <w:pPr>
               <w:spacing w:after="20" w:before="0"/>
             </w:pPr>
-            <w:hyperlink w:history="1" r:id="rIdblrkqz0fnornczxk2tjbu">
+            <w:hyperlink w:history="1" r:id="rIdorqdm002voyebjm3_p_x8">
               <w:r>
                 <w:rPr>
                   <w:rFonts w:ascii="Arial" w:cs="Arial" w:eastAsia="Arial" w:hAnsi="Arial"/>
@@ -21472,7 +21915,7 @@
               <w:spacing w:after="10" w:before="0"/>
               <w:ind w:left="120"/>
             </w:pPr>
-            <w:hyperlink w:history="1" r:id="rIdzxizcmficpeb7jwuszcon">
+            <w:hyperlink w:history="1" r:id="rIdpzghlgjrdgk39ufc-ubln">
               <w:r>
                 <w:rPr>
                   <w:rFonts w:ascii="Arial" w:cs="Arial" w:eastAsia="Arial" w:hAnsi="Arial"/>
@@ -21500,6 +21943,7 @@
           </w:tcPr>
           <w:p>
             <w:pPr>
+              <w:keepNext w:val="false"/>
               <w:spacing w:after="40" w:before="0"/>
               <w:jc w:val="left"/>
             </w:pPr>
@@ -21532,6 +21976,7 @@
           </w:tcPr>
           <w:p>
             <w:pPr>
+              <w:keepNext w:val="false"/>
               <w:spacing w:after="40" w:before="0"/>
               <w:jc w:val="left"/>
             </w:pPr>
@@ -21564,6 +22009,7 @@
           </w:tcPr>
           <w:p>
             <w:pPr>
+              <w:keepNext w:val="false"/>
               <w:spacing w:after="40" w:before="0"/>
               <w:jc w:val="left"/>
             </w:pPr>
@@ -21596,6 +22042,7 @@
           </w:tcPr>
           <w:p>
             <w:pPr>
+              <w:keepNext w:val="false"/>
               <w:spacing w:after="40" w:before="0"/>
               <w:jc w:val="left"/>
             </w:pPr>
@@ -21630,6 +22077,7 @@
           </w:tcPr>
           <w:p>
             <w:pPr>
+              <w:keepNext w:val="false"/>
               <w:spacing w:after="40" w:before="0"/>
               <w:jc w:val="left"/>
             </w:pPr>
@@ -21667,7 +22115,7 @@
             <w:pPr>
               <w:spacing w:after="20" w:before="0"/>
             </w:pPr>
-            <w:hyperlink w:history="1" r:id="rId64nadz0mjitdxzeo4gh60">
+            <w:hyperlink w:history="1" r:id="rIdjwgijzq0vujxdcv-gkq-1">
               <w:r>
                 <w:rPr>
                   <w:rFonts w:ascii="Arial" w:cs="Arial" w:eastAsia="Arial" w:hAnsi="Arial"/>
@@ -21716,7 +22164,7 @@
               <w:spacing w:after="10" w:before="0"/>
               <w:ind w:left="120"/>
             </w:pPr>
-            <w:hyperlink w:history="1" r:id="rId0uzjjm50k9aeaq2rkycg2">
+            <w:hyperlink w:history="1" r:id="rIdlwsyjkfwk0lzkpsh4yjgl">
               <w:r>
                 <w:rPr>
                   <w:rFonts w:ascii="Arial" w:cs="Arial" w:eastAsia="Arial" w:hAnsi="Arial"/>
@@ -21761,7 +22209,7 @@
             <w:pPr>
               <w:spacing w:after="20" w:before="0"/>
             </w:pPr>
-            <w:hyperlink w:history="1" r:id="rIddxenj4axbk9ou9y0xbccn">
+            <w:hyperlink w:history="1" r:id="rIdlmccg-pbbasvuni38dusr">
               <w:r>
                 <w:rPr>
                   <w:rFonts w:ascii="Arial" w:cs="Arial" w:eastAsia="Arial" w:hAnsi="Arial"/>
@@ -21794,7 +22242,7 @@
               <w:spacing w:after="10" w:before="0"/>
               <w:ind w:left="120"/>
             </w:pPr>
-            <w:hyperlink w:history="1" r:id="rIdmra4pp7cmtazk-ywznttt">
+            <w:hyperlink w:history="1" r:id="rId8wtsc147n6m4kngj-ik72">
               <w:r>
                 <w:rPr>
                   <w:rFonts w:ascii="Arial" w:cs="Arial" w:eastAsia="Arial" w:hAnsi="Arial"/>
@@ -21822,6 +22270,7 @@
           </w:tcPr>
           <w:p>
             <w:pPr>
+              <w:keepNext w:val="false"/>
               <w:spacing w:after="40" w:before="0"/>
               <w:jc w:val="left"/>
             </w:pPr>
@@ -21854,6 +22303,7 @@
           </w:tcPr>
           <w:p>
             <w:pPr>
+              <w:keepNext w:val="false"/>
               <w:spacing w:after="40" w:before="0"/>
               <w:jc w:val="left"/>
             </w:pPr>
@@ -21886,6 +22336,7 @@
           </w:tcPr>
           <w:p>
             <w:pPr>
+              <w:keepNext w:val="false"/>
               <w:spacing w:after="40" w:before="0"/>
               <w:jc w:val="left"/>
             </w:pPr>
@@ -21918,6 +22369,7 @@
           </w:tcPr>
           <w:p>
             <w:pPr>
+              <w:keepNext w:val="false"/>
               <w:spacing w:after="40" w:before="0"/>
               <w:jc w:val="left"/>
             </w:pPr>
@@ -21952,6 +22404,7 @@
           </w:tcPr>
           <w:p>
             <w:pPr>
+              <w:keepNext w:val="false"/>
               <w:spacing w:after="40" w:before="0"/>
               <w:jc w:val="left"/>
             </w:pPr>
@@ -21989,7 +22442,7 @@
             <w:pPr>
               <w:spacing w:after="20" w:before="0"/>
             </w:pPr>
-            <w:hyperlink w:history="1" r:id="rIdmjy8-bfdrarc2f7s-u_-z">
+            <w:hyperlink w:history="1" r:id="rIdab9uihhiraatxfdfov7g-">
               <w:r>
                 <w:rPr>
                   <w:rFonts w:ascii="Arial" w:cs="Arial" w:eastAsia="Arial" w:hAnsi="Arial"/>
@@ -22022,7 +22475,7 @@
               <w:spacing w:after="10" w:before="0"/>
               <w:ind w:left="120"/>
             </w:pPr>
-            <w:hyperlink w:history="1" r:id="rIduoyoeihp7qusfz0-scola">
+            <w:hyperlink w:history="1" r:id="rIdcjjje9tadki767nglhumd">
               <w:r>
                 <w:rPr>
                   <w:rFonts w:ascii="Arial" w:cs="Arial" w:eastAsia="Arial" w:hAnsi="Arial"/>
@@ -22067,7 +22520,7 @@
             <w:pPr>
               <w:spacing w:after="20" w:before="0"/>
             </w:pPr>
-            <w:hyperlink w:history="1" r:id="rIdn_lyleqgjq1wld4-7gmav">
+            <w:hyperlink w:history="1" r:id="rIdhq7wt31h2xs6qzev2emvu">
               <w:r>
                 <w:rPr>
                   <w:rFonts w:ascii="Arial" w:cs="Arial" w:eastAsia="Arial" w:hAnsi="Arial"/>
@@ -22100,7 +22553,7 @@
               <w:spacing w:after="10" w:before="0"/>
               <w:ind w:left="120"/>
             </w:pPr>
-            <w:hyperlink w:history="1" r:id="rIdppm2o-fhrlf85684cjpye">
+            <w:hyperlink w:history="1" r:id="rIdywivyollohyo3etyforkd">
               <w:r>
                 <w:rPr>
                   <w:rFonts w:ascii="Arial" w:cs="Arial" w:eastAsia="Arial" w:hAnsi="Arial"/>
@@ -22128,6 +22581,7 @@
           </w:tcPr>
           <w:p>
             <w:pPr>
+              <w:keepNext w:val="false"/>
               <w:spacing w:after="40" w:before="0"/>
               <w:jc w:val="left"/>
             </w:pPr>
@@ -22160,6 +22614,7 @@
           </w:tcPr>
           <w:p>
             <w:pPr>
+              <w:keepNext w:val="false"/>
               <w:spacing w:after="40" w:before="0"/>
               <w:jc w:val="left"/>
             </w:pPr>
@@ -22192,6 +22647,7 @@
           </w:tcPr>
           <w:p>
             <w:pPr>
+              <w:keepNext w:val="false"/>
               <w:spacing w:after="40" w:before="0"/>
               <w:jc w:val="left"/>
             </w:pPr>
@@ -22224,6 +22680,7 @@
           </w:tcPr>
           <w:p>
             <w:pPr>
+              <w:keepNext w:val="false"/>
               <w:spacing w:after="40" w:before="0"/>
               <w:jc w:val="left"/>
             </w:pPr>
@@ -22283,6 +22740,7 @@
           </w:tcPr>
           <w:p>
             <w:pPr>
+              <w:keepNext w:val="false"/>
               <w:spacing w:after="40" w:before="0"/>
               <w:jc w:val="center"/>
             </w:pPr>
@@ -22317,6 +22775,7 @@
           </w:tcPr>
           <w:p>
             <w:pPr>
+              <w:keepNext w:val="false"/>
               <w:spacing w:after="40" w:before="0"/>
               <w:jc w:val="left"/>
             </w:pPr>
@@ -22378,6 +22837,7 @@
           </w:tcPr>
           <w:p>
             <w:pPr>
+              <w:keepNext w:val="false"/>
               <w:spacing w:after="40" w:before="0"/>
               <w:jc w:val="center"/>
             </w:pPr>
@@ -22412,6 +22872,7 @@
           </w:tcPr>
           <w:p>
             <w:pPr>
+              <w:keepNext w:val="false"/>
               <w:spacing w:after="40" w:before="0"/>
               <w:jc w:val="left"/>
             </w:pPr>
@@ -22444,6 +22905,7 @@
           </w:tcPr>
           <w:p>
             <w:pPr>
+              <w:keepNext w:val="false"/>
               <w:spacing w:after="40" w:before="0"/>
               <w:jc w:val="left"/>
             </w:pPr>
@@ -22478,6 +22940,7 @@
           </w:tcPr>
           <w:p>
             <w:pPr>
+              <w:keepNext w:val="false"/>
               <w:spacing w:after="40" w:before="0"/>
               <w:jc w:val="left"/>
             </w:pPr>
@@ -22510,6 +22973,7 @@
           </w:tcPr>
           <w:p>
             <w:pPr>
+              <w:keepNext w:val="false"/>
               <w:spacing w:after="40" w:before="0"/>
               <w:jc w:val="left"/>
             </w:pPr>
@@ -22544,6 +23008,7 @@
           </w:tcPr>
           <w:p>
             <w:pPr>
+              <w:keepNext w:val="false"/>
               <w:spacing w:after="40" w:before="0"/>
               <w:jc w:val="left"/>
             </w:pPr>
@@ -22576,6 +23041,7 @@
           </w:tcPr>
           <w:p>
             <w:pPr>
+              <w:keepNext w:val="false"/>
               <w:spacing w:after="40" w:before="0"/>
               <w:jc w:val="left"/>
             </w:pPr>
@@ -22612,7 +23078,7 @@
         </w:rPr>
         <w:t xml:space="preserve">© 2026 SeaVuria and ARES. Aligned with KICD objectives. Developed by SeaVuria; technical implementation by ARES (with AI assistance from Claude). Licensed under </w:t>
       </w:r>
-      <w:hyperlink w:history="1" r:id="rIdlcyfkmuhkfdhvknhe6v7w">
+      <w:hyperlink w:history="1" r:id="rIdmefbdryukaj947ocn8dkd">
         <w:r>
           <w:rPr>
             <w:rFonts w:ascii="Arial" w:cs="Arial" w:eastAsia="Arial" w:hAnsi="Arial"/>
@@ -22633,7 +23099,7 @@
         </w:rPr>
         <w:t xml:space="preserve"> (</w:t>
       </w:r>
-      <w:hyperlink w:history="1" r:id="rIddk-isli8erez8kzwdhg_f">
+      <w:hyperlink w:history="1" r:id="rIdcnyt3vnvmmxj79p3khuyt">
         <w:r>
           <w:rPr>
             <w:rFonts w:ascii="Arial" w:cs="Arial" w:eastAsia="Arial" w:hAnsi="Arial"/>
@@ -22694,6 +23160,7 @@
           </w:tcPr>
           <w:p>
             <w:pPr>
+              <w:keepNext w:val="false"/>
               <w:spacing w:after="40" w:before="0"/>
               <w:jc w:val="center"/>
             </w:pPr>
@@ -22728,6 +23195,7 @@
           </w:tcPr>
           <w:p>
             <w:pPr>
+              <w:keepNext w:val="false"/>
               <w:spacing w:after="40" w:before="0"/>
               <w:jc w:val="left"/>
             </w:pPr>
@@ -22760,6 +23228,7 @@
           </w:tcPr>
           <w:p>
             <w:pPr>
+              <w:keepNext w:val="false"/>
               <w:spacing w:after="40" w:before="0"/>
               <w:jc w:val="left"/>
             </w:pPr>
@@ -22792,6 +23261,7 @@
           </w:tcPr>
           <w:p>
             <w:pPr>
+              <w:keepNext w:val="false"/>
               <w:spacing w:after="40" w:before="0"/>
               <w:jc w:val="left"/>
             </w:pPr>
@@ -22826,6 +23296,7 @@
           </w:tcPr>
           <w:p>
             <w:pPr>
+              <w:keepNext w:val="false"/>
               <w:spacing w:after="40" w:before="0"/>
               <w:jc w:val="left"/>
             </w:pPr>
@@ -22858,6 +23329,7 @@
           </w:tcPr>
           <w:p>
             <w:pPr>
+              <w:keepNext w:val="false"/>
               <w:spacing w:after="40" w:before="0"/>
               <w:jc w:val="left"/>
             </w:pPr>
@@ -22890,6 +23362,7 @@
           </w:tcPr>
           <w:p>
             <w:pPr>
+              <w:keepNext w:val="false"/>
               <w:spacing w:after="40" w:before="0"/>
               <w:jc w:val="left"/>
             </w:pPr>
@@ -22924,6 +23397,7 @@
           </w:tcPr>
           <w:p>
             <w:pPr>
+              <w:keepNext w:val="false"/>
               <w:spacing w:after="40" w:before="0"/>
               <w:jc w:val="left"/>
             </w:pPr>
@@ -22956,6 +23430,7 @@
           </w:tcPr>
           <w:p>
             <w:pPr>
+              <w:keepNext w:val="false"/>
               <w:spacing w:after="40" w:before="0"/>
               <w:jc w:val="left"/>
             </w:pPr>
@@ -22988,6 +23463,7 @@
           </w:tcPr>
           <w:p>
             <w:pPr>
+              <w:keepNext w:val="false"/>
               <w:spacing w:after="40" w:before="0"/>
               <w:jc w:val="left"/>
             </w:pPr>
@@ -23022,6 +23498,7 @@
           </w:tcPr>
           <w:p>
             <w:pPr>
+              <w:keepNext w:val="false"/>
               <w:spacing w:after="40" w:before="0"/>
               <w:jc w:val="left"/>
             </w:pPr>
@@ -23054,6 +23531,7 @@
           </w:tcPr>
           <w:p>
             <w:pPr>
+              <w:keepNext w:val="false"/>
               <w:spacing w:after="40" w:before="0"/>
               <w:jc w:val="left"/>
             </w:pPr>
@@ -23086,6 +23564,7 @@
           </w:tcPr>
           <w:p>
             <w:pPr>
+              <w:keepNext w:val="false"/>
               <w:spacing w:after="40" w:before="0"/>
               <w:jc w:val="left"/>
             </w:pPr>

--- a/data/outputs/v2/Grade11/Biology/Lesson_Plans/SS3.3_Excretion_and_Homeostasis_in_Animals/Biology_Excretion_and_Homeostasis_in_Animals_CBE_LessonSequence.docx
+++ b/data/outputs/v2/Grade11/Biology/Lesson_Plans/SS3.3_Excretion_and_Homeostasis_in_Animals/Biology_Excretion_and_Homeostasis_in_Animals_CBE_LessonSequence.docx
@@ -2178,7 +2178,7 @@
         </w:rPr>
         <w:t xml:space="preserve">© 2026 SeaVuria and ARES. This work is licensed under a </w:t>
       </w:r>
-      <w:hyperlink w:history="1" r:id="rId_cp1wrbcyhyeocr0elvwm">
+      <w:hyperlink w:history="1" r:id="rIdx5knbf-msuftfxowchnr8">
         <w:r>
           <w:rPr>
             <w:rFonts w:ascii="Arial" w:cs="Arial" w:eastAsia="Arial" w:hAnsi="Arial"/>
@@ -2198,7 +2198,7 @@
         </w:rPr>
         <w:t xml:space="preserve"> (</w:t>
       </w:r>
-      <w:hyperlink w:history="1" r:id="rId4vrz1zupimzod8-a_fjwp">
+      <w:hyperlink w:history="1" r:id="rIdz4dl01-qtdvcng3eo1mbc">
         <w:r>
           <w:rPr>
             <w:rFonts w:ascii="Arial" w:cs="Arial" w:eastAsia="Arial" w:hAnsi="Arial"/>
@@ -2218,7 +2218,7 @@
         </w:rPr>
         <w:t xml:space="preserve">). To view a copy of this license, visit </w:t>
       </w:r>
-      <w:hyperlink w:history="1" r:id="rIdkotuxcwd1xqw4lkbpdsll">
+      <w:hyperlink w:history="1" r:id="rIdikawmijyjcurjp2j_nnws">
         <w:r>
           <w:rPr>
             <w:rFonts w:ascii="Arial" w:cs="Arial" w:eastAsia="Arial" w:hAnsi="Arial"/>
@@ -3274,7 +3274,7 @@
               <w:spacing w:after="10" w:before="0"/>
               <w:ind w:left="120"/>
             </w:pPr>
-            <w:hyperlink w:history="1" r:id="rIdcjznewjgwo48xwc05dlya">
+            <w:hyperlink w:history="1" r:id="rIdtkpxoxgoq8a-pznxitxt8">
               <w:r>
                 <w:rPr>
                   <w:rFonts w:ascii="Arial" w:cs="Arial" w:eastAsia="Arial" w:hAnsi="Arial"/>
@@ -3351,7 +3351,7 @@
               <w:spacing w:after="10" w:before="0"/>
               <w:ind w:left="120"/>
             </w:pPr>
-            <w:hyperlink w:history="1" r:id="rIdml-rumam0rf59c0wlzbfv">
+            <w:hyperlink w:history="1" r:id="rIdos5bpzllhpxxxd6fcedmd">
               <w:r>
                 <w:rPr>
                   <w:rFonts w:ascii="Arial" w:cs="Arial" w:eastAsia="Arial" w:hAnsi="Arial"/>
@@ -3583,7 +3583,7 @@
               <w:spacing w:after="10" w:before="0"/>
               <w:ind w:left="120"/>
             </w:pPr>
-            <w:hyperlink w:history="1" r:id="rIdc92y77049qajop2ebwd4c">
+            <w:hyperlink w:history="1" r:id="rIdzm98lzvlhh1ehq0rgf-fw">
               <w:r>
                 <w:rPr>
                   <w:rFonts w:ascii="Arial" w:cs="Arial" w:eastAsia="Arial" w:hAnsi="Arial"/>
@@ -3660,7 +3660,7 @@
               <w:spacing w:after="10" w:before="0"/>
               <w:ind w:left="120"/>
             </w:pPr>
-            <w:hyperlink w:history="1" r:id="rIdcxktd14wcurzt4aof1lyb">
+            <w:hyperlink w:history="1" r:id="rIdbojiqngecjtp72grhoxj3">
               <w:r>
                 <w:rPr>
                   <w:rFonts w:ascii="Arial" w:cs="Arial" w:eastAsia="Arial" w:hAnsi="Arial"/>
@@ -3892,7 +3892,7 @@
               <w:spacing w:after="10" w:before="0"/>
               <w:ind w:left="120"/>
             </w:pPr>
-            <w:hyperlink w:history="1" r:id="rIdxd7acr4oj7lmp_im38o4v">
+            <w:hyperlink w:history="1" r:id="rIdjpteikxcuohekca0yodfg">
               <w:r>
                 <w:rPr>
                   <w:rFonts w:ascii="Arial" w:cs="Arial" w:eastAsia="Arial" w:hAnsi="Arial"/>
@@ -3969,7 +3969,7 @@
               <w:spacing w:after="10" w:before="0"/>
               <w:ind w:left="120"/>
             </w:pPr>
-            <w:hyperlink w:history="1" r:id="rIdwc5ebi1wexpwhtiyl92gz">
+            <w:hyperlink w:history="1" r:id="rIdl9ugyqaevzqk-8gam8vks">
               <w:r>
                 <w:rPr>
                   <w:rFonts w:ascii="Arial" w:cs="Arial" w:eastAsia="Arial" w:hAnsi="Arial"/>
@@ -4201,7 +4201,7 @@
               <w:spacing w:after="10" w:before="0"/>
               <w:ind w:left="120"/>
             </w:pPr>
-            <w:hyperlink w:history="1" r:id="rIdrhwzsqpiy3uixheu5pfns">
+            <w:hyperlink w:history="1" r:id="rIdvh53trz25cvmw4mwyfbhl">
               <w:r>
                 <w:rPr>
                   <w:rFonts w:ascii="Arial" w:cs="Arial" w:eastAsia="Arial" w:hAnsi="Arial"/>
@@ -4278,7 +4278,7 @@
               <w:spacing w:after="10" w:before="0"/>
               <w:ind w:left="120"/>
             </w:pPr>
-            <w:hyperlink w:history="1" r:id="rId5mgg85vevtg2er7qg9rva">
+            <w:hyperlink w:history="1" r:id="rId6dcr9j_pl5xqzajcre3a6">
               <w:r>
                 <w:rPr>
                   <w:rFonts w:ascii="Arial" w:cs="Arial" w:eastAsia="Arial" w:hAnsi="Arial"/>
@@ -4510,7 +4510,7 @@
               <w:spacing w:after="10" w:before="0"/>
               <w:ind w:left="120"/>
             </w:pPr>
-            <w:hyperlink w:history="1" r:id="rIddy4pqfvh2guik273x6o5o">
+            <w:hyperlink w:history="1" r:id="rIdnnzt1s9cqftyp2yaafxkd">
               <w:r>
                 <w:rPr>
                   <w:rFonts w:ascii="Arial" w:cs="Arial" w:eastAsia="Arial" w:hAnsi="Arial"/>
@@ -4587,7 +4587,7 @@
               <w:spacing w:after="10" w:before="0"/>
               <w:ind w:left="120"/>
             </w:pPr>
-            <w:hyperlink w:history="1" r:id="rId5kddzsjze8z8acwg07qjh">
+            <w:hyperlink w:history="1" r:id="rIdgtg0jq1rpr-z9vpi-_up1">
               <w:r>
                 <w:rPr>
                   <w:rFonts w:ascii="Arial" w:cs="Arial" w:eastAsia="Arial" w:hAnsi="Arial"/>
@@ -5127,7 +5127,7 @@
         </w:rPr>
         <w:t xml:space="preserve">© 2026 SeaVuria and ARES. Aligned with KICD objectives. Developed by SeaVuria; technical implementation by ARES (with AI assistance from Claude). Licensed under </w:t>
       </w:r>
-      <w:hyperlink w:history="1" r:id="rId7wob8kr11clea0xinx_qy">
+      <w:hyperlink w:history="1" r:id="rIdhb4lokorgwl5biczoae_s">
         <w:r>
           <w:rPr>
             <w:rFonts w:ascii="Arial" w:cs="Arial" w:eastAsia="Arial" w:hAnsi="Arial"/>
@@ -5148,7 +5148,7 @@
         </w:rPr>
         <w:t xml:space="preserve"> (</w:t>
       </w:r>
-      <w:hyperlink w:history="1" r:id="rIdfuf02_iycchuupf91mywh">
+      <w:hyperlink w:history="1" r:id="rId6rh_ufl_z8ydrl8aoewio">
         <w:r>
           <w:rPr>
             <w:rFonts w:ascii="Arial" w:cs="Arial" w:eastAsia="Arial" w:hAnsi="Arial"/>
@@ -6188,7 +6188,7 @@
             <w:pPr>
               <w:spacing w:after="20" w:before="0"/>
             </w:pPr>
-            <w:hyperlink w:history="1" r:id="rIdmqlfqid8b2lxhtpyvjvwv">
+            <w:hyperlink w:history="1" r:id="rIdhn1gnlbpmvf_wvxbwpr62">
               <w:r>
                 <w:rPr>
                   <w:rFonts w:ascii="Arial" w:cs="Arial" w:eastAsia="Arial" w:hAnsi="Arial"/>
@@ -6221,7 +6221,7 @@
               <w:spacing w:after="10" w:before="0"/>
               <w:ind w:left="120"/>
             </w:pPr>
-            <w:hyperlink w:history="1" r:id="rIddhlvf-ylz21cy9vasfpnw">
+            <w:hyperlink w:history="1" r:id="rIdswiidoxejjvjpypjn5sh0">
               <w:r>
                 <w:rPr>
                   <w:rFonts w:ascii="Arial" w:cs="Arial" w:eastAsia="Arial" w:hAnsi="Arial"/>
@@ -6266,7 +6266,7 @@
             <w:pPr>
               <w:spacing w:after="20" w:before="0"/>
             </w:pPr>
-            <w:hyperlink w:history="1" r:id="rIdotyxtjibcnqzq9xayfgis">
+            <w:hyperlink w:history="1" r:id="rId9ckxoema9rvekuwfn49al">
               <w:r>
                 <w:rPr>
                   <w:rFonts w:ascii="Arial" w:cs="Arial" w:eastAsia="Arial" w:hAnsi="Arial"/>
@@ -6299,7 +6299,7 @@
               <w:spacing w:after="10" w:before="0"/>
               <w:ind w:left="120"/>
             </w:pPr>
-            <w:hyperlink w:history="1" r:id="rIdxgc8xhoc9eyla7nw-jvjq">
+            <w:hyperlink w:history="1" r:id="rId3ylgfq8mjxmjdkfmdqedl">
               <w:r>
                 <w:rPr>
                   <w:rFonts w:ascii="Arial" w:cs="Arial" w:eastAsia="Arial" w:hAnsi="Arial"/>
@@ -6499,7 +6499,7 @@
             <w:pPr>
               <w:spacing w:after="20" w:before="0"/>
             </w:pPr>
-            <w:hyperlink w:history="1" r:id="rIdasxg6-fg6pqwcvktfyhpa">
+            <w:hyperlink w:history="1" r:id="rIdqxcjpotq4nlhdl77gfv9-">
               <w:r>
                 <w:rPr>
                   <w:rFonts w:ascii="Arial" w:cs="Arial" w:eastAsia="Arial" w:hAnsi="Arial"/>
@@ -6532,7 +6532,7 @@
               <w:spacing w:after="10" w:before="0"/>
               <w:ind w:left="120"/>
             </w:pPr>
-            <w:hyperlink w:history="1" r:id="rId1helbj51bry3rl-6m2pin">
+            <w:hyperlink w:history="1" r:id="rId2erwdh0dpwqavxux8gxsg">
               <w:r>
                 <w:rPr>
                   <w:rFonts w:ascii="Arial" w:cs="Arial" w:eastAsia="Arial" w:hAnsi="Arial"/>
@@ -6577,7 +6577,7 @@
             <w:pPr>
               <w:spacing w:after="20" w:before="0"/>
             </w:pPr>
-            <w:hyperlink w:history="1" r:id="rIdw-lv7lv1yaoiazzx6qu7l">
+            <w:hyperlink w:history="1" r:id="rId2jw0lwz8u8dt0ryketihp">
               <w:r>
                 <w:rPr>
                   <w:rFonts w:ascii="Arial" w:cs="Arial" w:eastAsia="Arial" w:hAnsi="Arial"/>
@@ -6610,7 +6610,7 @@
               <w:spacing w:after="10" w:before="0"/>
               <w:ind w:left="120"/>
             </w:pPr>
-            <w:hyperlink w:history="1" r:id="rIdar2j8n4nokto0xvd2hi6u">
+            <w:hyperlink w:history="1" r:id="rIdtqgivaxv0sp5ycsqgq-l1">
               <w:r>
                 <w:rPr>
                   <w:rFonts w:ascii="Arial" w:cs="Arial" w:eastAsia="Arial" w:hAnsi="Arial"/>
@@ -6810,7 +6810,7 @@
             <w:pPr>
               <w:spacing w:after="20" w:before="0"/>
             </w:pPr>
-            <w:hyperlink w:history="1" r:id="rId_b9a_qhvrt5ufadpvp9ev">
+            <w:hyperlink w:history="1" r:id="rId9cpipp35g_ogt46bp0bxm">
               <w:r>
                 <w:rPr>
                   <w:rFonts w:ascii="Arial" w:cs="Arial" w:eastAsia="Arial" w:hAnsi="Arial"/>
@@ -6843,7 +6843,7 @@
               <w:spacing w:after="10" w:before="0"/>
               <w:ind w:left="120"/>
             </w:pPr>
-            <w:hyperlink w:history="1" r:id="rIdoilgouz6glwtjv0sv94pt">
+            <w:hyperlink w:history="1" r:id="rIdlrq55i2jxptp6l9hwnxcx">
               <w:r>
                 <w:rPr>
                   <w:rFonts w:ascii="Arial" w:cs="Arial" w:eastAsia="Arial" w:hAnsi="Arial"/>
@@ -6888,7 +6888,7 @@
             <w:pPr>
               <w:spacing w:after="20" w:before="0"/>
             </w:pPr>
-            <w:hyperlink w:history="1" r:id="rIdg0r5tgvc0tw-o9pbzczyk">
+            <w:hyperlink w:history="1" r:id="rIdbnd469gsnzktm_guvzojh">
               <w:r>
                 <w:rPr>
                   <w:rFonts w:ascii="Arial" w:cs="Arial" w:eastAsia="Arial" w:hAnsi="Arial"/>
@@ -6937,7 +6937,7 @@
               <w:spacing w:after="10" w:before="0"/>
               <w:ind w:left="120"/>
             </w:pPr>
-            <w:hyperlink w:history="1" r:id="rIdwzwetcpbzbmvm3g2g6wqg">
+            <w:hyperlink w:history="1" r:id="rId9dmkjvzjtggspnp745aso">
               <w:r>
                 <w:rPr>
                   <w:rFonts w:ascii="Arial" w:cs="Arial" w:eastAsia="Arial" w:hAnsi="Arial"/>
@@ -7137,7 +7137,7 @@
             <w:pPr>
               <w:spacing w:after="20" w:before="0"/>
             </w:pPr>
-            <w:hyperlink w:history="1" r:id="rIdbob1dmz1xtjobgucbhsms">
+            <w:hyperlink w:history="1" r:id="rIdkti8hlzzvobypccxgvl-4">
               <w:r>
                 <w:rPr>
                   <w:rFonts w:ascii="Arial" w:cs="Arial" w:eastAsia="Arial" w:hAnsi="Arial"/>
@@ -7170,7 +7170,7 @@
               <w:spacing w:after="10" w:before="0"/>
               <w:ind w:left="120"/>
             </w:pPr>
-            <w:hyperlink w:history="1" r:id="rIdret6lynh7z6x_q9ttgpgu">
+            <w:hyperlink w:history="1" r:id="rId8wkg1h_l8tetwlgvgtscm">
               <w:r>
                 <w:rPr>
                   <w:rFonts w:ascii="Arial" w:cs="Arial" w:eastAsia="Arial" w:hAnsi="Arial"/>
@@ -7215,7 +7215,7 @@
             <w:pPr>
               <w:spacing w:after="20" w:before="0"/>
             </w:pPr>
-            <w:hyperlink w:history="1" r:id="rIdv200ek1jla116hmor9u-7">
+            <w:hyperlink w:history="1" r:id="rId0m_febq_fpauv0xjjkl2f">
               <w:r>
                 <w:rPr>
                   <w:rFonts w:ascii="Arial" w:cs="Arial" w:eastAsia="Arial" w:hAnsi="Arial"/>
@@ -7264,7 +7264,7 @@
               <w:spacing w:after="10" w:before="0"/>
               <w:ind w:left="120"/>
             </w:pPr>
-            <w:hyperlink w:history="1" r:id="rIdwofsqpa-u0nu3lkljeo4w">
+            <w:hyperlink w:history="1" r:id="rIdoq32k3mlnykx6ubjzppnu">
               <w:r>
                 <w:rPr>
                   <w:rFonts w:ascii="Arial" w:cs="Arial" w:eastAsia="Arial" w:hAnsi="Arial"/>
@@ -7464,7 +7464,7 @@
             <w:pPr>
               <w:spacing w:after="20" w:before="0"/>
             </w:pPr>
-            <w:hyperlink w:history="1" r:id="rIdyv6uldkpjjvtrernvtifs">
+            <w:hyperlink w:history="1" r:id="rIdlyn8tlkn1dodhcdvgaf3z">
               <w:r>
                 <w:rPr>
                   <w:rFonts w:ascii="Arial" w:cs="Arial" w:eastAsia="Arial" w:hAnsi="Arial"/>
@@ -7497,7 +7497,7 @@
               <w:spacing w:after="10" w:before="0"/>
               <w:ind w:left="120"/>
             </w:pPr>
-            <w:hyperlink w:history="1" r:id="rIdnhiwkfvh5whr0oxw8-2ki">
+            <w:hyperlink w:history="1" r:id="rIdhsqi8wu257uya5l5pt3xh">
               <w:r>
                 <w:rPr>
                   <w:rFonts w:ascii="Arial" w:cs="Arial" w:eastAsia="Arial" w:hAnsi="Arial"/>
@@ -7542,7 +7542,7 @@
             <w:pPr>
               <w:spacing w:after="20" w:before="0"/>
             </w:pPr>
-            <w:hyperlink w:history="1" r:id="rIdfii-jzx9jknmkbvnb8ber">
+            <w:hyperlink w:history="1" r:id="rIdel-ukjbbmjmz-i3hwy8ld">
               <w:r>
                 <w:rPr>
                   <w:rFonts w:ascii="Arial" w:cs="Arial" w:eastAsia="Arial" w:hAnsi="Arial"/>
@@ -7591,7 +7591,7 @@
               <w:spacing w:after="10" w:before="0"/>
               <w:ind w:left="120"/>
             </w:pPr>
-            <w:hyperlink w:history="1" r:id="rIddatbrrkz6_z-ufoxmt5kg">
+            <w:hyperlink w:history="1" r:id="rIdm_vjdwk_okvz1m1ivgn16">
               <w:r>
                 <w:rPr>
                   <w:rFonts w:ascii="Arial" w:cs="Arial" w:eastAsia="Arial" w:hAnsi="Arial"/>
@@ -8116,7 +8116,7 @@
         </w:rPr>
         <w:t xml:space="preserve">© 2026 SeaVuria and ARES. Aligned with KICD objectives. Developed by SeaVuria; technical implementation by ARES (with AI assistance from Claude). Licensed under </w:t>
       </w:r>
-      <w:hyperlink w:history="1" r:id="rIddobbzlvt-jocklo0v0vhe">
+      <w:hyperlink w:history="1" r:id="rIdlq-wlm2t7tpgicv8xoqwm">
         <w:r>
           <w:rPr>
             <w:rFonts w:ascii="Arial" w:cs="Arial" w:eastAsia="Arial" w:hAnsi="Arial"/>
@@ -8137,7 +8137,7 @@
         </w:rPr>
         <w:t xml:space="preserve"> (</w:t>
       </w:r>
-      <w:hyperlink w:history="1" r:id="rIdgl46yu_ce6zb_7vjcelfm">
+      <w:hyperlink w:history="1" r:id="rId4ze1quviw6wytftulwpjw">
         <w:r>
           <w:rPr>
             <w:rFonts w:ascii="Arial" w:cs="Arial" w:eastAsia="Arial" w:hAnsi="Arial"/>
@@ -9177,7 +9177,7 @@
             <w:pPr>
               <w:spacing w:after="20" w:before="0"/>
             </w:pPr>
-            <w:hyperlink w:history="1" r:id="rId44xrjpab76nu9igsof6qb">
+            <w:hyperlink w:history="1" r:id="rId3p-owq6ewfgjj_fus_6yb">
               <w:r>
                 <w:rPr>
                   <w:rFonts w:ascii="Arial" w:cs="Arial" w:eastAsia="Arial" w:hAnsi="Arial"/>
@@ -9210,7 +9210,7 @@
               <w:spacing w:after="10" w:before="0"/>
               <w:ind w:left="120"/>
             </w:pPr>
-            <w:hyperlink w:history="1" r:id="rIdh2tawtustuscctmg-yv1z">
+            <w:hyperlink w:history="1" r:id="rIdktb8ik0ejcp4wm6245scv">
               <w:r>
                 <w:rPr>
                   <w:rFonts w:ascii="Arial" w:cs="Arial" w:eastAsia="Arial" w:hAnsi="Arial"/>
@@ -9272,7 +9272,7 @@
               <w:spacing w:after="10" w:before="0"/>
               <w:ind w:left="120"/>
             </w:pPr>
-            <w:hyperlink w:history="1" r:id="rIdjnzlpukcnpyn0ulryzsb9">
+            <w:hyperlink w:history="1" r:id="rIdsxjpid4or_zu3acj6-hbh">
               <w:r>
                 <w:rPr>
                   <w:rFonts w:ascii="Arial" w:cs="Arial" w:eastAsia="Arial" w:hAnsi="Arial"/>
@@ -9487,7 +9487,7 @@
             <w:pPr>
               <w:spacing w:after="20" w:before="0"/>
             </w:pPr>
-            <w:hyperlink w:history="1" r:id="rIdolhncqqo6tvbxdcjqwvtz">
+            <w:hyperlink w:history="1" r:id="rIdhrsibh83xmiyhpyzfktcj">
               <w:r>
                 <w:rPr>
                   <w:rFonts w:ascii="Arial" w:cs="Arial" w:eastAsia="Arial" w:hAnsi="Arial"/>
@@ -9520,7 +9520,7 @@
               <w:spacing w:after="10" w:before="0"/>
               <w:ind w:left="120"/>
             </w:pPr>
-            <w:hyperlink w:history="1" r:id="rIdiinkelxsuq8faa34_muhz">
+            <w:hyperlink w:history="1" r:id="rId37edzkboo_oc7_gad-zun">
               <w:r>
                 <w:rPr>
                   <w:rFonts w:ascii="Arial" w:cs="Arial" w:eastAsia="Arial" w:hAnsi="Arial"/>
@@ -9582,7 +9582,7 @@
               <w:spacing w:after="10" w:before="0"/>
               <w:ind w:left="120"/>
             </w:pPr>
-            <w:hyperlink w:history="1" r:id="rId83bu27yxvxyxvcqc7gr32">
+            <w:hyperlink w:history="1" r:id="rIdz__6cl9ernkd2pidxnfaz">
               <w:r>
                 <w:rPr>
                   <w:rFonts w:ascii="Arial" w:cs="Arial" w:eastAsia="Arial" w:hAnsi="Arial"/>
@@ -9797,7 +9797,7 @@
             <w:pPr>
               <w:spacing w:after="20" w:before="0"/>
             </w:pPr>
-            <w:hyperlink w:history="1" r:id="rIdnecynllq8qfckfruvppta">
+            <w:hyperlink w:history="1" r:id="rIdudjn8-icjdtbkwcrdz8qn">
               <w:r>
                 <w:rPr>
                   <w:rFonts w:ascii="Arial" w:cs="Arial" w:eastAsia="Arial" w:hAnsi="Arial"/>
@@ -9830,7 +9830,7 @@
               <w:spacing w:after="10" w:before="0"/>
               <w:ind w:left="120"/>
             </w:pPr>
-            <w:hyperlink w:history="1" r:id="rIdqzh6yscb1swlu9nx7tqo9">
+            <w:hyperlink w:history="1" r:id="rIdpupk5ndmikt17z3ruj9gi">
               <w:r>
                 <w:rPr>
                   <w:rFonts w:ascii="Arial" w:cs="Arial" w:eastAsia="Arial" w:hAnsi="Arial"/>
@@ -9892,7 +9892,7 @@
               <w:spacing w:after="10" w:before="0"/>
               <w:ind w:left="120"/>
             </w:pPr>
-            <w:hyperlink w:history="1" r:id="rIdhd62qgeyek3u2sf7rj3in">
+            <w:hyperlink w:history="1" r:id="rIdqkrg1vjbm7iyuudqzwdfp">
               <w:r>
                 <w:rPr>
                   <w:rFonts w:ascii="Arial" w:cs="Arial" w:eastAsia="Arial" w:hAnsi="Arial"/>
@@ -10107,7 +10107,7 @@
             <w:pPr>
               <w:spacing w:after="20" w:before="0"/>
             </w:pPr>
-            <w:hyperlink w:history="1" r:id="rIdrhjugqaewlclh190vedcr">
+            <w:hyperlink w:history="1" r:id="rId1fzfrwruryxfdz3u_kb1z">
               <w:r>
                 <w:rPr>
                   <w:rFonts w:ascii="Arial" w:cs="Arial" w:eastAsia="Arial" w:hAnsi="Arial"/>
@@ -10140,7 +10140,7 @@
               <w:spacing w:after="10" w:before="0"/>
               <w:ind w:left="120"/>
             </w:pPr>
-            <w:hyperlink w:history="1" r:id="rIdvpjekapcm_8wr1roeaq_l">
+            <w:hyperlink w:history="1" r:id="rId5i_iifimh3xziyhftn90o">
               <w:r>
                 <w:rPr>
                   <w:rFonts w:ascii="Arial" w:cs="Arial" w:eastAsia="Arial" w:hAnsi="Arial"/>
@@ -10202,7 +10202,7 @@
               <w:spacing w:after="10" w:before="0"/>
               <w:ind w:left="120"/>
             </w:pPr>
-            <w:hyperlink w:history="1" r:id="rIdvwlpwpl3c2cnr6m5o3k4y">
+            <w:hyperlink w:history="1" r:id="rIdvpg7ex1-ts3k5musbrkjr">
               <w:r>
                 <w:rPr>
                   <w:rFonts w:ascii="Arial" w:cs="Arial" w:eastAsia="Arial" w:hAnsi="Arial"/>
@@ -10417,7 +10417,7 @@
             <w:pPr>
               <w:spacing w:after="20" w:before="0"/>
             </w:pPr>
-            <w:hyperlink w:history="1" r:id="rIdk14wrcgu2nkb0spg2m7e3">
+            <w:hyperlink w:history="1" r:id="rIdhpufuawylr7i2_ouzrljs">
               <w:r>
                 <w:rPr>
                   <w:rFonts w:ascii="Arial" w:cs="Arial" w:eastAsia="Arial" w:hAnsi="Arial"/>
@@ -10450,7 +10450,7 @@
               <w:spacing w:after="10" w:before="0"/>
               <w:ind w:left="120"/>
             </w:pPr>
-            <w:hyperlink w:history="1" r:id="rIdtfg6dlq2d1jtrwyjquwut">
+            <w:hyperlink w:history="1" r:id="rIdvtwv0hfta_67nqpvfszq6">
               <w:r>
                 <w:rPr>
                   <w:rFonts w:ascii="Arial" w:cs="Arial" w:eastAsia="Arial" w:hAnsi="Arial"/>
@@ -10512,7 +10512,7 @@
               <w:spacing w:after="10" w:before="0"/>
               <w:ind w:left="120"/>
             </w:pPr>
-            <w:hyperlink w:history="1" r:id="rIdocuxi0ugrfim1p09qqbij">
+            <w:hyperlink w:history="1" r:id="rIda8vrkrxizputnb15iiff0">
               <w:r>
                 <w:rPr>
                   <w:rFonts w:ascii="Arial" w:cs="Arial" w:eastAsia="Arial" w:hAnsi="Arial"/>
@@ -11052,7 +11052,7 @@
         </w:rPr>
         <w:t xml:space="preserve">© 2026 SeaVuria and ARES. Aligned with KICD objectives. Developed by SeaVuria; technical implementation by ARES (with AI assistance from Claude). Licensed under </w:t>
       </w:r>
-      <w:hyperlink w:history="1" r:id="rIdkpumxkmnuykpege6rvkrz">
+      <w:hyperlink w:history="1" r:id="rIdo_kstx_xvow1dxsbgrmk5">
         <w:r>
           <w:rPr>
             <w:rFonts w:ascii="Arial" w:cs="Arial" w:eastAsia="Arial" w:hAnsi="Arial"/>
@@ -11073,7 +11073,7 @@
         </w:rPr>
         <w:t xml:space="preserve"> (</w:t>
       </w:r>
-      <w:hyperlink w:history="1" r:id="rId-qroluqfgpg2vwatye31p">
+      <w:hyperlink w:history="1" r:id="rId_5gj8jrjmi5fdy6ylqgfk">
         <w:r>
           <w:rPr>
             <w:rFonts w:ascii="Arial" w:cs="Arial" w:eastAsia="Arial" w:hAnsi="Arial"/>
@@ -12130,7 +12130,7 @@
               <w:spacing w:after="10" w:before="0"/>
               <w:ind w:left="120"/>
             </w:pPr>
-            <w:hyperlink w:history="1" r:id="rIdzwggdbkqjz5pmhemkbeul">
+            <w:hyperlink w:history="1" r:id="rIdlmjrrdldadihkt-teruoe">
               <w:r>
                 <w:rPr>
                   <w:rFonts w:ascii="Arial" w:cs="Arial" w:eastAsia="Arial" w:hAnsi="Arial"/>
@@ -12207,7 +12207,7 @@
               <w:spacing w:after="10" w:before="0"/>
               <w:ind w:left="120"/>
             </w:pPr>
-            <w:hyperlink w:history="1" r:id="rIdtz4nimrjtshkegpanhpxz">
+            <w:hyperlink w:history="1" r:id="rIdbc7tyvfme1uggzb-ocn_4">
               <w:r>
                 <w:rPr>
                   <w:rFonts w:ascii="Arial" w:cs="Arial" w:eastAsia="Arial" w:hAnsi="Arial"/>
@@ -12439,7 +12439,7 @@
               <w:spacing w:after="10" w:before="0"/>
               <w:ind w:left="120"/>
             </w:pPr>
-            <w:hyperlink w:history="1" r:id="rIdklngx0_67lg8t_ef9ac-b">
+            <w:hyperlink w:history="1" r:id="rIda0rc801okgixg-vrv6a8g">
               <w:r>
                 <w:rPr>
                   <w:rFonts w:ascii="Arial" w:cs="Arial" w:eastAsia="Arial" w:hAnsi="Arial"/>
@@ -12516,7 +12516,7 @@
               <w:spacing w:after="10" w:before="0"/>
               <w:ind w:left="120"/>
             </w:pPr>
-            <w:hyperlink w:history="1" r:id="rIdw5zpp4niurmqs7mxzbpz3">
+            <w:hyperlink w:history="1" r:id="rIdback4m88moyeetm-0kk_s">
               <w:r>
                 <w:rPr>
                   <w:rFonts w:ascii="Arial" w:cs="Arial" w:eastAsia="Arial" w:hAnsi="Arial"/>
@@ -12748,7 +12748,7 @@
               <w:spacing w:after="10" w:before="0"/>
               <w:ind w:left="120"/>
             </w:pPr>
-            <w:hyperlink w:history="1" r:id="rIdptczrr9v_q8g9dgag2ea_">
+            <w:hyperlink w:history="1" r:id="rIdumgyfuaxpkwsdkxy693iq">
               <w:r>
                 <w:rPr>
                   <w:rFonts w:ascii="Arial" w:cs="Arial" w:eastAsia="Arial" w:hAnsi="Arial"/>
@@ -12825,7 +12825,7 @@
               <w:spacing w:after="10" w:before="0"/>
               <w:ind w:left="120"/>
             </w:pPr>
-            <w:hyperlink w:history="1" r:id="rIdnvdru1zxhnuulkl3dyemr">
+            <w:hyperlink w:history="1" r:id="rIddzeg4zmu6ivlitch0gtyo">
               <w:r>
                 <w:rPr>
                   <w:rFonts w:ascii="Arial" w:cs="Arial" w:eastAsia="Arial" w:hAnsi="Arial"/>
@@ -13057,7 +13057,7 @@
               <w:spacing w:after="10" w:before="0"/>
               <w:ind w:left="120"/>
             </w:pPr>
-            <w:hyperlink w:history="1" r:id="rIdnpx4bhypboopo7bn1rovs">
+            <w:hyperlink w:history="1" r:id="rIdrrp2h5fkv_6xiem4lasl6">
               <w:r>
                 <w:rPr>
                   <w:rFonts w:ascii="Arial" w:cs="Arial" w:eastAsia="Arial" w:hAnsi="Arial"/>
@@ -13134,7 +13134,7 @@
               <w:spacing w:after="10" w:before="0"/>
               <w:ind w:left="120"/>
             </w:pPr>
-            <w:hyperlink w:history="1" r:id="rIdvi5ejv2bm4cr_-2r5j9cn">
+            <w:hyperlink w:history="1" r:id="rIdl2olwgnenuw-dv5fkbkac">
               <w:r>
                 <w:rPr>
                   <w:rFonts w:ascii="Arial" w:cs="Arial" w:eastAsia="Arial" w:hAnsi="Arial"/>
@@ -13366,7 +13366,7 @@
               <w:spacing w:after="10" w:before="0"/>
               <w:ind w:left="120"/>
             </w:pPr>
-            <w:hyperlink w:history="1" r:id="rIdad_-_ys-f-2_05wrztex6">
+            <w:hyperlink w:history="1" r:id="rIdktvygbiyihzshqgnyt4sa">
               <w:r>
                 <w:rPr>
                   <w:rFonts w:ascii="Arial" w:cs="Arial" w:eastAsia="Arial" w:hAnsi="Arial"/>
@@ -13443,7 +13443,7 @@
               <w:spacing w:after="10" w:before="0"/>
               <w:ind w:left="120"/>
             </w:pPr>
-            <w:hyperlink w:history="1" r:id="rIdmenslcmmpp0er2-zdhxnl">
+            <w:hyperlink w:history="1" r:id="rIdkh1nfz0hm55bqsjc92vto">
               <w:r>
                 <w:rPr>
                   <w:rFonts w:ascii="Arial" w:cs="Arial" w:eastAsia="Arial" w:hAnsi="Arial"/>
@@ -13983,7 +13983,7 @@
         </w:rPr>
         <w:t xml:space="preserve">© 2026 SeaVuria and ARES. Aligned with KICD objectives. Developed by SeaVuria; technical implementation by ARES (with AI assistance from Claude). Licensed under </w:t>
       </w:r>
-      <w:hyperlink w:history="1" r:id="rId-tplbm2s267lxocwgqqme">
+      <w:hyperlink w:history="1" r:id="rIdw-sqgrozgabkcmh_dsgwa">
         <w:r>
           <w:rPr>
             <w:rFonts w:ascii="Arial" w:cs="Arial" w:eastAsia="Arial" w:hAnsi="Arial"/>
@@ -14004,7 +14004,7 @@
         </w:rPr>
         <w:t xml:space="preserve"> (</w:t>
       </w:r>
-      <w:hyperlink w:history="1" r:id="rId9dq957kqh3cr8antqjr_q">
+      <w:hyperlink w:history="1" r:id="rId9413gpalpc9oqmacu4qhg">
         <w:r>
           <w:rPr>
             <w:rFonts w:ascii="Arial" w:cs="Arial" w:eastAsia="Arial" w:hAnsi="Arial"/>
@@ -15044,7 +15044,7 @@
             <w:pPr>
               <w:spacing w:after="20" w:before="0"/>
             </w:pPr>
-            <w:hyperlink w:history="1" r:id="rIdiezxt9nixqlpf3sz2xp5t">
+            <w:hyperlink w:history="1" r:id="rIdeqyz-bz26iz2sdmiprlh6">
               <w:r>
                 <w:rPr>
                   <w:rFonts w:ascii="Arial" w:cs="Arial" w:eastAsia="Arial" w:hAnsi="Arial"/>
@@ -15093,7 +15093,7 @@
               <w:spacing w:after="10" w:before="0"/>
               <w:ind w:left="120"/>
             </w:pPr>
-            <w:hyperlink w:history="1" r:id="rIdldnpnredjl_qxiyrgvkri">
+            <w:hyperlink w:history="1" r:id="rIdzorl9gcpwfmfcskyubm7b">
               <w:r>
                 <w:rPr>
                   <w:rFonts w:ascii="Arial" w:cs="Arial" w:eastAsia="Arial" w:hAnsi="Arial"/>
@@ -15138,7 +15138,7 @@
             <w:pPr>
               <w:spacing w:after="20" w:before="0"/>
             </w:pPr>
-            <w:hyperlink w:history="1" r:id="rIdvtm1w8uhqo1norjsrthms">
+            <w:hyperlink w:history="1" r:id="rIdferxg3ug2lgo4x9r92h45">
               <w:r>
                 <w:rPr>
                   <w:rFonts w:ascii="Arial" w:cs="Arial" w:eastAsia="Arial" w:hAnsi="Arial"/>
@@ -15187,7 +15187,7 @@
               <w:spacing w:after="10" w:before="0"/>
               <w:ind w:left="120"/>
             </w:pPr>
-            <w:hyperlink w:history="1" r:id="rIdkmnv5pnzhheftfn7sji9r">
+            <w:hyperlink w:history="1" r:id="rIdakxplq2d9c299hhyd_xmo">
               <w:r>
                 <w:rPr>
                   <w:rFonts w:ascii="Arial" w:cs="Arial" w:eastAsia="Arial" w:hAnsi="Arial"/>
@@ -15387,7 +15387,7 @@
             <w:pPr>
               <w:spacing w:after="20" w:before="0"/>
             </w:pPr>
-            <w:hyperlink w:history="1" r:id="rIdkuv66bi2fgyxsiuc2u06u">
+            <w:hyperlink w:history="1" r:id="rIdb21x-6hpvr2rtsqjksj_o">
               <w:r>
                 <w:rPr>
                   <w:rFonts w:ascii="Arial" w:cs="Arial" w:eastAsia="Arial" w:hAnsi="Arial"/>
@@ -15436,7 +15436,7 @@
               <w:spacing w:after="10" w:before="0"/>
               <w:ind w:left="120"/>
             </w:pPr>
-            <w:hyperlink w:history="1" r:id="rIdncolxohiea8nz6hdydo8a">
+            <w:hyperlink w:history="1" r:id="rId7xxds6mb-8bbjxosi3amj">
               <w:r>
                 <w:rPr>
                   <w:rFonts w:ascii="Arial" w:cs="Arial" w:eastAsia="Arial" w:hAnsi="Arial"/>
@@ -15481,7 +15481,7 @@
             <w:pPr>
               <w:spacing w:after="20" w:before="0"/>
             </w:pPr>
-            <w:hyperlink w:history="1" r:id="rIdiftpkowhykascecmalodq">
+            <w:hyperlink w:history="1" r:id="rId1qbr5dp_t8ef3faofyf3u">
               <w:r>
                 <w:rPr>
                   <w:rFonts w:ascii="Arial" w:cs="Arial" w:eastAsia="Arial" w:hAnsi="Arial"/>
@@ -15530,7 +15530,7 @@
               <w:spacing w:after="10" w:before="0"/>
               <w:ind w:left="120"/>
             </w:pPr>
-            <w:hyperlink w:history="1" r:id="rIdgg3mgyihf5omrdbi8v0rp">
+            <w:hyperlink w:history="1" r:id="rIdww3tdvpig2tk7h8b5gpal">
               <w:r>
                 <w:rPr>
                   <w:rFonts w:ascii="Arial" w:cs="Arial" w:eastAsia="Arial" w:hAnsi="Arial"/>
@@ -15730,7 +15730,7 @@
             <w:pPr>
               <w:spacing w:after="20" w:before="0"/>
             </w:pPr>
-            <w:hyperlink w:history="1" r:id="rId3ki74iwsokqdp3los4yac">
+            <w:hyperlink w:history="1" r:id="rIdssaxpw7akw8zlagau4pvc">
               <w:r>
                 <w:rPr>
                   <w:rFonts w:ascii="Arial" w:cs="Arial" w:eastAsia="Arial" w:hAnsi="Arial"/>
@@ -15779,7 +15779,7 @@
               <w:spacing w:after="10" w:before="0"/>
               <w:ind w:left="120"/>
             </w:pPr>
-            <w:hyperlink w:history="1" r:id="rIdpdiqezs7i0u-wqe3k5lfm">
+            <w:hyperlink w:history="1" r:id="rId4vl7yimphgd9sivnd9fou">
               <w:r>
                 <w:rPr>
                   <w:rFonts w:ascii="Arial" w:cs="Arial" w:eastAsia="Arial" w:hAnsi="Arial"/>
@@ -15824,7 +15824,7 @@
             <w:pPr>
               <w:spacing w:after="20" w:before="0"/>
             </w:pPr>
-            <w:hyperlink w:history="1" r:id="rIdto0dv0gl_ukogbdf-_8l6">
+            <w:hyperlink w:history="1" r:id="rId3e25c2uxsovderfbsar0t">
               <w:r>
                 <w:rPr>
                   <w:rFonts w:ascii="Arial" w:cs="Arial" w:eastAsia="Arial" w:hAnsi="Arial"/>
@@ -15873,7 +15873,7 @@
               <w:spacing w:after="10" w:before="0"/>
               <w:ind w:left="120"/>
             </w:pPr>
-            <w:hyperlink w:history="1" r:id="rIdhmtpyuvojvhonkpwpewub">
+            <w:hyperlink w:history="1" r:id="rIdepc-vx8p0f-9rslr2zn2m">
               <w:r>
                 <w:rPr>
                   <w:rFonts w:ascii="Arial" w:cs="Arial" w:eastAsia="Arial" w:hAnsi="Arial"/>
@@ -16073,7 +16073,7 @@
             <w:pPr>
               <w:spacing w:after="20" w:before="0"/>
             </w:pPr>
-            <w:hyperlink w:history="1" r:id="rIdevnbt5c02tgomg6fpdkqy">
+            <w:hyperlink w:history="1" r:id="rIdjmepqu8fdknybo8nerwo2">
               <w:r>
                 <w:rPr>
                   <w:rFonts w:ascii="Arial" w:cs="Arial" w:eastAsia="Arial" w:hAnsi="Arial"/>
@@ -16122,7 +16122,7 @@
               <w:spacing w:after="10" w:before="0"/>
               <w:ind w:left="120"/>
             </w:pPr>
-            <w:hyperlink w:history="1" r:id="rId1iluhmdlju5nk5haoqrzy">
+            <w:hyperlink w:history="1" r:id="rIdyhaa9r5hjoolffmyw5gef">
               <w:r>
                 <w:rPr>
                   <w:rFonts w:ascii="Arial" w:cs="Arial" w:eastAsia="Arial" w:hAnsi="Arial"/>
@@ -16167,7 +16167,7 @@
             <w:pPr>
               <w:spacing w:after="20" w:before="0"/>
             </w:pPr>
-            <w:hyperlink w:history="1" r:id="rIdykkehblraogaybgsf74sv">
+            <w:hyperlink w:history="1" r:id="rIdpd56bwkl8memxhqospjoe">
               <w:r>
                 <w:rPr>
                   <w:rFonts w:ascii="Arial" w:cs="Arial" w:eastAsia="Arial" w:hAnsi="Arial"/>
@@ -16216,7 +16216,7 @@
               <w:spacing w:after="10" w:before="0"/>
               <w:ind w:left="120"/>
             </w:pPr>
-            <w:hyperlink w:history="1" r:id="rIdjobn2dkm6lw9m3pxomd-g">
+            <w:hyperlink w:history="1" r:id="rIdeiz2egx09_c7sbxbfnlfs">
               <w:r>
                 <w:rPr>
                   <w:rFonts w:ascii="Arial" w:cs="Arial" w:eastAsia="Arial" w:hAnsi="Arial"/>
@@ -16416,7 +16416,7 @@
             <w:pPr>
               <w:spacing w:after="20" w:before="0"/>
             </w:pPr>
-            <w:hyperlink w:history="1" r:id="rIdqdrntjhaxmrzwscfxaxtd">
+            <w:hyperlink w:history="1" r:id="rIdp1yxz4zh_stiwsr1zecoq">
               <w:r>
                 <w:rPr>
                   <w:rFonts w:ascii="Arial" w:cs="Arial" w:eastAsia="Arial" w:hAnsi="Arial"/>
@@ -16465,7 +16465,7 @@
               <w:spacing w:after="10" w:before="0"/>
               <w:ind w:left="120"/>
             </w:pPr>
-            <w:hyperlink w:history="1" r:id="rIdgmder98srsfz33lxzyz92">
+            <w:hyperlink w:history="1" r:id="rIdwlkmaw6fblofiwshczpnv">
               <w:r>
                 <w:rPr>
                   <w:rFonts w:ascii="Arial" w:cs="Arial" w:eastAsia="Arial" w:hAnsi="Arial"/>
@@ -16510,7 +16510,7 @@
             <w:pPr>
               <w:spacing w:after="20" w:before="0"/>
             </w:pPr>
-            <w:hyperlink w:history="1" r:id="rIdocuvuxd0ooniupsbf0ev0">
+            <w:hyperlink w:history="1" r:id="rIdt4x46l38ouk7dqiwl_rvi">
               <w:r>
                 <w:rPr>
                   <w:rFonts w:ascii="Arial" w:cs="Arial" w:eastAsia="Arial" w:hAnsi="Arial"/>
@@ -16559,7 +16559,7 @@
               <w:spacing w:after="10" w:before="0"/>
               <w:ind w:left="120"/>
             </w:pPr>
-            <w:hyperlink w:history="1" r:id="rIdnpvswdeny8zi4rbiy_deq">
+            <w:hyperlink w:history="1" r:id="rIdoab1bt8flop84tnebtzhr">
               <w:r>
                 <w:rPr>
                   <w:rFonts w:ascii="Arial" w:cs="Arial" w:eastAsia="Arial" w:hAnsi="Arial"/>
@@ -17084,7 +17084,7 @@
         </w:rPr>
         <w:t xml:space="preserve">© 2026 SeaVuria and ARES. Aligned with KICD objectives. Developed by SeaVuria; technical implementation by ARES (with AI assistance from Claude). Licensed under </w:t>
       </w:r>
-      <w:hyperlink w:history="1" r:id="rIdnd25izfz_wixizd54oqbc">
+      <w:hyperlink w:history="1" r:id="rIdtj45x_7nnbasxsi8s35sp">
         <w:r>
           <w:rPr>
             <w:rFonts w:ascii="Arial" w:cs="Arial" w:eastAsia="Arial" w:hAnsi="Arial"/>
@@ -17105,7 +17105,7 @@
         </w:rPr>
         <w:t xml:space="preserve"> (</w:t>
       </w:r>
-      <w:hyperlink w:history="1" r:id="rId7ktgciitysj5t7y63niiv">
+      <w:hyperlink w:history="1" r:id="rIdmww5dme8tkfcvzcr_1hoh">
         <w:r>
           <w:rPr>
             <w:rFonts w:ascii="Arial" w:cs="Arial" w:eastAsia="Arial" w:hAnsi="Arial"/>
@@ -18145,7 +18145,7 @@
             <w:pPr>
               <w:spacing w:after="20" w:before="0"/>
             </w:pPr>
-            <w:hyperlink w:history="1" r:id="rIdzpdgl_oxauvnkxksl2sko">
+            <w:hyperlink w:history="1" r:id="rIddm_sadodf0hwjmpl4pwuh">
               <w:r>
                 <w:rPr>
                   <w:rFonts w:ascii="Arial" w:cs="Arial" w:eastAsia="Arial" w:hAnsi="Arial"/>
@@ -18194,7 +18194,7 @@
               <w:spacing w:after="10" w:before="0"/>
               <w:ind w:left="120"/>
             </w:pPr>
-            <w:hyperlink w:history="1" r:id="rId-ryhfubgpkuhhgasx1cul">
+            <w:hyperlink w:history="1" r:id="rIdnna-nsyui6d4goe53eefj">
               <w:r>
                 <w:rPr>
                   <w:rFonts w:ascii="Arial" w:cs="Arial" w:eastAsia="Arial" w:hAnsi="Arial"/>
@@ -18239,7 +18239,7 @@
             <w:pPr>
               <w:spacing w:after="20" w:before="0"/>
             </w:pPr>
-            <w:hyperlink w:history="1" r:id="rId5jxapl-b152uqbt5lu5rc">
+            <w:hyperlink w:history="1" r:id="rIdf2xhjtlotmzmwaf-illlx">
               <w:r>
                 <w:rPr>
                   <w:rFonts w:ascii="Arial" w:cs="Arial" w:eastAsia="Arial" w:hAnsi="Arial"/>
@@ -18272,7 +18272,7 @@
               <w:spacing w:after="10" w:before="0"/>
               <w:ind w:left="120"/>
             </w:pPr>
-            <w:hyperlink w:history="1" r:id="rId7m7ddxl5oyv3mbdnvxkgs">
+            <w:hyperlink w:history="1" r:id="rId6dc6xjodrzl47mihzslml">
               <w:r>
                 <w:rPr>
                   <w:rFonts w:ascii="Arial" w:cs="Arial" w:eastAsia="Arial" w:hAnsi="Arial"/>
@@ -18472,7 +18472,7 @@
             <w:pPr>
               <w:spacing w:after="20" w:before="0"/>
             </w:pPr>
-            <w:hyperlink w:history="1" r:id="rIdy3d7a2vcgs3v2inadowbx">
+            <w:hyperlink w:history="1" r:id="rIdtuirn0zfnmr40hzhfowst">
               <w:r>
                 <w:rPr>
                   <w:rFonts w:ascii="Arial" w:cs="Arial" w:eastAsia="Arial" w:hAnsi="Arial"/>
@@ -18521,7 +18521,7 @@
               <w:spacing w:after="10" w:before="0"/>
               <w:ind w:left="120"/>
             </w:pPr>
-            <w:hyperlink w:history="1" r:id="rIdfgznxhygk3xdcvto2t8ex">
+            <w:hyperlink w:history="1" r:id="rIdv5p_qsymadqdm_nu4wt0l">
               <w:r>
                 <w:rPr>
                   <w:rFonts w:ascii="Arial" w:cs="Arial" w:eastAsia="Arial" w:hAnsi="Arial"/>
@@ -18566,7 +18566,7 @@
             <w:pPr>
               <w:spacing w:after="20" w:before="0"/>
             </w:pPr>
-            <w:hyperlink w:history="1" r:id="rId70yawl6xvncuulpsp8xsb">
+            <w:hyperlink w:history="1" r:id="rIdrpfuf0bc2bnohtutd660-">
               <w:r>
                 <w:rPr>
                   <w:rFonts w:ascii="Arial" w:cs="Arial" w:eastAsia="Arial" w:hAnsi="Arial"/>
@@ -18599,7 +18599,7 @@
               <w:spacing w:after="10" w:before="0"/>
               <w:ind w:left="120"/>
             </w:pPr>
-            <w:hyperlink w:history="1" r:id="rIdk2uzxy7smkoyplwox2yvd">
+            <w:hyperlink w:history="1" r:id="rId7_dcohlenusrxdblwddph">
               <w:r>
                 <w:rPr>
                   <w:rFonts w:ascii="Arial" w:cs="Arial" w:eastAsia="Arial" w:hAnsi="Arial"/>
@@ -18799,7 +18799,7 @@
             <w:pPr>
               <w:spacing w:after="20" w:before="0"/>
             </w:pPr>
-            <w:hyperlink w:history="1" r:id="rId8qlj-v4mvc6m9vp4ycouq">
+            <w:hyperlink w:history="1" r:id="rIdyqis6xygvuwbqsnf3qxl3">
               <w:r>
                 <w:rPr>
                   <w:rFonts w:ascii="Arial" w:cs="Arial" w:eastAsia="Arial" w:hAnsi="Arial"/>
@@ -18848,7 +18848,7 @@
               <w:spacing w:after="10" w:before="0"/>
               <w:ind w:left="120"/>
             </w:pPr>
-            <w:hyperlink w:history="1" r:id="rIdjhcaomucxpl9uawy5fhln">
+            <w:hyperlink w:history="1" r:id="rIdavcokgiuj2hwikbfnqpup">
               <w:r>
                 <w:rPr>
                   <w:rFonts w:ascii="Arial" w:cs="Arial" w:eastAsia="Arial" w:hAnsi="Arial"/>
@@ -18893,7 +18893,7 @@
             <w:pPr>
               <w:spacing w:after="20" w:before="0"/>
             </w:pPr>
-            <w:hyperlink w:history="1" r:id="rIds-1bxbhdbap_bmzesdm45">
+            <w:hyperlink w:history="1" r:id="rIdx_qc9v0fp9zkv6bl-kxih">
               <w:r>
                 <w:rPr>
                   <w:rFonts w:ascii="Arial" w:cs="Arial" w:eastAsia="Arial" w:hAnsi="Arial"/>
@@ -18926,7 +18926,7 @@
               <w:spacing w:after="10" w:before="0"/>
               <w:ind w:left="120"/>
             </w:pPr>
-            <w:hyperlink w:history="1" r:id="rIdbwmcvamf6dtxzigoodnq4">
+            <w:hyperlink w:history="1" r:id="rIdg5kvx1idmc2dj1ojwnrrc">
               <w:r>
                 <w:rPr>
                   <w:rFonts w:ascii="Arial" w:cs="Arial" w:eastAsia="Arial" w:hAnsi="Arial"/>
@@ -19126,7 +19126,7 @@
             <w:pPr>
               <w:spacing w:after="20" w:before="0"/>
             </w:pPr>
-            <w:hyperlink w:history="1" r:id="rIdg0p-tyagxr2hwotgcgjla">
+            <w:hyperlink w:history="1" r:id="rIdv7k-fdr7jcxb3ymul0s89">
               <w:r>
                 <w:rPr>
                   <w:rFonts w:ascii="Arial" w:cs="Arial" w:eastAsia="Arial" w:hAnsi="Arial"/>
@@ -19175,7 +19175,7 @@
               <w:spacing w:after="10" w:before="0"/>
               <w:ind w:left="120"/>
             </w:pPr>
-            <w:hyperlink w:history="1" r:id="rIdqiq28krf0si0ubkou8qos">
+            <w:hyperlink w:history="1" r:id="rIdpdwmocyvhs0elkpouwrt0">
               <w:r>
                 <w:rPr>
                   <w:rFonts w:ascii="Arial" w:cs="Arial" w:eastAsia="Arial" w:hAnsi="Arial"/>
@@ -19220,7 +19220,7 @@
             <w:pPr>
               <w:spacing w:after="20" w:before="0"/>
             </w:pPr>
-            <w:hyperlink w:history="1" r:id="rIduuq1fqgt3lo0lmnxctiih">
+            <w:hyperlink w:history="1" r:id="rId-s9nag5mjzv-9vdgdaw1q">
               <w:r>
                 <w:rPr>
                   <w:rFonts w:ascii="Arial" w:cs="Arial" w:eastAsia="Arial" w:hAnsi="Arial"/>
@@ -19253,7 +19253,7 @@
               <w:spacing w:after="10" w:before="0"/>
               <w:ind w:left="120"/>
             </w:pPr>
-            <w:hyperlink w:history="1" r:id="rIdudqfq96-i8silqsd7f8rb">
+            <w:hyperlink w:history="1" r:id="rIdwqsdfd3dqzn0qmnfdegok">
               <w:r>
                 <w:rPr>
                   <w:rFonts w:ascii="Arial" w:cs="Arial" w:eastAsia="Arial" w:hAnsi="Arial"/>
@@ -19453,7 +19453,7 @@
             <w:pPr>
               <w:spacing w:after="20" w:before="0"/>
             </w:pPr>
-            <w:hyperlink w:history="1" r:id="rIdqagbkehuromcnm8ypt1gi">
+            <w:hyperlink w:history="1" r:id="rIdvr4fa8blfy3x_3eo01hn7">
               <w:r>
                 <w:rPr>
                   <w:rFonts w:ascii="Arial" w:cs="Arial" w:eastAsia="Arial" w:hAnsi="Arial"/>
@@ -19502,7 +19502,7 @@
               <w:spacing w:after="10" w:before="0"/>
               <w:ind w:left="120"/>
             </w:pPr>
-            <w:hyperlink w:history="1" r:id="rIdo6uvv-l9ljxobyirsqzqz">
+            <w:hyperlink w:history="1" r:id="rIdvrnkbbsxx-brtmxlzlhkz">
               <w:r>
                 <w:rPr>
                   <w:rFonts w:ascii="Arial" w:cs="Arial" w:eastAsia="Arial" w:hAnsi="Arial"/>
@@ -19547,7 +19547,7 @@
             <w:pPr>
               <w:spacing w:after="20" w:before="0"/>
             </w:pPr>
-            <w:hyperlink w:history="1" r:id="rIdr2wqjkuiz8zzfh0jpgdpz">
+            <w:hyperlink w:history="1" r:id="rIda3f-amd-vhwmkffwo8jvc">
               <w:r>
                 <w:rPr>
                   <w:rFonts w:ascii="Arial" w:cs="Arial" w:eastAsia="Arial" w:hAnsi="Arial"/>
@@ -19580,7 +19580,7 @@
               <w:spacing w:after="10" w:before="0"/>
               <w:ind w:left="120"/>
             </w:pPr>
-            <w:hyperlink w:history="1" r:id="rIdudnwgyhdqvpv8v5zeixtc">
+            <w:hyperlink w:history="1" r:id="rId0pglzql0_qczvw1hek6iq">
               <w:r>
                 <w:rPr>
                   <w:rFonts w:ascii="Arial" w:cs="Arial" w:eastAsia="Arial" w:hAnsi="Arial"/>
@@ -20105,7 +20105,7 @@
         </w:rPr>
         <w:t xml:space="preserve">© 2026 SeaVuria and ARES. Aligned with KICD objectives. Developed by SeaVuria; technical implementation by ARES (with AI assistance from Claude). Licensed under </w:t>
       </w:r>
-      <w:hyperlink w:history="1" r:id="rIdhhigi4nwazuwsfidnr4vk">
+      <w:hyperlink w:history="1" r:id="rId5rpvdmjgp-_2o2__2ui6t">
         <w:r>
           <w:rPr>
             <w:rFonts w:ascii="Arial" w:cs="Arial" w:eastAsia="Arial" w:hAnsi="Arial"/>
@@ -20126,7 +20126,7 @@
         </w:rPr>
         <w:t xml:space="preserve"> (</w:t>
       </w:r>
-      <w:hyperlink w:history="1" r:id="rIdoveemo22ykvvpzaqbrto7">
+      <w:hyperlink w:history="1" r:id="rIdph1m1wiz30vbrogz_umzq">
         <w:r>
           <w:rPr>
             <w:rFonts w:ascii="Arial" w:cs="Arial" w:eastAsia="Arial" w:hAnsi="Arial"/>
@@ -21166,7 +21166,7 @@
             <w:pPr>
               <w:spacing w:after="20" w:before="0"/>
             </w:pPr>
-            <w:hyperlink w:history="1" r:id="rId_5jlecopkylrbnws3w7tm">
+            <w:hyperlink w:history="1" r:id="rIdvq7twsjqehdnxx5ieoleq">
               <w:r>
                 <w:rPr>
                   <w:rFonts w:ascii="Arial" w:cs="Arial" w:eastAsia="Arial" w:hAnsi="Arial"/>
@@ -21199,7 +21199,7 @@
               <w:spacing w:after="10" w:before="0"/>
               <w:ind w:left="120"/>
             </w:pPr>
-            <w:hyperlink w:history="1" r:id="rIdexlsd9bl5ozi-h99tdhr3">
+            <w:hyperlink w:history="1" r:id="rIdbvc5cjeadb6evhba35nae">
               <w:r>
                 <w:rPr>
                   <w:rFonts w:ascii="Arial" w:cs="Arial" w:eastAsia="Arial" w:hAnsi="Arial"/>
@@ -21244,7 +21244,7 @@
             <w:pPr>
               <w:spacing w:after="20" w:before="0"/>
             </w:pPr>
-            <w:hyperlink w:history="1" r:id="rIdsz5ng6tk23g0wk0koam6a">
+            <w:hyperlink w:history="1" r:id="rId8gejsfoblwceth6ncoiec">
               <w:r>
                 <w:rPr>
                   <w:rFonts w:ascii="Arial" w:cs="Arial" w:eastAsia="Arial" w:hAnsi="Arial"/>
@@ -21277,7 +21277,7 @@
               <w:spacing w:after="10" w:before="0"/>
               <w:ind w:left="120"/>
             </w:pPr>
-            <w:hyperlink w:history="1" r:id="rIdqbrdlfv2wjipo2dgsdnwa">
+            <w:hyperlink w:history="1" r:id="rIdjwi9yskhvwlocgjasqvn4">
               <w:r>
                 <w:rPr>
                   <w:rFonts w:ascii="Arial" w:cs="Arial" w:eastAsia="Arial" w:hAnsi="Arial"/>
@@ -21477,7 +21477,7 @@
             <w:pPr>
               <w:spacing w:after="20" w:before="0"/>
             </w:pPr>
-            <w:hyperlink w:history="1" r:id="rIdgxxoiuzddnsmdz0yshtcj">
+            <w:hyperlink w:history="1" r:id="rIdoi5cmjlgrtmjdyqodrytp">
               <w:r>
                 <w:rPr>
                   <w:rFonts w:ascii="Arial" w:cs="Arial" w:eastAsia="Arial" w:hAnsi="Arial"/>
@@ -21510,7 +21510,7 @@
               <w:spacing w:after="10" w:before="0"/>
               <w:ind w:left="120"/>
             </w:pPr>
-            <w:hyperlink w:history="1" r:id="rIdsforgz0hvszevsysfle_5">
+            <w:hyperlink w:history="1" r:id="rIdnxbyjrkpzatj1y8ihvypy">
               <w:r>
                 <w:rPr>
                   <w:rFonts w:ascii="Arial" w:cs="Arial" w:eastAsia="Arial" w:hAnsi="Arial"/>
@@ -21555,7 +21555,7 @@
             <w:pPr>
               <w:spacing w:after="20" w:before="0"/>
             </w:pPr>
-            <w:hyperlink w:history="1" r:id="rIdagjeiefipooqyakthcy7m">
+            <w:hyperlink w:history="1" r:id="rIdcpkimmxi8mvyyr9ac1k8y">
               <w:r>
                 <w:rPr>
                   <w:rFonts w:ascii="Arial" w:cs="Arial" w:eastAsia="Arial" w:hAnsi="Arial"/>
@@ -21588,7 +21588,7 @@
               <w:spacing w:after="10" w:before="0"/>
               <w:ind w:left="120"/>
             </w:pPr>
-            <w:hyperlink w:history="1" r:id="rIdedsgyluupmz6ss9zcropj">
+            <w:hyperlink w:history="1" r:id="rIdaooubk4oolxkyxdldlq_n">
               <w:r>
                 <w:rPr>
                   <w:rFonts w:ascii="Arial" w:cs="Arial" w:eastAsia="Arial" w:hAnsi="Arial"/>
@@ -21788,7 +21788,7 @@
             <w:pPr>
               <w:spacing w:after="20" w:before="0"/>
             </w:pPr>
-            <w:hyperlink w:history="1" r:id="rId4cl7wnbxzirufptxx2y-v">
+            <w:hyperlink w:history="1" r:id="rIdqto_s2wnbrsrv7rfaxwgf">
               <w:r>
                 <w:rPr>
                   <w:rFonts w:ascii="Arial" w:cs="Arial" w:eastAsia="Arial" w:hAnsi="Arial"/>
@@ -21837,7 +21837,7 @@
               <w:spacing w:after="10" w:before="0"/>
               <w:ind w:left="120"/>
             </w:pPr>
-            <w:hyperlink w:history="1" r:id="rId1hm2ps0grczowpyd0bvl8">
+            <w:hyperlink w:history="1" r:id="rIdbira6d3xcmcwymdhue12a">
               <w:r>
                 <w:rPr>
                   <w:rFonts w:ascii="Arial" w:cs="Arial" w:eastAsia="Arial" w:hAnsi="Arial"/>
@@ -21882,7 +21882,7 @@
             <w:pPr>
               <w:spacing w:after="20" w:before="0"/>
             </w:pPr>
-            <w:hyperlink w:history="1" r:id="rIdorqdm002voyebjm3_p_x8">
+            <w:hyperlink w:history="1" r:id="rIdpaqbqzg__yu4_wpmqqdxl">
               <w:r>
                 <w:rPr>
                   <w:rFonts w:ascii="Arial" w:cs="Arial" w:eastAsia="Arial" w:hAnsi="Arial"/>
@@ -21915,7 +21915,7 @@
               <w:spacing w:after="10" w:before="0"/>
               <w:ind w:left="120"/>
             </w:pPr>
-            <w:hyperlink w:history="1" r:id="rIdpzghlgjrdgk39ufc-ubln">
+            <w:hyperlink w:history="1" r:id="rIdakqk7bef5zeim9v0whxw2">
               <w:r>
                 <w:rPr>
                   <w:rFonts w:ascii="Arial" w:cs="Arial" w:eastAsia="Arial" w:hAnsi="Arial"/>
@@ -22115,7 +22115,7 @@
             <w:pPr>
               <w:spacing w:after="20" w:before="0"/>
             </w:pPr>
-            <w:hyperlink w:history="1" r:id="rIdjwgijzq0vujxdcv-gkq-1">
+            <w:hyperlink w:history="1" r:id="rIdn-a-i8-iprdz8eil2zrmo">
               <w:r>
                 <w:rPr>
                   <w:rFonts w:ascii="Arial" w:cs="Arial" w:eastAsia="Arial" w:hAnsi="Arial"/>
@@ -22164,7 +22164,7 @@
               <w:spacing w:after="10" w:before="0"/>
               <w:ind w:left="120"/>
             </w:pPr>
-            <w:hyperlink w:history="1" r:id="rIdlwsyjkfwk0lzkpsh4yjgl">
+            <w:hyperlink w:history="1" r:id="rIddylc28ufyb13ejlwpklmi">
               <w:r>
                 <w:rPr>
                   <w:rFonts w:ascii="Arial" w:cs="Arial" w:eastAsia="Arial" w:hAnsi="Arial"/>
@@ -22209,7 +22209,7 @@
             <w:pPr>
               <w:spacing w:after="20" w:before="0"/>
             </w:pPr>
-            <w:hyperlink w:history="1" r:id="rIdlmccg-pbbasvuni38dusr">
+            <w:hyperlink w:history="1" r:id="rId9vmkz9jcrjmldobu1aeuw">
               <w:r>
                 <w:rPr>
                   <w:rFonts w:ascii="Arial" w:cs="Arial" w:eastAsia="Arial" w:hAnsi="Arial"/>
@@ -22242,7 +22242,7 @@
               <w:spacing w:after="10" w:before="0"/>
               <w:ind w:left="120"/>
             </w:pPr>
-            <w:hyperlink w:history="1" r:id="rId8wtsc147n6m4kngj-ik72">
+            <w:hyperlink w:history="1" r:id="rIdwzmpntedk5bbvv8verlyg">
               <w:r>
                 <w:rPr>
                   <w:rFonts w:ascii="Arial" w:cs="Arial" w:eastAsia="Arial" w:hAnsi="Arial"/>
@@ -22442,7 +22442,7 @@
             <w:pPr>
               <w:spacing w:after="20" w:before="0"/>
             </w:pPr>
-            <w:hyperlink w:history="1" r:id="rIdab9uihhiraatxfdfov7g-">
+            <w:hyperlink w:history="1" r:id="rIdkdttagig-c5hxit4d84tu">
               <w:r>
                 <w:rPr>
                   <w:rFonts w:ascii="Arial" w:cs="Arial" w:eastAsia="Arial" w:hAnsi="Arial"/>
@@ -22475,7 +22475,7 @@
               <w:spacing w:after="10" w:before="0"/>
               <w:ind w:left="120"/>
             </w:pPr>
-            <w:hyperlink w:history="1" r:id="rIdcjjje9tadki767nglhumd">
+            <w:hyperlink w:history="1" r:id="rIdrxbvoas3avztbcu6ksofu">
               <w:r>
                 <w:rPr>
                   <w:rFonts w:ascii="Arial" w:cs="Arial" w:eastAsia="Arial" w:hAnsi="Arial"/>
@@ -22520,7 +22520,7 @@
             <w:pPr>
               <w:spacing w:after="20" w:before="0"/>
             </w:pPr>
-            <w:hyperlink w:history="1" r:id="rIdhq7wt31h2xs6qzev2emvu">
+            <w:hyperlink w:history="1" r:id="rId-6ffbuhmjrgynzijjp0y5">
               <w:r>
                 <w:rPr>
                   <w:rFonts w:ascii="Arial" w:cs="Arial" w:eastAsia="Arial" w:hAnsi="Arial"/>
@@ -22553,7 +22553,7 @@
               <w:spacing w:after="10" w:before="0"/>
               <w:ind w:left="120"/>
             </w:pPr>
-            <w:hyperlink w:history="1" r:id="rIdywivyollohyo3etyforkd">
+            <w:hyperlink w:history="1" r:id="rIdrsgk2siky8uv-zr0frnev">
               <w:r>
                 <w:rPr>
                   <w:rFonts w:ascii="Arial" w:cs="Arial" w:eastAsia="Arial" w:hAnsi="Arial"/>
@@ -23078,7 +23078,7 @@
         </w:rPr>
         <w:t xml:space="preserve">© 2026 SeaVuria and ARES. Aligned with KICD objectives. Developed by SeaVuria; technical implementation by ARES (with AI assistance from Claude). Licensed under </w:t>
       </w:r>
-      <w:hyperlink w:history="1" r:id="rIdmefbdryukaj947ocn8dkd">
+      <w:hyperlink w:history="1" r:id="rIduosgsofjam9ley-dplada">
         <w:r>
           <w:rPr>
             <w:rFonts w:ascii="Arial" w:cs="Arial" w:eastAsia="Arial" w:hAnsi="Arial"/>
@@ -23099,7 +23099,7 @@
         </w:rPr>
         <w:t xml:space="preserve"> (</w:t>
       </w:r>
-      <w:hyperlink w:history="1" r:id="rIdcnyt3vnvmmxj79p3khuyt">
+      <w:hyperlink w:history="1" r:id="rIdjd9mfwtdlg6ws_ffgqwcv">
         <w:r>
           <w:rPr>
             <w:rFonts w:ascii="Arial" w:cs="Arial" w:eastAsia="Arial" w:hAnsi="Arial"/>
